--- a/Java/experience_v2.docx
+++ b/Java/experience_v2.docx
@@ -243,82 +243,84 @@
           <w:bCs/>
           <w:u w:val="single"/>
         </w:rPr>
-        <w:t xml:space="preserve">Where did we use CQRS model in this architecture context ? </w:t>
-      </w:r>
-    </w:p>
-    <w:p>
-      <w:r>
-        <w:t xml:space="preserve">CQRS is implemented by separating the </w:t>
-      </w:r>
+        <w:t xml:space="preserve">Where did we use CQRS model in this architecture </w:t>
+      </w:r>
+      <w:proofErr w:type="gramStart"/>
       <w:r>
         <w:rPr>
           <w:b/>
           <w:bCs/>
-        </w:rPr>
-        <w:t>Crew Scheduling Service (Command Model)</w:t>
-      </w:r>
-      <w:r>
-        <w:t xml:space="preserve"> from the </w:t>
-      </w:r>
+          <w:u w:val="single"/>
+        </w:rPr>
+        <w:t>context ?</w:t>
+      </w:r>
+      <w:proofErr w:type="gramEnd"/>
       <w:r>
         <w:rPr>
           <w:b/>
           <w:bCs/>
-        </w:rPr>
-        <w:t>Crew Query Service (Read Model)</w:t>
-      </w:r>
-      <w:r>
-        <w:t xml:space="preserve">. </w:t>
-      </w:r>
-    </w:p>
-    <w:p/>
-    <w:p>
-      <w:r>
-        <w:t>The Scheduling Service manages normalized entities such as Assignments, Trips, Flight Legs, and Duty Periods in PostgreSQL</w:t>
-      </w:r>
-      <w:r>
-        <w:t>.</w:t>
-      </w:r>
-    </w:p>
-    <w:p/>
-    <w:p>
-      <w:r>
-        <w:t>W</w:t>
-      </w:r>
-      <w:r>
-        <w:t>hile the Query Service reads denormalized Redis projections</w:t>
-      </w:r>
-      <w:r>
-        <w:t xml:space="preserve"> ()</w:t>
-      </w:r>
-      <w:r>
+          <w:u w:val="single"/>
+        </w:rPr>
         <w:t xml:space="preserve"> </w:t>
       </w:r>
-      <w:r>
-        <w:t xml:space="preserve">from </w:t>
+    </w:p>
+    <w:p>
+      <w:r>
+        <w:t xml:space="preserve">CQRS is implemented by separating the </w:t>
       </w:r>
       <w:r>
         <w:rPr>
           <w:b/>
           <w:bCs/>
         </w:rPr>
-        <w:t xml:space="preserve">Projector (or </w:t>
-      </w:r>
-      <w:proofErr w:type="spellStart"/>
+        <w:t>Crew Scheduling Service (Command Model)</w:t>
+      </w:r>
+      <w:r>
+        <w:t xml:space="preserve"> from the </w:t>
+      </w:r>
       <w:r>
         <w:rPr>
           <w:b/>
           <w:bCs/>
         </w:rPr>
-        <w:t>Updator</w:t>
-      </w:r>
-      <w:proofErr w:type="spellEnd"/>
+        <w:t>Crew Query Service (Read Model)</w:t>
+      </w:r>
+      <w:r>
+        <w:t xml:space="preserve">. </w:t>
+      </w:r>
+    </w:p>
+    <w:p/>
+    <w:p>
+      <w:r>
+        <w:t>The Scheduling Service manages normalized entities such as Assignments, Trips, Flight Legs, and Duty Periods in PostgreSQL</w:t>
+      </w:r>
+      <w:r>
+        <w:t>.</w:t>
+      </w:r>
+    </w:p>
+    <w:p/>
+    <w:p>
+      <w:r>
+        <w:t>W</w:t>
+      </w:r>
+      <w:r>
+        <w:t>hile the Query Service reads denormalized Redis projections</w:t>
+      </w:r>
+      <w:r>
+        <w:t xml:space="preserve"> ()</w:t>
+      </w:r>
+      <w:r>
+        <w:t xml:space="preserve"> </w:t>
+      </w:r>
+      <w:r>
+        <w:t xml:space="preserve">from </w:t>
+      </w:r>
       <w:r>
         <w:rPr>
           <w:b/>
           <w:bCs/>
         </w:rPr>
-        <w:t>) Lambda</w:t>
+        <w:t>Projector (or Updator) Lambda</w:t>
       </w:r>
       <w:r>
         <w:rPr>
@@ -360,15 +362,7 @@
         <w:t>also persisted</w:t>
       </w:r>
       <w:r>
-        <w:t xml:space="preserve"> and can later be published to Kafka via </w:t>
-      </w:r>
-      <w:proofErr w:type="spellStart"/>
-      <w:r>
-        <w:t>Debezium</w:t>
-      </w:r>
-      <w:proofErr w:type="spellEnd"/>
-      <w:r>
-        <w:t xml:space="preserve"> CDC, preventing lost or inconsistent events.</w:t>
+        <w:t xml:space="preserve"> and can later be published to Kafka via Debezium CDC, preventing lost or inconsistent events.</w:t>
       </w:r>
     </w:p>
     <w:p/>
@@ -381,335 +375,288 @@
           <w:b/>
           <w:bCs/>
         </w:rPr>
-        <w:t xml:space="preserve">Projector (or </w:t>
-      </w:r>
-      <w:proofErr w:type="spellStart"/>
+        <w:t>Projector (or Updator) Lambda</w:t>
+      </w:r>
+      <w:r>
+        <w:t xml:space="preserve"> </w:t>
+      </w:r>
+      <w:r>
+        <w:t>updates the Redis cache with the latest read-model data</w:t>
+      </w:r>
+      <w:r>
+        <w:t xml:space="preserve"> in case of schedule updates.</w:t>
+      </w:r>
+    </w:p>
+    <w:p/>
+    <w:p>
+      <w:r>
+        <w:t xml:space="preserve">What is PostgreSQL </w:t>
+      </w:r>
+      <w:proofErr w:type="gramStart"/>
+      <w:r>
+        <w:t>WAL</w:t>
+      </w:r>
+      <w:r>
+        <w:t xml:space="preserve"> </w:t>
+      </w:r>
+      <w:r>
+        <w:t>?</w:t>
+      </w:r>
+      <w:proofErr w:type="gramEnd"/>
+    </w:p>
+    <w:p>
+      <w:r>
+        <w:t>WAL = Write-Ahead Log</w:t>
+      </w:r>
+    </w:p>
+    <w:p>
+      <w:r>
+        <w:lastRenderedPageBreak/>
+        <w:t xml:space="preserve">Before PostgreSQL permanently updates a table, it first writes the change to a log called the WAL. This allows PostgreSQL to recover committed transactions after crashes </w:t>
+      </w:r>
+      <w:proofErr w:type="gramStart"/>
+      <w:r>
+        <w:t>and also</w:t>
+      </w:r>
+      <w:proofErr w:type="gramEnd"/>
+      <w:r>
+        <w:t xml:space="preserve"> enables replication and CDC</w:t>
+      </w:r>
+      <w:r>
+        <w:t xml:space="preserve"> (</w:t>
+      </w:r>
+      <w:r>
+        <w:t xml:space="preserve">Change Data </w:t>
+      </w:r>
+      <w:proofErr w:type="gramStart"/>
+      <w:r>
+        <w:t xml:space="preserve">Capture </w:t>
+      </w:r>
+      <w:r>
+        <w:t>)</w:t>
+      </w:r>
+      <w:proofErr w:type="gramEnd"/>
+      <w:r>
+        <w:t xml:space="preserve"> solutions such as Debezium</w:t>
+      </w:r>
+      <w:r>
+        <w:t>.</w:t>
+      </w:r>
+    </w:p>
+    <w:p/>
+    <w:p>
+      <w:r>
+        <w:t xml:space="preserve">How Does Debezium Connect to PostgreSQL </w:t>
+      </w:r>
+      <w:proofErr w:type="gramStart"/>
+      <w:r>
+        <w:t>WAL</w:t>
+      </w:r>
+      <w:r>
+        <w:t xml:space="preserve"> </w:t>
+      </w:r>
+      <w:r>
+        <w:t>?</w:t>
+      </w:r>
+      <w:proofErr w:type="gramEnd"/>
+    </w:p>
+    <w:p>
+      <w:r>
+        <w:t xml:space="preserve">Debezium acts as the </w:t>
+      </w:r>
       <w:r>
         <w:rPr>
           <w:b/>
           <w:bCs/>
         </w:rPr>
-        <w:t>Updator</w:t>
-      </w:r>
-      <w:proofErr w:type="spellEnd"/>
+        <w:t>Outbox Publisher</w:t>
+      </w:r>
+      <w:r>
+        <w:t>, eliminating the need to build and maintain a custom polling service.</w:t>
+      </w:r>
+    </w:p>
+    <w:p>
+      <w:r>
+        <w:t xml:space="preserve">Debezium does </w:t>
+      </w:r>
       <w:r>
         <w:rPr>
           <w:b/>
           <w:bCs/>
         </w:rPr>
-        <w:t>) Lambda</w:t>
+        <w:t>not</w:t>
       </w:r>
       <w:r>
         <w:t xml:space="preserve"> </w:t>
       </w:r>
       <w:r>
-        <w:t>updates the Redis cache with the latest read-model data</w:t>
-      </w:r>
-      <w:r>
-        <w:t xml:space="preserve"> in case of schedule updates.</w:t>
-      </w:r>
-    </w:p>
-    <w:p/>
-    <w:p>
-      <w:r>
-        <w:t>What is PostgreSQL WAL</w:t>
-      </w:r>
-      <w:r>
-        <w:t xml:space="preserve"> </w:t>
-      </w:r>
-      <w:r>
-        <w:t>?</w:t>
-      </w:r>
-    </w:p>
-    <w:p>
-      <w:r>
-        <w:t>WAL = Write-Ahead Log</w:t>
-      </w:r>
-    </w:p>
-    <w:p>
-      <w:r>
-        <w:lastRenderedPageBreak/>
-        <w:t>Before PostgreSQL permanently updates a table, it first writes the change to a log called the WAL. This allows PostgreSQL to recover committed transactions after crashes and also enables replication and CDC</w:t>
-      </w:r>
-      <w:r>
-        <w:t xml:space="preserve"> (</w:t>
-      </w:r>
-      <w:r>
-        <w:t xml:space="preserve">Change Data Capture </w:t>
-      </w:r>
-      <w:r>
-        <w:t>)</w:t>
-      </w:r>
-      <w:r>
-        <w:t xml:space="preserve"> solutions such as </w:t>
-      </w:r>
-      <w:proofErr w:type="spellStart"/>
-      <w:r>
-        <w:t>Debezium</w:t>
-      </w:r>
-      <w:proofErr w:type="spellEnd"/>
+        <w:t xml:space="preserve">poll / execute </w:t>
+      </w:r>
+      <w:r>
+        <w:rPr>
+          <w:i/>
+          <w:iCs/>
+        </w:rPr>
+        <w:t>SELECT * FROM outbox_events</w:t>
+      </w:r>
+    </w:p>
+    <w:p>
+      <w:r>
+        <w:t>repeatedly</w:t>
+      </w:r>
       <w:r>
         <w:t>.</w:t>
       </w:r>
     </w:p>
-    <w:p/>
-    <w:p>
-      <w:r>
-        <w:t xml:space="preserve">How Does </w:t>
-      </w:r>
-      <w:proofErr w:type="spellStart"/>
-      <w:r>
-        <w:t>Debezium</w:t>
-      </w:r>
-      <w:proofErr w:type="spellEnd"/>
-      <w:r>
-        <w:t xml:space="preserve"> Connect to PostgreSQL WAL</w:t>
-      </w:r>
-      <w:r>
-        <w:t xml:space="preserve"> </w:t>
-      </w:r>
-      <w:r>
-        <w:t>?</w:t>
-      </w:r>
-    </w:p>
-    <w:p>
-      <w:proofErr w:type="spellStart"/>
-      <w:r>
-        <w:t>Debezium</w:t>
-      </w:r>
-      <w:proofErr w:type="spellEnd"/>
-      <w:r>
-        <w:t xml:space="preserve"> acts as the </w:t>
+    <w:p>
+      <w:r>
+        <w:t xml:space="preserve">Instead, Debezium uses PostgreSQL's </w:t>
       </w:r>
       <w:r>
         <w:rPr>
           <w:b/>
           <w:bCs/>
         </w:rPr>
-        <w:t>Outbox Publisher</w:t>
-      </w:r>
-      <w:r>
-        <w:t>, eliminating the need to build and maintain a custom polling service.</w:t>
-      </w:r>
-    </w:p>
-    <w:p>
-      <w:proofErr w:type="spellStart"/>
-      <w:r>
-        <w:t>Debezium</w:t>
-      </w:r>
-      <w:proofErr w:type="spellEnd"/>
-      <w:r>
-        <w:t xml:space="preserve"> does </w:t>
+        <w:t>Logical Replication</w:t>
+      </w:r>
+      <w:r>
+        <w:t xml:space="preserve"> capability.</w:t>
+      </w:r>
+    </w:p>
+    <w:p>
+      <w:r>
+        <w:t>AWS RDS PostgreSQL supports logical replication, which Debezium can consume through a replication slot</w:t>
+      </w:r>
+      <w:r>
+        <w:t>.</w:t>
+      </w:r>
+    </w:p>
+    <w:p>
+      <w:r>
+        <w:t xml:space="preserve">The replication slot maintains a precise pointer called the </w:t>
       </w:r>
       <w:r>
         <w:rPr>
           <w:b/>
           <w:bCs/>
         </w:rPr>
-        <w:t>not</w:t>
-      </w:r>
-      <w:r>
-        <w:t xml:space="preserve"> </w:t>
-      </w:r>
-      <w:r>
-        <w:t xml:space="preserve">poll / execute </w:t>
-      </w:r>
-      <w:r>
-        <w:rPr>
-          <w:i/>
-          <w:iCs/>
-        </w:rPr>
-        <w:t xml:space="preserve">SELECT * FROM </w:t>
-      </w:r>
-      <w:proofErr w:type="spellStart"/>
-      <w:r>
-        <w:rPr>
-          <w:i/>
-          <w:iCs/>
-        </w:rPr>
-        <w:t>outbox_events</w:t>
-      </w:r>
-      <w:proofErr w:type="spellEnd"/>
-    </w:p>
-    <w:p>
-      <w:r>
-        <w:t>repeatedly</w:t>
-      </w:r>
-      <w:r>
-        <w:t>.</w:t>
-      </w:r>
-    </w:p>
-    <w:p>
-      <w:r>
-        <w:t xml:space="preserve">Instead, </w:t>
-      </w:r>
-      <w:proofErr w:type="spellStart"/>
-      <w:r>
-        <w:t>Debezium</w:t>
-      </w:r>
-      <w:proofErr w:type="spellEnd"/>
-      <w:r>
-        <w:t xml:space="preserve"> uses PostgreSQL's </w:t>
+        <w:t>Log Sequence Number (LSN</w:t>
       </w:r>
       <w:r>
         <w:rPr>
           <w:b/>
           <w:bCs/>
         </w:rPr>
-        <w:t>Logical Replication</w:t>
-      </w:r>
-      <w:r>
-        <w:t xml:space="preserve"> capability.</w:t>
-      </w:r>
-    </w:p>
-    <w:p>
-      <w:r>
-        <w:t xml:space="preserve">AWS RDS PostgreSQL supports logical replication, which </w:t>
-      </w:r>
-      <w:proofErr w:type="spellStart"/>
+        <w:t>)</w:t>
+      </w:r>
+      <w:r>
+        <w:t>,</w:t>
+      </w:r>
+      <w:r>
+        <w:t xml:space="preserve"> useful in the cases of the </w:t>
+      </w:r>
       <w:r>
         <w:t>Debezium</w:t>
       </w:r>
-      <w:proofErr w:type="spellEnd"/>
-      <w:r>
-        <w:t xml:space="preserve"> can consume through a replication slot</w:t>
-      </w:r>
-      <w:r>
-        <w:t>.</w:t>
-      </w:r>
-    </w:p>
-    <w:p>
-      <w:r>
-        <w:t xml:space="preserve">The replication slot maintains a precise pointer called the </w:t>
-      </w:r>
-      <w:r>
-        <w:rPr>
-          <w:b/>
-          <w:bCs/>
-        </w:rPr>
-        <w:t>Log Sequence Number (LSN</w:t>
-      </w:r>
-      <w:r>
-        <w:rPr>
-          <w:b/>
-          <w:bCs/>
-        </w:rPr>
-        <w:t>)</w:t>
-      </w:r>
-      <w:r>
-        <w:t>,</w:t>
-      </w:r>
-      <w:r>
-        <w:t xml:space="preserve"> useful in the cases of the </w:t>
-      </w:r>
-      <w:proofErr w:type="spellStart"/>
+      <w:r>
+        <w:t xml:space="preserve"> crash for recovery.</w:t>
+      </w:r>
+    </w:p>
+    <w:p/>
+    <w:p>
+      <w:r>
+        <w:t>PostgreSQL</w:t>
+      </w:r>
+    </w:p>
+    <w:p>
+      <w:r>
+        <w:rPr>
+          <w:rFonts w:ascii="MS Mincho" w:eastAsia="MS Mincho" w:hAnsi="MS Mincho" w:cs="MS Mincho" w:hint="eastAsia"/>
+        </w:rPr>
+        <w:t>│</w:t>
+      </w:r>
+    </w:p>
+    <w:p>
+      <w:r>
+        <w:rPr>
+          <w:rFonts w:ascii="Times New Roman" w:hAnsi="Times New Roman" w:cs="Times New Roman"/>
+        </w:rPr>
+        <w:t>▼</w:t>
+      </w:r>
+    </w:p>
+    <w:p>
+      <w:r>
+        <w:t>WAL Stream</w:t>
+      </w:r>
+    </w:p>
+    <w:p>
+      <w:r>
+        <w:rPr>
+          <w:rFonts w:ascii="MS Mincho" w:eastAsia="MS Mincho" w:hAnsi="MS Mincho" w:cs="MS Mincho" w:hint="eastAsia"/>
+        </w:rPr>
+        <w:t>│</w:t>
+      </w:r>
+    </w:p>
+    <w:p>
+      <w:r>
+        <w:rPr>
+          <w:rFonts w:ascii="Times New Roman" w:hAnsi="Times New Roman" w:cs="Times New Roman"/>
+        </w:rPr>
+        <w:t>▼</w:t>
+      </w:r>
+    </w:p>
+    <w:p>
+      <w:r>
+        <w:t>Replication Slot</w:t>
+      </w:r>
+    </w:p>
+    <w:p>
+      <w:r>
+        <w:rPr>
+          <w:rFonts w:ascii="MS Mincho" w:eastAsia="MS Mincho" w:hAnsi="MS Mincho" w:cs="MS Mincho" w:hint="eastAsia"/>
+        </w:rPr>
+        <w:t>│</w:t>
+      </w:r>
+    </w:p>
+    <w:p>
+      <w:r>
+        <w:rPr>
+          <w:rFonts w:ascii="Times New Roman" w:hAnsi="Times New Roman" w:cs="Times New Roman"/>
+        </w:rPr>
+        <w:t>▼</w:t>
+      </w:r>
+    </w:p>
+    <w:p>
       <w:r>
         <w:t>Debezium</w:t>
       </w:r>
-      <w:proofErr w:type="spellEnd"/>
-      <w:r>
-        <w:t xml:space="preserve"> crash for recovery.</w:t>
-      </w:r>
     </w:p>
     <w:p/>
     <w:p>
       <w:r>
-        <w:t>PostgreSQL</w:t>
-      </w:r>
-    </w:p>
-    <w:p>
-      <w:r>
-        <w:rPr>
-          <w:rFonts w:ascii="MS Mincho" w:eastAsia="MS Mincho" w:hAnsi="MS Mincho" w:cs="MS Mincho" w:hint="eastAsia"/>
-        </w:rPr>
-        <w:t>│</w:t>
-      </w:r>
-    </w:p>
-    <w:p>
-      <w:r>
-        <w:rPr>
-          <w:rFonts w:ascii="Times New Roman" w:hAnsi="Times New Roman" w:cs="Times New Roman"/>
-        </w:rPr>
-        <w:t>▼</w:t>
-      </w:r>
-    </w:p>
-    <w:p>
-      <w:r>
-        <w:t>WAL Stream</w:t>
-      </w:r>
-    </w:p>
-    <w:p>
-      <w:r>
-        <w:rPr>
-          <w:rFonts w:ascii="MS Mincho" w:eastAsia="MS Mincho" w:hAnsi="MS Mincho" w:cs="MS Mincho" w:hint="eastAsia"/>
-        </w:rPr>
-        <w:t>│</w:t>
-      </w:r>
-    </w:p>
-    <w:p>
-      <w:r>
-        <w:rPr>
-          <w:rFonts w:ascii="Times New Roman" w:hAnsi="Times New Roman" w:cs="Times New Roman"/>
-        </w:rPr>
-        <w:t>▼</w:t>
-      </w:r>
-    </w:p>
-    <w:p>
-      <w:r>
-        <w:t>Replication Slot</w:t>
-      </w:r>
-    </w:p>
-    <w:p>
-      <w:r>
-        <w:rPr>
-          <w:rFonts w:ascii="MS Mincho" w:eastAsia="MS Mincho" w:hAnsi="MS Mincho" w:cs="MS Mincho" w:hint="eastAsia"/>
-        </w:rPr>
-        <w:t>│</w:t>
-      </w:r>
-    </w:p>
-    <w:p>
-      <w:r>
-        <w:rPr>
-          <w:rFonts w:ascii="Times New Roman" w:hAnsi="Times New Roman" w:cs="Times New Roman"/>
-        </w:rPr>
-        <w:t>▼</w:t>
-      </w:r>
-    </w:p>
-    <w:p>
-      <w:proofErr w:type="spellStart"/>
+        <w:t>Confluent handles the entire Kafka ecosystem, including Kafka Connect and Debezium management.</w:t>
+      </w:r>
+    </w:p>
+    <w:p>
+      <w:r>
+        <w:t>Confluent Kafka Connect</w:t>
+      </w:r>
+      <w:r>
+        <w:t xml:space="preserve"> is runtime for </w:t>
+      </w:r>
       <w:r>
         <w:t>Debezium</w:t>
       </w:r>
-      <w:proofErr w:type="spellEnd"/>
-    </w:p>
-    <w:p/>
-    <w:p>
-      <w:r>
-        <w:t xml:space="preserve">Confluent handles the entire Kafka ecosystem, including Kafka Connect and </w:t>
-      </w:r>
-      <w:proofErr w:type="spellStart"/>
-      <w:r>
-        <w:t>Debezium</w:t>
-      </w:r>
-      <w:proofErr w:type="spellEnd"/>
-      <w:r>
-        <w:t xml:space="preserve"> management.</w:t>
-      </w:r>
-    </w:p>
-    <w:p>
-      <w:r>
-        <w:t>Confluent Kafka Connect</w:t>
-      </w:r>
-      <w:r>
-        <w:t xml:space="preserve"> is runtime for </w:t>
-      </w:r>
-      <w:proofErr w:type="spellStart"/>
-      <w:r>
-        <w:t>Debezium</w:t>
-      </w:r>
-      <w:proofErr w:type="spellEnd"/>
-      <w:r>
-        <w:t xml:space="preserve"> CDC , it does not need to be </w:t>
+      <w:r>
+        <w:t xml:space="preserve"> </w:t>
+      </w:r>
+      <w:proofErr w:type="gramStart"/>
+      <w:r>
+        <w:t>CDC ,</w:t>
+      </w:r>
+      <w:proofErr w:type="gramEnd"/>
+      <w:r>
+        <w:t xml:space="preserve"> it does not need to be </w:t>
       </w:r>
       <w:r>
         <w:t>maintained in a separated EKS service.</w:t>
@@ -722,23 +669,7 @@
         <w:pStyle w:val="Heading1"/>
       </w:pPr>
       <w:r>
-        <w:t xml:space="preserve">Reduced p95 API latency from 420 </w:t>
-      </w:r>
-      <w:proofErr w:type="spellStart"/>
-      <w:r>
-        <w:t>ms</w:t>
-      </w:r>
-      <w:proofErr w:type="spellEnd"/>
-      <w:r>
-        <w:t xml:space="preserve"> to 170 </w:t>
-      </w:r>
-      <w:proofErr w:type="spellStart"/>
-      <w:r>
-        <w:t>ms</w:t>
-      </w:r>
-      <w:proofErr w:type="spellEnd"/>
-      <w:r>
-        <w:t xml:space="preserve"> by adding Redis caching, optimizing slow SQL queries, and tuning JVM garbage collector settings.</w:t>
+        <w:t>Reduced p95 API latency from 420 ms to 170 ms by adding Redis caching, optimizing slow SQL queries, and tuning JVM garbage collector settings.</w:t>
       </w:r>
     </w:p>
     <w:p>
@@ -859,27 +790,7 @@
           <w:lang w:val="en-US"/>
           <w14:ligatures w14:val="none"/>
         </w:rPr>
-        <w:t xml:space="preserve">p95 = 420 </w:t>
-      </w:r>
-      <w:proofErr w:type="spellStart"/>
-      <w:r>
-        <w:rPr>
-          <w:rFonts w:ascii="Aptos" w:eastAsia="Times New Roman" w:hAnsi="Aptos" w:cs="Times New Roman"/>
-          <w:kern w:val="0"/>
-          <w:lang w:val="en-US"/>
-          <w14:ligatures w14:val="none"/>
-        </w:rPr>
-        <w:t>ms</w:t>
-      </w:r>
-      <w:proofErr w:type="spellEnd"/>
-      <w:r>
-        <w:rPr>
-          <w:rFonts w:ascii="Aptos" w:eastAsia="Times New Roman" w:hAnsi="Aptos" w:cs="Times New Roman"/>
-          <w:kern w:val="0"/>
-          <w:lang w:val="en-US"/>
-          <w14:ligatures w14:val="none"/>
-        </w:rPr>
-        <w:t xml:space="preserve"> means: </w:t>
+        <w:t xml:space="preserve">p95 = 420 ms means: </w:t>
       </w:r>
     </w:p>
     <w:p>
@@ -936,54 +847,34 @@
         </w:rPr>
         <w:t xml:space="preserve">95 </w:t>
       </w:r>
-      <w:proofErr w:type="spellStart"/>
-      <w:r>
-        <w:rPr>
-          <w:rFonts w:ascii="Aptos" w:eastAsia="Times New Roman" w:hAnsi="Aptos" w:cs="Times New Roman"/>
-          <w:kern w:val="0"/>
-          <w:lang w:val="en-US"/>
-          <w14:ligatures w14:val="none"/>
-        </w:rPr>
-        <w:t>th</w:t>
-      </w:r>
-      <w:proofErr w:type="spellEnd"/>
-      <w:r>
-        <w:rPr>
-          <w:rFonts w:ascii="Aptos" w:eastAsia="Times New Roman" w:hAnsi="Aptos" w:cs="Times New Roman"/>
-          <w:kern w:val="0"/>
-          <w:lang w:val="en-US"/>
-          <w14:ligatures w14:val="none"/>
-        </w:rPr>
-        <w:t xml:space="preserve"> request</w:t>
-      </w:r>
-      <w:r>
-        <w:rPr>
-          <w:rFonts w:ascii="Aptos" w:eastAsia="Times New Roman" w:hAnsi="Aptos" w:cs="Times New Roman"/>
-          <w:kern w:val="0"/>
-          <w:lang w:val="en-US"/>
-          <w14:ligatures w14:val="none"/>
-        </w:rPr>
-        <w:t xml:space="preserve"> completed within 420 </w:t>
-      </w:r>
-      <w:proofErr w:type="spellStart"/>
-      <w:r>
-        <w:rPr>
-          <w:rFonts w:ascii="Aptos" w:eastAsia="Times New Roman" w:hAnsi="Aptos" w:cs="Times New Roman"/>
-          <w:kern w:val="0"/>
-          <w:lang w:val="en-US"/>
-          <w14:ligatures w14:val="none"/>
-        </w:rPr>
-        <w:t>ms</w:t>
-      </w:r>
-      <w:proofErr w:type="spellEnd"/>
-      <w:r>
-        <w:rPr>
-          <w:rFonts w:ascii="Aptos" w:eastAsia="Times New Roman" w:hAnsi="Aptos" w:cs="Times New Roman"/>
-          <w:kern w:val="0"/>
-          <w:lang w:val="en-US"/>
-          <w14:ligatures w14:val="none"/>
-        </w:rPr>
-        <w:t> </w:t>
+      <w:r>
+        <w:rPr>
+          <w:rFonts w:ascii="Aptos" w:eastAsia="Times New Roman" w:hAnsi="Aptos" w:cs="Times New Roman"/>
+          <w:kern w:val="0"/>
+          <w:lang w:val="en-US"/>
+          <w14:ligatures w14:val="none"/>
+        </w:rPr>
+        <w:t xml:space="preserve">th </w:t>
+      </w:r>
+      <w:proofErr w:type="gramStart"/>
+      <w:r>
+        <w:rPr>
+          <w:rFonts w:ascii="Aptos" w:eastAsia="Times New Roman" w:hAnsi="Aptos" w:cs="Times New Roman"/>
+          <w:kern w:val="0"/>
+          <w:lang w:val="en-US"/>
+          <w14:ligatures w14:val="none"/>
+        </w:rPr>
+        <w:t>request</w:t>
+      </w:r>
+      <w:proofErr w:type="gramEnd"/>
+      <w:r>
+        <w:rPr>
+          <w:rFonts w:ascii="Aptos" w:eastAsia="Times New Roman" w:hAnsi="Aptos" w:cs="Times New Roman"/>
+          <w:kern w:val="0"/>
+          <w:lang w:val="en-US"/>
+          <w14:ligatures w14:val="none"/>
+        </w:rPr>
+        <w:t xml:space="preserve"> completed within 420 ms </w:t>
       </w:r>
     </w:p>
     <w:p>
@@ -1018,25 +909,25 @@
         </w:rPr>
         <w:t xml:space="preserve">Why Redis here? why not the </w:t>
       </w:r>
-      <w:proofErr w:type="spellStart"/>
-      <w:r>
-        <w:rPr>
-          <w:rFonts w:ascii="Aptos" w:eastAsia="Times New Roman" w:hAnsi="Aptos" w:cs="Times New Roman"/>
-          <w:kern w:val="0"/>
-          <w:lang w:val="en-US"/>
-          <w14:ligatures w14:val="none"/>
-        </w:rPr>
-        <w:t>Ehcache</w:t>
-      </w:r>
-      <w:proofErr w:type="spellEnd"/>
-      <w:r>
-        <w:rPr>
-          <w:rFonts w:ascii="Aptos" w:eastAsia="Times New Roman" w:hAnsi="Aptos" w:cs="Times New Roman"/>
-          <w:kern w:val="0"/>
-          <w:lang w:val="en-US"/>
-          <w14:ligatures w14:val="none"/>
-        </w:rPr>
-        <w:t xml:space="preserve"> ? </w:t>
+      <w:proofErr w:type="gramStart"/>
+      <w:r>
+        <w:rPr>
+          <w:rFonts w:ascii="Aptos" w:eastAsia="Times New Roman" w:hAnsi="Aptos" w:cs="Times New Roman"/>
+          <w:kern w:val="0"/>
+          <w:lang w:val="en-US"/>
+          <w14:ligatures w14:val="none"/>
+        </w:rPr>
+        <w:t>Ehcache ?</w:t>
+      </w:r>
+      <w:proofErr w:type="gramEnd"/>
+      <w:r>
+        <w:rPr>
+          <w:rFonts w:ascii="Aptos" w:eastAsia="Times New Roman" w:hAnsi="Aptos" w:cs="Times New Roman"/>
+          <w:kern w:val="0"/>
+          <w:lang w:val="en-US"/>
+          <w14:ligatures w14:val="none"/>
+        </w:rPr>
+        <w:t xml:space="preserve"> </w:t>
       </w:r>
     </w:p>
     <w:p>
@@ -1070,7 +961,14 @@
         <w:rPr>
           <w:rFonts w:ascii="Aptos" w:hAnsi="Aptos"/>
         </w:rPr>
-        <w:t xml:space="preserve"> is a distributed data store used to share cached data across multiple application instances.</w:t>
+        <w:t xml:space="preserve"> is a distributed data store used to share cached data across multiple application </w:t>
+      </w:r>
+      <w:proofErr w:type="gramStart"/>
+      <w:r>
+        <w:rPr>
+          <w:rFonts w:ascii="Aptos" w:hAnsi="Aptos"/>
+        </w:rPr>
+        <w:t>instances.</w:t>
       </w:r>
       <w:r>
         <w:rPr>
@@ -1078,6 +976,7 @@
         </w:rPr>
         <w:t>(</w:t>
       </w:r>
+      <w:proofErr w:type="gramEnd"/>
       <w:r>
         <w:t xml:space="preserve"> </w:t>
       </w:r>
@@ -1116,7 +1015,6 @@
           <w14:ligatures w14:val="none"/>
         </w:rPr>
       </w:pPr>
-      <w:proofErr w:type="spellStart"/>
       <w:r>
         <w:rPr>
           <w:rFonts w:ascii="Aptos" w:eastAsia="Times New Roman" w:hAnsi="Aptos" w:cs="Times New Roman"/>
@@ -1127,23 +1025,50 @@
         </w:rPr>
         <w:t>Ehcache</w:t>
       </w:r>
-      <w:proofErr w:type="spellEnd"/>
-      <w:r>
-        <w:rPr>
-          <w:rFonts w:ascii="Aptos" w:eastAsia="Times New Roman" w:hAnsi="Aptos" w:cs="Times New Roman"/>
-          <w:kern w:val="0"/>
-          <w14:ligatures w14:val="none"/>
-        </w:rPr>
-        <w:t>, is an local Java cache</w:t>
-      </w:r>
-      <w:r>
-        <w:rPr>
-          <w:rFonts w:ascii="Aptos" w:eastAsia="Times New Roman" w:hAnsi="Aptos" w:cs="Times New Roman"/>
-          <w:kern w:val="0"/>
-          <w14:ligatures w14:val="none"/>
-        </w:rPr>
-        <w:t xml:space="preserve"> (stored inside JVM )</w:t>
-      </w:r>
+      <w:r>
+        <w:rPr>
+          <w:rFonts w:ascii="Aptos" w:eastAsia="Times New Roman" w:hAnsi="Aptos" w:cs="Times New Roman"/>
+          <w:kern w:val="0"/>
+          <w14:ligatures w14:val="none"/>
+        </w:rPr>
+        <w:t xml:space="preserve">, is </w:t>
+      </w:r>
+      <w:proofErr w:type="gramStart"/>
+      <w:r>
+        <w:rPr>
+          <w:rFonts w:ascii="Aptos" w:eastAsia="Times New Roman" w:hAnsi="Aptos" w:cs="Times New Roman"/>
+          <w:kern w:val="0"/>
+          <w14:ligatures w14:val="none"/>
+        </w:rPr>
+        <w:t>an</w:t>
+      </w:r>
+      <w:proofErr w:type="gramEnd"/>
+      <w:r>
+        <w:rPr>
+          <w:rFonts w:ascii="Aptos" w:eastAsia="Times New Roman" w:hAnsi="Aptos" w:cs="Times New Roman"/>
+          <w:kern w:val="0"/>
+          <w14:ligatures w14:val="none"/>
+        </w:rPr>
+        <w:t xml:space="preserve"> local Java cache</w:t>
+      </w:r>
+      <w:r>
+        <w:rPr>
+          <w:rFonts w:ascii="Aptos" w:eastAsia="Times New Roman" w:hAnsi="Aptos" w:cs="Times New Roman"/>
+          <w:kern w:val="0"/>
+          <w14:ligatures w14:val="none"/>
+        </w:rPr>
+        <w:t xml:space="preserve"> (stored inside </w:t>
+      </w:r>
+      <w:proofErr w:type="gramStart"/>
+      <w:r>
+        <w:rPr>
+          <w:rFonts w:ascii="Aptos" w:eastAsia="Times New Roman" w:hAnsi="Aptos" w:cs="Times New Roman"/>
+          <w:kern w:val="0"/>
+          <w14:ligatures w14:val="none"/>
+        </w:rPr>
+        <w:t>JVM )</w:t>
+      </w:r>
+      <w:proofErr w:type="gramEnd"/>
       <w:r>
         <w:rPr>
           <w:rFonts w:ascii="Aptos" w:eastAsia="Times New Roman" w:hAnsi="Aptos" w:cs="Times New Roman"/>
@@ -1158,15 +1083,42 @@
           <w:kern w:val="0"/>
           <w14:ligatures w14:val="none"/>
         </w:rPr>
-        <w:t xml:space="preserve"> ( used in </w:t>
-      </w:r>
-      <w:r>
-        <w:rPr>
-          <w:rFonts w:ascii="Aptos" w:eastAsia="Times New Roman" w:hAnsi="Aptos" w:cs="Times New Roman"/>
-          <w:kern w:val="0"/>
-          <w14:ligatures w14:val="none"/>
-        </w:rPr>
-        <w:t>Hibernate ORM</w:t>
+        <w:t xml:space="preserve"> </w:t>
+      </w:r>
+      <w:proofErr w:type="gramStart"/>
+      <w:r>
+        <w:rPr>
+          <w:rFonts w:ascii="Aptos" w:eastAsia="Times New Roman" w:hAnsi="Aptos" w:cs="Times New Roman"/>
+          <w:kern w:val="0"/>
+          <w14:ligatures w14:val="none"/>
+        </w:rPr>
+        <w:t>( used</w:t>
+      </w:r>
+      <w:proofErr w:type="gramEnd"/>
+      <w:r>
+        <w:rPr>
+          <w:rFonts w:ascii="Aptos" w:eastAsia="Times New Roman" w:hAnsi="Aptos" w:cs="Times New Roman"/>
+          <w:kern w:val="0"/>
+          <w14:ligatures w14:val="none"/>
+        </w:rPr>
+        <w:t xml:space="preserve"> in </w:t>
+      </w:r>
+      <w:r>
+        <w:rPr>
+          <w:rFonts w:ascii="Aptos" w:eastAsia="Times New Roman" w:hAnsi="Aptos" w:cs="Times New Roman"/>
+          <w:kern w:val="0"/>
+          <w14:ligatures w14:val="none"/>
+        </w:rPr>
+        <w:t xml:space="preserve">Hibernate </w:t>
+      </w:r>
+      <w:proofErr w:type="gramStart"/>
+      <w:r>
+        <w:rPr>
+          <w:rFonts w:ascii="Aptos" w:eastAsia="Times New Roman" w:hAnsi="Aptos" w:cs="Times New Roman"/>
+          <w:kern w:val="0"/>
+          <w14:ligatures w14:val="none"/>
+        </w:rPr>
+        <w:t>ORM</w:t>
       </w:r>
       <w:r>
         <w:rPr>
@@ -1176,6 +1128,7 @@
         </w:rPr>
         <w:t xml:space="preserve"> )</w:t>
       </w:r>
+      <w:proofErr w:type="gramEnd"/>
       <w:r>
         <w:rPr>
           <w:rFonts w:ascii="Aptos" w:eastAsia="Times New Roman" w:hAnsi="Aptos" w:cs="Times New Roman"/>
@@ -1214,27 +1167,63 @@
         <w:rPr>
           <w:lang w:val="en-US"/>
         </w:rPr>
-        <w:t>Where the issue is happening ?</w:t>
-      </w:r>
-    </w:p>
-    <w:p>
-      <w:pPr>
-        <w:rPr>
-          <w:lang w:val="en-US"/>
-        </w:rPr>
-      </w:pPr>
-    </w:p>
-    <w:p>
-      <w:pPr>
-        <w:rPr>
-          <w:lang w:val="en-US"/>
-        </w:rPr>
-      </w:pPr>
-      <w:r>
-        <w:rPr>
-          <w:lang w:val="en-US"/>
-        </w:rPr>
-        <w:t>We have seen that the issues is happening at Crew Query Service</w:t>
+        <w:t xml:space="preserve">Where </w:t>
+      </w:r>
+      <w:proofErr w:type="gramStart"/>
+      <w:r>
+        <w:rPr>
+          <w:lang w:val="en-US"/>
+        </w:rPr>
+        <w:t>the issue is</w:t>
+      </w:r>
+      <w:proofErr w:type="gramEnd"/>
+      <w:r>
+        <w:rPr>
+          <w:lang w:val="en-US"/>
+        </w:rPr>
+        <w:t xml:space="preserve"> </w:t>
+      </w:r>
+      <w:proofErr w:type="gramStart"/>
+      <w:r>
+        <w:rPr>
+          <w:lang w:val="en-US"/>
+        </w:rPr>
+        <w:t>happening ?</w:t>
+      </w:r>
+      <w:proofErr w:type="gramEnd"/>
+    </w:p>
+    <w:p>
+      <w:pPr>
+        <w:rPr>
+          <w:lang w:val="en-US"/>
+        </w:rPr>
+      </w:pPr>
+    </w:p>
+    <w:p>
+      <w:pPr>
+        <w:rPr>
+          <w:lang w:val="en-US"/>
+        </w:rPr>
+      </w:pPr>
+      <w:r>
+        <w:rPr>
+          <w:lang w:val="en-US"/>
+        </w:rPr>
+        <w:t xml:space="preserve">We have seen that the issues </w:t>
+      </w:r>
+      <w:proofErr w:type="gramStart"/>
+      <w:r>
+        <w:rPr>
+          <w:lang w:val="en-US"/>
+        </w:rPr>
+        <w:t>is</w:t>
+      </w:r>
+      <w:proofErr w:type="gramEnd"/>
+      <w:r>
+        <w:rPr>
+          <w:lang w:val="en-US"/>
+        </w:rPr>
+        <w:t xml:space="preserve"> happening at Crew Query Service</w:t>
       </w:r>
     </w:p>
     <w:p>
@@ -1267,42 +1256,36 @@
         <w:rPr>
           <w:lang w:val="en-US"/>
         </w:rPr>
-        <w:t xml:space="preserve">100 concurrent requests at max tomcat </w:t>
-      </w:r>
-      <w:proofErr w:type="spellStart"/>
-      <w:r>
-        <w:rPr>
-          <w:lang w:val="en-US"/>
-        </w:rPr>
-        <w:t>servelet</w:t>
-      </w:r>
-      <w:proofErr w:type="spellEnd"/>
-      <w:r>
-        <w:rPr>
-          <w:lang w:val="en-US"/>
-        </w:rPr>
-        <w:t xml:space="preserve"> requests.</w:t>
-      </w:r>
-    </w:p>
-    <w:p>
-      <w:pPr>
-        <w:rPr>
-          <w:lang w:val="en-US"/>
-        </w:rPr>
-      </w:pPr>
-    </w:p>
-    <w:p>
-      <w:pPr>
-        <w:rPr>
-          <w:lang w:val="en-US"/>
-        </w:rPr>
-      </w:pPr>
-      <w:r>
-        <w:rPr>
-          <w:lang w:val="en-US"/>
-        </w:rPr>
-        <w:t>How does Tomcat handle incoming requests ?</w:t>
-      </w:r>
+        <w:t>100 concurrent requests at max tomcat servelet requests.</w:t>
+      </w:r>
+    </w:p>
+    <w:p>
+      <w:pPr>
+        <w:rPr>
+          <w:lang w:val="en-US"/>
+        </w:rPr>
+      </w:pPr>
+    </w:p>
+    <w:p>
+      <w:pPr>
+        <w:rPr>
+          <w:lang w:val="en-US"/>
+        </w:rPr>
+      </w:pPr>
+      <w:r>
+        <w:rPr>
+          <w:lang w:val="en-US"/>
+        </w:rPr>
+        <w:t xml:space="preserve">How does Tomcat handle incoming </w:t>
+      </w:r>
+      <w:proofErr w:type="gramStart"/>
+      <w:r>
+        <w:rPr>
+          <w:lang w:val="en-US"/>
+        </w:rPr>
+        <w:t>requests ?</w:t>
+      </w:r>
+      <w:proofErr w:type="gramEnd"/>
     </w:p>
     <w:p>
       <w:pPr>
@@ -1330,11 +1313,33 @@
           <w:lang w:val="en-US"/>
         </w:rPr>
       </w:pPr>
-      <w:r>
-        <w:rPr>
-          <w:lang w:val="en-US"/>
-        </w:rPr>
-        <w:t xml:space="preserve">a worker thread from the pool is assigned to handle it, execute the application logic, </w:t>
+      <w:proofErr w:type="gramStart"/>
+      <w:r>
+        <w:rPr>
+          <w:lang w:val="en-US"/>
+        </w:rPr>
+        <w:t>a worker</w:t>
+      </w:r>
+      <w:proofErr w:type="gramEnd"/>
+      <w:r>
+        <w:rPr>
+          <w:lang w:val="en-US"/>
+        </w:rPr>
+        <w:t xml:space="preserve"> </w:t>
+      </w:r>
+      <w:proofErr w:type="gramStart"/>
+      <w:r>
+        <w:rPr>
+          <w:lang w:val="en-US"/>
+        </w:rPr>
+        <w:t>thread</w:t>
+      </w:r>
+      <w:proofErr w:type="gramEnd"/>
+      <w:r>
+        <w:rPr>
+          <w:lang w:val="en-US"/>
+        </w:rPr>
+        <w:t xml:space="preserve"> from the pool is assigned to handle it, execute the application logic, </w:t>
       </w:r>
     </w:p>
     <w:p>
@@ -1367,8 +1372,16 @@
         <w:rPr>
           <w:lang w:val="en-US"/>
         </w:rPr>
-        <w:t>How do we handle concurrent requests and is there a limit ?</w:t>
-      </w:r>
+        <w:t xml:space="preserve">How do we handle concurrent requests and is there a </w:t>
+      </w:r>
+      <w:proofErr w:type="gramStart"/>
+      <w:r>
+        <w:rPr>
+          <w:lang w:val="en-US"/>
+        </w:rPr>
+        <w:t>limit ?</w:t>
+      </w:r>
+      <w:proofErr w:type="gramEnd"/>
     </w:p>
     <w:p>
       <w:pPr>
@@ -1403,19 +1416,11 @@
           <w:lang w:val="en-US"/>
         </w:rPr>
       </w:pPr>
-      <w:proofErr w:type="spellStart"/>
-      <w:r>
-        <w:rPr>
-          <w:lang w:val="en-US"/>
-        </w:rPr>
-        <w:t>server.tomcat.threads.max</w:t>
-      </w:r>
-      <w:proofErr w:type="spellEnd"/>
-      <w:r>
-        <w:rPr>
-          <w:lang w:val="en-US"/>
-        </w:rPr>
-        <w:t>=100</w:t>
+      <w:r>
+        <w:rPr>
+          <w:lang w:val="en-US"/>
+        </w:rPr>
+        <w:t>server.tomcat.threads.max=100</w:t>
       </w:r>
     </w:p>
     <w:p>
@@ -1481,191 +1486,243 @@
         <w:rPr>
           <w:lang w:val="en-US"/>
         </w:rPr>
-        <w:t xml:space="preserve">When there were around 95 concurrent requests per pod , we have started seeing these requests taking more than 400 </w:t>
-      </w:r>
-      <w:proofErr w:type="spellStart"/>
-      <w:r>
-        <w:rPr>
-          <w:lang w:val="en-US"/>
-        </w:rPr>
-        <w:t>ms</w:t>
-      </w:r>
-      <w:proofErr w:type="spellEnd"/>
-      <w:r>
-        <w:rPr>
-          <w:lang w:val="en-US"/>
-        </w:rPr>
-        <w:t xml:space="preserve"> , </w:t>
-      </w:r>
-    </w:p>
-    <w:p>
-      <w:pPr>
-        <w:rPr>
-          <w:lang w:val="en-US"/>
-        </w:rPr>
-      </w:pPr>
-      <w:r>
-        <w:rPr>
-          <w:lang w:val="en-US"/>
-        </w:rPr>
-        <w:t xml:space="preserve">hence they got </w:t>
-      </w:r>
-      <w:proofErr w:type="spellStart"/>
-      <w:r>
-        <w:rPr>
-          <w:lang w:val="en-US"/>
-        </w:rPr>
-        <w:t>timedout</w:t>
-      </w:r>
-      <w:proofErr w:type="spellEnd"/>
-      <w:r>
-        <w:rPr>
-          <w:lang w:val="en-US"/>
-        </w:rPr>
-        <w:t>.</w:t>
-      </w:r>
-    </w:p>
-    <w:p>
-      <w:pPr>
-        <w:rPr>
-          <w:lang w:val="en-US"/>
-        </w:rPr>
-      </w:pPr>
-    </w:p>
-    <w:p>
-      <w:pPr>
-        <w:rPr>
-          <w:lang w:val="en-US"/>
-        </w:rPr>
-      </w:pPr>
-      <w:proofErr w:type="spellStart"/>
-      <w:r>
-        <w:rPr>
-          <w:lang w:val="en-US"/>
-        </w:rPr>
-        <w:t>i</w:t>
-      </w:r>
-      <w:proofErr w:type="spellEnd"/>
-      <w:r>
-        <w:rPr>
-          <w:lang w:val="en-US"/>
-        </w:rPr>
-        <w:t xml:space="preserve">)How do we calculate the request time ( time taken per request completion ) using </w:t>
-      </w:r>
-      <w:proofErr w:type="spellStart"/>
-      <w:r>
-        <w:rPr>
-          <w:lang w:val="en-US"/>
-        </w:rPr>
-        <w:t>prometheus</w:t>
-      </w:r>
-      <w:proofErr w:type="spellEnd"/>
-      <w:r>
-        <w:rPr>
-          <w:lang w:val="en-US"/>
-        </w:rPr>
-        <w:t xml:space="preserve"> ?</w:t>
-      </w:r>
-    </w:p>
-    <w:p>
-      <w:pPr>
-        <w:rPr>
-          <w:lang w:val="en-US"/>
-        </w:rPr>
-      </w:pPr>
-    </w:p>
-    <w:p>
-      <w:pPr>
-        <w:rPr>
-          <w:lang w:val="en-US"/>
-        </w:rPr>
-      </w:pPr>
-      <w:r>
-        <w:rPr>
-          <w:lang w:val="en-US"/>
-        </w:rPr>
-        <w:t xml:space="preserve">Using Prometheus HTTP request duration metrics (e.g., </w:t>
-      </w:r>
-      <w:proofErr w:type="spellStart"/>
-      <w:r>
-        <w:rPr>
-          <w:lang w:val="en-US"/>
-        </w:rPr>
-        <w:t>http_server_requests_seconds</w:t>
-      </w:r>
-      <w:proofErr w:type="spellEnd"/>
-      <w:r>
-        <w:rPr>
-          <w:lang w:val="en-US"/>
-        </w:rPr>
-        <w:t xml:space="preserve"> )</w:t>
-      </w:r>
-    </w:p>
-    <w:p>
-      <w:pPr>
-        <w:rPr>
-          <w:lang w:val="en-US"/>
-        </w:rPr>
-      </w:pPr>
-    </w:p>
-    <w:p>
-      <w:pPr>
-        <w:rPr>
-          <w:lang w:val="en-US"/>
-        </w:rPr>
-      </w:pPr>
-      <w:r>
-        <w:rPr>
-          <w:lang w:val="en-US"/>
-        </w:rPr>
-        <w:t xml:space="preserve">ii) How did we exactly able to see , this timeout is happening per pod when we have exactly </w:t>
-      </w:r>
-    </w:p>
-    <w:p>
-      <w:pPr>
-        <w:rPr>
-          <w:lang w:val="en-US"/>
-        </w:rPr>
-      </w:pPr>
-      <w:r>
-        <w:rPr>
-          <w:lang w:val="en-US"/>
-        </w:rPr>
-        <w:t>95 concurrent requests ?</w:t>
-      </w:r>
-    </w:p>
-    <w:p>
-      <w:pPr>
-        <w:rPr>
-          <w:lang w:val="en-US"/>
-        </w:rPr>
-      </w:pPr>
-    </w:p>
-    <w:p>
-      <w:pPr>
-        <w:rPr>
-          <w:lang w:val="en-US"/>
-        </w:rPr>
-      </w:pPr>
-      <w:r>
-        <w:rPr>
-          <w:lang w:val="en-US"/>
-        </w:rPr>
-        <w:t xml:space="preserve">Calculated p95 latency using histogram quantiles to be displayed on </w:t>
-      </w:r>
-      <w:proofErr w:type="spellStart"/>
-      <w:r>
-        <w:rPr>
-          <w:lang w:val="en-US"/>
-        </w:rPr>
-        <w:t>Graphana</w:t>
-      </w:r>
-      <w:proofErr w:type="spellEnd"/>
-      <w:r>
-        <w:rPr>
-          <w:lang w:val="en-US"/>
-        </w:rPr>
-        <w:t xml:space="preserve">. This gave us the request completion </w:t>
+        <w:t xml:space="preserve">When there were around 95 concurrent requests per </w:t>
+      </w:r>
+      <w:proofErr w:type="gramStart"/>
+      <w:r>
+        <w:rPr>
+          <w:lang w:val="en-US"/>
+        </w:rPr>
+        <w:t>pod ,</w:t>
+      </w:r>
+      <w:proofErr w:type="gramEnd"/>
+      <w:r>
+        <w:rPr>
+          <w:lang w:val="en-US"/>
+        </w:rPr>
+        <w:t xml:space="preserve"> we </w:t>
+      </w:r>
+      <w:proofErr w:type="gramStart"/>
+      <w:r>
+        <w:rPr>
+          <w:lang w:val="en-US"/>
+        </w:rPr>
+        <w:t>have started</w:t>
+      </w:r>
+      <w:proofErr w:type="gramEnd"/>
+      <w:r>
+        <w:rPr>
+          <w:lang w:val="en-US"/>
+        </w:rPr>
+        <w:t xml:space="preserve"> seeing these requests taking more than 400 </w:t>
+      </w:r>
+      <w:proofErr w:type="gramStart"/>
+      <w:r>
+        <w:rPr>
+          <w:lang w:val="en-US"/>
+        </w:rPr>
+        <w:t>ms ,</w:t>
+      </w:r>
+      <w:proofErr w:type="gramEnd"/>
+      <w:r>
+        <w:rPr>
+          <w:lang w:val="en-US"/>
+        </w:rPr>
+        <w:t xml:space="preserve"> </w:t>
+      </w:r>
+    </w:p>
+    <w:p>
+      <w:pPr>
+        <w:rPr>
+          <w:lang w:val="en-US"/>
+        </w:rPr>
+      </w:pPr>
+      <w:proofErr w:type="gramStart"/>
+      <w:r>
+        <w:rPr>
+          <w:lang w:val="en-US"/>
+        </w:rPr>
+        <w:t>hence</w:t>
+      </w:r>
+      <w:proofErr w:type="gramEnd"/>
+      <w:r>
+        <w:rPr>
+          <w:lang w:val="en-US"/>
+        </w:rPr>
+        <w:t xml:space="preserve"> they got timedout.</w:t>
+      </w:r>
+    </w:p>
+    <w:p>
+      <w:pPr>
+        <w:rPr>
+          <w:lang w:val="en-US"/>
+        </w:rPr>
+      </w:pPr>
+    </w:p>
+    <w:p>
+      <w:pPr>
+        <w:rPr>
+          <w:lang w:val="en-US"/>
+        </w:rPr>
+      </w:pPr>
+      <w:r>
+        <w:rPr>
+          <w:lang w:val="en-US"/>
+        </w:rPr>
+        <w:t xml:space="preserve">i)How do we calculate the request time </w:t>
+      </w:r>
+      <w:proofErr w:type="gramStart"/>
+      <w:r>
+        <w:rPr>
+          <w:lang w:val="en-US"/>
+        </w:rPr>
+        <w:t>( time</w:t>
+      </w:r>
+      <w:proofErr w:type="gramEnd"/>
+      <w:r>
+        <w:rPr>
+          <w:lang w:val="en-US"/>
+        </w:rPr>
+        <w:t xml:space="preserve"> taken per request </w:t>
+      </w:r>
+      <w:proofErr w:type="gramStart"/>
+      <w:r>
+        <w:rPr>
+          <w:lang w:val="en-US"/>
+        </w:rPr>
+        <w:t>completion )</w:t>
+      </w:r>
+      <w:proofErr w:type="gramEnd"/>
+      <w:r>
+        <w:rPr>
+          <w:lang w:val="en-US"/>
+        </w:rPr>
+        <w:t xml:space="preserve"> using </w:t>
+      </w:r>
+      <w:proofErr w:type="gramStart"/>
+      <w:r>
+        <w:rPr>
+          <w:lang w:val="en-US"/>
+        </w:rPr>
+        <w:t>prometheus ?</w:t>
+      </w:r>
+      <w:proofErr w:type="gramEnd"/>
+    </w:p>
+    <w:p>
+      <w:pPr>
+        <w:rPr>
+          <w:lang w:val="en-US"/>
+        </w:rPr>
+      </w:pPr>
+    </w:p>
+    <w:p>
+      <w:pPr>
+        <w:rPr>
+          <w:lang w:val="en-US"/>
+        </w:rPr>
+      </w:pPr>
+      <w:r>
+        <w:rPr>
+          <w:lang w:val="en-US"/>
+        </w:rPr>
+        <w:t>Using Prometheus HTTP request duration metrics (e.g., http_server_requests_</w:t>
+      </w:r>
+      <w:proofErr w:type="gramStart"/>
+      <w:r>
+        <w:rPr>
+          <w:lang w:val="en-US"/>
+        </w:rPr>
+        <w:t>seconds )</w:t>
+      </w:r>
+      <w:proofErr w:type="gramEnd"/>
+    </w:p>
+    <w:p>
+      <w:pPr>
+        <w:rPr>
+          <w:lang w:val="en-US"/>
+        </w:rPr>
+      </w:pPr>
+    </w:p>
+    <w:p>
+      <w:pPr>
+        <w:rPr>
+          <w:lang w:val="en-US"/>
+        </w:rPr>
+      </w:pPr>
+      <w:r>
+        <w:rPr>
+          <w:lang w:val="en-US"/>
+        </w:rPr>
+        <w:t xml:space="preserve">ii) How did we exactly able to </w:t>
+      </w:r>
+      <w:proofErr w:type="gramStart"/>
+      <w:r>
+        <w:rPr>
+          <w:lang w:val="en-US"/>
+        </w:rPr>
+        <w:t>see ,</w:t>
+      </w:r>
+      <w:proofErr w:type="gramEnd"/>
+      <w:r>
+        <w:rPr>
+          <w:lang w:val="en-US"/>
+        </w:rPr>
+        <w:t xml:space="preserve"> this timeout is happening per pod when we </w:t>
+      </w:r>
+      <w:proofErr w:type="gramStart"/>
+      <w:r>
+        <w:rPr>
+          <w:lang w:val="en-US"/>
+        </w:rPr>
+        <w:t>have exactly</w:t>
+      </w:r>
+      <w:proofErr w:type="gramEnd"/>
+      <w:r>
+        <w:rPr>
+          <w:lang w:val="en-US"/>
+        </w:rPr>
+        <w:t xml:space="preserve"> </w:t>
+      </w:r>
+    </w:p>
+    <w:p>
+      <w:pPr>
+        <w:rPr>
+          <w:lang w:val="en-US"/>
+        </w:rPr>
+      </w:pPr>
+      <w:r>
+        <w:rPr>
+          <w:lang w:val="en-US"/>
+        </w:rPr>
+        <w:t xml:space="preserve">95 concurrent </w:t>
+      </w:r>
+      <w:proofErr w:type="gramStart"/>
+      <w:r>
+        <w:rPr>
+          <w:lang w:val="en-US"/>
+        </w:rPr>
+        <w:t>requests ?</w:t>
+      </w:r>
+      <w:proofErr w:type="gramEnd"/>
+    </w:p>
+    <w:p>
+      <w:pPr>
+        <w:rPr>
+          <w:lang w:val="en-US"/>
+        </w:rPr>
+      </w:pPr>
+    </w:p>
+    <w:p>
+      <w:pPr>
+        <w:rPr>
+          <w:lang w:val="en-US"/>
+        </w:rPr>
+      </w:pPr>
+      <w:r>
+        <w:rPr>
+          <w:lang w:val="en-US"/>
+        </w:rPr>
+        <w:t xml:space="preserve">Calculated p95 latency using histogram quantiles to be displayed on Graphana. This gave us the request completion </w:t>
       </w:r>
     </w:p>
     <w:p>
@@ -1687,33 +1744,85 @@
           <w:lang w:val="en-US"/>
         </w:rPr>
       </w:pPr>
+      <w:proofErr w:type="gramStart"/>
       <w:r>
         <w:rPr>
           <w:lang w:val="en-US"/>
         </w:rPr>
         <w:lastRenderedPageBreak/>
-        <w:t>( Graph on x request completion time axis , y no of requests )</w:t>
-      </w:r>
-    </w:p>
-    <w:p>
-      <w:pPr>
-        <w:rPr>
-          <w:lang w:val="en-US"/>
-        </w:rPr>
-      </w:pPr>
-    </w:p>
-    <w:p>
-      <w:pPr>
-        <w:rPr>
-          <w:lang w:val="en-US"/>
-        </w:rPr>
-      </w:pPr>
-      <w:r>
-        <w:rPr>
-          <w:lang w:val="en-US"/>
-        </w:rPr>
-        <w:t>Why is this happening ?</w:t>
-      </w:r>
+        <w:t>( Graph</w:t>
+      </w:r>
+      <w:proofErr w:type="gramEnd"/>
+      <w:r>
+        <w:rPr>
+          <w:lang w:val="en-US"/>
+        </w:rPr>
+        <w:t xml:space="preserve"> on x request </w:t>
+      </w:r>
+      <w:proofErr w:type="gramStart"/>
+      <w:r>
+        <w:rPr>
+          <w:lang w:val="en-US"/>
+        </w:rPr>
+        <w:t>completion time</w:t>
+      </w:r>
+      <w:proofErr w:type="gramEnd"/>
+      <w:r>
+        <w:rPr>
+          <w:lang w:val="en-US"/>
+        </w:rPr>
+        <w:t xml:space="preserve"> </w:t>
+      </w:r>
+      <w:proofErr w:type="gramStart"/>
+      <w:r>
+        <w:rPr>
+          <w:lang w:val="en-US"/>
+        </w:rPr>
+        <w:t>axis ,</w:t>
+      </w:r>
+      <w:proofErr w:type="gramEnd"/>
+      <w:r>
+        <w:rPr>
+          <w:lang w:val="en-US"/>
+        </w:rPr>
+        <w:t xml:space="preserve"> y no of </w:t>
+      </w:r>
+      <w:proofErr w:type="gramStart"/>
+      <w:r>
+        <w:rPr>
+          <w:lang w:val="en-US"/>
+        </w:rPr>
+        <w:t>requests )</w:t>
+      </w:r>
+      <w:proofErr w:type="gramEnd"/>
+    </w:p>
+    <w:p>
+      <w:pPr>
+        <w:rPr>
+          <w:lang w:val="en-US"/>
+        </w:rPr>
+      </w:pPr>
+    </w:p>
+    <w:p>
+      <w:pPr>
+        <w:rPr>
+          <w:lang w:val="en-US"/>
+        </w:rPr>
+      </w:pPr>
+      <w:r>
+        <w:rPr>
+          <w:lang w:val="en-US"/>
+        </w:rPr>
+        <w:t xml:space="preserve">Why is this </w:t>
+      </w:r>
+      <w:proofErr w:type="gramStart"/>
+      <w:r>
+        <w:rPr>
+          <w:lang w:val="en-US"/>
+        </w:rPr>
+        <w:t>happening ?</w:t>
+      </w:r>
+      <w:proofErr w:type="gramEnd"/>
     </w:p>
     <w:p>
       <w:pPr>
@@ -1943,20 +2052,12 @@
           <w:lang w:val="en-US"/>
         </w:rPr>
       </w:pPr>
-      <w:proofErr w:type="spellStart"/>
       <w:r>
         <w:rPr>
           <w:lang w:val="en-US"/>
         </w:rPr>
         <w:lastRenderedPageBreak/>
-        <w:t>i</w:t>
-      </w:r>
-      <w:proofErr w:type="spellEnd"/>
-      <w:r>
-        <w:rPr>
-          <w:lang w:val="en-US"/>
-        </w:rPr>
-        <w:t>)</w:t>
+        <w:t>i)</w:t>
       </w:r>
       <w:r>
         <w:rPr>
@@ -2025,33 +2126,7 @@
         <w:rPr>
           <w:lang w:val="en-US"/>
         </w:rPr>
-        <w:t>ii)</w:t>
-      </w:r>
-      <w:r>
-        <w:rPr>
-          <w:lang w:val="en-US"/>
-        </w:rPr>
-        <w:t>How</w:t>
-      </w:r>
-      <w:r>
-        <w:rPr>
-          <w:lang w:val="en-US"/>
-        </w:rPr>
-        <w:t xml:space="preserve"> </w:t>
-      </w:r>
-      <w:proofErr w:type="spellStart"/>
-      <w:r>
-        <w:rPr>
-          <w:lang w:val="en-US"/>
-        </w:rPr>
-        <w:t>redis</w:t>
-      </w:r>
-      <w:proofErr w:type="spellEnd"/>
-      <w:r>
-        <w:rPr>
-          <w:lang w:val="en-US"/>
-        </w:rPr>
-        <w:t xml:space="preserve"> caching helps solve this </w:t>
+        <w:t xml:space="preserve">ii)How redis caching helps solve this </w:t>
       </w:r>
       <w:r>
         <w:rPr>
@@ -2113,21 +2188,21 @@
         <w:rPr>
           <w:lang w:val="en-US"/>
         </w:rPr>
-        <w:t xml:space="preserve"> the </w:t>
-      </w:r>
-      <w:proofErr w:type="spellStart"/>
-      <w:r>
-        <w:rPr>
-          <w:lang w:val="en-US"/>
-        </w:rPr>
-        <w:t>db</w:t>
-      </w:r>
-      <w:proofErr w:type="spellEnd"/>
-      <w:r>
-        <w:rPr>
-          <w:lang w:val="en-US"/>
-        </w:rPr>
-        <w:t xml:space="preserve"> queries resulted to larger result sets holding more than 30k records</w:t>
+        <w:t xml:space="preserve"> the db queries resulted </w:t>
+      </w:r>
+      <w:proofErr w:type="gramStart"/>
+      <w:r>
+        <w:rPr>
+          <w:lang w:val="en-US"/>
+        </w:rPr>
+        <w:t>to</w:t>
+      </w:r>
+      <w:proofErr w:type="gramEnd"/>
+      <w:r>
+        <w:rPr>
+          <w:lang w:val="en-US"/>
+        </w:rPr>
+        <w:t xml:space="preserve"> larger result sets holding more than 30k records</w:t>
       </w:r>
     </w:p>
     <w:p>
@@ -2152,7 +2227,21 @@
         <w:rPr>
           <w:lang w:val="en-US"/>
         </w:rPr>
-        <w:t xml:space="preserve"> causing GC pauses , Heap OOM issues in pod.</w:t>
+        <w:t xml:space="preserve"> causing GC </w:t>
+      </w:r>
+      <w:proofErr w:type="gramStart"/>
+      <w:r>
+        <w:rPr>
+          <w:lang w:val="en-US"/>
+        </w:rPr>
+        <w:t>pauses ,</w:t>
+      </w:r>
+      <w:proofErr w:type="gramEnd"/>
+      <w:r>
+        <w:rPr>
+          <w:lang w:val="en-US"/>
+        </w:rPr>
+        <w:t xml:space="preserve"> Heap OOM issues in pod.</w:t>
       </w:r>
     </w:p>
     <w:p>
@@ -2219,19 +2308,11 @@
           <w:lang w:val="en-US"/>
         </w:rPr>
       </w:pPr>
-      <w:proofErr w:type="spellStart"/>
-      <w:r>
-        <w:rPr>
-          <w:lang w:val="en-US"/>
-        </w:rPr>
-        <w:t>i</w:t>
-      </w:r>
-      <w:proofErr w:type="spellEnd"/>
-      <w:r>
-        <w:rPr>
-          <w:lang w:val="en-US"/>
-        </w:rPr>
-        <w:t>)GC pauses</w:t>
+      <w:r>
+        <w:rPr>
+          <w:lang w:val="en-US"/>
+        </w:rPr>
+        <w:t>i)GC pauses</w:t>
       </w:r>
     </w:p>
     <w:p>
@@ -2257,16 +2338,30 @@
         <w:rPr>
           <w:lang w:val="en-US"/>
         </w:rPr>
-        <w:t>(-XX:+UseG1GC, -</w:t>
-      </w:r>
-      <w:proofErr w:type="spellStart"/>
+        <w:t>(-</w:t>
+      </w:r>
+      <w:proofErr w:type="gramStart"/>
+      <w:r>
+        <w:rPr>
+          <w:lang w:val="en-US"/>
+        </w:rPr>
+        <w:t>XX:+</w:t>
+      </w:r>
+      <w:proofErr w:type="gramEnd"/>
+      <w:r>
+        <w:rPr>
+          <w:lang w:val="en-US"/>
+        </w:rPr>
+        <w:t>UseG1GC, -</w:t>
+      </w:r>
+      <w:proofErr w:type="gramStart"/>
       <w:r>
         <w:rPr>
           <w:lang w:val="en-US"/>
         </w:rPr>
         <w:t>XX:MaxGCPauseMillis</w:t>
       </w:r>
-      <w:proofErr w:type="spellEnd"/>
+      <w:proofErr w:type="gramEnd"/>
       <w:r>
         <w:rPr>
           <w:lang w:val="en-US"/>
@@ -2304,35 +2399,7 @@
         <w:rPr>
           <w:lang w:val="en-US"/>
         </w:rPr>
-        <w:t>We can tune JVM heap sizing (-</w:t>
-      </w:r>
-      <w:proofErr w:type="spellStart"/>
-      <w:r>
-        <w:rPr>
-          <w:lang w:val="en-US"/>
-        </w:rPr>
-        <w:t>Xms</w:t>
-      </w:r>
-      <w:proofErr w:type="spellEnd"/>
-      <w:r>
-        <w:rPr>
-          <w:lang w:val="en-US"/>
-        </w:rPr>
-        <w:t>, -</w:t>
-      </w:r>
-      <w:proofErr w:type="spellStart"/>
-      <w:r>
-        <w:rPr>
-          <w:lang w:val="en-US"/>
-        </w:rPr>
-        <w:t>Xmx</w:t>
-      </w:r>
-      <w:proofErr w:type="spellEnd"/>
-      <w:r>
-        <w:rPr>
-          <w:lang w:val="en-US"/>
-        </w:rPr>
-        <w:t>) within the pod memory limits.</w:t>
+        <w:t>We can tune JVM heap sizing (-Xms, -Xmx) within the pod memory limits.</w:t>
       </w:r>
     </w:p>
     <w:p>
@@ -2566,6 +2633,7 @@
         </w:rPr>
         <w:t xml:space="preserve"> handling crew rostering pilots and flight attendants cannot be assigned or </w:t>
       </w:r>
+      <w:proofErr w:type="gramStart"/>
       <w:r>
         <w:rPr>
           <w:rFonts w:ascii="Aptos" w:eastAsia="Times New Roman" w:hAnsi="Aptos" w:cs="Times New Roman"/>
@@ -2593,6 +2661,7 @@
         </w:rPr>
         <w:t>)</w:t>
       </w:r>
+      <w:proofErr w:type="gramEnd"/>
     </w:p>
     <w:p>
       <w:pPr>
@@ -3514,6 +3583,7 @@
           <w14:ligatures w14:val="none"/>
         </w:rPr>
       </w:pPr>
+      <w:proofErr w:type="gramStart"/>
       <w:r>
         <w:rPr>
           <w:rFonts w:ascii="Aptos" w:eastAsia="Times New Roman" w:hAnsi="Aptos" w:cs="Times New Roman"/>
@@ -3523,6 +3593,7 @@
         </w:rPr>
         <w:t>logs</w:t>
       </w:r>
+      <w:proofErr w:type="gramEnd"/>
     </w:p>
     <w:p>
       <w:pPr>
@@ -3766,6 +3837,7 @@
         </w:rPr>
         <w:t xml:space="preserve">What is the fallback response we are </w:t>
       </w:r>
+      <w:proofErr w:type="gramStart"/>
       <w:r>
         <w:rPr>
           <w:rFonts w:ascii="Aptos" w:eastAsia="Times New Roman" w:hAnsi="Aptos" w:cs="Times New Roman"/>
@@ -3799,6 +3871,7 @@
         </w:rPr>
         <w:t>?</w:t>
       </w:r>
+      <w:proofErr w:type="gramEnd"/>
       <w:r>
         <w:rPr>
           <w:rFonts w:ascii="Aptos" w:eastAsia="Times New Roman" w:hAnsi="Aptos" w:cs="Times New Roman"/>
@@ -3869,6 +3942,7 @@
         </w:rPr>
         <w:t xml:space="preserve"> and unavailable. </w:t>
       </w:r>
+      <w:proofErr w:type="gramStart"/>
       <w:r>
         <w:rPr>
           <w:rFonts w:ascii="Aptos" w:eastAsia="Times New Roman" w:hAnsi="Aptos" w:cs="Times New Roman"/>
@@ -3883,8 +3957,18 @@
           <w:kern w:val="0"/>
           <w14:ligatures w14:val="none"/>
         </w:rPr>
-        <w:t xml:space="preserve">503 </w:t>
-      </w:r>
+        <w:t>503</w:t>
+      </w:r>
+      <w:proofErr w:type="gramEnd"/>
+      <w:r>
+        <w:rPr>
+          <w:rFonts w:ascii="Aptos" w:eastAsia="Times New Roman" w:hAnsi="Aptos" w:cs="Times New Roman"/>
+          <w:kern w:val="0"/>
+          <w14:ligatures w14:val="none"/>
+        </w:rPr>
+        <w:t xml:space="preserve"> </w:t>
+      </w:r>
+      <w:proofErr w:type="gramStart"/>
       <w:r>
         <w:rPr>
           <w:rFonts w:ascii="Aptos" w:eastAsia="Times New Roman" w:hAnsi="Aptos" w:cs="Times New Roman"/>
@@ -3893,6 +3977,7 @@
         </w:rPr>
         <w:t>code )</w:t>
       </w:r>
+      <w:proofErr w:type="gramEnd"/>
     </w:p>
     <w:p>
       <w:pPr>
@@ -4051,19 +4136,28 @@
           <w:lang w:val="en-US"/>
           <w14:ligatures w14:val="none"/>
         </w:rPr>
-        <w:t xml:space="preserve">99% requests should complete under 300 </w:t>
-      </w:r>
-      <w:proofErr w:type="spellStart"/>
-      <w:r>
-        <w:rPr>
-          <w:rFonts w:ascii="Aptos" w:eastAsia="Times New Roman" w:hAnsi="Aptos" w:cs="Times New Roman"/>
-          <w:kern w:val="0"/>
-          <w:lang w:val="en-US"/>
-          <w14:ligatures w14:val="none"/>
-        </w:rPr>
-        <w:t>ms</w:t>
-      </w:r>
-      <w:proofErr w:type="spellEnd"/>
+        <w:t xml:space="preserve">99% requests should </w:t>
+      </w:r>
+      <w:proofErr w:type="gramStart"/>
+      <w:r>
+        <w:rPr>
+          <w:rFonts w:ascii="Aptos" w:eastAsia="Times New Roman" w:hAnsi="Aptos" w:cs="Times New Roman"/>
+          <w:kern w:val="0"/>
+          <w:lang w:val="en-US"/>
+          <w14:ligatures w14:val="none"/>
+        </w:rPr>
+        <w:t>complete</w:t>
+      </w:r>
+      <w:proofErr w:type="gramEnd"/>
+      <w:r>
+        <w:rPr>
+          <w:rFonts w:ascii="Aptos" w:eastAsia="Times New Roman" w:hAnsi="Aptos" w:cs="Times New Roman"/>
+          <w:kern w:val="0"/>
+          <w:lang w:val="en-US"/>
+          <w14:ligatures w14:val="none"/>
+        </w:rPr>
+        <w:t xml:space="preserve"> under 300 ms</w:t>
+      </w:r>
     </w:p>
     <w:p>
       <w:pPr>
@@ -4257,7 +4351,27 @@
           <w:lang w:val="en-US"/>
           <w14:ligatures w14:val="none"/>
         </w:rPr>
-        <w:t xml:space="preserve"> (to email DL ) </w:t>
+        <w:t xml:space="preserve"> (to email </w:t>
+      </w:r>
+      <w:proofErr w:type="gramStart"/>
+      <w:r>
+        <w:rPr>
+          <w:rFonts w:ascii="Aptos" w:eastAsia="Times New Roman" w:hAnsi="Aptos" w:cs="Times New Roman"/>
+          <w:kern w:val="0"/>
+          <w:lang w:val="en-US"/>
+          <w14:ligatures w14:val="none"/>
+        </w:rPr>
+        <w:t>DL )</w:t>
+      </w:r>
+      <w:proofErr w:type="gramEnd"/>
+      <w:r>
+        <w:rPr>
+          <w:rFonts w:ascii="Aptos" w:eastAsia="Times New Roman" w:hAnsi="Aptos" w:cs="Times New Roman"/>
+          <w:kern w:val="0"/>
+          <w:lang w:val="en-US"/>
+          <w14:ligatures w14:val="none"/>
+        </w:rPr>
+        <w:t xml:space="preserve"> </w:t>
       </w:r>
     </w:p>
     <w:p>
@@ -4413,8 +4527,19 @@
           <w:lang w:val="en-US"/>
           <w14:ligatures w14:val="none"/>
         </w:rPr>
-        <w:t xml:space="preserve"> on Prometheus / Grafana alerts )</w:t>
-      </w:r>
+        <w:t xml:space="preserve"> on Prometheus / Grafana </w:t>
+      </w:r>
+      <w:proofErr w:type="gramStart"/>
+      <w:r>
+        <w:rPr>
+          <w:rFonts w:ascii="Aptos" w:eastAsia="Times New Roman" w:hAnsi="Aptos" w:cs="Times New Roman"/>
+          <w:kern w:val="0"/>
+          <w:lang w:val="en-US"/>
+          <w14:ligatures w14:val="none"/>
+        </w:rPr>
+        <w:t>alerts )</w:t>
+      </w:r>
+      <w:proofErr w:type="gramEnd"/>
     </w:p>
     <w:p>
       <w:pPr>
@@ -4711,7 +4836,27 @@
           <w:lang w:val="en-US"/>
           <w14:ligatures w14:val="none"/>
         </w:rPr>
-        <w:t xml:space="preserve">We had a big monolith service which </w:t>
+        <w:t xml:space="preserve">We </w:t>
+      </w:r>
+      <w:proofErr w:type="gramStart"/>
+      <w:r>
+        <w:rPr>
+          <w:rFonts w:ascii="Aptos" w:eastAsia="Times New Roman" w:hAnsi="Aptos" w:cs="Times New Roman"/>
+          <w:kern w:val="0"/>
+          <w:lang w:val="en-US"/>
+          <w14:ligatures w14:val="none"/>
+        </w:rPr>
+        <w:t>had</w:t>
+      </w:r>
+      <w:proofErr w:type="gramEnd"/>
+      <w:r>
+        <w:rPr>
+          <w:rFonts w:ascii="Aptos" w:eastAsia="Times New Roman" w:hAnsi="Aptos" w:cs="Times New Roman"/>
+          <w:kern w:val="0"/>
+          <w:lang w:val="en-US"/>
+          <w14:ligatures w14:val="none"/>
+        </w:rPr>
+        <w:t xml:space="preserve"> a big monolith service which </w:t>
       </w:r>
       <w:r>
         <w:rPr>
@@ -4789,7 +4934,27 @@
           <w:lang w:val="en-US"/>
           <w14:ligatures w14:val="none"/>
         </w:rPr>
-        <w:t>It dependent on the several core libraries like in a chained dependent</w:t>
+        <w:t xml:space="preserve">It </w:t>
+      </w:r>
+      <w:proofErr w:type="gramStart"/>
+      <w:r>
+        <w:rPr>
+          <w:rFonts w:ascii="Aptos" w:eastAsia="Times New Roman" w:hAnsi="Aptos" w:cs="Times New Roman"/>
+          <w:kern w:val="0"/>
+          <w:lang w:val="en-US"/>
+          <w14:ligatures w14:val="none"/>
+        </w:rPr>
+        <w:t>dependent</w:t>
+      </w:r>
+      <w:proofErr w:type="gramEnd"/>
+      <w:r>
+        <w:rPr>
+          <w:rFonts w:ascii="Aptos" w:eastAsia="Times New Roman" w:hAnsi="Aptos" w:cs="Times New Roman"/>
+          <w:kern w:val="0"/>
+          <w:lang w:val="en-US"/>
+          <w14:ligatures w14:val="none"/>
+        </w:rPr>
+        <w:t xml:space="preserve"> on the several core libraries like in a chained dependent</w:t>
       </w:r>
       <w:r>
         <w:rPr>
@@ -5282,14 +5447,25 @@
           <w14:ligatures w14:val="none"/>
         </w:rPr>
       </w:pPr>
-      <w:r>
-        <w:rPr>
-          <w:rFonts w:ascii="Aptos" w:eastAsia="Times New Roman" w:hAnsi="Aptos" w:cs="Times New Roman"/>
-          <w:kern w:val="0"/>
-          <w:lang w:val="en-US"/>
-          <w14:ligatures w14:val="none"/>
-        </w:rPr>
-        <w:t>release coordination became difficult</w:t>
+      <w:proofErr w:type="gramStart"/>
+      <w:r>
+        <w:rPr>
+          <w:rFonts w:ascii="Aptos" w:eastAsia="Times New Roman" w:hAnsi="Aptos" w:cs="Times New Roman"/>
+          <w:kern w:val="0"/>
+          <w:lang w:val="en-US"/>
+          <w14:ligatures w14:val="none"/>
+        </w:rPr>
+        <w:t>release</w:t>
+      </w:r>
+      <w:proofErr w:type="gramEnd"/>
+      <w:r>
+        <w:rPr>
+          <w:rFonts w:ascii="Aptos" w:eastAsia="Times New Roman" w:hAnsi="Aptos" w:cs="Times New Roman"/>
+          <w:kern w:val="0"/>
+          <w:lang w:val="en-US"/>
+          <w14:ligatures w14:val="none"/>
+        </w:rPr>
+        <w:t xml:space="preserve"> coordination became difficult</w:t>
       </w:r>
     </w:p>
     <w:p>
@@ -5693,19 +5869,19 @@
           <w:lang w:val="en-US"/>
           <w14:ligatures w14:val="none"/>
         </w:rPr>
-        <w:t xml:space="preserve">through asynchronous messaging where needed ( </w:t>
-      </w:r>
-      <w:proofErr w:type="spellStart"/>
-      <w:r>
-        <w:rPr>
-          <w:rFonts w:ascii="Aptos" w:eastAsia="Times New Roman" w:hAnsi="Aptos" w:cs="Times New Roman"/>
-          <w:kern w:val="0"/>
-          <w:lang w:val="en-US"/>
-          <w14:ligatures w14:val="none"/>
-        </w:rPr>
-        <w:t>kafka</w:t>
-      </w:r>
-      <w:proofErr w:type="spellEnd"/>
+        <w:t xml:space="preserve">through asynchronous messaging where needed </w:t>
+      </w:r>
+      <w:proofErr w:type="gramStart"/>
+      <w:r>
+        <w:rPr>
+          <w:rFonts w:ascii="Aptos" w:eastAsia="Times New Roman" w:hAnsi="Aptos" w:cs="Times New Roman"/>
+          <w:kern w:val="0"/>
+          <w:lang w:val="en-US"/>
+          <w14:ligatures w14:val="none"/>
+        </w:rPr>
+        <w:t>( kafka</w:t>
+      </w:r>
+      <w:proofErr w:type="gramEnd"/>
       <w:r>
         <w:rPr>
           <w:rFonts w:ascii="Aptos" w:eastAsia="Times New Roman" w:hAnsi="Aptos" w:cs="Times New Roman"/>
@@ -6289,7 +6465,14 @@
         <w:rPr>
           <w:rFonts w:ascii="Aptos" w:hAnsi="Aptos"/>
         </w:rPr>
-        <w:t>: The specific activity that kicks off the workflow. This can be an internal GitHub event (</w:t>
+        <w:t xml:space="preserve">: The specific activity that kicks off the workflow. This can be an internal GitHub event </w:t>
+      </w:r>
+      <w:proofErr w:type="gramStart"/>
+      <w:r>
+        <w:rPr>
+          <w:rFonts w:ascii="Aptos" w:hAnsi="Aptos"/>
+        </w:rPr>
+        <w:t>(</w:t>
       </w:r>
       <w:r>
         <w:rPr>
@@ -6301,7 +6484,14 @@
         <w:rPr>
           <w:rFonts w:ascii="Aptos" w:hAnsi="Aptos"/>
         </w:rPr>
-        <w:t xml:space="preserve">like a </w:t>
+        <w:t>like</w:t>
+      </w:r>
+      <w:proofErr w:type="gramEnd"/>
+      <w:r>
+        <w:rPr>
+          <w:rFonts w:ascii="Aptos" w:hAnsi="Aptos"/>
+        </w:rPr>
+        <w:t xml:space="preserve"> a </w:t>
       </w:r>
       <w:r>
         <w:rPr>
@@ -6317,29 +6507,43 @@
         </w:rPr>
         <w:t xml:space="preserve"> or </w:t>
       </w:r>
-      <w:proofErr w:type="spellStart"/>
       <w:r>
         <w:rPr>
           <w:rFonts w:ascii="Aptos" w:hAnsi="Aptos"/>
           <w:sz w:val="21"/>
           <w:szCs w:val="21"/>
         </w:rPr>
-        <w:t>pull_request</w:t>
-      </w:r>
-      <w:proofErr w:type="spellEnd"/>
+        <w:t>pull_</w:t>
+      </w:r>
+      <w:proofErr w:type="gramStart"/>
       <w:r>
         <w:rPr>
           <w:rFonts w:ascii="Aptos" w:hAnsi="Aptos"/>
           <w:sz w:val="21"/>
           <w:szCs w:val="21"/>
         </w:rPr>
+        <w:t>request</w:t>
+      </w:r>
+      <w:r>
+        <w:rPr>
+          <w:rFonts w:ascii="Aptos" w:hAnsi="Aptos"/>
+          <w:sz w:val="21"/>
+          <w:szCs w:val="21"/>
+        </w:rPr>
         <w:t xml:space="preserve"> </w:t>
       </w:r>
       <w:r>
         <w:rPr>
           <w:rFonts w:ascii="Aptos" w:hAnsi="Aptos"/>
         </w:rPr>
-        <w:t xml:space="preserve">), a manual button </w:t>
+        <w:t>)</w:t>
+      </w:r>
+      <w:proofErr w:type="gramEnd"/>
+      <w:r>
+        <w:rPr>
+          <w:rFonts w:ascii="Aptos" w:hAnsi="Aptos"/>
+        </w:rPr>
+        <w:t xml:space="preserve">, a manual button </w:t>
       </w:r>
       <w:r>
         <w:rPr>
@@ -6520,8 +6724,18 @@
           <w:u w:val="single"/>
           <w:lang w:val="en-IN"/>
         </w:rPr>
-        <w:t>Example work flow</w:t>
-      </w:r>
+        <w:t xml:space="preserve">Example </w:t>
+      </w:r>
+      <w:proofErr w:type="gramStart"/>
+      <w:r>
+        <w:rPr>
+          <w:rFonts w:ascii="Aptos" w:hAnsi="Aptos"/>
+          <w:u w:val="single"/>
+          <w:lang w:val="en-IN"/>
+        </w:rPr>
+        <w:t>work flow</w:t>
+      </w:r>
+      <w:proofErr w:type="gramEnd"/>
     </w:p>
     <w:p>
       <w:pPr>
@@ -7027,7 +7241,47 @@
           <w:lang w:val="en-US"/>
           <w14:ligatures w14:val="none"/>
         </w:rPr>
-        <w:t xml:space="preserve">Instances sized for peak traffic but running near-idle most of the day , </w:t>
+        <w:t>Instances sized for peak traffic but running near-</w:t>
+      </w:r>
+      <w:proofErr w:type="gramStart"/>
+      <w:r>
+        <w:rPr>
+          <w:rFonts w:ascii="Aptos" w:eastAsia="Times New Roman" w:hAnsi="Aptos" w:cs="Times New Roman"/>
+          <w:kern w:val="0"/>
+          <w:lang w:val="en-US"/>
+          <w14:ligatures w14:val="none"/>
+        </w:rPr>
+        <w:t>idle</w:t>
+      </w:r>
+      <w:proofErr w:type="gramEnd"/>
+      <w:r>
+        <w:rPr>
+          <w:rFonts w:ascii="Aptos" w:eastAsia="Times New Roman" w:hAnsi="Aptos" w:cs="Times New Roman"/>
+          <w:kern w:val="0"/>
+          <w:lang w:val="en-US"/>
+          <w14:ligatures w14:val="none"/>
+        </w:rPr>
+        <w:t xml:space="preserve"> most of the </w:t>
+      </w:r>
+      <w:proofErr w:type="gramStart"/>
+      <w:r>
+        <w:rPr>
+          <w:rFonts w:ascii="Aptos" w:eastAsia="Times New Roman" w:hAnsi="Aptos" w:cs="Times New Roman"/>
+          <w:kern w:val="0"/>
+          <w:lang w:val="en-US"/>
+          <w14:ligatures w14:val="none"/>
+        </w:rPr>
+        <w:t>day ,</w:t>
+      </w:r>
+      <w:proofErr w:type="gramEnd"/>
+      <w:r>
+        <w:rPr>
+          <w:rFonts w:ascii="Aptos" w:eastAsia="Times New Roman" w:hAnsi="Aptos" w:cs="Times New Roman"/>
+          <w:kern w:val="0"/>
+          <w:lang w:val="en-US"/>
+          <w14:ligatures w14:val="none"/>
+        </w:rPr>
+        <w:t xml:space="preserve"> </w:t>
       </w:r>
       <w:r>
         <w:rPr>
@@ -7037,8 +7291,20 @@
           <w:lang w:val="en-US"/>
           <w14:ligatures w14:val="none"/>
         </w:rPr>
-        <w:t>t3.xlarge</w:t>
-      </w:r>
+        <w:t>t</w:t>
+      </w:r>
+      <w:proofErr w:type="gramStart"/>
+      <w:r>
+        <w:rPr>
+          <w:rFonts w:ascii="Aptos" w:eastAsia="Times New Roman" w:hAnsi="Aptos" w:cs="Times New Roman"/>
+          <w:color w:val="3D3D3A"/>
+          <w:kern w:val="0"/>
+          <w:lang w:val="en-US"/>
+          <w14:ligatures w14:val="none"/>
+        </w:rPr>
+        <w:t>3.xlarge</w:t>
+      </w:r>
+      <w:proofErr w:type="gramEnd"/>
       <w:r>
         <w:rPr>
           <w:rFonts w:ascii="Aptos" w:eastAsia="Times New Roman" w:hAnsi="Aptos" w:cs="Times New Roman"/>
@@ -7110,6 +7376,7 @@
         </w:rPr>
         <w:t xml:space="preserve">Some pods had </w:t>
       </w:r>
+      <w:proofErr w:type="gramStart"/>
       <w:r>
         <w:rPr>
           <w:rFonts w:ascii="Aptos" w:eastAsia="Times New Roman" w:hAnsi="Aptos" w:cs="Times New Roman"/>
@@ -7121,14 +7388,75 @@
         </w:rPr>
         <w:t>request</w:t>
       </w:r>
-      <w:r>
-        <w:rPr>
-          <w:rFonts w:ascii="Aptos" w:eastAsia="Times New Roman" w:hAnsi="Aptos" w:cs="Times New Roman"/>
-          <w:kern w:val="0"/>
-          <w:lang w:val="en-US"/>
-          <w14:ligatures w14:val="none"/>
-        </w:rPr>
-        <w:t xml:space="preserve"> ( minimum guaranteed resources ) over provisioned.</w:t>
+      <w:proofErr w:type="gramEnd"/>
+      <w:r>
+        <w:rPr>
+          <w:rFonts w:ascii="Aptos" w:eastAsia="Times New Roman" w:hAnsi="Aptos" w:cs="Times New Roman"/>
+          <w:kern w:val="0"/>
+          <w:lang w:val="en-US"/>
+          <w14:ligatures w14:val="none"/>
+        </w:rPr>
+        <w:t xml:space="preserve"> </w:t>
+      </w:r>
+      <w:proofErr w:type="gramStart"/>
+      <w:r>
+        <w:rPr>
+          <w:rFonts w:ascii="Aptos" w:eastAsia="Times New Roman" w:hAnsi="Aptos" w:cs="Times New Roman"/>
+          <w:kern w:val="0"/>
+          <w:lang w:val="en-US"/>
+          <w14:ligatures w14:val="none"/>
+        </w:rPr>
+        <w:t>( minimum</w:t>
+      </w:r>
+      <w:proofErr w:type="gramEnd"/>
+      <w:r>
+        <w:rPr>
+          <w:rFonts w:ascii="Aptos" w:eastAsia="Times New Roman" w:hAnsi="Aptos" w:cs="Times New Roman"/>
+          <w:kern w:val="0"/>
+          <w:lang w:val="en-US"/>
+          <w14:ligatures w14:val="none"/>
+        </w:rPr>
+        <w:t xml:space="preserve"> guaranteed </w:t>
+      </w:r>
+      <w:proofErr w:type="gramStart"/>
+      <w:r>
+        <w:rPr>
+          <w:rFonts w:ascii="Aptos" w:eastAsia="Times New Roman" w:hAnsi="Aptos" w:cs="Times New Roman"/>
+          <w:kern w:val="0"/>
+          <w:lang w:val="en-US"/>
+          <w14:ligatures w14:val="none"/>
+        </w:rPr>
+        <w:t>resources )</w:t>
+      </w:r>
+      <w:proofErr w:type="gramEnd"/>
+      <w:r>
+        <w:rPr>
+          <w:rFonts w:ascii="Aptos" w:eastAsia="Times New Roman" w:hAnsi="Aptos" w:cs="Times New Roman"/>
+          <w:kern w:val="0"/>
+          <w:lang w:val="en-US"/>
+          <w14:ligatures w14:val="none"/>
+        </w:rPr>
+        <w:t xml:space="preserve"> </w:t>
+      </w:r>
+      <w:proofErr w:type="gramStart"/>
+      <w:r>
+        <w:rPr>
+          <w:rFonts w:ascii="Aptos" w:eastAsia="Times New Roman" w:hAnsi="Aptos" w:cs="Times New Roman"/>
+          <w:kern w:val="0"/>
+          <w:lang w:val="en-US"/>
+          <w14:ligatures w14:val="none"/>
+        </w:rPr>
+        <w:t>over provisioned</w:t>
+      </w:r>
+      <w:proofErr w:type="gramEnd"/>
+      <w:r>
+        <w:rPr>
+          <w:rFonts w:ascii="Aptos" w:eastAsia="Times New Roman" w:hAnsi="Aptos" w:cs="Times New Roman"/>
+          <w:kern w:val="0"/>
+          <w:lang w:val="en-US"/>
+          <w14:ligatures w14:val="none"/>
+        </w:rPr>
+        <w:t>.</w:t>
       </w:r>
     </w:p>
     <w:p>
@@ -7643,7 +7971,31 @@
           <w:lang w:val="en-US"/>
           <w14:ligatures w14:val="none"/>
         </w:rPr>
-        <w:t xml:space="preserve">Why this activity became </w:t>
+        <w:t xml:space="preserve">Why </w:t>
+      </w:r>
+      <w:proofErr w:type="gramStart"/>
+      <w:r>
+        <w:rPr>
+          <w:rFonts w:ascii="Aptos" w:eastAsia="Times New Roman" w:hAnsi="Aptos" w:cs="Times New Roman"/>
+          <w:i/>
+          <w:iCs/>
+          <w:kern w:val="0"/>
+          <w:lang w:val="en-US"/>
+          <w14:ligatures w14:val="none"/>
+        </w:rPr>
+        <w:t>this</w:t>
+      </w:r>
+      <w:proofErr w:type="gramEnd"/>
+      <w:r>
+        <w:rPr>
+          <w:rFonts w:ascii="Aptos" w:eastAsia="Times New Roman" w:hAnsi="Aptos" w:cs="Times New Roman"/>
+          <w:i/>
+          <w:iCs/>
+          <w:kern w:val="0"/>
+          <w:lang w:val="en-US"/>
+          <w14:ligatures w14:val="none"/>
+        </w:rPr>
+        <w:t xml:space="preserve"> activity became </w:t>
       </w:r>
       <w:r>
         <w:rPr>
@@ -7979,45 +8331,85 @@
           <w:lang w:val="en-US"/>
           <w14:ligatures w14:val="none"/>
         </w:rPr>
-        <w:t>How Does the Optimization Work ?</w:t>
-      </w:r>
-    </w:p>
-    <w:p>
-      <w:pPr>
-        <w:spacing w:after="0" w:line="240" w:lineRule="auto"/>
-        <w:rPr>
-          <w:rFonts w:ascii="Aptos" w:eastAsia="Times New Roman" w:hAnsi="Aptos" w:cs="Times New Roman"/>
-          <w:kern w:val="0"/>
-          <w:lang w:val="en-US"/>
-          <w14:ligatures w14:val="none"/>
-        </w:rPr>
-      </w:pPr>
-      <w:r>
-        <w:rPr>
-          <w:rFonts w:ascii="Aptos" w:eastAsia="Times New Roman" w:hAnsi="Aptos" w:cs="Times New Roman"/>
-          <w:kern w:val="0"/>
-          <w:lang w:val="en-US"/>
-          <w14:ligatures w14:val="none"/>
-        </w:rPr>
-        <w:t> </w:t>
-      </w:r>
-    </w:p>
-    <w:p>
-      <w:pPr>
-        <w:spacing w:after="0" w:line="240" w:lineRule="auto"/>
-        <w:rPr>
-          <w:rFonts w:ascii="Aptos" w:eastAsia="Times New Roman" w:hAnsi="Aptos" w:cs="Times New Roman"/>
-          <w:kern w:val="0"/>
-          <w:lang w:val="en-US"/>
-          <w14:ligatures w14:val="none"/>
-        </w:rPr>
-      </w:pPr>
+        <w:t xml:space="preserve">How Does </w:t>
+      </w:r>
+      <w:proofErr w:type="gramStart"/>
       <w:r>
         <w:rPr>
           <w:rFonts w:ascii="Aptos" w:eastAsia="Times New Roman" w:hAnsi="Aptos" w:cs="Times New Roman"/>
           <w:i/>
           <w:iCs/>
           <w:kern w:val="0"/>
+          <w:u w:val="single"/>
+          <w:lang w:val="en-US"/>
+          <w14:ligatures w14:val="none"/>
+        </w:rPr>
+        <w:t>the Optimization</w:t>
+      </w:r>
+      <w:proofErr w:type="gramEnd"/>
+      <w:r>
+        <w:rPr>
+          <w:rFonts w:ascii="Aptos" w:eastAsia="Times New Roman" w:hAnsi="Aptos" w:cs="Times New Roman"/>
+          <w:i/>
+          <w:iCs/>
+          <w:kern w:val="0"/>
+          <w:u w:val="single"/>
+          <w:lang w:val="en-US"/>
+          <w14:ligatures w14:val="none"/>
+        </w:rPr>
+        <w:t xml:space="preserve"> </w:t>
+      </w:r>
+      <w:proofErr w:type="gramStart"/>
+      <w:r>
+        <w:rPr>
+          <w:rFonts w:ascii="Aptos" w:eastAsia="Times New Roman" w:hAnsi="Aptos" w:cs="Times New Roman"/>
+          <w:i/>
+          <w:iCs/>
+          <w:kern w:val="0"/>
+          <w:u w:val="single"/>
+          <w:lang w:val="en-US"/>
+          <w14:ligatures w14:val="none"/>
+        </w:rPr>
+        <w:t>Work ?</w:t>
+      </w:r>
+      <w:proofErr w:type="gramEnd"/>
+    </w:p>
+    <w:p>
+      <w:pPr>
+        <w:spacing w:after="0" w:line="240" w:lineRule="auto"/>
+        <w:rPr>
+          <w:rFonts w:ascii="Aptos" w:eastAsia="Times New Roman" w:hAnsi="Aptos" w:cs="Times New Roman"/>
+          <w:kern w:val="0"/>
+          <w:lang w:val="en-US"/>
+          <w14:ligatures w14:val="none"/>
+        </w:rPr>
+      </w:pPr>
+      <w:r>
+        <w:rPr>
+          <w:rFonts w:ascii="Aptos" w:eastAsia="Times New Roman" w:hAnsi="Aptos" w:cs="Times New Roman"/>
+          <w:kern w:val="0"/>
+          <w:lang w:val="en-US"/>
+          <w14:ligatures w14:val="none"/>
+        </w:rPr>
+        <w:t> </w:t>
+      </w:r>
+    </w:p>
+    <w:p>
+      <w:pPr>
+        <w:spacing w:after="0" w:line="240" w:lineRule="auto"/>
+        <w:rPr>
+          <w:rFonts w:ascii="Aptos" w:eastAsia="Times New Roman" w:hAnsi="Aptos" w:cs="Times New Roman"/>
+          <w:kern w:val="0"/>
+          <w:lang w:val="en-US"/>
+          <w14:ligatures w14:val="none"/>
+        </w:rPr>
+      </w:pPr>
+      <w:r>
+        <w:rPr>
+          <w:rFonts w:ascii="Aptos" w:eastAsia="Times New Roman" w:hAnsi="Aptos" w:cs="Times New Roman"/>
+          <w:i/>
+          <w:iCs/>
+          <w:kern w:val="0"/>
           <w:lang w:val="en-US"/>
           <w14:ligatures w14:val="none"/>
         </w:rPr>
@@ -8089,8 +8481,20 @@
           <w:lang w:val="en-US"/>
           <w14:ligatures w14:val="none"/>
         </w:rPr>
-        <w:t>t3.xlarge</w:t>
-      </w:r>
+        <w:t>t</w:t>
+      </w:r>
+      <w:proofErr w:type="gramStart"/>
+      <w:r>
+        <w:rPr>
+          <w:rFonts w:ascii="Aptos" w:eastAsia="Times New Roman" w:hAnsi="Aptos" w:cs="Times New Roman"/>
+          <w:color w:val="3D3D3A"/>
+          <w:kern w:val="0"/>
+          <w:lang w:val="en-US"/>
+          <w14:ligatures w14:val="none"/>
+        </w:rPr>
+        <w:t>3.xlarge</w:t>
+      </w:r>
+      <w:proofErr w:type="gramEnd"/>
       <w:r>
         <w:rPr>
           <w:rFonts w:ascii="Aptos" w:eastAsia="Times New Roman" w:hAnsi="Aptos" w:cs="Times New Roman"/>
@@ -8126,8 +8530,20 @@
           <w:lang w:val="en-US"/>
           <w14:ligatures w14:val="none"/>
         </w:rPr>
-        <w:t>t3.medium</w:t>
-      </w:r>
+        <w:t>t</w:t>
+      </w:r>
+      <w:proofErr w:type="gramStart"/>
+      <w:r>
+        <w:rPr>
+          <w:rFonts w:ascii="Aptos" w:eastAsia="Times New Roman" w:hAnsi="Aptos" w:cs="Times New Roman"/>
+          <w:color w:val="3D3D3A"/>
+          <w:kern w:val="0"/>
+          <w:lang w:val="en-US"/>
+          <w14:ligatures w14:val="none"/>
+        </w:rPr>
+        <w:t>3.medium</w:t>
+      </w:r>
+      <w:proofErr w:type="gramEnd"/>
       <w:r>
         <w:rPr>
           <w:rFonts w:ascii="Aptos" w:eastAsia="Times New Roman" w:hAnsi="Aptos" w:cs="Times New Roman"/>
@@ -8289,56 +8705,95 @@
           <w:lang w:val="en-US"/>
           <w14:ligatures w14:val="none"/>
         </w:rPr>
-        <w:t xml:space="preserve">Horizontal Pod </w:t>
-      </w:r>
-      <w:proofErr w:type="spellStart"/>
-      <w:r>
-        <w:rPr>
-          <w:rFonts w:ascii="Aptos" w:eastAsia="Times New Roman" w:hAnsi="Aptos" w:cs="Times New Roman"/>
-          <w:b/>
-          <w:bCs/>
+        <w:t>Horizontal Pod Autoscaler (HPA).</w:t>
+      </w:r>
+    </w:p>
+    <w:p>
+      <w:pPr>
+        <w:spacing w:after="0" w:line="240" w:lineRule="auto"/>
+        <w:ind w:left="540"/>
+        <w:rPr>
+          <w:rFonts w:ascii="Aptos" w:eastAsia="Times New Roman" w:hAnsi="Aptos" w:cs="Times New Roman"/>
+          <w:kern w:val="0"/>
+          <w:lang w:val="en-US"/>
+          <w14:ligatures w14:val="none"/>
+        </w:rPr>
+      </w:pPr>
+      <w:r>
+        <w:rPr>
+          <w:rFonts w:ascii="Aptos" w:eastAsia="Times New Roman" w:hAnsi="Aptos" w:cs="Times New Roman"/>
+          <w:kern w:val="0"/>
+          <w:lang w:val="en-US"/>
+          <w14:ligatures w14:val="none"/>
+        </w:rPr>
+        <w:t> </w:t>
+      </w:r>
+    </w:p>
+    <w:p>
+      <w:pPr>
+        <w:spacing w:after="0" w:line="240" w:lineRule="auto"/>
+        <w:ind w:left="540"/>
+        <w:rPr>
+          <w:rFonts w:ascii="Aptos" w:eastAsia="Times New Roman" w:hAnsi="Aptos" w:cs="Times New Roman"/>
+          <w:kern w:val="0"/>
+          <w:lang w:val="en-US"/>
+          <w14:ligatures w14:val="none"/>
+        </w:rPr>
+      </w:pPr>
+      <w:r>
+        <w:rPr>
+          <w:rFonts w:ascii="Aptos" w:eastAsia="Times New Roman" w:hAnsi="Aptos" w:cs="Times New Roman"/>
           <w:i/>
           <w:iCs/>
           <w:kern w:val="0"/>
           <w:lang w:val="en-US"/>
           <w14:ligatures w14:val="none"/>
         </w:rPr>
-        <w:t>Autoscaler</w:t>
-      </w:r>
-      <w:proofErr w:type="spellEnd"/>
-      <w:r>
-        <w:rPr>
-          <w:rFonts w:ascii="Aptos" w:eastAsia="Times New Roman" w:hAnsi="Aptos" w:cs="Times New Roman"/>
-          <w:b/>
-          <w:bCs/>
+        <w:t>Example:</w:t>
+      </w:r>
+    </w:p>
+    <w:p>
+      <w:pPr>
+        <w:spacing w:after="0" w:line="240" w:lineRule="auto"/>
+        <w:ind w:left="540"/>
+        <w:rPr>
+          <w:rFonts w:ascii="Aptos" w:eastAsia="Times New Roman" w:hAnsi="Aptos" w:cs="Times New Roman"/>
+          <w:kern w:val="0"/>
+          <w:lang w:val="en-US"/>
+          <w14:ligatures w14:val="none"/>
+        </w:rPr>
+      </w:pPr>
+      <w:r>
+        <w:rPr>
+          <w:rFonts w:ascii="Aptos" w:eastAsia="Times New Roman" w:hAnsi="Aptos" w:cs="Times New Roman"/>
+          <w:kern w:val="0"/>
+          <w:lang w:val="en-US"/>
+          <w14:ligatures w14:val="none"/>
+        </w:rPr>
+        <w:t> </w:t>
+      </w:r>
+    </w:p>
+    <w:p>
+      <w:pPr>
+        <w:spacing w:after="0" w:line="240" w:lineRule="auto"/>
+        <w:ind w:left="540"/>
+        <w:rPr>
+          <w:rFonts w:ascii="Aptos" w:eastAsia="Times New Roman" w:hAnsi="Aptos" w:cs="Times New Roman"/>
+          <w:kern w:val="0"/>
+          <w:lang w:val="en-US"/>
+          <w14:ligatures w14:val="none"/>
+        </w:rPr>
+      </w:pPr>
+      <w:r>
+        <w:rPr>
+          <w:rFonts w:ascii="Aptos" w:eastAsia="Times New Roman" w:hAnsi="Aptos" w:cs="Times New Roman"/>
           <w:i/>
           <w:iCs/>
           <w:kern w:val="0"/>
           <w:lang w:val="en-US"/>
           <w14:ligatures w14:val="none"/>
         </w:rPr>
-        <w:t xml:space="preserve"> (HPA).</w:t>
-      </w:r>
-    </w:p>
-    <w:p>
-      <w:pPr>
-        <w:spacing w:after="0" w:line="240" w:lineRule="auto"/>
-        <w:ind w:left="540"/>
-        <w:rPr>
-          <w:rFonts w:ascii="Aptos" w:eastAsia="Times New Roman" w:hAnsi="Aptos" w:cs="Times New Roman"/>
-          <w:kern w:val="0"/>
-          <w:lang w:val="en-US"/>
-          <w14:ligatures w14:val="none"/>
-        </w:rPr>
-      </w:pPr>
-      <w:r>
-        <w:rPr>
-          <w:rFonts w:ascii="Aptos" w:eastAsia="Times New Roman" w:hAnsi="Aptos" w:cs="Times New Roman"/>
-          <w:kern w:val="0"/>
-          <w:lang w:val="en-US"/>
-          <w14:ligatures w14:val="none"/>
-        </w:rPr>
-        <w:t> </w:t>
+        <w:t>CPU &gt; 80%</w:t>
       </w:r>
     </w:p>
     <w:p>
@@ -8361,7 +8816,7 @@
           <w:lang w:val="en-US"/>
           <w14:ligatures w14:val="none"/>
         </w:rPr>
-        <w:t>Example:</w:t>
+        <w:t>Increase Pods from 3 → 10</w:t>
       </w:r>
     </w:p>
     <w:p>
@@ -8405,20 +8860,9 @@
           <w:lang w:val="en-US"/>
           <w14:ligatures w14:val="none"/>
         </w:rPr>
-        <w:t>CPU &gt; 80%</w:t>
-      </w:r>
-    </w:p>
-    <w:p>
-      <w:pPr>
-        <w:spacing w:after="0" w:line="240" w:lineRule="auto"/>
-        <w:ind w:left="540"/>
-        <w:rPr>
-          <w:rFonts w:ascii="Aptos" w:eastAsia="Times New Roman" w:hAnsi="Aptos" w:cs="Times New Roman"/>
-          <w:kern w:val="0"/>
-          <w:lang w:val="en-US"/>
-          <w14:ligatures w14:val="none"/>
-        </w:rPr>
-      </w:pPr>
+        <w:t xml:space="preserve">Scales pod replicas based on metrics (CPU, </w:t>
+      </w:r>
+      <w:proofErr w:type="gramStart"/>
       <w:r>
         <w:rPr>
           <w:rFonts w:ascii="Aptos" w:eastAsia="Times New Roman" w:hAnsi="Aptos" w:cs="Times New Roman"/>
@@ -8428,8 +8872,9 @@
           <w:lang w:val="en-US"/>
           <w14:ligatures w14:val="none"/>
         </w:rPr>
-        <w:t>Increase Pods from 3 → 10</w:t>
-      </w:r>
+        <w:t>memory )</w:t>
+      </w:r>
+      <w:proofErr w:type="gramEnd"/>
     </w:p>
     <w:p>
       <w:pPr>
@@ -8472,28 +8917,7 @@
           <w:lang w:val="en-US"/>
           <w14:ligatures w14:val="none"/>
         </w:rPr>
-        <w:t>Scales pod replicas based on metrics (CPU, memory )</w:t>
-      </w:r>
-    </w:p>
-    <w:p>
-      <w:pPr>
-        <w:spacing w:after="0" w:line="240" w:lineRule="auto"/>
-        <w:ind w:left="540"/>
-        <w:rPr>
-          <w:rFonts w:ascii="Aptos" w:eastAsia="Times New Roman" w:hAnsi="Aptos" w:cs="Times New Roman"/>
-          <w:kern w:val="0"/>
-          <w:lang w:val="en-US"/>
-          <w14:ligatures w14:val="none"/>
-        </w:rPr>
-      </w:pPr>
-      <w:r>
-        <w:rPr>
-          <w:rFonts w:ascii="Aptos" w:eastAsia="Times New Roman" w:hAnsi="Aptos" w:cs="Times New Roman"/>
-          <w:kern w:val="0"/>
-          <w:lang w:val="en-US"/>
-          <w14:ligatures w14:val="none"/>
-        </w:rPr>
-        <w:t> </w:t>
+        <w:t xml:space="preserve">Horizontal Pod Autoscaler (HPA) </w:t>
       </w:r>
     </w:p>
     <w:p>
@@ -8516,9 +8940,9 @@
           <w:lang w:val="en-US"/>
           <w14:ligatures w14:val="none"/>
         </w:rPr>
-        <w:t xml:space="preserve">Horizontal Pod </w:t>
-      </w:r>
-      <w:proofErr w:type="spellStart"/>
+        <w:t xml:space="preserve">Scales pod replicas based on metrics (CPU, </w:t>
+      </w:r>
+      <w:proofErr w:type="gramStart"/>
       <w:r>
         <w:rPr>
           <w:rFonts w:ascii="Aptos" w:eastAsia="Times New Roman" w:hAnsi="Aptos" w:cs="Times New Roman"/>
@@ -8528,9 +8952,69 @@
           <w:lang w:val="en-US"/>
           <w14:ligatures w14:val="none"/>
         </w:rPr>
-        <w:t>Autoscaler</w:t>
-      </w:r>
-      <w:proofErr w:type="spellEnd"/>
+        <w:t>memory )</w:t>
+      </w:r>
+      <w:proofErr w:type="gramEnd"/>
+    </w:p>
+    <w:p>
+      <w:pPr>
+        <w:spacing w:after="0" w:line="240" w:lineRule="auto"/>
+        <w:rPr>
+          <w:rFonts w:ascii="Aptos" w:eastAsia="Times New Roman" w:hAnsi="Aptos" w:cs="Times New Roman"/>
+          <w:kern w:val="0"/>
+          <w:lang w:val="en-US"/>
+          <w14:ligatures w14:val="none"/>
+        </w:rPr>
+      </w:pPr>
+      <w:r>
+        <w:rPr>
+          <w:rFonts w:ascii="Aptos" w:eastAsia="Times New Roman" w:hAnsi="Aptos" w:cs="Times New Roman"/>
+          <w:kern w:val="0"/>
+          <w:lang w:val="en-US"/>
+          <w14:ligatures w14:val="none"/>
+        </w:rPr>
+        <w:t> </w:t>
+      </w:r>
+    </w:p>
+    <w:p>
+      <w:pPr>
+        <w:spacing w:after="0" w:line="240" w:lineRule="auto"/>
+        <w:rPr>
+          <w:rFonts w:ascii="Aptos" w:eastAsia="Times New Roman" w:hAnsi="Aptos" w:cs="Times New Roman"/>
+          <w:kern w:val="0"/>
+          <w:lang w:val="en-US"/>
+          <w14:ligatures w14:val="none"/>
+        </w:rPr>
+      </w:pPr>
+      <w:r>
+        <w:rPr>
+          <w:rFonts w:ascii="Aptos" w:eastAsia="Times New Roman" w:hAnsi="Aptos" w:cs="Times New Roman"/>
+          <w:kern w:val="0"/>
+          <w:lang w:val="en-US"/>
+          <w14:ligatures w14:val="none"/>
+        </w:rPr>
+        <w:t> </w:t>
+      </w:r>
+    </w:p>
+    <w:p>
+      <w:pPr>
+        <w:spacing w:after="0" w:line="240" w:lineRule="auto"/>
+        <w:rPr>
+          <w:rFonts w:ascii="Aptos" w:eastAsia="Times New Roman" w:hAnsi="Aptos" w:cs="Times New Roman"/>
+          <w:kern w:val="0"/>
+          <w:lang w:val="en-US"/>
+          <w14:ligatures w14:val="none"/>
+        </w:rPr>
+      </w:pPr>
+      <w:r>
+        <w:rPr>
+          <w:rFonts w:ascii="Aptos" w:eastAsia="Times New Roman" w:hAnsi="Aptos" w:cs="Times New Roman"/>
+          <w:kern w:val="0"/>
+          <w:lang w:val="en-US"/>
+          <w14:ligatures w14:val="none"/>
+        </w:rPr>
+        <w:t> </w:t>
+      </w:r>
       <w:r>
         <w:rPr>
           <w:rFonts w:ascii="Aptos" w:eastAsia="Times New Roman" w:hAnsi="Aptos" w:cs="Times New Roman"/>
@@ -8540,20 +9024,41 @@
           <w:lang w:val="en-US"/>
           <w14:ligatures w14:val="none"/>
         </w:rPr>
-        <w:t xml:space="preserve"> (HPA) </w:t>
-      </w:r>
-    </w:p>
-    <w:p>
-      <w:pPr>
-        <w:spacing w:after="0" w:line="240" w:lineRule="auto"/>
-        <w:ind w:left="540"/>
-        <w:rPr>
-          <w:rFonts w:ascii="Aptos" w:eastAsia="Times New Roman" w:hAnsi="Aptos" w:cs="Times New Roman"/>
-          <w:kern w:val="0"/>
-          <w:lang w:val="en-US"/>
-          <w14:ligatures w14:val="none"/>
-        </w:rPr>
-      </w:pPr>
+        <w:t>Node-Level Scaling (Infrastructure)</w:t>
+      </w:r>
+    </w:p>
+    <w:p>
+      <w:pPr>
+        <w:spacing w:after="0" w:line="240" w:lineRule="auto"/>
+        <w:rPr>
+          <w:rFonts w:ascii="Aptos" w:eastAsia="Times New Roman" w:hAnsi="Aptos" w:cs="Times New Roman"/>
+          <w:kern w:val="0"/>
+          <w:lang w:val="en-US"/>
+          <w14:ligatures w14:val="none"/>
+        </w:rPr>
+      </w:pPr>
+      <w:r>
+        <w:rPr>
+          <w:rFonts w:ascii="Aptos" w:eastAsia="Times New Roman" w:hAnsi="Aptos" w:cs="Times New Roman"/>
+          <w:kern w:val="0"/>
+          <w:lang w:val="en-US"/>
+          <w14:ligatures w14:val="none"/>
+        </w:rPr>
+        <w:t> </w:t>
+      </w:r>
+    </w:p>
+    <w:p>
+      <w:pPr>
+        <w:spacing w:after="0" w:line="240" w:lineRule="auto"/>
+        <w:ind w:left="360"/>
+        <w:rPr>
+          <w:rFonts w:ascii="Aptos" w:eastAsia="Times New Roman" w:hAnsi="Aptos" w:cs="Times New Roman"/>
+          <w:kern w:val="0"/>
+          <w:lang w:val="en-US"/>
+          <w14:ligatures w14:val="none"/>
+        </w:rPr>
+      </w:pPr>
+      <w:proofErr w:type="gramStart"/>
       <w:r>
         <w:rPr>
           <w:rFonts w:ascii="Aptos" w:eastAsia="Times New Roman" w:hAnsi="Aptos" w:cs="Times New Roman"/>
@@ -8563,68 +9068,9 @@
           <w:lang w:val="en-US"/>
           <w14:ligatures w14:val="none"/>
         </w:rPr>
-        <w:t>Scales pod replicas based on metrics (CPU, memory )</w:t>
-      </w:r>
-    </w:p>
-    <w:p>
-      <w:pPr>
-        <w:spacing w:after="0" w:line="240" w:lineRule="auto"/>
-        <w:rPr>
-          <w:rFonts w:ascii="Aptos" w:eastAsia="Times New Roman" w:hAnsi="Aptos" w:cs="Times New Roman"/>
-          <w:kern w:val="0"/>
-          <w:lang w:val="en-US"/>
-          <w14:ligatures w14:val="none"/>
-        </w:rPr>
-      </w:pPr>
-      <w:r>
-        <w:rPr>
-          <w:rFonts w:ascii="Aptos" w:eastAsia="Times New Roman" w:hAnsi="Aptos" w:cs="Times New Roman"/>
-          <w:kern w:val="0"/>
-          <w:lang w:val="en-US"/>
-          <w14:ligatures w14:val="none"/>
-        </w:rPr>
-        <w:t> </w:t>
-      </w:r>
-    </w:p>
-    <w:p>
-      <w:pPr>
-        <w:spacing w:after="0" w:line="240" w:lineRule="auto"/>
-        <w:rPr>
-          <w:rFonts w:ascii="Aptos" w:eastAsia="Times New Roman" w:hAnsi="Aptos" w:cs="Times New Roman"/>
-          <w:kern w:val="0"/>
-          <w:lang w:val="en-US"/>
-          <w14:ligatures w14:val="none"/>
-        </w:rPr>
-      </w:pPr>
-      <w:r>
-        <w:rPr>
-          <w:rFonts w:ascii="Aptos" w:eastAsia="Times New Roman" w:hAnsi="Aptos" w:cs="Times New Roman"/>
-          <w:kern w:val="0"/>
-          <w:lang w:val="en-US"/>
-          <w14:ligatures w14:val="none"/>
-        </w:rPr>
-        <w:t> </w:t>
-      </w:r>
-    </w:p>
-    <w:p>
-      <w:pPr>
-        <w:spacing w:after="0" w:line="240" w:lineRule="auto"/>
-        <w:rPr>
-          <w:rFonts w:ascii="Aptos" w:eastAsia="Times New Roman" w:hAnsi="Aptos" w:cs="Times New Roman"/>
-          <w:kern w:val="0"/>
-          <w:lang w:val="en-US"/>
-          <w14:ligatures w14:val="none"/>
-        </w:rPr>
-      </w:pPr>
-      <w:r>
-        <w:rPr>
-          <w:rFonts w:ascii="Aptos" w:eastAsia="Times New Roman" w:hAnsi="Aptos" w:cs="Times New Roman"/>
-          <w:kern w:val="0"/>
-          <w:lang w:val="en-US"/>
-          <w14:ligatures w14:val="none"/>
-        </w:rPr>
-        <w:t> </w:t>
-      </w:r>
+        <w:t>Karpenter :</w:t>
+      </w:r>
+      <w:proofErr w:type="gramEnd"/>
       <w:r>
         <w:rPr>
           <w:rFonts w:ascii="Aptos" w:eastAsia="Times New Roman" w:hAnsi="Aptos" w:cs="Times New Roman"/>
@@ -8634,63 +9080,7 @@
           <w:lang w:val="en-US"/>
           <w14:ligatures w14:val="none"/>
         </w:rPr>
-        <w:t>Node-Level Scaling (Infrastructure)</w:t>
-      </w:r>
-    </w:p>
-    <w:p>
-      <w:pPr>
-        <w:spacing w:after="0" w:line="240" w:lineRule="auto"/>
-        <w:rPr>
-          <w:rFonts w:ascii="Aptos" w:eastAsia="Times New Roman" w:hAnsi="Aptos" w:cs="Times New Roman"/>
-          <w:kern w:val="0"/>
-          <w:lang w:val="en-US"/>
-          <w14:ligatures w14:val="none"/>
-        </w:rPr>
-      </w:pPr>
-      <w:r>
-        <w:rPr>
-          <w:rFonts w:ascii="Aptos" w:eastAsia="Times New Roman" w:hAnsi="Aptos" w:cs="Times New Roman"/>
-          <w:kern w:val="0"/>
-          <w:lang w:val="en-US"/>
-          <w14:ligatures w14:val="none"/>
-        </w:rPr>
-        <w:t> </w:t>
-      </w:r>
-    </w:p>
-    <w:p>
-      <w:pPr>
-        <w:spacing w:after="0" w:line="240" w:lineRule="auto"/>
-        <w:ind w:left="360"/>
-        <w:rPr>
-          <w:rFonts w:ascii="Aptos" w:eastAsia="Times New Roman" w:hAnsi="Aptos" w:cs="Times New Roman"/>
-          <w:kern w:val="0"/>
-          <w:lang w:val="en-US"/>
-          <w14:ligatures w14:val="none"/>
-        </w:rPr>
-      </w:pPr>
-      <w:proofErr w:type="spellStart"/>
-      <w:r>
-        <w:rPr>
-          <w:rFonts w:ascii="Aptos" w:eastAsia="Times New Roman" w:hAnsi="Aptos" w:cs="Times New Roman"/>
-          <w:i/>
-          <w:iCs/>
-          <w:kern w:val="0"/>
-          <w:lang w:val="en-US"/>
-          <w14:ligatures w14:val="none"/>
-        </w:rPr>
-        <w:t>Karpenter</w:t>
-      </w:r>
-      <w:proofErr w:type="spellEnd"/>
-      <w:r>
-        <w:rPr>
-          <w:rFonts w:ascii="Aptos" w:eastAsia="Times New Roman" w:hAnsi="Aptos" w:cs="Times New Roman"/>
-          <w:i/>
-          <w:iCs/>
-          <w:kern w:val="0"/>
-          <w:lang w:val="en-US"/>
-          <w14:ligatures w14:val="none"/>
-        </w:rPr>
-        <w:t xml:space="preserve"> : </w:t>
+        <w:t xml:space="preserve"> </w:t>
       </w:r>
     </w:p>
     <w:p>
@@ -8920,14 +9310,25 @@
           <w14:ligatures w14:val="none"/>
         </w:rPr>
       </w:pPr>
-      <w:r>
-        <w:rPr>
-          <w:rFonts w:ascii="Aptos" w:eastAsia="Times New Roman" w:hAnsi="Aptos" w:cs="Times New Roman"/>
-          <w:kern w:val="0"/>
-          <w:lang w:val="en-US"/>
-          <w14:ligatures w14:val="none"/>
-        </w:rPr>
-        <w:t xml:space="preserve">Example :  Legacy Report Generation Worker </w:t>
+      <w:proofErr w:type="gramStart"/>
+      <w:r>
+        <w:rPr>
+          <w:rFonts w:ascii="Aptos" w:eastAsia="Times New Roman" w:hAnsi="Aptos" w:cs="Times New Roman"/>
+          <w:kern w:val="0"/>
+          <w:lang w:val="en-US"/>
+          <w14:ligatures w14:val="none"/>
+        </w:rPr>
+        <w:t>Example :</w:t>
+      </w:r>
+      <w:proofErr w:type="gramEnd"/>
+      <w:r>
+        <w:rPr>
+          <w:rFonts w:ascii="Aptos" w:eastAsia="Times New Roman" w:hAnsi="Aptos" w:cs="Times New Roman"/>
+          <w:kern w:val="0"/>
+          <w:lang w:val="en-US"/>
+          <w14:ligatures w14:val="none"/>
+        </w:rPr>
+        <w:t xml:space="preserve">  Legacy Report Generation Worker </w:t>
       </w:r>
     </w:p>
     <w:p>
@@ -8968,7 +9369,67 @@
           <w14:ligatures w14:val="none"/>
         </w:rPr>
         <w:lastRenderedPageBreak/>
-        <w:t>Analyzed request logs (  Prometheus , Grafana  , AWS CloudWatch )  to confirm a service is receiving zero meaningful traffic. After a safe observation window, drain the service, archive the code, and delete the infrastructure.</w:t>
+        <w:t xml:space="preserve">Analyzed request logs </w:t>
+      </w:r>
+      <w:proofErr w:type="gramStart"/>
+      <w:r>
+        <w:rPr>
+          <w:rFonts w:ascii="Aptos" w:eastAsia="Times New Roman" w:hAnsi="Aptos" w:cs="Times New Roman"/>
+          <w:kern w:val="0"/>
+          <w:lang w:val="en-US"/>
+          <w14:ligatures w14:val="none"/>
+        </w:rPr>
+        <w:t>(  Prometheus</w:t>
+      </w:r>
+      <w:proofErr w:type="gramEnd"/>
+      <w:r>
+        <w:rPr>
+          <w:rFonts w:ascii="Aptos" w:eastAsia="Times New Roman" w:hAnsi="Aptos" w:cs="Times New Roman"/>
+          <w:kern w:val="0"/>
+          <w:lang w:val="en-US"/>
+          <w14:ligatures w14:val="none"/>
+        </w:rPr>
+        <w:t xml:space="preserve"> , </w:t>
+      </w:r>
+      <w:proofErr w:type="gramStart"/>
+      <w:r>
+        <w:rPr>
+          <w:rFonts w:ascii="Aptos" w:eastAsia="Times New Roman" w:hAnsi="Aptos" w:cs="Times New Roman"/>
+          <w:kern w:val="0"/>
+          <w:lang w:val="en-US"/>
+          <w14:ligatures w14:val="none"/>
+        </w:rPr>
+        <w:t>Grafana  ,</w:t>
+      </w:r>
+      <w:proofErr w:type="gramEnd"/>
+      <w:r>
+        <w:rPr>
+          <w:rFonts w:ascii="Aptos" w:eastAsia="Times New Roman" w:hAnsi="Aptos" w:cs="Times New Roman"/>
+          <w:kern w:val="0"/>
+          <w:lang w:val="en-US"/>
+          <w14:ligatures w14:val="none"/>
+        </w:rPr>
+        <w:t xml:space="preserve"> AWS </w:t>
+      </w:r>
+      <w:proofErr w:type="gramStart"/>
+      <w:r>
+        <w:rPr>
+          <w:rFonts w:ascii="Aptos" w:eastAsia="Times New Roman" w:hAnsi="Aptos" w:cs="Times New Roman"/>
+          <w:kern w:val="0"/>
+          <w:lang w:val="en-US"/>
+          <w14:ligatures w14:val="none"/>
+        </w:rPr>
+        <w:t>CloudWatch )</w:t>
+      </w:r>
+      <w:proofErr w:type="gramEnd"/>
+      <w:r>
+        <w:rPr>
+          <w:rFonts w:ascii="Aptos" w:eastAsia="Times New Roman" w:hAnsi="Aptos" w:cs="Times New Roman"/>
+          <w:kern w:val="0"/>
+          <w:lang w:val="en-US"/>
+          <w14:ligatures w14:val="none"/>
+        </w:rPr>
+        <w:t xml:space="preserve">  to confirm a service is receiving zero meaningful traffic. After a safe observation window, drain the service, archive the code, and delete the infrastructure.</w:t>
       </w:r>
     </w:p>
     <w:p>
@@ -9084,27 +9545,87 @@
           <w:lang w:val="en-US"/>
           <w14:ligatures w14:val="none"/>
         </w:rPr>
-        <w:t xml:space="preserve"> a tag like for EC2 , S3 , DynamoDB , RDS </w:t>
-      </w:r>
-      <w:proofErr w:type="spellStart"/>
-      <w:r>
-        <w:rPr>
-          <w:rFonts w:ascii="Aptos" w:eastAsia="Times New Roman" w:hAnsi="Aptos" w:cs="Times New Roman"/>
-          <w:kern w:val="0"/>
-          <w:lang w:val="en-US"/>
-          <w14:ligatures w14:val="none"/>
-        </w:rPr>
-        <w:t>etc</w:t>
-      </w:r>
-      <w:proofErr w:type="spellEnd"/>
-      <w:r>
-        <w:rPr>
-          <w:rFonts w:ascii="Aptos" w:eastAsia="Times New Roman" w:hAnsi="Aptos" w:cs="Times New Roman"/>
-          <w:kern w:val="0"/>
-          <w:lang w:val="en-US"/>
-          <w14:ligatures w14:val="none"/>
-        </w:rPr>
-        <w:t xml:space="preserve"> in a AWS billing cost dashboard.</w:t>
+        <w:t xml:space="preserve"> a tag like for EC</w:t>
+      </w:r>
+      <w:proofErr w:type="gramStart"/>
+      <w:r>
+        <w:rPr>
+          <w:rFonts w:ascii="Aptos" w:eastAsia="Times New Roman" w:hAnsi="Aptos" w:cs="Times New Roman"/>
+          <w:kern w:val="0"/>
+          <w:lang w:val="en-US"/>
+          <w14:ligatures w14:val="none"/>
+        </w:rPr>
+        <w:t>2 ,</w:t>
+      </w:r>
+      <w:proofErr w:type="gramEnd"/>
+      <w:r>
+        <w:rPr>
+          <w:rFonts w:ascii="Aptos" w:eastAsia="Times New Roman" w:hAnsi="Aptos" w:cs="Times New Roman"/>
+          <w:kern w:val="0"/>
+          <w:lang w:val="en-US"/>
+          <w14:ligatures w14:val="none"/>
+        </w:rPr>
+        <w:t xml:space="preserve"> S</w:t>
+      </w:r>
+      <w:proofErr w:type="gramStart"/>
+      <w:r>
+        <w:rPr>
+          <w:rFonts w:ascii="Aptos" w:eastAsia="Times New Roman" w:hAnsi="Aptos" w:cs="Times New Roman"/>
+          <w:kern w:val="0"/>
+          <w:lang w:val="en-US"/>
+          <w14:ligatures w14:val="none"/>
+        </w:rPr>
+        <w:t>3 ,</w:t>
+      </w:r>
+      <w:proofErr w:type="gramEnd"/>
+      <w:r>
+        <w:rPr>
+          <w:rFonts w:ascii="Aptos" w:eastAsia="Times New Roman" w:hAnsi="Aptos" w:cs="Times New Roman"/>
+          <w:kern w:val="0"/>
+          <w:lang w:val="en-US"/>
+          <w14:ligatures w14:val="none"/>
+        </w:rPr>
+        <w:t xml:space="preserve"> </w:t>
+      </w:r>
+      <w:proofErr w:type="gramStart"/>
+      <w:r>
+        <w:rPr>
+          <w:rFonts w:ascii="Aptos" w:eastAsia="Times New Roman" w:hAnsi="Aptos" w:cs="Times New Roman"/>
+          <w:kern w:val="0"/>
+          <w:lang w:val="en-US"/>
+          <w14:ligatures w14:val="none"/>
+        </w:rPr>
+        <w:t>DynamoDB ,</w:t>
+      </w:r>
+      <w:proofErr w:type="gramEnd"/>
+      <w:r>
+        <w:rPr>
+          <w:rFonts w:ascii="Aptos" w:eastAsia="Times New Roman" w:hAnsi="Aptos" w:cs="Times New Roman"/>
+          <w:kern w:val="0"/>
+          <w:lang w:val="en-US"/>
+          <w14:ligatures w14:val="none"/>
+        </w:rPr>
+        <w:t xml:space="preserve"> RDS etc in </w:t>
+      </w:r>
+      <w:proofErr w:type="gramStart"/>
+      <w:r>
+        <w:rPr>
+          <w:rFonts w:ascii="Aptos" w:eastAsia="Times New Roman" w:hAnsi="Aptos" w:cs="Times New Roman"/>
+          <w:kern w:val="0"/>
+          <w:lang w:val="en-US"/>
+          <w14:ligatures w14:val="none"/>
+        </w:rPr>
+        <w:t>a</w:t>
+      </w:r>
+      <w:proofErr w:type="gramEnd"/>
+      <w:r>
+        <w:rPr>
+          <w:rFonts w:ascii="Aptos" w:eastAsia="Times New Roman" w:hAnsi="Aptos" w:cs="Times New Roman"/>
+          <w:kern w:val="0"/>
+          <w:lang w:val="en-US"/>
+          <w14:ligatures w14:val="none"/>
+        </w:rPr>
+        <w:t xml:space="preserve"> AWS billing cost dashboard.</w:t>
       </w:r>
     </w:p>
     <w:p>
@@ -9714,7 +10235,27 @@
           <w:lang w:val="en-US"/>
           <w14:ligatures w14:val="none"/>
         </w:rPr>
-        <w:t xml:space="preserve">Business logic wasn't thoroughly unit tested. </w:t>
+        <w:t xml:space="preserve">Business logic wasn't </w:t>
+      </w:r>
+      <w:proofErr w:type="gramStart"/>
+      <w:r>
+        <w:rPr>
+          <w:rFonts w:ascii="Aptos" w:eastAsia="Times New Roman" w:hAnsi="Aptos" w:cs="Times New Roman"/>
+          <w:kern w:val="0"/>
+          <w:lang w:val="en-US"/>
+          <w14:ligatures w14:val="none"/>
+        </w:rPr>
+        <w:t>thoroughly unit</w:t>
+      </w:r>
+      <w:proofErr w:type="gramEnd"/>
+      <w:r>
+        <w:rPr>
+          <w:rFonts w:ascii="Aptos" w:eastAsia="Times New Roman" w:hAnsi="Aptos" w:cs="Times New Roman"/>
+          <w:kern w:val="0"/>
+          <w:lang w:val="en-US"/>
+          <w14:ligatures w14:val="none"/>
+        </w:rPr>
+        <w:t xml:space="preserve"> tested. </w:t>
       </w:r>
     </w:p>
     <w:p>
@@ -9834,8 +10375,21 @@
           <w:lang w:val="en-US"/>
           <w14:ligatures w14:val="none"/>
         </w:rPr>
-        <w:t>How Did I Find the issue ?</w:t>
-      </w:r>
+        <w:t xml:space="preserve">How Did I Find the </w:t>
+      </w:r>
+      <w:proofErr w:type="gramStart"/>
+      <w:r>
+        <w:rPr>
+          <w:rFonts w:ascii="Aptos" w:eastAsia="Times New Roman" w:hAnsi="Aptos" w:cs="Times New Roman"/>
+          <w:b/>
+          <w:bCs/>
+          <w:kern w:val="0"/>
+          <w:lang w:val="en-US"/>
+          <w14:ligatures w14:val="none"/>
+        </w:rPr>
+        <w:t>issue ?</w:t>
+      </w:r>
+      <w:proofErr w:type="gramEnd"/>
     </w:p>
     <w:p>
       <w:pPr>
@@ -9933,25 +10487,14 @@
           <w14:ligatures w14:val="none"/>
         </w:rPr>
       </w:pPr>
-      <w:proofErr w:type="spellStart"/>
-      <w:r>
-        <w:rPr>
-          <w:rFonts w:ascii="Aptos" w:eastAsia="Times New Roman" w:hAnsi="Aptos" w:cs="Times New Roman"/>
-          <w:kern w:val="0"/>
-          <w:lang w:val="en-US"/>
-          <w14:ligatures w14:val="none"/>
-        </w:rPr>
-        <w:t>JaCoCo</w:t>
-      </w:r>
-      <w:proofErr w:type="spellEnd"/>
-      <w:r>
-        <w:rPr>
-          <w:rFonts w:ascii="Aptos" w:eastAsia="Times New Roman" w:hAnsi="Aptos" w:cs="Times New Roman"/>
-          <w:kern w:val="0"/>
-          <w:lang w:val="en-US"/>
-          <w14:ligatures w14:val="none"/>
-        </w:rPr>
-        <w:t xml:space="preserve"> </w:t>
+      <w:r>
+        <w:rPr>
+          <w:rFonts w:ascii="Aptos" w:eastAsia="Times New Roman" w:hAnsi="Aptos" w:cs="Times New Roman"/>
+          <w:kern w:val="0"/>
+          <w:lang w:val="en-US"/>
+          <w14:ligatures w14:val="none"/>
+        </w:rPr>
+        <w:t xml:space="preserve">JaCoCo </w:t>
       </w:r>
     </w:p>
     <w:p>
@@ -9992,8 +10535,19 @@
           <w:lang w:val="en-US"/>
           <w14:ligatures w14:val="none"/>
         </w:rPr>
-        <w:t>We identified :</w:t>
-      </w:r>
+        <w:t xml:space="preserve">We </w:t>
+      </w:r>
+      <w:proofErr w:type="gramStart"/>
+      <w:r>
+        <w:rPr>
+          <w:rFonts w:ascii="Aptos" w:eastAsia="Times New Roman" w:hAnsi="Aptos" w:cs="Times New Roman"/>
+          <w:kern w:val="0"/>
+          <w:lang w:val="en-US"/>
+          <w14:ligatures w14:val="none"/>
+        </w:rPr>
+        <w:t>identified :</w:t>
+      </w:r>
+      <w:proofErr w:type="gramEnd"/>
     </w:p>
     <w:p>
       <w:pPr>
@@ -10129,110 +10683,9 @@
           <w:lang w:val="en-US"/>
           <w14:ligatures w14:val="none"/>
         </w:rPr>
-        <w:t>How Did I Measure Coverage ?</w:t>
-      </w:r>
-    </w:p>
-    <w:p>
-      <w:pPr>
-        <w:spacing w:after="0" w:line="240" w:lineRule="auto"/>
-        <w:rPr>
-          <w:rFonts w:ascii="Aptos" w:eastAsia="Times New Roman" w:hAnsi="Aptos" w:cs="Times New Roman"/>
-          <w:kern w:val="0"/>
-          <w:lang w:val="en-US"/>
-          <w14:ligatures w14:val="none"/>
-        </w:rPr>
-      </w:pPr>
-      <w:r>
-        <w:rPr>
-          <w:rFonts w:ascii="Aptos" w:eastAsia="Times New Roman" w:hAnsi="Aptos" w:cs="Times New Roman"/>
-          <w:kern w:val="0"/>
-          <w:lang w:val="en-US"/>
-          <w14:ligatures w14:val="none"/>
-        </w:rPr>
-        <w:t> </w:t>
-      </w:r>
-    </w:p>
-    <w:p>
-      <w:pPr>
-        <w:spacing w:after="0" w:line="240" w:lineRule="auto"/>
-        <w:rPr>
-          <w:rFonts w:ascii="Aptos" w:eastAsia="Times New Roman" w:hAnsi="Aptos" w:cs="Times New Roman"/>
-          <w:kern w:val="0"/>
-          <w:lang w:val="en-US"/>
-          <w14:ligatures w14:val="none"/>
-        </w:rPr>
-      </w:pPr>
-      <w:r>
-        <w:rPr>
-          <w:rFonts w:ascii="Aptos" w:eastAsia="Times New Roman" w:hAnsi="Aptos" w:cs="Times New Roman"/>
-          <w:kern w:val="0"/>
-          <w:lang w:val="en-US"/>
-          <w14:ligatures w14:val="none"/>
-        </w:rPr>
-        <w:t xml:space="preserve">Using </w:t>
-      </w:r>
-      <w:proofErr w:type="spellStart"/>
-      <w:r>
-        <w:rPr>
-          <w:rFonts w:ascii="Aptos" w:eastAsia="Times New Roman" w:hAnsi="Aptos" w:cs="Times New Roman"/>
-          <w:kern w:val="0"/>
-          <w:lang w:val="en-US"/>
-          <w14:ligatures w14:val="none"/>
-        </w:rPr>
-        <w:t>JaCoCo</w:t>
-      </w:r>
-      <w:proofErr w:type="spellEnd"/>
-    </w:p>
-    <w:p>
-      <w:pPr>
-        <w:spacing w:after="0" w:line="240" w:lineRule="auto"/>
-        <w:rPr>
-          <w:rFonts w:ascii="Aptos" w:eastAsia="Times New Roman" w:hAnsi="Aptos" w:cs="Times New Roman"/>
-          <w:kern w:val="0"/>
-          <w:lang w:val="en-US"/>
-          <w14:ligatures w14:val="none"/>
-        </w:rPr>
-      </w:pPr>
-      <w:r>
-        <w:rPr>
-          <w:rFonts w:ascii="Aptos" w:eastAsia="Times New Roman" w:hAnsi="Aptos" w:cs="Times New Roman"/>
-          <w:kern w:val="0"/>
-          <w:lang w:val="en-US"/>
-          <w14:ligatures w14:val="none"/>
-        </w:rPr>
-        <w:t> </w:t>
-      </w:r>
-    </w:p>
-    <w:p>
-      <w:pPr>
-        <w:spacing w:after="0" w:line="240" w:lineRule="auto"/>
-        <w:rPr>
-          <w:rFonts w:ascii="Aptos" w:eastAsia="Times New Roman" w:hAnsi="Aptos" w:cs="Times New Roman"/>
-          <w:kern w:val="0"/>
-          <w:lang w:val="en-US"/>
-          <w14:ligatures w14:val="none"/>
-        </w:rPr>
-      </w:pPr>
-      <w:r>
-        <w:rPr>
-          <w:rFonts w:ascii="Aptos" w:eastAsia="Times New Roman" w:hAnsi="Aptos" w:cs="Times New Roman"/>
-          <w:kern w:val="0"/>
-          <w:lang w:val="en-US"/>
-          <w14:ligatures w14:val="none"/>
-        </w:rPr>
-        <w:t> </w:t>
-      </w:r>
-    </w:p>
-    <w:p>
-      <w:pPr>
-        <w:spacing w:after="0" w:line="240" w:lineRule="auto"/>
-        <w:rPr>
-          <w:rFonts w:ascii="Aptos" w:eastAsia="Times New Roman" w:hAnsi="Aptos" w:cs="Times New Roman"/>
-          <w:kern w:val="0"/>
-          <w:lang w:val="en-US"/>
-          <w14:ligatures w14:val="none"/>
-        </w:rPr>
-      </w:pPr>
+        <w:t xml:space="preserve">How Did I Measure </w:t>
+      </w:r>
+      <w:proofErr w:type="gramStart"/>
       <w:r>
         <w:rPr>
           <w:rFonts w:ascii="Aptos" w:eastAsia="Times New Roman" w:hAnsi="Aptos" w:cs="Times New Roman"/>
@@ -10242,8 +10695,124 @@
           <w:lang w:val="en-US"/>
           <w14:ligatures w14:val="none"/>
         </w:rPr>
-        <w:t>How Did We Measure Escaped Defects ?</w:t>
-      </w:r>
+        <w:t>Coverage ?</w:t>
+      </w:r>
+      <w:proofErr w:type="gramEnd"/>
+    </w:p>
+    <w:p>
+      <w:pPr>
+        <w:spacing w:after="0" w:line="240" w:lineRule="auto"/>
+        <w:rPr>
+          <w:rFonts w:ascii="Aptos" w:eastAsia="Times New Roman" w:hAnsi="Aptos" w:cs="Times New Roman"/>
+          <w:kern w:val="0"/>
+          <w:lang w:val="en-US"/>
+          <w14:ligatures w14:val="none"/>
+        </w:rPr>
+      </w:pPr>
+      <w:r>
+        <w:rPr>
+          <w:rFonts w:ascii="Aptos" w:eastAsia="Times New Roman" w:hAnsi="Aptos" w:cs="Times New Roman"/>
+          <w:kern w:val="0"/>
+          <w:lang w:val="en-US"/>
+          <w14:ligatures w14:val="none"/>
+        </w:rPr>
+        <w:t> </w:t>
+      </w:r>
+    </w:p>
+    <w:p>
+      <w:pPr>
+        <w:spacing w:after="0" w:line="240" w:lineRule="auto"/>
+        <w:rPr>
+          <w:rFonts w:ascii="Aptos" w:eastAsia="Times New Roman" w:hAnsi="Aptos" w:cs="Times New Roman"/>
+          <w:kern w:val="0"/>
+          <w:lang w:val="en-US"/>
+          <w14:ligatures w14:val="none"/>
+        </w:rPr>
+      </w:pPr>
+      <w:r>
+        <w:rPr>
+          <w:rFonts w:ascii="Aptos" w:eastAsia="Times New Roman" w:hAnsi="Aptos" w:cs="Times New Roman"/>
+          <w:kern w:val="0"/>
+          <w:lang w:val="en-US"/>
+          <w14:ligatures w14:val="none"/>
+        </w:rPr>
+        <w:t>Using JaCoCo</w:t>
+      </w:r>
+    </w:p>
+    <w:p>
+      <w:pPr>
+        <w:spacing w:after="0" w:line="240" w:lineRule="auto"/>
+        <w:rPr>
+          <w:rFonts w:ascii="Aptos" w:eastAsia="Times New Roman" w:hAnsi="Aptos" w:cs="Times New Roman"/>
+          <w:kern w:val="0"/>
+          <w:lang w:val="en-US"/>
+          <w14:ligatures w14:val="none"/>
+        </w:rPr>
+      </w:pPr>
+      <w:r>
+        <w:rPr>
+          <w:rFonts w:ascii="Aptos" w:eastAsia="Times New Roman" w:hAnsi="Aptos" w:cs="Times New Roman"/>
+          <w:kern w:val="0"/>
+          <w:lang w:val="en-US"/>
+          <w14:ligatures w14:val="none"/>
+        </w:rPr>
+        <w:t> </w:t>
+      </w:r>
+    </w:p>
+    <w:p>
+      <w:pPr>
+        <w:spacing w:after="0" w:line="240" w:lineRule="auto"/>
+        <w:rPr>
+          <w:rFonts w:ascii="Aptos" w:eastAsia="Times New Roman" w:hAnsi="Aptos" w:cs="Times New Roman"/>
+          <w:kern w:val="0"/>
+          <w:lang w:val="en-US"/>
+          <w14:ligatures w14:val="none"/>
+        </w:rPr>
+      </w:pPr>
+      <w:r>
+        <w:rPr>
+          <w:rFonts w:ascii="Aptos" w:eastAsia="Times New Roman" w:hAnsi="Aptos" w:cs="Times New Roman"/>
+          <w:kern w:val="0"/>
+          <w:lang w:val="en-US"/>
+          <w14:ligatures w14:val="none"/>
+        </w:rPr>
+        <w:t> </w:t>
+      </w:r>
+    </w:p>
+    <w:p>
+      <w:pPr>
+        <w:spacing w:after="0" w:line="240" w:lineRule="auto"/>
+        <w:rPr>
+          <w:rFonts w:ascii="Aptos" w:eastAsia="Times New Roman" w:hAnsi="Aptos" w:cs="Times New Roman"/>
+          <w:kern w:val="0"/>
+          <w:lang w:val="en-US"/>
+          <w14:ligatures w14:val="none"/>
+        </w:rPr>
+      </w:pPr>
+      <w:r>
+        <w:rPr>
+          <w:rFonts w:ascii="Aptos" w:eastAsia="Times New Roman" w:hAnsi="Aptos" w:cs="Times New Roman"/>
+          <w:b/>
+          <w:bCs/>
+          <w:kern w:val="0"/>
+          <w:lang w:val="en-US"/>
+          <w14:ligatures w14:val="none"/>
+        </w:rPr>
+        <w:t xml:space="preserve">How Did We Measure Escaped </w:t>
+      </w:r>
+      <w:proofErr w:type="gramStart"/>
+      <w:r>
+        <w:rPr>
+          <w:rFonts w:ascii="Aptos" w:eastAsia="Times New Roman" w:hAnsi="Aptos" w:cs="Times New Roman"/>
+          <w:b/>
+          <w:bCs/>
+          <w:kern w:val="0"/>
+          <w:lang w:val="en-US"/>
+          <w14:ligatures w14:val="none"/>
+        </w:rPr>
+        <w:t>Defects ?</w:t>
+      </w:r>
+      <w:proofErr w:type="gramEnd"/>
     </w:p>
     <w:p>
       <w:pPr>
@@ -10347,15 +10916,7 @@
         <w:pStyle w:val="Heading1"/>
       </w:pPr>
       <w:r>
-        <w:t xml:space="preserve">Optimized Hibernate L2 caching and </w:t>
-      </w:r>
-      <w:proofErr w:type="spellStart"/>
-      <w:r>
-        <w:t>HikariCP</w:t>
-      </w:r>
-      <w:proofErr w:type="spellEnd"/>
-      <w:r>
-        <w:t xml:space="preserve"> connection pooling to support a 60% increase in peak concurrent users, handling 5K+ transactions per second.</w:t>
+        <w:t>Optimized Hibernate L2 caching and HikariCP connection pooling to support a 60% increase in peak concurrent users, handling 5K+ transactions per second.</w:t>
       </w:r>
     </w:p>
     <w:p>
@@ -10657,7 +11218,21 @@
         <w:rPr>
           <w:rFonts w:ascii="Aptos" w:hAnsi="Aptos"/>
         </w:rPr>
-        <w:t>Requests borrow one</w:t>
+        <w:t xml:space="preserve">Requests </w:t>
+      </w:r>
+      <w:proofErr w:type="gramStart"/>
+      <w:r>
+        <w:rPr>
+          <w:rFonts w:ascii="Aptos" w:hAnsi="Aptos"/>
+        </w:rPr>
+        <w:t>borrow</w:t>
+      </w:r>
+      <w:proofErr w:type="gramEnd"/>
+      <w:r>
+        <w:rPr>
+          <w:rFonts w:ascii="Aptos" w:hAnsi="Aptos"/>
+        </w:rPr>
+        <w:t xml:space="preserve"> one</w:t>
       </w:r>
     </w:p>
     <w:p>
@@ -10852,14 +11427,25 @@
           <w14:ligatures w14:val="none"/>
         </w:rPr>
       </w:pPr>
-      <w:r>
-        <w:rPr>
-          <w:rFonts w:ascii="Aptos" w:eastAsia="Times New Roman" w:hAnsi="Aptos" w:cs="Times New Roman"/>
-          <w:kern w:val="0"/>
-          <w:lang w:val="en-US"/>
-          <w14:ligatures w14:val="none"/>
-        </w:rPr>
-        <w:t>Report generation jobs</w:t>
+      <w:proofErr w:type="gramStart"/>
+      <w:r>
+        <w:rPr>
+          <w:rFonts w:ascii="Aptos" w:eastAsia="Times New Roman" w:hAnsi="Aptos" w:cs="Times New Roman"/>
+          <w:kern w:val="0"/>
+          <w:lang w:val="en-US"/>
+          <w14:ligatures w14:val="none"/>
+        </w:rPr>
+        <w:t>Report generation</w:t>
+      </w:r>
+      <w:proofErr w:type="gramEnd"/>
+      <w:r>
+        <w:rPr>
+          <w:rFonts w:ascii="Aptos" w:eastAsia="Times New Roman" w:hAnsi="Aptos" w:cs="Times New Roman"/>
+          <w:kern w:val="0"/>
+          <w:lang w:val="en-US"/>
+          <w14:ligatures w14:val="none"/>
+        </w:rPr>
+        <w:t xml:space="preserve"> jobs</w:t>
       </w:r>
     </w:p>
     <w:p>
@@ -11069,7 +11655,27 @@
           <w:lang w:val="en-US"/>
           <w14:ligatures w14:val="none"/>
         </w:rPr>
-        <w:t>Even though many jobs only executed:</w:t>
+        <w:t xml:space="preserve">Even though many jobs </w:t>
+      </w:r>
+      <w:proofErr w:type="gramStart"/>
+      <w:r>
+        <w:rPr>
+          <w:rFonts w:ascii="Aptos" w:eastAsia="Times New Roman" w:hAnsi="Aptos" w:cs="Times New Roman"/>
+          <w:kern w:val="0"/>
+          <w:lang w:val="en-US"/>
+          <w14:ligatures w14:val="none"/>
+        </w:rPr>
+        <w:t>only</w:t>
+      </w:r>
+      <w:proofErr w:type="gramEnd"/>
+      <w:r>
+        <w:rPr>
+          <w:rFonts w:ascii="Aptos" w:eastAsia="Times New Roman" w:hAnsi="Aptos" w:cs="Times New Roman"/>
+          <w:kern w:val="0"/>
+          <w:lang w:val="en-US"/>
+          <w14:ligatures w14:val="none"/>
+        </w:rPr>
+        <w:t xml:space="preserve"> executed:</w:t>
       </w:r>
     </w:p>
     <w:p>
@@ -11122,14 +11728,25 @@
           <w14:ligatures w14:val="none"/>
         </w:rPr>
       </w:pPr>
-      <w:r>
-        <w:rPr>
-          <w:rFonts w:ascii="Aptos" w:eastAsia="Times New Roman" w:hAnsi="Aptos" w:cs="Times New Roman"/>
-          <w:kern w:val="0"/>
-          <w:lang w:val="en-US"/>
-          <w14:ligatures w14:val="none"/>
-        </w:rPr>
-        <w:t xml:space="preserve">once every night </w:t>
+      <w:proofErr w:type="gramStart"/>
+      <w:r>
+        <w:rPr>
+          <w:rFonts w:ascii="Aptos" w:eastAsia="Times New Roman" w:hAnsi="Aptos" w:cs="Times New Roman"/>
+          <w:kern w:val="0"/>
+          <w:lang w:val="en-US"/>
+          <w14:ligatures w14:val="none"/>
+        </w:rPr>
+        <w:t>once</w:t>
+      </w:r>
+      <w:proofErr w:type="gramEnd"/>
+      <w:r>
+        <w:rPr>
+          <w:rFonts w:ascii="Aptos" w:eastAsia="Times New Roman" w:hAnsi="Aptos" w:cs="Times New Roman"/>
+          <w:kern w:val="0"/>
+          <w:lang w:val="en-US"/>
+          <w14:ligatures w14:val="none"/>
+        </w:rPr>
+        <w:t xml:space="preserve"> every night </w:t>
       </w:r>
     </w:p>
     <w:p>
@@ -11293,7 +11910,6 @@
           <w14:ligatures w14:val="none"/>
         </w:rPr>
       </w:pPr>
-      <w:proofErr w:type="spellStart"/>
       <w:r>
         <w:rPr>
           <w:rFonts w:ascii="Aptos" w:eastAsia="Times New Roman" w:hAnsi="Aptos" w:cs="Times New Roman"/>
@@ -11303,7 +11919,6 @@
         </w:rPr>
         <w:t>CrewReportWorker</w:t>
       </w:r>
-      <w:proofErr w:type="spellEnd"/>
     </w:p>
     <w:p>
       <w:pPr>
@@ -11935,7 +12550,47 @@
                 <w:lang w:val="en-US"/>
                 <w14:ligatures w14:val="none"/>
               </w:rPr>
-              <w:t xml:space="preserve">Short scheduled jobs ( &lt; 15 mins )  </w:t>
+              <w:t xml:space="preserve">Short scheduled jobs </w:t>
+            </w:r>
+            <w:proofErr w:type="gramStart"/>
+            <w:r>
+              <w:rPr>
+                <w:rFonts w:ascii="Aptos" w:eastAsia="Times New Roman" w:hAnsi="Aptos" w:cs="Times New Roman"/>
+                <w:kern w:val="0"/>
+                <w:lang w:val="en-US"/>
+                <w14:ligatures w14:val="none"/>
+              </w:rPr>
+              <w:t>( &lt;</w:t>
+            </w:r>
+            <w:proofErr w:type="gramEnd"/>
+            <w:r>
+              <w:rPr>
+                <w:rFonts w:ascii="Aptos" w:eastAsia="Times New Roman" w:hAnsi="Aptos" w:cs="Times New Roman"/>
+                <w:kern w:val="0"/>
+                <w:lang w:val="en-US"/>
+                <w14:ligatures w14:val="none"/>
+              </w:rPr>
+              <w:t xml:space="preserve"> 15 </w:t>
+            </w:r>
+            <w:proofErr w:type="gramStart"/>
+            <w:r>
+              <w:rPr>
+                <w:rFonts w:ascii="Aptos" w:eastAsia="Times New Roman" w:hAnsi="Aptos" w:cs="Times New Roman"/>
+                <w:kern w:val="0"/>
+                <w:lang w:val="en-US"/>
+                <w14:ligatures w14:val="none"/>
+              </w:rPr>
+              <w:t>mins )</w:t>
+            </w:r>
+            <w:proofErr w:type="gramEnd"/>
+            <w:r>
+              <w:rPr>
+                <w:rFonts w:ascii="Aptos" w:eastAsia="Times New Roman" w:hAnsi="Aptos" w:cs="Times New Roman"/>
+                <w:kern w:val="0"/>
+                <w:lang w:val="en-US"/>
+                <w14:ligatures w14:val="none"/>
+              </w:rPr>
+              <w:t xml:space="preserve">  </w:t>
             </w:r>
           </w:p>
         </w:tc>
@@ -12114,7 +12769,27 @@
           <w:lang w:val="en-US"/>
           <w14:ligatures w14:val="none"/>
         </w:rPr>
-        <w:t xml:space="preserve">Used Spring Batch in cases where </w:t>
+        <w:t xml:space="preserve">Used Spring Batch in cases </w:t>
+      </w:r>
+      <w:proofErr w:type="gramStart"/>
+      <w:r>
+        <w:rPr>
+          <w:rFonts w:ascii="Aptos" w:eastAsia="Times New Roman" w:hAnsi="Aptos" w:cs="Times New Roman"/>
+          <w:kern w:val="0"/>
+          <w:lang w:val="en-US"/>
+          <w14:ligatures w14:val="none"/>
+        </w:rPr>
+        <w:t>where</w:t>
+      </w:r>
+      <w:proofErr w:type="gramEnd"/>
+      <w:r>
+        <w:rPr>
+          <w:rFonts w:ascii="Aptos" w:eastAsia="Times New Roman" w:hAnsi="Aptos" w:cs="Times New Roman"/>
+          <w:kern w:val="0"/>
+          <w:lang w:val="en-US"/>
+          <w14:ligatures w14:val="none"/>
+        </w:rPr>
+        <w:t xml:space="preserve"> </w:t>
       </w:r>
     </w:p>
     <w:p>
@@ -12289,8 +12964,19 @@
           <w:lang w:val="en-US"/>
           <w14:ligatures w14:val="none"/>
         </w:rPr>
-        <w:t>What Triggers a Spring Batch Job ?</w:t>
-      </w:r>
+        <w:t xml:space="preserve">What Triggers a Spring Batch </w:t>
+      </w:r>
+      <w:proofErr w:type="gramStart"/>
+      <w:r>
+        <w:rPr>
+          <w:rFonts w:ascii="Aptos" w:eastAsia="Times New Roman" w:hAnsi="Aptos" w:cs="Times New Roman"/>
+          <w:kern w:val="0"/>
+          <w:lang w:val="en-US"/>
+          <w14:ligatures w14:val="none"/>
+        </w:rPr>
+        <w:t>Job ?</w:t>
+      </w:r>
+      <w:proofErr w:type="gramEnd"/>
     </w:p>
     <w:p>
       <w:pPr>
@@ -12349,27 +13035,7 @@
           <w:lang w:val="en-US"/>
           <w14:ligatures w14:val="none"/>
         </w:rPr>
-        <w:t xml:space="preserve">Kubernetes </w:t>
-      </w:r>
-      <w:proofErr w:type="spellStart"/>
-      <w:r>
-        <w:rPr>
-          <w:rFonts w:ascii="Aptos" w:eastAsia="Times New Roman" w:hAnsi="Aptos" w:cs="Times New Roman"/>
-          <w:kern w:val="0"/>
-          <w:lang w:val="en-US"/>
-          <w14:ligatures w14:val="none"/>
-        </w:rPr>
-        <w:t>CronJob</w:t>
-      </w:r>
-      <w:proofErr w:type="spellEnd"/>
-      <w:r>
-        <w:rPr>
-          <w:rFonts w:ascii="Aptos" w:eastAsia="Times New Roman" w:hAnsi="Aptos" w:cs="Times New Roman"/>
-          <w:kern w:val="0"/>
-          <w:lang w:val="en-US"/>
-          <w14:ligatures w14:val="none"/>
-        </w:rPr>
-        <w:t xml:space="preserve">  </w:t>
+        <w:t xml:space="preserve">Kubernetes CronJob  </w:t>
       </w:r>
     </w:p>
     <w:p>
@@ -12589,7 +13255,27 @@
           <w:bCs/>
           <w:u w:val="single"/>
         </w:rPr>
-        <w:t xml:space="preserve">Current project : </w:t>
+        <w:t xml:space="preserve">Current </w:t>
+      </w:r>
+      <w:proofErr w:type="gramStart"/>
+      <w:r>
+        <w:rPr>
+          <w:rFonts w:ascii="Aptos" w:hAnsi="Aptos"/>
+          <w:b/>
+          <w:bCs/>
+          <w:u w:val="single"/>
+        </w:rPr>
+        <w:t>project :</w:t>
+      </w:r>
+      <w:proofErr w:type="gramEnd"/>
+      <w:r>
+        <w:rPr>
+          <w:rFonts w:ascii="Aptos" w:hAnsi="Aptos"/>
+          <w:b/>
+          <w:bCs/>
+          <w:u w:val="single"/>
+        </w:rPr>
+        <w:t xml:space="preserve"> </w:t>
       </w:r>
     </w:p>
     <w:p>
@@ -12645,11 +13331,19 @@
           <w:rFonts w:ascii="Aptos" w:hAnsi="Aptos"/>
         </w:rPr>
       </w:pPr>
-      <w:r>
-        <w:rPr>
-          <w:rFonts w:ascii="Aptos" w:hAnsi="Aptos"/>
-        </w:rPr>
-        <w:t>Problem : Customer data lives across multiple disconnected systems (account profiles, trip bookings, etc.)</w:t>
+      <w:proofErr w:type="gramStart"/>
+      <w:r>
+        <w:rPr>
+          <w:rFonts w:ascii="Aptos" w:hAnsi="Aptos"/>
+        </w:rPr>
+        <w:t>Problem :</w:t>
+      </w:r>
+      <w:proofErr w:type="gramEnd"/>
+      <w:r>
+        <w:rPr>
+          <w:rFonts w:ascii="Aptos" w:hAnsi="Aptos"/>
+        </w:rPr>
+        <w:t xml:space="preserve"> Customer data lives across multiple disconnected systems (account profiles, trip bookings, etc.)</w:t>
       </w:r>
     </w:p>
     <w:p>
@@ -12660,12 +13354,28 @@
           <w:rFonts w:ascii="Aptos" w:hAnsi="Aptos"/>
         </w:rPr>
       </w:pPr>
-      <w:r>
-        <w:rPr>
-          <w:rFonts w:ascii="Aptos" w:hAnsi="Aptos"/>
-        </w:rPr>
-        <w:t>Goal : Need to build a single, unified view of each customer — one "Identity" .</w:t>
-      </w:r>
+      <w:proofErr w:type="gramStart"/>
+      <w:r>
+        <w:rPr>
+          <w:rFonts w:ascii="Aptos" w:hAnsi="Aptos"/>
+        </w:rPr>
+        <w:t>Goal :</w:t>
+      </w:r>
+      <w:proofErr w:type="gramEnd"/>
+      <w:r>
+        <w:rPr>
+          <w:rFonts w:ascii="Aptos" w:hAnsi="Aptos"/>
+        </w:rPr>
+        <w:t xml:space="preserve"> Need to build a single, unified view of each customer — one "Identity</w:t>
+      </w:r>
+      <w:proofErr w:type="gramStart"/>
+      <w:r>
+        <w:rPr>
+          <w:rFonts w:ascii="Aptos" w:hAnsi="Aptos"/>
+        </w:rPr>
+        <w:t>" .</w:t>
+      </w:r>
+      <w:proofErr w:type="gramEnd"/>
     </w:p>
     <w:p>
       <w:pPr>
@@ -12690,12 +13400,20 @@
           <w:rFonts w:ascii="Aptos" w:hAnsi="Aptos"/>
         </w:rPr>
       </w:pPr>
+      <w:proofErr w:type="gramStart"/>
       <w:r>
         <w:rPr>
           <w:rFonts w:ascii="Aptos" w:hAnsi="Aptos"/>
         </w:rPr>
         <w:lastRenderedPageBreak/>
-        <w:t xml:space="preserve">Microservices : </w:t>
+        <w:t>Microservices :</w:t>
+      </w:r>
+      <w:proofErr w:type="gramEnd"/>
+      <w:r>
+        <w:rPr>
+          <w:rFonts w:ascii="Aptos" w:hAnsi="Aptos"/>
+        </w:rPr>
+        <w:t xml:space="preserve"> </w:t>
       </w:r>
     </w:p>
     <w:p>
@@ -12725,7 +13443,21 @@
         <w:rPr>
           <w:rFonts w:ascii="Aptos" w:hAnsi="Aptos"/>
         </w:rPr>
-        <w:t xml:space="preserve">1) source-processor : </w:t>
+        <w:t>1) source-</w:t>
+      </w:r>
+      <w:proofErr w:type="gramStart"/>
+      <w:r>
+        <w:rPr>
+          <w:rFonts w:ascii="Aptos" w:hAnsi="Aptos"/>
+        </w:rPr>
+        <w:t>processor :</w:t>
+      </w:r>
+      <w:proofErr w:type="gramEnd"/>
+      <w:r>
+        <w:rPr>
+          <w:rFonts w:ascii="Aptos" w:hAnsi="Aptos"/>
+        </w:rPr>
+        <w:t xml:space="preserve"> </w:t>
       </w:r>
     </w:p>
     <w:p>
@@ -12770,7 +13502,49 @@
         <w:rPr>
           <w:rFonts w:ascii="Aptos" w:hAnsi="Aptos"/>
         </w:rPr>
-        <w:t xml:space="preserve">    - listens to raw events coming from various source systems ( account updates , trip records ) </w:t>
+        <w:t xml:space="preserve">    - listens to raw events coming from various source systems </w:t>
+      </w:r>
+      <w:proofErr w:type="gramStart"/>
+      <w:r>
+        <w:rPr>
+          <w:rFonts w:ascii="Aptos" w:hAnsi="Aptos"/>
+        </w:rPr>
+        <w:t>( account</w:t>
+      </w:r>
+      <w:proofErr w:type="gramEnd"/>
+      <w:r>
+        <w:rPr>
+          <w:rFonts w:ascii="Aptos" w:hAnsi="Aptos"/>
+        </w:rPr>
+        <w:t xml:space="preserve"> </w:t>
+      </w:r>
+      <w:proofErr w:type="gramStart"/>
+      <w:r>
+        <w:rPr>
+          <w:rFonts w:ascii="Aptos" w:hAnsi="Aptos"/>
+        </w:rPr>
+        <w:t>updates ,</w:t>
+      </w:r>
+      <w:proofErr w:type="gramEnd"/>
+      <w:r>
+        <w:rPr>
+          <w:rFonts w:ascii="Aptos" w:hAnsi="Aptos"/>
+        </w:rPr>
+        <w:t xml:space="preserve"> trip </w:t>
+      </w:r>
+      <w:proofErr w:type="gramStart"/>
+      <w:r>
+        <w:rPr>
+          <w:rFonts w:ascii="Aptos" w:hAnsi="Aptos"/>
+        </w:rPr>
+        <w:t>records )</w:t>
+      </w:r>
+      <w:proofErr w:type="gramEnd"/>
+      <w:r>
+        <w:rPr>
+          <w:rFonts w:ascii="Aptos" w:hAnsi="Aptos"/>
+        </w:rPr>
+        <w:t xml:space="preserve"> </w:t>
       </w:r>
     </w:p>
     <w:p>
@@ -12785,7 +13559,21 @@
         <w:rPr>
           <w:rFonts w:ascii="Aptos" w:hAnsi="Aptos"/>
         </w:rPr>
-        <w:t xml:space="preserve">    -  transforms them into a standardized "Identity" format &amp; publishes those cleaned records to a central Kafka topic.</w:t>
+        <w:t xml:space="preserve">    </w:t>
+      </w:r>
+      <w:proofErr w:type="gramStart"/>
+      <w:r>
+        <w:rPr>
+          <w:rFonts w:ascii="Aptos" w:hAnsi="Aptos"/>
+        </w:rPr>
+        <w:t>-  transforms</w:t>
+      </w:r>
+      <w:proofErr w:type="gramEnd"/>
+      <w:r>
+        <w:rPr>
+          <w:rFonts w:ascii="Aptos" w:hAnsi="Aptos"/>
+        </w:rPr>
+        <w:t xml:space="preserve"> them into a standardized "Identity" format &amp; publishes those cleaned records to a central Kafka topic.</w:t>
       </w:r>
     </w:p>
     <w:p>
@@ -12815,8 +13603,16 @@
         <w:rPr>
           <w:rFonts w:ascii="Aptos" w:hAnsi="Aptos"/>
         </w:rPr>
-        <w:t>2) resolution-service  :</w:t>
-      </w:r>
+        <w:t>2) resolution-</w:t>
+      </w:r>
+      <w:proofErr w:type="gramStart"/>
+      <w:r>
+        <w:rPr>
+          <w:rFonts w:ascii="Aptos" w:hAnsi="Aptos"/>
+        </w:rPr>
+        <w:t>service  :</w:t>
+      </w:r>
+      <w:proofErr w:type="gramEnd"/>
     </w:p>
     <w:p>
       <w:pPr>
@@ -12845,7 +13641,21 @@
         <w:rPr>
           <w:rFonts w:ascii="Aptos" w:hAnsi="Aptos"/>
         </w:rPr>
-        <w:t xml:space="preserve">   -  figures out "is this the same customer we already know about?"</w:t>
+        <w:t xml:space="preserve">   </w:t>
+      </w:r>
+      <w:proofErr w:type="gramStart"/>
+      <w:r>
+        <w:rPr>
+          <w:rFonts w:ascii="Aptos" w:hAnsi="Aptos"/>
+        </w:rPr>
+        <w:t>-  figures</w:t>
+      </w:r>
+      <w:proofErr w:type="gramEnd"/>
+      <w:r>
+        <w:rPr>
+          <w:rFonts w:ascii="Aptos" w:hAnsi="Aptos"/>
+        </w:rPr>
+        <w:t xml:space="preserve"> out "is this the same customer we already know about?"</w:t>
       </w:r>
     </w:p>
     <w:p>
@@ -12860,7 +13670,21 @@
         <w:rPr>
           <w:rFonts w:ascii="Aptos" w:hAnsi="Aptos"/>
         </w:rPr>
-        <w:t xml:space="preserve">   -  matching and merging.</w:t>
+        <w:t xml:space="preserve">   </w:t>
+      </w:r>
+      <w:proofErr w:type="gramStart"/>
+      <w:r>
+        <w:rPr>
+          <w:rFonts w:ascii="Aptos" w:hAnsi="Aptos"/>
+        </w:rPr>
+        <w:t>-  matching</w:t>
+      </w:r>
+      <w:proofErr w:type="gramEnd"/>
+      <w:r>
+        <w:rPr>
+          <w:rFonts w:ascii="Aptos" w:hAnsi="Aptos"/>
+        </w:rPr>
+        <w:t xml:space="preserve"> and merging.</w:t>
       </w:r>
     </w:p>
     <w:p>
@@ -12875,7 +13699,21 @@
         <w:rPr>
           <w:rFonts w:ascii="Aptos" w:hAnsi="Aptos"/>
         </w:rPr>
-        <w:t xml:space="preserve">   -  consolidates the profile per customer across all their systems.</w:t>
+        <w:t xml:space="preserve">   </w:t>
+      </w:r>
+      <w:proofErr w:type="gramStart"/>
+      <w:r>
+        <w:rPr>
+          <w:rFonts w:ascii="Aptos" w:hAnsi="Aptos"/>
+        </w:rPr>
+        <w:t>-  consolidates</w:t>
+      </w:r>
+      <w:proofErr w:type="gramEnd"/>
+      <w:r>
+        <w:rPr>
+          <w:rFonts w:ascii="Aptos" w:hAnsi="Aptos"/>
+        </w:rPr>
+        <w:t xml:space="preserve"> the profile per customer across all their systems.</w:t>
       </w:r>
     </w:p>
     <w:p>
@@ -12914,8 +13752,18 @@
           <w:b/>
           <w:bCs/>
         </w:rPr>
-        <w:t>Technical architecture :</w:t>
-      </w:r>
+        <w:t xml:space="preserve">Technical </w:t>
+      </w:r>
+      <w:proofErr w:type="gramStart"/>
+      <w:r>
+        <w:rPr>
+          <w:rFonts w:ascii="Aptos" w:hAnsi="Aptos"/>
+          <w:b/>
+          <w:bCs/>
+        </w:rPr>
+        <w:t>architecture :</w:t>
+      </w:r>
+      <w:proofErr w:type="gramEnd"/>
     </w:p>
     <w:p>
       <w:pPr>
@@ -12997,7 +13845,49 @@
         <w:rPr>
           <w:rFonts w:ascii="Aptos" w:hAnsi="Aptos"/>
         </w:rPr>
-        <w:t xml:space="preserve">It is a Kafka  event driven and cloud native microservices architecture , where </w:t>
+        <w:t xml:space="preserve">It is a </w:t>
+      </w:r>
+      <w:proofErr w:type="gramStart"/>
+      <w:r>
+        <w:rPr>
+          <w:rFonts w:ascii="Aptos" w:hAnsi="Aptos"/>
+        </w:rPr>
+        <w:t>Kafka  event</w:t>
+      </w:r>
+      <w:proofErr w:type="gramEnd"/>
+      <w:r>
+        <w:rPr>
+          <w:rFonts w:ascii="Aptos" w:hAnsi="Aptos"/>
+        </w:rPr>
+        <w:t xml:space="preserve"> driven and cloud native microservices </w:t>
+      </w:r>
+      <w:proofErr w:type="gramStart"/>
+      <w:r>
+        <w:rPr>
+          <w:rFonts w:ascii="Aptos" w:hAnsi="Aptos"/>
+        </w:rPr>
+        <w:t>architecture ,</w:t>
+      </w:r>
+      <w:proofErr w:type="gramEnd"/>
+      <w:r>
+        <w:rPr>
+          <w:rFonts w:ascii="Aptos" w:hAnsi="Aptos"/>
+        </w:rPr>
+        <w:t xml:space="preserve"> </w:t>
+      </w:r>
+      <w:proofErr w:type="gramStart"/>
+      <w:r>
+        <w:rPr>
+          <w:rFonts w:ascii="Aptos" w:hAnsi="Aptos"/>
+        </w:rPr>
+        <w:t>where</w:t>
+      </w:r>
+      <w:proofErr w:type="gramEnd"/>
+      <w:r>
+        <w:rPr>
+          <w:rFonts w:ascii="Aptos" w:hAnsi="Aptos"/>
+        </w:rPr>
+        <w:t xml:space="preserve"> </w:t>
       </w:r>
     </w:p>
     <w:p>
@@ -13027,21 +13917,35 @@
         <w:rPr>
           <w:rFonts w:ascii="Aptos" w:hAnsi="Aptos"/>
         </w:rPr>
-        <w:t xml:space="preserve">We get customer related information ( trip , account ) from upstream systems </w:t>
-      </w:r>
-      <w:proofErr w:type="spellStart"/>
-      <w:r>
-        <w:rPr>
-          <w:rFonts w:ascii="Aptos" w:hAnsi="Aptos"/>
-        </w:rPr>
-        <w:t>kafka</w:t>
-      </w:r>
-      <w:proofErr w:type="spellEnd"/>
-      <w:r>
-        <w:rPr>
-          <w:rFonts w:ascii="Aptos" w:hAnsi="Aptos"/>
-        </w:rPr>
-        <w:t xml:space="preserve"> topics which will get consumed by the microservices.   </w:t>
+        <w:t xml:space="preserve">We get customer related information </w:t>
+      </w:r>
+      <w:proofErr w:type="gramStart"/>
+      <w:r>
+        <w:rPr>
+          <w:rFonts w:ascii="Aptos" w:hAnsi="Aptos"/>
+        </w:rPr>
+        <w:t>( trip</w:t>
+      </w:r>
+      <w:proofErr w:type="gramEnd"/>
+      <w:r>
+        <w:rPr>
+          <w:rFonts w:ascii="Aptos" w:hAnsi="Aptos"/>
+        </w:rPr>
+        <w:t xml:space="preserve"> , </w:t>
+      </w:r>
+      <w:proofErr w:type="gramStart"/>
+      <w:r>
+        <w:rPr>
+          <w:rFonts w:ascii="Aptos" w:hAnsi="Aptos"/>
+        </w:rPr>
+        <w:t>account )</w:t>
+      </w:r>
+      <w:proofErr w:type="gramEnd"/>
+      <w:r>
+        <w:rPr>
+          <w:rFonts w:ascii="Aptos" w:hAnsi="Aptos"/>
+        </w:rPr>
+        <w:t xml:space="preserve"> from upstream systems kafka topics which will get consumed by the microservices.   </w:t>
       </w:r>
     </w:p>
     <w:p>
@@ -13088,8 +13992,18 @@
           <w:b/>
           <w:bCs/>
         </w:rPr>
-        <w:t>Throughput estimate :</w:t>
-      </w:r>
+        <w:t xml:space="preserve">Throughput </w:t>
+      </w:r>
+      <w:proofErr w:type="gramStart"/>
+      <w:r>
+        <w:rPr>
+          <w:rFonts w:ascii="Aptos" w:hAnsi="Aptos"/>
+          <w:b/>
+          <w:bCs/>
+        </w:rPr>
+        <w:t>estimate :</w:t>
+      </w:r>
+      <w:proofErr w:type="gramEnd"/>
     </w:p>
     <w:p>
       <w:pPr>
@@ -13118,7 +14032,21 @@
         <w:rPr>
           <w:rFonts w:ascii="Aptos" w:hAnsi="Aptos"/>
         </w:rPr>
-        <w:t>The polling interval is 1 sec , and the batch size is 200 records/poll.</w:t>
+        <w:t xml:space="preserve">The polling interval is 1 </w:t>
+      </w:r>
+      <w:proofErr w:type="gramStart"/>
+      <w:r>
+        <w:rPr>
+          <w:rFonts w:ascii="Aptos" w:hAnsi="Aptos"/>
+        </w:rPr>
+        <w:t>sec ,</w:t>
+      </w:r>
+      <w:proofErr w:type="gramEnd"/>
+      <w:r>
+        <w:rPr>
+          <w:rFonts w:ascii="Aptos" w:hAnsi="Aptos"/>
+        </w:rPr>
+        <w:t xml:space="preserve"> and the batch size is 200 records/poll.</w:t>
       </w:r>
     </w:p>
     <w:p>
@@ -13144,12 +14072,56 @@
           <w:rFonts w:ascii="Aptos" w:hAnsi="Aptos"/>
         </w:rPr>
       </w:pPr>
-      <w:r>
-        <w:rPr>
-          <w:rFonts w:ascii="Aptos" w:hAnsi="Aptos"/>
-        </w:rPr>
-        <w:t>so under the sustained load , it would be 200 records per service instance ( ECS task )</w:t>
-      </w:r>
+      <w:proofErr w:type="gramStart"/>
+      <w:r>
+        <w:rPr>
+          <w:rFonts w:ascii="Aptos" w:hAnsi="Aptos"/>
+        </w:rPr>
+        <w:t>so</w:t>
+      </w:r>
+      <w:proofErr w:type="gramEnd"/>
+      <w:r>
+        <w:rPr>
+          <w:rFonts w:ascii="Aptos" w:hAnsi="Aptos"/>
+        </w:rPr>
+        <w:t xml:space="preserve"> under the sustained </w:t>
+      </w:r>
+      <w:proofErr w:type="gramStart"/>
+      <w:r>
+        <w:rPr>
+          <w:rFonts w:ascii="Aptos" w:hAnsi="Aptos"/>
+        </w:rPr>
+        <w:t>load ,</w:t>
+      </w:r>
+      <w:proofErr w:type="gramEnd"/>
+      <w:r>
+        <w:rPr>
+          <w:rFonts w:ascii="Aptos" w:hAnsi="Aptos"/>
+        </w:rPr>
+        <w:t xml:space="preserve"> it would be 200 records per service instance </w:t>
+      </w:r>
+      <w:proofErr w:type="gramStart"/>
+      <w:r>
+        <w:rPr>
+          <w:rFonts w:ascii="Aptos" w:hAnsi="Aptos"/>
+        </w:rPr>
+        <w:t>( ECS</w:t>
+      </w:r>
+      <w:proofErr w:type="gramEnd"/>
+      <w:r>
+        <w:rPr>
+          <w:rFonts w:ascii="Aptos" w:hAnsi="Aptos"/>
+        </w:rPr>
+        <w:t xml:space="preserve"> </w:t>
+      </w:r>
+      <w:proofErr w:type="gramStart"/>
+      <w:r>
+        <w:rPr>
+          <w:rFonts w:ascii="Aptos" w:hAnsi="Aptos"/>
+        </w:rPr>
+        <w:t>task )</w:t>
+      </w:r>
+      <w:proofErr w:type="gramEnd"/>
     </w:p>
     <w:p>
       <w:pPr>
@@ -13179,7 +14151,49 @@
           <w:rFonts w:ascii="Aptos" w:hAnsi="Aptos"/>
         </w:rPr>
         <w:lastRenderedPageBreak/>
-        <w:t>At prod , auto scaling is enabled , so it would be ~ 10 instances of the service , which is 2k records per second.</w:t>
+        <w:t xml:space="preserve">At </w:t>
+      </w:r>
+      <w:proofErr w:type="gramStart"/>
+      <w:r>
+        <w:rPr>
+          <w:rFonts w:ascii="Aptos" w:hAnsi="Aptos"/>
+        </w:rPr>
+        <w:t>prod ,</w:t>
+      </w:r>
+      <w:proofErr w:type="gramEnd"/>
+      <w:r>
+        <w:rPr>
+          <w:rFonts w:ascii="Aptos" w:hAnsi="Aptos"/>
+        </w:rPr>
+        <w:t xml:space="preserve"> auto scaling is </w:t>
+      </w:r>
+      <w:proofErr w:type="gramStart"/>
+      <w:r>
+        <w:rPr>
+          <w:rFonts w:ascii="Aptos" w:hAnsi="Aptos"/>
+        </w:rPr>
+        <w:t>enabled ,</w:t>
+      </w:r>
+      <w:proofErr w:type="gramEnd"/>
+      <w:r>
+        <w:rPr>
+          <w:rFonts w:ascii="Aptos" w:hAnsi="Aptos"/>
+        </w:rPr>
+        <w:t xml:space="preserve"> so it would be ~ 10 instances of the </w:t>
+      </w:r>
+      <w:proofErr w:type="gramStart"/>
+      <w:r>
+        <w:rPr>
+          <w:rFonts w:ascii="Aptos" w:hAnsi="Aptos"/>
+        </w:rPr>
+        <w:t>service ,</w:t>
+      </w:r>
+      <w:proofErr w:type="gramEnd"/>
+      <w:r>
+        <w:rPr>
+          <w:rFonts w:ascii="Aptos" w:hAnsi="Aptos"/>
+        </w:rPr>
+        <w:t xml:space="preserve"> which is 2k records per second.</w:t>
       </w:r>
     </w:p>
     <w:p>
@@ -13305,7 +14319,35 @@
         <w:rPr>
           <w:rFonts w:ascii="Aptos" w:hAnsi="Aptos"/>
         </w:rPr>
-        <w:t>DB - Postgres RDS instance where , customer related bundles / token are stored.</w:t>
+        <w:t xml:space="preserve">DB - Postgres RDS instance </w:t>
+      </w:r>
+      <w:proofErr w:type="gramStart"/>
+      <w:r>
+        <w:rPr>
+          <w:rFonts w:ascii="Aptos" w:hAnsi="Aptos"/>
+        </w:rPr>
+        <w:t>where ,</w:t>
+      </w:r>
+      <w:proofErr w:type="gramEnd"/>
+      <w:r>
+        <w:rPr>
+          <w:rFonts w:ascii="Aptos" w:hAnsi="Aptos"/>
+        </w:rPr>
+        <w:t xml:space="preserve"> customer related bundles / token </w:t>
+      </w:r>
+      <w:proofErr w:type="gramStart"/>
+      <w:r>
+        <w:rPr>
+          <w:rFonts w:ascii="Aptos" w:hAnsi="Aptos"/>
+        </w:rPr>
+        <w:t>are</w:t>
+      </w:r>
+      <w:proofErr w:type="gramEnd"/>
+      <w:r>
+        <w:rPr>
+          <w:rFonts w:ascii="Aptos" w:hAnsi="Aptos"/>
+        </w:rPr>
+        <w:t xml:space="preserve"> stored.</w:t>
       </w:r>
     </w:p>
     <w:p>
@@ -13335,7 +14377,35 @@
         <w:rPr>
           <w:rFonts w:ascii="Aptos" w:hAnsi="Aptos"/>
         </w:rPr>
-        <w:t>Audit - S3 bucket ( A lambda uploads to the # S3 ).</w:t>
+        <w:t xml:space="preserve">Audit - S3 bucket </w:t>
+      </w:r>
+      <w:proofErr w:type="gramStart"/>
+      <w:r>
+        <w:rPr>
+          <w:rFonts w:ascii="Aptos" w:hAnsi="Aptos"/>
+        </w:rPr>
+        <w:t>( A</w:t>
+      </w:r>
+      <w:proofErr w:type="gramEnd"/>
+      <w:r>
+        <w:rPr>
+          <w:rFonts w:ascii="Aptos" w:hAnsi="Aptos"/>
+        </w:rPr>
+        <w:t xml:space="preserve"> lambda uploads to the # S</w:t>
+      </w:r>
+      <w:proofErr w:type="gramStart"/>
+      <w:r>
+        <w:rPr>
+          <w:rFonts w:ascii="Aptos" w:hAnsi="Aptos"/>
+        </w:rPr>
+        <w:t>3 )</w:t>
+      </w:r>
+      <w:proofErr w:type="gramEnd"/>
+      <w:r>
+        <w:rPr>
+          <w:rFonts w:ascii="Aptos" w:hAnsi="Aptos"/>
+        </w:rPr>
+        <w:t>.</w:t>
       </w:r>
     </w:p>
     <w:p>
@@ -13365,7 +14435,21 @@
         <w:rPr>
           <w:rFonts w:ascii="Aptos" w:hAnsi="Aptos"/>
         </w:rPr>
-        <w:t>DynamoDB - For storing the correlation id's of the audited information.</w:t>
+        <w:t xml:space="preserve">DynamoDB - For storing the correlation </w:t>
+      </w:r>
+      <w:proofErr w:type="gramStart"/>
+      <w:r>
+        <w:rPr>
+          <w:rFonts w:ascii="Aptos" w:hAnsi="Aptos"/>
+        </w:rPr>
+        <w:t>id's</w:t>
+      </w:r>
+      <w:proofErr w:type="gramEnd"/>
+      <w:r>
+        <w:rPr>
+          <w:rFonts w:ascii="Aptos" w:hAnsi="Aptos"/>
+        </w:rPr>
+        <w:t xml:space="preserve"> of the audited information.</w:t>
       </w:r>
     </w:p>
     <w:p>
@@ -13395,9 +14479,840 @@
         <w:rPr>
           <w:rFonts w:ascii="Aptos" w:hAnsi="Aptos"/>
         </w:rPr>
-        <w:t>DLQ - SQS as DLQ for capturing the failed messages and sending to the DASH ( service now portal and email distribution service ) .</w:t>
-      </w:r>
-    </w:p>
+        <w:t xml:space="preserve">DLQ - SQS as DLQ for capturing the failed messages and sending to </w:t>
+      </w:r>
+      <w:proofErr w:type="gramStart"/>
+      <w:r>
+        <w:rPr>
+          <w:rFonts w:ascii="Aptos" w:hAnsi="Aptos"/>
+        </w:rPr>
+        <w:t>the DASH</w:t>
+      </w:r>
+      <w:proofErr w:type="gramEnd"/>
+      <w:r>
+        <w:rPr>
+          <w:rFonts w:ascii="Aptos" w:hAnsi="Aptos"/>
+        </w:rPr>
+        <w:t xml:space="preserve"> </w:t>
+      </w:r>
+      <w:proofErr w:type="gramStart"/>
+      <w:r>
+        <w:rPr>
+          <w:rFonts w:ascii="Aptos" w:hAnsi="Aptos"/>
+        </w:rPr>
+        <w:t>( service</w:t>
+      </w:r>
+      <w:proofErr w:type="gramEnd"/>
+      <w:r>
+        <w:rPr>
+          <w:rFonts w:ascii="Aptos" w:hAnsi="Aptos"/>
+        </w:rPr>
+        <w:t xml:space="preserve"> now portal and email distribution </w:t>
+      </w:r>
+      <w:proofErr w:type="gramStart"/>
+      <w:r>
+        <w:rPr>
+          <w:rFonts w:ascii="Aptos" w:hAnsi="Aptos"/>
+        </w:rPr>
+        <w:t>service )</w:t>
+      </w:r>
+      <w:proofErr w:type="gramEnd"/>
+      <w:r>
+        <w:rPr>
+          <w:rFonts w:ascii="Aptos" w:hAnsi="Aptos"/>
+        </w:rPr>
+        <w:t xml:space="preserve"> .</w:t>
+      </w:r>
+    </w:p>
+    <w:p>
+      <w:pPr>
+        <w:rPr>
+          <w:lang w:val="en-US"/>
+        </w:rPr>
+      </w:pPr>
+    </w:p>
+    <w:p>
+      <w:pPr>
+        <w:pStyle w:val="Heading1"/>
+      </w:pPr>
+      <w:r>
+        <w:t xml:space="preserve">Project </w:t>
+      </w:r>
+      <w:r>
+        <w:t xml:space="preserve">specific </w:t>
+      </w:r>
+      <w:r>
+        <w:t>design patterns</w:t>
+      </w:r>
+    </w:p>
+    <w:p>
+      <w:pPr>
+        <w:rPr>
+          <w:lang w:val="en-US"/>
+        </w:rPr>
+      </w:pPr>
+    </w:p>
+    <w:p>
+      <w:pPr>
+        <w:pStyle w:val="Heading2"/>
+        <w:rPr>
+          <w:rFonts w:eastAsia="Times New Roman"/>
+          <w:lang w:eastAsia="en-IN"/>
+        </w:rPr>
+      </w:pPr>
+      <w:r>
+        <w:rPr>
+          <w:rFonts w:eastAsia="Times New Roman"/>
+          <w:lang w:eastAsia="en-IN"/>
+        </w:rPr>
+        <w:t>Static</w:t>
+      </w:r>
+    </w:p>
+    <w:p>
+      <w:pPr>
+        <w:rPr>
+          <w:lang w:eastAsia="en-IN"/>
+        </w:rPr>
+      </w:pPr>
+    </w:p>
+    <w:p>
+      <w:pPr>
+        <w:rPr>
+          <w:lang w:eastAsia="en-IN"/>
+        </w:rPr>
+      </w:pPr>
+      <w:r>
+        <w:rPr>
+          <w:lang w:eastAsia="en-IN"/>
+        </w:rPr>
+        <w:t>Used static final for Kafka topics, event names, cache keys, timeout values, and other application constants.</w:t>
+      </w:r>
+    </w:p>
+    <w:p>
+      <w:pPr>
+        <w:rPr>
+          <w:lang w:eastAsia="en-IN"/>
+        </w:rPr>
+      </w:pPr>
+    </w:p>
+    <w:p>
+      <w:pPr>
+        <w:rPr>
+          <w:lang w:eastAsia="en-IN"/>
+        </w:rPr>
+      </w:pPr>
+      <w:r>
+        <w:rPr>
+          <w:lang w:eastAsia="en-IN"/>
+        </w:rPr>
+        <w:t>public static final String SCHEDULE_CREATED = "ScheduleCreated";</w:t>
+      </w:r>
+    </w:p>
+    <w:p>
+      <w:pPr>
+        <w:rPr>
+          <w:lang w:eastAsia="en-IN"/>
+        </w:rPr>
+      </w:pPr>
+      <w:r>
+        <w:rPr>
+          <w:lang w:eastAsia="en-IN"/>
+        </w:rPr>
+        <w:t>public static final String CREW_ASSIGNED = "CrewAssigned";</w:t>
+      </w:r>
+    </w:p>
+    <w:p>
+      <w:pPr>
+        <w:rPr>
+          <w:lang w:eastAsia="en-IN"/>
+        </w:rPr>
+      </w:pPr>
+      <w:r>
+        <w:rPr>
+          <w:lang w:eastAsia="en-IN"/>
+        </w:rPr>
+        <w:t>public static final int MAX_CONCURRENT_REQUESTS = 100;</w:t>
+      </w:r>
+    </w:p>
+    <w:p>
+      <w:pPr>
+        <w:rPr>
+          <w:lang w:eastAsia="en-IN"/>
+        </w:rPr>
+      </w:pPr>
+      <w:r>
+        <w:rPr>
+          <w:lang w:eastAsia="en-IN"/>
+        </w:rPr>
+        <w:t>public static final Duration CACHE_TTL = Duration.ofMinutes(30);</w:t>
+      </w:r>
+    </w:p>
+    <w:p>
+      <w:pPr>
+        <w:rPr>
+          <w:lang w:eastAsia="en-IN"/>
+        </w:rPr>
+      </w:pPr>
+    </w:p>
+    <w:p>
+      <w:pPr>
+        <w:pStyle w:val="Heading2"/>
+      </w:pPr>
+      <w:r>
+        <w:t xml:space="preserve">Inheritance </w:t>
+      </w:r>
+    </w:p>
+    <w:p>
+      <w:r>
+        <w:t>Used inheritance through JpaRepository for CRUD functionalit</w:t>
+      </w:r>
+      <w:r>
+        <w:t>ies.</w:t>
+      </w:r>
+    </w:p>
+    <w:p/>
+    <w:p/>
+    <w:p/>
+    <w:p>
+      <w:pPr>
+        <w:rPr>
+          <w:i/>
+          <w:iCs/>
+        </w:rPr>
+      </w:pPr>
+      <w:r>
+        <w:rPr>
+          <w:i/>
+          <w:iCs/>
+        </w:rPr>
+        <w:lastRenderedPageBreak/>
+        <w:t>public interface AssignmentRepository</w:t>
+      </w:r>
+      <w:r>
+        <w:rPr>
+          <w:i/>
+          <w:iCs/>
+        </w:rPr>
+        <w:t xml:space="preserve"> </w:t>
+      </w:r>
+      <w:r>
+        <w:rPr>
+          <w:i/>
+          <w:iCs/>
+        </w:rPr>
+        <w:t>extends</w:t>
+      </w:r>
+      <w:r>
+        <w:rPr>
+          <w:i/>
+          <w:iCs/>
+        </w:rPr>
+        <w:t xml:space="preserve"> </w:t>
+      </w:r>
+      <w:r>
+        <w:rPr>
+          <w:i/>
+          <w:iCs/>
+        </w:rPr>
+        <w:t xml:space="preserve">JpaRepository&lt;Assignment, </w:t>
+      </w:r>
+      <w:proofErr w:type="gramStart"/>
+      <w:r>
+        <w:rPr>
+          <w:i/>
+          <w:iCs/>
+        </w:rPr>
+        <w:t>Long</w:t>
+      </w:r>
+      <w:proofErr w:type="gramEnd"/>
+      <w:r>
+        <w:rPr>
+          <w:i/>
+          <w:iCs/>
+        </w:rPr>
+        <w:t>&gt; {</w:t>
+      </w:r>
+    </w:p>
+    <w:p>
+      <w:pPr>
+        <w:rPr>
+          <w:i/>
+          <w:iCs/>
+        </w:rPr>
+      </w:pPr>
+      <w:r>
+        <w:rPr>
+          <w:i/>
+          <w:iCs/>
+        </w:rPr>
+        <w:t>}</w:t>
+      </w:r>
+    </w:p>
+    <w:p/>
+    <w:p>
+      <w:r>
+        <w:t>Used inheritance to model different crew types such as Pilot, First Officer, and Cabin Crew while sharing common crew attributes in the parent CrewMember class.</w:t>
+      </w:r>
+    </w:p>
+    <w:p/>
+    <w:p>
+      <w:pPr>
+        <w:rPr>
+          <w:i/>
+          <w:iCs/>
+        </w:rPr>
+      </w:pPr>
+      <w:r>
+        <w:rPr>
+          <w:i/>
+          <w:iCs/>
+        </w:rPr>
+        <w:t>public abstract class CrewMember {</w:t>
+      </w:r>
+    </w:p>
+    <w:p>
+      <w:pPr>
+        <w:ind w:left="720"/>
+        <w:rPr>
+          <w:i/>
+          <w:iCs/>
+        </w:rPr>
+      </w:pPr>
+      <w:r>
+        <w:rPr>
+          <w:i/>
+          <w:iCs/>
+        </w:rPr>
+        <w:t>private String crewId;</w:t>
+      </w:r>
+    </w:p>
+    <w:p>
+      <w:pPr>
+        <w:ind w:left="720"/>
+        <w:rPr>
+          <w:i/>
+          <w:iCs/>
+        </w:rPr>
+      </w:pPr>
+      <w:r>
+        <w:rPr>
+          <w:i/>
+          <w:iCs/>
+        </w:rPr>
+        <w:t>private String name;</w:t>
+      </w:r>
+    </w:p>
+    <w:p>
+      <w:pPr>
+        <w:rPr>
+          <w:i/>
+          <w:iCs/>
+        </w:rPr>
+      </w:pPr>
+      <w:r>
+        <w:rPr>
+          <w:i/>
+          <w:iCs/>
+        </w:rPr>
+        <w:t>}</w:t>
+      </w:r>
+    </w:p>
+    <w:p>
+      <w:pPr>
+        <w:rPr>
+          <w:i/>
+          <w:iCs/>
+        </w:rPr>
+      </w:pPr>
+    </w:p>
+    <w:p>
+      <w:pPr>
+        <w:rPr>
+          <w:i/>
+          <w:iCs/>
+        </w:rPr>
+      </w:pPr>
+      <w:r>
+        <w:rPr>
+          <w:i/>
+          <w:iCs/>
+        </w:rPr>
+        <w:t>public class Pilot extends CrewMember {}</w:t>
+      </w:r>
+    </w:p>
+    <w:p>
+      <w:pPr>
+        <w:rPr>
+          <w:i/>
+          <w:iCs/>
+        </w:rPr>
+      </w:pPr>
+      <w:r>
+        <w:rPr>
+          <w:i/>
+          <w:iCs/>
+        </w:rPr>
+        <w:t>public class FirstOfficer extends CrewMember {}</w:t>
+      </w:r>
+    </w:p>
+    <w:p>
+      <w:pPr>
+        <w:rPr>
+          <w:i/>
+          <w:iCs/>
+        </w:rPr>
+      </w:pPr>
+      <w:r>
+        <w:rPr>
+          <w:i/>
+          <w:iCs/>
+        </w:rPr>
+        <w:t>public class CabinCrew extends CrewMember {}</w:t>
+      </w:r>
+    </w:p>
+    <w:p/>
+    <w:p>
+      <w:pPr>
+        <w:pStyle w:val="Heading2"/>
+      </w:pPr>
+      <w:r>
+        <w:t>Singleton Pattern</w:t>
+      </w:r>
+    </w:p>
+    <w:p>
+      <w:r>
+        <w:t xml:space="preserve">Used the Singleton pattern </w:t>
+      </w:r>
+      <w:r>
+        <w:t>for all</w:t>
+      </w:r>
+      <w:r>
+        <w:t xml:space="preserve"> Spring-managed beans and logger instances</w:t>
+      </w:r>
+      <w:r>
+        <w:t xml:space="preserve"> </w:t>
+      </w:r>
+      <w:r>
+        <w:t xml:space="preserve">ensuring only one shared instance </w:t>
+      </w:r>
+      <w:r>
+        <w:t xml:space="preserve">per class </w:t>
+      </w:r>
+      <w:r>
+        <w:t>is used across the application lifecycle</w:t>
+      </w:r>
+      <w:r>
+        <w:t>.</w:t>
+      </w:r>
+    </w:p>
+    <w:p/>
+    <w:p>
+      <w:pPr>
+        <w:rPr>
+          <w:i/>
+          <w:iCs/>
+        </w:rPr>
+      </w:pPr>
+      <w:r>
+        <w:rPr>
+          <w:i/>
+          <w:iCs/>
+        </w:rPr>
+        <w:t>private static final Logger log =</w:t>
+      </w:r>
+    </w:p>
+    <w:p>
+      <w:pPr>
+        <w:rPr>
+          <w:i/>
+          <w:iCs/>
+        </w:rPr>
+      </w:pPr>
+      <w:r>
+        <w:rPr>
+          <w:i/>
+          <w:iCs/>
+        </w:rPr>
+        <w:t>LoggerFactory.getLogger(CrewQueryService.class);</w:t>
+      </w:r>
+    </w:p>
+    <w:p/>
+    <w:p>
+      <w:pPr>
+        <w:pStyle w:val="Heading2"/>
+      </w:pPr>
+      <w:r>
+        <w:t>Builder Pattern</w:t>
+      </w:r>
+    </w:p>
+    <w:p/>
+    <w:p>
+      <w:r>
+        <w:t>Used the Builder pattern to construct ErrorResponse and Kafka event objects with multiple optional fields while avoiding large constructors</w:t>
+      </w:r>
+      <w:r>
+        <w:t>.</w:t>
+      </w:r>
+    </w:p>
+    <w:p>
+      <w:pPr>
+        <w:rPr>
+          <w:lang w:val="en-US"/>
+        </w:rPr>
+      </w:pPr>
+    </w:p>
+    <w:p>
+      <w:pPr>
+        <w:rPr>
+          <w:lang w:val="en-US"/>
+        </w:rPr>
+      </w:pPr>
+    </w:p>
+    <w:p>
+      <w:pPr>
+        <w:rPr>
+          <w:b/>
+          <w:bCs/>
+        </w:rPr>
+      </w:pPr>
+      <w:r>
+        <w:rPr>
+          <w:b/>
+          <w:bCs/>
+        </w:rPr>
+        <w:lastRenderedPageBreak/>
+        <w:t>Error Response Object</w:t>
+      </w:r>
+    </w:p>
+    <w:p>
+      <w:r>
+        <w:t>ErrorResponse.builder()</w:t>
+      </w:r>
+    </w:p>
+    <w:p>
+      <w:proofErr w:type="gramStart"/>
+      <w:r>
+        <w:t>.errorCode</w:t>
+      </w:r>
+      <w:proofErr w:type="gramEnd"/>
+      <w:r>
+        <w:t>("CREW_001")</w:t>
+      </w:r>
+    </w:p>
+    <w:p>
+      <w:proofErr w:type="gramStart"/>
+      <w:r>
+        <w:t>.message</w:t>
+      </w:r>
+      <w:proofErr w:type="gramEnd"/>
+      <w:r>
+        <w:t>("Crew not qualified")</w:t>
+      </w:r>
+    </w:p>
+    <w:p>
+      <w:proofErr w:type="gramStart"/>
+      <w:r>
+        <w:t>.correlationId</w:t>
+      </w:r>
+      <w:proofErr w:type="gramEnd"/>
+      <w:r>
+        <w:t>(requestId)</w:t>
+      </w:r>
+    </w:p>
+    <w:p>
+      <w:proofErr w:type="gramStart"/>
+      <w:r>
+        <w:t>.timestamp</w:t>
+      </w:r>
+      <w:proofErr w:type="gramEnd"/>
+      <w:r>
+        <w:t>(</w:t>
+      </w:r>
+      <w:proofErr w:type="gramStart"/>
+      <w:r>
+        <w:t>Instant.now(</w:t>
+      </w:r>
+      <w:proofErr w:type="gramEnd"/>
+      <w:r>
+        <w:t>))</w:t>
+      </w:r>
+    </w:p>
+    <w:p>
+      <w:proofErr w:type="gramStart"/>
+      <w:r>
+        <w:t>.build</w:t>
+      </w:r>
+      <w:proofErr w:type="gramEnd"/>
+      <w:r>
+        <w:t>();</w:t>
+      </w:r>
+    </w:p>
+    <w:p/>
+    <w:p>
+      <w:pPr>
+        <w:rPr>
+          <w:b/>
+          <w:bCs/>
+        </w:rPr>
+      </w:pPr>
+      <w:r>
+        <w:rPr>
+          <w:b/>
+          <w:bCs/>
+        </w:rPr>
+        <w:t>Schedule Event</w:t>
+      </w:r>
+    </w:p>
+    <w:p>
+      <w:r>
+        <w:t>CrewAssignedEvent.builder()</w:t>
+      </w:r>
+    </w:p>
+    <w:p>
+      <w:proofErr w:type="gramStart"/>
+      <w:r>
+        <w:t>.crewId</w:t>
+      </w:r>
+      <w:proofErr w:type="gramEnd"/>
+      <w:r>
+        <w:t>("CREW001")</w:t>
+      </w:r>
+    </w:p>
+    <w:p>
+      <w:proofErr w:type="gramStart"/>
+      <w:r>
+        <w:t>.flightId</w:t>
+      </w:r>
+      <w:proofErr w:type="gramEnd"/>
+      <w:r>
+        <w:t>("WN123")</w:t>
+      </w:r>
+    </w:p>
+    <w:p>
+      <w:proofErr w:type="gramStart"/>
+      <w:r>
+        <w:t>.eventType</w:t>
+      </w:r>
+      <w:proofErr w:type="gramEnd"/>
+      <w:r>
+        <w:t>("CrewAssigned")</w:t>
+      </w:r>
+    </w:p>
+    <w:p>
+      <w:proofErr w:type="gramStart"/>
+      <w:r>
+        <w:t>.build</w:t>
+      </w:r>
+      <w:proofErr w:type="gramEnd"/>
+      <w:r>
+        <w:t>();</w:t>
+      </w:r>
+    </w:p>
+    <w:p/>
+    <w:p>
+      <w:pPr>
+        <w:pStyle w:val="Heading2"/>
+      </w:pPr>
+      <w:r>
+        <w:t>Strategy Pattern</w:t>
+      </w:r>
+    </w:p>
+    <w:p/>
+    <w:p>
+      <w:r>
+        <w:t>Used the Strategy pattern in the Crew Validation Service to apply different validation algorithms such as Rest Period, Flight Hours, Medical, and Qualification checks through a common interface.</w:t>
+      </w:r>
+    </w:p>
+    <w:p/>
+    <w:p>
+      <w:r>
+        <w:t>ValidationStrategy strategy;</w:t>
+      </w:r>
+    </w:p>
+    <w:p/>
+    <w:p>
+      <w:r>
+        <w:t>RestPeriodValidationStrategy</w:t>
+      </w:r>
+    </w:p>
+    <w:p>
+      <w:r>
+        <w:t>FlightHoursValidationStrategy</w:t>
+      </w:r>
+    </w:p>
+    <w:p>
+      <w:r>
+        <w:t>QualificationValidationStrategy</w:t>
+      </w:r>
+    </w:p>
+    <w:p>
+      <w:r>
+        <w:t>MedicalValidationStrategy</w:t>
+      </w:r>
+    </w:p>
+    <w:p/>
+    <w:p>
+      <w:proofErr w:type="gramStart"/>
+      <w:r>
+        <w:t>strategy.validate</w:t>
+      </w:r>
+      <w:proofErr w:type="gramEnd"/>
+      <w:r>
+        <w:t>(request);</w:t>
+      </w:r>
+    </w:p>
+    <w:p/>
+    <w:p/>
+    <w:p>
+      <w:pPr>
+        <w:pStyle w:val="Heading2"/>
+      </w:pPr>
+      <w:r>
+        <w:t>Observer Pattern</w:t>
+      </w:r>
+    </w:p>
+    <w:p/>
+    <w:p>
+      <w:r>
+        <w:t>Crew Scheduling Service</w:t>
+      </w:r>
+    </w:p>
+    <w:p>
+      <w:r>
+        <w:rPr>
+          <w:rFonts w:ascii="Times New Roman" w:hAnsi="Times New Roman" w:cs="Times New Roman"/>
+        </w:rPr>
+        <w:t>↓</w:t>
+      </w:r>
+    </w:p>
+    <w:p>
+      <w:r>
+        <w:t>Confluent Kafka</w:t>
+      </w:r>
+    </w:p>
+    <w:p>
+      <w:r>
+        <w:rPr>
+          <w:rFonts w:ascii="Times New Roman" w:hAnsi="Times New Roman" w:cs="Times New Roman"/>
+        </w:rPr>
+        <w:t>↓</w:t>
+      </w:r>
+    </w:p>
+    <w:p>
+      <w:r>
+        <w:t>Projector Lambda</w:t>
+      </w:r>
+    </w:p>
+    <w:p>
+      <w:r>
+        <w:t>Notification Lambda</w:t>
+      </w:r>
+    </w:p>
+    <w:p>
+      <w:r>
+        <w:t>Audit Lambda</w:t>
+      </w:r>
+    </w:p>
+    <w:p>
+      <w:r>
+        <w:t>``</w:t>
+      </w:r>
+    </w:p>
+    <w:p>
+      <w:r>
+        <w:t>Used the Observer pattern through Kafka event-driven architecture, where ScheduleCreated and ScheduleUpdated events notified multiple independent consumers such as Projector, Notification, and Audit services.</w:t>
+      </w:r>
+    </w:p>
+    <w:p>
+      <w:pPr>
+        <w:pStyle w:val="Heading2"/>
+      </w:pPr>
+      <w:r>
+        <w:t>Factory Patter</w:t>
+      </w:r>
+      <w:r>
+        <w:t>n</w:t>
+      </w:r>
+    </w:p>
+    <w:p>
+      <w:r>
+        <w:t xml:space="preserve">Used in </w:t>
+      </w:r>
+      <w:r>
+        <w:t>Validation Rule Factory</w:t>
+      </w:r>
+    </w:p>
+    <w:p/>
+    <w:p>
+      <w:r>
+        <w:t>ValidationRule rule =validationRuleFactory.getRule(validationType);</w:t>
+      </w:r>
+    </w:p>
+    <w:p/>
+    <w:p>
+      <w:r>
+        <w:t xml:space="preserve">REST_PERIOD </w:t>
+      </w:r>
+      <w:r>
+        <w:rPr>
+          <w:rFonts w:ascii="Times New Roman" w:hAnsi="Times New Roman" w:cs="Times New Roman"/>
+        </w:rPr>
+        <w:t>→</w:t>
+      </w:r>
+      <w:r>
+        <w:t xml:space="preserve"> RestPeriodValidationRule</w:t>
+      </w:r>
+    </w:p>
+    <w:p>
+      <w:r>
+        <w:t xml:space="preserve">FLIGHT_HOURS </w:t>
+      </w:r>
+      <w:r>
+        <w:rPr>
+          <w:rFonts w:ascii="Times New Roman" w:hAnsi="Times New Roman" w:cs="Times New Roman"/>
+        </w:rPr>
+        <w:t>→</w:t>
+      </w:r>
+      <w:r>
+        <w:t xml:space="preserve"> FlightHoursValidationRule</w:t>
+      </w:r>
+    </w:p>
+    <w:p>
+      <w:r>
+        <w:t xml:space="preserve">MEDICAL </w:t>
+      </w:r>
+      <w:r>
+        <w:rPr>
+          <w:rFonts w:ascii="Times New Roman" w:hAnsi="Times New Roman" w:cs="Times New Roman"/>
+        </w:rPr>
+        <w:t>→</w:t>
+      </w:r>
+      <w:r>
+        <w:t xml:space="preserve"> MedicalValidationRule</w:t>
+      </w:r>
+    </w:p>
+    <w:p>
+      <w:r>
+        <w:t xml:space="preserve">QUALIFICATION </w:t>
+      </w:r>
+      <w:r>
+        <w:rPr>
+          <w:rFonts w:ascii="Times New Roman" w:hAnsi="Times New Roman" w:cs="Times New Roman"/>
+        </w:rPr>
+        <w:t>→</w:t>
+      </w:r>
+      <w:r>
+        <w:t xml:space="preserve"> QualificationValidationRule</w:t>
+      </w:r>
+    </w:p>
+    <w:p/>
+    <w:p>
+      <w:r>
+        <w:t>Used a Factory pattern in the Crew Validation Service to create the appropriate validation rule implementation based on the validation type being processed.</w:t>
+      </w:r>
+    </w:p>
+    <w:p/>
+    <w:p/>
     <w:p>
       <w:pPr>
         <w:rPr>
@@ -20436,7 +22351,6 @@
   <w:style w:type="character" w:default="1" w:styleId="DefaultParagraphFont">
     <w:name w:val="Default Paragraph Font"/>
     <w:uiPriority w:val="1"/>
-    <w:semiHidden/>
     <w:unhideWhenUsed/>
   </w:style>
   <w:style w:type="table" w:default="1" w:styleId="TableNormal">

--- a/Java/experience_v2.docx
+++ b/Java/experience_v2.docx
@@ -320,53 +320,40 @@
           <w:b/>
           <w:bCs/>
         </w:rPr>
-        <w:t>Projector (or Updator) Lambda</w:t>
-      </w:r>
+        <w:t xml:space="preserve">Projector (or </w:t>
+      </w:r>
+      <w:proofErr w:type="spellStart"/>
       <w:r>
         <w:rPr>
           <w:b/>
           <w:bCs/>
         </w:rPr>
-        <w:t>.</w:t>
-      </w:r>
-    </w:p>
-    <w:p/>
-    <w:p>
-      <w:pPr>
+        <w:t>Updator</w:t>
+      </w:r>
+      <w:proofErr w:type="spellEnd"/>
+      <w:r>
         <w:rPr>
           <w:b/>
           <w:bCs/>
         </w:rPr>
-      </w:pPr>
-      <w:r>
-        <w:t xml:space="preserve">A </w:t>
+        <w:t>) Lambda</w:t>
       </w:r>
       <w:r>
         <w:rPr>
           <w:b/>
           <w:bCs/>
         </w:rPr>
-        <w:t>Transactional Outbox Table</w:t>
-      </w:r>
-      <w:r>
+        <w:t>.</w:t>
+      </w:r>
+    </w:p>
+    <w:p/>
+    <w:p>
+      <w:pPr>
         <w:rPr>
           <w:b/>
           <w:bCs/>
         </w:rPr>
-        <w:t xml:space="preserve"> </w:t>
-      </w:r>
-      <w:r>
-        <w:t xml:space="preserve">ensures that if the schedule is successfully committed to PostgreSQL, the corresponding event </w:t>
-      </w:r>
-      <w:r>
-        <w:t>also persisted</w:t>
-      </w:r>
-      <w:r>
-        <w:t xml:space="preserve"> and can later be published to Kafka via Debezium CDC, preventing lost or inconsistent events.</w:t>
-      </w:r>
-    </w:p>
-    <w:p/>
-    <w:p>
+      </w:pPr>
       <w:r>
         <w:t xml:space="preserve">A </w:t>
       </w:r>
@@ -375,7 +362,60 @@
           <w:b/>
           <w:bCs/>
         </w:rPr>
-        <w:t>Projector (or Updator) Lambda</w:t>
+        <w:t>Transactional Outbox Table</w:t>
+      </w:r>
+      <w:r>
+        <w:rPr>
+          <w:b/>
+          <w:bCs/>
+        </w:rPr>
+        <w:t xml:space="preserve"> </w:t>
+      </w:r>
+      <w:r>
+        <w:t xml:space="preserve">ensures that if the schedule is successfully committed to PostgreSQL, the corresponding event </w:t>
+      </w:r>
+      <w:r>
+        <w:t>also persisted</w:t>
+      </w:r>
+      <w:r>
+        <w:t xml:space="preserve"> and can later be published to Kafka via </w:t>
+      </w:r>
+      <w:proofErr w:type="spellStart"/>
+      <w:r>
+        <w:t>Debezium</w:t>
+      </w:r>
+      <w:proofErr w:type="spellEnd"/>
+      <w:r>
+        <w:t xml:space="preserve"> CDC, preventing lost or inconsistent events.</w:t>
+      </w:r>
+    </w:p>
+    <w:p/>
+    <w:p>
+      <w:r>
+        <w:t xml:space="preserve">A </w:t>
+      </w:r>
+      <w:r>
+        <w:rPr>
+          <w:b/>
+          <w:bCs/>
+        </w:rPr>
+        <w:t xml:space="preserve">Projector (or </w:t>
+      </w:r>
+      <w:proofErr w:type="spellStart"/>
+      <w:r>
+        <w:rPr>
+          <w:b/>
+          <w:bCs/>
+        </w:rPr>
+        <w:t>Updator</w:t>
+      </w:r>
+      <w:proofErr w:type="spellEnd"/>
+      <w:r>
+        <w:rPr>
+          <w:b/>
+          <w:bCs/>
+        </w:rPr>
+        <w:t>) Lambda</w:t>
       </w:r>
       <w:r>
         <w:t xml:space="preserve"> </w:t>
@@ -437,8 +477,13 @@
       </w:r>
       <w:proofErr w:type="gramEnd"/>
       <w:r>
-        <w:t xml:space="preserve"> solutions such as Debezium</w:t>
-      </w:r>
+        <w:t xml:space="preserve"> solutions such as </w:t>
+      </w:r>
+      <w:proofErr w:type="spellStart"/>
+      <w:r>
+        <w:t>Debezium</w:t>
+      </w:r>
+      <w:proofErr w:type="spellEnd"/>
       <w:r>
         <w:t>.</w:t>
       </w:r>
@@ -446,7 +491,15 @@
     <w:p/>
     <w:p>
       <w:r>
-        <w:t xml:space="preserve">How Does Debezium Connect to PostgreSQL </w:t>
+        <w:t xml:space="preserve">How Does </w:t>
+      </w:r>
+      <w:proofErr w:type="spellStart"/>
+      <w:r>
+        <w:t>Debezium</w:t>
+      </w:r>
+      <w:proofErr w:type="spellEnd"/>
+      <w:r>
+        <w:t xml:space="preserve"> Connect to PostgreSQL </w:t>
       </w:r>
       <w:proofErr w:type="gramStart"/>
       <w:r>
@@ -461,8 +514,13 @@
       <w:proofErr w:type="gramEnd"/>
     </w:p>
     <w:p>
-      <w:r>
-        <w:t xml:space="preserve">Debezium acts as the </w:t>
+      <w:proofErr w:type="spellStart"/>
+      <w:r>
+        <w:t>Debezium</w:t>
+      </w:r>
+      <w:proofErr w:type="spellEnd"/>
+      <w:r>
+        <w:t xml:space="preserve"> acts as the </w:t>
       </w:r>
       <w:r>
         <w:rPr>
@@ -476,8 +534,13 @@
       </w:r>
     </w:p>
     <w:p>
-      <w:r>
-        <w:t xml:space="preserve">Debezium does </w:t>
+      <w:proofErr w:type="spellStart"/>
+      <w:r>
+        <w:t>Debezium</w:t>
+      </w:r>
+      <w:proofErr w:type="spellEnd"/>
+      <w:r>
+        <w:t xml:space="preserve"> does </w:t>
       </w:r>
       <w:r>
         <w:rPr>
@@ -497,8 +560,17 @@
           <w:i/>
           <w:iCs/>
         </w:rPr>
-        <w:t>SELECT * FROM outbox_events</w:t>
-      </w:r>
+        <w:t xml:space="preserve">SELECT * FROM </w:t>
+      </w:r>
+      <w:proofErr w:type="spellStart"/>
+      <w:r>
+        <w:rPr>
+          <w:i/>
+          <w:iCs/>
+        </w:rPr>
+        <w:t>outbox_events</w:t>
+      </w:r>
+      <w:proofErr w:type="spellEnd"/>
     </w:p>
     <w:p>
       <w:r>
@@ -510,7 +582,15 @@
     </w:p>
     <w:p>
       <w:r>
-        <w:t xml:space="preserve">Instead, Debezium uses PostgreSQL's </w:t>
+        <w:t xml:space="preserve">Instead, </w:t>
+      </w:r>
+      <w:proofErr w:type="spellStart"/>
+      <w:r>
+        <w:t>Debezium</w:t>
+      </w:r>
+      <w:proofErr w:type="spellEnd"/>
+      <w:r>
+        <w:t xml:space="preserve"> uses PostgreSQL's </w:t>
       </w:r>
       <w:r>
         <w:rPr>
@@ -525,7 +605,15 @@
     </w:p>
     <w:p>
       <w:r>
-        <w:t>AWS RDS PostgreSQL supports logical replication, which Debezium can consume through a replication slot</w:t>
+        <w:t xml:space="preserve">AWS RDS PostgreSQL supports logical replication, which </w:t>
+      </w:r>
+      <w:proofErr w:type="spellStart"/>
+      <w:r>
+        <w:t>Debezium</w:t>
+      </w:r>
+      <w:proofErr w:type="spellEnd"/>
+      <w:r>
+        <w:t xml:space="preserve"> can consume through a replication slot</w:t>
       </w:r>
       <w:r>
         <w:t>.</w:t>
@@ -555,9 +643,11 @@
       <w:r>
         <w:t xml:space="preserve"> useful in the cases of the </w:t>
       </w:r>
+      <w:proofErr w:type="spellStart"/>
       <w:r>
         <w:t>Debezium</w:t>
       </w:r>
+      <w:proofErr w:type="spellEnd"/>
       <w:r>
         <w:t xml:space="preserve"> crash for recovery.</w:t>
       </w:r>
@@ -627,14 +717,24 @@
       </w:r>
     </w:p>
     <w:p>
+      <w:proofErr w:type="spellStart"/>
       <w:r>
         <w:t>Debezium</w:t>
       </w:r>
+      <w:proofErr w:type="spellEnd"/>
     </w:p>
     <w:p/>
     <w:p>
       <w:r>
-        <w:t>Confluent handles the entire Kafka ecosystem, including Kafka Connect and Debezium management.</w:t>
+        <w:t xml:space="preserve">Confluent handles the entire Kafka ecosystem, including Kafka Connect and </w:t>
+      </w:r>
+      <w:proofErr w:type="spellStart"/>
+      <w:r>
+        <w:t>Debezium</w:t>
+      </w:r>
+      <w:proofErr w:type="spellEnd"/>
+      <w:r>
+        <w:t xml:space="preserve"> management.</w:t>
       </w:r>
     </w:p>
     <w:p>
@@ -644,9 +744,11 @@
       <w:r>
         <w:t xml:space="preserve"> is runtime for </w:t>
       </w:r>
+      <w:proofErr w:type="spellStart"/>
       <w:r>
         <w:t>Debezium</w:t>
       </w:r>
+      <w:proofErr w:type="spellEnd"/>
       <w:r>
         <w:t xml:space="preserve"> </w:t>
       </w:r>
@@ -669,7 +771,23 @@
         <w:pStyle w:val="Heading1"/>
       </w:pPr>
       <w:r>
-        <w:t>Reduced p95 API latency from 420 ms to 170 ms by adding Redis caching, optimizing slow SQL queries, and tuning JVM garbage collector settings.</w:t>
+        <w:t xml:space="preserve">Reduced p95 API latency from 420 </w:t>
+      </w:r>
+      <w:proofErr w:type="spellStart"/>
+      <w:r>
+        <w:t>ms</w:t>
+      </w:r>
+      <w:proofErr w:type="spellEnd"/>
+      <w:r>
+        <w:t xml:space="preserve"> to 170 </w:t>
+      </w:r>
+      <w:proofErr w:type="spellStart"/>
+      <w:r>
+        <w:t>ms</w:t>
+      </w:r>
+      <w:proofErr w:type="spellEnd"/>
+      <w:r>
+        <w:t xml:space="preserve"> by adding Redis caching, optimizing slow SQL queries, and tuning JVM garbage collector settings.</w:t>
       </w:r>
     </w:p>
     <w:p>
@@ -790,7 +908,27 @@
           <w:lang w:val="en-US"/>
           <w14:ligatures w14:val="none"/>
         </w:rPr>
-        <w:t xml:space="preserve">p95 = 420 ms means: </w:t>
+        <w:t xml:space="preserve">p95 = 420 </w:t>
+      </w:r>
+      <w:proofErr w:type="spellStart"/>
+      <w:r>
+        <w:rPr>
+          <w:rFonts w:ascii="Aptos" w:eastAsia="Times New Roman" w:hAnsi="Aptos" w:cs="Times New Roman"/>
+          <w:kern w:val="0"/>
+          <w:lang w:val="en-US"/>
+          <w14:ligatures w14:val="none"/>
+        </w:rPr>
+        <w:t>ms</w:t>
+      </w:r>
+      <w:proofErr w:type="spellEnd"/>
+      <w:r>
+        <w:rPr>
+          <w:rFonts w:ascii="Aptos" w:eastAsia="Times New Roman" w:hAnsi="Aptos" w:cs="Times New Roman"/>
+          <w:kern w:val="0"/>
+          <w:lang w:val="en-US"/>
+          <w14:ligatures w14:val="none"/>
+        </w:rPr>
+        <w:t xml:space="preserve"> means: </w:t>
       </w:r>
     </w:p>
     <w:p>
@@ -847,14 +985,25 @@
         </w:rPr>
         <w:t xml:space="preserve">95 </w:t>
       </w:r>
-      <w:r>
-        <w:rPr>
-          <w:rFonts w:ascii="Aptos" w:eastAsia="Times New Roman" w:hAnsi="Aptos" w:cs="Times New Roman"/>
-          <w:kern w:val="0"/>
-          <w:lang w:val="en-US"/>
-          <w14:ligatures w14:val="none"/>
-        </w:rPr>
-        <w:t xml:space="preserve">th </w:t>
+      <w:proofErr w:type="spellStart"/>
+      <w:r>
+        <w:rPr>
+          <w:rFonts w:ascii="Aptos" w:eastAsia="Times New Roman" w:hAnsi="Aptos" w:cs="Times New Roman"/>
+          <w:kern w:val="0"/>
+          <w:lang w:val="en-US"/>
+          <w14:ligatures w14:val="none"/>
+        </w:rPr>
+        <w:t>th</w:t>
+      </w:r>
+      <w:proofErr w:type="spellEnd"/>
+      <w:r>
+        <w:rPr>
+          <w:rFonts w:ascii="Aptos" w:eastAsia="Times New Roman" w:hAnsi="Aptos" w:cs="Times New Roman"/>
+          <w:kern w:val="0"/>
+          <w:lang w:val="en-US"/>
+          <w14:ligatures w14:val="none"/>
+        </w:rPr>
+        <w:t xml:space="preserve"> </w:t>
       </w:r>
       <w:proofErr w:type="gramStart"/>
       <w:r>
@@ -874,7 +1023,27 @@
           <w:lang w:val="en-US"/>
           <w14:ligatures w14:val="none"/>
         </w:rPr>
-        <w:t xml:space="preserve"> completed within 420 ms </w:t>
+        <w:t xml:space="preserve"> completed within 420 </w:t>
+      </w:r>
+      <w:proofErr w:type="spellStart"/>
+      <w:r>
+        <w:rPr>
+          <w:rFonts w:ascii="Aptos" w:eastAsia="Times New Roman" w:hAnsi="Aptos" w:cs="Times New Roman"/>
+          <w:kern w:val="0"/>
+          <w:lang w:val="en-US"/>
+          <w14:ligatures w14:val="none"/>
+        </w:rPr>
+        <w:t>ms</w:t>
+      </w:r>
+      <w:proofErr w:type="spellEnd"/>
+      <w:r>
+        <w:rPr>
+          <w:rFonts w:ascii="Aptos" w:eastAsia="Times New Roman" w:hAnsi="Aptos" w:cs="Times New Roman"/>
+          <w:kern w:val="0"/>
+          <w:lang w:val="en-US"/>
+          <w14:ligatures w14:val="none"/>
+        </w:rPr>
+        <w:t> </w:t>
       </w:r>
     </w:p>
     <w:p>
@@ -909,6 +1078,7 @@
         </w:rPr>
         <w:t xml:space="preserve">Why Redis here? why not the </w:t>
       </w:r>
+      <w:proofErr w:type="spellStart"/>
       <w:proofErr w:type="gramStart"/>
       <w:r>
         <w:rPr>
@@ -917,7 +1087,17 @@
           <w:lang w:val="en-US"/>
           <w14:ligatures w14:val="none"/>
         </w:rPr>
-        <w:t>Ehcache ?</w:t>
+        <w:t>Ehcache</w:t>
+      </w:r>
+      <w:proofErr w:type="spellEnd"/>
+      <w:r>
+        <w:rPr>
+          <w:rFonts w:ascii="Aptos" w:eastAsia="Times New Roman" w:hAnsi="Aptos" w:cs="Times New Roman"/>
+          <w:kern w:val="0"/>
+          <w:lang w:val="en-US"/>
+          <w14:ligatures w14:val="none"/>
+        </w:rPr>
+        <w:t xml:space="preserve"> ?</w:t>
       </w:r>
       <w:proofErr w:type="gramEnd"/>
       <w:r>
@@ -1015,6 +1195,7 @@
           <w14:ligatures w14:val="none"/>
         </w:rPr>
       </w:pPr>
+      <w:proofErr w:type="spellStart"/>
       <w:r>
         <w:rPr>
           <w:rFonts w:ascii="Aptos" w:eastAsia="Times New Roman" w:hAnsi="Aptos" w:cs="Times New Roman"/>
@@ -1025,6 +1206,7 @@
         </w:rPr>
         <w:t>Ehcache</w:t>
       </w:r>
+      <w:proofErr w:type="spellEnd"/>
       <w:r>
         <w:rPr>
           <w:rFonts w:ascii="Aptos" w:eastAsia="Times New Roman" w:hAnsi="Aptos" w:cs="Times New Roman"/>
@@ -1256,7 +1438,21 @@
         <w:rPr>
           <w:lang w:val="en-US"/>
         </w:rPr>
-        <w:t>100 concurrent requests at max tomcat servelet requests.</w:t>
+        <w:t xml:space="preserve">100 concurrent requests at max tomcat </w:t>
+      </w:r>
+      <w:proofErr w:type="spellStart"/>
+      <w:r>
+        <w:rPr>
+          <w:lang w:val="en-US"/>
+        </w:rPr>
+        <w:t>servelet</w:t>
+      </w:r>
+      <w:proofErr w:type="spellEnd"/>
+      <w:r>
+        <w:rPr>
+          <w:lang w:val="en-US"/>
+        </w:rPr>
+        <w:t xml:space="preserve"> requests.</w:t>
       </w:r>
     </w:p>
     <w:p>
@@ -1416,11 +1612,19 @@
           <w:lang w:val="en-US"/>
         </w:rPr>
       </w:pPr>
-      <w:r>
-        <w:rPr>
-          <w:lang w:val="en-US"/>
-        </w:rPr>
-        <w:t>server.tomcat.threads.max=100</w:t>
+      <w:proofErr w:type="spellStart"/>
+      <w:r>
+        <w:rPr>
+          <w:lang w:val="en-US"/>
+        </w:rPr>
+        <w:t>server.tomcat.threads.max</w:t>
+      </w:r>
+      <w:proofErr w:type="spellEnd"/>
+      <w:r>
+        <w:rPr>
+          <w:lang w:val="en-US"/>
+        </w:rPr>
+        <w:t>=100</w:t>
       </w:r>
     </w:p>
     <w:p>
@@ -1516,12 +1720,20 @@
         </w:rPr>
         <w:t xml:space="preserve"> seeing these requests taking more than 400 </w:t>
       </w:r>
+      <w:proofErr w:type="spellStart"/>
       <w:proofErr w:type="gramStart"/>
       <w:r>
         <w:rPr>
           <w:lang w:val="en-US"/>
         </w:rPr>
-        <w:t>ms ,</w:t>
+        <w:t>ms</w:t>
+      </w:r>
+      <w:proofErr w:type="spellEnd"/>
+      <w:r>
+        <w:rPr>
+          <w:lang w:val="en-US"/>
+        </w:rPr>
+        <w:t xml:space="preserve"> ,</w:t>
       </w:r>
       <w:proofErr w:type="gramEnd"/>
       <w:r>
@@ -1549,27 +1761,49 @@
         <w:rPr>
           <w:lang w:val="en-US"/>
         </w:rPr>
-        <w:t xml:space="preserve"> they got timedout.</w:t>
-      </w:r>
-    </w:p>
-    <w:p>
-      <w:pPr>
-        <w:rPr>
-          <w:lang w:val="en-US"/>
-        </w:rPr>
-      </w:pPr>
-    </w:p>
-    <w:p>
-      <w:pPr>
-        <w:rPr>
-          <w:lang w:val="en-US"/>
-        </w:rPr>
-      </w:pPr>
-      <w:r>
-        <w:rPr>
-          <w:lang w:val="en-US"/>
-        </w:rPr>
-        <w:t xml:space="preserve">i)How do we calculate the request time </w:t>
+        <w:t xml:space="preserve"> they got </w:t>
+      </w:r>
+      <w:proofErr w:type="spellStart"/>
+      <w:r>
+        <w:rPr>
+          <w:lang w:val="en-US"/>
+        </w:rPr>
+        <w:t>timedout</w:t>
+      </w:r>
+      <w:proofErr w:type="spellEnd"/>
+      <w:r>
+        <w:rPr>
+          <w:lang w:val="en-US"/>
+        </w:rPr>
+        <w:t>.</w:t>
+      </w:r>
+    </w:p>
+    <w:p>
+      <w:pPr>
+        <w:rPr>
+          <w:lang w:val="en-US"/>
+        </w:rPr>
+      </w:pPr>
+    </w:p>
+    <w:p>
+      <w:pPr>
+        <w:rPr>
+          <w:lang w:val="en-US"/>
+        </w:rPr>
+      </w:pPr>
+      <w:proofErr w:type="spellStart"/>
+      <w:r>
+        <w:rPr>
+          <w:lang w:val="en-US"/>
+        </w:rPr>
+        <w:t>i</w:t>
+      </w:r>
+      <w:proofErr w:type="spellEnd"/>
+      <w:r>
+        <w:rPr>
+          <w:lang w:val="en-US"/>
+        </w:rPr>
+        <w:t xml:space="preserve">)How do we calculate the request time </w:t>
       </w:r>
       <w:proofErr w:type="gramStart"/>
       <w:r>
@@ -1599,12 +1833,20 @@
         </w:rPr>
         <w:t xml:space="preserve"> using </w:t>
       </w:r>
+      <w:proofErr w:type="spellStart"/>
       <w:proofErr w:type="gramStart"/>
       <w:r>
         <w:rPr>
           <w:lang w:val="en-US"/>
         </w:rPr>
-        <w:t>prometheus ?</w:t>
+        <w:t>prometheus</w:t>
+      </w:r>
+      <w:proofErr w:type="spellEnd"/>
+      <w:r>
+        <w:rPr>
+          <w:lang w:val="en-US"/>
+        </w:rPr>
+        <w:t xml:space="preserve"> ?</w:t>
       </w:r>
       <w:proofErr w:type="gramEnd"/>
     </w:p>
@@ -1625,14 +1867,28 @@
         <w:rPr>
           <w:lang w:val="en-US"/>
         </w:rPr>
-        <w:t>Using Prometheus HTTP request duration metrics (e.g., http_server_requests_</w:t>
+        <w:t xml:space="preserve">Using Prometheus HTTP request duration metrics (e.g., </w:t>
+      </w:r>
+      <w:proofErr w:type="spellStart"/>
+      <w:r>
+        <w:rPr>
+          <w:lang w:val="en-US"/>
+        </w:rPr>
+        <w:t>http_server_requests_</w:t>
       </w:r>
       <w:proofErr w:type="gramStart"/>
       <w:r>
         <w:rPr>
           <w:lang w:val="en-US"/>
         </w:rPr>
-        <w:t>seconds )</w:t>
+        <w:t>seconds</w:t>
+      </w:r>
+      <w:proofErr w:type="spellEnd"/>
+      <w:r>
+        <w:rPr>
+          <w:lang w:val="en-US"/>
+        </w:rPr>
+        <w:t xml:space="preserve"> )</w:t>
       </w:r>
       <w:proofErr w:type="gramEnd"/>
     </w:p>
@@ -1722,7 +1978,21 @@
         <w:rPr>
           <w:lang w:val="en-US"/>
         </w:rPr>
-        <w:t xml:space="preserve">Calculated p95 latency using histogram quantiles to be displayed on Graphana. This gave us the request completion </w:t>
+        <w:t xml:space="preserve">Calculated p95 latency using histogram quantiles to be displayed on </w:t>
+      </w:r>
+      <w:proofErr w:type="spellStart"/>
+      <w:r>
+        <w:rPr>
+          <w:lang w:val="en-US"/>
+        </w:rPr>
+        <w:t>Graphana</w:t>
+      </w:r>
+      <w:proofErr w:type="spellEnd"/>
+      <w:r>
+        <w:rPr>
+          <w:lang w:val="en-US"/>
+        </w:rPr>
+        <w:t xml:space="preserve">. This gave us the request completion </w:t>
       </w:r>
     </w:p>
     <w:p>
@@ -2052,12 +2322,20 @@
           <w:lang w:val="en-US"/>
         </w:rPr>
       </w:pPr>
+      <w:proofErr w:type="spellStart"/>
       <w:r>
         <w:rPr>
           <w:lang w:val="en-US"/>
         </w:rPr>
         <w:lastRenderedPageBreak/>
-        <w:t>i)</w:t>
+        <w:t>i</w:t>
+      </w:r>
+      <w:proofErr w:type="spellEnd"/>
+      <w:r>
+        <w:rPr>
+          <w:lang w:val="en-US"/>
+        </w:rPr>
+        <w:t>)</w:t>
       </w:r>
       <w:r>
         <w:rPr>
@@ -2126,7 +2404,21 @@
         <w:rPr>
           <w:lang w:val="en-US"/>
         </w:rPr>
-        <w:t xml:space="preserve">ii)How redis caching helps solve this </w:t>
+        <w:t xml:space="preserve">ii)How </w:t>
+      </w:r>
+      <w:proofErr w:type="spellStart"/>
+      <w:r>
+        <w:rPr>
+          <w:lang w:val="en-US"/>
+        </w:rPr>
+        <w:t>redis</w:t>
+      </w:r>
+      <w:proofErr w:type="spellEnd"/>
+      <w:r>
+        <w:rPr>
+          <w:lang w:val="en-US"/>
+        </w:rPr>
+        <w:t xml:space="preserve"> caching helps solve this </w:t>
       </w:r>
       <w:r>
         <w:rPr>
@@ -2188,7 +2480,21 @@
         <w:rPr>
           <w:lang w:val="en-US"/>
         </w:rPr>
-        <w:t xml:space="preserve"> the db queries resulted </w:t>
+        <w:t xml:space="preserve"> the </w:t>
+      </w:r>
+      <w:proofErr w:type="spellStart"/>
+      <w:r>
+        <w:rPr>
+          <w:lang w:val="en-US"/>
+        </w:rPr>
+        <w:t>db</w:t>
+      </w:r>
+      <w:proofErr w:type="spellEnd"/>
+      <w:r>
+        <w:rPr>
+          <w:lang w:val="en-US"/>
+        </w:rPr>
+        <w:t xml:space="preserve"> queries resulted </w:t>
       </w:r>
       <w:proofErr w:type="gramStart"/>
       <w:r>
@@ -2308,11 +2614,19 @@
           <w:lang w:val="en-US"/>
         </w:rPr>
       </w:pPr>
-      <w:r>
-        <w:rPr>
-          <w:lang w:val="en-US"/>
-        </w:rPr>
-        <w:t>i)GC pauses</w:t>
+      <w:proofErr w:type="spellStart"/>
+      <w:r>
+        <w:rPr>
+          <w:lang w:val="en-US"/>
+        </w:rPr>
+        <w:t>i</w:t>
+      </w:r>
+      <w:proofErr w:type="spellEnd"/>
+      <w:r>
+        <w:rPr>
+          <w:lang w:val="en-US"/>
+        </w:rPr>
+        <w:t>)GC pauses</w:t>
       </w:r>
     </w:p>
     <w:p>
@@ -2354,6 +2668,7 @@
         </w:rPr>
         <w:t>UseG1GC, -</w:t>
       </w:r>
+      <w:proofErr w:type="spellStart"/>
       <w:proofErr w:type="gramStart"/>
       <w:r>
         <w:rPr>
@@ -2361,6 +2676,7 @@
         </w:rPr>
         <w:t>XX:MaxGCPauseMillis</w:t>
       </w:r>
+      <w:proofErr w:type="spellEnd"/>
       <w:proofErr w:type="gramEnd"/>
       <w:r>
         <w:rPr>
@@ -2399,7 +2715,35 @@
         <w:rPr>
           <w:lang w:val="en-US"/>
         </w:rPr>
-        <w:t>We can tune JVM heap sizing (-Xms, -Xmx) within the pod memory limits.</w:t>
+        <w:t>We can tune JVM heap sizing (-</w:t>
+      </w:r>
+      <w:proofErr w:type="spellStart"/>
+      <w:r>
+        <w:rPr>
+          <w:lang w:val="en-US"/>
+        </w:rPr>
+        <w:t>Xms</w:t>
+      </w:r>
+      <w:proofErr w:type="spellEnd"/>
+      <w:r>
+        <w:rPr>
+          <w:lang w:val="en-US"/>
+        </w:rPr>
+        <w:t>, -</w:t>
+      </w:r>
+      <w:proofErr w:type="spellStart"/>
+      <w:r>
+        <w:rPr>
+          <w:lang w:val="en-US"/>
+        </w:rPr>
+        <w:t>Xmx</w:t>
+      </w:r>
+      <w:proofErr w:type="spellEnd"/>
+      <w:r>
+        <w:rPr>
+          <w:lang w:val="en-US"/>
+        </w:rPr>
+        <w:t>) within the pod memory limits.</w:t>
       </w:r>
     </w:p>
     <w:p>
@@ -4156,8 +4500,19 @@
           <w:lang w:val="en-US"/>
           <w14:ligatures w14:val="none"/>
         </w:rPr>
-        <w:t xml:space="preserve"> under 300 ms</w:t>
-      </w:r>
+        <w:t xml:space="preserve"> under 300 </w:t>
+      </w:r>
+      <w:proofErr w:type="spellStart"/>
+      <w:r>
+        <w:rPr>
+          <w:rFonts w:ascii="Aptos" w:eastAsia="Times New Roman" w:hAnsi="Aptos" w:cs="Times New Roman"/>
+          <w:kern w:val="0"/>
+          <w:lang w:val="en-US"/>
+          <w14:ligatures w14:val="none"/>
+        </w:rPr>
+        <w:t>ms</w:t>
+      </w:r>
+      <w:proofErr w:type="spellEnd"/>
     </w:p>
     <w:p>
       <w:pPr>
@@ -5879,8 +6234,19 @@
           <w:lang w:val="en-US"/>
           <w14:ligatures w14:val="none"/>
         </w:rPr>
-        <w:t>( kafka</w:t>
-      </w:r>
+        <w:t xml:space="preserve">( </w:t>
+      </w:r>
+      <w:proofErr w:type="spellStart"/>
+      <w:r>
+        <w:rPr>
+          <w:rFonts w:ascii="Aptos" w:eastAsia="Times New Roman" w:hAnsi="Aptos" w:cs="Times New Roman"/>
+          <w:kern w:val="0"/>
+          <w:lang w:val="en-US"/>
+          <w14:ligatures w14:val="none"/>
+        </w:rPr>
+        <w:t>kafka</w:t>
+      </w:r>
+      <w:proofErr w:type="spellEnd"/>
       <w:proofErr w:type="gramEnd"/>
       <w:r>
         <w:rPr>
@@ -6507,6 +6873,7 @@
         </w:rPr>
         <w:t xml:space="preserve"> or </w:t>
       </w:r>
+      <w:proofErr w:type="spellStart"/>
       <w:r>
         <w:rPr>
           <w:rFonts w:ascii="Aptos" w:hAnsi="Aptos"/>
@@ -6524,6 +6891,7 @@
         </w:rPr>
         <w:t>request</w:t>
       </w:r>
+      <w:proofErr w:type="spellEnd"/>
       <w:r>
         <w:rPr>
           <w:rFonts w:ascii="Aptos" w:hAnsi="Aptos"/>
@@ -8705,95 +9073,56 @@
           <w:lang w:val="en-US"/>
           <w14:ligatures w14:val="none"/>
         </w:rPr>
-        <w:t>Horizontal Pod Autoscaler (HPA).</w:t>
-      </w:r>
-    </w:p>
-    <w:p>
-      <w:pPr>
-        <w:spacing w:after="0" w:line="240" w:lineRule="auto"/>
-        <w:ind w:left="540"/>
-        <w:rPr>
-          <w:rFonts w:ascii="Aptos" w:eastAsia="Times New Roman" w:hAnsi="Aptos" w:cs="Times New Roman"/>
-          <w:kern w:val="0"/>
-          <w:lang w:val="en-US"/>
-          <w14:ligatures w14:val="none"/>
-        </w:rPr>
-      </w:pPr>
-      <w:r>
-        <w:rPr>
-          <w:rFonts w:ascii="Aptos" w:eastAsia="Times New Roman" w:hAnsi="Aptos" w:cs="Times New Roman"/>
-          <w:kern w:val="0"/>
-          <w:lang w:val="en-US"/>
-          <w14:ligatures w14:val="none"/>
-        </w:rPr>
-        <w:t> </w:t>
-      </w:r>
-    </w:p>
-    <w:p>
-      <w:pPr>
-        <w:spacing w:after="0" w:line="240" w:lineRule="auto"/>
-        <w:ind w:left="540"/>
-        <w:rPr>
-          <w:rFonts w:ascii="Aptos" w:eastAsia="Times New Roman" w:hAnsi="Aptos" w:cs="Times New Roman"/>
-          <w:kern w:val="0"/>
-          <w:lang w:val="en-US"/>
-          <w14:ligatures w14:val="none"/>
-        </w:rPr>
-      </w:pPr>
-      <w:r>
-        <w:rPr>
-          <w:rFonts w:ascii="Aptos" w:eastAsia="Times New Roman" w:hAnsi="Aptos" w:cs="Times New Roman"/>
+        <w:t xml:space="preserve">Horizontal Pod </w:t>
+      </w:r>
+      <w:proofErr w:type="spellStart"/>
+      <w:r>
+        <w:rPr>
+          <w:rFonts w:ascii="Aptos" w:eastAsia="Times New Roman" w:hAnsi="Aptos" w:cs="Times New Roman"/>
+          <w:b/>
+          <w:bCs/>
           <w:i/>
           <w:iCs/>
           <w:kern w:val="0"/>
           <w:lang w:val="en-US"/>
           <w14:ligatures w14:val="none"/>
         </w:rPr>
-        <w:t>Example:</w:t>
-      </w:r>
-    </w:p>
-    <w:p>
-      <w:pPr>
-        <w:spacing w:after="0" w:line="240" w:lineRule="auto"/>
-        <w:ind w:left="540"/>
-        <w:rPr>
-          <w:rFonts w:ascii="Aptos" w:eastAsia="Times New Roman" w:hAnsi="Aptos" w:cs="Times New Roman"/>
-          <w:kern w:val="0"/>
-          <w:lang w:val="en-US"/>
-          <w14:ligatures w14:val="none"/>
-        </w:rPr>
-      </w:pPr>
-      <w:r>
-        <w:rPr>
-          <w:rFonts w:ascii="Aptos" w:eastAsia="Times New Roman" w:hAnsi="Aptos" w:cs="Times New Roman"/>
-          <w:kern w:val="0"/>
-          <w:lang w:val="en-US"/>
-          <w14:ligatures w14:val="none"/>
-        </w:rPr>
-        <w:t> </w:t>
-      </w:r>
-    </w:p>
-    <w:p>
-      <w:pPr>
-        <w:spacing w:after="0" w:line="240" w:lineRule="auto"/>
-        <w:ind w:left="540"/>
-        <w:rPr>
-          <w:rFonts w:ascii="Aptos" w:eastAsia="Times New Roman" w:hAnsi="Aptos" w:cs="Times New Roman"/>
-          <w:kern w:val="0"/>
-          <w:lang w:val="en-US"/>
-          <w14:ligatures w14:val="none"/>
-        </w:rPr>
-      </w:pPr>
-      <w:r>
-        <w:rPr>
-          <w:rFonts w:ascii="Aptos" w:eastAsia="Times New Roman" w:hAnsi="Aptos" w:cs="Times New Roman"/>
+        <w:t>Autoscaler</w:t>
+      </w:r>
+      <w:proofErr w:type="spellEnd"/>
+      <w:r>
+        <w:rPr>
+          <w:rFonts w:ascii="Aptos" w:eastAsia="Times New Roman" w:hAnsi="Aptos" w:cs="Times New Roman"/>
+          <w:b/>
+          <w:bCs/>
           <w:i/>
           <w:iCs/>
           <w:kern w:val="0"/>
           <w:lang w:val="en-US"/>
           <w14:ligatures w14:val="none"/>
         </w:rPr>
-        <w:t>CPU &gt; 80%</w:t>
+        <w:t xml:space="preserve"> (HPA).</w:t>
+      </w:r>
+    </w:p>
+    <w:p>
+      <w:pPr>
+        <w:spacing w:after="0" w:line="240" w:lineRule="auto"/>
+        <w:ind w:left="540"/>
+        <w:rPr>
+          <w:rFonts w:ascii="Aptos" w:eastAsia="Times New Roman" w:hAnsi="Aptos" w:cs="Times New Roman"/>
+          <w:kern w:val="0"/>
+          <w:lang w:val="en-US"/>
+          <w14:ligatures w14:val="none"/>
+        </w:rPr>
+      </w:pPr>
+      <w:r>
+        <w:rPr>
+          <w:rFonts w:ascii="Aptos" w:eastAsia="Times New Roman" w:hAnsi="Aptos" w:cs="Times New Roman"/>
+          <w:kern w:val="0"/>
+          <w:lang w:val="en-US"/>
+          <w14:ligatures w14:val="none"/>
+        </w:rPr>
+        <w:t> </w:t>
       </w:r>
     </w:p>
     <w:p>
@@ -8816,7 +9145,7 @@
           <w:lang w:val="en-US"/>
           <w14:ligatures w14:val="none"/>
         </w:rPr>
-        <w:t>Increase Pods from 3 → 10</w:t>
+        <w:t>Example:</w:t>
       </w:r>
     </w:p>
     <w:p>
@@ -8860,9 +9189,20 @@
           <w:lang w:val="en-US"/>
           <w14:ligatures w14:val="none"/>
         </w:rPr>
-        <w:t xml:space="preserve">Scales pod replicas based on metrics (CPU, </w:t>
-      </w:r>
-      <w:proofErr w:type="gramStart"/>
+        <w:t>CPU &gt; 80%</w:t>
+      </w:r>
+    </w:p>
+    <w:p>
+      <w:pPr>
+        <w:spacing w:after="0" w:line="240" w:lineRule="auto"/>
+        <w:ind w:left="540"/>
+        <w:rPr>
+          <w:rFonts w:ascii="Aptos" w:eastAsia="Times New Roman" w:hAnsi="Aptos" w:cs="Times New Roman"/>
+          <w:kern w:val="0"/>
+          <w:lang w:val="en-US"/>
+          <w14:ligatures w14:val="none"/>
+        </w:rPr>
+      </w:pPr>
       <w:r>
         <w:rPr>
           <w:rFonts w:ascii="Aptos" w:eastAsia="Times New Roman" w:hAnsi="Aptos" w:cs="Times New Roman"/>
@@ -8872,9 +9212,8 @@
           <w:lang w:val="en-US"/>
           <w14:ligatures w14:val="none"/>
         </w:rPr>
-        <w:t>memory )</w:t>
-      </w:r>
-      <w:proofErr w:type="gramEnd"/>
+        <w:t>Increase Pods from 3 → 10</w:t>
+      </w:r>
     </w:p>
     <w:p>
       <w:pPr>
@@ -8917,20 +9256,9 @@
           <w:lang w:val="en-US"/>
           <w14:ligatures w14:val="none"/>
         </w:rPr>
-        <w:t xml:space="preserve">Horizontal Pod Autoscaler (HPA) </w:t>
-      </w:r>
-    </w:p>
-    <w:p>
-      <w:pPr>
-        <w:spacing w:after="0" w:line="240" w:lineRule="auto"/>
-        <w:ind w:left="540"/>
-        <w:rPr>
-          <w:rFonts w:ascii="Aptos" w:eastAsia="Times New Roman" w:hAnsi="Aptos" w:cs="Times New Roman"/>
-          <w:kern w:val="0"/>
-          <w:lang w:val="en-US"/>
-          <w14:ligatures w14:val="none"/>
-        </w:rPr>
-      </w:pPr>
+        <w:t xml:space="preserve">Scales pod replicas based on metrics (CPU, </w:t>
+      </w:r>
+      <w:proofErr w:type="gramStart"/>
       <w:r>
         <w:rPr>
           <w:rFonts w:ascii="Aptos" w:eastAsia="Times New Roman" w:hAnsi="Aptos" w:cs="Times New Roman"/>
@@ -8940,9 +9268,42 @@
           <w:lang w:val="en-US"/>
           <w14:ligatures w14:val="none"/>
         </w:rPr>
-        <w:t xml:space="preserve">Scales pod replicas based on metrics (CPU, </w:t>
-      </w:r>
-      <w:proofErr w:type="gramStart"/>
+        <w:t>memory )</w:t>
+      </w:r>
+      <w:proofErr w:type="gramEnd"/>
+    </w:p>
+    <w:p>
+      <w:pPr>
+        <w:spacing w:after="0" w:line="240" w:lineRule="auto"/>
+        <w:ind w:left="540"/>
+        <w:rPr>
+          <w:rFonts w:ascii="Aptos" w:eastAsia="Times New Roman" w:hAnsi="Aptos" w:cs="Times New Roman"/>
+          <w:kern w:val="0"/>
+          <w:lang w:val="en-US"/>
+          <w14:ligatures w14:val="none"/>
+        </w:rPr>
+      </w:pPr>
+      <w:r>
+        <w:rPr>
+          <w:rFonts w:ascii="Aptos" w:eastAsia="Times New Roman" w:hAnsi="Aptos" w:cs="Times New Roman"/>
+          <w:kern w:val="0"/>
+          <w:lang w:val="en-US"/>
+          <w14:ligatures w14:val="none"/>
+        </w:rPr>
+        <w:t> </w:t>
+      </w:r>
+    </w:p>
+    <w:p>
+      <w:pPr>
+        <w:spacing w:after="0" w:line="240" w:lineRule="auto"/>
+        <w:ind w:left="540"/>
+        <w:rPr>
+          <w:rFonts w:ascii="Aptos" w:eastAsia="Times New Roman" w:hAnsi="Aptos" w:cs="Times New Roman"/>
+          <w:kern w:val="0"/>
+          <w:lang w:val="en-US"/>
+          <w14:ligatures w14:val="none"/>
+        </w:rPr>
+      </w:pPr>
       <w:r>
         <w:rPr>
           <w:rFonts w:ascii="Aptos" w:eastAsia="Times New Roman" w:hAnsi="Aptos" w:cs="Times New Roman"/>
@@ -8952,69 +9313,9 @@
           <w:lang w:val="en-US"/>
           <w14:ligatures w14:val="none"/>
         </w:rPr>
-        <w:t>memory )</w:t>
-      </w:r>
-      <w:proofErr w:type="gramEnd"/>
-    </w:p>
-    <w:p>
-      <w:pPr>
-        <w:spacing w:after="0" w:line="240" w:lineRule="auto"/>
-        <w:rPr>
-          <w:rFonts w:ascii="Aptos" w:eastAsia="Times New Roman" w:hAnsi="Aptos" w:cs="Times New Roman"/>
-          <w:kern w:val="0"/>
-          <w:lang w:val="en-US"/>
-          <w14:ligatures w14:val="none"/>
-        </w:rPr>
-      </w:pPr>
-      <w:r>
-        <w:rPr>
-          <w:rFonts w:ascii="Aptos" w:eastAsia="Times New Roman" w:hAnsi="Aptos" w:cs="Times New Roman"/>
-          <w:kern w:val="0"/>
-          <w:lang w:val="en-US"/>
-          <w14:ligatures w14:val="none"/>
-        </w:rPr>
-        <w:t> </w:t>
-      </w:r>
-    </w:p>
-    <w:p>
-      <w:pPr>
-        <w:spacing w:after="0" w:line="240" w:lineRule="auto"/>
-        <w:rPr>
-          <w:rFonts w:ascii="Aptos" w:eastAsia="Times New Roman" w:hAnsi="Aptos" w:cs="Times New Roman"/>
-          <w:kern w:val="0"/>
-          <w:lang w:val="en-US"/>
-          <w14:ligatures w14:val="none"/>
-        </w:rPr>
-      </w:pPr>
-      <w:r>
-        <w:rPr>
-          <w:rFonts w:ascii="Aptos" w:eastAsia="Times New Roman" w:hAnsi="Aptos" w:cs="Times New Roman"/>
-          <w:kern w:val="0"/>
-          <w:lang w:val="en-US"/>
-          <w14:ligatures w14:val="none"/>
-        </w:rPr>
-        <w:t> </w:t>
-      </w:r>
-    </w:p>
-    <w:p>
-      <w:pPr>
-        <w:spacing w:after="0" w:line="240" w:lineRule="auto"/>
-        <w:rPr>
-          <w:rFonts w:ascii="Aptos" w:eastAsia="Times New Roman" w:hAnsi="Aptos" w:cs="Times New Roman"/>
-          <w:kern w:val="0"/>
-          <w:lang w:val="en-US"/>
-          <w14:ligatures w14:val="none"/>
-        </w:rPr>
-      </w:pPr>
-      <w:r>
-        <w:rPr>
-          <w:rFonts w:ascii="Aptos" w:eastAsia="Times New Roman" w:hAnsi="Aptos" w:cs="Times New Roman"/>
-          <w:kern w:val="0"/>
-          <w:lang w:val="en-US"/>
-          <w14:ligatures w14:val="none"/>
-        </w:rPr>
-        <w:t> </w:t>
-      </w:r>
+        <w:t xml:space="preserve">Horizontal Pod </w:t>
+      </w:r>
+      <w:proofErr w:type="spellStart"/>
       <w:r>
         <w:rPr>
           <w:rFonts w:ascii="Aptos" w:eastAsia="Times New Roman" w:hAnsi="Aptos" w:cs="Times New Roman"/>
@@ -9024,41 +9325,9 @@
           <w:lang w:val="en-US"/>
           <w14:ligatures w14:val="none"/>
         </w:rPr>
-        <w:t>Node-Level Scaling (Infrastructure)</w:t>
-      </w:r>
-    </w:p>
-    <w:p>
-      <w:pPr>
-        <w:spacing w:after="0" w:line="240" w:lineRule="auto"/>
-        <w:rPr>
-          <w:rFonts w:ascii="Aptos" w:eastAsia="Times New Roman" w:hAnsi="Aptos" w:cs="Times New Roman"/>
-          <w:kern w:val="0"/>
-          <w:lang w:val="en-US"/>
-          <w14:ligatures w14:val="none"/>
-        </w:rPr>
-      </w:pPr>
-      <w:r>
-        <w:rPr>
-          <w:rFonts w:ascii="Aptos" w:eastAsia="Times New Roman" w:hAnsi="Aptos" w:cs="Times New Roman"/>
-          <w:kern w:val="0"/>
-          <w:lang w:val="en-US"/>
-          <w14:ligatures w14:val="none"/>
-        </w:rPr>
-        <w:t> </w:t>
-      </w:r>
-    </w:p>
-    <w:p>
-      <w:pPr>
-        <w:spacing w:after="0" w:line="240" w:lineRule="auto"/>
-        <w:ind w:left="360"/>
-        <w:rPr>
-          <w:rFonts w:ascii="Aptos" w:eastAsia="Times New Roman" w:hAnsi="Aptos" w:cs="Times New Roman"/>
-          <w:kern w:val="0"/>
-          <w:lang w:val="en-US"/>
-          <w14:ligatures w14:val="none"/>
-        </w:rPr>
-      </w:pPr>
-      <w:proofErr w:type="gramStart"/>
+        <w:t>Autoscaler</w:t>
+      </w:r>
+      <w:proofErr w:type="spellEnd"/>
       <w:r>
         <w:rPr>
           <w:rFonts w:ascii="Aptos" w:eastAsia="Times New Roman" w:hAnsi="Aptos" w:cs="Times New Roman"/>
@@ -9068,7 +9337,171 @@
           <w:lang w:val="en-US"/>
           <w14:ligatures w14:val="none"/>
         </w:rPr>
-        <w:t>Karpenter :</w:t>
+        <w:t xml:space="preserve"> (HPA) </w:t>
+      </w:r>
+    </w:p>
+    <w:p>
+      <w:pPr>
+        <w:spacing w:after="0" w:line="240" w:lineRule="auto"/>
+        <w:ind w:left="540"/>
+        <w:rPr>
+          <w:rFonts w:ascii="Aptos" w:eastAsia="Times New Roman" w:hAnsi="Aptos" w:cs="Times New Roman"/>
+          <w:kern w:val="0"/>
+          <w:lang w:val="en-US"/>
+          <w14:ligatures w14:val="none"/>
+        </w:rPr>
+      </w:pPr>
+      <w:r>
+        <w:rPr>
+          <w:rFonts w:ascii="Aptos" w:eastAsia="Times New Roman" w:hAnsi="Aptos" w:cs="Times New Roman"/>
+          <w:i/>
+          <w:iCs/>
+          <w:kern w:val="0"/>
+          <w:lang w:val="en-US"/>
+          <w14:ligatures w14:val="none"/>
+        </w:rPr>
+        <w:t xml:space="preserve">Scales pod replicas based on metrics (CPU, </w:t>
+      </w:r>
+      <w:proofErr w:type="gramStart"/>
+      <w:r>
+        <w:rPr>
+          <w:rFonts w:ascii="Aptos" w:eastAsia="Times New Roman" w:hAnsi="Aptos" w:cs="Times New Roman"/>
+          <w:i/>
+          <w:iCs/>
+          <w:kern w:val="0"/>
+          <w:lang w:val="en-US"/>
+          <w14:ligatures w14:val="none"/>
+        </w:rPr>
+        <w:t>memory )</w:t>
+      </w:r>
+      <w:proofErr w:type="gramEnd"/>
+    </w:p>
+    <w:p>
+      <w:pPr>
+        <w:spacing w:after="0" w:line="240" w:lineRule="auto"/>
+        <w:rPr>
+          <w:rFonts w:ascii="Aptos" w:eastAsia="Times New Roman" w:hAnsi="Aptos" w:cs="Times New Roman"/>
+          <w:kern w:val="0"/>
+          <w:lang w:val="en-US"/>
+          <w14:ligatures w14:val="none"/>
+        </w:rPr>
+      </w:pPr>
+      <w:r>
+        <w:rPr>
+          <w:rFonts w:ascii="Aptos" w:eastAsia="Times New Roman" w:hAnsi="Aptos" w:cs="Times New Roman"/>
+          <w:kern w:val="0"/>
+          <w:lang w:val="en-US"/>
+          <w14:ligatures w14:val="none"/>
+        </w:rPr>
+        <w:t> </w:t>
+      </w:r>
+    </w:p>
+    <w:p>
+      <w:pPr>
+        <w:spacing w:after="0" w:line="240" w:lineRule="auto"/>
+        <w:rPr>
+          <w:rFonts w:ascii="Aptos" w:eastAsia="Times New Roman" w:hAnsi="Aptos" w:cs="Times New Roman"/>
+          <w:kern w:val="0"/>
+          <w:lang w:val="en-US"/>
+          <w14:ligatures w14:val="none"/>
+        </w:rPr>
+      </w:pPr>
+      <w:r>
+        <w:rPr>
+          <w:rFonts w:ascii="Aptos" w:eastAsia="Times New Roman" w:hAnsi="Aptos" w:cs="Times New Roman"/>
+          <w:kern w:val="0"/>
+          <w:lang w:val="en-US"/>
+          <w14:ligatures w14:val="none"/>
+        </w:rPr>
+        <w:t> </w:t>
+      </w:r>
+    </w:p>
+    <w:p>
+      <w:pPr>
+        <w:spacing w:after="0" w:line="240" w:lineRule="auto"/>
+        <w:rPr>
+          <w:rFonts w:ascii="Aptos" w:eastAsia="Times New Roman" w:hAnsi="Aptos" w:cs="Times New Roman"/>
+          <w:kern w:val="0"/>
+          <w:lang w:val="en-US"/>
+          <w14:ligatures w14:val="none"/>
+        </w:rPr>
+      </w:pPr>
+      <w:r>
+        <w:rPr>
+          <w:rFonts w:ascii="Aptos" w:eastAsia="Times New Roman" w:hAnsi="Aptos" w:cs="Times New Roman"/>
+          <w:kern w:val="0"/>
+          <w:lang w:val="en-US"/>
+          <w14:ligatures w14:val="none"/>
+        </w:rPr>
+        <w:t> </w:t>
+      </w:r>
+      <w:r>
+        <w:rPr>
+          <w:rFonts w:ascii="Aptos" w:eastAsia="Times New Roman" w:hAnsi="Aptos" w:cs="Times New Roman"/>
+          <w:i/>
+          <w:iCs/>
+          <w:kern w:val="0"/>
+          <w:lang w:val="en-US"/>
+          <w14:ligatures w14:val="none"/>
+        </w:rPr>
+        <w:t>Node-Level Scaling (Infrastructure)</w:t>
+      </w:r>
+    </w:p>
+    <w:p>
+      <w:pPr>
+        <w:spacing w:after="0" w:line="240" w:lineRule="auto"/>
+        <w:rPr>
+          <w:rFonts w:ascii="Aptos" w:eastAsia="Times New Roman" w:hAnsi="Aptos" w:cs="Times New Roman"/>
+          <w:kern w:val="0"/>
+          <w:lang w:val="en-US"/>
+          <w14:ligatures w14:val="none"/>
+        </w:rPr>
+      </w:pPr>
+      <w:r>
+        <w:rPr>
+          <w:rFonts w:ascii="Aptos" w:eastAsia="Times New Roman" w:hAnsi="Aptos" w:cs="Times New Roman"/>
+          <w:kern w:val="0"/>
+          <w:lang w:val="en-US"/>
+          <w14:ligatures w14:val="none"/>
+        </w:rPr>
+        <w:t> </w:t>
+      </w:r>
+    </w:p>
+    <w:p>
+      <w:pPr>
+        <w:spacing w:after="0" w:line="240" w:lineRule="auto"/>
+        <w:ind w:left="360"/>
+        <w:rPr>
+          <w:rFonts w:ascii="Aptos" w:eastAsia="Times New Roman" w:hAnsi="Aptos" w:cs="Times New Roman"/>
+          <w:kern w:val="0"/>
+          <w:lang w:val="en-US"/>
+          <w14:ligatures w14:val="none"/>
+        </w:rPr>
+      </w:pPr>
+      <w:proofErr w:type="spellStart"/>
+      <w:proofErr w:type="gramStart"/>
+      <w:r>
+        <w:rPr>
+          <w:rFonts w:ascii="Aptos" w:eastAsia="Times New Roman" w:hAnsi="Aptos" w:cs="Times New Roman"/>
+          <w:i/>
+          <w:iCs/>
+          <w:kern w:val="0"/>
+          <w:lang w:val="en-US"/>
+          <w14:ligatures w14:val="none"/>
+        </w:rPr>
+        <w:t>Karpenter</w:t>
+      </w:r>
+      <w:proofErr w:type="spellEnd"/>
+      <w:r>
+        <w:rPr>
+          <w:rFonts w:ascii="Aptos" w:eastAsia="Times New Roman" w:hAnsi="Aptos" w:cs="Times New Roman"/>
+          <w:i/>
+          <w:iCs/>
+          <w:kern w:val="0"/>
+          <w:lang w:val="en-US"/>
+          <w14:ligatures w14:val="none"/>
+        </w:rPr>
+        <w:t xml:space="preserve"> :</w:t>
       </w:r>
       <w:proofErr w:type="gramEnd"/>
       <w:r>
@@ -9605,7 +10038,27 @@
           <w:lang w:val="en-US"/>
           <w14:ligatures w14:val="none"/>
         </w:rPr>
-        <w:t xml:space="preserve"> RDS etc in </w:t>
+        <w:t xml:space="preserve"> RDS </w:t>
+      </w:r>
+      <w:proofErr w:type="spellStart"/>
+      <w:r>
+        <w:rPr>
+          <w:rFonts w:ascii="Aptos" w:eastAsia="Times New Roman" w:hAnsi="Aptos" w:cs="Times New Roman"/>
+          <w:kern w:val="0"/>
+          <w:lang w:val="en-US"/>
+          <w14:ligatures w14:val="none"/>
+        </w:rPr>
+        <w:t>etc</w:t>
+      </w:r>
+      <w:proofErr w:type="spellEnd"/>
+      <w:r>
+        <w:rPr>
+          <w:rFonts w:ascii="Aptos" w:eastAsia="Times New Roman" w:hAnsi="Aptos" w:cs="Times New Roman"/>
+          <w:kern w:val="0"/>
+          <w:lang w:val="en-US"/>
+          <w14:ligatures w14:val="none"/>
+        </w:rPr>
+        <w:t xml:space="preserve"> in </w:t>
       </w:r>
       <w:proofErr w:type="gramStart"/>
       <w:r>
@@ -10487,14 +10940,25 @@
           <w14:ligatures w14:val="none"/>
         </w:rPr>
       </w:pPr>
-      <w:r>
-        <w:rPr>
-          <w:rFonts w:ascii="Aptos" w:eastAsia="Times New Roman" w:hAnsi="Aptos" w:cs="Times New Roman"/>
-          <w:kern w:val="0"/>
-          <w:lang w:val="en-US"/>
-          <w14:ligatures w14:val="none"/>
-        </w:rPr>
-        <w:t xml:space="preserve">JaCoCo </w:t>
+      <w:proofErr w:type="spellStart"/>
+      <w:r>
+        <w:rPr>
+          <w:rFonts w:ascii="Aptos" w:eastAsia="Times New Roman" w:hAnsi="Aptos" w:cs="Times New Roman"/>
+          <w:kern w:val="0"/>
+          <w:lang w:val="en-US"/>
+          <w14:ligatures w14:val="none"/>
+        </w:rPr>
+        <w:t>JaCoCo</w:t>
+      </w:r>
+      <w:proofErr w:type="spellEnd"/>
+      <w:r>
+        <w:rPr>
+          <w:rFonts w:ascii="Aptos" w:eastAsia="Times New Roman" w:hAnsi="Aptos" w:cs="Times New Roman"/>
+          <w:kern w:val="0"/>
+          <w:lang w:val="en-US"/>
+          <w14:ligatures w14:val="none"/>
+        </w:rPr>
+        <w:t xml:space="preserve"> </w:t>
       </w:r>
     </w:p>
     <w:p>
@@ -10736,8 +11200,19 @@
           <w:lang w:val="en-US"/>
           <w14:ligatures w14:val="none"/>
         </w:rPr>
-        <w:t>Using JaCoCo</w:t>
-      </w:r>
+        <w:t xml:space="preserve">Using </w:t>
+      </w:r>
+      <w:proofErr w:type="spellStart"/>
+      <w:r>
+        <w:rPr>
+          <w:rFonts w:ascii="Aptos" w:eastAsia="Times New Roman" w:hAnsi="Aptos" w:cs="Times New Roman"/>
+          <w:kern w:val="0"/>
+          <w:lang w:val="en-US"/>
+          <w14:ligatures w14:val="none"/>
+        </w:rPr>
+        <w:t>JaCoCo</w:t>
+      </w:r>
+      <w:proofErr w:type="spellEnd"/>
     </w:p>
     <w:p>
       <w:pPr>
@@ -10916,7 +11391,15 @@
         <w:pStyle w:val="Heading1"/>
       </w:pPr>
       <w:r>
-        <w:t>Optimized Hibernate L2 caching and HikariCP connection pooling to support a 60% increase in peak concurrent users, handling 5K+ transactions per second.</w:t>
+        <w:t xml:space="preserve">Optimized Hibernate L2 caching and </w:t>
+      </w:r>
+      <w:proofErr w:type="spellStart"/>
+      <w:r>
+        <w:t>HikariCP</w:t>
+      </w:r>
+      <w:proofErr w:type="spellEnd"/>
+      <w:r>
+        <w:t xml:space="preserve"> connection pooling to support a 60% increase in peak concurrent users, handling 5K+ transactions per second.</w:t>
       </w:r>
     </w:p>
     <w:p>
@@ -11910,6 +12393,7 @@
           <w14:ligatures w14:val="none"/>
         </w:rPr>
       </w:pPr>
+      <w:proofErr w:type="spellStart"/>
       <w:r>
         <w:rPr>
           <w:rFonts w:ascii="Aptos" w:eastAsia="Times New Roman" w:hAnsi="Aptos" w:cs="Times New Roman"/>
@@ -11919,6 +12403,7 @@
         </w:rPr>
         <w:t>CrewReportWorker</w:t>
       </w:r>
+      <w:proofErr w:type="spellEnd"/>
     </w:p>
     <w:p>
       <w:pPr>
@@ -13035,7 +13520,27 @@
           <w:lang w:val="en-US"/>
           <w14:ligatures w14:val="none"/>
         </w:rPr>
-        <w:t xml:space="preserve">Kubernetes CronJob  </w:t>
+        <w:t xml:space="preserve">Kubernetes </w:t>
+      </w:r>
+      <w:proofErr w:type="spellStart"/>
+      <w:r>
+        <w:rPr>
+          <w:rFonts w:ascii="Aptos" w:eastAsia="Times New Roman" w:hAnsi="Aptos" w:cs="Times New Roman"/>
+          <w:kern w:val="0"/>
+          <w:lang w:val="en-US"/>
+          <w14:ligatures w14:val="none"/>
+        </w:rPr>
+        <w:t>CronJob</w:t>
+      </w:r>
+      <w:proofErr w:type="spellEnd"/>
+      <w:r>
+        <w:rPr>
+          <w:rFonts w:ascii="Aptos" w:eastAsia="Times New Roman" w:hAnsi="Aptos" w:cs="Times New Roman"/>
+          <w:kern w:val="0"/>
+          <w:lang w:val="en-US"/>
+          <w14:ligatures w14:val="none"/>
+        </w:rPr>
+        <w:t xml:space="preserve">  </w:t>
       </w:r>
     </w:p>
     <w:p>
@@ -13835,6 +14340,117 @@
     </w:p>
     <w:p>
       <w:pPr>
+        <w:rPr>
+          <w:noProof/>
+        </w:rPr>
+      </w:pPr>
+    </w:p>
+    <w:p>
+      <w:pPr>
+        <w:rPr>
+          <w:lang w:val="en-US"/>
+        </w:rPr>
+      </w:pPr>
+    </w:p>
+    <w:p>
+      <w:pPr>
+        <w:rPr>
+          <w:lang w:val="en-US"/>
+        </w:rPr>
+      </w:pPr>
+    </w:p>
+    <w:p>
+      <w:pPr>
+        <w:rPr>
+          <w:lang w:val="en-US"/>
+        </w:rPr>
+      </w:pPr>
+    </w:p>
+    <w:p>
+      <w:pPr>
+        <w:rPr>
+          <w:lang w:val="en-US"/>
+        </w:rPr>
+      </w:pPr>
+    </w:p>
+    <w:p>
+      <w:pPr>
+        <w:rPr>
+          <w:lang w:val="en-US"/>
+        </w:rPr>
+      </w:pPr>
+    </w:p>
+    <w:p>
+      <w:pPr>
+        <w:rPr>
+          <w:lang w:val="en-US"/>
+        </w:rPr>
+      </w:pPr>
+    </w:p>
+    <w:p>
+      <w:pPr>
+        <w:rPr>
+          <w:lang w:val="en-US"/>
+        </w:rPr>
+      </w:pPr>
+      <w:r>
+        <w:rPr>
+          <w:lang w:val="en-US"/>
+        </w:rPr>
+        <w:lastRenderedPageBreak/>
+        <w:drawing>
+          <wp:inline distT="0" distB="0" distL="0" distR="0" wp14:anchorId="5E23E74F" wp14:editId="1B29CC9F">
+            <wp:extent cx="5731510" cy="2508885"/>
+            <wp:effectExtent l="0" t="0" r="2540" b="5715"/>
+            <wp:docPr id="630128494" name="Picture 1"/>
+            <wp:cNvGraphicFramePr>
+              <a:graphicFrameLocks xmlns:a="http://schemas.openxmlformats.org/drawingml/2006/main" noChangeAspect="1"/>
+            </wp:cNvGraphicFramePr>
+            <a:graphic xmlns:a="http://schemas.openxmlformats.org/drawingml/2006/main">
+              <a:graphicData uri="http://schemas.openxmlformats.org/drawingml/2006/picture">
+                <pic:pic xmlns:pic="http://schemas.openxmlformats.org/drawingml/2006/picture">
+                  <pic:nvPicPr>
+                    <pic:cNvPr id="630128494" name=""/>
+                    <pic:cNvPicPr/>
+                  </pic:nvPicPr>
+                  <pic:blipFill>
+                    <a:blip r:embed="rId9"/>
+                    <a:stretch>
+                      <a:fillRect/>
+                    </a:stretch>
+                  </pic:blipFill>
+                  <pic:spPr>
+                    <a:xfrm>
+                      <a:off x="0" y="0"/>
+                      <a:ext cx="5731510" cy="2508885"/>
+                    </a:xfrm>
+                    <a:prstGeom prst="rect">
+                      <a:avLst/>
+                    </a:prstGeom>
+                  </pic:spPr>
+                </pic:pic>
+              </a:graphicData>
+            </a:graphic>
+          </wp:inline>
+        </w:drawing>
+      </w:r>
+    </w:p>
+    <w:p>
+      <w:pPr>
+        <w:rPr>
+          <w:lang w:val="en-US"/>
+        </w:rPr>
+      </w:pPr>
+    </w:p>
+    <w:p>
+      <w:pPr>
+        <w:rPr>
+          <w:lang w:val="en-US"/>
+        </w:rPr>
+      </w:pPr>
+    </w:p>
+    <w:p>
+      <w:pPr>
         <w:pStyle w:val="NormalWeb"/>
         <w:spacing w:before="0" w:beforeAutospacing="0" w:after="0" w:afterAutospacing="0"/>
         <w:rPr>
@@ -13945,7 +14561,21 @@
         <w:rPr>
           <w:rFonts w:ascii="Aptos" w:hAnsi="Aptos"/>
         </w:rPr>
-        <w:t xml:space="preserve"> from upstream systems kafka topics which will get consumed by the microservices.   </w:t>
+        <w:t xml:space="preserve"> from upstream systems </w:t>
+      </w:r>
+      <w:proofErr w:type="spellStart"/>
+      <w:r>
+        <w:rPr>
+          <w:rFonts w:ascii="Aptos" w:hAnsi="Aptos"/>
+        </w:rPr>
+        <w:t>kafka</w:t>
+      </w:r>
+      <w:proofErr w:type="spellEnd"/>
+      <w:r>
+        <w:rPr>
+          <w:rFonts w:ascii="Aptos" w:hAnsi="Aptos"/>
+        </w:rPr>
+        <w:t xml:space="preserve"> topics which will get consumed by the microservices.   </w:t>
       </w:r>
     </w:p>
     <w:p>
@@ -14150,7 +14780,6 @@
         <w:rPr>
           <w:rFonts w:ascii="Aptos" w:hAnsi="Aptos"/>
         </w:rPr>
-        <w:lastRenderedPageBreak/>
         <w:t xml:space="preserve">At </w:t>
       </w:r>
       <w:proofErr w:type="gramStart"/>
@@ -14225,60 +14854,6 @@
         </w:rPr>
         <w:t> </w:t>
       </w:r>
-    </w:p>
-    <w:p>
-      <w:pPr>
-        <w:pStyle w:val="NormalWeb"/>
-        <w:spacing w:before="0" w:beforeAutospacing="0" w:after="0" w:afterAutospacing="0"/>
-        <w:rPr>
-          <w:rFonts w:ascii="Aptos" w:hAnsi="Aptos"/>
-        </w:rPr>
-      </w:pPr>
-    </w:p>
-    <w:p>
-      <w:pPr>
-        <w:pStyle w:val="NormalWeb"/>
-        <w:spacing w:before="0" w:beforeAutospacing="0" w:after="0" w:afterAutospacing="0"/>
-        <w:rPr>
-          <w:rFonts w:ascii="Aptos" w:hAnsi="Aptos"/>
-        </w:rPr>
-      </w:pPr>
-    </w:p>
-    <w:p>
-      <w:pPr>
-        <w:pStyle w:val="NormalWeb"/>
-        <w:spacing w:before="0" w:beforeAutospacing="0" w:after="0" w:afterAutospacing="0"/>
-        <w:rPr>
-          <w:rFonts w:ascii="Aptos" w:hAnsi="Aptos"/>
-        </w:rPr>
-      </w:pPr>
-    </w:p>
-    <w:p>
-      <w:pPr>
-        <w:pStyle w:val="NormalWeb"/>
-        <w:spacing w:before="0" w:beforeAutospacing="0" w:after="0" w:afterAutospacing="0"/>
-        <w:rPr>
-          <w:rFonts w:ascii="Aptos" w:hAnsi="Aptos"/>
-        </w:rPr>
-      </w:pPr>
-    </w:p>
-    <w:p>
-      <w:pPr>
-        <w:pStyle w:val="NormalWeb"/>
-        <w:spacing w:before="0" w:beforeAutospacing="0" w:after="0" w:afterAutospacing="0"/>
-        <w:rPr>
-          <w:rFonts w:ascii="Aptos" w:hAnsi="Aptos"/>
-        </w:rPr>
-      </w:pPr>
-    </w:p>
-    <w:p>
-      <w:pPr>
-        <w:pStyle w:val="NormalWeb"/>
-        <w:spacing w:before="0" w:beforeAutospacing="0" w:after="0" w:afterAutospacing="0"/>
-        <w:rPr>
-          <w:rFonts w:ascii="Aptos" w:hAnsi="Aptos"/>
-        </w:rPr>
-      </w:pPr>
     </w:p>
     <w:p>
       <w:pPr>
@@ -14300,236 +14875,1892 @@
     </w:p>
     <w:p>
       <w:pPr>
-        <w:pStyle w:val="NormalWeb"/>
-        <w:spacing w:before="0" w:beforeAutospacing="0" w:after="0" w:afterAutospacing="0"/>
-        <w:rPr>
-          <w:rFonts w:ascii="Aptos" w:hAnsi="Aptos"/>
-        </w:rPr>
-      </w:pPr>
-    </w:p>
-    <w:p>
-      <w:pPr>
-        <w:pStyle w:val="NormalWeb"/>
-        <w:spacing w:before="0" w:beforeAutospacing="0" w:after="0" w:afterAutospacing="0"/>
-        <w:rPr>
-          <w:rFonts w:ascii="Aptos" w:hAnsi="Aptos"/>
-        </w:rPr>
-      </w:pPr>
-      <w:r>
-        <w:rPr>
-          <w:rFonts w:ascii="Aptos" w:hAnsi="Aptos"/>
-        </w:rPr>
-        <w:t xml:space="preserve">DB - Postgres RDS instance </w:t>
+        <w:rPr>
+          <w:lang w:val="en-US"/>
+        </w:rPr>
+      </w:pPr>
+    </w:p>
+    <w:p>
+      <w:pPr>
+        <w:rPr>
+          <w:lang w:val="en-US"/>
+        </w:rPr>
+      </w:pPr>
+      <w:r>
+        <w:rPr>
+          <w:lang w:val="en-US"/>
+        </w:rPr>
+        <w:t xml:space="preserve">What </w:t>
       </w:r>
       <w:proofErr w:type="gramStart"/>
       <w:r>
         <w:rPr>
-          <w:rFonts w:ascii="Aptos" w:hAnsi="Aptos"/>
-        </w:rPr>
-        <w:t>where ,</w:t>
+          <w:lang w:val="en-US"/>
+        </w:rPr>
+        <w:t>exactly</w:t>
       </w:r>
       <w:proofErr w:type="gramEnd"/>
       <w:r>
         <w:rPr>
-          <w:rFonts w:ascii="Aptos" w:hAnsi="Aptos"/>
-        </w:rPr>
-        <w:t xml:space="preserve"> customer related bundles / token </w:t>
+          <w:lang w:val="en-US"/>
+        </w:rPr>
+        <w:t xml:space="preserve"> the source processor </w:t>
       </w:r>
       <w:proofErr w:type="gramStart"/>
       <w:r>
         <w:rPr>
-          <w:rFonts w:ascii="Aptos" w:hAnsi="Aptos"/>
-        </w:rPr>
-        <w:t>are</w:t>
+          <w:lang w:val="en-US"/>
+        </w:rPr>
+        <w:t>do ?</w:t>
       </w:r>
       <w:proofErr w:type="gramEnd"/>
       <w:r>
         <w:rPr>
-          <w:rFonts w:ascii="Aptos" w:hAnsi="Aptos"/>
-        </w:rPr>
-        <w:t xml:space="preserve"> stored.</w:t>
-      </w:r>
-    </w:p>
-    <w:p>
-      <w:pPr>
-        <w:pStyle w:val="NormalWeb"/>
-        <w:spacing w:before="0" w:beforeAutospacing="0" w:after="0" w:afterAutospacing="0"/>
-        <w:rPr>
-          <w:rFonts w:ascii="Aptos" w:hAnsi="Aptos"/>
-        </w:rPr>
-      </w:pPr>
-      <w:r>
-        <w:rPr>
-          <w:rFonts w:ascii="Aptos" w:hAnsi="Aptos"/>
-        </w:rPr>
-        <w:t> </w:t>
-      </w:r>
-    </w:p>
-    <w:p>
-      <w:pPr>
-        <w:pStyle w:val="NormalWeb"/>
-        <w:spacing w:before="0" w:beforeAutospacing="0" w:after="0" w:afterAutospacing="0"/>
-        <w:rPr>
-          <w:rFonts w:ascii="Aptos" w:hAnsi="Aptos"/>
-        </w:rPr>
-      </w:pPr>
-      <w:r>
-        <w:rPr>
-          <w:rFonts w:ascii="Aptos" w:hAnsi="Aptos"/>
-        </w:rPr>
-        <w:t xml:space="preserve">Audit - S3 bucket </w:t>
+          <w:lang w:val="en-US"/>
+        </w:rPr>
+        <w:t xml:space="preserve">  </w:t>
+      </w:r>
+    </w:p>
+    <w:p>
+      <w:pPr>
+        <w:rPr>
+          <w:lang w:val="en-US"/>
+        </w:rPr>
+      </w:pPr>
+      <w:proofErr w:type="spellStart"/>
+      <w:r>
+        <w:rPr>
+          <w:lang w:val="en-US"/>
+        </w:rPr>
+        <w:t>i</w:t>
+      </w:r>
+      <w:proofErr w:type="spellEnd"/>
+      <w:r>
+        <w:rPr>
+          <w:lang w:val="en-US"/>
+        </w:rPr>
+        <w:t xml:space="preserve">) It will </w:t>
+      </w:r>
+      <w:proofErr w:type="spellStart"/>
+      <w:r>
+        <w:rPr>
+          <w:lang w:val="en-US"/>
+        </w:rPr>
+        <w:t>separatly</w:t>
+      </w:r>
+      <w:proofErr w:type="spellEnd"/>
+      <w:r>
+        <w:rPr>
+          <w:lang w:val="en-US"/>
+        </w:rPr>
+        <w:t xml:space="preserve"> consume from the Account and Trip topics which are raw events.</w:t>
+      </w:r>
+    </w:p>
+    <w:p>
+      <w:pPr>
+        <w:rPr>
+          <w:lang w:val="en-US"/>
+        </w:rPr>
+      </w:pPr>
+      <w:r>
+        <w:rPr>
+          <w:lang w:val="en-US"/>
+        </w:rPr>
+        <w:t xml:space="preserve">ii) It will not merge from both the </w:t>
       </w:r>
       <w:proofErr w:type="gramStart"/>
       <w:r>
         <w:rPr>
-          <w:rFonts w:ascii="Aptos" w:hAnsi="Aptos"/>
-        </w:rPr>
-        <w:t>( A</w:t>
+          <w:lang w:val="en-US"/>
+        </w:rPr>
+        <w:t>topics ,</w:t>
       </w:r>
       <w:proofErr w:type="gramEnd"/>
       <w:r>
         <w:rPr>
-          <w:rFonts w:ascii="Aptos" w:hAnsi="Aptos"/>
-        </w:rPr>
-        <w:t xml:space="preserve"> lambda uploads to the # S</w:t>
+          <w:lang w:val="en-US"/>
+        </w:rPr>
+        <w:t xml:space="preserve"> </w:t>
+      </w:r>
+      <w:r>
+        <w:rPr>
+          <w:lang w:val="en-US"/>
+        </w:rPr>
+        <w:t>separately</w:t>
+      </w:r>
+      <w:r>
+        <w:rPr>
+          <w:lang w:val="en-US"/>
+        </w:rPr>
+        <w:t xml:space="preserve"> process them to identity topic.</w:t>
+      </w:r>
+    </w:p>
+    <w:p>
+      <w:pPr>
+        <w:rPr>
+          <w:lang w:val="en-US"/>
+        </w:rPr>
+      </w:pPr>
+      <w:r>
+        <w:rPr>
+          <w:lang w:val="en-US"/>
+        </w:rPr>
+        <w:t xml:space="preserve">iii) It will look for and pick certain attributes / data points </w:t>
       </w:r>
       <w:proofErr w:type="gramStart"/>
       <w:r>
         <w:rPr>
-          <w:rFonts w:ascii="Aptos" w:hAnsi="Aptos"/>
-        </w:rPr>
-        <w:t>3 )</w:t>
+          <w:lang w:val="en-US"/>
+        </w:rPr>
+        <w:t>( tokens</w:t>
       </w:r>
       <w:proofErr w:type="gramEnd"/>
       <w:r>
         <w:rPr>
-          <w:rFonts w:ascii="Aptos" w:hAnsi="Aptos"/>
+          <w:lang w:val="en-US"/>
+        </w:rPr>
+        <w:t xml:space="preserve"> ) from these 2 topics and prepare the identity message so that it </w:t>
+      </w:r>
+      <w:proofErr w:type="gramStart"/>
+      <w:r>
+        <w:rPr>
+          <w:lang w:val="en-US"/>
+        </w:rPr>
+        <w:t>cleanse</w:t>
+      </w:r>
+      <w:proofErr w:type="gramEnd"/>
+      <w:r>
+        <w:rPr>
+          <w:lang w:val="en-US"/>
+        </w:rPr>
+        <w:t xml:space="preserve"> the unwanted information/noise and </w:t>
+      </w:r>
+      <w:proofErr w:type="gramStart"/>
+      <w:r>
+        <w:rPr>
+          <w:lang w:val="en-US"/>
+        </w:rPr>
+        <w:t>prepare</w:t>
+      </w:r>
+      <w:proofErr w:type="gramEnd"/>
+      <w:r>
+        <w:rPr>
+          <w:lang w:val="en-US"/>
+        </w:rPr>
+        <w:t xml:space="preserve"> selective tokens to the identity topic.</w:t>
+      </w:r>
+    </w:p>
+    <w:p>
+      <w:pPr>
+        <w:rPr>
+          <w:lang w:val="en-US"/>
+        </w:rPr>
+      </w:pPr>
+    </w:p>
+    <w:p>
+      <w:pPr>
+        <w:rPr>
+          <w:lang w:val="en-US"/>
+        </w:rPr>
+      </w:pPr>
+      <w:r>
+        <w:rPr>
+          <w:lang w:val="en-US"/>
+        </w:rPr>
+        <w:t xml:space="preserve">The tokens are </w:t>
+      </w:r>
+    </w:p>
+    <w:p>
+      <w:pPr>
+        <w:rPr>
+          <w:lang w:val="en-US"/>
+        </w:rPr>
+      </w:pPr>
+    </w:p>
+    <w:p>
+      <w:pPr>
+        <w:pStyle w:val="ListParagraph"/>
+        <w:numPr>
+          <w:ilvl w:val="0"/>
+          <w:numId w:val="47"/>
+        </w:numPr>
+        <w:rPr>
+          <w:lang w:val="en-US"/>
+        </w:rPr>
+      </w:pPr>
+      <w:r>
+        <w:rPr>
+          <w:lang w:val="en-US"/>
+        </w:rPr>
+        <w:t>Rapid rewards number</w:t>
+      </w:r>
+    </w:p>
+    <w:p>
+      <w:pPr>
+        <w:pStyle w:val="ListParagraph"/>
+        <w:numPr>
+          <w:ilvl w:val="0"/>
+          <w:numId w:val="47"/>
+        </w:numPr>
+        <w:rPr>
+          <w:lang w:val="en-US"/>
+        </w:rPr>
+      </w:pPr>
+      <w:r>
+        <w:rPr>
+          <w:lang w:val="en-US"/>
+        </w:rPr>
+        <w:t xml:space="preserve">Social security number </w:t>
+      </w:r>
+    </w:p>
+    <w:p>
+      <w:pPr>
+        <w:pStyle w:val="ListParagraph"/>
+        <w:numPr>
+          <w:ilvl w:val="0"/>
+          <w:numId w:val="47"/>
+        </w:numPr>
+        <w:rPr>
+          <w:lang w:val="en-US"/>
+        </w:rPr>
+      </w:pPr>
+      <w:proofErr w:type="gramStart"/>
+      <w:r>
+        <w:rPr>
+          <w:lang w:val="en-US"/>
+        </w:rPr>
+        <w:t>Known</w:t>
+      </w:r>
+      <w:proofErr w:type="gramEnd"/>
+      <w:r>
+        <w:rPr>
+          <w:lang w:val="en-US"/>
+        </w:rPr>
+        <w:t xml:space="preserve"> Travel number</w:t>
+      </w:r>
+    </w:p>
+    <w:p>
+      <w:pPr>
+        <w:pStyle w:val="ListParagraph"/>
+        <w:numPr>
+          <w:ilvl w:val="0"/>
+          <w:numId w:val="47"/>
+        </w:numPr>
+        <w:rPr>
+          <w:lang w:val="en-US"/>
+        </w:rPr>
+      </w:pPr>
+      <w:r>
+        <w:rPr>
+          <w:lang w:val="en-US"/>
+        </w:rPr>
+        <w:t>Passport</w:t>
+      </w:r>
+    </w:p>
+    <w:p>
+      <w:pPr>
+        <w:pStyle w:val="ListParagraph"/>
+        <w:numPr>
+          <w:ilvl w:val="0"/>
+          <w:numId w:val="47"/>
+        </w:numPr>
+        <w:rPr>
+          <w:lang w:val="en-US"/>
+        </w:rPr>
+      </w:pPr>
+      <w:r>
+        <w:rPr>
+          <w:lang w:val="en-US"/>
+        </w:rPr>
+        <w:t>Email</w:t>
+      </w:r>
+    </w:p>
+    <w:p>
+      <w:pPr>
+        <w:pStyle w:val="ListParagraph"/>
+        <w:numPr>
+          <w:ilvl w:val="0"/>
+          <w:numId w:val="47"/>
+        </w:numPr>
+        <w:rPr>
+          <w:lang w:val="en-US"/>
+        </w:rPr>
+      </w:pPr>
+      <w:r>
+        <w:rPr>
+          <w:lang w:val="en-US"/>
+        </w:rPr>
+        <w:t>Phone Number</w:t>
+      </w:r>
+    </w:p>
+    <w:p>
+      <w:pPr>
+        <w:pStyle w:val="ListParagraph"/>
+        <w:numPr>
+          <w:ilvl w:val="0"/>
+          <w:numId w:val="47"/>
+        </w:numPr>
+        <w:rPr>
+          <w:lang w:val="en-US"/>
+        </w:rPr>
+      </w:pPr>
+      <w:r>
+        <w:rPr>
+          <w:lang w:val="en-US"/>
+        </w:rPr>
+        <w:t>Ticket Number</w:t>
+      </w:r>
+    </w:p>
+    <w:p>
+      <w:pPr>
+        <w:pStyle w:val="ListParagraph"/>
+        <w:numPr>
+          <w:ilvl w:val="0"/>
+          <w:numId w:val="47"/>
+        </w:numPr>
+        <w:rPr>
+          <w:lang w:val="en-US"/>
+        </w:rPr>
+      </w:pPr>
+      <w:r>
+        <w:rPr>
+          <w:lang w:val="en-US"/>
+        </w:rPr>
+        <w:t>Social Media Handles</w:t>
+      </w:r>
+    </w:p>
+    <w:p>
+      <w:pPr>
+        <w:rPr>
+          <w:lang w:val="en-US"/>
+        </w:rPr>
+      </w:pPr>
+    </w:p>
+    <w:p>
+      <w:pPr>
+        <w:rPr>
+          <w:lang w:val="en-US"/>
+        </w:rPr>
+      </w:pPr>
+      <w:r>
+        <w:rPr>
+          <w:lang w:val="en-US"/>
+        </w:rPr>
+        <w:t xml:space="preserve">iv) Let's say if we have 10 messages from Account and 10 messages from </w:t>
+      </w:r>
+      <w:r>
+        <w:rPr>
+          <w:lang w:val="en-US"/>
+        </w:rPr>
+        <w:t>Trip,</w:t>
+      </w:r>
+      <w:r>
+        <w:rPr>
+          <w:lang w:val="en-US"/>
+        </w:rPr>
+        <w:t xml:space="preserve"> we will have 20 messages to the identity topic.</w:t>
+      </w:r>
+    </w:p>
+    <w:p>
+      <w:pPr>
+        <w:rPr>
+          <w:lang w:val="en-US"/>
+        </w:rPr>
+      </w:pPr>
+      <w:r>
+        <w:rPr>
+          <w:lang w:val="en-US"/>
+        </w:rPr>
+        <w:t xml:space="preserve">What does identity resolution service exactly </w:t>
+      </w:r>
+      <w:proofErr w:type="gramStart"/>
+      <w:r>
+        <w:rPr>
+          <w:lang w:val="en-US"/>
+        </w:rPr>
+        <w:t>do ?</w:t>
+      </w:r>
+      <w:proofErr w:type="gramEnd"/>
+      <w:r>
+        <w:rPr>
+          <w:lang w:val="en-US"/>
+        </w:rPr>
+        <w:t xml:space="preserve"> </w:t>
+      </w:r>
+    </w:p>
+    <w:p>
+      <w:pPr>
+        <w:rPr>
+          <w:lang w:val="en-US"/>
+        </w:rPr>
+      </w:pPr>
+      <w:proofErr w:type="spellStart"/>
+      <w:r>
+        <w:rPr>
+          <w:lang w:val="en-US"/>
+        </w:rPr>
+        <w:t>i</w:t>
+      </w:r>
+      <w:proofErr w:type="spellEnd"/>
+      <w:r>
+        <w:rPr>
+          <w:lang w:val="en-US"/>
+        </w:rPr>
+        <w:t xml:space="preserve">) It reads from the identity topic and </w:t>
+      </w:r>
+      <w:proofErr w:type="gramStart"/>
+      <w:r>
+        <w:rPr>
+          <w:lang w:val="en-US"/>
+        </w:rPr>
+        <w:t>analyze</w:t>
+      </w:r>
+      <w:proofErr w:type="gramEnd"/>
+      <w:r>
+        <w:rPr>
+          <w:lang w:val="en-US"/>
+        </w:rPr>
+        <w:t xml:space="preserve"> the tokens will do matching and merging.</w:t>
+      </w:r>
+    </w:p>
+    <w:p>
+      <w:pPr>
+        <w:rPr>
+          <w:lang w:val="en-US"/>
+        </w:rPr>
+      </w:pPr>
+      <w:r>
+        <w:rPr>
+          <w:lang w:val="en-US"/>
+        </w:rPr>
+        <w:t xml:space="preserve">ii) It has a decision tree which handles several cases like </w:t>
+      </w:r>
+    </w:p>
+    <w:p>
+      <w:pPr>
+        <w:rPr>
+          <w:lang w:val="en-US"/>
+        </w:rPr>
+      </w:pPr>
+      <w:proofErr w:type="gramStart"/>
+      <w:r>
+        <w:rPr>
+          <w:lang w:val="en-US"/>
+        </w:rPr>
+        <w:t>CREATE ,</w:t>
+      </w:r>
+      <w:proofErr w:type="gramEnd"/>
+      <w:r>
+        <w:rPr>
+          <w:lang w:val="en-US"/>
+        </w:rPr>
+        <w:t xml:space="preserve"> </w:t>
+      </w:r>
+      <w:proofErr w:type="gramStart"/>
+      <w:r>
+        <w:rPr>
+          <w:lang w:val="en-US"/>
+        </w:rPr>
+        <w:t>ADD ,</w:t>
+      </w:r>
+      <w:proofErr w:type="gramEnd"/>
+      <w:r>
+        <w:rPr>
+          <w:lang w:val="en-US"/>
+        </w:rPr>
+        <w:t xml:space="preserve"> </w:t>
+      </w:r>
+      <w:proofErr w:type="gramStart"/>
+      <w:r>
+        <w:rPr>
+          <w:lang w:val="en-US"/>
+        </w:rPr>
+        <w:t>REFRESH ,</w:t>
+      </w:r>
+      <w:proofErr w:type="gramEnd"/>
+      <w:r>
+        <w:rPr>
+          <w:lang w:val="en-US"/>
+        </w:rPr>
+        <w:t xml:space="preserve"> </w:t>
+      </w:r>
+      <w:proofErr w:type="gramStart"/>
+      <w:r>
+        <w:rPr>
+          <w:lang w:val="en-US"/>
+        </w:rPr>
+        <w:t>MERGE ,</w:t>
+      </w:r>
+      <w:proofErr w:type="gramEnd"/>
+      <w:r>
+        <w:rPr>
+          <w:lang w:val="en-US"/>
+        </w:rPr>
+        <w:t xml:space="preserve"> CONFLICT</w:t>
+      </w:r>
+    </w:p>
+    <w:p>
+      <w:pPr>
+        <w:rPr>
+          <w:lang w:val="en-US"/>
+        </w:rPr>
+      </w:pPr>
+      <w:r>
+        <w:rPr>
+          <w:lang w:val="en-US"/>
+        </w:rPr>
+        <w:t xml:space="preserve">iii) </w:t>
+      </w:r>
+      <w:proofErr w:type="spellStart"/>
+      <w:r>
+        <w:rPr>
+          <w:lang w:val="en-US"/>
+        </w:rPr>
+        <w:t>Dynamodb</w:t>
+      </w:r>
+      <w:proofErr w:type="spellEnd"/>
+      <w:r>
+        <w:rPr>
+          <w:lang w:val="en-US"/>
+        </w:rPr>
+        <w:t xml:space="preserve"> rules will drive the decision tree logic.</w:t>
+      </w:r>
+    </w:p>
+    <w:p>
+      <w:pPr>
+        <w:rPr>
+          <w:lang w:val="en-US"/>
+        </w:rPr>
+      </w:pPr>
+      <w:r>
+        <w:rPr>
+          <w:lang w:val="en-US"/>
+        </w:rPr>
+        <w:t xml:space="preserve">iv) Tokens are part of </w:t>
+      </w:r>
+      <w:proofErr w:type="gramStart"/>
+      <w:r>
+        <w:rPr>
+          <w:lang w:val="en-US"/>
+        </w:rPr>
+        <w:t>bundle</w:t>
+      </w:r>
+      <w:proofErr w:type="gramEnd"/>
+      <w:r>
+        <w:rPr>
+          <w:lang w:val="en-US"/>
+        </w:rPr>
+        <w:t xml:space="preserve"> and each bundle </w:t>
+      </w:r>
+      <w:proofErr w:type="gramStart"/>
+      <w:r>
+        <w:rPr>
+          <w:lang w:val="en-US"/>
+        </w:rPr>
+        <w:t>represent</w:t>
+      </w:r>
+      <w:proofErr w:type="gramEnd"/>
+      <w:r>
+        <w:rPr>
+          <w:lang w:val="en-US"/>
+        </w:rPr>
+        <w:t xml:space="preserve"> a customer.</w:t>
+      </w:r>
+    </w:p>
+    <w:p>
+      <w:pPr>
+        <w:rPr>
+          <w:lang w:val="en-US"/>
+        </w:rPr>
+      </w:pPr>
+    </w:p>
+    <w:p>
+      <w:pPr>
+        <w:rPr>
+          <w:u w:val="single"/>
+          <w:lang w:val="en-US"/>
+        </w:rPr>
+      </w:pPr>
+      <w:r>
+        <w:rPr>
+          <w:u w:val="single"/>
+          <w:lang w:val="en-US"/>
+        </w:rPr>
+        <w:t xml:space="preserve">Dynamo DB </w:t>
+      </w:r>
+    </w:p>
+    <w:p>
+      <w:pPr>
+        <w:rPr>
+          <w:lang w:val="en-US"/>
+        </w:rPr>
+      </w:pPr>
+      <w:r>
+        <w:rPr>
+          <w:lang w:val="en-US"/>
+        </w:rPr>
+        <w:t>R</w:t>
+      </w:r>
+      <w:r>
+        <w:rPr>
+          <w:lang w:val="en-US"/>
+        </w:rPr>
+        <w:t xml:space="preserve">ules table that will drive the decision tree </w:t>
+      </w:r>
+      <w:proofErr w:type="gramStart"/>
+      <w:r>
+        <w:rPr>
+          <w:lang w:val="en-US"/>
+        </w:rPr>
+        <w:t>logic</w:t>
+      </w:r>
+      <w:r>
+        <w:rPr>
+          <w:lang w:val="en-US"/>
+        </w:rPr>
+        <w:t xml:space="preserve"> ,</w:t>
+      </w:r>
+      <w:proofErr w:type="gramEnd"/>
+      <w:r>
+        <w:rPr>
+          <w:lang w:val="en-US"/>
+        </w:rPr>
+        <w:t xml:space="preserve"> for example the configuration rules for the tokens like </w:t>
+      </w:r>
+      <w:r>
+        <w:rPr>
+          <w:lang w:val="en-US"/>
+        </w:rPr>
+        <w:t xml:space="preserve">what are allowed to be </w:t>
+      </w:r>
+      <w:proofErr w:type="gramStart"/>
+      <w:r>
+        <w:rPr>
+          <w:lang w:val="en-US"/>
+        </w:rPr>
+        <w:t>multiple ,</w:t>
+      </w:r>
+      <w:proofErr w:type="gramEnd"/>
+      <w:r>
+        <w:rPr>
+          <w:lang w:val="en-US"/>
+        </w:rPr>
+        <w:t xml:space="preserve"> </w:t>
+      </w:r>
+      <w:proofErr w:type="gramStart"/>
+      <w:r>
+        <w:rPr>
+          <w:lang w:val="en-US"/>
+        </w:rPr>
+        <w:t>unique ,</w:t>
+      </w:r>
+      <w:proofErr w:type="gramEnd"/>
+      <w:r>
+        <w:rPr>
+          <w:lang w:val="en-US"/>
+        </w:rPr>
+        <w:t xml:space="preserve"> </w:t>
+      </w:r>
+      <w:proofErr w:type="gramStart"/>
+      <w:r>
+        <w:rPr>
+          <w:lang w:val="en-US"/>
+        </w:rPr>
+        <w:t xml:space="preserve">reusable </w:t>
+      </w:r>
+      <w:r>
+        <w:rPr>
+          <w:lang w:val="en-US"/>
+        </w:rPr>
+        <w:t>,</w:t>
+      </w:r>
+      <w:proofErr w:type="gramEnd"/>
+      <w:r>
+        <w:rPr>
+          <w:lang w:val="en-US"/>
+        </w:rPr>
+        <w:t xml:space="preserve"> </w:t>
+      </w:r>
+      <w:r>
+        <w:rPr>
+          <w:lang w:val="en-US"/>
+        </w:rPr>
+        <w:t>non-sharable</w:t>
+      </w:r>
+      <w:r>
+        <w:rPr>
+          <w:lang w:val="en-US"/>
+        </w:rPr>
+        <w:t xml:space="preserve"> etc.</w:t>
+      </w:r>
+    </w:p>
+    <w:p>
+      <w:pPr>
+        <w:rPr>
+          <w:lang w:val="en-US"/>
+        </w:rPr>
+      </w:pPr>
+    </w:p>
+    <w:p>
+      <w:pPr>
+        <w:rPr>
+          <w:u w:val="single"/>
+          <w:lang w:val="en-US"/>
+        </w:rPr>
+      </w:pPr>
+      <w:r>
+        <w:rPr>
+          <w:u w:val="single"/>
+          <w:lang w:val="en-US"/>
+        </w:rPr>
+        <w:t xml:space="preserve">Postgres SQL </w:t>
+      </w:r>
+    </w:p>
+    <w:p>
+      <w:pPr>
+        <w:rPr>
+          <w:lang w:val="en-US"/>
+        </w:rPr>
+      </w:pPr>
+      <w:r>
+        <w:rPr>
+          <w:lang w:val="en-US"/>
+        </w:rPr>
+        <w:t xml:space="preserve">Stores the customer related </w:t>
+      </w:r>
+      <w:proofErr w:type="gramStart"/>
+      <w:r>
+        <w:rPr>
+          <w:lang w:val="en-US"/>
+        </w:rPr>
+        <w:t>data ,</w:t>
+      </w:r>
+      <w:proofErr w:type="gramEnd"/>
+      <w:r>
+        <w:rPr>
+          <w:lang w:val="en-US"/>
+        </w:rPr>
+        <w:t xml:space="preserve"> tokens and bundle information.</w:t>
+      </w:r>
+    </w:p>
+    <w:p>
+      <w:pPr>
+        <w:rPr>
+          <w:lang w:val="en-US"/>
+        </w:rPr>
+      </w:pPr>
+    </w:p>
+    <w:p>
+      <w:pPr>
+        <w:rPr>
+          <w:u w:val="single"/>
+          <w:lang w:val="en-US"/>
+        </w:rPr>
+      </w:pPr>
+      <w:r>
+        <w:rPr>
+          <w:u w:val="single"/>
+          <w:lang w:val="en-US"/>
+        </w:rPr>
+        <w:t xml:space="preserve">SQS dead letter queue </w:t>
+      </w:r>
+      <w:proofErr w:type="gramStart"/>
+      <w:r>
+        <w:rPr>
+          <w:u w:val="single"/>
+          <w:lang w:val="en-US"/>
+        </w:rPr>
+        <w:t>( DLQ</w:t>
+      </w:r>
+      <w:proofErr w:type="gramEnd"/>
+      <w:r>
+        <w:rPr>
+          <w:u w:val="single"/>
+          <w:lang w:val="en-US"/>
+        </w:rPr>
+        <w:t xml:space="preserve"> )</w:t>
+      </w:r>
+    </w:p>
+    <w:p>
+      <w:pPr>
+        <w:rPr>
+          <w:lang w:val="en-US"/>
+        </w:rPr>
+      </w:pPr>
+      <w:r>
+        <w:rPr>
+          <w:lang w:val="en-US"/>
+        </w:rPr>
+        <w:t>For storing the information about the unprocessed events</w:t>
+      </w:r>
+    </w:p>
+    <w:p>
+      <w:pPr>
+        <w:rPr>
+          <w:lang w:val="en-US"/>
+        </w:rPr>
+      </w:pPr>
+    </w:p>
+    <w:p>
+      <w:pPr>
+        <w:rPr>
+          <w:lang w:val="en-US"/>
+        </w:rPr>
+      </w:pPr>
+    </w:p>
+    <w:p>
+      <w:pPr>
+        <w:rPr>
+          <w:lang w:val="en-US"/>
+        </w:rPr>
+      </w:pPr>
+      <w:proofErr w:type="gramStart"/>
+      <w:r>
+        <w:rPr>
+          <w:lang w:val="en-US"/>
+        </w:rPr>
+        <w:t>topic</w:t>
+      </w:r>
+      <w:proofErr w:type="gramEnd"/>
+      <w:r>
+        <w:rPr>
+          <w:lang w:val="en-US"/>
+        </w:rPr>
+        <w:t xml:space="preserve"> </w:t>
+      </w:r>
+    </w:p>
+    <w:p>
+      <w:pPr>
+        <w:rPr>
+          <w:lang w:val="en-US"/>
+        </w:rPr>
+      </w:pPr>
+      <w:r>
+        <w:rPr>
+          <w:lang w:val="en-US"/>
+        </w:rPr>
+        <w:t xml:space="preserve">partition </w:t>
+      </w:r>
+    </w:p>
+    <w:p>
+      <w:pPr>
+        <w:rPr>
+          <w:lang w:val="en-US"/>
+        </w:rPr>
+      </w:pPr>
+      <w:r>
+        <w:rPr>
+          <w:lang w:val="en-US"/>
+        </w:rPr>
+        <w:t>offset</w:t>
+      </w:r>
+    </w:p>
+    <w:p>
+      <w:pPr>
+        <w:rPr>
+          <w:lang w:val="en-US"/>
+        </w:rPr>
+      </w:pPr>
+      <w:r>
+        <w:rPr>
+          <w:lang w:val="en-US"/>
+        </w:rPr>
+        <w:t>exception</w:t>
+      </w:r>
+    </w:p>
+    <w:p>
+      <w:pPr>
+        <w:rPr>
+          <w:lang w:val="en-US"/>
+        </w:rPr>
+      </w:pPr>
+      <w:r>
+        <w:rPr>
+          <w:lang w:val="en-US"/>
+        </w:rPr>
+        <w:t>retry count</w:t>
+      </w:r>
+    </w:p>
+    <w:p>
+      <w:pPr>
+        <w:rPr>
+          <w:lang w:val="en-US"/>
+        </w:rPr>
+      </w:pPr>
+    </w:p>
+    <w:p>
+      <w:pPr>
+        <w:rPr>
+          <w:u w:val="single"/>
+          <w:lang w:val="en-US"/>
+        </w:rPr>
+      </w:pPr>
+      <w:r>
+        <w:rPr>
+          <w:u w:val="single"/>
+          <w:lang w:val="en-US"/>
+        </w:rPr>
+        <w:t xml:space="preserve">Audit topic </w:t>
+      </w:r>
+    </w:p>
+    <w:p>
+      <w:pPr>
+        <w:rPr>
+          <w:lang w:val="en-US"/>
+        </w:rPr>
+      </w:pPr>
+      <w:r>
+        <w:rPr>
+          <w:lang w:val="en-US"/>
+        </w:rPr>
+        <w:t xml:space="preserve">Typically contains what action was taken by the decision tree </w:t>
+      </w:r>
+      <w:proofErr w:type="gramStart"/>
+      <w:r>
+        <w:rPr>
+          <w:lang w:val="en-US"/>
+        </w:rPr>
+        <w:t>( either</w:t>
+      </w:r>
+      <w:proofErr w:type="gramEnd"/>
+      <w:r>
+        <w:rPr>
+          <w:lang w:val="en-US"/>
+        </w:rPr>
+        <w:t xml:space="preserve"> of </w:t>
+      </w:r>
+      <w:proofErr w:type="gramStart"/>
+      <w:r>
+        <w:rPr>
+          <w:lang w:val="en-US"/>
+        </w:rPr>
+        <w:t>CREATE ,</w:t>
+      </w:r>
+      <w:proofErr w:type="gramEnd"/>
+      <w:r>
+        <w:rPr>
+          <w:lang w:val="en-US"/>
+        </w:rPr>
+        <w:t xml:space="preserve"> </w:t>
+      </w:r>
+      <w:proofErr w:type="gramStart"/>
+      <w:r>
+        <w:rPr>
+          <w:lang w:val="en-US"/>
+        </w:rPr>
+        <w:t>ADD ,</w:t>
+      </w:r>
+      <w:proofErr w:type="gramEnd"/>
+      <w:r>
+        <w:rPr>
+          <w:lang w:val="en-US"/>
+        </w:rPr>
+        <w:t xml:space="preserve"> </w:t>
+      </w:r>
+      <w:proofErr w:type="gramStart"/>
+      <w:r>
+        <w:rPr>
+          <w:lang w:val="en-US"/>
+        </w:rPr>
+        <w:t>REFRESH ,</w:t>
+      </w:r>
+      <w:proofErr w:type="gramEnd"/>
+      <w:r>
+        <w:rPr>
+          <w:lang w:val="en-US"/>
+        </w:rPr>
+        <w:t xml:space="preserve"> </w:t>
+      </w:r>
+      <w:proofErr w:type="gramStart"/>
+      <w:r>
+        <w:rPr>
+          <w:lang w:val="en-US"/>
+        </w:rPr>
+        <w:t>MERGE ,</w:t>
+      </w:r>
+      <w:proofErr w:type="gramEnd"/>
+      <w:r>
+        <w:rPr>
+          <w:lang w:val="en-US"/>
+        </w:rPr>
+        <w:t xml:space="preserve"> </w:t>
+      </w:r>
+      <w:proofErr w:type="gramStart"/>
+      <w:r>
+        <w:rPr>
+          <w:lang w:val="en-US"/>
+        </w:rPr>
+        <w:t>CONFLICT )</w:t>
+      </w:r>
+      <w:proofErr w:type="gramEnd"/>
+      <w:r>
+        <w:rPr>
+          <w:lang w:val="en-US"/>
+        </w:rPr>
+        <w:t xml:space="preserve"> </w:t>
+      </w:r>
+      <w:r>
+        <w:rPr>
+          <w:lang w:val="en-US"/>
+        </w:rPr>
+        <w:t>what</w:t>
+      </w:r>
+      <w:r>
+        <w:rPr>
+          <w:lang w:val="en-US"/>
+        </w:rPr>
+        <w:t xml:space="preserve"> tokens are part of it.</w:t>
+      </w:r>
+    </w:p>
+    <w:p>
+      <w:pPr>
+        <w:rPr>
+          <w:lang w:val="en-US"/>
+        </w:rPr>
+      </w:pPr>
+    </w:p>
+    <w:p>
+      <w:pPr>
+        <w:rPr>
+          <w:u w:val="single"/>
+          <w:lang w:val="en-US"/>
+        </w:rPr>
+      </w:pPr>
+      <w:r>
+        <w:rPr>
+          <w:u w:val="single"/>
+          <w:lang w:val="en-US"/>
+        </w:rPr>
+        <w:t>Audit lambda</w:t>
+      </w:r>
+    </w:p>
+    <w:p>
+      <w:pPr>
+        <w:rPr>
+          <w:lang w:val="en-US"/>
+        </w:rPr>
+      </w:pPr>
+      <w:r>
+        <w:rPr>
+          <w:lang w:val="en-US"/>
+        </w:rPr>
+        <w:t xml:space="preserve">For storing the audited information from the audit topic into S3 bucket as </w:t>
+      </w:r>
+      <w:r>
+        <w:rPr>
+          <w:lang w:val="en-US"/>
+        </w:rPr>
+        <w:t>Json</w:t>
+      </w:r>
+      <w:r>
+        <w:rPr>
+          <w:lang w:val="en-US"/>
+        </w:rPr>
+        <w:t xml:space="preserve"> file dump.</w:t>
+      </w:r>
+    </w:p>
+    <w:p>
+      <w:pPr>
+        <w:rPr>
+          <w:lang w:val="en-US"/>
+        </w:rPr>
+      </w:pPr>
+    </w:p>
+    <w:p>
+      <w:pPr>
+        <w:rPr>
+          <w:u w:val="single"/>
+          <w:lang w:val="en-US"/>
+        </w:rPr>
+      </w:pPr>
+      <w:r>
+        <w:rPr>
+          <w:u w:val="single"/>
+          <w:lang w:val="en-US"/>
+        </w:rPr>
+        <w:t xml:space="preserve">CloudWatch </w:t>
+      </w:r>
+    </w:p>
+    <w:p>
+      <w:pPr>
+        <w:rPr>
+          <w:lang w:val="en-US"/>
+        </w:rPr>
+      </w:pPr>
+      <w:r>
+        <w:rPr>
+          <w:lang w:val="en-US"/>
+        </w:rPr>
+        <w:t xml:space="preserve">Used for </w:t>
+      </w:r>
+      <w:r>
+        <w:rPr>
+          <w:lang w:val="en-US"/>
+        </w:rPr>
+        <w:t>logging and monitoring purposes.</w:t>
+      </w:r>
+    </w:p>
+    <w:p>
+      <w:pPr>
+        <w:pStyle w:val="Heading2"/>
+        <w:rPr>
+          <w:lang w:val="en-US"/>
+        </w:rPr>
+      </w:pPr>
+      <w:r>
+        <w:rPr>
+          <w:lang w:val="en-US"/>
+        </w:rPr>
+        <w:t xml:space="preserve">Why should there </w:t>
+      </w:r>
+      <w:proofErr w:type="gramStart"/>
+      <w:r>
+        <w:rPr>
+          <w:lang w:val="en-US"/>
+        </w:rPr>
+        <w:t>an</w:t>
+      </w:r>
+      <w:proofErr w:type="gramEnd"/>
+      <w:r>
+        <w:rPr>
+          <w:lang w:val="en-US"/>
+        </w:rPr>
+        <w:t xml:space="preserve"> intermediate identity </w:t>
+      </w:r>
+      <w:proofErr w:type="gramStart"/>
+      <w:r>
+        <w:rPr>
+          <w:lang w:val="en-US"/>
+        </w:rPr>
+        <w:t>topic ?</w:t>
+      </w:r>
+      <w:proofErr w:type="gramEnd"/>
+      <w:r>
+        <w:rPr>
+          <w:lang w:val="en-US"/>
+        </w:rPr>
+        <w:t xml:space="preserve"> Why can't source processor directly post to the identity resolution </w:t>
+      </w:r>
+      <w:proofErr w:type="gramStart"/>
+      <w:r>
+        <w:rPr>
+          <w:lang w:val="en-US"/>
+        </w:rPr>
+        <w:t>service ?basically</w:t>
+      </w:r>
+      <w:proofErr w:type="gramEnd"/>
+      <w:r>
+        <w:rPr>
+          <w:lang w:val="en-US"/>
+        </w:rPr>
+        <w:t xml:space="preserve"> why we need this extra </w:t>
+      </w:r>
+      <w:proofErr w:type="gramStart"/>
+      <w:r>
+        <w:rPr>
+          <w:lang w:val="en-US"/>
+        </w:rPr>
+        <w:t>hop ?</w:t>
+      </w:r>
+      <w:proofErr w:type="gramEnd"/>
+    </w:p>
+    <w:p>
+      <w:pPr>
+        <w:rPr>
+          <w:lang w:val="en-US"/>
+        </w:rPr>
+      </w:pPr>
+    </w:p>
+    <w:p>
+      <w:pPr>
+        <w:rPr>
+          <w:lang w:val="en-US"/>
+        </w:rPr>
+      </w:pPr>
+      <w:r>
+        <w:rPr>
+          <w:lang w:val="en-US"/>
+        </w:rPr>
+        <w:t xml:space="preserve">The </w:t>
+      </w:r>
+      <w:r>
+        <w:rPr>
+          <w:lang w:val="en-US"/>
+        </w:rPr>
+        <w:t>problem</w:t>
+      </w:r>
+      <w:r>
+        <w:rPr>
+          <w:lang w:val="en-US"/>
+        </w:rPr>
+        <w:t xml:space="preserve"> with this approach is </w:t>
+      </w:r>
+    </w:p>
+    <w:p>
+      <w:pPr>
+        <w:rPr>
+          <w:lang w:val="en-US"/>
+        </w:rPr>
+      </w:pPr>
+      <w:r>
+        <w:rPr>
+          <w:lang w:val="en-US"/>
+        </w:rPr>
+        <w:t xml:space="preserve">If there is </w:t>
+      </w:r>
+      <w:r>
+        <w:rPr>
+          <w:lang w:val="en-US"/>
+        </w:rPr>
+        <w:t>direct</w:t>
+      </w:r>
+      <w:r>
+        <w:rPr>
+          <w:lang w:val="en-US"/>
+        </w:rPr>
+        <w:t xml:space="preserve"> </w:t>
+      </w:r>
+      <w:r>
+        <w:rPr>
+          <w:lang w:val="en-US"/>
+        </w:rPr>
+        <w:t>interaction,</w:t>
+      </w:r>
+      <w:r>
+        <w:rPr>
+          <w:lang w:val="en-US"/>
+        </w:rPr>
+        <w:t xml:space="preserve"> </w:t>
+      </w:r>
+      <w:r>
+        <w:rPr>
+          <w:lang w:val="en-US"/>
+        </w:rPr>
+        <w:t>t</w:t>
+      </w:r>
+      <w:r>
+        <w:rPr>
+          <w:lang w:val="en-US"/>
+        </w:rPr>
+        <w:t>here will be tight coupling</w:t>
+      </w:r>
+      <w:r>
+        <w:rPr>
+          <w:lang w:val="en-US"/>
+        </w:rPr>
+        <w:t xml:space="preserve"> </w:t>
+      </w:r>
+      <w:proofErr w:type="gramStart"/>
+      <w:r>
+        <w:rPr>
+          <w:lang w:val="en-US"/>
+        </w:rPr>
+        <w:t>( no</w:t>
+      </w:r>
+      <w:proofErr w:type="gramEnd"/>
+      <w:r>
+        <w:rPr>
+          <w:lang w:val="en-US"/>
+        </w:rPr>
+        <w:t xml:space="preserve"> </w:t>
+      </w:r>
+      <w:proofErr w:type="gramStart"/>
+      <w:r>
+        <w:rPr>
+          <w:lang w:val="en-US"/>
+        </w:rPr>
+        <w:t>buffer )</w:t>
+      </w:r>
+      <w:proofErr w:type="gramEnd"/>
+      <w:r>
+        <w:rPr>
+          <w:lang w:val="en-US"/>
+        </w:rPr>
+        <w:t xml:space="preserve"> </w:t>
+      </w:r>
+      <w:r>
+        <w:rPr>
+          <w:lang w:val="en-US"/>
+        </w:rPr>
+        <w:t>which is a major architectural decision.</w:t>
+      </w:r>
+    </w:p>
+    <w:p>
+      <w:pPr>
+        <w:rPr>
+          <w:lang w:val="en-US"/>
+        </w:rPr>
+      </w:pPr>
+      <w:r>
+        <w:rPr>
+          <w:lang w:val="en-US"/>
+        </w:rPr>
+        <w:t xml:space="preserve">It is okay during normal traffic / load with one service instance of identity </w:t>
+      </w:r>
+      <w:r>
+        <w:rPr>
+          <w:lang w:val="en-US"/>
+        </w:rPr>
+        <w:t>resolution,</w:t>
+      </w:r>
+      <w:r>
+        <w:rPr>
+          <w:lang w:val="en-US"/>
+        </w:rPr>
+        <w:t xml:space="preserve"> but whe</w:t>
+      </w:r>
+      <w:r>
+        <w:rPr>
+          <w:lang w:val="en-US"/>
+        </w:rPr>
+        <w:t xml:space="preserve">n there is </w:t>
+      </w:r>
+      <w:proofErr w:type="gramStart"/>
+      <w:r>
+        <w:rPr>
+          <w:lang w:val="en-US"/>
+        </w:rPr>
+        <w:t>spike in</w:t>
+      </w:r>
+      <w:proofErr w:type="gramEnd"/>
+      <w:r>
+        <w:rPr>
+          <w:lang w:val="en-US"/>
+        </w:rPr>
+        <w:t xml:space="preserve"> traffic/need to scale the identity </w:t>
+      </w:r>
+      <w:r>
+        <w:rPr>
+          <w:lang w:val="en-US"/>
+        </w:rPr>
+        <w:t>resolution,</w:t>
+      </w:r>
+      <w:r>
+        <w:rPr>
+          <w:lang w:val="en-US"/>
+        </w:rPr>
+        <w:t xml:space="preserve"> we need to introduce application load balancer etc.</w:t>
+      </w:r>
+    </w:p>
+    <w:p>
+      <w:pPr>
+        <w:rPr>
+          <w:lang w:val="en-US"/>
+        </w:rPr>
+      </w:pPr>
+    </w:p>
+    <w:p>
+      <w:pPr>
+        <w:rPr>
+          <w:lang w:val="en-US"/>
+        </w:rPr>
+      </w:pPr>
+      <w:r>
+        <w:rPr>
+          <w:lang w:val="en-US"/>
+        </w:rPr>
+        <w:t xml:space="preserve">It is difficult to </w:t>
+      </w:r>
+      <w:r>
+        <w:rPr>
+          <w:lang w:val="en-US"/>
+        </w:rPr>
+        <w:t xml:space="preserve">reprocess during the failure of the </w:t>
+      </w:r>
+      <w:proofErr w:type="gramStart"/>
+      <w:r>
+        <w:rPr>
+          <w:lang w:val="en-US"/>
+        </w:rPr>
+        <w:t>event( when</w:t>
+      </w:r>
+      <w:proofErr w:type="gramEnd"/>
+      <w:r>
+        <w:rPr>
+          <w:lang w:val="en-US"/>
+        </w:rPr>
+        <w:t xml:space="preserve"> id res service is </w:t>
+      </w:r>
+      <w:r>
+        <w:rPr>
+          <w:lang w:val="en-US"/>
+        </w:rPr>
+        <w:t>down)</w:t>
+      </w:r>
+      <w:r>
+        <w:rPr>
+          <w:lang w:val="en-US"/>
         </w:rPr>
         <w:t>.</w:t>
       </w:r>
     </w:p>
     <w:p>
       <w:pPr>
-        <w:pStyle w:val="NormalWeb"/>
-        <w:spacing w:before="0" w:beforeAutospacing="0" w:after="0" w:afterAutospacing="0"/>
-        <w:rPr>
-          <w:rFonts w:ascii="Aptos" w:hAnsi="Aptos"/>
-        </w:rPr>
-      </w:pPr>
-      <w:r>
-        <w:rPr>
-          <w:rFonts w:ascii="Aptos" w:hAnsi="Aptos"/>
-        </w:rPr>
-        <w:t> </w:t>
-      </w:r>
-    </w:p>
-    <w:p>
-      <w:pPr>
-        <w:pStyle w:val="NormalWeb"/>
-        <w:spacing w:before="0" w:beforeAutospacing="0" w:after="0" w:afterAutospacing="0"/>
-        <w:rPr>
-          <w:rFonts w:ascii="Aptos" w:hAnsi="Aptos"/>
-        </w:rPr>
-      </w:pPr>
-      <w:r>
-        <w:rPr>
-          <w:rFonts w:ascii="Aptos" w:hAnsi="Aptos"/>
-        </w:rPr>
-        <w:t xml:space="preserve">DynamoDB - For storing the correlation </w:t>
+        <w:pStyle w:val="Heading2"/>
+        <w:rPr>
+          <w:lang w:val="en-US"/>
+        </w:rPr>
+      </w:pPr>
+      <w:r>
+        <w:rPr>
+          <w:lang w:val="en-US"/>
+        </w:rPr>
+        <w:lastRenderedPageBreak/>
+        <w:t xml:space="preserve">Why do we have the separate </w:t>
+      </w:r>
+      <w:proofErr w:type="spellStart"/>
+      <w:r>
+        <w:rPr>
+          <w:lang w:val="en-US"/>
+        </w:rPr>
+        <w:t>dynamodb</w:t>
+      </w:r>
+      <w:proofErr w:type="spellEnd"/>
+      <w:r>
+        <w:rPr>
+          <w:lang w:val="en-US"/>
+        </w:rPr>
+        <w:t xml:space="preserve"> database for </w:t>
       </w:r>
       <w:proofErr w:type="gramStart"/>
       <w:r>
         <w:rPr>
-          <w:rFonts w:ascii="Aptos" w:hAnsi="Aptos"/>
-        </w:rPr>
-        <w:t>id's</w:t>
+          <w:lang w:val="en-US"/>
+        </w:rPr>
+        <w:t>rules ?</w:t>
       </w:r>
       <w:proofErr w:type="gramEnd"/>
       <w:r>
         <w:rPr>
-          <w:rFonts w:ascii="Aptos" w:hAnsi="Aptos"/>
-        </w:rPr>
-        <w:t xml:space="preserve"> of the audited information.</w:t>
-      </w:r>
-    </w:p>
-    <w:p>
-      <w:pPr>
-        <w:pStyle w:val="NormalWeb"/>
-        <w:spacing w:before="0" w:beforeAutospacing="0" w:after="0" w:afterAutospacing="0"/>
-        <w:rPr>
-          <w:rFonts w:ascii="Aptos" w:hAnsi="Aptos"/>
-        </w:rPr>
-      </w:pPr>
-      <w:r>
-        <w:rPr>
-          <w:rFonts w:ascii="Aptos" w:hAnsi="Aptos"/>
-        </w:rPr>
-        <w:t> </w:t>
-      </w:r>
-    </w:p>
-    <w:p>
-      <w:pPr>
-        <w:pStyle w:val="NormalWeb"/>
-        <w:spacing w:before="0" w:beforeAutospacing="0" w:after="0" w:afterAutospacing="0"/>
-        <w:rPr>
-          <w:rFonts w:ascii="Aptos" w:hAnsi="Aptos"/>
-        </w:rPr>
-      </w:pPr>
-      <w:r>
-        <w:rPr>
-          <w:rFonts w:ascii="Aptos" w:hAnsi="Aptos"/>
-        </w:rPr>
-        <w:t xml:space="preserve">DLQ - SQS as DLQ for capturing the failed messages and sending to </w:t>
+          <w:lang w:val="en-US"/>
+        </w:rPr>
+        <w:t xml:space="preserve"> and </w:t>
       </w:r>
       <w:proofErr w:type="gramStart"/>
       <w:r>
         <w:rPr>
-          <w:rFonts w:ascii="Aptos" w:hAnsi="Aptos"/>
-        </w:rPr>
-        <w:t>the DASH</w:t>
+          <w:lang w:val="en-US"/>
+        </w:rPr>
+        <w:t>Why</w:t>
       </w:r>
       <w:proofErr w:type="gramEnd"/>
       <w:r>
         <w:rPr>
-          <w:rFonts w:ascii="Aptos" w:hAnsi="Aptos"/>
+          <w:lang w:val="en-US"/>
         </w:rPr>
         <w:t xml:space="preserve"> </w:t>
       </w:r>
       <w:proofErr w:type="gramStart"/>
       <w:r>
         <w:rPr>
-          <w:rFonts w:ascii="Aptos" w:hAnsi="Aptos"/>
-        </w:rPr>
-        <w:t>( service</w:t>
+          <w:lang w:val="en-US"/>
+        </w:rPr>
+        <w:t>it</w:t>
       </w:r>
       <w:proofErr w:type="gramEnd"/>
       <w:r>
         <w:rPr>
-          <w:rFonts w:ascii="Aptos" w:hAnsi="Aptos"/>
-        </w:rPr>
-        <w:t xml:space="preserve"> now portal and email distribution </w:t>
-      </w:r>
+          <w:lang w:val="en-US"/>
+        </w:rPr>
+        <w:t xml:space="preserve"> has to be a NoSQL </w:t>
+      </w:r>
+      <w:proofErr w:type="spellStart"/>
       <w:proofErr w:type="gramStart"/>
       <w:r>
         <w:rPr>
-          <w:rFonts w:ascii="Aptos" w:hAnsi="Aptos"/>
-        </w:rPr>
-        <w:t>service )</w:t>
+          <w:lang w:val="en-US"/>
+        </w:rPr>
+        <w:t>dynamodb</w:t>
+      </w:r>
+      <w:proofErr w:type="spellEnd"/>
+      <w:r>
+        <w:rPr>
+          <w:lang w:val="en-US"/>
+        </w:rPr>
+        <w:t xml:space="preserve"> ?</w:t>
       </w:r>
       <w:proofErr w:type="gramEnd"/>
       <w:r>
         <w:rPr>
-          <w:rFonts w:ascii="Aptos" w:hAnsi="Aptos"/>
-        </w:rPr>
-        <w:t xml:space="preserve"> .</w:t>
-      </w:r>
-    </w:p>
-    <w:p>
-      <w:pPr>
-        <w:rPr>
-          <w:lang w:val="en-US"/>
-        </w:rPr>
-      </w:pPr>
+          <w:lang w:val="en-US"/>
+        </w:rPr>
+        <w:t xml:space="preserve"> Why can't we maintain the rules table in </w:t>
+      </w:r>
+      <w:proofErr w:type="gramStart"/>
+      <w:r>
+        <w:rPr>
+          <w:lang w:val="en-US"/>
+        </w:rPr>
+        <w:t xml:space="preserve">the </w:t>
+      </w:r>
+      <w:r>
+        <w:rPr>
+          <w:lang w:val="en-US"/>
+        </w:rPr>
+        <w:t>P</w:t>
+      </w:r>
+      <w:r>
+        <w:rPr>
+          <w:lang w:val="en-US"/>
+        </w:rPr>
+        <w:t>ostgres</w:t>
+      </w:r>
+      <w:proofErr w:type="gramEnd"/>
+      <w:r>
+        <w:rPr>
+          <w:lang w:val="en-US"/>
+        </w:rPr>
+        <w:t xml:space="preserve"> SQL </w:t>
+      </w:r>
+      <w:proofErr w:type="gramStart"/>
+      <w:r>
+        <w:rPr>
+          <w:lang w:val="en-US"/>
+        </w:rPr>
+        <w:t>itself ?</w:t>
+      </w:r>
+      <w:proofErr w:type="gramEnd"/>
+    </w:p>
+    <w:p>
+      <w:pPr>
+        <w:rPr>
+          <w:lang w:val="en-US"/>
+        </w:rPr>
+      </w:pPr>
+    </w:p>
+    <w:p>
+      <w:pPr>
+        <w:rPr>
+          <w:lang w:val="en-US"/>
+        </w:rPr>
+      </w:pPr>
+      <w:r>
+        <w:rPr>
+          <w:lang w:val="en-US"/>
+        </w:rPr>
+        <w:t xml:space="preserve">One reason is </w:t>
+      </w:r>
+      <w:r>
+        <w:rPr>
+          <w:lang w:val="en-US"/>
+        </w:rPr>
+        <w:t>that</w:t>
+      </w:r>
+      <w:r>
+        <w:rPr>
+          <w:lang w:val="en-US"/>
+        </w:rPr>
+        <w:t xml:space="preserve"> </w:t>
+      </w:r>
+      <w:r>
+        <w:rPr>
+          <w:lang w:val="en-US"/>
+        </w:rPr>
+        <w:t xml:space="preserve">we wanted to separate the </w:t>
+      </w:r>
+      <w:r>
+        <w:rPr>
+          <w:lang w:val="en-US"/>
+        </w:rPr>
+        <w:t>customer data from the business rules data.</w:t>
+      </w:r>
+    </w:p>
+    <w:p>
+      <w:pPr>
+        <w:rPr>
+          <w:lang w:val="en-US"/>
+        </w:rPr>
+      </w:pPr>
+      <w:r>
+        <w:rPr>
+          <w:lang w:val="en-US"/>
+        </w:rPr>
+        <w:t xml:space="preserve">This </w:t>
+      </w:r>
+      <w:r>
+        <w:rPr>
+          <w:lang w:val="en-US"/>
+        </w:rPr>
+        <w:t>rule</w:t>
+      </w:r>
+      <w:r>
+        <w:rPr>
+          <w:lang w:val="en-US"/>
+        </w:rPr>
+        <w:t xml:space="preserve"> </w:t>
+      </w:r>
+      <w:r>
+        <w:rPr>
+          <w:lang w:val="en-US"/>
+        </w:rPr>
+        <w:t xml:space="preserve">configuration </w:t>
+      </w:r>
+      <w:r>
+        <w:rPr>
+          <w:lang w:val="en-US"/>
+        </w:rPr>
+        <w:t>will be evolving over time</w:t>
+      </w:r>
+      <w:r>
+        <w:rPr>
+          <w:lang w:val="en-US"/>
+        </w:rPr>
+        <w:t xml:space="preserve"> </w:t>
+      </w:r>
+      <w:r>
+        <w:rPr>
+          <w:lang w:val="en-US"/>
+        </w:rPr>
+        <w:t xml:space="preserve">which could be DDL </w:t>
+      </w:r>
+      <w:r>
+        <w:rPr>
+          <w:lang w:val="en-US"/>
+        </w:rPr>
+        <w:t xml:space="preserve">(schema </w:t>
+      </w:r>
+      <w:proofErr w:type="gramStart"/>
+      <w:r>
+        <w:rPr>
+          <w:lang w:val="en-US"/>
+        </w:rPr>
+        <w:t>level )</w:t>
+      </w:r>
+      <w:proofErr w:type="gramEnd"/>
+      <w:r>
+        <w:rPr>
+          <w:lang w:val="en-US"/>
+        </w:rPr>
+        <w:t xml:space="preserve"> </w:t>
+      </w:r>
+      <w:r>
+        <w:rPr>
+          <w:lang w:val="en-US"/>
+        </w:rPr>
+        <w:t xml:space="preserve">changes also like addition of a new rule </w:t>
+      </w:r>
+      <w:r>
+        <w:rPr>
+          <w:lang w:val="en-US"/>
+        </w:rPr>
+        <w:t>column,</w:t>
+      </w:r>
+      <w:r>
+        <w:rPr>
+          <w:lang w:val="en-US"/>
+        </w:rPr>
+        <w:t xml:space="preserve"> we need to have a flexible schema which </w:t>
+      </w:r>
+      <w:r>
+        <w:rPr>
+          <w:lang w:val="en-US"/>
+        </w:rPr>
+        <w:t>supports</w:t>
+      </w:r>
+      <w:r>
+        <w:rPr>
+          <w:lang w:val="en-US"/>
+        </w:rPr>
+        <w:t xml:space="preserve"> this </w:t>
+      </w:r>
+      <w:proofErr w:type="gramStart"/>
+      <w:r>
+        <w:rPr>
+          <w:lang w:val="en-US"/>
+        </w:rPr>
+        <w:t>case</w:t>
+      </w:r>
+      <w:r>
+        <w:rPr>
+          <w:lang w:val="en-US"/>
+        </w:rPr>
+        <w:t xml:space="preserve"> ,</w:t>
+      </w:r>
+      <w:proofErr w:type="gramEnd"/>
+      <w:r>
+        <w:rPr>
+          <w:lang w:val="en-US"/>
+        </w:rPr>
+        <w:t xml:space="preserve"> so we chose NoSQL as option.</w:t>
+      </w:r>
+    </w:p>
+    <w:p>
+      <w:r>
+        <w:t>DynamoDB generally provides lower latency for simple key-based lookups</w:t>
+      </w:r>
+      <w:r>
+        <w:t>.</w:t>
+      </w:r>
+      <w:r>
+        <w:t xml:space="preserve"> </w:t>
+      </w:r>
+    </w:p>
+    <w:p>
+      <w:r>
+        <w:t xml:space="preserve">Access pattern is simple: </w:t>
+      </w:r>
+      <w:proofErr w:type="gramStart"/>
+      <w:r>
+        <w:t xml:space="preserve">( </w:t>
+      </w:r>
+      <w:r>
+        <w:t>Partition</w:t>
+      </w:r>
+      <w:proofErr w:type="gramEnd"/>
+      <w:r>
+        <w:t xml:space="preserve"> Key </w:t>
+      </w:r>
+      <w:r>
+        <w:rPr>
+          <w:rFonts w:ascii="Times New Roman" w:hAnsi="Times New Roman" w:cs="Times New Roman"/>
+        </w:rPr>
+        <w:t>→</w:t>
+      </w:r>
+      <w:r>
+        <w:t xml:space="preserve"> </w:t>
+      </w:r>
+      <w:proofErr w:type="gramStart"/>
+      <w:r>
+        <w:t>Value</w:t>
+      </w:r>
+      <w:r>
+        <w:t xml:space="preserve"> )</w:t>
+      </w:r>
+      <w:proofErr w:type="gramEnd"/>
+    </w:p>
+    <w:p>
+      <w:r>
+        <w:t>PostgreSQL</w:t>
+      </w:r>
+      <w:r>
+        <w:t xml:space="preserve"> </w:t>
+      </w:r>
+      <w:r>
+        <w:t>is generally f</w:t>
+      </w:r>
+      <w:r>
+        <w:t>or complex queries, joins, aggregations, transactions, and reporting</w:t>
+      </w:r>
+      <w:r>
+        <w:t xml:space="preserve"> which takes more query time.</w:t>
+      </w:r>
+    </w:p>
+    <w:p/>
+    <w:p>
+      <w:pPr>
+        <w:pStyle w:val="Heading2"/>
+      </w:pPr>
+      <w:r>
+        <w:t xml:space="preserve">Confluent </w:t>
+      </w:r>
+      <w:proofErr w:type="spellStart"/>
+      <w:r>
+        <w:t>kafka</w:t>
+      </w:r>
+      <w:proofErr w:type="spellEnd"/>
+      <w:r>
+        <w:t xml:space="preserve"> is not part of AWS </w:t>
+      </w:r>
+      <w:r>
+        <w:t>environment,</w:t>
+      </w:r>
+      <w:r>
+        <w:t xml:space="preserve"> how the AWS services </w:t>
+      </w:r>
+      <w:proofErr w:type="gramStart"/>
+      <w:r>
+        <w:t>( ECS</w:t>
+      </w:r>
+      <w:proofErr w:type="gramEnd"/>
+      <w:r>
+        <w:t xml:space="preserve"> </w:t>
+      </w:r>
+      <w:proofErr w:type="gramStart"/>
+      <w:r>
+        <w:t>tasks ,</w:t>
+      </w:r>
+      <w:proofErr w:type="gramEnd"/>
+      <w:r>
+        <w:t xml:space="preserve"> </w:t>
+      </w:r>
+      <w:r>
+        <w:t>lambda)</w:t>
+      </w:r>
+      <w:r>
+        <w:t xml:space="preserve"> </w:t>
+      </w:r>
+      <w:r>
+        <w:t>can</w:t>
+      </w:r>
+      <w:r>
+        <w:t xml:space="preserve"> communicate with </w:t>
+      </w:r>
+      <w:proofErr w:type="gramStart"/>
+      <w:r>
+        <w:t>this ?</w:t>
+      </w:r>
+      <w:proofErr w:type="gramEnd"/>
+      <w:r>
+        <w:t xml:space="preserve"> how is it </w:t>
+      </w:r>
+      <w:r>
+        <w:t>whitelisted?</w:t>
+      </w:r>
+      <w:r>
+        <w:t xml:space="preserve"> </w:t>
+      </w:r>
+    </w:p>
+    <w:p>
+      <w:r>
+        <w:t>The Confluent brokers expose endpoints that are reachable from AWS.</w:t>
+      </w:r>
+    </w:p>
+    <w:p>
+      <w:r>
+        <w:t xml:space="preserve">Network </w:t>
+      </w:r>
+      <w:r>
+        <w:t>Level:</w:t>
+      </w:r>
+      <w:r>
+        <w:t xml:space="preserve"> Security group firewall rules like allowed IP </w:t>
+      </w:r>
+      <w:r>
+        <w:t>ranges,</w:t>
+      </w:r>
+      <w:r>
+        <w:t xml:space="preserve"> ingress rules.</w:t>
+      </w:r>
+    </w:p>
+    <w:p>
+      <w:r>
+        <w:t xml:space="preserve">Kafka </w:t>
+      </w:r>
+      <w:r>
+        <w:t>Level:</w:t>
+      </w:r>
+      <w:r>
+        <w:t xml:space="preserve"> SASL_SSL authorization </w:t>
+      </w:r>
+      <w:proofErr w:type="gramStart"/>
+      <w:r>
+        <w:t>( read</w:t>
+      </w:r>
+      <w:proofErr w:type="gramEnd"/>
+      <w:r>
+        <w:t xml:space="preserve"> / write </w:t>
+      </w:r>
+      <w:proofErr w:type="gramStart"/>
+      <w:r>
+        <w:t>permissions )</w:t>
+      </w:r>
+      <w:proofErr w:type="gramEnd"/>
+      <w:r>
+        <w:t xml:space="preserve"> using Confluent API Key and Secret stored in secret manager.</w:t>
+      </w:r>
+      <w:r>
+        <w:t xml:space="preserve"> </w:t>
+      </w:r>
     </w:p>
     <w:p>
       <w:pPr>
@@ -14605,20 +16836,21 @@
         <w:rPr>
           <w:lang w:eastAsia="en-IN"/>
         </w:rPr>
-        <w:t>public static final String SCHEDULE_CREATED = "ScheduleCreated";</w:t>
-      </w:r>
-    </w:p>
-    <w:p>
-      <w:pPr>
+        <w:t>public static final String SCHEDULE_CREATED = "</w:t>
+      </w:r>
+      <w:proofErr w:type="spellStart"/>
+      <w:r>
         <w:rPr>
           <w:lang w:eastAsia="en-IN"/>
         </w:rPr>
-      </w:pPr>
+        <w:t>ScheduleCreated</w:t>
+      </w:r>
+      <w:proofErr w:type="spellEnd"/>
       <w:r>
         <w:rPr>
           <w:lang w:eastAsia="en-IN"/>
         </w:rPr>
-        <w:t>public static final String CREW_ASSIGNED = "CrewAssigned";</w:t>
+        <w:t>";</w:t>
       </w:r>
     </w:p>
     <w:p>
@@ -14631,6 +16863,33 @@
         <w:rPr>
           <w:lang w:eastAsia="en-IN"/>
         </w:rPr>
+        <w:t>public static final String CREW_ASSIGNED = "</w:t>
+      </w:r>
+      <w:proofErr w:type="spellStart"/>
+      <w:r>
+        <w:rPr>
+          <w:lang w:eastAsia="en-IN"/>
+        </w:rPr>
+        <w:t>CrewAssigned</w:t>
+      </w:r>
+      <w:proofErr w:type="spellEnd"/>
+      <w:r>
+        <w:rPr>
+          <w:lang w:eastAsia="en-IN"/>
+        </w:rPr>
+        <w:t>";</w:t>
+      </w:r>
+    </w:p>
+    <w:p>
+      <w:pPr>
+        <w:rPr>
+          <w:lang w:eastAsia="en-IN"/>
+        </w:rPr>
+      </w:pPr>
+      <w:r>
+        <w:rPr>
+          <w:lang w:eastAsia="en-IN"/>
+        </w:rPr>
         <w:t>public static final int MAX_CONCURRENT_REQUESTS = 100;</w:t>
       </w:r>
     </w:p>
@@ -14644,14 +16903,29 @@
         <w:rPr>
           <w:lang w:eastAsia="en-IN"/>
         </w:rPr>
-        <w:t>public static final Duration CACHE_TTL = Duration.ofMinutes(30);</w:t>
-      </w:r>
-    </w:p>
-    <w:p>
-      <w:pPr>
+        <w:lastRenderedPageBreak/>
+        <w:t xml:space="preserve">public static final Duration CACHE_TTL = </w:t>
+      </w:r>
+      <w:proofErr w:type="spellStart"/>
+      <w:r>
         <w:rPr>
           <w:lang w:eastAsia="en-IN"/>
         </w:rPr>
+        <w:t>Duration.ofMinutes</w:t>
+      </w:r>
+      <w:proofErr w:type="spellEnd"/>
+      <w:r>
+        <w:rPr>
+          <w:lang w:eastAsia="en-IN"/>
+        </w:rPr>
+        <w:t>(30);</w:t>
+      </w:r>
+    </w:p>
+    <w:p>
+      <w:pPr>
+        <w:rPr>
+          <w:lang w:eastAsia="en-IN"/>
+        </w:rPr>
       </w:pPr>
     </w:p>
     <w:p>
@@ -14664,7 +16938,15 @@
     </w:p>
     <w:p>
       <w:r>
-        <w:t>Used inheritance through JpaRepository for CRUD functionalit</w:t>
+        <w:t xml:space="preserve">Used inheritance through </w:t>
+      </w:r>
+      <w:proofErr w:type="spellStart"/>
+      <w:r>
+        <w:t>JpaRepository</w:t>
+      </w:r>
+      <w:proofErr w:type="spellEnd"/>
+      <w:r>
+        <w:t xml:space="preserve"> for CRUD functionalit</w:t>
       </w:r>
       <w:r>
         <w:t>ies.</w:t>
@@ -14685,76 +16967,71 @@
           <w:i/>
           <w:iCs/>
         </w:rPr>
-        <w:lastRenderedPageBreak/>
-        <w:t>public interface AssignmentRepository</w:t>
-      </w:r>
+        <w:t xml:space="preserve">public interface </w:t>
+      </w:r>
+      <w:proofErr w:type="spellStart"/>
       <w:r>
         <w:rPr>
           <w:i/>
           <w:iCs/>
         </w:rPr>
-        <w:t xml:space="preserve"> </w:t>
-      </w:r>
+        <w:t>AssignmentRepository</w:t>
+      </w:r>
+      <w:proofErr w:type="spellEnd"/>
       <w:r>
         <w:rPr>
           <w:i/>
           <w:iCs/>
         </w:rPr>
-        <w:t>extends</w:t>
+        <w:t xml:space="preserve"> </w:t>
       </w:r>
       <w:r>
         <w:rPr>
           <w:i/>
           <w:iCs/>
         </w:rPr>
-        <w:t xml:space="preserve"> </w:t>
+        <w:t>extends</w:t>
       </w:r>
       <w:r>
         <w:rPr>
           <w:i/>
           <w:iCs/>
         </w:rPr>
-        <w:t xml:space="preserve">JpaRepository&lt;Assignment, </w:t>
-      </w:r>
-      <w:proofErr w:type="gramStart"/>
+        <w:t xml:space="preserve"> </w:t>
+      </w:r>
+      <w:proofErr w:type="spellStart"/>
       <w:r>
         <w:rPr>
           <w:i/>
           <w:iCs/>
         </w:rPr>
-        <w:t>Long</w:t>
-      </w:r>
-      <w:proofErr w:type="gramEnd"/>
+        <w:t>JpaRepository</w:t>
+      </w:r>
+      <w:proofErr w:type="spellEnd"/>
       <w:r>
         <w:rPr>
           <w:i/>
           <w:iCs/>
         </w:rPr>
-        <w:t>&gt; {</w:t>
-      </w:r>
-    </w:p>
-    <w:p>
-      <w:pPr>
+        <w:t xml:space="preserve">&lt;Assignment, </w:t>
+      </w:r>
+      <w:proofErr w:type="gramStart"/>
+      <w:r>
         <w:rPr>
           <w:i/>
           <w:iCs/>
         </w:rPr>
-      </w:pPr>
+        <w:t>Long</w:t>
+      </w:r>
+      <w:proofErr w:type="gramEnd"/>
       <w:r>
         <w:rPr>
           <w:i/>
           <w:iCs/>
         </w:rPr>
-        <w:t>}</w:t>
-      </w:r>
-    </w:p>
-    <w:p/>
-    <w:p>
-      <w:r>
-        <w:t>Used inheritance to model different crew types such as Pilot, First Officer, and Cabin Crew while sharing common crew attributes in the parent CrewMember class.</w:t>
-      </w:r>
-    </w:p>
-    <w:p/>
+        <w:t>&gt; {</w:t>
+      </w:r>
+    </w:p>
     <w:p>
       <w:pPr>
         <w:rPr>
@@ -14767,12 +17044,26 @@
           <w:i/>
           <w:iCs/>
         </w:rPr>
-        <w:t>public abstract class CrewMember {</w:t>
-      </w:r>
-    </w:p>
-    <w:p>
-      <w:pPr>
-        <w:ind w:left="720"/>
+        <w:t>}</w:t>
+      </w:r>
+    </w:p>
+    <w:p/>
+    <w:p>
+      <w:r>
+        <w:t xml:space="preserve">Used inheritance to model different crew types such as Pilot, First Officer, and Cabin Crew while sharing common crew attributes in the parent </w:t>
+      </w:r>
+      <w:proofErr w:type="spellStart"/>
+      <w:r>
+        <w:t>CrewMember</w:t>
+      </w:r>
+      <w:proofErr w:type="spellEnd"/>
+      <w:r>
+        <w:t xml:space="preserve"> class.</w:t>
+      </w:r>
+    </w:p>
+    <w:p/>
+    <w:p>
+      <w:pPr>
         <w:rPr>
           <w:i/>
           <w:iCs/>
@@ -14783,27 +17074,28 @@
           <w:i/>
           <w:iCs/>
         </w:rPr>
-        <w:t>private String crewId;</w:t>
-      </w:r>
-    </w:p>
-    <w:p>
-      <w:pPr>
-        <w:ind w:left="720"/>
+        <w:t xml:space="preserve">public abstract class </w:t>
+      </w:r>
+      <w:proofErr w:type="spellStart"/>
+      <w:r>
         <w:rPr>
           <w:i/>
           <w:iCs/>
         </w:rPr>
-      </w:pPr>
+        <w:t>CrewMember</w:t>
+      </w:r>
+      <w:proofErr w:type="spellEnd"/>
       <w:r>
         <w:rPr>
           <w:i/>
           <w:iCs/>
         </w:rPr>
-        <w:t>private String name;</w:t>
-      </w:r>
-    </w:p>
-    <w:p>
-      <w:pPr>
+        <w:t xml:space="preserve"> {</w:t>
+      </w:r>
+    </w:p>
+    <w:p>
+      <w:pPr>
+        <w:ind w:left="720"/>
         <w:rPr>
           <w:i/>
           <w:iCs/>
@@ -14814,98 +17106,64 @@
           <w:i/>
           <w:iCs/>
         </w:rPr>
-        <w:t>}</w:t>
-      </w:r>
-    </w:p>
-    <w:p>
-      <w:pPr>
+        <w:t xml:space="preserve">private String </w:t>
+      </w:r>
+      <w:proofErr w:type="spellStart"/>
+      <w:r>
         <w:rPr>
           <w:i/>
           <w:iCs/>
         </w:rPr>
-      </w:pPr>
-    </w:p>
-    <w:p>
-      <w:pPr>
+        <w:t>crewId</w:t>
+      </w:r>
+      <w:proofErr w:type="spellEnd"/>
+      <w:r>
         <w:rPr>
           <w:i/>
           <w:iCs/>
         </w:rPr>
-      </w:pPr>
-      <w:r>
+        <w:t>;</w:t>
+      </w:r>
+    </w:p>
+    <w:p>
+      <w:pPr>
+        <w:ind w:left="720"/>
         <w:rPr>
           <w:i/>
           <w:iCs/>
         </w:rPr>
-        <w:t>public class Pilot extends CrewMember {}</w:t>
-      </w:r>
-    </w:p>
-    <w:p>
-      <w:pPr>
+      </w:pPr>
+      <w:r>
         <w:rPr>
           <w:i/>
           <w:iCs/>
         </w:rPr>
-      </w:pPr>
-      <w:r>
+        <w:t>private String name;</w:t>
+      </w:r>
+    </w:p>
+    <w:p>
+      <w:pPr>
         <w:rPr>
           <w:i/>
           <w:iCs/>
         </w:rPr>
-        <w:t>public class FirstOfficer extends CrewMember {}</w:t>
-      </w:r>
-    </w:p>
-    <w:p>
-      <w:pPr>
+      </w:pPr>
+      <w:r>
         <w:rPr>
           <w:i/>
           <w:iCs/>
         </w:rPr>
-      </w:pPr>
-      <w:r>
+        <w:t>}</w:t>
+      </w:r>
+    </w:p>
+    <w:p>
+      <w:pPr>
         <w:rPr>
           <w:i/>
           <w:iCs/>
         </w:rPr>
-        <w:t>public class CabinCrew extends CrewMember {}</w:t>
-      </w:r>
-    </w:p>
-    <w:p/>
-    <w:p>
-      <w:pPr>
-        <w:pStyle w:val="Heading2"/>
-      </w:pPr>
-      <w:r>
-        <w:t>Singleton Pattern</w:t>
-      </w:r>
-    </w:p>
-    <w:p>
-      <w:r>
-        <w:t xml:space="preserve">Used the Singleton pattern </w:t>
-      </w:r>
-      <w:r>
-        <w:t>for all</w:t>
-      </w:r>
-      <w:r>
-        <w:t xml:space="preserve"> Spring-managed beans and logger instances</w:t>
-      </w:r>
-      <w:r>
-        <w:t xml:space="preserve"> </w:t>
-      </w:r>
-      <w:r>
-        <w:t xml:space="preserve">ensuring only one shared instance </w:t>
-      </w:r>
-      <w:r>
-        <w:t xml:space="preserve">per class </w:t>
-      </w:r>
-      <w:r>
-        <w:t>is used across the application lifecycle</w:t>
-      </w:r>
-      <w:r>
-        <w:t>.</w:t>
-      </w:r>
-    </w:p>
-    <w:p/>
+      </w:pPr>
+    </w:p>
     <w:p>
       <w:pPr>
         <w:rPr>
@@ -14918,22 +17176,117 @@
           <w:i/>
           <w:iCs/>
         </w:rPr>
-        <w:t>private static final Logger log =</w:t>
-      </w:r>
-    </w:p>
-    <w:p>
-      <w:pPr>
+        <w:t xml:space="preserve">public class Pilot extends </w:t>
+      </w:r>
+      <w:proofErr w:type="spellStart"/>
+      <w:r>
         <w:rPr>
           <w:i/>
           <w:iCs/>
         </w:rPr>
-      </w:pPr>
+        <w:t>CrewMember</w:t>
+      </w:r>
+      <w:proofErr w:type="spellEnd"/>
       <w:r>
         <w:rPr>
           <w:i/>
           <w:iCs/>
         </w:rPr>
-        <w:t>LoggerFactory.getLogger(CrewQueryService.class);</w:t>
+        <w:t xml:space="preserve"> {}</w:t>
+      </w:r>
+    </w:p>
+    <w:p>
+      <w:pPr>
+        <w:rPr>
+          <w:i/>
+          <w:iCs/>
+        </w:rPr>
+      </w:pPr>
+      <w:r>
+        <w:rPr>
+          <w:i/>
+          <w:iCs/>
+        </w:rPr>
+        <w:t xml:space="preserve">public class </w:t>
+      </w:r>
+      <w:proofErr w:type="spellStart"/>
+      <w:r>
+        <w:rPr>
+          <w:i/>
+          <w:iCs/>
+        </w:rPr>
+        <w:t>FirstOfficer</w:t>
+      </w:r>
+      <w:proofErr w:type="spellEnd"/>
+      <w:r>
+        <w:rPr>
+          <w:i/>
+          <w:iCs/>
+        </w:rPr>
+        <w:t xml:space="preserve"> extends </w:t>
+      </w:r>
+      <w:proofErr w:type="spellStart"/>
+      <w:r>
+        <w:rPr>
+          <w:i/>
+          <w:iCs/>
+        </w:rPr>
+        <w:t>CrewMember</w:t>
+      </w:r>
+      <w:proofErr w:type="spellEnd"/>
+      <w:r>
+        <w:rPr>
+          <w:i/>
+          <w:iCs/>
+        </w:rPr>
+        <w:t xml:space="preserve"> {}</w:t>
+      </w:r>
+    </w:p>
+    <w:p>
+      <w:pPr>
+        <w:rPr>
+          <w:i/>
+          <w:iCs/>
+        </w:rPr>
+      </w:pPr>
+      <w:r>
+        <w:rPr>
+          <w:i/>
+          <w:iCs/>
+        </w:rPr>
+        <w:t xml:space="preserve">public class </w:t>
+      </w:r>
+      <w:proofErr w:type="spellStart"/>
+      <w:r>
+        <w:rPr>
+          <w:i/>
+          <w:iCs/>
+        </w:rPr>
+        <w:t>CabinCrew</w:t>
+      </w:r>
+      <w:proofErr w:type="spellEnd"/>
+      <w:r>
+        <w:rPr>
+          <w:i/>
+          <w:iCs/>
+        </w:rPr>
+        <w:t xml:space="preserve"> extends </w:t>
+      </w:r>
+      <w:proofErr w:type="spellStart"/>
+      <w:r>
+        <w:rPr>
+          <w:i/>
+          <w:iCs/>
+        </w:rPr>
+        <w:t>CrewMember</w:t>
+      </w:r>
+      <w:proofErr w:type="spellEnd"/>
+      <w:r>
+        <w:rPr>
+          <w:i/>
+          <w:iCs/>
+        </w:rPr>
+        <w:t xml:space="preserve"> {}</w:t>
       </w:r>
     </w:p>
     <w:p/>
@@ -14942,13 +17295,112 @@
         <w:pStyle w:val="Heading2"/>
       </w:pPr>
       <w:r>
+        <w:t>Singleton Pattern</w:t>
+      </w:r>
+    </w:p>
+    <w:p>
+      <w:r>
+        <w:t xml:space="preserve">Used the Singleton pattern </w:t>
+      </w:r>
+      <w:r>
+        <w:t>for all</w:t>
+      </w:r>
+      <w:r>
+        <w:t xml:space="preserve"> Spring-managed beans and logger instances</w:t>
+      </w:r>
+      <w:r>
+        <w:t xml:space="preserve"> </w:t>
+      </w:r>
+      <w:r>
+        <w:t xml:space="preserve">ensuring only one shared instance </w:t>
+      </w:r>
+      <w:r>
+        <w:t xml:space="preserve">per class </w:t>
+      </w:r>
+      <w:r>
+        <w:t>is used across the application lifecycle</w:t>
+      </w:r>
+      <w:r>
+        <w:t>.</w:t>
+      </w:r>
+    </w:p>
+    <w:p/>
+    <w:p>
+      <w:pPr>
+        <w:rPr>
+          <w:i/>
+          <w:iCs/>
+        </w:rPr>
+      </w:pPr>
+      <w:r>
+        <w:rPr>
+          <w:i/>
+          <w:iCs/>
+        </w:rPr>
+        <w:t>private static final Logger log =</w:t>
+      </w:r>
+    </w:p>
+    <w:p>
+      <w:pPr>
+        <w:rPr>
+          <w:i/>
+          <w:iCs/>
+        </w:rPr>
+      </w:pPr>
+      <w:proofErr w:type="spellStart"/>
+      <w:r>
+        <w:rPr>
+          <w:i/>
+          <w:iCs/>
+        </w:rPr>
+        <w:t>LoggerFactory.getLogger</w:t>
+      </w:r>
+      <w:proofErr w:type="spellEnd"/>
+      <w:r>
+        <w:rPr>
+          <w:i/>
+          <w:iCs/>
+        </w:rPr>
+        <w:t>(</w:t>
+      </w:r>
+      <w:proofErr w:type="spellStart"/>
+      <w:r>
+        <w:rPr>
+          <w:i/>
+          <w:iCs/>
+        </w:rPr>
+        <w:t>CrewQueryService.class</w:t>
+      </w:r>
+      <w:proofErr w:type="spellEnd"/>
+      <w:r>
+        <w:rPr>
+          <w:i/>
+          <w:iCs/>
+        </w:rPr>
+        <w:t>);</w:t>
+      </w:r>
+    </w:p>
+    <w:p/>
+    <w:p>
+      <w:pPr>
+        <w:pStyle w:val="Heading2"/>
+      </w:pPr>
+      <w:r>
         <w:t>Builder Pattern</w:t>
       </w:r>
     </w:p>
     <w:p/>
     <w:p>
       <w:r>
-        <w:t>Used the Builder pattern to construct ErrorResponse and Kafka event objects with multiple optional fields while avoiding large constructors</w:t>
+        <w:t xml:space="preserve">Used the Builder pattern to construct </w:t>
+      </w:r>
+      <w:proofErr w:type="spellStart"/>
+      <w:r>
+        <w:t>ErrorResponse</w:t>
+      </w:r>
+      <w:proofErr w:type="spellEnd"/>
+      <w:r>
+        <w:t xml:space="preserve"> and Kafka event objects with multiple optional fields while avoiding large constructors</w:t>
       </w:r>
       <w:r>
         <w:t>.</w:t>
@@ -14980,20 +17432,29 @@
           <w:b/>
           <w:bCs/>
         </w:rPr>
-        <w:lastRenderedPageBreak/>
         <w:t>Error Response Object</w:t>
       </w:r>
     </w:p>
     <w:p>
-      <w:r>
-        <w:t>ErrorResponse.builder()</w:t>
+      <w:proofErr w:type="spellStart"/>
+      <w:r>
+        <w:t>ErrorResponse.builder</w:t>
+      </w:r>
+      <w:proofErr w:type="spellEnd"/>
+      <w:r>
+        <w:t>()</w:t>
       </w:r>
     </w:p>
     <w:p>
       <w:proofErr w:type="gramStart"/>
       <w:r>
-        <w:t>.errorCode</w:t>
-      </w:r>
+        <w:t>.</w:t>
+      </w:r>
+      <w:proofErr w:type="spellStart"/>
+      <w:r>
+        <w:t>errorCode</w:t>
+      </w:r>
+      <w:proofErr w:type="spellEnd"/>
       <w:proofErr w:type="gramEnd"/>
       <w:r>
         <w:t>("CREW_001")</w:t>
@@ -15012,11 +17473,24 @@
     <w:p>
       <w:proofErr w:type="gramStart"/>
       <w:r>
-        <w:t>.correlationId</w:t>
-      </w:r>
+        <w:t>.</w:t>
+      </w:r>
+      <w:proofErr w:type="spellStart"/>
+      <w:r>
+        <w:t>correlationId</w:t>
+      </w:r>
+      <w:proofErr w:type="spellEnd"/>
       <w:proofErr w:type="gramEnd"/>
       <w:r>
-        <w:t>(requestId)</w:t>
+        <w:t>(</w:t>
+      </w:r>
+      <w:proofErr w:type="spellStart"/>
+      <w:r>
+        <w:t>requestId</w:t>
+      </w:r>
+      <w:proofErr w:type="spellEnd"/>
+      <w:r>
+        <w:t>)</w:t>
       </w:r>
     </w:p>
     <w:p>
@@ -15028,9 +17502,14 @@
       <w:r>
         <w:t>(</w:t>
       </w:r>
+      <w:proofErr w:type="spellStart"/>
       <w:proofErr w:type="gramStart"/>
       <w:r>
-        <w:t>Instant.now(</w:t>
+        <w:t>Instant.now</w:t>
+      </w:r>
+      <w:proofErr w:type="spellEnd"/>
+      <w:r>
+        <w:t>(</w:t>
       </w:r>
       <w:proofErr w:type="gramEnd"/>
       <w:r>
@@ -15064,15 +17543,25 @@
       </w:r>
     </w:p>
     <w:p>
-      <w:r>
-        <w:t>CrewAssignedEvent.builder()</w:t>
+      <w:proofErr w:type="spellStart"/>
+      <w:r>
+        <w:t>CrewAssignedEvent.builder</w:t>
+      </w:r>
+      <w:proofErr w:type="spellEnd"/>
+      <w:r>
+        <w:t>()</w:t>
       </w:r>
     </w:p>
     <w:p>
       <w:proofErr w:type="gramStart"/>
       <w:r>
-        <w:t>.crewId</w:t>
-      </w:r>
+        <w:t>.</w:t>
+      </w:r>
+      <w:proofErr w:type="spellStart"/>
+      <w:r>
+        <w:t>crewId</w:t>
+      </w:r>
+      <w:proofErr w:type="spellEnd"/>
       <w:proofErr w:type="gramEnd"/>
       <w:r>
         <w:t>("CREW001")</w:t>
@@ -15081,8 +17570,13 @@
     <w:p>
       <w:proofErr w:type="gramStart"/>
       <w:r>
-        <w:t>.flightId</w:t>
-      </w:r>
+        <w:t>.</w:t>
+      </w:r>
+      <w:proofErr w:type="spellStart"/>
+      <w:r>
+        <w:t>flightId</w:t>
+      </w:r>
+      <w:proofErr w:type="spellEnd"/>
       <w:proofErr w:type="gramEnd"/>
       <w:r>
         <w:t>("WN123")</w:t>
@@ -15091,11 +17585,24 @@
     <w:p>
       <w:proofErr w:type="gramStart"/>
       <w:r>
-        <w:t>.eventType</w:t>
-      </w:r>
+        <w:t>.</w:t>
+      </w:r>
+      <w:proofErr w:type="spellStart"/>
+      <w:r>
+        <w:t>eventType</w:t>
+      </w:r>
+      <w:proofErr w:type="spellEnd"/>
       <w:proofErr w:type="gramEnd"/>
       <w:r>
-        <w:t>("CrewAssigned")</w:t>
+        <w:t>("</w:t>
+      </w:r>
+      <w:proofErr w:type="spellStart"/>
+      <w:r>
+        <w:t>CrewAssigned</w:t>
+      </w:r>
+      <w:proofErr w:type="spellEnd"/>
+      <w:r>
+        <w:t>")</w:t>
       </w:r>
     </w:p>
     <w:p>
@@ -15125,37 +17632,51 @@
     </w:p>
     <w:p/>
     <w:p>
-      <w:r>
-        <w:t>ValidationStrategy strategy;</w:t>
+      <w:proofErr w:type="spellStart"/>
+      <w:r>
+        <w:t>ValidationStrategy</w:t>
+      </w:r>
+      <w:proofErr w:type="spellEnd"/>
+      <w:r>
+        <w:t xml:space="preserve"> strategy;</w:t>
       </w:r>
     </w:p>
     <w:p/>
     <w:p>
       <w:r>
+        <w:lastRenderedPageBreak/>
         <w:t>RestPeriodValidationStrategy</w:t>
       </w:r>
     </w:p>
     <w:p>
+      <w:proofErr w:type="spellStart"/>
       <w:r>
         <w:t>FlightHoursValidationStrategy</w:t>
       </w:r>
-    </w:p>
-    <w:p>
+      <w:proofErr w:type="spellEnd"/>
+    </w:p>
+    <w:p>
+      <w:proofErr w:type="spellStart"/>
       <w:r>
         <w:t>QualificationValidationStrategy</w:t>
       </w:r>
-    </w:p>
-    <w:p>
+      <w:proofErr w:type="spellEnd"/>
+    </w:p>
+    <w:p>
+      <w:proofErr w:type="spellStart"/>
       <w:r>
         <w:t>MedicalValidationStrategy</w:t>
       </w:r>
+      <w:proofErr w:type="spellEnd"/>
     </w:p>
     <w:p/>
     <w:p>
+      <w:proofErr w:type="spellStart"/>
       <w:proofErr w:type="gramStart"/>
       <w:r>
         <w:t>strategy.validate</w:t>
       </w:r>
+      <w:proofErr w:type="spellEnd"/>
       <w:proofErr w:type="gramEnd"/>
       <w:r>
         <w:t>(request);</w:t>
@@ -15220,7 +17741,23 @@
     </w:p>
     <w:p>
       <w:r>
-        <w:t>Used the Observer pattern through Kafka event-driven architecture, where ScheduleCreated and ScheduleUpdated events notified multiple independent consumers such as Projector, Notification, and Audit services.</w:t>
+        <w:t xml:space="preserve">Used the Observer pattern through Kafka event-driven architecture, where </w:t>
+      </w:r>
+      <w:proofErr w:type="spellStart"/>
+      <w:r>
+        <w:t>ScheduleCreated</w:t>
+      </w:r>
+      <w:proofErr w:type="spellEnd"/>
+      <w:r>
+        <w:t xml:space="preserve"> and </w:t>
+      </w:r>
+      <w:proofErr w:type="spellStart"/>
+      <w:r>
+        <w:t>ScheduleUpdated</w:t>
+      </w:r>
+      <w:proofErr w:type="spellEnd"/>
+      <w:r>
+        <w:t xml:space="preserve"> events notified multiple independent consumers such as Projector, Notification, and Audit services.</w:t>
       </w:r>
     </w:p>
     <w:p>
@@ -15244,8 +17781,29 @@
     </w:p>
     <w:p/>
     <w:p>
-      <w:r>
-        <w:t>ValidationRule rule =validationRuleFactory.getRule(validationType);</w:t>
+      <w:proofErr w:type="spellStart"/>
+      <w:r>
+        <w:t>ValidationRule</w:t>
+      </w:r>
+      <w:proofErr w:type="spellEnd"/>
+      <w:r>
+        <w:t xml:space="preserve"> rule =</w:t>
+      </w:r>
+      <w:proofErr w:type="spellStart"/>
+      <w:r>
+        <w:t>validationRuleFactory.getRule</w:t>
+      </w:r>
+      <w:proofErr w:type="spellEnd"/>
+      <w:r>
+        <w:t>(</w:t>
+      </w:r>
+      <w:proofErr w:type="spellStart"/>
+      <w:r>
+        <w:t>validationType</w:t>
+      </w:r>
+      <w:proofErr w:type="spellEnd"/>
+      <w:r>
+        <w:t>);</w:t>
       </w:r>
     </w:p>
     <w:p/>
@@ -15260,8 +17818,13 @@
         <w:t>→</w:t>
       </w:r>
       <w:r>
-        <w:t xml:space="preserve"> RestPeriodValidationRule</w:t>
-      </w:r>
+        <w:t xml:space="preserve"> </w:t>
+      </w:r>
+      <w:proofErr w:type="spellStart"/>
+      <w:r>
+        <w:t>RestPeriodValidationRule</w:t>
+      </w:r>
+      <w:proofErr w:type="spellEnd"/>
     </w:p>
     <w:p>
       <w:r>
@@ -15274,8 +17837,13 @@
         <w:t>→</w:t>
       </w:r>
       <w:r>
-        <w:t xml:space="preserve"> FlightHoursValidationRule</w:t>
-      </w:r>
+        <w:t xml:space="preserve"> </w:t>
+      </w:r>
+      <w:proofErr w:type="spellStart"/>
+      <w:r>
+        <w:t>FlightHoursValidationRule</w:t>
+      </w:r>
+      <w:proofErr w:type="spellEnd"/>
     </w:p>
     <w:p>
       <w:r>
@@ -15288,11 +17856,17 @@
         <w:t>→</w:t>
       </w:r>
       <w:r>
-        <w:t xml:space="preserve"> MedicalValidationRule</w:t>
-      </w:r>
-    </w:p>
-    <w:p>
-      <w:r>
+        <w:t xml:space="preserve"> </w:t>
+      </w:r>
+      <w:proofErr w:type="spellStart"/>
+      <w:r>
+        <w:t>MedicalValidationRule</w:t>
+      </w:r>
+      <w:proofErr w:type="spellEnd"/>
+    </w:p>
+    <w:p>
+      <w:r>
+        <w:lastRenderedPageBreak/>
         <w:t xml:space="preserve">QUALIFICATION </w:t>
       </w:r>
       <w:r>
@@ -15302,8 +17876,13 @@
         <w:t>→</w:t>
       </w:r>
       <w:r>
-        <w:t xml:space="preserve"> QualificationValidationRule</w:t>
-      </w:r>
+        <w:t xml:space="preserve"> </w:t>
+      </w:r>
+      <w:proofErr w:type="spellStart"/>
+      <w:r>
+        <w:t>QualificationValidationRule</w:t>
+      </w:r>
+      <w:proofErr w:type="spellEnd"/>
     </w:p>
     <w:p/>
     <w:p>
@@ -16042,6 +18621,119 @@
     </w:lvl>
   </w:abstractNum>
   <w:abstractNum w:abstractNumId="5" w15:restartNumberingAfterBreak="0">
+    <w:nsid w:val="0CA3014B"/>
+    <w:multiLevelType w:val="hybridMultilevel"/>
+    <w:tmpl w:val="AD0C27EC"/>
+    <w:lvl w:ilvl="0" w:tplc="40090001">
+      <w:start w:val="1"/>
+      <w:numFmt w:val="bullet"/>
+      <w:lvlText w:val=""/>
+      <w:lvlJc w:val="left"/>
+      <w:pPr>
+        <w:ind w:left="720" w:hanging="360"/>
+      </w:pPr>
+      <w:rPr>
+        <w:rFonts w:ascii="Symbol" w:hAnsi="Symbol" w:hint="default"/>
+      </w:rPr>
+    </w:lvl>
+    <w:lvl w:ilvl="1" w:tplc="40090003" w:tentative="1">
+      <w:start w:val="1"/>
+      <w:numFmt w:val="bullet"/>
+      <w:lvlText w:val="o"/>
+      <w:lvlJc w:val="left"/>
+      <w:pPr>
+        <w:ind w:left="1440" w:hanging="360"/>
+      </w:pPr>
+      <w:rPr>
+        <w:rFonts w:ascii="Courier New" w:hAnsi="Courier New" w:cs="Courier New" w:hint="default"/>
+      </w:rPr>
+    </w:lvl>
+    <w:lvl w:ilvl="2" w:tplc="40090005" w:tentative="1">
+      <w:start w:val="1"/>
+      <w:numFmt w:val="bullet"/>
+      <w:lvlText w:val=""/>
+      <w:lvlJc w:val="left"/>
+      <w:pPr>
+        <w:ind w:left="2160" w:hanging="360"/>
+      </w:pPr>
+      <w:rPr>
+        <w:rFonts w:ascii="Wingdings" w:hAnsi="Wingdings" w:hint="default"/>
+      </w:rPr>
+    </w:lvl>
+    <w:lvl w:ilvl="3" w:tplc="40090001" w:tentative="1">
+      <w:start w:val="1"/>
+      <w:numFmt w:val="bullet"/>
+      <w:lvlText w:val=""/>
+      <w:lvlJc w:val="left"/>
+      <w:pPr>
+        <w:ind w:left="2880" w:hanging="360"/>
+      </w:pPr>
+      <w:rPr>
+        <w:rFonts w:ascii="Symbol" w:hAnsi="Symbol" w:hint="default"/>
+      </w:rPr>
+    </w:lvl>
+    <w:lvl w:ilvl="4" w:tplc="40090003" w:tentative="1">
+      <w:start w:val="1"/>
+      <w:numFmt w:val="bullet"/>
+      <w:lvlText w:val="o"/>
+      <w:lvlJc w:val="left"/>
+      <w:pPr>
+        <w:ind w:left="3600" w:hanging="360"/>
+      </w:pPr>
+      <w:rPr>
+        <w:rFonts w:ascii="Courier New" w:hAnsi="Courier New" w:cs="Courier New" w:hint="default"/>
+      </w:rPr>
+    </w:lvl>
+    <w:lvl w:ilvl="5" w:tplc="40090005" w:tentative="1">
+      <w:start w:val="1"/>
+      <w:numFmt w:val="bullet"/>
+      <w:lvlText w:val=""/>
+      <w:lvlJc w:val="left"/>
+      <w:pPr>
+        <w:ind w:left="4320" w:hanging="360"/>
+      </w:pPr>
+      <w:rPr>
+        <w:rFonts w:ascii="Wingdings" w:hAnsi="Wingdings" w:hint="default"/>
+      </w:rPr>
+    </w:lvl>
+    <w:lvl w:ilvl="6" w:tplc="40090001" w:tentative="1">
+      <w:start w:val="1"/>
+      <w:numFmt w:val="bullet"/>
+      <w:lvlText w:val=""/>
+      <w:lvlJc w:val="left"/>
+      <w:pPr>
+        <w:ind w:left="5040" w:hanging="360"/>
+      </w:pPr>
+      <w:rPr>
+        <w:rFonts w:ascii="Symbol" w:hAnsi="Symbol" w:hint="default"/>
+      </w:rPr>
+    </w:lvl>
+    <w:lvl w:ilvl="7" w:tplc="40090003" w:tentative="1">
+      <w:start w:val="1"/>
+      <w:numFmt w:val="bullet"/>
+      <w:lvlText w:val="o"/>
+      <w:lvlJc w:val="left"/>
+      <w:pPr>
+        <w:ind w:left="5760" w:hanging="360"/>
+      </w:pPr>
+      <w:rPr>
+        <w:rFonts w:ascii="Courier New" w:hAnsi="Courier New" w:cs="Courier New" w:hint="default"/>
+      </w:rPr>
+    </w:lvl>
+    <w:lvl w:ilvl="8" w:tplc="40090005" w:tentative="1">
+      <w:start w:val="1"/>
+      <w:numFmt w:val="bullet"/>
+      <w:lvlText w:val=""/>
+      <w:lvlJc w:val="left"/>
+      <w:pPr>
+        <w:ind w:left="6480" w:hanging="360"/>
+      </w:pPr>
+      <w:rPr>
+        <w:rFonts w:ascii="Wingdings" w:hAnsi="Wingdings" w:hint="default"/>
+      </w:rPr>
+    </w:lvl>
+  </w:abstractNum>
+  <w:abstractNum w:abstractNumId="6" w15:restartNumberingAfterBreak="0">
     <w:nsid w:val="0ED65182"/>
     <w:multiLevelType w:val="multilevel"/>
     <w:tmpl w:val="C1A2207A"/>
@@ -16154,7 +18846,7 @@
       </w:pPr>
     </w:lvl>
   </w:abstractNum>
-  <w:abstractNum w:abstractNumId="6" w15:restartNumberingAfterBreak="0">
+  <w:abstractNum w:abstractNumId="7" w15:restartNumberingAfterBreak="0">
     <w:nsid w:val="12B60D48"/>
     <w:multiLevelType w:val="multilevel"/>
     <w:tmpl w:val="9378F7C8"/>
@@ -16267,7 +18959,7 @@
       </w:pPr>
     </w:lvl>
   </w:abstractNum>
-  <w:abstractNum w:abstractNumId="7" w15:restartNumberingAfterBreak="0">
+  <w:abstractNum w:abstractNumId="8" w15:restartNumberingAfterBreak="0">
     <w:nsid w:val="14A40D7F"/>
     <w:multiLevelType w:val="multilevel"/>
     <w:tmpl w:val="DE2CC9C0"/>
@@ -16416,7 +19108,7 @@
       </w:rPr>
     </w:lvl>
   </w:abstractNum>
-  <w:abstractNum w:abstractNumId="8" w15:restartNumberingAfterBreak="0">
+  <w:abstractNum w:abstractNumId="9" w15:restartNumberingAfterBreak="0">
     <w:nsid w:val="14B77708"/>
     <w:multiLevelType w:val="multilevel"/>
     <w:tmpl w:val="7E725D46"/>
@@ -16565,7 +19257,7 @@
       </w:rPr>
     </w:lvl>
   </w:abstractNum>
-  <w:abstractNum w:abstractNumId="9" w15:restartNumberingAfterBreak="0">
+  <w:abstractNum w:abstractNumId="10" w15:restartNumberingAfterBreak="0">
     <w:nsid w:val="17234DE2"/>
     <w:multiLevelType w:val="multilevel"/>
     <w:tmpl w:val="4A04EEEA"/>
@@ -16714,7 +19406,7 @@
       </w:rPr>
     </w:lvl>
   </w:abstractNum>
-  <w:abstractNum w:abstractNumId="10" w15:restartNumberingAfterBreak="0">
+  <w:abstractNum w:abstractNumId="11" w15:restartNumberingAfterBreak="0">
     <w:nsid w:val="174F61DD"/>
     <w:multiLevelType w:val="multilevel"/>
     <w:tmpl w:val="5BF06120"/>
@@ -16863,7 +19555,7 @@
       </w:rPr>
     </w:lvl>
   </w:abstractNum>
-  <w:abstractNum w:abstractNumId="11" w15:restartNumberingAfterBreak="0">
+  <w:abstractNum w:abstractNumId="12" w15:restartNumberingAfterBreak="0">
     <w:nsid w:val="19784244"/>
     <w:multiLevelType w:val="multilevel"/>
     <w:tmpl w:val="D5F809FE"/>
@@ -17012,7 +19704,7 @@
       </w:rPr>
     </w:lvl>
   </w:abstractNum>
-  <w:abstractNum w:abstractNumId="12" w15:restartNumberingAfterBreak="0">
+  <w:abstractNum w:abstractNumId="13" w15:restartNumberingAfterBreak="0">
     <w:nsid w:val="19CB3745"/>
     <w:multiLevelType w:val="multilevel"/>
     <w:tmpl w:val="270A2A62"/>
@@ -17161,7 +19853,7 @@
       </w:rPr>
     </w:lvl>
   </w:abstractNum>
-  <w:abstractNum w:abstractNumId="13" w15:restartNumberingAfterBreak="0">
+  <w:abstractNum w:abstractNumId="14" w15:restartNumberingAfterBreak="0">
     <w:nsid w:val="210A2804"/>
     <w:multiLevelType w:val="multilevel"/>
     <w:tmpl w:val="F4A04838"/>
@@ -17280,7 +19972,7 @@
       </w:rPr>
     </w:lvl>
   </w:abstractNum>
-  <w:abstractNum w:abstractNumId="14" w15:restartNumberingAfterBreak="0">
+  <w:abstractNum w:abstractNumId="15" w15:restartNumberingAfterBreak="0">
     <w:nsid w:val="233B368B"/>
     <w:multiLevelType w:val="multilevel"/>
     <w:tmpl w:val="3EE67B00"/>
@@ -17429,7 +20121,7 @@
       </w:rPr>
     </w:lvl>
   </w:abstractNum>
-  <w:abstractNum w:abstractNumId="15" w15:restartNumberingAfterBreak="0">
+  <w:abstractNum w:abstractNumId="16" w15:restartNumberingAfterBreak="0">
     <w:nsid w:val="242724E3"/>
     <w:multiLevelType w:val="multilevel"/>
     <w:tmpl w:val="A6EAE126"/>
@@ -17578,7 +20270,7 @@
       </w:rPr>
     </w:lvl>
   </w:abstractNum>
-  <w:abstractNum w:abstractNumId="16" w15:restartNumberingAfterBreak="0">
+  <w:abstractNum w:abstractNumId="17" w15:restartNumberingAfterBreak="0">
     <w:nsid w:val="2E7903E9"/>
     <w:multiLevelType w:val="multilevel"/>
     <w:tmpl w:val="66BE239C"/>
@@ -17691,7 +20383,7 @@
       </w:pPr>
     </w:lvl>
   </w:abstractNum>
-  <w:abstractNum w:abstractNumId="17" w15:restartNumberingAfterBreak="0">
+  <w:abstractNum w:abstractNumId="18" w15:restartNumberingAfterBreak="0">
     <w:nsid w:val="32DB4183"/>
     <w:multiLevelType w:val="multilevel"/>
     <w:tmpl w:val="156410BE"/>
@@ -17840,7 +20532,7 @@
       </w:rPr>
     </w:lvl>
   </w:abstractNum>
-  <w:abstractNum w:abstractNumId="18" w15:restartNumberingAfterBreak="0">
+  <w:abstractNum w:abstractNumId="19" w15:restartNumberingAfterBreak="0">
     <w:nsid w:val="3577552F"/>
     <w:multiLevelType w:val="multilevel"/>
     <w:tmpl w:val="717AD8BA"/>
@@ -17989,7 +20681,7 @@
       </w:rPr>
     </w:lvl>
   </w:abstractNum>
-  <w:abstractNum w:abstractNumId="19" w15:restartNumberingAfterBreak="0">
+  <w:abstractNum w:abstractNumId="20" w15:restartNumberingAfterBreak="0">
     <w:nsid w:val="38AE30C5"/>
     <w:multiLevelType w:val="multilevel"/>
     <w:tmpl w:val="500C316E"/>
@@ -18138,7 +20830,7 @@
       </w:rPr>
     </w:lvl>
   </w:abstractNum>
-  <w:abstractNum w:abstractNumId="20" w15:restartNumberingAfterBreak="0">
+  <w:abstractNum w:abstractNumId="21" w15:restartNumberingAfterBreak="0">
     <w:nsid w:val="39DF5991"/>
     <w:multiLevelType w:val="multilevel"/>
     <w:tmpl w:val="960CAF6E"/>
@@ -18287,7 +20979,7 @@
       </w:rPr>
     </w:lvl>
   </w:abstractNum>
-  <w:abstractNum w:abstractNumId="21" w15:restartNumberingAfterBreak="0">
+  <w:abstractNum w:abstractNumId="22" w15:restartNumberingAfterBreak="0">
     <w:nsid w:val="3A6E47DC"/>
     <w:multiLevelType w:val="multilevel"/>
     <w:tmpl w:val="118A4AF2"/>
@@ -18436,7 +21128,7 @@
       </w:rPr>
     </w:lvl>
   </w:abstractNum>
-  <w:abstractNum w:abstractNumId="22" w15:restartNumberingAfterBreak="0">
+  <w:abstractNum w:abstractNumId="23" w15:restartNumberingAfterBreak="0">
     <w:nsid w:val="3C542BC2"/>
     <w:multiLevelType w:val="multilevel"/>
     <w:tmpl w:val="DE50525E"/>
@@ -18585,7 +21277,7 @@
       </w:rPr>
     </w:lvl>
   </w:abstractNum>
-  <w:abstractNum w:abstractNumId="23" w15:restartNumberingAfterBreak="0">
+  <w:abstractNum w:abstractNumId="24" w15:restartNumberingAfterBreak="0">
     <w:nsid w:val="40751071"/>
     <w:multiLevelType w:val="multilevel"/>
     <w:tmpl w:val="C4687990"/>
@@ -18734,7 +21426,7 @@
       </w:rPr>
     </w:lvl>
   </w:abstractNum>
-  <w:abstractNum w:abstractNumId="24" w15:restartNumberingAfterBreak="0">
+  <w:abstractNum w:abstractNumId="25" w15:restartNumberingAfterBreak="0">
     <w:nsid w:val="44DC0039"/>
     <w:multiLevelType w:val="multilevel"/>
     <w:tmpl w:val="5C2C7784"/>
@@ -18883,7 +21575,7 @@
       </w:rPr>
     </w:lvl>
   </w:abstractNum>
-  <w:abstractNum w:abstractNumId="25" w15:restartNumberingAfterBreak="0">
+  <w:abstractNum w:abstractNumId="26" w15:restartNumberingAfterBreak="0">
     <w:nsid w:val="45093915"/>
     <w:multiLevelType w:val="multilevel"/>
     <w:tmpl w:val="492A59E0"/>
@@ -19032,7 +21724,7 @@
       </w:rPr>
     </w:lvl>
   </w:abstractNum>
-  <w:abstractNum w:abstractNumId="26" w15:restartNumberingAfterBreak="0">
+  <w:abstractNum w:abstractNumId="27" w15:restartNumberingAfterBreak="0">
     <w:nsid w:val="47CD5218"/>
     <w:multiLevelType w:val="multilevel"/>
     <w:tmpl w:val="5A0E1F9A"/>
@@ -19181,7 +21873,7 @@
       </w:rPr>
     </w:lvl>
   </w:abstractNum>
-  <w:abstractNum w:abstractNumId="27" w15:restartNumberingAfterBreak="0">
+  <w:abstractNum w:abstractNumId="28" w15:restartNumberingAfterBreak="0">
     <w:nsid w:val="47E85AD9"/>
     <w:multiLevelType w:val="multilevel"/>
     <w:tmpl w:val="F600FF94"/>
@@ -19330,7 +22022,7 @@
       </w:rPr>
     </w:lvl>
   </w:abstractNum>
-  <w:abstractNum w:abstractNumId="28" w15:restartNumberingAfterBreak="0">
+  <w:abstractNum w:abstractNumId="29" w15:restartNumberingAfterBreak="0">
     <w:nsid w:val="48511EDC"/>
     <w:multiLevelType w:val="multilevel"/>
     <w:tmpl w:val="2FE8301A"/>
@@ -19479,7 +22171,7 @@
       </w:rPr>
     </w:lvl>
   </w:abstractNum>
-  <w:abstractNum w:abstractNumId="29" w15:restartNumberingAfterBreak="0">
+  <w:abstractNum w:abstractNumId="30" w15:restartNumberingAfterBreak="0">
     <w:nsid w:val="48D966B8"/>
     <w:multiLevelType w:val="multilevel"/>
     <w:tmpl w:val="DD7A22F6"/>
@@ -19628,7 +22320,7 @@
       </w:rPr>
     </w:lvl>
   </w:abstractNum>
-  <w:abstractNum w:abstractNumId="30" w15:restartNumberingAfterBreak="0">
+  <w:abstractNum w:abstractNumId="31" w15:restartNumberingAfterBreak="0">
     <w:nsid w:val="48EB1286"/>
     <w:multiLevelType w:val="multilevel"/>
     <w:tmpl w:val="A386C618"/>
@@ -19777,7 +22469,7 @@
       </w:rPr>
     </w:lvl>
   </w:abstractNum>
-  <w:abstractNum w:abstractNumId="31" w15:restartNumberingAfterBreak="0">
+  <w:abstractNum w:abstractNumId="32" w15:restartNumberingAfterBreak="0">
     <w:nsid w:val="4A590EF7"/>
     <w:multiLevelType w:val="multilevel"/>
     <w:tmpl w:val="8192649E"/>
@@ -19926,7 +22618,7 @@
       </w:rPr>
     </w:lvl>
   </w:abstractNum>
-  <w:abstractNum w:abstractNumId="32" w15:restartNumberingAfterBreak="0">
+  <w:abstractNum w:abstractNumId="33" w15:restartNumberingAfterBreak="0">
     <w:nsid w:val="518E7BB5"/>
     <w:multiLevelType w:val="multilevel"/>
     <w:tmpl w:val="673A8130"/>
@@ -20075,7 +22767,7 @@
       </w:rPr>
     </w:lvl>
   </w:abstractNum>
-  <w:abstractNum w:abstractNumId="33" w15:restartNumberingAfterBreak="0">
+  <w:abstractNum w:abstractNumId="34" w15:restartNumberingAfterBreak="0">
     <w:nsid w:val="5E733D25"/>
     <w:multiLevelType w:val="multilevel"/>
     <w:tmpl w:val="F66C1A40"/>
@@ -20224,7 +22916,7 @@
       </w:rPr>
     </w:lvl>
   </w:abstractNum>
-  <w:abstractNum w:abstractNumId="34" w15:restartNumberingAfterBreak="0">
+  <w:abstractNum w:abstractNumId="35" w15:restartNumberingAfterBreak="0">
     <w:nsid w:val="68072A2B"/>
     <w:multiLevelType w:val="multilevel"/>
     <w:tmpl w:val="FE5C9C42"/>
@@ -20337,7 +23029,7 @@
       </w:pPr>
     </w:lvl>
   </w:abstractNum>
-  <w:abstractNum w:abstractNumId="35" w15:restartNumberingAfterBreak="0">
+  <w:abstractNum w:abstractNumId="36" w15:restartNumberingAfterBreak="0">
     <w:nsid w:val="6A4C34F9"/>
     <w:multiLevelType w:val="multilevel"/>
     <w:tmpl w:val="ED268362"/>
@@ -20450,7 +23142,7 @@
       </w:pPr>
     </w:lvl>
   </w:abstractNum>
-  <w:abstractNum w:abstractNumId="36" w15:restartNumberingAfterBreak="0">
+  <w:abstractNum w:abstractNumId="37" w15:restartNumberingAfterBreak="0">
     <w:nsid w:val="6AB57137"/>
     <w:multiLevelType w:val="multilevel"/>
     <w:tmpl w:val="532879E8"/>
@@ -20599,7 +23291,7 @@
       </w:rPr>
     </w:lvl>
   </w:abstractNum>
-  <w:abstractNum w:abstractNumId="37" w15:restartNumberingAfterBreak="0">
+  <w:abstractNum w:abstractNumId="38" w15:restartNumberingAfterBreak="0">
     <w:nsid w:val="6D035449"/>
     <w:multiLevelType w:val="multilevel"/>
     <w:tmpl w:val="744C26C8"/>
@@ -20748,7 +23440,7 @@
       </w:rPr>
     </w:lvl>
   </w:abstractNum>
-  <w:abstractNum w:abstractNumId="38" w15:restartNumberingAfterBreak="0">
+  <w:abstractNum w:abstractNumId="39" w15:restartNumberingAfterBreak="0">
     <w:nsid w:val="74227ABC"/>
     <w:multiLevelType w:val="multilevel"/>
     <w:tmpl w:val="C0CE37CC"/>
@@ -20897,7 +23589,7 @@
       </w:rPr>
     </w:lvl>
   </w:abstractNum>
-  <w:abstractNum w:abstractNumId="39" w15:restartNumberingAfterBreak="0">
+  <w:abstractNum w:abstractNumId="40" w15:restartNumberingAfterBreak="0">
     <w:nsid w:val="765F6C6D"/>
     <w:multiLevelType w:val="multilevel"/>
     <w:tmpl w:val="E466E35A"/>
@@ -21046,7 +23738,7 @@
       </w:rPr>
     </w:lvl>
   </w:abstractNum>
-  <w:abstractNum w:abstractNumId="40" w15:restartNumberingAfterBreak="0">
+  <w:abstractNum w:abstractNumId="41" w15:restartNumberingAfterBreak="0">
     <w:nsid w:val="767D63F1"/>
     <w:multiLevelType w:val="multilevel"/>
     <w:tmpl w:val="D79E62B0"/>
@@ -21195,7 +23887,7 @@
       </w:rPr>
     </w:lvl>
   </w:abstractNum>
-  <w:abstractNum w:abstractNumId="41" w15:restartNumberingAfterBreak="0">
+  <w:abstractNum w:abstractNumId="42" w15:restartNumberingAfterBreak="0">
     <w:nsid w:val="794A52DC"/>
     <w:multiLevelType w:val="multilevel"/>
     <w:tmpl w:val="FCE68968"/>
@@ -21344,7 +24036,7 @@
       </w:rPr>
     </w:lvl>
   </w:abstractNum>
-  <w:abstractNum w:abstractNumId="42" w15:restartNumberingAfterBreak="0">
+  <w:abstractNum w:abstractNumId="43" w15:restartNumberingAfterBreak="0">
     <w:nsid w:val="7CF92953"/>
     <w:multiLevelType w:val="multilevel"/>
     <w:tmpl w:val="0674F740"/>
@@ -21493,7 +24185,7 @@
       </w:rPr>
     </w:lvl>
   </w:abstractNum>
-  <w:abstractNum w:abstractNumId="43" w15:restartNumberingAfterBreak="0">
+  <w:abstractNum w:abstractNumId="44" w15:restartNumberingAfterBreak="0">
     <w:nsid w:val="7FB929C6"/>
     <w:multiLevelType w:val="multilevel"/>
     <w:tmpl w:val="9924A908"/>
@@ -21643,38 +24335,38 @@
     </w:lvl>
   </w:abstractNum>
   <w:num w:numId="1" w16cid:durableId="1552377276">
-    <w:abstractNumId w:val="13"/>
+    <w:abstractNumId w:val="14"/>
   </w:num>
   <w:num w:numId="2" w16cid:durableId="1802452733">
-    <w:abstractNumId w:val="26"/>
+    <w:abstractNumId w:val="27"/>
   </w:num>
   <w:num w:numId="3" w16cid:durableId="1709866346">
-    <w:abstractNumId w:val="28"/>
+    <w:abstractNumId w:val="29"/>
   </w:num>
   <w:num w:numId="4" w16cid:durableId="229315862">
-    <w:abstractNumId w:val="35"/>
+    <w:abstractNumId w:val="36"/>
     <w:lvlOverride w:ilvl="0">
       <w:startOverride w:val="1"/>
     </w:lvlOverride>
   </w:num>
   <w:num w:numId="5" w16cid:durableId="784737603">
-    <w:abstractNumId w:val="40"/>
+    <w:abstractNumId w:val="41"/>
   </w:num>
   <w:num w:numId="6" w16cid:durableId="1778939672">
-    <w:abstractNumId w:val="16"/>
+    <w:abstractNumId w:val="17"/>
     <w:lvlOverride w:ilvl="0">
       <w:startOverride w:val="2"/>
     </w:lvlOverride>
   </w:num>
   <w:num w:numId="7" w16cid:durableId="1625191400">
-    <w:abstractNumId w:val="16"/>
+    <w:abstractNumId w:val="17"/>
     <w:lvlOverride w:ilvl="0"/>
     <w:lvlOverride w:ilvl="1">
       <w:startOverride w:val="1"/>
     </w:lvlOverride>
   </w:num>
   <w:num w:numId="8" w16cid:durableId="1426880282">
-    <w:abstractNumId w:val="16"/>
+    <w:abstractNumId w:val="17"/>
     <w:lvlOverride w:ilvl="0">
       <w:lvl w:ilvl="0">
         <w:numFmt w:val="decimal"/>
@@ -21701,7 +24393,7 @@
     </w:lvlOverride>
   </w:num>
   <w:num w:numId="9" w16cid:durableId="935989081">
-    <w:abstractNumId w:val="25"/>
+    <w:abstractNumId w:val="26"/>
   </w:num>
   <w:num w:numId="10" w16cid:durableId="271129035">
     <w:abstractNumId w:val="4"/>
@@ -21710,91 +24402,91 @@
     </w:lvlOverride>
   </w:num>
   <w:num w:numId="11" w16cid:durableId="1481533981">
-    <w:abstractNumId w:val="20"/>
+    <w:abstractNumId w:val="21"/>
   </w:num>
   <w:num w:numId="12" w16cid:durableId="539708750">
-    <w:abstractNumId w:val="12"/>
+    <w:abstractNumId w:val="13"/>
   </w:num>
   <w:num w:numId="13" w16cid:durableId="1018654977">
-    <w:abstractNumId w:val="27"/>
+    <w:abstractNumId w:val="28"/>
   </w:num>
   <w:num w:numId="14" w16cid:durableId="1330524124">
-    <w:abstractNumId w:val="39"/>
+    <w:abstractNumId w:val="40"/>
   </w:num>
   <w:num w:numId="15" w16cid:durableId="983049911">
-    <w:abstractNumId w:val="24"/>
+    <w:abstractNumId w:val="25"/>
   </w:num>
   <w:num w:numId="16" w16cid:durableId="827791855">
-    <w:abstractNumId w:val="34"/>
+    <w:abstractNumId w:val="35"/>
     <w:lvlOverride w:ilvl="0">
       <w:startOverride w:val="1"/>
     </w:lvlOverride>
   </w:num>
   <w:num w:numId="17" w16cid:durableId="402918887">
-    <w:abstractNumId w:val="15"/>
+    <w:abstractNumId w:val="16"/>
   </w:num>
   <w:num w:numId="18" w16cid:durableId="1102067277">
     <w:abstractNumId w:val="0"/>
   </w:num>
   <w:num w:numId="19" w16cid:durableId="1370685924">
+    <w:abstractNumId w:val="9"/>
+  </w:num>
+  <w:num w:numId="20" w16cid:durableId="1534348064">
+    <w:abstractNumId w:val="22"/>
+  </w:num>
+  <w:num w:numId="21" w16cid:durableId="1138302641">
+    <w:abstractNumId w:val="34"/>
+  </w:num>
+  <w:num w:numId="22" w16cid:durableId="230426000">
+    <w:abstractNumId w:val="38"/>
+  </w:num>
+  <w:num w:numId="23" w16cid:durableId="2044819912">
+    <w:abstractNumId w:val="42"/>
+  </w:num>
+  <w:num w:numId="24" w16cid:durableId="1756169298">
+    <w:abstractNumId w:val="19"/>
+  </w:num>
+  <w:num w:numId="25" w16cid:durableId="1950745069">
+    <w:abstractNumId w:val="24"/>
+  </w:num>
+  <w:num w:numId="26" w16cid:durableId="1560896699">
+    <w:abstractNumId w:val="30"/>
+  </w:num>
+  <w:num w:numId="27" w16cid:durableId="431633286">
+    <w:abstractNumId w:val="15"/>
+  </w:num>
+  <w:num w:numId="28" w16cid:durableId="1981421045">
+    <w:abstractNumId w:val="39"/>
+  </w:num>
+  <w:num w:numId="29" w16cid:durableId="950236339">
+    <w:abstractNumId w:val="11"/>
+  </w:num>
+  <w:num w:numId="30" w16cid:durableId="1031491517">
+    <w:abstractNumId w:val="23"/>
+  </w:num>
+  <w:num w:numId="31" w16cid:durableId="1710833542">
+    <w:abstractNumId w:val="20"/>
+  </w:num>
+  <w:num w:numId="32" w16cid:durableId="597982899">
+    <w:abstractNumId w:val="37"/>
+  </w:num>
+  <w:num w:numId="33" w16cid:durableId="491412596">
+    <w:abstractNumId w:val="44"/>
+  </w:num>
+  <w:num w:numId="34" w16cid:durableId="242958563">
+    <w:abstractNumId w:val="10"/>
+  </w:num>
+  <w:num w:numId="35" w16cid:durableId="1098209647">
     <w:abstractNumId w:val="8"/>
   </w:num>
-  <w:num w:numId="20" w16cid:durableId="1534348064">
-    <w:abstractNumId w:val="21"/>
+  <w:num w:numId="36" w16cid:durableId="162287442">
+    <w:abstractNumId w:val="31"/>
   </w:num>
-  <w:num w:numId="21" w16cid:durableId="1138302641">
+  <w:num w:numId="37" w16cid:durableId="1539388012">
     <w:abstractNumId w:val="33"/>
   </w:num>
-  <w:num w:numId="22" w16cid:durableId="230426000">
-    <w:abstractNumId w:val="37"/>
-  </w:num>
-  <w:num w:numId="23" w16cid:durableId="2044819912">
-    <w:abstractNumId w:val="41"/>
-  </w:num>
-  <w:num w:numId="24" w16cid:durableId="1756169298">
-    <w:abstractNumId w:val="18"/>
-  </w:num>
-  <w:num w:numId="25" w16cid:durableId="1950745069">
-    <w:abstractNumId w:val="23"/>
-  </w:num>
-  <w:num w:numId="26" w16cid:durableId="1560896699">
-    <w:abstractNumId w:val="29"/>
-  </w:num>
-  <w:num w:numId="27" w16cid:durableId="431633286">
-    <w:abstractNumId w:val="14"/>
-  </w:num>
-  <w:num w:numId="28" w16cid:durableId="1981421045">
-    <w:abstractNumId w:val="38"/>
-  </w:num>
-  <w:num w:numId="29" w16cid:durableId="950236339">
-    <w:abstractNumId w:val="10"/>
-  </w:num>
-  <w:num w:numId="30" w16cid:durableId="1031491517">
-    <w:abstractNumId w:val="22"/>
-  </w:num>
-  <w:num w:numId="31" w16cid:durableId="1710833542">
-    <w:abstractNumId w:val="19"/>
-  </w:num>
-  <w:num w:numId="32" w16cid:durableId="597982899">
-    <w:abstractNumId w:val="36"/>
-  </w:num>
-  <w:num w:numId="33" w16cid:durableId="491412596">
-    <w:abstractNumId w:val="43"/>
-  </w:num>
-  <w:num w:numId="34" w16cid:durableId="242958563">
-    <w:abstractNumId w:val="9"/>
-  </w:num>
-  <w:num w:numId="35" w16cid:durableId="1098209647">
-    <w:abstractNumId w:val="7"/>
-  </w:num>
-  <w:num w:numId="36" w16cid:durableId="162287442">
-    <w:abstractNumId w:val="30"/>
-  </w:num>
-  <w:num w:numId="37" w16cid:durableId="1539388012">
-    <w:abstractNumId w:val="32"/>
-  </w:num>
   <w:num w:numId="38" w16cid:durableId="1419402718">
-    <w:abstractNumId w:val="11"/>
+    <w:abstractNumId w:val="12"/>
   </w:num>
   <w:num w:numId="39" w16cid:durableId="1466238655">
     <w:abstractNumId w:val="3"/>
@@ -21803,22 +24495,25 @@
     <w:abstractNumId w:val="2"/>
   </w:num>
   <w:num w:numId="41" w16cid:durableId="901595001">
+    <w:abstractNumId w:val="7"/>
+  </w:num>
+  <w:num w:numId="42" w16cid:durableId="661934060">
     <w:abstractNumId w:val="6"/>
   </w:num>
-  <w:num w:numId="42" w16cid:durableId="661934060">
-    <w:abstractNumId w:val="5"/>
-  </w:num>
   <w:num w:numId="43" w16cid:durableId="1587228500">
-    <w:abstractNumId w:val="17"/>
+    <w:abstractNumId w:val="18"/>
   </w:num>
   <w:num w:numId="44" w16cid:durableId="1690640742">
     <w:abstractNumId w:val="1"/>
   </w:num>
   <w:num w:numId="45" w16cid:durableId="227499889">
-    <w:abstractNumId w:val="42"/>
+    <w:abstractNumId w:val="43"/>
   </w:num>
   <w:num w:numId="46" w16cid:durableId="931473701">
-    <w:abstractNumId w:val="31"/>
+    <w:abstractNumId w:val="32"/>
+  </w:num>
+  <w:num w:numId="47" w16cid:durableId="1529827847">
+    <w:abstractNumId w:val="5"/>
   </w:num>
   <w:numIdMacAtCleanup w:val="17"/>
 </w:numbering>

--- a/Java/experience_v2.docx
+++ b/Java/experience_v2.docx
@@ -314,422 +314,320 @@
           <w:b/>
           <w:bCs/>
         </w:rPr>
-        <w:t xml:space="preserve">Projector (or </w:t>
-      </w:r>
-      <w:proofErr w:type="spellStart"/>
+        <w:t>Projector (or Updator) Lambda</w:t>
+      </w:r>
       <w:r>
         <w:rPr>
           <w:b/>
           <w:bCs/>
         </w:rPr>
-        <w:t>Updator</w:t>
-      </w:r>
-      <w:proofErr w:type="spellEnd"/>
-      <w:r>
+        <w:t>.</w:t>
+      </w:r>
+    </w:p>
+    <w:p/>
+    <w:p>
+      <w:pPr>
         <w:rPr>
           <w:b/>
           <w:bCs/>
         </w:rPr>
-        <w:t>) Lambda</w:t>
+      </w:pPr>
+      <w:r>
+        <w:t xml:space="preserve">A </w:t>
       </w:r>
       <w:r>
         <w:rPr>
           <w:b/>
           <w:bCs/>
         </w:rPr>
-        <w:t>.</w:t>
-      </w:r>
-    </w:p>
-    <w:p/>
-    <w:p>
-      <w:pPr>
+        <w:t>Transactional Outbox Table</w:t>
+      </w:r>
+      <w:r>
         <w:rPr>
           <w:b/>
           <w:bCs/>
         </w:rPr>
-      </w:pPr>
-      <w:r>
-        <w:t xml:space="preserve">A </w:t>
+        <w:t xml:space="preserve"> (event data)</w:t>
       </w:r>
       <w:r>
         <w:rPr>
           <w:b/>
           <w:bCs/>
         </w:rPr>
-        <w:t>Transactional Outbox Table</w:t>
+        <w:t xml:space="preserve"> </w:t>
+      </w:r>
+      <w:r>
+        <w:t xml:space="preserve">ensures that if the schedule is successfully committed to PostgreSQL, the corresponding event </w:t>
+      </w:r>
+      <w:r>
+        <w:t>also persisted</w:t>
+      </w:r>
+      <w:r>
+        <w:t xml:space="preserve"> and can later be published to Kafka via Debezium CDC, preventing lost or inconsistent events.</w:t>
+      </w:r>
+    </w:p>
+    <w:p/>
+    <w:p>
+      <w:r>
+        <w:t xml:space="preserve">A </w:t>
       </w:r>
       <w:r>
         <w:rPr>
           <w:b/>
           <w:bCs/>
         </w:rPr>
-        <w:t xml:space="preserve"> (event data)</w:t>
+        <w:t>Projector (or Updator) Lambda</w:t>
+      </w:r>
+      <w:r>
+        <w:t xml:space="preserve"> </w:t>
+      </w:r>
+      <w:r>
+        <w:t>updates the Redis cache with the latest read-model data</w:t>
+      </w:r>
+      <w:r>
+        <w:t xml:space="preserve"> in case of schedule updates.</w:t>
+      </w:r>
+    </w:p>
+    <w:p/>
+    <w:p>
+      <w:r>
+        <w:t xml:space="preserve">What is PostgreSQL </w:t>
+      </w:r>
+      <w:r>
+        <w:t>WAL</w:t>
+      </w:r>
+      <w:r>
+        <w:t>?</w:t>
+      </w:r>
+    </w:p>
+    <w:p>
+      <w:r>
+        <w:t>WAL = Write-Ahead Log</w:t>
+      </w:r>
+    </w:p>
+    <w:p>
+      <w:r>
+        <w:lastRenderedPageBreak/>
+        <w:t>Before PostgreSQL permanently updates a table, it first writes the change to a log called the WAL. This allows PostgreSQL to recover committed transactions after crashes and also enables replication and CDC</w:t>
+      </w:r>
+      <w:r>
+        <w:t xml:space="preserve"> (</w:t>
+      </w:r>
+      <w:r>
+        <w:t xml:space="preserve">Change Data Capture </w:t>
+      </w:r>
+      <w:r>
+        <w:t>)</w:t>
+      </w:r>
+      <w:r>
+        <w:t xml:space="preserve"> solutions such as Debezium</w:t>
+      </w:r>
+      <w:r>
+        <w:t>.</w:t>
+      </w:r>
+    </w:p>
+    <w:p/>
+    <w:p>
+      <w:r>
+        <w:t>How Does Debezium Connect to PostgreSQL WAL</w:t>
+      </w:r>
+      <w:r>
+        <w:t xml:space="preserve"> </w:t>
+      </w:r>
+      <w:r>
+        <w:t>?</w:t>
+      </w:r>
+    </w:p>
+    <w:p>
+      <w:r>
+        <w:t xml:space="preserve">Debezium acts as the </w:t>
       </w:r>
       <w:r>
         <w:rPr>
           <w:b/>
           <w:bCs/>
         </w:rPr>
-        <w:t xml:space="preserve"> </w:t>
-      </w:r>
-      <w:r>
-        <w:t xml:space="preserve">ensures that if the schedule is successfully committed to PostgreSQL, the corresponding event </w:t>
-      </w:r>
-      <w:r>
-        <w:t>also persisted</w:t>
-      </w:r>
-      <w:r>
-        <w:t xml:space="preserve"> and can later be published to Kafka via </w:t>
-      </w:r>
-      <w:proofErr w:type="spellStart"/>
-      <w:r>
-        <w:t>Debezium</w:t>
-      </w:r>
-      <w:proofErr w:type="spellEnd"/>
-      <w:r>
-        <w:t xml:space="preserve"> CDC, preventing lost or inconsistent events.</w:t>
-      </w:r>
-    </w:p>
-    <w:p/>
-    <w:p>
-      <w:r>
-        <w:t xml:space="preserve">A </w:t>
+        <w:t>Outbox Publisher</w:t>
+      </w:r>
+      <w:r>
+        <w:t>, eliminating the need to build and maintain a custom polling service.</w:t>
+      </w:r>
+    </w:p>
+    <w:p>
+      <w:r>
+        <w:t xml:space="preserve">Debezium does </w:t>
       </w:r>
       <w:r>
         <w:rPr>
           <w:b/>
           <w:bCs/>
         </w:rPr>
-        <w:t xml:space="preserve">Projector (or </w:t>
-      </w:r>
-      <w:proofErr w:type="spellStart"/>
+        <w:t>not</w:t>
+      </w:r>
+      <w:r>
+        <w:t xml:space="preserve"> </w:t>
+      </w:r>
+      <w:r>
+        <w:t xml:space="preserve">poll / execute </w:t>
+      </w:r>
+      <w:r>
+        <w:rPr>
+          <w:i/>
+          <w:iCs/>
+        </w:rPr>
+        <w:t>SELECT * FROM outbox_events</w:t>
+      </w:r>
+    </w:p>
+    <w:p>
+      <w:r>
+        <w:t>repeatedly</w:t>
+      </w:r>
+      <w:r>
+        <w:t>.</w:t>
+      </w:r>
+    </w:p>
+    <w:p>
+      <w:r>
+        <w:t xml:space="preserve">Instead, Debezium uses PostgreSQL's </w:t>
+      </w:r>
       <w:r>
         <w:rPr>
           <w:b/>
           <w:bCs/>
         </w:rPr>
-        <w:t>Updator</w:t>
-      </w:r>
-      <w:proofErr w:type="spellEnd"/>
+        <w:t>Logical Replication</w:t>
+      </w:r>
+      <w:r>
+        <w:t xml:space="preserve"> capability.</w:t>
+      </w:r>
+    </w:p>
+    <w:p>
+      <w:r>
+        <w:t>AWS RDS PostgreSQL supports logical replication, which Debezium can consume through a replication slot</w:t>
+      </w:r>
+      <w:r>
+        <w:t>.</w:t>
+      </w:r>
+    </w:p>
+    <w:p>
+      <w:r>
+        <w:t xml:space="preserve">The replication slot maintains a precise pointer called the </w:t>
+      </w:r>
       <w:r>
         <w:rPr>
           <w:b/>
           <w:bCs/>
         </w:rPr>
-        <w:t>) Lambda</w:t>
-      </w:r>
-      <w:r>
-        <w:t xml:space="preserve"> </w:t>
-      </w:r>
-      <w:r>
-        <w:t>updates the Redis cache with the latest read-model data</w:t>
-      </w:r>
-      <w:r>
-        <w:t xml:space="preserve"> in case of schedule updates.</w:t>
-      </w:r>
-    </w:p>
-    <w:p/>
-    <w:p>
-      <w:r>
-        <w:t xml:space="preserve">What is PostgreSQL </w:t>
-      </w:r>
-      <w:r>
-        <w:t>WAL</w:t>
-      </w:r>
-      <w:r>
-        <w:t>?</w:t>
-      </w:r>
-    </w:p>
-    <w:p>
-      <w:r>
-        <w:t>WAL = Write-Ahead Log</w:t>
-      </w:r>
-    </w:p>
-    <w:p>
-      <w:r>
-        <w:lastRenderedPageBreak/>
-        <w:t>Before PostgreSQL permanently updates a table, it first writes the change to a log called the WAL. This allows PostgreSQL to recover committed transactions after crashes and also enables replication and CDC</w:t>
-      </w:r>
-      <w:r>
-        <w:t xml:space="preserve"> (</w:t>
-      </w:r>
-      <w:r>
-        <w:t xml:space="preserve">Change Data Capture </w:t>
-      </w:r>
-      <w:r>
-        <w:t>)</w:t>
-      </w:r>
-      <w:r>
-        <w:t xml:space="preserve"> solutions such as </w:t>
-      </w:r>
-      <w:proofErr w:type="spellStart"/>
-      <w:r>
-        <w:t>Debezium</w:t>
-      </w:r>
-      <w:proofErr w:type="spellEnd"/>
-      <w:r>
-        <w:t>.</w:t>
-      </w:r>
-    </w:p>
-    <w:p/>
-    <w:p>
-      <w:r>
-        <w:t xml:space="preserve">How Does </w:t>
-      </w:r>
-      <w:proofErr w:type="spellStart"/>
-      <w:r>
-        <w:t>Debezium</w:t>
-      </w:r>
-      <w:proofErr w:type="spellEnd"/>
-      <w:r>
-        <w:t xml:space="preserve"> Connect to PostgreSQL WAL</w:t>
-      </w:r>
-      <w:r>
-        <w:t xml:space="preserve"> </w:t>
-      </w:r>
-      <w:r>
-        <w:t>?</w:t>
-      </w:r>
-    </w:p>
-    <w:p>
-      <w:proofErr w:type="spellStart"/>
-      <w:r>
-        <w:t>Debezium</w:t>
-      </w:r>
-      <w:proofErr w:type="spellEnd"/>
-      <w:r>
-        <w:t xml:space="preserve"> acts as the </w:t>
+        <w:t>Log Sequence Number (LSN</w:t>
       </w:r>
       <w:r>
         <w:rPr>
           <w:b/>
           <w:bCs/>
         </w:rPr>
-        <w:t>Outbox Publisher</w:t>
-      </w:r>
-      <w:r>
-        <w:t>, eliminating the need to build and maintain a custom polling service.</w:t>
-      </w:r>
-    </w:p>
-    <w:p>
-      <w:proofErr w:type="spellStart"/>
+        <w:t>)</w:t>
+      </w:r>
+      <w:r>
+        <w:t>,</w:t>
+      </w:r>
+      <w:r>
+        <w:t xml:space="preserve"> useful in the cases of the </w:t>
+      </w:r>
       <w:r>
         <w:t>Debezium</w:t>
       </w:r>
-      <w:proofErr w:type="spellEnd"/>
-      <w:r>
-        <w:t xml:space="preserve"> does </w:t>
-      </w:r>
-      <w:r>
-        <w:rPr>
-          <w:b/>
-          <w:bCs/>
-        </w:rPr>
-        <w:t>not</w:t>
-      </w:r>
-      <w:r>
-        <w:t xml:space="preserve"> </w:t>
-      </w:r>
-      <w:r>
-        <w:t xml:space="preserve">poll / execute </w:t>
-      </w:r>
-      <w:r>
-        <w:rPr>
-          <w:i/>
-          <w:iCs/>
-        </w:rPr>
-        <w:t xml:space="preserve">SELECT * FROM </w:t>
-      </w:r>
-      <w:proofErr w:type="spellStart"/>
-      <w:r>
-        <w:rPr>
-          <w:i/>
-          <w:iCs/>
-        </w:rPr>
-        <w:t>outbox_events</w:t>
-      </w:r>
-      <w:proofErr w:type="spellEnd"/>
-    </w:p>
-    <w:p>
-      <w:r>
-        <w:t>repeatedly</w:t>
-      </w:r>
-      <w:r>
-        <w:t>.</w:t>
-      </w:r>
-    </w:p>
-    <w:p>
-      <w:r>
-        <w:t xml:space="preserve">Instead, </w:t>
-      </w:r>
-      <w:proofErr w:type="spellStart"/>
+      <w:r>
+        <w:t xml:space="preserve"> crash for recovery.</w:t>
+      </w:r>
+    </w:p>
+    <w:p/>
+    <w:p>
+      <w:r>
+        <w:t>PostgreSQL</w:t>
+      </w:r>
+      <w:r>
+        <w:t xml:space="preserve"> ( outbox table )</w:t>
+      </w:r>
+    </w:p>
+    <w:p>
+      <w:r>
+        <w:rPr>
+          <w:rFonts w:ascii="MS Mincho" w:eastAsia="MS Mincho" w:hAnsi="MS Mincho" w:cs="MS Mincho" w:hint="eastAsia"/>
+        </w:rPr>
+        <w:t>│</w:t>
+      </w:r>
+    </w:p>
+    <w:p>
+      <w:r>
+        <w:rPr>
+          <w:rFonts w:ascii="Times New Roman" w:hAnsi="Times New Roman" w:cs="Times New Roman"/>
+        </w:rPr>
+        <w:t>▼</w:t>
+      </w:r>
+    </w:p>
+    <w:p>
+      <w:r>
+        <w:t>WAL Stream</w:t>
+      </w:r>
+    </w:p>
+    <w:p>
+      <w:r>
+        <w:rPr>
+          <w:rFonts w:ascii="MS Mincho" w:eastAsia="MS Mincho" w:hAnsi="MS Mincho" w:cs="MS Mincho" w:hint="eastAsia"/>
+        </w:rPr>
+        <w:t>│</w:t>
+      </w:r>
+    </w:p>
+    <w:p>
+      <w:r>
+        <w:rPr>
+          <w:rFonts w:ascii="Times New Roman" w:hAnsi="Times New Roman" w:cs="Times New Roman"/>
+        </w:rPr>
+        <w:t>▼</w:t>
+      </w:r>
+    </w:p>
+    <w:p>
+      <w:r>
+        <w:t>Replication Slot</w:t>
+      </w:r>
+    </w:p>
+    <w:p>
+      <w:r>
+        <w:rPr>
+          <w:rFonts w:ascii="MS Mincho" w:eastAsia="MS Mincho" w:hAnsi="MS Mincho" w:cs="MS Mincho" w:hint="eastAsia"/>
+        </w:rPr>
+        <w:t>│</w:t>
+      </w:r>
+    </w:p>
+    <w:p>
+      <w:r>
+        <w:rPr>
+          <w:rFonts w:ascii="Times New Roman" w:hAnsi="Times New Roman" w:cs="Times New Roman"/>
+        </w:rPr>
+        <w:t>▼</w:t>
+      </w:r>
+    </w:p>
+    <w:p>
       <w:r>
         <w:t>Debezium</w:t>
       </w:r>
-      <w:proofErr w:type="spellEnd"/>
-      <w:r>
-        <w:t xml:space="preserve"> uses PostgreSQL's </w:t>
-      </w:r>
-      <w:r>
-        <w:rPr>
-          <w:b/>
-          <w:bCs/>
-        </w:rPr>
-        <w:t>Logical Replication</w:t>
-      </w:r>
-      <w:r>
-        <w:t xml:space="preserve"> capability.</w:t>
-      </w:r>
-    </w:p>
-    <w:p>
-      <w:r>
-        <w:t xml:space="preserve">AWS RDS PostgreSQL supports logical replication, which </w:t>
-      </w:r>
-      <w:proofErr w:type="spellStart"/>
+    </w:p>
+    <w:p/>
+    <w:p>
+      <w:r>
+        <w:t>Confluent handles the entire Kafka ecosystem, including Kafka Connect and Debezium management.</w:t>
+      </w:r>
+    </w:p>
+    <w:p>
+      <w:r>
+        <w:t>Confluent Kafka Connect</w:t>
+      </w:r>
+      <w:r>
+        <w:t xml:space="preserve"> is runtime for </w:t>
+      </w:r>
       <w:r>
         <w:t>Debezium</w:t>
       </w:r>
-      <w:proofErr w:type="spellEnd"/>
-      <w:r>
-        <w:t xml:space="preserve"> can consume through a replication slot</w:t>
-      </w:r>
-      <w:r>
-        <w:t>.</w:t>
-      </w:r>
-    </w:p>
-    <w:p>
-      <w:r>
-        <w:t xml:space="preserve">The replication slot maintains a precise pointer called the </w:t>
-      </w:r>
-      <w:r>
-        <w:rPr>
-          <w:b/>
-          <w:bCs/>
-        </w:rPr>
-        <w:t>Log Sequence Number (LSN</w:t>
-      </w:r>
-      <w:r>
-        <w:rPr>
-          <w:b/>
-          <w:bCs/>
-        </w:rPr>
-        <w:t>)</w:t>
-      </w:r>
-      <w:r>
-        <w:t>,</w:t>
-      </w:r>
-      <w:r>
-        <w:t xml:space="preserve"> useful in the cases of the </w:t>
-      </w:r>
-      <w:proofErr w:type="spellStart"/>
-      <w:r>
-        <w:t>Debezium</w:t>
-      </w:r>
-      <w:proofErr w:type="spellEnd"/>
-      <w:r>
-        <w:t xml:space="preserve"> crash for recovery.</w:t>
-      </w:r>
-    </w:p>
-    <w:p/>
-    <w:p>
-      <w:r>
-        <w:t>PostgreSQL</w:t>
-      </w:r>
-      <w:r>
-        <w:t xml:space="preserve"> ( outbox table )</w:t>
-      </w:r>
-    </w:p>
-    <w:p>
-      <w:r>
-        <w:rPr>
-          <w:rFonts w:ascii="MS Mincho" w:eastAsia="MS Mincho" w:hAnsi="MS Mincho" w:cs="MS Mincho" w:hint="eastAsia"/>
-        </w:rPr>
-        <w:t>│</w:t>
-      </w:r>
-    </w:p>
-    <w:p>
-      <w:r>
-        <w:rPr>
-          <w:rFonts w:ascii="Times New Roman" w:hAnsi="Times New Roman" w:cs="Times New Roman"/>
-        </w:rPr>
-        <w:t>▼</w:t>
-      </w:r>
-    </w:p>
-    <w:p>
-      <w:r>
-        <w:t>WAL Stream</w:t>
-      </w:r>
-    </w:p>
-    <w:p>
-      <w:r>
-        <w:rPr>
-          <w:rFonts w:ascii="MS Mincho" w:eastAsia="MS Mincho" w:hAnsi="MS Mincho" w:cs="MS Mincho" w:hint="eastAsia"/>
-        </w:rPr>
-        <w:t>│</w:t>
-      </w:r>
-    </w:p>
-    <w:p>
-      <w:r>
-        <w:rPr>
-          <w:rFonts w:ascii="Times New Roman" w:hAnsi="Times New Roman" w:cs="Times New Roman"/>
-        </w:rPr>
-        <w:t>▼</w:t>
-      </w:r>
-    </w:p>
-    <w:p>
-      <w:r>
-        <w:t>Replication Slot</w:t>
-      </w:r>
-    </w:p>
-    <w:p>
-      <w:r>
-        <w:rPr>
-          <w:rFonts w:ascii="MS Mincho" w:eastAsia="MS Mincho" w:hAnsi="MS Mincho" w:cs="MS Mincho" w:hint="eastAsia"/>
-        </w:rPr>
-        <w:t>│</w:t>
-      </w:r>
-    </w:p>
-    <w:p>
-      <w:r>
-        <w:rPr>
-          <w:rFonts w:ascii="Times New Roman" w:hAnsi="Times New Roman" w:cs="Times New Roman"/>
-        </w:rPr>
-        <w:t>▼</w:t>
-      </w:r>
-    </w:p>
-    <w:p>
-      <w:proofErr w:type="spellStart"/>
-      <w:r>
-        <w:t>Debezium</w:t>
-      </w:r>
-      <w:proofErr w:type="spellEnd"/>
-    </w:p>
-    <w:p/>
-    <w:p>
-      <w:r>
-        <w:t xml:space="preserve">Confluent handles the entire Kafka ecosystem, including Kafka Connect and </w:t>
-      </w:r>
-      <w:proofErr w:type="spellStart"/>
-      <w:r>
-        <w:t>Debezium</w:t>
-      </w:r>
-      <w:proofErr w:type="spellEnd"/>
-      <w:r>
-        <w:t xml:space="preserve"> management.</w:t>
-      </w:r>
-    </w:p>
-    <w:p>
-      <w:r>
-        <w:t>Confluent Kafka Connect</w:t>
-      </w:r>
-      <w:r>
-        <w:t xml:space="preserve"> is runtime for </w:t>
-      </w:r>
-      <w:proofErr w:type="spellStart"/>
-      <w:r>
-        <w:t>Debezium</w:t>
-      </w:r>
-      <w:proofErr w:type="spellEnd"/>
       <w:r>
         <w:t xml:space="preserve"> CDC , it does not need to be </w:t>
       </w:r>
@@ -744,23 +642,7 @@
         <w:pStyle w:val="Heading1"/>
       </w:pPr>
       <w:r>
-        <w:t xml:space="preserve">Reduced p95 API latency from 420 </w:t>
-      </w:r>
-      <w:proofErr w:type="spellStart"/>
-      <w:r>
-        <w:t>ms</w:t>
-      </w:r>
-      <w:proofErr w:type="spellEnd"/>
-      <w:r>
-        <w:t xml:space="preserve"> to 170 </w:t>
-      </w:r>
-      <w:proofErr w:type="spellStart"/>
-      <w:r>
-        <w:t>ms</w:t>
-      </w:r>
-      <w:proofErr w:type="spellEnd"/>
-      <w:r>
-        <w:t xml:space="preserve"> by adding Redis caching, optimizing slow SQL queries, and tuning JVM garbage collector settings.</w:t>
+        <w:t>Reduced p95 API latency from 420 ms to 170 ms by adding Redis caching, optimizing slow SQL queries, and tuning JVM garbage collector settings.</w:t>
       </w:r>
     </w:p>
     <w:p>
@@ -881,27 +763,7 @@
           <w:lang w:val="en-US"/>
           <w14:ligatures w14:val="none"/>
         </w:rPr>
-        <w:t xml:space="preserve">p95 = 420 </w:t>
-      </w:r>
-      <w:proofErr w:type="spellStart"/>
-      <w:r>
-        <w:rPr>
-          <w:rFonts w:ascii="Aptos" w:eastAsia="Times New Roman" w:hAnsi="Aptos" w:cs="Times New Roman"/>
-          <w:kern w:val="0"/>
-          <w:lang w:val="en-US"/>
-          <w14:ligatures w14:val="none"/>
-        </w:rPr>
-        <w:t>ms</w:t>
-      </w:r>
-      <w:proofErr w:type="spellEnd"/>
-      <w:r>
-        <w:rPr>
-          <w:rFonts w:ascii="Aptos" w:eastAsia="Times New Roman" w:hAnsi="Aptos" w:cs="Times New Roman"/>
-          <w:kern w:val="0"/>
-          <w:lang w:val="en-US"/>
-          <w14:ligatures w14:val="none"/>
-        </w:rPr>
-        <w:t xml:space="preserve"> means: </w:t>
+        <w:t xml:space="preserve">p95 = 420 ms means: </w:t>
       </w:r>
     </w:p>
     <w:p>
@@ -958,54 +820,23 @@
         </w:rPr>
         <w:t xml:space="preserve">95 </w:t>
       </w:r>
-      <w:proofErr w:type="spellStart"/>
-      <w:r>
-        <w:rPr>
-          <w:rFonts w:ascii="Aptos" w:eastAsia="Times New Roman" w:hAnsi="Aptos" w:cs="Times New Roman"/>
-          <w:kern w:val="0"/>
-          <w:lang w:val="en-US"/>
-          <w14:ligatures w14:val="none"/>
-        </w:rPr>
-        <w:t>th</w:t>
-      </w:r>
-      <w:proofErr w:type="spellEnd"/>
-      <w:r>
-        <w:rPr>
-          <w:rFonts w:ascii="Aptos" w:eastAsia="Times New Roman" w:hAnsi="Aptos" w:cs="Times New Roman"/>
-          <w:kern w:val="0"/>
-          <w:lang w:val="en-US"/>
-          <w14:ligatures w14:val="none"/>
-        </w:rPr>
-        <w:t xml:space="preserve"> request</w:t>
-      </w:r>
-      <w:r>
-        <w:rPr>
-          <w:rFonts w:ascii="Aptos" w:eastAsia="Times New Roman" w:hAnsi="Aptos" w:cs="Times New Roman"/>
-          <w:kern w:val="0"/>
-          <w:lang w:val="en-US"/>
-          <w14:ligatures w14:val="none"/>
-        </w:rPr>
-        <w:t xml:space="preserve"> completed within 420 </w:t>
-      </w:r>
-      <w:proofErr w:type="spellStart"/>
-      <w:r>
-        <w:rPr>
-          <w:rFonts w:ascii="Aptos" w:eastAsia="Times New Roman" w:hAnsi="Aptos" w:cs="Times New Roman"/>
-          <w:kern w:val="0"/>
-          <w:lang w:val="en-US"/>
-          <w14:ligatures w14:val="none"/>
-        </w:rPr>
-        <w:t>ms</w:t>
-      </w:r>
-      <w:proofErr w:type="spellEnd"/>
-      <w:r>
-        <w:rPr>
-          <w:rFonts w:ascii="Aptos" w:eastAsia="Times New Roman" w:hAnsi="Aptos" w:cs="Times New Roman"/>
-          <w:kern w:val="0"/>
-          <w:lang w:val="en-US"/>
-          <w14:ligatures w14:val="none"/>
-        </w:rPr>
-        <w:t> </w:t>
+      <w:r>
+        <w:rPr>
+          <w:rFonts w:ascii="Aptos" w:eastAsia="Times New Roman" w:hAnsi="Aptos" w:cs="Times New Roman"/>
+          <w:kern w:val="0"/>
+          <w:lang w:val="en-US"/>
+          <w14:ligatures w14:val="none"/>
+        </w:rPr>
+        <w:t>th request</w:t>
+      </w:r>
+      <w:r>
+        <w:rPr>
+          <w:rFonts w:ascii="Aptos" w:eastAsia="Times New Roman" w:hAnsi="Aptos" w:cs="Times New Roman"/>
+          <w:kern w:val="0"/>
+          <w:lang w:val="en-US"/>
+          <w14:ligatures w14:val="none"/>
+        </w:rPr>
+        <w:t xml:space="preserve"> completed within 420 ms </w:t>
       </w:r>
     </w:p>
     <w:p>
@@ -1038,27 +869,7 @@
           <w:lang w:val="en-US"/>
           <w14:ligatures w14:val="none"/>
         </w:rPr>
-        <w:t xml:space="preserve">Why Redis here? why not the </w:t>
-      </w:r>
-      <w:proofErr w:type="spellStart"/>
-      <w:r>
-        <w:rPr>
-          <w:rFonts w:ascii="Aptos" w:eastAsia="Times New Roman" w:hAnsi="Aptos" w:cs="Times New Roman"/>
-          <w:kern w:val="0"/>
-          <w:lang w:val="en-US"/>
-          <w14:ligatures w14:val="none"/>
-        </w:rPr>
-        <w:t>Ehcache</w:t>
-      </w:r>
-      <w:proofErr w:type="spellEnd"/>
-      <w:r>
-        <w:rPr>
-          <w:rFonts w:ascii="Aptos" w:eastAsia="Times New Roman" w:hAnsi="Aptos" w:cs="Times New Roman"/>
-          <w:kern w:val="0"/>
-          <w:lang w:val="en-US"/>
-          <w14:ligatures w14:val="none"/>
-        </w:rPr>
-        <w:t xml:space="preserve"> ? </w:t>
+        <w:t xml:space="preserve">Why Redis here? why not the Ehcache ? </w:t>
       </w:r>
     </w:p>
     <w:p>
@@ -1138,7 +949,6 @@
           <w14:ligatures w14:val="none"/>
         </w:rPr>
       </w:pPr>
-      <w:proofErr w:type="spellStart"/>
       <w:r>
         <w:rPr>
           <w:rFonts w:ascii="Aptos" w:eastAsia="Times New Roman" w:hAnsi="Aptos" w:cs="Times New Roman"/>
@@ -1149,7 +959,6 @@
         </w:rPr>
         <w:t>Ehcache</w:t>
       </w:r>
-      <w:proofErr w:type="spellEnd"/>
       <w:r>
         <w:rPr>
           <w:rFonts w:ascii="Aptos" w:eastAsia="Times New Roman" w:hAnsi="Aptos" w:cs="Times New Roman"/>
@@ -1429,19 +1238,11 @@
           <w:lang w:val="en-US"/>
         </w:rPr>
       </w:pPr>
-      <w:proofErr w:type="spellStart"/>
-      <w:r>
-        <w:rPr>
-          <w:lang w:val="en-US"/>
-        </w:rPr>
-        <w:t>server.tomcat.threads.max</w:t>
-      </w:r>
-      <w:proofErr w:type="spellEnd"/>
-      <w:r>
-        <w:rPr>
-          <w:lang w:val="en-US"/>
-        </w:rPr>
-        <w:t>=100</w:t>
+      <w:r>
+        <w:rPr>
+          <w:lang w:val="en-US"/>
+        </w:rPr>
+        <w:t>server.tomcat.threads.max=100</w:t>
       </w:r>
     </w:p>
     <w:p>
@@ -1507,124 +1308,60 @@
         <w:rPr>
           <w:lang w:val="en-US"/>
         </w:rPr>
-        <w:t xml:space="preserve">When there were around 95 concurrent requests per pod , we have started seeing these requests taking more than 400 </w:t>
-      </w:r>
-      <w:proofErr w:type="spellStart"/>
-      <w:r>
-        <w:rPr>
-          <w:lang w:val="en-US"/>
-        </w:rPr>
-        <w:t>ms</w:t>
-      </w:r>
-      <w:proofErr w:type="spellEnd"/>
-      <w:r>
-        <w:rPr>
-          <w:lang w:val="en-US"/>
-        </w:rPr>
-        <w:t xml:space="preserve"> , </w:t>
-      </w:r>
-    </w:p>
-    <w:p>
-      <w:pPr>
-        <w:rPr>
-          <w:lang w:val="en-US"/>
-        </w:rPr>
-      </w:pPr>
-      <w:r>
-        <w:rPr>
-          <w:lang w:val="en-US"/>
-        </w:rPr>
-        <w:t xml:space="preserve">hence they got </w:t>
-      </w:r>
-      <w:proofErr w:type="spellStart"/>
-      <w:r>
-        <w:rPr>
-          <w:lang w:val="en-US"/>
-        </w:rPr>
-        <w:t>timedout</w:t>
-      </w:r>
-      <w:proofErr w:type="spellEnd"/>
-      <w:r>
-        <w:rPr>
-          <w:lang w:val="en-US"/>
-        </w:rPr>
-        <w:t>.</w:t>
-      </w:r>
-    </w:p>
-    <w:p>
-      <w:pPr>
-        <w:rPr>
-          <w:lang w:val="en-US"/>
-        </w:rPr>
-      </w:pPr>
-    </w:p>
-    <w:p>
-      <w:pPr>
-        <w:rPr>
-          <w:lang w:val="en-US"/>
-        </w:rPr>
-      </w:pPr>
-      <w:proofErr w:type="spellStart"/>
-      <w:r>
-        <w:rPr>
-          <w:lang w:val="en-US"/>
-        </w:rPr>
-        <w:t>i</w:t>
-      </w:r>
-      <w:proofErr w:type="spellEnd"/>
-      <w:r>
-        <w:rPr>
-          <w:lang w:val="en-US"/>
-        </w:rPr>
-        <w:t xml:space="preserve">)How do we calculate the request time ( time taken per request completion ) using </w:t>
-      </w:r>
-      <w:proofErr w:type="spellStart"/>
-      <w:r>
-        <w:rPr>
-          <w:lang w:val="en-US"/>
-        </w:rPr>
-        <w:t>prometheus</w:t>
-      </w:r>
-      <w:proofErr w:type="spellEnd"/>
-      <w:r>
-        <w:rPr>
-          <w:lang w:val="en-US"/>
-        </w:rPr>
-        <w:t xml:space="preserve"> ?</w:t>
-      </w:r>
-    </w:p>
-    <w:p>
-      <w:pPr>
-        <w:rPr>
-          <w:lang w:val="en-US"/>
-        </w:rPr>
-      </w:pPr>
-    </w:p>
-    <w:p>
-      <w:pPr>
-        <w:rPr>
-          <w:lang w:val="en-US"/>
-        </w:rPr>
-      </w:pPr>
-      <w:r>
-        <w:rPr>
-          <w:lang w:val="en-US"/>
-        </w:rPr>
-        <w:t xml:space="preserve">Using Prometheus HTTP request duration metrics (e.g., </w:t>
-      </w:r>
-      <w:proofErr w:type="spellStart"/>
-      <w:r>
-        <w:rPr>
-          <w:lang w:val="en-US"/>
-        </w:rPr>
-        <w:t>http_server_requests_seconds</w:t>
-      </w:r>
-      <w:proofErr w:type="spellEnd"/>
-      <w:r>
-        <w:rPr>
-          <w:lang w:val="en-US"/>
-        </w:rPr>
-        <w:t xml:space="preserve"> )</w:t>
+        <w:t xml:space="preserve">When there were around 95 concurrent requests per pod , we have started seeing these requests taking more than 400 ms , </w:t>
+      </w:r>
+    </w:p>
+    <w:p>
+      <w:pPr>
+        <w:rPr>
+          <w:lang w:val="en-US"/>
+        </w:rPr>
+      </w:pPr>
+      <w:r>
+        <w:rPr>
+          <w:lang w:val="en-US"/>
+        </w:rPr>
+        <w:t>hence they got timedout.</w:t>
+      </w:r>
+    </w:p>
+    <w:p>
+      <w:pPr>
+        <w:rPr>
+          <w:lang w:val="en-US"/>
+        </w:rPr>
+      </w:pPr>
+    </w:p>
+    <w:p>
+      <w:pPr>
+        <w:rPr>
+          <w:lang w:val="en-US"/>
+        </w:rPr>
+      </w:pPr>
+      <w:r>
+        <w:rPr>
+          <w:lang w:val="en-US"/>
+        </w:rPr>
+        <w:t>i)How do we calculate the request time ( time taken per request completion ) using prometheus ?</w:t>
+      </w:r>
+    </w:p>
+    <w:p>
+      <w:pPr>
+        <w:rPr>
+          <w:lang w:val="en-US"/>
+        </w:rPr>
+      </w:pPr>
+    </w:p>
+    <w:p>
+      <w:pPr>
+        <w:rPr>
+          <w:lang w:val="en-US"/>
+        </w:rPr>
+      </w:pPr>
+      <w:r>
+        <w:rPr>
+          <w:lang w:val="en-US"/>
+        </w:rPr>
+        <w:t>Using Prometheus HTTP request duration metrics (e.g., http_server_requests_seconds )</w:t>
       </w:r>
     </w:p>
     <w:p>
@@ -1677,21 +1414,7 @@
         <w:rPr>
           <w:lang w:val="en-US"/>
         </w:rPr>
-        <w:t xml:space="preserve">Calculated p95 latency using histogram quantiles to be displayed on </w:t>
-      </w:r>
-      <w:proofErr w:type="spellStart"/>
-      <w:r>
-        <w:rPr>
-          <w:lang w:val="en-US"/>
-        </w:rPr>
-        <w:t>Graphana</w:t>
-      </w:r>
-      <w:proofErr w:type="spellEnd"/>
-      <w:r>
-        <w:rPr>
-          <w:lang w:val="en-US"/>
-        </w:rPr>
-        <w:t xml:space="preserve">. This gave us the request completion </w:t>
+        <w:t xml:space="preserve">Calculated p95 latency using histogram quantiles to be displayed on Graphana. This gave us the request completion </w:t>
       </w:r>
     </w:p>
     <w:p>
@@ -1948,19 +1671,11 @@
           <w:lang w:val="en-US"/>
         </w:rPr>
       </w:pPr>
-      <w:proofErr w:type="spellStart"/>
-      <w:r>
-        <w:rPr>
-          <w:lang w:val="en-US"/>
-        </w:rPr>
-        <w:t>i</w:t>
-      </w:r>
-      <w:proofErr w:type="spellEnd"/>
-      <w:r>
-        <w:rPr>
-          <w:lang w:val="en-US"/>
-        </w:rPr>
-        <w:t>)</w:t>
+      <w:r>
+        <w:rPr>
+          <w:lang w:val="en-US"/>
+        </w:rPr>
+        <w:t>i)</w:t>
       </w:r>
       <w:r>
         <w:rPr>
@@ -2036,21 +1751,7 @@
         <w:rPr>
           <w:lang w:val="en-US"/>
         </w:rPr>
-        <w:t xml:space="preserve">ii)How </w:t>
-      </w:r>
-      <w:proofErr w:type="spellStart"/>
-      <w:r>
-        <w:rPr>
-          <w:lang w:val="en-US"/>
-        </w:rPr>
-        <w:t>redis</w:t>
-      </w:r>
-      <w:proofErr w:type="spellEnd"/>
-      <w:r>
-        <w:rPr>
-          <w:lang w:val="en-US"/>
-        </w:rPr>
-        <w:t xml:space="preserve"> caching helps solve this </w:t>
+        <w:t xml:space="preserve">ii)How redis caching helps solve this </w:t>
       </w:r>
       <w:r>
         <w:rPr>
@@ -2112,21 +1813,7 @@
         <w:rPr>
           <w:lang w:val="en-US"/>
         </w:rPr>
-        <w:t xml:space="preserve"> the </w:t>
-      </w:r>
-      <w:proofErr w:type="spellStart"/>
-      <w:r>
-        <w:rPr>
-          <w:lang w:val="en-US"/>
-        </w:rPr>
-        <w:t>db</w:t>
-      </w:r>
-      <w:proofErr w:type="spellEnd"/>
-      <w:r>
-        <w:rPr>
-          <w:lang w:val="en-US"/>
-        </w:rPr>
-        <w:t xml:space="preserve"> queries resulted to larger result sets holding more than 30k records</w:t>
+        <w:t xml:space="preserve"> the db queries resulted to larger result sets holding more than 30k records</w:t>
       </w:r>
       <w:r>
         <w:rPr>
@@ -2224,19 +1911,11 @@
           <w:lang w:val="en-US"/>
         </w:rPr>
       </w:pPr>
-      <w:proofErr w:type="spellStart"/>
-      <w:r>
-        <w:rPr>
-          <w:lang w:val="en-US"/>
-        </w:rPr>
-        <w:t>i</w:t>
-      </w:r>
-      <w:proofErr w:type="spellEnd"/>
-      <w:r>
-        <w:rPr>
-          <w:lang w:val="en-US"/>
-        </w:rPr>
-        <w:t>)GC pauses</w:t>
+      <w:r>
+        <w:rPr>
+          <w:lang w:val="en-US"/>
+        </w:rPr>
+        <w:t>i)GC pauses</w:t>
       </w:r>
     </w:p>
     <w:p>
@@ -2262,21 +1941,7 @@
         <w:rPr>
           <w:lang w:val="en-US"/>
         </w:rPr>
-        <w:t>(-XX:+UseG1GC, -</w:t>
-      </w:r>
-      <w:proofErr w:type="spellStart"/>
-      <w:r>
-        <w:rPr>
-          <w:lang w:val="en-US"/>
-        </w:rPr>
-        <w:t>XX:MaxGCPauseMillis</w:t>
-      </w:r>
-      <w:proofErr w:type="spellEnd"/>
-      <w:r>
-        <w:rPr>
-          <w:lang w:val="en-US"/>
-        </w:rPr>
-        <w:t>=200) significantly reduces GC frequency and pause times.</w:t>
+        <w:t>(-XX:+UseG1GC, -XX:MaxGCPauseMillis=200) significantly reduces GC frequency and pause times.</w:t>
       </w:r>
     </w:p>
     <w:p>
@@ -2309,35 +1974,7 @@
         <w:rPr>
           <w:lang w:val="en-US"/>
         </w:rPr>
-        <w:t>We can tune JVM heap sizing (-</w:t>
-      </w:r>
-      <w:proofErr w:type="spellStart"/>
-      <w:r>
-        <w:rPr>
-          <w:lang w:val="en-US"/>
-        </w:rPr>
-        <w:t>Xms</w:t>
-      </w:r>
-      <w:proofErr w:type="spellEnd"/>
-      <w:r>
-        <w:rPr>
-          <w:lang w:val="en-US"/>
-        </w:rPr>
-        <w:t>, -</w:t>
-      </w:r>
-      <w:proofErr w:type="spellStart"/>
-      <w:r>
-        <w:rPr>
-          <w:lang w:val="en-US"/>
-        </w:rPr>
-        <w:t>Xmx</w:t>
-      </w:r>
-      <w:proofErr w:type="spellEnd"/>
-      <w:r>
-        <w:rPr>
-          <w:lang w:val="en-US"/>
-        </w:rPr>
-        <w:t>) within the pod memory limits.</w:t>
+        <w:t>We can tune JVM heap sizing (-Xms, -Xmx) within the pod memory limits.</w:t>
       </w:r>
     </w:p>
     <w:p>
@@ -2777,27 +2414,7 @@
           <w:lang w:val="en-US"/>
           <w14:ligatures w14:val="none"/>
         </w:rPr>
-        <w:t xml:space="preserve"> , whenever the Crew Query Service exceeded the SLO threshold of 200 </w:t>
-      </w:r>
-      <w:proofErr w:type="spellStart"/>
-      <w:r>
-        <w:rPr>
-          <w:rFonts w:ascii="Aptos" w:eastAsia="Times New Roman" w:hAnsi="Aptos" w:cs="Times New Roman"/>
-          <w:kern w:val="0"/>
-          <w:lang w:val="en-US"/>
-          <w14:ligatures w14:val="none"/>
-        </w:rPr>
-        <w:t>ms</w:t>
-      </w:r>
-      <w:proofErr w:type="spellEnd"/>
-      <w:r>
-        <w:rPr>
-          <w:rFonts w:ascii="Aptos" w:eastAsia="Times New Roman" w:hAnsi="Aptos" w:cs="Times New Roman"/>
-          <w:kern w:val="0"/>
-          <w:lang w:val="en-US"/>
-          <w14:ligatures w14:val="none"/>
-        </w:rPr>
-        <w:t xml:space="preserve"> , it triggers the alert to the operations team.</w:t>
+        <w:t xml:space="preserve"> , whenever the Crew Query Service exceeded the SLO threshold of 200 ms , it triggers the alert to the operations team.</w:t>
       </w:r>
       <w:r>
         <w:rPr>
@@ -2833,325 +2450,457 @@
     </w:p>
     <w:p>
       <w:pPr>
-        <w:spacing w:after="0" w:line="240" w:lineRule="auto"/>
-        <w:rPr>
-          <w:rFonts w:ascii="Aptos" w:eastAsia="Times New Roman" w:hAnsi="Aptos" w:cs="Times New Roman"/>
-          <w:kern w:val="0"/>
-          <w:lang w:val="en-US"/>
-          <w14:ligatures w14:val="none"/>
-        </w:rPr>
-      </w:pPr>
-      <w:r>
-        <w:rPr>
-          <w:rFonts w:ascii="Aptos" w:eastAsia="Times New Roman" w:hAnsi="Aptos" w:cs="Times New Roman"/>
-          <w:i/>
-          <w:iCs/>
-          <w:kern w:val="0"/>
-          <w:lang w:val="en-US"/>
-          <w14:ligatures w14:val="none"/>
-        </w:rPr>
-        <w:t xml:space="preserve">Business </w:t>
-      </w:r>
-      <w:r>
-        <w:rPr>
-          <w:rFonts w:ascii="Aptos" w:eastAsia="Times New Roman" w:hAnsi="Aptos" w:cs="Times New Roman"/>
-          <w:i/>
-          <w:iCs/>
-          <w:kern w:val="0"/>
-          <w:lang w:val="en-US"/>
-          <w14:ligatures w14:val="none"/>
-        </w:rPr>
-        <w:t>Context</w:t>
-      </w:r>
-      <w:r>
-        <w:rPr>
-          <w:rFonts w:ascii="Aptos" w:eastAsia="Times New Roman" w:hAnsi="Aptos" w:cs="Times New Roman"/>
-          <w:i/>
-          <w:iCs/>
-          <w:kern w:val="0"/>
-          <w:lang w:val="en-US"/>
-          <w14:ligatures w14:val="none"/>
-        </w:rPr>
-        <w:t>:</w:t>
-      </w:r>
-      <w:r>
-        <w:rPr>
-          <w:rFonts w:ascii="Aptos" w:eastAsia="Times New Roman" w:hAnsi="Aptos" w:cs="Times New Roman"/>
-          <w:i/>
-          <w:iCs/>
-          <w:kern w:val="0"/>
-          <w:lang w:val="en-US"/>
-          <w14:ligatures w14:val="none"/>
+        <w:rPr>
+          <w:lang w:val="en-US"/>
+        </w:rPr>
+      </w:pPr>
+      <w:r>
+        <w:rPr>
+          <w:lang w:val="en-US"/>
+        </w:rPr>
+        <w:t xml:space="preserve">a)How are the existing monoliths are built or deployed ? </w:t>
+      </w:r>
+    </w:p>
+    <w:p>
+      <w:pPr>
+        <w:rPr>
+          <w:lang w:val="en-US"/>
+        </w:rPr>
+      </w:pPr>
+      <w:r>
+        <w:rPr>
+          <w:lang w:val="en-US"/>
+        </w:rPr>
+        <w:t>We had a big monolith service dependent on the several core libraries ( validation , schedule , query ) like in a chained dependent way.</w:t>
+      </w:r>
+    </w:p>
+    <w:p>
+      <w:pPr>
+        <w:rPr>
+          <w:lang w:val="en-US"/>
+        </w:rPr>
+      </w:pPr>
+    </w:p>
+    <w:p>
+      <w:pPr>
+        <w:rPr>
+          <w:lang w:val="en-US"/>
+        </w:rPr>
+      </w:pPr>
+      <w:r>
+        <w:rPr>
+          <w:lang w:val="en-US"/>
+        </w:rPr>
+        <w:t>In order to get the build version we need to sequentially build all the modules in the chain to get the final build version</w:t>
+      </w:r>
+      <w:r>
+        <w:rPr>
+          <w:lang w:val="en-US"/>
         </w:rPr>
         <w:t xml:space="preserve"> </w:t>
       </w:r>
-    </w:p>
-    <w:p>
-      <w:pPr>
-        <w:spacing w:after="0" w:line="240" w:lineRule="auto"/>
-        <w:rPr>
-          <w:rFonts w:ascii="Aptos" w:eastAsia="Times New Roman" w:hAnsi="Aptos" w:cs="Times New Roman"/>
-          <w:kern w:val="0"/>
-          <w:lang w:val="en-US"/>
-          <w14:ligatures w14:val="none"/>
-        </w:rPr>
-      </w:pPr>
-      <w:r>
-        <w:rPr>
-          <w:rFonts w:ascii="Aptos" w:eastAsia="Times New Roman" w:hAnsi="Aptos" w:cs="Times New Roman"/>
-          <w:kern w:val="0"/>
-          <w:lang w:val="en-US"/>
-          <w14:ligatures w14:val="none"/>
-        </w:rPr>
-        <w:t xml:space="preserve">We had a big monolith service which </w:t>
-      </w:r>
-      <w:r>
-        <w:rPr>
-          <w:rFonts w:ascii="Aptos" w:eastAsia="Times New Roman" w:hAnsi="Aptos" w:cs="Times New Roman"/>
-          <w:kern w:val="0"/>
-          <w:lang w:val="en-US"/>
-          <w14:ligatures w14:val="none"/>
-        </w:rPr>
-        <w:t xml:space="preserve">covers </w:t>
-      </w:r>
-      <w:r>
-        <w:rPr>
-          <w:rFonts w:ascii="Aptos" w:eastAsia="Times New Roman" w:hAnsi="Aptos" w:cs="Times New Roman"/>
-          <w:kern w:val="0"/>
-          <w:lang w:val="en-US"/>
-          <w14:ligatures w14:val="none"/>
-        </w:rPr>
-        <w:t>functionalities</w:t>
-      </w:r>
-      <w:r>
-        <w:rPr>
-          <w:rFonts w:ascii="Aptos" w:eastAsia="Times New Roman" w:hAnsi="Aptos" w:cs="Times New Roman"/>
-          <w:kern w:val="0"/>
-          <w:lang w:val="en-US"/>
-          <w14:ligatures w14:val="none"/>
-        </w:rPr>
-        <w:t xml:space="preserve"> </w:t>
-      </w:r>
-    </w:p>
-    <w:p>
-      <w:pPr>
-        <w:spacing w:after="0" w:line="240" w:lineRule="auto"/>
-        <w:rPr>
-          <w:rFonts w:ascii="Aptos" w:eastAsia="Times New Roman" w:hAnsi="Aptos" w:cs="Times New Roman"/>
-          <w:kern w:val="0"/>
-          <w:lang w:val="en-US"/>
-          <w14:ligatures w14:val="none"/>
-        </w:rPr>
-      </w:pPr>
-      <w:r>
-        <w:rPr>
-          <w:rFonts w:ascii="Aptos" w:eastAsia="Times New Roman" w:hAnsi="Aptos" w:cs="Times New Roman"/>
-          <w:kern w:val="0"/>
-          <w:lang w:val="en-US"/>
-          <w14:ligatures w14:val="none"/>
-        </w:rPr>
-        <w:t xml:space="preserve">like crew scheduling, validation, and notification </w:t>
-      </w:r>
-    </w:p>
-    <w:p>
-      <w:pPr>
-        <w:spacing w:after="0" w:line="240" w:lineRule="auto"/>
-        <w:rPr>
-          <w:rFonts w:ascii="Aptos" w:eastAsia="Times New Roman" w:hAnsi="Aptos" w:cs="Times New Roman"/>
-          <w:kern w:val="0"/>
-          <w:lang w:val="en-US"/>
-          <w14:ligatures w14:val="none"/>
-        </w:rPr>
-      </w:pPr>
-    </w:p>
-    <w:p>
-      <w:pPr>
-        <w:spacing w:after="0" w:line="240" w:lineRule="auto"/>
-        <w:rPr>
-          <w:rFonts w:ascii="Aptos" w:eastAsia="Times New Roman" w:hAnsi="Aptos" w:cs="Times New Roman"/>
-          <w:kern w:val="0"/>
-          <w:lang w:val="en-US"/>
-          <w14:ligatures w14:val="none"/>
-        </w:rPr>
-      </w:pPr>
-      <w:r>
-        <w:rPr>
-          <w:rFonts w:ascii="Aptos" w:eastAsia="Times New Roman" w:hAnsi="Aptos" w:cs="Times New Roman"/>
-          <w:kern w:val="0"/>
-          <w:lang w:val="en-US"/>
-          <w14:ligatures w14:val="none"/>
-        </w:rPr>
-        <w:t>It dependent on the several core libraries like in a chained dependent</w:t>
-      </w:r>
-      <w:r>
-        <w:rPr>
-          <w:rFonts w:ascii="Aptos" w:eastAsia="Times New Roman" w:hAnsi="Aptos" w:cs="Times New Roman"/>
-          <w:kern w:val="0"/>
-          <w:lang w:val="en-US"/>
-          <w14:ligatures w14:val="none"/>
-        </w:rPr>
-        <w:t xml:space="preserve"> way</w:t>
-      </w:r>
-    </w:p>
-    <w:p>
-      <w:pPr>
-        <w:spacing w:after="0" w:line="240" w:lineRule="auto"/>
-        <w:rPr>
-          <w:rFonts w:ascii="Aptos" w:eastAsia="Times New Roman" w:hAnsi="Aptos" w:cs="Times New Roman"/>
-          <w:kern w:val="0"/>
-          <w:lang w:val="en-US"/>
-          <w14:ligatures w14:val="none"/>
-        </w:rPr>
-      </w:pPr>
-    </w:p>
-    <w:p>
-      <w:pPr>
-        <w:spacing w:after="0" w:line="240" w:lineRule="auto"/>
-        <w:rPr>
-          <w:rFonts w:ascii="Aptos" w:eastAsia="Times New Roman" w:hAnsi="Aptos" w:cs="Times New Roman"/>
-          <w:kern w:val="0"/>
-          <w:lang w:val="en-US"/>
-          <w14:ligatures w14:val="none"/>
-        </w:rPr>
-      </w:pPr>
-      <w:r>
-        <w:rPr>
-          <w:rFonts w:ascii="Aptos" w:eastAsia="Times New Roman" w:hAnsi="Aptos" w:cs="Times New Roman"/>
-          <w:kern w:val="0"/>
-          <w:lang w:val="en-US"/>
-          <w14:ligatures w14:val="none"/>
-        </w:rPr>
-        <w:t> </w:t>
-      </w:r>
-    </w:p>
-    <w:p>
-      <w:pPr>
+      <w:r>
+        <w:rPr>
+          <w:lang w:val="en-US"/>
+        </w:rPr>
+        <w:t>for the main crew orchestration service.</w:t>
+      </w:r>
+    </w:p>
+    <w:p>
+      <w:pPr>
+        <w:rPr>
+          <w:lang w:val="en-US"/>
+        </w:rPr>
+      </w:pPr>
+    </w:p>
+    <w:p>
+      <w:pPr>
+        <w:rPr>
+          <w:lang w:val="en-US"/>
+        </w:rPr>
+      </w:pPr>
+      <w:r>
+        <w:rPr>
+          <w:lang w:val="en-US"/>
+        </w:rPr>
+        <w:t xml:space="preserve">b) What are the problems with this monolith approach ? </w:t>
+      </w:r>
+    </w:p>
+    <w:p>
+      <w:pPr>
+        <w:rPr>
+          <w:lang w:val="en-US"/>
+        </w:rPr>
+      </w:pPr>
+    </w:p>
+    <w:p>
+      <w:pPr>
+        <w:rPr>
+          <w:lang w:val="en-US"/>
+        </w:rPr>
+      </w:pPr>
+      <w:r>
+        <w:rPr>
+          <w:lang w:val="en-US"/>
+        </w:rPr>
+        <w:t>A</w:t>
+      </w:r>
+      <w:r>
+        <w:rPr>
+          <w:lang w:val="en-US"/>
+        </w:rPr>
+        <w:t xml:space="preserve">ll these libraries are </w:t>
+      </w:r>
+    </w:p>
+    <w:p>
+      <w:pPr>
+        <w:pStyle w:val="ListParagraph"/>
+        <w:numPr>
+          <w:ilvl w:val="1"/>
+          <w:numId w:val="50"/>
+        </w:numPr>
+        <w:rPr>
+          <w:lang w:val="en-US"/>
+        </w:rPr>
+      </w:pPr>
+      <w:r>
+        <w:rPr>
+          <w:lang w:val="en-US"/>
+        </w:rPr>
+        <w:t xml:space="preserve">tightly coupled ( chained dependencies ) </w:t>
+      </w:r>
+    </w:p>
+    <w:p>
+      <w:pPr>
+        <w:pStyle w:val="ListParagraph"/>
+        <w:numPr>
+          <w:ilvl w:val="1"/>
+          <w:numId w:val="50"/>
+        </w:numPr>
+        <w:rPr>
+          <w:lang w:val="en-US"/>
+        </w:rPr>
+      </w:pPr>
+      <w:r>
+        <w:rPr>
+          <w:lang w:val="en-US"/>
+        </w:rPr>
+        <w:t xml:space="preserve">shared the same codebase and runtime  </w:t>
+      </w:r>
+    </w:p>
+    <w:p>
+      <w:pPr>
+        <w:rPr>
+          <w:lang w:val="en-US"/>
+        </w:rPr>
+      </w:pPr>
+    </w:p>
+    <w:p>
+      <w:pPr>
+        <w:rPr>
+          <w:lang w:val="en-US"/>
+        </w:rPr>
+      </w:pPr>
+      <w:r>
+        <w:rPr>
+          <w:lang w:val="en-US"/>
+        </w:rPr>
+        <w:t xml:space="preserve">This has led to </w:t>
+      </w:r>
+    </w:p>
+    <w:p>
+      <w:pPr>
+        <w:rPr>
+          <w:lang w:val="en-US"/>
+        </w:rPr>
+      </w:pPr>
+    </w:p>
+    <w:p>
+      <w:pPr>
+        <w:pStyle w:val="ListParagraph"/>
         <w:numPr>
           <w:ilvl w:val="0"/>
-          <w:numId w:val="18"/>
+          <w:numId w:val="48"/>
         </w:numPr>
-        <w:spacing w:after="0" w:line="240" w:lineRule="auto"/>
-        <w:textAlignment w:val="center"/>
-        <w:rPr>
-          <w:rFonts w:ascii="Aptos" w:eastAsia="Times New Roman" w:hAnsi="Aptos" w:cs="Times New Roman"/>
-          <w:kern w:val="0"/>
-          <w:lang w:val="en-US"/>
-          <w14:ligatures w14:val="none"/>
-        </w:rPr>
-      </w:pPr>
-      <w:r>
-        <w:rPr>
-          <w:rFonts w:ascii="Aptos" w:eastAsia="Times New Roman" w:hAnsi="Aptos" w:cs="Times New Roman"/>
-          <w:kern w:val="0"/>
-          <w:lang w:val="en-US"/>
-          <w14:ligatures w14:val="none"/>
-        </w:rPr>
-        <w:t xml:space="preserve">deployed together </w:t>
-      </w:r>
-    </w:p>
-    <w:p>
-      <w:pPr>
+        <w:rPr>
+          <w:lang w:val="en-US"/>
+        </w:rPr>
+      </w:pPr>
+      <w:r>
+        <w:rPr>
+          <w:lang w:val="en-US"/>
+        </w:rPr>
+        <w:t>Long deployment time (~55 minutes) : even small fixes/changes required building/deploying entire application.</w:t>
+      </w:r>
+    </w:p>
+    <w:p>
+      <w:pPr>
+        <w:pStyle w:val="ListParagraph"/>
         <w:numPr>
           <w:ilvl w:val="0"/>
-          <w:numId w:val="18"/>
+          <w:numId w:val="48"/>
         </w:numPr>
-        <w:spacing w:after="0" w:line="240" w:lineRule="auto"/>
-        <w:textAlignment w:val="center"/>
-        <w:rPr>
-          <w:rFonts w:ascii="Aptos" w:eastAsia="Times New Roman" w:hAnsi="Aptos" w:cs="Times New Roman"/>
-          <w:kern w:val="0"/>
-          <w:lang w:val="en-US"/>
-          <w14:ligatures w14:val="none"/>
-        </w:rPr>
-      </w:pPr>
-      <w:r>
-        <w:rPr>
-          <w:rFonts w:ascii="Aptos" w:eastAsia="Times New Roman" w:hAnsi="Aptos" w:cs="Times New Roman"/>
-          <w:kern w:val="0"/>
-          <w:lang w:val="en-US"/>
-          <w14:ligatures w14:val="none"/>
-        </w:rPr>
-        <w:t xml:space="preserve">shared same codebase </w:t>
-      </w:r>
-    </w:p>
-    <w:p>
-      <w:pPr>
+        <w:rPr>
+          <w:lang w:val="en-US"/>
+        </w:rPr>
+      </w:pPr>
+      <w:r>
+        <w:rPr>
+          <w:lang w:val="en-US"/>
+        </w:rPr>
+        <w:t>Slow-Release Cycles : this delayed the feature delivery and release coordination also became difficult.</w:t>
+      </w:r>
+    </w:p>
+    <w:p>
+      <w:pPr>
+        <w:pStyle w:val="ListParagraph"/>
         <w:numPr>
           <w:ilvl w:val="0"/>
-          <w:numId w:val="18"/>
+          <w:numId w:val="48"/>
         </w:numPr>
-        <w:spacing w:after="0" w:line="240" w:lineRule="auto"/>
-        <w:textAlignment w:val="center"/>
-        <w:rPr>
-          <w:rFonts w:ascii="Aptos" w:eastAsia="Times New Roman" w:hAnsi="Aptos" w:cs="Times New Roman"/>
-          <w:kern w:val="0"/>
-          <w:lang w:val="en-US"/>
-          <w14:ligatures w14:val="none"/>
-        </w:rPr>
-      </w:pPr>
-      <w:r>
-        <w:rPr>
-          <w:rFonts w:ascii="Aptos" w:eastAsia="Times New Roman" w:hAnsi="Aptos" w:cs="Times New Roman"/>
-          <w:kern w:val="0"/>
-          <w:lang w:val="en-US"/>
-          <w14:ligatures w14:val="none"/>
-        </w:rPr>
-        <w:t xml:space="preserve">shared same runtime </w:t>
-      </w:r>
-    </w:p>
-    <w:p>
-      <w:pPr>
+        <w:rPr>
+          <w:lang w:val="en-US"/>
+        </w:rPr>
+      </w:pPr>
+      <w:r>
+        <w:rPr>
+          <w:lang w:val="en-US"/>
+        </w:rPr>
+        <w:t>Slow application startup : Due to the large artifact size , application startup is very slow.</w:t>
+      </w:r>
+    </w:p>
+    <w:p>
+      <w:pPr>
+        <w:pStyle w:val="ListParagraph"/>
         <w:numPr>
           <w:ilvl w:val="0"/>
-          <w:numId w:val="18"/>
+          <w:numId w:val="48"/>
         </w:numPr>
-        <w:spacing w:after="0" w:line="240" w:lineRule="auto"/>
-        <w:textAlignment w:val="center"/>
-        <w:rPr>
-          <w:rFonts w:ascii="Aptos" w:eastAsia="Times New Roman" w:hAnsi="Aptos" w:cs="Times New Roman"/>
-          <w:kern w:val="0"/>
-          <w:lang w:val="en-US"/>
-          <w14:ligatures w14:val="none"/>
-        </w:rPr>
-      </w:pPr>
-      <w:r>
-        <w:rPr>
-          <w:rFonts w:ascii="Aptos" w:eastAsia="Times New Roman" w:hAnsi="Aptos" w:cs="Times New Roman"/>
-          <w:kern w:val="0"/>
-          <w:lang w:val="en-US"/>
-          <w14:ligatures w14:val="none"/>
-        </w:rPr>
-        <w:t>tightly coupled</w:t>
-      </w:r>
-    </w:p>
-    <w:p>
-      <w:pPr>
-        <w:rPr>
-          <w:lang w:val="en-US"/>
-        </w:rPr>
-      </w:pPr>
-    </w:p>
-    <w:p>
-      <w:pPr>
-        <w:spacing w:after="0" w:line="240" w:lineRule="auto"/>
-        <w:rPr>
-          <w:rFonts w:ascii="Aptos" w:eastAsia="Times New Roman" w:hAnsi="Aptos" w:cs="Times New Roman"/>
-          <w:kern w:val="0"/>
-          <w:lang w:val="en-US"/>
-          <w14:ligatures w14:val="none"/>
-        </w:rPr>
-      </w:pPr>
-      <w:r>
-        <w:rPr>
-          <w:rFonts w:ascii="Aptos" w:eastAsia="Times New Roman" w:hAnsi="Aptos" w:cs="Times New Roman"/>
-          <w:i/>
-          <w:iCs/>
-          <w:kern w:val="0"/>
-          <w:lang w:val="en-US"/>
-          <w14:ligatures w14:val="none"/>
-        </w:rPr>
-        <w:t>Major Operational Problems</w:t>
-      </w:r>
+        <w:rPr>
+          <w:lang w:val="en-US"/>
+        </w:rPr>
+      </w:pPr>
+      <w:r>
+        <w:rPr>
+          <w:lang w:val="en-US"/>
+        </w:rPr>
+        <w:t>Scaling Problems : Scaling individual modules was impossible.</w:t>
+      </w:r>
+    </w:p>
+    <w:p>
+      <w:pPr>
+        <w:rPr>
+          <w:lang w:val="en-US"/>
+        </w:rPr>
+      </w:pPr>
+    </w:p>
+    <w:p>
+      <w:pPr>
+        <w:rPr>
+          <w:lang w:val="en-US"/>
+        </w:rPr>
+      </w:pPr>
+      <w:r>
+        <w:rPr>
+          <w:lang w:val="en-US"/>
+        </w:rPr>
+        <w:t>c</w:t>
+      </w:r>
+      <w:r>
+        <w:rPr>
+          <w:lang w:val="en-US"/>
+        </w:rPr>
+        <w:t xml:space="preserve">) How did we approach this </w:t>
+      </w:r>
+      <w:r>
+        <w:rPr>
+          <w:lang w:val="en-US"/>
+        </w:rPr>
+        <w:t>activity?</w:t>
+      </w:r>
+      <w:r>
+        <w:rPr>
+          <w:lang w:val="en-US"/>
+        </w:rPr>
+        <w:t xml:space="preserve"> like how </w:t>
+      </w:r>
+      <w:r>
+        <w:rPr>
+          <w:lang w:val="en-US"/>
+        </w:rPr>
+        <w:t>we made</w:t>
+      </w:r>
+      <w:r>
+        <w:rPr>
+          <w:lang w:val="en-US"/>
+        </w:rPr>
+        <w:t xml:space="preserve"> that this switch over from monolith to microservice </w:t>
+      </w:r>
+    </w:p>
+    <w:p>
+      <w:pPr>
+        <w:rPr>
+          <w:lang w:val="en-US"/>
+        </w:rPr>
+      </w:pPr>
+      <w:r>
+        <w:rPr>
+          <w:lang w:val="en-US"/>
+        </w:rPr>
+        <w:t xml:space="preserve">architecture is being done smoothly without disrupting the current live </w:t>
+      </w:r>
+      <w:r>
+        <w:rPr>
+          <w:lang w:val="en-US"/>
+        </w:rPr>
+        <w:t>services?</w:t>
+      </w:r>
+      <w:r>
+        <w:rPr>
+          <w:lang w:val="en-US"/>
+        </w:rPr>
+        <w:t xml:space="preserve"> </w:t>
+      </w:r>
+      <w:r>
+        <w:rPr>
+          <w:lang w:val="en-US"/>
+        </w:rPr>
+        <w:t>(like</w:t>
+      </w:r>
+      <w:r>
+        <w:rPr>
+          <w:lang w:val="en-US"/>
+        </w:rPr>
+        <w:t xml:space="preserve"> in what phases </w:t>
+      </w:r>
+      <w:r>
+        <w:rPr>
+          <w:lang w:val="en-US"/>
+        </w:rPr>
+        <w:t>exactly?</w:t>
+      </w:r>
+      <w:r>
+        <w:rPr>
+          <w:lang w:val="en-US"/>
+        </w:rPr>
+        <w:t xml:space="preserve"> )  </w:t>
+      </w:r>
+    </w:p>
+    <w:p>
+      <w:pPr>
+        <w:rPr>
+          <w:lang w:val="en-US"/>
+        </w:rPr>
+      </w:pPr>
+      <w:r>
+        <w:rPr>
+          <w:lang w:val="en-US"/>
+        </w:rPr>
+        <w:t xml:space="preserve">We followed the Strangler Pattern approach. </w:t>
+      </w:r>
+    </w:p>
+    <w:p>
+      <w:pPr>
+        <w:rPr>
+          <w:lang w:val="en-US"/>
+        </w:rPr>
+      </w:pPr>
+      <w:r>
+        <w:rPr>
+          <w:lang w:val="en-US"/>
+        </w:rPr>
+        <w:t xml:space="preserve">First, we identified and extracted one module at a time, exposed it through APIs, and deployed it alongside the monolith. </w:t>
+      </w:r>
+    </w:p>
+    <w:p>
+      <w:pPr>
+        <w:rPr>
+          <w:lang w:val="en-US"/>
+        </w:rPr>
+      </w:pPr>
+      <w:r>
+        <w:rPr>
+          <w:lang w:val="en-US"/>
+        </w:rPr>
+        <w:t xml:space="preserve">Traffic was gradually shifted using routing rules and feature flags while running both systems in parallel. </w:t>
+      </w:r>
+    </w:p>
+    <w:p>
+      <w:pPr>
+        <w:rPr>
+          <w:lang w:val="en-US"/>
+        </w:rPr>
+      </w:pPr>
+      <w:r>
+        <w:rPr>
+          <w:lang w:val="en-US"/>
+        </w:rPr>
+        <w:t>We ensured functional parity before fully decommissioning/retiring the monolith module.</w:t>
+      </w:r>
+    </w:p>
+    <w:p>
+      <w:pPr>
+        <w:rPr>
+          <w:lang w:val="en-US"/>
+        </w:rPr>
+      </w:pPr>
+      <w:r>
+        <w:rPr>
+          <w:lang w:val="en-US"/>
+        </w:rPr>
+        <w:t>This approach ensured seamless migration with the zero disruption to the production/live traffic.</w:t>
+      </w:r>
+    </w:p>
+    <w:p>
+      <w:pPr>
+        <w:spacing w:after="0" w:line="240" w:lineRule="auto"/>
+        <w:rPr>
+          <w:rFonts w:ascii="Aptos" w:eastAsia="Times New Roman" w:hAnsi="Aptos" w:cs="Times New Roman"/>
+          <w:kern w:val="0"/>
+          <w:lang w:val="en-US"/>
+          <w14:ligatures w14:val="none"/>
+        </w:rPr>
+      </w:pPr>
+      <w:r>
+        <w:rPr>
+          <w:rFonts w:ascii="Aptos" w:eastAsia="Times New Roman" w:hAnsi="Aptos" w:cs="Times New Roman"/>
+          <w:kern w:val="0"/>
+          <w:lang w:val="en-US"/>
+          <w14:ligatures w14:val="none"/>
+        </w:rPr>
+        <w:t>Containerization Using Docker</w:t>
+      </w:r>
+    </w:p>
+    <w:p>
+      <w:pPr>
+        <w:spacing w:after="0" w:line="240" w:lineRule="auto"/>
+        <w:rPr>
+          <w:rFonts w:ascii="Aptos" w:eastAsia="Times New Roman" w:hAnsi="Aptos" w:cs="Times New Roman"/>
+          <w:kern w:val="0"/>
+          <w:lang w:val="en-US"/>
+          <w14:ligatures w14:val="none"/>
+        </w:rPr>
+      </w:pPr>
+      <w:r>
+        <w:rPr>
+          <w:rFonts w:ascii="Aptos" w:eastAsia="Times New Roman" w:hAnsi="Aptos" w:cs="Times New Roman"/>
+          <w:kern w:val="0"/>
+          <w:lang w:val="en-US"/>
+          <w14:ligatures w14:val="none"/>
+        </w:rPr>
+        <w:t>Each microservice packaged as Docker container.</w:t>
+      </w:r>
+    </w:p>
+    <w:p>
+      <w:pPr>
+        <w:spacing w:after="0" w:line="240" w:lineRule="auto"/>
+        <w:rPr>
+          <w:rFonts w:ascii="Aptos" w:eastAsia="Times New Roman" w:hAnsi="Aptos" w:cs="Times New Roman"/>
+          <w:kern w:val="0"/>
+          <w:lang w:val="en-US"/>
+          <w14:ligatures w14:val="none"/>
+        </w:rPr>
+      </w:pPr>
     </w:p>
     <w:p>
       <w:pPr>
@@ -3190,25 +2939,7 @@
           <w:lang w:val="en-US"/>
           <w14:ligatures w14:val="none"/>
         </w:rPr>
-        <w:t xml:space="preserve">Long Deployment </w:t>
-      </w:r>
-      <w:r>
-        <w:rPr>
-          <w:rFonts w:ascii="Aptos" w:eastAsia="Times New Roman" w:hAnsi="Aptos" w:cs="Times New Roman"/>
-          <w:kern w:val="0"/>
-          <w:lang w:val="en-US"/>
-          <w14:ligatures w14:val="none"/>
-        </w:rPr>
-        <w:t>Time:</w:t>
-      </w:r>
-      <w:r>
-        <w:rPr>
-          <w:rFonts w:ascii="Aptos" w:eastAsia="Times New Roman" w:hAnsi="Aptos" w:cs="Times New Roman"/>
-          <w:kern w:val="0"/>
-          <w:lang w:val="en-US"/>
-          <w14:ligatures w14:val="none"/>
-        </w:rPr>
-        <w:t xml:space="preserve"> ~55 minutes</w:t>
+        <w:t>Kubernetes Deployment</w:t>
       </w:r>
     </w:p>
     <w:p>
@@ -3233,140 +2964,42 @@
     </w:p>
     <w:p>
       <w:pPr>
-        <w:numPr>
-          <w:ilvl w:val="0"/>
-          <w:numId w:val="19"/>
-        </w:numPr>
-        <w:spacing w:after="0" w:line="240" w:lineRule="auto"/>
-        <w:textAlignment w:val="center"/>
-        <w:rPr>
-          <w:rFonts w:ascii="Aptos" w:eastAsia="Times New Roman" w:hAnsi="Aptos" w:cs="Times New Roman"/>
-          <w:kern w:val="0"/>
-          <w:lang w:val="en-US"/>
-          <w14:ligatures w14:val="none"/>
-        </w:rPr>
-      </w:pPr>
-      <w:r>
-        <w:rPr>
-          <w:rFonts w:ascii="Aptos" w:eastAsia="Times New Roman" w:hAnsi="Aptos" w:cs="Times New Roman"/>
-          <w:kern w:val="0"/>
-          <w:lang w:val="en-US"/>
-          <w14:ligatures w14:val="none"/>
-        </w:rPr>
-        <w:t xml:space="preserve">entire monolith needed rebuilding </w:t>
-      </w:r>
-    </w:p>
-    <w:p>
-      <w:pPr>
-        <w:numPr>
-          <w:ilvl w:val="0"/>
-          <w:numId w:val="19"/>
-        </w:numPr>
-        <w:spacing w:after="0" w:line="240" w:lineRule="auto"/>
-        <w:textAlignment w:val="center"/>
-        <w:rPr>
-          <w:rFonts w:ascii="Aptos" w:eastAsia="Times New Roman" w:hAnsi="Aptos" w:cs="Times New Roman"/>
-          <w:kern w:val="0"/>
-          <w:lang w:val="en-US"/>
-          <w14:ligatures w14:val="none"/>
-        </w:rPr>
-      </w:pPr>
-      <w:r>
-        <w:rPr>
-          <w:rFonts w:ascii="Aptos" w:eastAsia="Times New Roman" w:hAnsi="Aptos" w:cs="Times New Roman"/>
-          <w:kern w:val="0"/>
-          <w:lang w:val="en-US"/>
-          <w14:ligatures w14:val="none"/>
-        </w:rPr>
-        <w:t xml:space="preserve">large artifact size </w:t>
-      </w:r>
-    </w:p>
-    <w:p>
-      <w:pPr>
-        <w:numPr>
-          <w:ilvl w:val="0"/>
-          <w:numId w:val="19"/>
-        </w:numPr>
-        <w:spacing w:after="0" w:line="240" w:lineRule="auto"/>
-        <w:textAlignment w:val="center"/>
-        <w:rPr>
-          <w:rFonts w:ascii="Aptos" w:eastAsia="Times New Roman" w:hAnsi="Aptos" w:cs="Times New Roman"/>
-          <w:kern w:val="0"/>
-          <w:lang w:val="en-US"/>
-          <w14:ligatures w14:val="none"/>
-        </w:rPr>
-      </w:pPr>
-      <w:r>
-        <w:rPr>
-          <w:rFonts w:ascii="Aptos" w:eastAsia="Times New Roman" w:hAnsi="Aptos" w:cs="Times New Roman"/>
-          <w:kern w:val="0"/>
-          <w:lang w:val="en-US"/>
-          <w14:ligatures w14:val="none"/>
-        </w:rPr>
-        <w:t xml:space="preserve">application startup slow </w:t>
-      </w:r>
-    </w:p>
-    <w:p>
-      <w:pPr>
-        <w:numPr>
-          <w:ilvl w:val="0"/>
-          <w:numId w:val="19"/>
-        </w:numPr>
-        <w:spacing w:after="0" w:line="240" w:lineRule="auto"/>
-        <w:textAlignment w:val="center"/>
-        <w:rPr>
-          <w:rFonts w:ascii="Aptos" w:eastAsia="Times New Roman" w:hAnsi="Aptos" w:cs="Times New Roman"/>
-          <w:kern w:val="0"/>
-          <w:lang w:val="en-US"/>
-          <w14:ligatures w14:val="none"/>
-        </w:rPr>
-      </w:pPr>
-      <w:r>
-        <w:rPr>
-          <w:rFonts w:ascii="Aptos" w:eastAsia="Times New Roman" w:hAnsi="Aptos" w:cs="Times New Roman"/>
-          <w:kern w:val="0"/>
-          <w:lang w:val="en-US"/>
-          <w14:ligatures w14:val="none"/>
-        </w:rPr>
-        <w:t>multiple environment validations needed</w:t>
-      </w:r>
-    </w:p>
-    <w:p>
-      <w:pPr>
-        <w:rPr>
-          <w:lang w:val="en-US"/>
-        </w:rPr>
-      </w:pPr>
-    </w:p>
-    <w:p>
-      <w:pPr>
-        <w:rPr>
-          <w:lang w:val="en-US"/>
-        </w:rPr>
-      </w:pPr>
-    </w:p>
-    <w:p>
-      <w:pPr>
-        <w:spacing w:after="0" w:line="240" w:lineRule="auto"/>
-        <w:rPr>
-          <w:rFonts w:ascii="Aptos" w:eastAsia="Times New Roman" w:hAnsi="Aptos" w:cs="Times New Roman"/>
-          <w:i/>
-          <w:iCs/>
-          <w:kern w:val="0"/>
-          <w:lang w:val="en-US"/>
-          <w14:ligatures w14:val="none"/>
-        </w:rPr>
-      </w:pPr>
-      <w:r>
-        <w:rPr>
-          <w:rFonts w:ascii="Aptos" w:eastAsia="Times New Roman" w:hAnsi="Aptos" w:cs="Times New Roman"/>
-          <w:i/>
-          <w:iCs/>
-          <w:kern w:val="0"/>
-          <w:lang w:val="en-US"/>
-          <w14:ligatures w14:val="none"/>
-        </w:rPr>
-        <w:t>Slow-Release Cycles</w:t>
+        <w:spacing w:after="0" w:line="240" w:lineRule="auto"/>
+        <w:rPr>
+          <w:rFonts w:ascii="Aptos" w:eastAsia="Times New Roman" w:hAnsi="Aptos" w:cs="Times New Roman"/>
+          <w:kern w:val="0"/>
+          <w:lang w:val="en-US"/>
+          <w14:ligatures w14:val="none"/>
+        </w:rPr>
+      </w:pPr>
+      <w:r>
+        <w:rPr>
+          <w:rFonts w:ascii="Aptos" w:eastAsia="Times New Roman" w:hAnsi="Aptos" w:cs="Times New Roman"/>
+          <w:kern w:val="0"/>
+          <w:lang w:val="en-US"/>
+          <w14:ligatures w14:val="none"/>
+        </w:rPr>
+        <w:t>CI/CD Automation</w:t>
+      </w:r>
+    </w:p>
+    <w:p>
+      <w:pPr>
+        <w:spacing w:after="0" w:line="240" w:lineRule="auto"/>
+        <w:rPr>
+          <w:rFonts w:ascii="Aptos" w:eastAsia="Times New Roman" w:hAnsi="Aptos" w:cs="Times New Roman"/>
+          <w:kern w:val="0"/>
+          <w:lang w:val="en-US"/>
+          <w14:ligatures w14:val="none"/>
+        </w:rPr>
+      </w:pPr>
+      <w:r>
+        <w:rPr>
+          <w:rFonts w:ascii="Aptos" w:eastAsia="Times New Roman" w:hAnsi="Aptos" w:cs="Times New Roman"/>
+          <w:kern w:val="0"/>
+          <w:lang w:val="en-US"/>
+          <w14:ligatures w14:val="none"/>
+        </w:rPr>
+        <w:t>Removed manual deployment activities.</w:t>
       </w:r>
     </w:p>
     <w:p>
@@ -3392,735 +3025,6 @@
     <w:p>
       <w:pPr>
         <w:spacing w:after="0" w:line="240" w:lineRule="auto"/>
-        <w:rPr>
-          <w:rFonts w:ascii="Aptos" w:eastAsia="Times New Roman" w:hAnsi="Aptos" w:cs="Times New Roman"/>
-          <w:kern w:val="0"/>
-          <w:lang w:val="en-US"/>
-          <w14:ligatures w14:val="none"/>
-        </w:rPr>
-      </w:pPr>
-      <w:r>
-        <w:rPr>
-          <w:rFonts w:ascii="Aptos" w:eastAsia="Times New Roman" w:hAnsi="Aptos" w:cs="Times New Roman"/>
-          <w:kern w:val="0"/>
-          <w:lang w:val="en-US"/>
-          <w14:ligatures w14:val="none"/>
-        </w:rPr>
-        <w:t>Even small fixes required deploying entire application</w:t>
-      </w:r>
-    </w:p>
-    <w:p>
-      <w:pPr>
-        <w:numPr>
-          <w:ilvl w:val="0"/>
-          <w:numId w:val="20"/>
-        </w:numPr>
-        <w:spacing w:after="0" w:line="240" w:lineRule="auto"/>
-        <w:textAlignment w:val="center"/>
-        <w:rPr>
-          <w:rFonts w:ascii="Aptos" w:eastAsia="Times New Roman" w:hAnsi="Aptos" w:cs="Times New Roman"/>
-          <w:kern w:val="0"/>
-          <w:lang w:val="en-US"/>
-          <w14:ligatures w14:val="none"/>
-        </w:rPr>
-      </w:pPr>
-      <w:r>
-        <w:rPr>
-          <w:rFonts w:ascii="Aptos" w:eastAsia="Times New Roman" w:hAnsi="Aptos" w:cs="Times New Roman"/>
-          <w:kern w:val="0"/>
-          <w:lang w:val="en-US"/>
-          <w14:ligatures w14:val="none"/>
-        </w:rPr>
-        <w:t xml:space="preserve">fewer releases </w:t>
-      </w:r>
-    </w:p>
-    <w:p>
-      <w:pPr>
-        <w:numPr>
-          <w:ilvl w:val="0"/>
-          <w:numId w:val="20"/>
-        </w:numPr>
-        <w:spacing w:after="0" w:line="240" w:lineRule="auto"/>
-        <w:textAlignment w:val="center"/>
-        <w:rPr>
-          <w:rFonts w:ascii="Aptos" w:eastAsia="Times New Roman" w:hAnsi="Aptos" w:cs="Times New Roman"/>
-          <w:kern w:val="0"/>
-          <w:lang w:val="en-US"/>
-          <w14:ligatures w14:val="none"/>
-        </w:rPr>
-      </w:pPr>
-      <w:r>
-        <w:rPr>
-          <w:rFonts w:ascii="Aptos" w:eastAsia="Times New Roman" w:hAnsi="Aptos" w:cs="Times New Roman"/>
-          <w:kern w:val="0"/>
-          <w:lang w:val="en-US"/>
-          <w14:ligatures w14:val="none"/>
-        </w:rPr>
-        <w:t>delayed feature delivery</w:t>
-      </w:r>
-    </w:p>
-    <w:p>
-      <w:pPr>
-        <w:numPr>
-          <w:ilvl w:val="0"/>
-          <w:numId w:val="20"/>
-        </w:numPr>
-        <w:spacing w:after="0" w:line="240" w:lineRule="auto"/>
-        <w:textAlignment w:val="center"/>
-        <w:rPr>
-          <w:rFonts w:ascii="Aptos" w:eastAsia="Times New Roman" w:hAnsi="Aptos" w:cs="Times New Roman"/>
-          <w:kern w:val="0"/>
-          <w:lang w:val="en-US"/>
-          <w14:ligatures w14:val="none"/>
-        </w:rPr>
-      </w:pPr>
-      <w:r>
-        <w:rPr>
-          <w:rFonts w:ascii="Aptos" w:eastAsia="Times New Roman" w:hAnsi="Aptos" w:cs="Times New Roman"/>
-          <w:kern w:val="0"/>
-          <w:lang w:val="en-US"/>
-          <w14:ligatures w14:val="none"/>
-        </w:rPr>
-        <w:t>release coordination became difficult</w:t>
-      </w:r>
-    </w:p>
-    <w:p>
-      <w:pPr>
-        <w:rPr>
-          <w:lang w:val="en-US"/>
-        </w:rPr>
-      </w:pPr>
-    </w:p>
-    <w:p>
-      <w:pPr>
-        <w:spacing w:after="0" w:line="240" w:lineRule="auto"/>
-        <w:rPr>
-          <w:rFonts w:ascii="Aptos" w:eastAsia="Times New Roman" w:hAnsi="Aptos" w:cs="Times New Roman"/>
-          <w:i/>
-          <w:iCs/>
-          <w:kern w:val="0"/>
-          <w:lang w:val="en-US"/>
-          <w14:ligatures w14:val="none"/>
-        </w:rPr>
-      </w:pPr>
-      <w:r>
-        <w:rPr>
-          <w:rFonts w:ascii="Aptos" w:eastAsia="Times New Roman" w:hAnsi="Aptos" w:cs="Times New Roman"/>
-          <w:i/>
-          <w:iCs/>
-          <w:kern w:val="0"/>
-          <w:lang w:val="en-US"/>
-          <w14:ligatures w14:val="none"/>
-        </w:rPr>
-        <w:t>Scaling Problems</w:t>
-      </w:r>
-    </w:p>
-    <w:p>
-      <w:pPr>
-        <w:numPr>
-          <w:ilvl w:val="0"/>
-          <w:numId w:val="21"/>
-        </w:numPr>
-        <w:spacing w:after="0" w:line="240" w:lineRule="auto"/>
-        <w:textAlignment w:val="center"/>
-        <w:rPr>
-          <w:rFonts w:ascii="Aptos" w:eastAsia="Times New Roman" w:hAnsi="Aptos" w:cs="Times New Roman"/>
-          <w:kern w:val="0"/>
-          <w:lang w:val="en-US"/>
-          <w14:ligatures w14:val="none"/>
-        </w:rPr>
-      </w:pPr>
-      <w:r>
-        <w:rPr>
-          <w:rFonts w:ascii="Aptos" w:eastAsia="Times New Roman" w:hAnsi="Aptos" w:cs="Times New Roman"/>
-          <w:kern w:val="0"/>
-          <w:lang w:val="en-US"/>
-          <w14:ligatures w14:val="none"/>
-        </w:rPr>
-        <w:t xml:space="preserve">scaling individual modules was impossible </w:t>
-      </w:r>
-    </w:p>
-    <w:p>
-      <w:pPr>
-        <w:spacing w:after="0" w:line="240" w:lineRule="auto"/>
-        <w:textAlignment w:val="center"/>
-        <w:rPr>
-          <w:rFonts w:ascii="Aptos" w:eastAsia="Times New Roman" w:hAnsi="Aptos" w:cs="Times New Roman"/>
-          <w:kern w:val="0"/>
-          <w:lang w:val="en-US"/>
-          <w14:ligatures w14:val="none"/>
-        </w:rPr>
-      </w:pPr>
-    </w:p>
-    <w:p>
-      <w:pPr>
-        <w:spacing w:after="0" w:line="240" w:lineRule="auto"/>
-        <w:textAlignment w:val="center"/>
-        <w:rPr>
-          <w:rFonts w:ascii="Aptos" w:eastAsia="Times New Roman" w:hAnsi="Aptos" w:cs="Times New Roman"/>
-          <w:kern w:val="0"/>
-          <w:lang w:val="en-US"/>
-          <w14:ligatures w14:val="none"/>
-        </w:rPr>
-      </w:pPr>
-    </w:p>
-    <w:p>
-      <w:pPr>
-        <w:spacing w:after="0" w:line="240" w:lineRule="auto"/>
-        <w:rPr>
-          <w:rFonts w:ascii="Aptos" w:eastAsia="Times New Roman" w:hAnsi="Aptos" w:cs="Times New Roman"/>
-          <w:kern w:val="0"/>
-          <w:lang w:val="en-US"/>
-          <w14:ligatures w14:val="none"/>
-        </w:rPr>
-      </w:pPr>
-      <w:r>
-        <w:rPr>
-          <w:rFonts w:ascii="Aptos" w:eastAsia="Times New Roman" w:hAnsi="Aptos" w:cs="Times New Roman"/>
-          <w:i/>
-          <w:iCs/>
-          <w:kern w:val="0"/>
-          <w:lang w:val="en-US"/>
-          <w14:ligatures w14:val="none"/>
-        </w:rPr>
-        <w:t xml:space="preserve">How did we implement </w:t>
-      </w:r>
-      <w:r>
-        <w:rPr>
-          <w:rFonts w:ascii="Aptos" w:eastAsia="Times New Roman" w:hAnsi="Aptos" w:cs="Times New Roman"/>
-          <w:i/>
-          <w:iCs/>
-          <w:kern w:val="0"/>
-          <w:lang w:val="en-US"/>
-          <w14:ligatures w14:val="none"/>
-        </w:rPr>
-        <w:t>migration?</w:t>
-      </w:r>
-      <w:r>
-        <w:rPr>
-          <w:rFonts w:ascii="Aptos" w:eastAsia="Times New Roman" w:hAnsi="Aptos" w:cs="Times New Roman"/>
-          <w:i/>
-          <w:iCs/>
-          <w:kern w:val="0"/>
-          <w:lang w:val="en-US"/>
-          <w14:ligatures w14:val="none"/>
-        </w:rPr>
-        <w:t xml:space="preserve"> </w:t>
-      </w:r>
-    </w:p>
-    <w:p>
-      <w:pPr>
-        <w:spacing w:after="0" w:line="240" w:lineRule="auto"/>
-        <w:rPr>
-          <w:rFonts w:ascii="Aptos" w:eastAsia="Times New Roman" w:hAnsi="Aptos" w:cs="Times New Roman"/>
-          <w:kern w:val="0"/>
-          <w:lang w:val="en-US"/>
-          <w14:ligatures w14:val="none"/>
-        </w:rPr>
-      </w:pPr>
-      <w:r>
-        <w:rPr>
-          <w:rFonts w:ascii="Aptos" w:eastAsia="Times New Roman" w:hAnsi="Aptos" w:cs="Times New Roman"/>
-          <w:kern w:val="0"/>
-          <w:lang w:val="en-US"/>
-          <w14:ligatures w14:val="none"/>
-        </w:rPr>
-        <w:t> </w:t>
-      </w:r>
-    </w:p>
-    <w:p>
-      <w:pPr>
-        <w:spacing w:after="0" w:line="240" w:lineRule="auto"/>
-        <w:rPr>
-          <w:rFonts w:ascii="Aptos" w:eastAsia="Times New Roman" w:hAnsi="Aptos" w:cs="Times New Roman"/>
-          <w:kern w:val="0"/>
-          <w:lang w:val="en-US"/>
-          <w14:ligatures w14:val="none"/>
-        </w:rPr>
-      </w:pPr>
-      <w:r>
-        <w:rPr>
-          <w:rFonts w:ascii="Aptos" w:eastAsia="Times New Roman" w:hAnsi="Aptos" w:cs="Times New Roman"/>
-          <w:kern w:val="0"/>
-          <w:lang w:val="en-US"/>
-          <w14:ligatures w14:val="none"/>
-        </w:rPr>
-        <w:t>1)Identify Monolith Boundaries</w:t>
-      </w:r>
-    </w:p>
-    <w:p>
-      <w:pPr>
-        <w:spacing w:after="0" w:line="240" w:lineRule="auto"/>
-        <w:rPr>
-          <w:rFonts w:ascii="Aptos" w:eastAsia="Times New Roman" w:hAnsi="Aptos" w:cs="Times New Roman"/>
-          <w:kern w:val="0"/>
-          <w:lang w:val="en-US"/>
-          <w14:ligatures w14:val="none"/>
-        </w:rPr>
-      </w:pPr>
-      <w:r>
-        <w:rPr>
-          <w:rFonts w:ascii="Aptos" w:eastAsia="Times New Roman" w:hAnsi="Aptos" w:cs="Times New Roman"/>
-          <w:kern w:val="0"/>
-          <w:lang w:val="en-US"/>
-          <w14:ligatures w14:val="none"/>
-        </w:rPr>
-        <w:t> </w:t>
-      </w:r>
-    </w:p>
-    <w:p>
-      <w:pPr>
-        <w:spacing w:after="0" w:line="240" w:lineRule="auto"/>
-        <w:rPr>
-          <w:rFonts w:ascii="Aptos" w:eastAsia="Times New Roman" w:hAnsi="Aptos" w:cs="Times New Roman"/>
-          <w:kern w:val="0"/>
-          <w:lang w:val="en-US"/>
-          <w14:ligatures w14:val="none"/>
-        </w:rPr>
-      </w:pPr>
-      <w:r>
-        <w:rPr>
-          <w:rFonts w:ascii="Aptos" w:eastAsia="Times New Roman" w:hAnsi="Aptos" w:cs="Times New Roman"/>
-          <w:kern w:val="0"/>
-          <w:lang w:val="en-US"/>
-          <w14:ligatures w14:val="none"/>
-        </w:rPr>
-        <w:t xml:space="preserve">We first </w:t>
-      </w:r>
-      <w:r>
-        <w:rPr>
-          <w:rFonts w:ascii="Aptos" w:eastAsia="Times New Roman" w:hAnsi="Aptos" w:cs="Times New Roman"/>
-          <w:kern w:val="0"/>
-          <w:lang w:val="en-US"/>
-          <w14:ligatures w14:val="none"/>
-        </w:rPr>
-        <w:t>analyzed:</w:t>
-      </w:r>
-    </w:p>
-    <w:p>
-      <w:pPr>
-        <w:numPr>
-          <w:ilvl w:val="0"/>
-          <w:numId w:val="22"/>
-        </w:numPr>
-        <w:tabs>
-          <w:tab w:val="clear" w:pos="720"/>
-          <w:tab w:val="num" w:pos="180"/>
-        </w:tabs>
-        <w:spacing w:after="0" w:line="240" w:lineRule="auto"/>
-        <w:ind w:left="180"/>
-        <w:textAlignment w:val="center"/>
-        <w:rPr>
-          <w:rFonts w:ascii="Aptos" w:eastAsia="Times New Roman" w:hAnsi="Aptos" w:cs="Times New Roman"/>
-          <w:kern w:val="0"/>
-          <w:lang w:val="en-US"/>
-          <w14:ligatures w14:val="none"/>
-        </w:rPr>
-      </w:pPr>
-      <w:r>
-        <w:rPr>
-          <w:rFonts w:ascii="Aptos" w:eastAsia="Times New Roman" w:hAnsi="Aptos" w:cs="Times New Roman"/>
-          <w:kern w:val="0"/>
-          <w:lang w:val="en-US"/>
-          <w14:ligatures w14:val="none"/>
-        </w:rPr>
-        <w:t xml:space="preserve">business domains </w:t>
-      </w:r>
-    </w:p>
-    <w:p>
-      <w:pPr>
-        <w:numPr>
-          <w:ilvl w:val="0"/>
-          <w:numId w:val="22"/>
-        </w:numPr>
-        <w:tabs>
-          <w:tab w:val="clear" w:pos="720"/>
-          <w:tab w:val="num" w:pos="180"/>
-        </w:tabs>
-        <w:spacing w:after="0" w:line="240" w:lineRule="auto"/>
-        <w:ind w:left="180"/>
-        <w:textAlignment w:val="center"/>
-        <w:rPr>
-          <w:rFonts w:ascii="Aptos" w:eastAsia="Times New Roman" w:hAnsi="Aptos" w:cs="Times New Roman"/>
-          <w:kern w:val="0"/>
-          <w:lang w:val="en-US"/>
-          <w14:ligatures w14:val="none"/>
-        </w:rPr>
-      </w:pPr>
-      <w:r>
-        <w:rPr>
-          <w:rFonts w:ascii="Aptos" w:eastAsia="Times New Roman" w:hAnsi="Aptos" w:cs="Times New Roman"/>
-          <w:kern w:val="0"/>
-          <w:lang w:val="en-US"/>
-          <w14:ligatures w14:val="none"/>
-        </w:rPr>
-        <w:t xml:space="preserve">module dependencies </w:t>
-      </w:r>
-    </w:p>
-    <w:p>
-      <w:pPr>
-        <w:numPr>
-          <w:ilvl w:val="0"/>
-          <w:numId w:val="22"/>
-        </w:numPr>
-        <w:tabs>
-          <w:tab w:val="clear" w:pos="720"/>
-          <w:tab w:val="num" w:pos="180"/>
-        </w:tabs>
-        <w:spacing w:after="0" w:line="240" w:lineRule="auto"/>
-        <w:ind w:left="180"/>
-        <w:textAlignment w:val="center"/>
-        <w:rPr>
-          <w:rFonts w:ascii="Aptos" w:eastAsia="Times New Roman" w:hAnsi="Aptos" w:cs="Times New Roman"/>
-          <w:kern w:val="0"/>
-          <w:lang w:val="en-US"/>
-          <w14:ligatures w14:val="none"/>
-        </w:rPr>
-      </w:pPr>
-      <w:r>
-        <w:rPr>
-          <w:rFonts w:ascii="Aptos" w:eastAsia="Times New Roman" w:hAnsi="Aptos" w:cs="Times New Roman"/>
-          <w:kern w:val="0"/>
-          <w:lang w:val="en-US"/>
-          <w14:ligatures w14:val="none"/>
-        </w:rPr>
-        <w:t>database interactions</w:t>
-      </w:r>
-    </w:p>
-    <w:p>
-      <w:pPr>
-        <w:spacing w:after="0" w:line="240" w:lineRule="auto"/>
-        <w:rPr>
-          <w:rFonts w:ascii="Aptos" w:eastAsia="Times New Roman" w:hAnsi="Aptos" w:cs="Times New Roman"/>
-          <w:kern w:val="0"/>
-          <w:lang w:val="en-US"/>
-          <w14:ligatures w14:val="none"/>
-        </w:rPr>
-      </w:pPr>
-      <w:r>
-        <w:rPr>
-          <w:rFonts w:ascii="Aptos" w:eastAsia="Times New Roman" w:hAnsi="Aptos" w:cs="Times New Roman"/>
-          <w:kern w:val="0"/>
-          <w:lang w:val="en-US"/>
-          <w14:ligatures w14:val="none"/>
-        </w:rPr>
-        <w:t> </w:t>
-      </w:r>
-    </w:p>
-    <w:p>
-      <w:pPr>
-        <w:spacing w:after="0" w:line="240" w:lineRule="auto"/>
-        <w:rPr>
-          <w:rFonts w:ascii="Aptos" w:eastAsia="Times New Roman" w:hAnsi="Aptos" w:cs="Times New Roman"/>
-          <w:kern w:val="0"/>
-          <w:lang w:val="en-US"/>
-          <w14:ligatures w14:val="none"/>
-        </w:rPr>
-      </w:pPr>
-      <w:r>
-        <w:rPr>
-          <w:rFonts w:ascii="Aptos" w:eastAsia="Times New Roman" w:hAnsi="Aptos" w:cs="Times New Roman"/>
-          <w:kern w:val="0"/>
-          <w:lang w:val="en-US"/>
-          <w14:ligatures w14:val="none"/>
-        </w:rPr>
-        <w:t>2)Create Independent Spring Boot Services</w:t>
-      </w:r>
-    </w:p>
-    <w:p>
-      <w:pPr>
-        <w:spacing w:after="0" w:line="240" w:lineRule="auto"/>
-        <w:rPr>
-          <w:rFonts w:ascii="Aptos" w:eastAsia="Times New Roman" w:hAnsi="Aptos" w:cs="Times New Roman"/>
-          <w:kern w:val="0"/>
-          <w:lang w:val="en-US"/>
-          <w14:ligatures w14:val="none"/>
-        </w:rPr>
-      </w:pPr>
-      <w:r>
-        <w:rPr>
-          <w:rFonts w:ascii="Aptos" w:eastAsia="Times New Roman" w:hAnsi="Aptos" w:cs="Times New Roman"/>
-          <w:kern w:val="0"/>
-          <w:lang w:val="en-US"/>
-          <w14:ligatures w14:val="none"/>
-        </w:rPr>
-        <w:t> </w:t>
-      </w:r>
-    </w:p>
-    <w:p>
-      <w:pPr>
-        <w:spacing w:after="0" w:line="240" w:lineRule="auto"/>
-        <w:rPr>
-          <w:rFonts w:ascii="Aptos" w:eastAsia="Times New Roman" w:hAnsi="Aptos" w:cs="Times New Roman"/>
-          <w:kern w:val="0"/>
-          <w:lang w:val="en-US"/>
-          <w14:ligatures w14:val="none"/>
-        </w:rPr>
-      </w:pPr>
-      <w:r>
-        <w:rPr>
-          <w:rFonts w:ascii="Aptos" w:eastAsia="Times New Roman" w:hAnsi="Aptos" w:cs="Times New Roman"/>
-          <w:kern w:val="0"/>
-          <w:lang w:val="en-US"/>
-          <w14:ligatures w14:val="none"/>
-        </w:rPr>
-        <w:t>3)API Communication</w:t>
-      </w:r>
-    </w:p>
-    <w:p>
-      <w:pPr>
-        <w:spacing w:after="0" w:line="240" w:lineRule="auto"/>
-        <w:rPr>
-          <w:rFonts w:ascii="Aptos" w:eastAsia="Times New Roman" w:hAnsi="Aptos" w:cs="Times New Roman"/>
-          <w:kern w:val="0"/>
-          <w:lang w:val="en-US"/>
-          <w14:ligatures w14:val="none"/>
-        </w:rPr>
-      </w:pPr>
-      <w:r>
-        <w:rPr>
-          <w:rFonts w:ascii="Aptos" w:eastAsia="Times New Roman" w:hAnsi="Aptos" w:cs="Times New Roman"/>
-          <w:kern w:val="0"/>
-          <w:lang w:val="en-US"/>
-          <w14:ligatures w14:val="none"/>
-        </w:rPr>
-        <w:t xml:space="preserve">through asynchronous messaging where needed ( </w:t>
-      </w:r>
-      <w:proofErr w:type="spellStart"/>
-      <w:r>
-        <w:rPr>
-          <w:rFonts w:ascii="Aptos" w:eastAsia="Times New Roman" w:hAnsi="Aptos" w:cs="Times New Roman"/>
-          <w:kern w:val="0"/>
-          <w:lang w:val="en-US"/>
-          <w14:ligatures w14:val="none"/>
-        </w:rPr>
-        <w:t>kafka</w:t>
-      </w:r>
-      <w:proofErr w:type="spellEnd"/>
-      <w:r>
-        <w:rPr>
-          <w:rFonts w:ascii="Aptos" w:eastAsia="Times New Roman" w:hAnsi="Aptos" w:cs="Times New Roman"/>
-          <w:kern w:val="0"/>
-          <w:lang w:val="en-US"/>
-          <w14:ligatures w14:val="none"/>
-        </w:rPr>
-        <w:t xml:space="preserve"> )</w:t>
-      </w:r>
-    </w:p>
-    <w:p>
-      <w:pPr>
-        <w:spacing w:after="0" w:line="240" w:lineRule="auto"/>
-        <w:rPr>
-          <w:rFonts w:ascii="Aptos" w:eastAsia="Times New Roman" w:hAnsi="Aptos" w:cs="Times New Roman"/>
-          <w:kern w:val="0"/>
-          <w:lang w:val="en-US"/>
-          <w14:ligatures w14:val="none"/>
-        </w:rPr>
-      </w:pPr>
-      <w:r>
-        <w:rPr>
-          <w:rFonts w:ascii="Aptos" w:eastAsia="Times New Roman" w:hAnsi="Aptos" w:cs="Times New Roman"/>
-          <w:kern w:val="0"/>
-          <w:lang w:val="en-US"/>
-          <w14:ligatures w14:val="none"/>
-        </w:rPr>
-        <w:t> </w:t>
-      </w:r>
-    </w:p>
-    <w:p>
-      <w:pPr>
-        <w:spacing w:after="0" w:line="240" w:lineRule="auto"/>
-        <w:rPr>
-          <w:rFonts w:ascii="Aptos" w:eastAsia="Times New Roman" w:hAnsi="Aptos" w:cs="Times New Roman"/>
-          <w:kern w:val="0"/>
-          <w:lang w:val="en-US"/>
-          <w14:ligatures w14:val="none"/>
-        </w:rPr>
-      </w:pPr>
-      <w:r>
-        <w:rPr>
-          <w:rFonts w:ascii="Aptos" w:eastAsia="Times New Roman" w:hAnsi="Aptos" w:cs="Times New Roman"/>
-          <w:kern w:val="0"/>
-          <w:lang w:val="en-US"/>
-          <w14:ligatures w14:val="none"/>
-        </w:rPr>
-        <w:t> </w:t>
-      </w:r>
-    </w:p>
-    <w:p>
-      <w:pPr>
-        <w:spacing w:after="0" w:line="240" w:lineRule="auto"/>
-        <w:rPr>
-          <w:rFonts w:ascii="Aptos" w:eastAsia="Times New Roman" w:hAnsi="Aptos" w:cs="Times New Roman"/>
-          <w:kern w:val="0"/>
-          <w:lang w:val="en-US"/>
-          <w14:ligatures w14:val="none"/>
-        </w:rPr>
-      </w:pPr>
-      <w:r>
-        <w:rPr>
-          <w:rFonts w:ascii="Aptos" w:eastAsia="Times New Roman" w:hAnsi="Aptos" w:cs="Times New Roman"/>
-          <w:kern w:val="0"/>
-          <w:lang w:val="en-US"/>
-          <w14:ligatures w14:val="none"/>
-        </w:rPr>
-        <w:t>4)Containerization Using Docker</w:t>
-      </w:r>
-    </w:p>
-    <w:p>
-      <w:pPr>
-        <w:spacing w:after="0" w:line="240" w:lineRule="auto"/>
-        <w:rPr>
-          <w:rFonts w:ascii="Aptos" w:eastAsia="Times New Roman" w:hAnsi="Aptos" w:cs="Times New Roman"/>
-          <w:kern w:val="0"/>
-          <w:lang w:val="en-US"/>
-          <w14:ligatures w14:val="none"/>
-        </w:rPr>
-      </w:pPr>
-      <w:r>
-        <w:rPr>
-          <w:rFonts w:ascii="Aptos" w:eastAsia="Times New Roman" w:hAnsi="Aptos" w:cs="Times New Roman"/>
-          <w:kern w:val="0"/>
-          <w:lang w:val="en-US"/>
-          <w14:ligatures w14:val="none"/>
-        </w:rPr>
-        <w:t>Each microservice packaged as Docker container.</w:t>
-      </w:r>
-    </w:p>
-    <w:p>
-      <w:pPr>
-        <w:spacing w:after="0" w:line="240" w:lineRule="auto"/>
-        <w:rPr>
-          <w:rFonts w:ascii="Aptos" w:eastAsia="Times New Roman" w:hAnsi="Aptos" w:cs="Times New Roman"/>
-          <w:kern w:val="0"/>
-          <w:lang w:val="en-US"/>
-          <w14:ligatures w14:val="none"/>
-        </w:rPr>
-      </w:pPr>
-    </w:p>
-    <w:p>
-      <w:pPr>
-        <w:spacing w:after="0" w:line="240" w:lineRule="auto"/>
-        <w:rPr>
-          <w:rFonts w:ascii="Aptos" w:eastAsia="Times New Roman" w:hAnsi="Aptos" w:cs="Times New Roman"/>
-          <w:kern w:val="0"/>
-          <w:lang w:val="en-US"/>
-          <w14:ligatures w14:val="none"/>
-        </w:rPr>
-      </w:pPr>
-      <w:r>
-        <w:rPr>
-          <w:rFonts w:ascii="Aptos" w:eastAsia="Times New Roman" w:hAnsi="Aptos" w:cs="Times New Roman"/>
-          <w:kern w:val="0"/>
-          <w:lang w:val="en-US"/>
-          <w14:ligatures w14:val="none"/>
-        </w:rPr>
-        <w:t> </w:t>
-      </w:r>
-    </w:p>
-    <w:p>
-      <w:pPr>
-        <w:spacing w:after="0" w:line="240" w:lineRule="auto"/>
-        <w:rPr>
-          <w:rFonts w:ascii="Aptos" w:eastAsia="Times New Roman" w:hAnsi="Aptos" w:cs="Times New Roman"/>
-          <w:kern w:val="0"/>
-          <w:lang w:val="en-US"/>
-          <w14:ligatures w14:val="none"/>
-        </w:rPr>
-      </w:pPr>
-      <w:r>
-        <w:rPr>
-          <w:rFonts w:ascii="Aptos" w:eastAsia="Times New Roman" w:hAnsi="Aptos" w:cs="Times New Roman"/>
-          <w:kern w:val="0"/>
-          <w:lang w:val="en-US"/>
-          <w14:ligatures w14:val="none"/>
-        </w:rPr>
-        <w:t>5)Kubernetes Deployment</w:t>
-      </w:r>
-    </w:p>
-    <w:p>
-      <w:pPr>
-        <w:spacing w:after="0" w:line="240" w:lineRule="auto"/>
-        <w:rPr>
-          <w:rFonts w:ascii="Aptos" w:eastAsia="Times New Roman" w:hAnsi="Aptos" w:cs="Times New Roman"/>
-          <w:kern w:val="0"/>
-          <w:lang w:val="en-US"/>
-          <w14:ligatures w14:val="none"/>
-        </w:rPr>
-      </w:pPr>
-      <w:r>
-        <w:rPr>
-          <w:rFonts w:ascii="Aptos" w:eastAsia="Times New Roman" w:hAnsi="Aptos" w:cs="Times New Roman"/>
-          <w:kern w:val="0"/>
-          <w:lang w:val="en-US"/>
-          <w14:ligatures w14:val="none"/>
-        </w:rPr>
-        <w:t> </w:t>
-      </w:r>
-    </w:p>
-    <w:p>
-      <w:pPr>
-        <w:spacing w:after="0" w:line="240" w:lineRule="auto"/>
-        <w:rPr>
-          <w:rFonts w:ascii="Aptos" w:eastAsia="Times New Roman" w:hAnsi="Aptos" w:cs="Times New Roman"/>
-          <w:kern w:val="0"/>
-          <w:lang w:val="en-US"/>
-          <w14:ligatures w14:val="none"/>
-        </w:rPr>
-      </w:pPr>
-      <w:r>
-        <w:rPr>
-          <w:rFonts w:ascii="Aptos" w:eastAsia="Times New Roman" w:hAnsi="Aptos" w:cs="Times New Roman"/>
-          <w:kern w:val="0"/>
-          <w:lang w:val="en-US"/>
-          <w14:ligatures w14:val="none"/>
-        </w:rPr>
-        <w:t>6)CI/CD Automation</w:t>
-      </w:r>
-    </w:p>
-    <w:p>
-      <w:pPr>
-        <w:spacing w:after="0" w:line="240" w:lineRule="auto"/>
-        <w:rPr>
-          <w:rFonts w:ascii="Aptos" w:eastAsia="Times New Roman" w:hAnsi="Aptos" w:cs="Times New Roman"/>
-          <w:kern w:val="0"/>
-          <w:lang w:val="en-US"/>
-          <w14:ligatures w14:val="none"/>
-        </w:rPr>
-      </w:pPr>
-      <w:r>
-        <w:rPr>
-          <w:rFonts w:ascii="Aptos" w:eastAsia="Times New Roman" w:hAnsi="Aptos" w:cs="Times New Roman"/>
-          <w:kern w:val="0"/>
-          <w:lang w:val="en-US"/>
-          <w14:ligatures w14:val="none"/>
-        </w:rPr>
-        <w:t>Removed manual deployment activities.</w:t>
-      </w:r>
-    </w:p>
-    <w:p>
-      <w:pPr>
-        <w:spacing w:after="0" w:line="240" w:lineRule="auto"/>
-        <w:rPr>
-          <w:rFonts w:ascii="Aptos" w:eastAsia="Times New Roman" w:hAnsi="Aptos" w:cs="Times New Roman"/>
-          <w:kern w:val="0"/>
-          <w:lang w:val="en-US"/>
-          <w14:ligatures w14:val="none"/>
-        </w:rPr>
-      </w:pPr>
-      <w:r>
-        <w:rPr>
-          <w:rFonts w:ascii="Aptos" w:eastAsia="Times New Roman" w:hAnsi="Aptos" w:cs="Times New Roman"/>
-          <w:kern w:val="0"/>
-          <w:lang w:val="en-US"/>
-          <w14:ligatures w14:val="none"/>
-        </w:rPr>
-        <w:t> </w:t>
-      </w:r>
-    </w:p>
-    <w:p>
-      <w:pPr>
-        <w:spacing w:after="0" w:line="240" w:lineRule="auto"/>
         <w:ind w:left="540"/>
         <w:rPr>
           <w:rFonts w:ascii="Aptos" w:eastAsia="Times New Roman" w:hAnsi="Aptos" w:cs="Times New Roman"/>
@@ -4304,6 +3208,7 @@
           <w:lang w:val="en-US"/>
           <w14:ligatures w14:val="none"/>
         </w:rPr>
+        <w:lastRenderedPageBreak/>
         <w:t>Push Image</w:t>
       </w:r>
     </w:p>
@@ -4346,7 +3251,6 @@
           <w:lang w:val="en-US"/>
           <w14:ligatures w14:val="none"/>
         </w:rPr>
-        <w:lastRenderedPageBreak/>
         <w:t>Kubernetes Deploy</w:t>
       </w:r>
     </w:p>
@@ -4509,7 +3413,6 @@
         </w:rPr>
         <w:t xml:space="preserve"> or </w:t>
       </w:r>
-      <w:proofErr w:type="spellStart"/>
       <w:r>
         <w:rPr>
           <w:rFonts w:ascii="Aptos" w:hAnsi="Aptos"/>
@@ -4518,7 +3421,6 @@
         </w:rPr>
         <w:t>pull_request</w:t>
       </w:r>
-      <w:proofErr w:type="spellEnd"/>
       <w:r>
         <w:rPr>
           <w:rFonts w:ascii="Aptos" w:hAnsi="Aptos"/>
@@ -4798,7 +3700,6 @@
           <w:lang w:val="en-US"/>
           <w14:ligatures w14:val="none"/>
         </w:rPr>
-        <w:lastRenderedPageBreak/>
         <w:t xml:space="preserve">7)Rolling Deployments </w:t>
       </w:r>
       <w:r>
@@ -5623,7 +4524,6 @@
           <w:lang w:val="en-US"/>
           <w14:ligatures w14:val="none"/>
         </w:rPr>
-        <w:lastRenderedPageBreak/>
         <w:t> </w:t>
       </w:r>
     </w:p>
@@ -6480,56 +5380,95 @@
           <w:lang w:val="en-US"/>
           <w14:ligatures w14:val="none"/>
         </w:rPr>
-        <w:t xml:space="preserve">Horizontal Pod </w:t>
-      </w:r>
-      <w:proofErr w:type="spellStart"/>
-      <w:r>
-        <w:rPr>
-          <w:rFonts w:ascii="Aptos" w:eastAsia="Times New Roman" w:hAnsi="Aptos" w:cs="Times New Roman"/>
-          <w:b/>
-          <w:bCs/>
+        <w:t>Horizontal Pod Autoscaler (HPA).</w:t>
+      </w:r>
+    </w:p>
+    <w:p>
+      <w:pPr>
+        <w:spacing w:after="0" w:line="240" w:lineRule="auto"/>
+        <w:ind w:left="540"/>
+        <w:rPr>
+          <w:rFonts w:ascii="Aptos" w:eastAsia="Times New Roman" w:hAnsi="Aptos" w:cs="Times New Roman"/>
+          <w:kern w:val="0"/>
+          <w:lang w:val="en-US"/>
+          <w14:ligatures w14:val="none"/>
+        </w:rPr>
+      </w:pPr>
+      <w:r>
+        <w:rPr>
+          <w:rFonts w:ascii="Aptos" w:eastAsia="Times New Roman" w:hAnsi="Aptos" w:cs="Times New Roman"/>
+          <w:kern w:val="0"/>
+          <w:lang w:val="en-US"/>
+          <w14:ligatures w14:val="none"/>
+        </w:rPr>
+        <w:t> </w:t>
+      </w:r>
+    </w:p>
+    <w:p>
+      <w:pPr>
+        <w:spacing w:after="0" w:line="240" w:lineRule="auto"/>
+        <w:ind w:left="540"/>
+        <w:rPr>
+          <w:rFonts w:ascii="Aptos" w:eastAsia="Times New Roman" w:hAnsi="Aptos" w:cs="Times New Roman"/>
+          <w:kern w:val="0"/>
+          <w:lang w:val="en-US"/>
+          <w14:ligatures w14:val="none"/>
+        </w:rPr>
+      </w:pPr>
+      <w:r>
+        <w:rPr>
+          <w:rFonts w:ascii="Aptos" w:eastAsia="Times New Roman" w:hAnsi="Aptos" w:cs="Times New Roman"/>
           <w:i/>
           <w:iCs/>
           <w:kern w:val="0"/>
           <w:lang w:val="en-US"/>
           <w14:ligatures w14:val="none"/>
         </w:rPr>
-        <w:t>Autoscaler</w:t>
-      </w:r>
-      <w:proofErr w:type="spellEnd"/>
-      <w:r>
-        <w:rPr>
-          <w:rFonts w:ascii="Aptos" w:eastAsia="Times New Roman" w:hAnsi="Aptos" w:cs="Times New Roman"/>
-          <w:b/>
-          <w:bCs/>
+        <w:t>Example:</w:t>
+      </w:r>
+    </w:p>
+    <w:p>
+      <w:pPr>
+        <w:spacing w:after="0" w:line="240" w:lineRule="auto"/>
+        <w:ind w:left="540"/>
+        <w:rPr>
+          <w:rFonts w:ascii="Aptos" w:eastAsia="Times New Roman" w:hAnsi="Aptos" w:cs="Times New Roman"/>
+          <w:kern w:val="0"/>
+          <w:lang w:val="en-US"/>
+          <w14:ligatures w14:val="none"/>
+        </w:rPr>
+      </w:pPr>
+      <w:r>
+        <w:rPr>
+          <w:rFonts w:ascii="Aptos" w:eastAsia="Times New Roman" w:hAnsi="Aptos" w:cs="Times New Roman"/>
+          <w:kern w:val="0"/>
+          <w:lang w:val="en-US"/>
+          <w14:ligatures w14:val="none"/>
+        </w:rPr>
+        <w:t> </w:t>
+      </w:r>
+    </w:p>
+    <w:p>
+      <w:pPr>
+        <w:spacing w:after="0" w:line="240" w:lineRule="auto"/>
+        <w:ind w:left="540"/>
+        <w:rPr>
+          <w:rFonts w:ascii="Aptos" w:eastAsia="Times New Roman" w:hAnsi="Aptos" w:cs="Times New Roman"/>
+          <w:kern w:val="0"/>
+          <w:lang w:val="en-US"/>
+          <w14:ligatures w14:val="none"/>
+        </w:rPr>
+      </w:pPr>
+      <w:r>
+        <w:rPr>
+          <w:rFonts w:ascii="Aptos" w:eastAsia="Times New Roman" w:hAnsi="Aptos" w:cs="Times New Roman"/>
           <w:i/>
           <w:iCs/>
           <w:kern w:val="0"/>
           <w:lang w:val="en-US"/>
           <w14:ligatures w14:val="none"/>
         </w:rPr>
-        <w:t xml:space="preserve"> (HPA).</w:t>
-      </w:r>
-    </w:p>
-    <w:p>
-      <w:pPr>
-        <w:spacing w:after="0" w:line="240" w:lineRule="auto"/>
-        <w:ind w:left="540"/>
-        <w:rPr>
-          <w:rFonts w:ascii="Aptos" w:eastAsia="Times New Roman" w:hAnsi="Aptos" w:cs="Times New Roman"/>
-          <w:kern w:val="0"/>
-          <w:lang w:val="en-US"/>
-          <w14:ligatures w14:val="none"/>
-        </w:rPr>
-      </w:pPr>
-      <w:r>
-        <w:rPr>
-          <w:rFonts w:ascii="Aptos" w:eastAsia="Times New Roman" w:hAnsi="Aptos" w:cs="Times New Roman"/>
-          <w:kern w:val="0"/>
-          <w:lang w:val="en-US"/>
-          <w14:ligatures w14:val="none"/>
-        </w:rPr>
-        <w:t> </w:t>
+        <w:t>CPU &gt; 80%</w:t>
       </w:r>
     </w:p>
     <w:p>
@@ -6552,7 +5491,7 @@
           <w:lang w:val="en-US"/>
           <w14:ligatures w14:val="none"/>
         </w:rPr>
-        <w:t>Example:</w:t>
+        <w:t>Increase Pods from 3 → 10</w:t>
       </w:r>
     </w:p>
     <w:p>
@@ -6573,6 +5512,7 @@
           <w:lang w:val="en-US"/>
           <w14:ligatures w14:val="none"/>
         </w:rPr>
+        <w:lastRenderedPageBreak/>
         <w:t> </w:t>
       </w:r>
     </w:p>
@@ -6596,7 +5536,28 @@
           <w:lang w:val="en-US"/>
           <w14:ligatures w14:val="none"/>
         </w:rPr>
-        <w:t>CPU &gt; 80%</w:t>
+        <w:t>Scales pod replicas based on metrics (CPU, memory )</w:t>
+      </w:r>
+    </w:p>
+    <w:p>
+      <w:pPr>
+        <w:spacing w:after="0" w:line="240" w:lineRule="auto"/>
+        <w:ind w:left="540"/>
+        <w:rPr>
+          <w:rFonts w:ascii="Aptos" w:eastAsia="Times New Roman" w:hAnsi="Aptos" w:cs="Times New Roman"/>
+          <w:kern w:val="0"/>
+          <w:lang w:val="en-US"/>
+          <w14:ligatures w14:val="none"/>
+        </w:rPr>
+      </w:pPr>
+      <w:r>
+        <w:rPr>
+          <w:rFonts w:ascii="Aptos" w:eastAsia="Times New Roman" w:hAnsi="Aptos" w:cs="Times New Roman"/>
+          <w:kern w:val="0"/>
+          <w:lang w:val="en-US"/>
+          <w14:ligatures w14:val="none"/>
+        </w:rPr>
+        <w:t> </w:t>
       </w:r>
     </w:p>
     <w:p>
@@ -6619,28 +5580,7 @@
           <w:lang w:val="en-US"/>
           <w14:ligatures w14:val="none"/>
         </w:rPr>
-        <w:t>Increase Pods from 3 → 10</w:t>
-      </w:r>
-    </w:p>
-    <w:p>
-      <w:pPr>
-        <w:spacing w:after="0" w:line="240" w:lineRule="auto"/>
-        <w:ind w:left="540"/>
-        <w:rPr>
-          <w:rFonts w:ascii="Aptos" w:eastAsia="Times New Roman" w:hAnsi="Aptos" w:cs="Times New Roman"/>
-          <w:kern w:val="0"/>
-          <w:lang w:val="en-US"/>
-          <w14:ligatures w14:val="none"/>
-        </w:rPr>
-      </w:pPr>
-      <w:r>
-        <w:rPr>
-          <w:rFonts w:ascii="Aptos" w:eastAsia="Times New Roman" w:hAnsi="Aptos" w:cs="Times New Roman"/>
-          <w:kern w:val="0"/>
-          <w:lang w:val="en-US"/>
-          <w14:ligatures w14:val="none"/>
-        </w:rPr>
-        <w:t> </w:t>
+        <w:t xml:space="preserve">Horizontal Pod Autoscaler (HPA) </w:t>
       </w:r>
     </w:p>
     <w:p>
@@ -6669,36 +5609,62 @@
     <w:p>
       <w:pPr>
         <w:spacing w:after="0" w:line="240" w:lineRule="auto"/>
-        <w:ind w:left="540"/>
-        <w:rPr>
-          <w:rFonts w:ascii="Aptos" w:eastAsia="Times New Roman" w:hAnsi="Aptos" w:cs="Times New Roman"/>
-          <w:kern w:val="0"/>
-          <w:lang w:val="en-US"/>
-          <w14:ligatures w14:val="none"/>
-        </w:rPr>
-      </w:pPr>
-      <w:r>
-        <w:rPr>
-          <w:rFonts w:ascii="Aptos" w:eastAsia="Times New Roman" w:hAnsi="Aptos" w:cs="Times New Roman"/>
-          <w:kern w:val="0"/>
-          <w:lang w:val="en-US"/>
-          <w14:ligatures w14:val="none"/>
-        </w:rPr>
-        <w:lastRenderedPageBreak/>
+        <w:rPr>
+          <w:rFonts w:ascii="Aptos" w:eastAsia="Times New Roman" w:hAnsi="Aptos" w:cs="Times New Roman"/>
+          <w:kern w:val="0"/>
+          <w:lang w:val="en-US"/>
+          <w14:ligatures w14:val="none"/>
+        </w:rPr>
+      </w:pPr>
+      <w:r>
+        <w:rPr>
+          <w:rFonts w:ascii="Aptos" w:eastAsia="Times New Roman" w:hAnsi="Aptos" w:cs="Times New Roman"/>
+          <w:kern w:val="0"/>
+          <w:lang w:val="en-US"/>
+          <w14:ligatures w14:val="none"/>
+        </w:rPr>
         <w:t> </w:t>
       </w:r>
     </w:p>
     <w:p>
       <w:pPr>
         <w:spacing w:after="0" w:line="240" w:lineRule="auto"/>
-        <w:ind w:left="540"/>
-        <w:rPr>
-          <w:rFonts w:ascii="Aptos" w:eastAsia="Times New Roman" w:hAnsi="Aptos" w:cs="Times New Roman"/>
-          <w:kern w:val="0"/>
-          <w:lang w:val="en-US"/>
-          <w14:ligatures w14:val="none"/>
-        </w:rPr>
-      </w:pPr>
+        <w:rPr>
+          <w:rFonts w:ascii="Aptos" w:eastAsia="Times New Roman" w:hAnsi="Aptos" w:cs="Times New Roman"/>
+          <w:kern w:val="0"/>
+          <w:lang w:val="en-US"/>
+          <w14:ligatures w14:val="none"/>
+        </w:rPr>
+      </w:pPr>
+      <w:r>
+        <w:rPr>
+          <w:rFonts w:ascii="Aptos" w:eastAsia="Times New Roman" w:hAnsi="Aptos" w:cs="Times New Roman"/>
+          <w:kern w:val="0"/>
+          <w:lang w:val="en-US"/>
+          <w14:ligatures w14:val="none"/>
+        </w:rPr>
+        <w:t> </w:t>
+      </w:r>
+    </w:p>
+    <w:p>
+      <w:pPr>
+        <w:spacing w:after="0" w:line="240" w:lineRule="auto"/>
+        <w:rPr>
+          <w:rFonts w:ascii="Aptos" w:eastAsia="Times New Roman" w:hAnsi="Aptos" w:cs="Times New Roman"/>
+          <w:kern w:val="0"/>
+          <w:lang w:val="en-US"/>
+          <w14:ligatures w14:val="none"/>
+        </w:rPr>
+      </w:pPr>
+      <w:r>
+        <w:rPr>
+          <w:rFonts w:ascii="Aptos" w:eastAsia="Times New Roman" w:hAnsi="Aptos" w:cs="Times New Roman"/>
+          <w:kern w:val="0"/>
+          <w:lang w:val="en-US"/>
+          <w14:ligatures w14:val="none"/>
+        </w:rPr>
+        <w:t> </w:t>
+      </w:r>
       <w:r>
         <w:rPr>
           <w:rFonts w:ascii="Aptos" w:eastAsia="Times New Roman" w:hAnsi="Aptos" w:cs="Times New Roman"/>
@@ -6708,9 +5674,40 @@
           <w:lang w:val="en-US"/>
           <w14:ligatures w14:val="none"/>
         </w:rPr>
-        <w:t xml:space="preserve">Horizontal Pod </w:t>
-      </w:r>
-      <w:proofErr w:type="spellStart"/>
+        <w:t>Node-Level Scaling (Infrastructure)</w:t>
+      </w:r>
+    </w:p>
+    <w:p>
+      <w:pPr>
+        <w:spacing w:after="0" w:line="240" w:lineRule="auto"/>
+        <w:rPr>
+          <w:rFonts w:ascii="Aptos" w:eastAsia="Times New Roman" w:hAnsi="Aptos" w:cs="Times New Roman"/>
+          <w:kern w:val="0"/>
+          <w:lang w:val="en-US"/>
+          <w14:ligatures w14:val="none"/>
+        </w:rPr>
+      </w:pPr>
+      <w:r>
+        <w:rPr>
+          <w:rFonts w:ascii="Aptos" w:eastAsia="Times New Roman" w:hAnsi="Aptos" w:cs="Times New Roman"/>
+          <w:kern w:val="0"/>
+          <w:lang w:val="en-US"/>
+          <w14:ligatures w14:val="none"/>
+        </w:rPr>
+        <w:t> </w:t>
+      </w:r>
+    </w:p>
+    <w:p>
+      <w:pPr>
+        <w:spacing w:after="0" w:line="240" w:lineRule="auto"/>
+        <w:ind w:left="360"/>
+        <w:rPr>
+          <w:rFonts w:ascii="Aptos" w:eastAsia="Times New Roman" w:hAnsi="Aptos" w:cs="Times New Roman"/>
+          <w:kern w:val="0"/>
+          <w:lang w:val="en-US"/>
+          <w14:ligatures w14:val="none"/>
+        </w:rPr>
+      </w:pPr>
       <w:r>
         <w:rPr>
           <w:rFonts w:ascii="Aptos" w:eastAsia="Times New Roman" w:hAnsi="Aptos" w:cs="Times New Roman"/>
@@ -6720,169 +5717,7 @@
           <w:lang w:val="en-US"/>
           <w14:ligatures w14:val="none"/>
         </w:rPr>
-        <w:t>Autoscaler</w:t>
-      </w:r>
-      <w:proofErr w:type="spellEnd"/>
-      <w:r>
-        <w:rPr>
-          <w:rFonts w:ascii="Aptos" w:eastAsia="Times New Roman" w:hAnsi="Aptos" w:cs="Times New Roman"/>
-          <w:i/>
-          <w:iCs/>
-          <w:kern w:val="0"/>
-          <w:lang w:val="en-US"/>
-          <w14:ligatures w14:val="none"/>
-        </w:rPr>
-        <w:t xml:space="preserve"> (HPA) </w:t>
-      </w:r>
-    </w:p>
-    <w:p>
-      <w:pPr>
-        <w:spacing w:after="0" w:line="240" w:lineRule="auto"/>
-        <w:ind w:left="540"/>
-        <w:rPr>
-          <w:rFonts w:ascii="Aptos" w:eastAsia="Times New Roman" w:hAnsi="Aptos" w:cs="Times New Roman"/>
-          <w:kern w:val="0"/>
-          <w:lang w:val="en-US"/>
-          <w14:ligatures w14:val="none"/>
-        </w:rPr>
-      </w:pPr>
-      <w:r>
-        <w:rPr>
-          <w:rFonts w:ascii="Aptos" w:eastAsia="Times New Roman" w:hAnsi="Aptos" w:cs="Times New Roman"/>
-          <w:i/>
-          <w:iCs/>
-          <w:kern w:val="0"/>
-          <w:lang w:val="en-US"/>
-          <w14:ligatures w14:val="none"/>
-        </w:rPr>
-        <w:t>Scales pod replicas based on metrics (CPU, memory )</w:t>
-      </w:r>
-    </w:p>
-    <w:p>
-      <w:pPr>
-        <w:spacing w:after="0" w:line="240" w:lineRule="auto"/>
-        <w:rPr>
-          <w:rFonts w:ascii="Aptos" w:eastAsia="Times New Roman" w:hAnsi="Aptos" w:cs="Times New Roman"/>
-          <w:kern w:val="0"/>
-          <w:lang w:val="en-US"/>
-          <w14:ligatures w14:val="none"/>
-        </w:rPr>
-      </w:pPr>
-      <w:r>
-        <w:rPr>
-          <w:rFonts w:ascii="Aptos" w:eastAsia="Times New Roman" w:hAnsi="Aptos" w:cs="Times New Roman"/>
-          <w:kern w:val="0"/>
-          <w:lang w:val="en-US"/>
-          <w14:ligatures w14:val="none"/>
-        </w:rPr>
-        <w:t> </w:t>
-      </w:r>
-    </w:p>
-    <w:p>
-      <w:pPr>
-        <w:spacing w:after="0" w:line="240" w:lineRule="auto"/>
-        <w:rPr>
-          <w:rFonts w:ascii="Aptos" w:eastAsia="Times New Roman" w:hAnsi="Aptos" w:cs="Times New Roman"/>
-          <w:kern w:val="0"/>
-          <w:lang w:val="en-US"/>
-          <w14:ligatures w14:val="none"/>
-        </w:rPr>
-      </w:pPr>
-      <w:r>
-        <w:rPr>
-          <w:rFonts w:ascii="Aptos" w:eastAsia="Times New Roman" w:hAnsi="Aptos" w:cs="Times New Roman"/>
-          <w:kern w:val="0"/>
-          <w:lang w:val="en-US"/>
-          <w14:ligatures w14:val="none"/>
-        </w:rPr>
-        <w:t> </w:t>
-      </w:r>
-    </w:p>
-    <w:p>
-      <w:pPr>
-        <w:spacing w:after="0" w:line="240" w:lineRule="auto"/>
-        <w:rPr>
-          <w:rFonts w:ascii="Aptos" w:eastAsia="Times New Roman" w:hAnsi="Aptos" w:cs="Times New Roman"/>
-          <w:kern w:val="0"/>
-          <w:lang w:val="en-US"/>
-          <w14:ligatures w14:val="none"/>
-        </w:rPr>
-      </w:pPr>
-      <w:r>
-        <w:rPr>
-          <w:rFonts w:ascii="Aptos" w:eastAsia="Times New Roman" w:hAnsi="Aptos" w:cs="Times New Roman"/>
-          <w:kern w:val="0"/>
-          <w:lang w:val="en-US"/>
-          <w14:ligatures w14:val="none"/>
-        </w:rPr>
-        <w:t> </w:t>
-      </w:r>
-      <w:r>
-        <w:rPr>
-          <w:rFonts w:ascii="Aptos" w:eastAsia="Times New Roman" w:hAnsi="Aptos" w:cs="Times New Roman"/>
-          <w:i/>
-          <w:iCs/>
-          <w:kern w:val="0"/>
-          <w:lang w:val="en-US"/>
-          <w14:ligatures w14:val="none"/>
-        </w:rPr>
-        <w:t>Node-Level Scaling (Infrastructure)</w:t>
-      </w:r>
-    </w:p>
-    <w:p>
-      <w:pPr>
-        <w:spacing w:after="0" w:line="240" w:lineRule="auto"/>
-        <w:rPr>
-          <w:rFonts w:ascii="Aptos" w:eastAsia="Times New Roman" w:hAnsi="Aptos" w:cs="Times New Roman"/>
-          <w:kern w:val="0"/>
-          <w:lang w:val="en-US"/>
-          <w14:ligatures w14:val="none"/>
-        </w:rPr>
-      </w:pPr>
-      <w:r>
-        <w:rPr>
-          <w:rFonts w:ascii="Aptos" w:eastAsia="Times New Roman" w:hAnsi="Aptos" w:cs="Times New Roman"/>
-          <w:kern w:val="0"/>
-          <w:lang w:val="en-US"/>
-          <w14:ligatures w14:val="none"/>
-        </w:rPr>
-        <w:t> </w:t>
-      </w:r>
-    </w:p>
-    <w:p>
-      <w:pPr>
-        <w:spacing w:after="0" w:line="240" w:lineRule="auto"/>
-        <w:ind w:left="360"/>
-        <w:rPr>
-          <w:rFonts w:ascii="Aptos" w:eastAsia="Times New Roman" w:hAnsi="Aptos" w:cs="Times New Roman"/>
-          <w:kern w:val="0"/>
-          <w:lang w:val="en-US"/>
-          <w14:ligatures w14:val="none"/>
-        </w:rPr>
-      </w:pPr>
-      <w:proofErr w:type="spellStart"/>
-      <w:r>
-        <w:rPr>
-          <w:rFonts w:ascii="Aptos" w:eastAsia="Times New Roman" w:hAnsi="Aptos" w:cs="Times New Roman"/>
-          <w:i/>
-          <w:iCs/>
-          <w:kern w:val="0"/>
-          <w:lang w:val="en-US"/>
-          <w14:ligatures w14:val="none"/>
-        </w:rPr>
-        <w:t>Karpenter</w:t>
-      </w:r>
-      <w:proofErr w:type="spellEnd"/>
-      <w:r>
-        <w:rPr>
-          <w:rFonts w:ascii="Aptos" w:eastAsia="Times New Roman" w:hAnsi="Aptos" w:cs="Times New Roman"/>
-          <w:i/>
-          <w:iCs/>
-          <w:kern w:val="0"/>
-          <w:lang w:val="en-US"/>
-          <w14:ligatures w14:val="none"/>
-        </w:rPr>
-        <w:t xml:space="preserve"> : </w:t>
+        <w:t xml:space="preserve">Karpenter : </w:t>
       </w:r>
     </w:p>
     <w:p>
@@ -7275,27 +6110,7 @@
           <w:lang w:val="en-US"/>
           <w14:ligatures w14:val="none"/>
         </w:rPr>
-        <w:t xml:space="preserve"> a tag like for EC2 , S3 , DynamoDB , RDS </w:t>
-      </w:r>
-      <w:proofErr w:type="spellStart"/>
-      <w:r>
-        <w:rPr>
-          <w:rFonts w:ascii="Aptos" w:eastAsia="Times New Roman" w:hAnsi="Aptos" w:cs="Times New Roman"/>
-          <w:kern w:val="0"/>
-          <w:lang w:val="en-US"/>
-          <w14:ligatures w14:val="none"/>
-        </w:rPr>
-        <w:t>etc</w:t>
-      </w:r>
-      <w:proofErr w:type="spellEnd"/>
-      <w:r>
-        <w:rPr>
-          <w:rFonts w:ascii="Aptos" w:eastAsia="Times New Roman" w:hAnsi="Aptos" w:cs="Times New Roman"/>
-          <w:kern w:val="0"/>
-          <w:lang w:val="en-US"/>
-          <w14:ligatures w14:val="none"/>
-        </w:rPr>
-        <w:t xml:space="preserve"> in a AWS billing cost dashboard.</w:t>
+        <w:t xml:space="preserve"> a tag like for EC2 , S3 , DynamoDB , RDS etc in a AWS billing cost dashboard.</w:t>
       </w:r>
     </w:p>
     <w:p>
@@ -7642,6 +6457,7 @@
           <w:lang w:val="en-US"/>
           <w14:ligatures w14:val="none"/>
         </w:rPr>
+        <w:lastRenderedPageBreak/>
         <w:t>developer changed duty-hour calculation logic.</w:t>
       </w:r>
     </w:p>
@@ -7682,7 +6498,6 @@
           <w:lang w:val="en-US"/>
           <w14:ligatures w14:val="none"/>
         </w:rPr>
-        <w:lastRenderedPageBreak/>
         <w:t>Old rule: Maximum duty = 12 hours</w:t>
       </w:r>
     </w:p>
@@ -8124,25 +6939,14 @@
           <w14:ligatures w14:val="none"/>
         </w:rPr>
       </w:pPr>
-      <w:proofErr w:type="spellStart"/>
-      <w:r>
-        <w:rPr>
-          <w:rFonts w:ascii="Aptos" w:eastAsia="Times New Roman" w:hAnsi="Aptos" w:cs="Times New Roman"/>
-          <w:kern w:val="0"/>
-          <w:lang w:val="en-US"/>
-          <w14:ligatures w14:val="none"/>
-        </w:rPr>
-        <w:t>JaCoCo</w:t>
-      </w:r>
-      <w:proofErr w:type="spellEnd"/>
-      <w:r>
-        <w:rPr>
-          <w:rFonts w:ascii="Aptos" w:eastAsia="Times New Roman" w:hAnsi="Aptos" w:cs="Times New Roman"/>
-          <w:kern w:val="0"/>
-          <w:lang w:val="en-US"/>
-          <w14:ligatures w14:val="none"/>
-        </w:rPr>
-        <w:t xml:space="preserve"> </w:t>
+      <w:r>
+        <w:rPr>
+          <w:rFonts w:ascii="Aptos" w:eastAsia="Times New Roman" w:hAnsi="Aptos" w:cs="Times New Roman"/>
+          <w:kern w:val="0"/>
+          <w:lang w:val="en-US"/>
+          <w14:ligatures w14:val="none"/>
+        </w:rPr>
+        <w:t xml:space="preserve">JaCoCo </w:t>
       </w:r>
     </w:p>
     <w:p>
@@ -8360,19 +7164,8 @@
           <w:lang w:val="en-US"/>
           <w14:ligatures w14:val="none"/>
         </w:rPr>
-        <w:t xml:space="preserve">Using </w:t>
-      </w:r>
-      <w:proofErr w:type="spellStart"/>
-      <w:r>
-        <w:rPr>
-          <w:rFonts w:ascii="Aptos" w:eastAsia="Times New Roman" w:hAnsi="Aptos" w:cs="Times New Roman"/>
-          <w:kern w:val="0"/>
-          <w:lang w:val="en-US"/>
-          <w14:ligatures w14:val="none"/>
-        </w:rPr>
-        <w:t>JaCoCo</w:t>
-      </w:r>
-      <w:proofErr w:type="spellEnd"/>
+        <w:t>Using JaCoCo</w:t>
+      </w:r>
     </w:p>
     <w:p>
       <w:pPr>
@@ -8538,15 +7331,7 @@
         <w:pStyle w:val="Heading1"/>
       </w:pPr>
       <w:r>
-        <w:t xml:space="preserve">Optimized Hibernate L2 caching and </w:t>
-      </w:r>
-      <w:proofErr w:type="spellStart"/>
-      <w:r>
-        <w:t>HikariCP</w:t>
-      </w:r>
-      <w:proofErr w:type="spellEnd"/>
-      <w:r>
-        <w:t xml:space="preserve"> connection pooling to support a 60% increase in peak concurrent users, handling 5K+ transactions per second.</w:t>
+        <w:t>Optimized Hibernate L2 caching and HikariCP connection pooling to support a 60% increase in peak concurrent users, handling 5K+ transactions per second.</w:t>
       </w:r>
     </w:p>
     <w:p>
@@ -8591,6 +7376,7 @@
         <w:rPr>
           <w:rFonts w:ascii="Aptos" w:hAnsi="Aptos"/>
         </w:rPr>
+        <w:lastRenderedPageBreak/>
         <w:t>Opening a new connection every time is expensive.</w:t>
       </w:r>
     </w:p>
@@ -8622,7 +7408,6 @@
           <w:rFonts w:ascii="Aptos" w:hAnsi="Aptos"/>
           <w:u w:val="single"/>
         </w:rPr>
-        <w:lastRenderedPageBreak/>
         <w:t>Without pooling:</w:t>
       </w:r>
     </w:p>
@@ -9390,47 +8175,6 @@
           <w:lang w:val="en-US"/>
           <w14:ligatures w14:val="none"/>
         </w:rPr>
-        <w:t> </w:t>
-      </w:r>
-    </w:p>
-    <w:p>
-      <w:pPr>
-        <w:spacing w:after="0" w:line="240" w:lineRule="auto"/>
-        <w:rPr>
-          <w:rFonts w:ascii="Aptos" w:eastAsia="Times New Roman" w:hAnsi="Aptos" w:cs="Times New Roman"/>
-          <w:kern w:val="0"/>
-          <w:lang w:val="en-US"/>
-          <w14:ligatures w14:val="none"/>
-        </w:rPr>
-      </w:pPr>
-      <w:r>
-        <w:rPr>
-          <w:rFonts w:ascii="Aptos" w:eastAsia="Times New Roman" w:hAnsi="Aptos" w:cs="Times New Roman"/>
-          <w:kern w:val="0"/>
-          <w:u w:val="single"/>
-          <w:lang w:val="en-US"/>
-          <w14:ligatures w14:val="none"/>
-        </w:rPr>
-        <w:t xml:space="preserve">Problems We Observed </w:t>
-      </w:r>
-    </w:p>
-    <w:p>
-      <w:pPr>
-        <w:spacing w:after="0" w:line="240" w:lineRule="auto"/>
-        <w:rPr>
-          <w:rFonts w:ascii="Aptos" w:eastAsia="Times New Roman" w:hAnsi="Aptos" w:cs="Times New Roman"/>
-          <w:kern w:val="0"/>
-          <w:lang w:val="en-US"/>
-          <w14:ligatures w14:val="none"/>
-        </w:rPr>
-      </w:pPr>
-      <w:r>
-        <w:rPr>
-          <w:rFonts w:ascii="Aptos" w:eastAsia="Times New Roman" w:hAnsi="Aptos" w:cs="Times New Roman"/>
-          <w:kern w:val="0"/>
-          <w:lang w:val="en-US"/>
-          <w14:ligatures w14:val="none"/>
-        </w:rPr>
         <w:lastRenderedPageBreak/>
         <w:t> </w:t>
       </w:r>
@@ -9449,6 +8193,47 @@
         <w:rPr>
           <w:rFonts w:ascii="Aptos" w:eastAsia="Times New Roman" w:hAnsi="Aptos" w:cs="Times New Roman"/>
           <w:kern w:val="0"/>
+          <w:u w:val="single"/>
+          <w:lang w:val="en-US"/>
+          <w14:ligatures w14:val="none"/>
+        </w:rPr>
+        <w:t xml:space="preserve">Problems We Observed </w:t>
+      </w:r>
+    </w:p>
+    <w:p>
+      <w:pPr>
+        <w:spacing w:after="0" w:line="240" w:lineRule="auto"/>
+        <w:rPr>
+          <w:rFonts w:ascii="Aptos" w:eastAsia="Times New Roman" w:hAnsi="Aptos" w:cs="Times New Roman"/>
+          <w:kern w:val="0"/>
+          <w:lang w:val="en-US"/>
+          <w14:ligatures w14:val="none"/>
+        </w:rPr>
+      </w:pPr>
+      <w:r>
+        <w:rPr>
+          <w:rFonts w:ascii="Aptos" w:eastAsia="Times New Roman" w:hAnsi="Aptos" w:cs="Times New Roman"/>
+          <w:kern w:val="0"/>
+          <w:lang w:val="en-US"/>
+          <w14:ligatures w14:val="none"/>
+        </w:rPr>
+        <w:t> </w:t>
+      </w:r>
+    </w:p>
+    <w:p>
+      <w:pPr>
+        <w:spacing w:after="0" w:line="240" w:lineRule="auto"/>
+        <w:rPr>
+          <w:rFonts w:ascii="Aptos" w:eastAsia="Times New Roman" w:hAnsi="Aptos" w:cs="Times New Roman"/>
+          <w:kern w:val="0"/>
+          <w:lang w:val="en-US"/>
+          <w14:ligatures w14:val="none"/>
+        </w:rPr>
+      </w:pPr>
+      <w:r>
+        <w:rPr>
+          <w:rFonts w:ascii="Aptos" w:eastAsia="Times New Roman" w:hAnsi="Aptos" w:cs="Times New Roman"/>
+          <w:kern w:val="0"/>
           <w:lang w:val="en-US"/>
           <w14:ligatures w14:val="none"/>
         </w:rPr>
@@ -9485,7 +8270,6 @@
           <w14:ligatures w14:val="none"/>
         </w:rPr>
       </w:pPr>
-      <w:proofErr w:type="spellStart"/>
       <w:r>
         <w:rPr>
           <w:rFonts w:ascii="Aptos" w:eastAsia="Times New Roman" w:hAnsi="Aptos" w:cs="Times New Roman"/>
@@ -9495,7 +8279,6 @@
         </w:rPr>
         <w:t>CrewReportWorker</w:t>
       </w:r>
-      <w:proofErr w:type="spellEnd"/>
     </w:p>
     <w:p>
       <w:pPr>
@@ -10540,27 +9323,7 @@
           <w:lang w:val="en-US"/>
           <w14:ligatures w14:val="none"/>
         </w:rPr>
-        <w:t xml:space="preserve">Kubernetes </w:t>
-      </w:r>
-      <w:proofErr w:type="spellStart"/>
-      <w:r>
-        <w:rPr>
-          <w:rFonts w:ascii="Aptos" w:eastAsia="Times New Roman" w:hAnsi="Aptos" w:cs="Times New Roman"/>
-          <w:kern w:val="0"/>
-          <w:lang w:val="en-US"/>
-          <w14:ligatures w14:val="none"/>
-        </w:rPr>
-        <w:t>CronJob</w:t>
-      </w:r>
-      <w:proofErr w:type="spellEnd"/>
-      <w:r>
-        <w:rPr>
-          <w:rFonts w:ascii="Aptos" w:eastAsia="Times New Roman" w:hAnsi="Aptos" w:cs="Times New Roman"/>
-          <w:kern w:val="0"/>
-          <w:lang w:val="en-US"/>
-          <w14:ligatures w14:val="none"/>
-        </w:rPr>
-        <w:t xml:space="preserve">  </w:t>
+        <w:t xml:space="preserve">Kubernetes CronJob  </w:t>
       </w:r>
     </w:p>
     <w:p>
@@ -10600,6 +9363,7 @@
           <w:lang w:val="en-US"/>
           <w14:ligatures w14:val="none"/>
         </w:rPr>
+        <w:lastRenderedPageBreak/>
         <w:t> </w:t>
       </w:r>
     </w:p>
@@ -10650,7 +9414,6 @@
           <w:lang w:val="en-US"/>
           <w14:ligatures w14:val="none"/>
         </w:rPr>
-        <w:lastRenderedPageBreak/>
         <w:t xml:space="preserve">Short execution </w:t>
       </w:r>
     </w:p>
@@ -11331,21 +10094,7 @@
         <w:rPr>
           <w:rFonts w:ascii="Aptos" w:hAnsi="Aptos"/>
         </w:rPr>
-        <w:t xml:space="preserve">We get customer related information ( trip , account ) from upstream systems </w:t>
-      </w:r>
-      <w:proofErr w:type="spellStart"/>
-      <w:r>
-        <w:rPr>
-          <w:rFonts w:ascii="Aptos" w:hAnsi="Aptos"/>
-        </w:rPr>
-        <w:t>kafka</w:t>
-      </w:r>
-      <w:proofErr w:type="spellEnd"/>
-      <w:r>
-        <w:rPr>
-          <w:rFonts w:ascii="Aptos" w:hAnsi="Aptos"/>
-        </w:rPr>
-        <w:t xml:space="preserve"> topics which will get consumed by the microservices.   </w:t>
+        <w:t xml:space="preserve">We get customer related information ( trip , account ) from upstream systems kafka topics which will get consumed by the microservices.   </w:t>
       </w:r>
     </w:p>
     <w:p>
@@ -11567,19 +10316,11 @@
           <w:lang w:val="en-US"/>
         </w:rPr>
       </w:pPr>
-      <w:proofErr w:type="spellStart"/>
-      <w:r>
-        <w:rPr>
-          <w:lang w:val="en-US"/>
-        </w:rPr>
-        <w:t>i</w:t>
-      </w:r>
-      <w:proofErr w:type="spellEnd"/>
-      <w:r>
-        <w:rPr>
-          <w:lang w:val="en-US"/>
-        </w:rPr>
-        <w:t xml:space="preserve">) It will </w:t>
+      <w:r>
+        <w:rPr>
+          <w:lang w:val="en-US"/>
+        </w:rPr>
+        <w:t xml:space="preserve">i) It will </w:t>
       </w:r>
       <w:r>
         <w:rPr>
@@ -11879,19 +10620,11 @@
           <w:lang w:val="en-US"/>
         </w:rPr>
       </w:pPr>
-      <w:proofErr w:type="spellStart"/>
-      <w:r>
-        <w:rPr>
-          <w:lang w:val="en-US"/>
-        </w:rPr>
-        <w:t>i</w:t>
-      </w:r>
-      <w:proofErr w:type="spellEnd"/>
-      <w:r>
-        <w:rPr>
-          <w:lang w:val="en-US"/>
-        </w:rPr>
-        <w:t>) It reads from the identity topic and analyze the tokens will do matching and merging.</w:t>
+      <w:r>
+        <w:rPr>
+          <w:lang w:val="en-US"/>
+        </w:rPr>
+        <w:t>i) It reads from the identity topic and analyze the tokens will do matching and merging.</w:t>
       </w:r>
     </w:p>
     <w:p>
@@ -11930,21 +10663,7 @@
         <w:rPr>
           <w:lang w:val="en-US"/>
         </w:rPr>
-        <w:t xml:space="preserve">iii) </w:t>
-      </w:r>
-      <w:proofErr w:type="spellStart"/>
-      <w:r>
-        <w:rPr>
-          <w:lang w:val="en-US"/>
-        </w:rPr>
-        <w:t>Dynamodb</w:t>
-      </w:r>
-      <w:proofErr w:type="spellEnd"/>
-      <w:r>
-        <w:rPr>
-          <w:lang w:val="en-US"/>
-        </w:rPr>
-        <w:t xml:space="preserve"> rules will drive the decision tree logic.</w:t>
+        <w:t>iii) Dynamodb rules will drive the decision tree logic.</w:t>
       </w:r>
     </w:p>
     <w:p>
@@ -12563,35 +11282,7 @@
         <w:rPr>
           <w:lang w:val="en-US"/>
         </w:rPr>
-        <w:t xml:space="preserve">Why do we have the separate </w:t>
-      </w:r>
-      <w:proofErr w:type="spellStart"/>
-      <w:r>
-        <w:rPr>
-          <w:lang w:val="en-US"/>
-        </w:rPr>
-        <w:t>dynamodb</w:t>
-      </w:r>
-      <w:proofErr w:type="spellEnd"/>
-      <w:r>
-        <w:rPr>
-          <w:lang w:val="en-US"/>
-        </w:rPr>
-        <w:t xml:space="preserve"> database for rules ? and Why it has to be a NoSQL </w:t>
-      </w:r>
-      <w:proofErr w:type="spellStart"/>
-      <w:r>
-        <w:rPr>
-          <w:lang w:val="en-US"/>
-        </w:rPr>
-        <w:t>dynamodb</w:t>
-      </w:r>
-      <w:proofErr w:type="spellEnd"/>
-      <w:r>
-        <w:rPr>
-          <w:lang w:val="en-US"/>
-        </w:rPr>
-        <w:t xml:space="preserve"> ? Why can't we maintain the rules table in the </w:t>
+        <w:t xml:space="preserve">Why do we have the separate dynamodb database for rules ? and Why it has to be a NoSQL dynamodb ? Why can't we maintain the rules table in the </w:t>
       </w:r>
       <w:r>
         <w:rPr>
@@ -12799,15 +11490,7 @@
         <w:pStyle w:val="Heading2"/>
       </w:pPr>
       <w:r>
-        <w:t xml:space="preserve">Confluent </w:t>
-      </w:r>
-      <w:proofErr w:type="spellStart"/>
-      <w:r>
-        <w:t>kafka</w:t>
-      </w:r>
-      <w:proofErr w:type="spellEnd"/>
-      <w:r>
-        <w:t xml:space="preserve"> is not part of AWS </w:t>
+        <w:t xml:space="preserve">Confluent kafka is not part of AWS </w:t>
       </w:r>
       <w:r>
         <w:t>environment,</w:t>
@@ -12867,41 +11550,13 @@
         <w:pStyle w:val="Heading2"/>
       </w:pPr>
       <w:r>
-        <w:t xml:space="preserve">How does a lambda pull data from the </w:t>
-      </w:r>
-      <w:proofErr w:type="spellStart"/>
-      <w:r>
-        <w:t>kafka</w:t>
-      </w:r>
-      <w:proofErr w:type="spellEnd"/>
-      <w:r>
-        <w:t xml:space="preserve"> topic ( in this case the audit topic </w:t>
+        <w:t xml:space="preserve">How does a lambda pull data from the kafka topic ( in this case the audit topic </w:t>
       </w:r>
       <w:r>
         <w:t>data)</w:t>
       </w:r>
       <w:r>
-        <w:t xml:space="preserve"> ? does it have to poll </w:t>
-      </w:r>
-      <w:r>
-        <w:t>continuously</w:t>
-      </w:r>
-      <w:r>
-        <w:t xml:space="preserve"> </w:t>
-      </w:r>
-      <w:r>
-        <w:t xml:space="preserve">from </w:t>
-      </w:r>
-      <w:r>
-        <w:t xml:space="preserve">the </w:t>
-      </w:r>
-      <w:proofErr w:type="spellStart"/>
-      <w:r>
-        <w:t>kafka</w:t>
-      </w:r>
-      <w:proofErr w:type="spellEnd"/>
-      <w:r>
-        <w:t xml:space="preserve"> </w:t>
+        <w:t xml:space="preserve"> ? does it have to poll continuously from the kafka </w:t>
       </w:r>
       <w:r>
         <w:t>topic?</w:t>
@@ -12942,14 +11597,7 @@
           <w:b/>
           <w:bCs/>
         </w:rPr>
-        <w:t>Event Source Mapping (ESM</w:t>
-      </w:r>
-      <w:r>
-        <w:rPr>
-          <w:b/>
-          <w:bCs/>
-        </w:rPr>
-        <w:t>)</w:t>
+        <w:t>Event Source Mapping (ESM)</w:t>
       </w:r>
       <w:r>
         <w:t xml:space="preserve"> </w:t>
@@ -13039,21 +11687,20 @@
         <w:rPr>
           <w:lang w:eastAsia="en-IN"/>
         </w:rPr>
-        <w:t>public static final String SCHEDULE_CREATED = "</w:t>
-      </w:r>
-      <w:proofErr w:type="spellStart"/>
-      <w:r>
+        <w:t>public static final String SCHEDULE_CREATED = "ScheduleCreated";</w:t>
+      </w:r>
+    </w:p>
+    <w:p>
+      <w:pPr>
         <w:rPr>
           <w:lang w:eastAsia="en-IN"/>
         </w:rPr>
-        <w:t>ScheduleCreated</w:t>
-      </w:r>
-      <w:proofErr w:type="spellEnd"/>
+      </w:pPr>
       <w:r>
         <w:rPr>
           <w:lang w:eastAsia="en-IN"/>
         </w:rPr>
-        <w:t>";</w:t>
+        <w:t>public static final String CREW_ASSIGNED = "CrewAssigned";</w:t>
       </w:r>
     </w:p>
     <w:p>
@@ -13066,61 +11713,20 @@
         <w:rPr>
           <w:lang w:eastAsia="en-IN"/>
         </w:rPr>
-        <w:t>public static final String CREW_ASSIGNED = "</w:t>
-      </w:r>
-      <w:proofErr w:type="spellStart"/>
-      <w:r>
+        <w:t>public static final int MAX_CONCURRENT_REQUESTS = 100;</w:t>
+      </w:r>
+    </w:p>
+    <w:p>
+      <w:pPr>
         <w:rPr>
           <w:lang w:eastAsia="en-IN"/>
         </w:rPr>
-        <w:t>CrewAssigned</w:t>
-      </w:r>
-      <w:proofErr w:type="spellEnd"/>
+      </w:pPr>
       <w:r>
         <w:rPr>
           <w:lang w:eastAsia="en-IN"/>
         </w:rPr>
-        <w:t>";</w:t>
-      </w:r>
-    </w:p>
-    <w:p>
-      <w:pPr>
-        <w:rPr>
-          <w:lang w:eastAsia="en-IN"/>
-        </w:rPr>
-      </w:pPr>
-      <w:r>
-        <w:rPr>
-          <w:lang w:eastAsia="en-IN"/>
-        </w:rPr>
-        <w:t>public static final int MAX_CONCURRENT_REQUESTS = 100;</w:t>
-      </w:r>
-    </w:p>
-    <w:p>
-      <w:pPr>
-        <w:rPr>
-          <w:lang w:eastAsia="en-IN"/>
-        </w:rPr>
-      </w:pPr>
-      <w:r>
-        <w:rPr>
-          <w:lang w:eastAsia="en-IN"/>
-        </w:rPr>
-        <w:t xml:space="preserve">public static final Duration CACHE_TTL = </w:t>
-      </w:r>
-      <w:proofErr w:type="spellStart"/>
-      <w:r>
-        <w:rPr>
-          <w:lang w:eastAsia="en-IN"/>
-        </w:rPr>
-        <w:t>Duration.ofMinutes</w:t>
-      </w:r>
-      <w:proofErr w:type="spellEnd"/>
-      <w:r>
-        <w:rPr>
-          <w:lang w:eastAsia="en-IN"/>
-        </w:rPr>
-        <w:t>(30);</w:t>
+        <w:t>public static final Duration CACHE_TTL = Duration.ofMinutes(30);</w:t>
       </w:r>
     </w:p>
     <w:p>
@@ -13141,15 +11747,7 @@
     </w:p>
     <w:p>
       <w:r>
-        <w:t xml:space="preserve">Used inheritance through </w:t>
-      </w:r>
-      <w:proofErr w:type="spellStart"/>
-      <w:r>
-        <w:t>JpaRepository</w:t>
-      </w:r>
-      <w:proofErr w:type="spellEnd"/>
-      <w:r>
-        <w:t xml:space="preserve"> for CRUD functionalit</w:t>
+        <w:t>Used inheritance through JpaRepository for CRUD functionalit</w:t>
       </w:r>
       <w:r>
         <w:t>ies.</w:t>
@@ -13170,55 +11768,59 @@
           <w:i/>
           <w:iCs/>
         </w:rPr>
-        <w:t xml:space="preserve">public interface </w:t>
-      </w:r>
-      <w:proofErr w:type="spellStart"/>
+        <w:t>public interface AssignmentRepository</w:t>
+      </w:r>
       <w:r>
         <w:rPr>
           <w:i/>
           <w:iCs/>
         </w:rPr>
-        <w:t>AssignmentRepository</w:t>
-      </w:r>
-      <w:proofErr w:type="spellEnd"/>
+        <w:t xml:space="preserve"> </w:t>
+      </w:r>
       <w:r>
         <w:rPr>
           <w:i/>
           <w:iCs/>
         </w:rPr>
-        <w:t xml:space="preserve"> </w:t>
+        <w:t>extends</w:t>
       </w:r>
       <w:r>
         <w:rPr>
           <w:i/>
           <w:iCs/>
         </w:rPr>
-        <w:t>extends</w:t>
+        <w:t xml:space="preserve"> </w:t>
       </w:r>
       <w:r>
         <w:rPr>
           <w:i/>
           <w:iCs/>
         </w:rPr>
-        <w:t xml:space="preserve"> </w:t>
-      </w:r>
-      <w:proofErr w:type="spellStart"/>
-      <w:r>
+        <w:t>JpaRepository&lt;Assignment, Long&gt; {</w:t>
+      </w:r>
+    </w:p>
+    <w:p>
+      <w:pPr>
         <w:rPr>
           <w:i/>
           <w:iCs/>
         </w:rPr>
-        <w:t>JpaRepository</w:t>
-      </w:r>
-      <w:proofErr w:type="spellEnd"/>
+      </w:pPr>
       <w:r>
         <w:rPr>
           <w:i/>
           <w:iCs/>
         </w:rPr>
-        <w:t>&lt;Assignment, Long&gt; {</w:t>
-      </w:r>
-    </w:p>
+        <w:t>}</w:t>
+      </w:r>
+    </w:p>
+    <w:p/>
+    <w:p>
+      <w:r>
+        <w:t>Used inheritance to model different crew types such as Pilot, First Officer, and Cabin Crew while sharing common crew attributes in the parent CrewMember class.</w:t>
+      </w:r>
+    </w:p>
+    <w:p/>
     <w:p>
       <w:pPr>
         <w:rPr>
@@ -13231,26 +11833,12 @@
           <w:i/>
           <w:iCs/>
         </w:rPr>
-        <w:t>}</w:t>
-      </w:r>
-    </w:p>
-    <w:p/>
-    <w:p>
-      <w:r>
-        <w:t xml:space="preserve">Used inheritance to model different crew types such as Pilot, First Officer, and Cabin Crew while sharing common crew attributes in the parent </w:t>
-      </w:r>
-      <w:proofErr w:type="spellStart"/>
-      <w:r>
-        <w:t>CrewMember</w:t>
-      </w:r>
-      <w:proofErr w:type="spellEnd"/>
-      <w:r>
-        <w:t xml:space="preserve"> class.</w:t>
-      </w:r>
-    </w:p>
-    <w:p/>
-    <w:p>
-      <w:pPr>
+        <w:t>public abstract class CrewMember {</w:t>
+      </w:r>
+    </w:p>
+    <w:p>
+      <w:pPr>
+        <w:ind w:left="720"/>
         <w:rPr>
           <w:i/>
           <w:iCs/>
@@ -13261,28 +11849,27 @@
           <w:i/>
           <w:iCs/>
         </w:rPr>
-        <w:t xml:space="preserve">public abstract class </w:t>
-      </w:r>
-      <w:proofErr w:type="spellStart"/>
-      <w:r>
+        <w:t>private String crewId;</w:t>
+      </w:r>
+    </w:p>
+    <w:p>
+      <w:pPr>
+        <w:ind w:left="720"/>
         <w:rPr>
           <w:i/>
           <w:iCs/>
         </w:rPr>
-        <w:t>CrewMember</w:t>
-      </w:r>
-      <w:proofErr w:type="spellEnd"/>
+      </w:pPr>
       <w:r>
         <w:rPr>
           <w:i/>
           <w:iCs/>
         </w:rPr>
-        <w:t xml:space="preserve"> {</w:t>
-      </w:r>
-    </w:p>
-    <w:p>
-      <w:pPr>
-        <w:ind w:left="720"/>
+        <w:t>private String name;</w:t>
+      </w:r>
+    </w:p>
+    <w:p>
+      <w:pPr>
         <w:rPr>
           <w:i/>
           <w:iCs/>
@@ -13293,64 +11880,98 @@
           <w:i/>
           <w:iCs/>
         </w:rPr>
-        <w:t xml:space="preserve">private String </w:t>
-      </w:r>
-      <w:proofErr w:type="spellStart"/>
-      <w:r>
+        <w:t>}</w:t>
+      </w:r>
+    </w:p>
+    <w:p>
+      <w:pPr>
         <w:rPr>
           <w:i/>
           <w:iCs/>
         </w:rPr>
-        <w:t>crewId</w:t>
-      </w:r>
-      <w:proofErr w:type="spellEnd"/>
-      <w:r>
+      </w:pPr>
+    </w:p>
+    <w:p>
+      <w:pPr>
         <w:rPr>
           <w:i/>
           <w:iCs/>
         </w:rPr>
-        <w:t>;</w:t>
-      </w:r>
-    </w:p>
-    <w:p>
-      <w:pPr>
-        <w:ind w:left="720"/>
+      </w:pPr>
+      <w:r>
         <w:rPr>
           <w:i/>
           <w:iCs/>
         </w:rPr>
-      </w:pPr>
-      <w:r>
+        <w:t>public class Pilot extends CrewMember {}</w:t>
+      </w:r>
+    </w:p>
+    <w:p>
+      <w:pPr>
         <w:rPr>
           <w:i/>
           <w:iCs/>
         </w:rPr>
-        <w:t>private String name;</w:t>
-      </w:r>
-    </w:p>
-    <w:p>
-      <w:pPr>
+      </w:pPr>
+      <w:r>
         <w:rPr>
           <w:i/>
           <w:iCs/>
         </w:rPr>
-      </w:pPr>
-      <w:r>
+        <w:t>public class FirstOfficer extends CrewMember {}</w:t>
+      </w:r>
+    </w:p>
+    <w:p>
+      <w:pPr>
         <w:rPr>
           <w:i/>
           <w:iCs/>
         </w:rPr>
-        <w:t>}</w:t>
-      </w:r>
-    </w:p>
-    <w:p>
-      <w:pPr>
+      </w:pPr>
+      <w:r>
         <w:rPr>
           <w:i/>
           <w:iCs/>
         </w:rPr>
-      </w:pPr>
-    </w:p>
+        <w:t>public class CabinCrew extends CrewMember {}</w:t>
+      </w:r>
+    </w:p>
+    <w:p/>
+    <w:p>
+      <w:pPr>
+        <w:pStyle w:val="Heading2"/>
+      </w:pPr>
+      <w:r>
+        <w:t>Singleton Pattern</w:t>
+      </w:r>
+    </w:p>
+    <w:p>
+      <w:r>
+        <w:t xml:space="preserve">Used the Singleton pattern </w:t>
+      </w:r>
+      <w:r>
+        <w:t>for all</w:t>
+      </w:r>
+      <w:r>
+        <w:t xml:space="preserve"> Spring-managed beans and logger instances</w:t>
+      </w:r>
+      <w:r>
+        <w:t xml:space="preserve"> </w:t>
+      </w:r>
+      <w:r>
+        <w:t xml:space="preserve">ensuring only one shared instance </w:t>
+      </w:r>
+      <w:r>
+        <w:t xml:space="preserve">per class </w:t>
+      </w:r>
+      <w:r>
+        <w:t>is used across the application lifecycle</w:t>
+      </w:r>
+      <w:r>
+        <w:t>.</w:t>
+      </w:r>
+    </w:p>
+    <w:p/>
     <w:p>
       <w:pPr>
         <w:rPr>
@@ -13363,208 +11984,22 @@
           <w:i/>
           <w:iCs/>
         </w:rPr>
-        <w:t xml:space="preserve">public class Pilot extends </w:t>
-      </w:r>
-      <w:proofErr w:type="spellStart"/>
-      <w:r>
+        <w:t>private static final Logger log =</w:t>
+      </w:r>
+    </w:p>
+    <w:p>
+      <w:pPr>
         <w:rPr>
           <w:i/>
           <w:iCs/>
         </w:rPr>
-        <w:t>CrewMember</w:t>
-      </w:r>
-      <w:proofErr w:type="spellEnd"/>
+      </w:pPr>
       <w:r>
         <w:rPr>
           <w:i/>
           <w:iCs/>
         </w:rPr>
-        <w:t xml:space="preserve"> {}</w:t>
-      </w:r>
-    </w:p>
-    <w:p>
-      <w:pPr>
-        <w:rPr>
-          <w:i/>
-          <w:iCs/>
-        </w:rPr>
-      </w:pPr>
-      <w:r>
-        <w:rPr>
-          <w:i/>
-          <w:iCs/>
-        </w:rPr>
-        <w:t xml:space="preserve">public class </w:t>
-      </w:r>
-      <w:proofErr w:type="spellStart"/>
-      <w:r>
-        <w:rPr>
-          <w:i/>
-          <w:iCs/>
-        </w:rPr>
-        <w:t>FirstOfficer</w:t>
-      </w:r>
-      <w:proofErr w:type="spellEnd"/>
-      <w:r>
-        <w:rPr>
-          <w:i/>
-          <w:iCs/>
-        </w:rPr>
-        <w:t xml:space="preserve"> extends </w:t>
-      </w:r>
-      <w:proofErr w:type="spellStart"/>
-      <w:r>
-        <w:rPr>
-          <w:i/>
-          <w:iCs/>
-        </w:rPr>
-        <w:t>CrewMember</w:t>
-      </w:r>
-      <w:proofErr w:type="spellEnd"/>
-      <w:r>
-        <w:rPr>
-          <w:i/>
-          <w:iCs/>
-        </w:rPr>
-        <w:t xml:space="preserve"> {}</w:t>
-      </w:r>
-    </w:p>
-    <w:p>
-      <w:pPr>
-        <w:rPr>
-          <w:i/>
-          <w:iCs/>
-        </w:rPr>
-      </w:pPr>
-      <w:r>
-        <w:rPr>
-          <w:i/>
-          <w:iCs/>
-        </w:rPr>
-        <w:t xml:space="preserve">public class </w:t>
-      </w:r>
-      <w:proofErr w:type="spellStart"/>
-      <w:r>
-        <w:rPr>
-          <w:i/>
-          <w:iCs/>
-        </w:rPr>
-        <w:t>CabinCrew</w:t>
-      </w:r>
-      <w:proofErr w:type="spellEnd"/>
-      <w:r>
-        <w:rPr>
-          <w:i/>
-          <w:iCs/>
-        </w:rPr>
-        <w:t xml:space="preserve"> extends </w:t>
-      </w:r>
-      <w:proofErr w:type="spellStart"/>
-      <w:r>
-        <w:rPr>
-          <w:i/>
-          <w:iCs/>
-        </w:rPr>
-        <w:t>CrewMember</w:t>
-      </w:r>
-      <w:proofErr w:type="spellEnd"/>
-      <w:r>
-        <w:rPr>
-          <w:i/>
-          <w:iCs/>
-        </w:rPr>
-        <w:t xml:space="preserve"> {}</w:t>
-      </w:r>
-    </w:p>
-    <w:p/>
-    <w:p>
-      <w:pPr>
-        <w:pStyle w:val="Heading2"/>
-      </w:pPr>
-      <w:r>
-        <w:t>Singleton Pattern</w:t>
-      </w:r>
-    </w:p>
-    <w:p>
-      <w:r>
-        <w:t xml:space="preserve">Used the Singleton pattern </w:t>
-      </w:r>
-      <w:r>
-        <w:t>for all</w:t>
-      </w:r>
-      <w:r>
-        <w:t xml:space="preserve"> Spring-managed beans and logger instances</w:t>
-      </w:r>
-      <w:r>
-        <w:t xml:space="preserve"> </w:t>
-      </w:r>
-      <w:r>
-        <w:t xml:space="preserve">ensuring only one shared instance </w:t>
-      </w:r>
-      <w:r>
-        <w:t xml:space="preserve">per class </w:t>
-      </w:r>
-      <w:r>
-        <w:t>is used across the application lifecycle</w:t>
-      </w:r>
-      <w:r>
-        <w:t>.</w:t>
-      </w:r>
-    </w:p>
-    <w:p/>
-    <w:p>
-      <w:pPr>
-        <w:rPr>
-          <w:i/>
-          <w:iCs/>
-        </w:rPr>
-      </w:pPr>
-      <w:r>
-        <w:rPr>
-          <w:i/>
-          <w:iCs/>
-        </w:rPr>
-        <w:t>private static final Logger log =</w:t>
-      </w:r>
-    </w:p>
-    <w:p>
-      <w:pPr>
-        <w:rPr>
-          <w:i/>
-          <w:iCs/>
-        </w:rPr>
-      </w:pPr>
-      <w:proofErr w:type="spellStart"/>
-      <w:r>
-        <w:rPr>
-          <w:i/>
-          <w:iCs/>
-        </w:rPr>
-        <w:t>LoggerFactory.getLogger</w:t>
-      </w:r>
-      <w:proofErr w:type="spellEnd"/>
-      <w:r>
-        <w:rPr>
-          <w:i/>
-          <w:iCs/>
-        </w:rPr>
-        <w:t>(</w:t>
-      </w:r>
-      <w:proofErr w:type="spellStart"/>
-      <w:r>
-        <w:rPr>
-          <w:i/>
-          <w:iCs/>
-        </w:rPr>
-        <w:t>CrewQueryService.class</w:t>
-      </w:r>
-      <w:proofErr w:type="spellEnd"/>
-      <w:r>
-        <w:rPr>
-          <w:i/>
-          <w:iCs/>
-        </w:rPr>
-        <w:t>);</w:t>
+        <w:t>LoggerFactory.getLogger(CrewQueryService.class);</w:t>
       </w:r>
     </w:p>
     <w:p/>
@@ -13580,15 +12015,7 @@
     <w:p/>
     <w:p>
       <w:r>
-        <w:t xml:space="preserve">Used the Builder pattern to construct </w:t>
-      </w:r>
-      <w:proofErr w:type="spellStart"/>
-      <w:r>
-        <w:t>ErrorResponse</w:t>
-      </w:r>
-      <w:proofErr w:type="spellEnd"/>
-      <w:r>
-        <w:t xml:space="preserve"> and Kafka event objects with multiple optional fields while avoiding large constructors</w:t>
+        <w:t>Used the Builder pattern to construct ErrorResponse and Kafka event objects with multiple optional fields while avoiding large constructors</w:t>
       </w:r>
       <w:r>
         <w:t>.</w:t>
@@ -13624,26 +12051,13 @@
       </w:r>
     </w:p>
     <w:p>
-      <w:proofErr w:type="spellStart"/>
-      <w:r>
-        <w:t>ErrorResponse.builder</w:t>
-      </w:r>
-      <w:proofErr w:type="spellEnd"/>
-      <w:r>
-        <w:t>()</w:t>
-      </w:r>
-    </w:p>
-    <w:p>
-      <w:r>
-        <w:t>.</w:t>
-      </w:r>
-      <w:proofErr w:type="spellStart"/>
-      <w:r>
-        <w:t>errorCode</w:t>
-      </w:r>
-      <w:proofErr w:type="spellEnd"/>
-      <w:r>
-        <w:t>("CREW_001")</w:t>
+      <w:r>
+        <w:t>ErrorResponse.builder()</w:t>
+      </w:r>
+    </w:p>
+    <w:p>
+      <w:r>
+        <w:t>.errorCode("CREW_001")</w:t>
       </w:r>
     </w:p>
     <w:p>
@@ -13653,36 +12067,12 @@
     </w:p>
     <w:p>
       <w:r>
-        <w:t>.</w:t>
-      </w:r>
-      <w:proofErr w:type="spellStart"/>
-      <w:r>
-        <w:t>correlationId</w:t>
-      </w:r>
-      <w:proofErr w:type="spellEnd"/>
-      <w:r>
-        <w:t>(</w:t>
-      </w:r>
-      <w:proofErr w:type="spellStart"/>
-      <w:r>
-        <w:t>requestId</w:t>
-      </w:r>
-      <w:proofErr w:type="spellEnd"/>
-      <w:r>
-        <w:t>)</w:t>
-      </w:r>
-    </w:p>
-    <w:p>
-      <w:r>
-        <w:t>.timestamp(</w:t>
-      </w:r>
-      <w:proofErr w:type="spellStart"/>
-      <w:r>
-        <w:t>Instant.now</w:t>
-      </w:r>
-      <w:proofErr w:type="spellEnd"/>
-      <w:r>
-        <w:t>())</w:t>
+        <w:t>.correlationId(requestId)</w:t>
+      </w:r>
+    </w:p>
+    <w:p>
+      <w:r>
+        <w:t>.timestamp(Instant.now())</w:t>
       </w:r>
     </w:p>
     <w:p>
@@ -13707,60 +12097,23 @@
       </w:r>
     </w:p>
     <w:p>
-      <w:proofErr w:type="spellStart"/>
-      <w:r>
-        <w:t>CrewAssignedEvent.builder</w:t>
-      </w:r>
-      <w:proofErr w:type="spellEnd"/>
-      <w:r>
-        <w:t>()</w:t>
-      </w:r>
-    </w:p>
-    <w:p>
-      <w:r>
-        <w:t>.</w:t>
-      </w:r>
-      <w:proofErr w:type="spellStart"/>
-      <w:r>
-        <w:t>crewId</w:t>
-      </w:r>
-      <w:proofErr w:type="spellEnd"/>
-      <w:r>
-        <w:t>("CREW001")</w:t>
-      </w:r>
-    </w:p>
-    <w:p>
-      <w:r>
-        <w:t>.</w:t>
-      </w:r>
-      <w:proofErr w:type="spellStart"/>
-      <w:r>
-        <w:t>flightId</w:t>
-      </w:r>
-      <w:proofErr w:type="spellEnd"/>
-      <w:r>
-        <w:t>("WN123")</w:t>
-      </w:r>
-    </w:p>
-    <w:p>
-      <w:r>
-        <w:t>.</w:t>
-      </w:r>
-      <w:proofErr w:type="spellStart"/>
-      <w:r>
-        <w:t>eventType</w:t>
-      </w:r>
-      <w:proofErr w:type="spellEnd"/>
-      <w:r>
-        <w:t>("</w:t>
-      </w:r>
-      <w:proofErr w:type="spellStart"/>
-      <w:r>
-        <w:t>CrewAssigned</w:t>
-      </w:r>
-      <w:proofErr w:type="spellEnd"/>
-      <w:r>
-        <w:t>")</w:t>
+      <w:r>
+        <w:t>CrewAssignedEvent.builder()</w:t>
+      </w:r>
+    </w:p>
+    <w:p>
+      <w:r>
+        <w:t>.crewId("CREW001")</w:t>
+      </w:r>
+    </w:p>
+    <w:p>
+      <w:r>
+        <w:t>.flightId("WN123")</w:t>
+      </w:r>
+    </w:p>
+    <w:p>
+      <w:r>
+        <w:t>.eventType("CrewAssigned")</w:t>
       </w:r>
     </w:p>
     <w:p>
@@ -13785,13 +12138,8 @@
     </w:p>
     <w:p/>
     <w:p>
-      <w:proofErr w:type="spellStart"/>
-      <w:r>
-        <w:t>ValidationStrategy</w:t>
-      </w:r>
-      <w:proofErr w:type="spellEnd"/>
-      <w:r>
-        <w:t xml:space="preserve"> strategy;</w:t>
+      <w:r>
+        <w:t>ValidationStrategy strategy;</w:t>
       </w:r>
     </w:p>
     <w:p/>
@@ -13801,36 +12149,25 @@
       </w:r>
     </w:p>
     <w:p>
-      <w:proofErr w:type="spellStart"/>
       <w:r>
         <w:lastRenderedPageBreak/>
         <w:t>FlightHoursValidationStrategy</w:t>
       </w:r>
-      <w:proofErr w:type="spellEnd"/>
-    </w:p>
-    <w:p>
-      <w:proofErr w:type="spellStart"/>
+    </w:p>
+    <w:p>
       <w:r>
         <w:t>QualificationValidationStrategy</w:t>
       </w:r>
-      <w:proofErr w:type="spellEnd"/>
-    </w:p>
-    <w:p>
-      <w:proofErr w:type="spellStart"/>
+    </w:p>
+    <w:p>
       <w:r>
         <w:t>MedicalValidationStrategy</w:t>
       </w:r>
-      <w:proofErr w:type="spellEnd"/>
     </w:p>
     <w:p/>
     <w:p>
-      <w:proofErr w:type="spellStart"/>
-      <w:r>
-        <w:t>strategy.validate</w:t>
-      </w:r>
-      <w:proofErr w:type="spellEnd"/>
-      <w:r>
-        <w:t>(request);</w:t>
+      <w:r>
+        <w:t>strategy.validate(request);</w:t>
       </w:r>
     </w:p>
     <w:p/>
@@ -13892,23 +12229,7 @@
     </w:p>
     <w:p>
       <w:r>
-        <w:t xml:space="preserve">Used the Observer pattern through Kafka event-driven architecture, where </w:t>
-      </w:r>
-      <w:proofErr w:type="spellStart"/>
-      <w:r>
-        <w:t>ScheduleCreated</w:t>
-      </w:r>
-      <w:proofErr w:type="spellEnd"/>
-      <w:r>
-        <w:t xml:space="preserve"> and </w:t>
-      </w:r>
-      <w:proofErr w:type="spellStart"/>
-      <w:r>
-        <w:t>ScheduleUpdated</w:t>
-      </w:r>
-      <w:proofErr w:type="spellEnd"/>
-      <w:r>
-        <w:t xml:space="preserve"> events notified multiple independent consumers such as Projector, Notification, and Audit services.</w:t>
+        <w:t>Used the Observer pattern through Kafka event-driven architecture, where ScheduleCreated and ScheduleUpdated events notified multiple independent consumers such as Projector, Notification, and Audit services.</w:t>
       </w:r>
     </w:p>
     <w:p>
@@ -13932,29 +12253,8 @@
     </w:p>
     <w:p/>
     <w:p>
-      <w:proofErr w:type="spellStart"/>
-      <w:r>
-        <w:t>ValidationRule</w:t>
-      </w:r>
-      <w:proofErr w:type="spellEnd"/>
-      <w:r>
-        <w:t xml:space="preserve"> rule =</w:t>
-      </w:r>
-      <w:proofErr w:type="spellStart"/>
-      <w:r>
-        <w:t>validationRuleFactory.getRule</w:t>
-      </w:r>
-      <w:proofErr w:type="spellEnd"/>
-      <w:r>
-        <w:t>(</w:t>
-      </w:r>
-      <w:proofErr w:type="spellStart"/>
-      <w:r>
-        <w:t>validationType</w:t>
-      </w:r>
-      <w:proofErr w:type="spellEnd"/>
-      <w:r>
-        <w:t>);</w:t>
+      <w:r>
+        <w:t>ValidationRule rule =validationRuleFactory.getRule(validationType);</w:t>
       </w:r>
     </w:p>
     <w:p/>
@@ -13969,13 +12269,8 @@
         <w:t>→</w:t>
       </w:r>
       <w:r>
-        <w:t xml:space="preserve"> </w:t>
-      </w:r>
-      <w:proofErr w:type="spellStart"/>
-      <w:r>
-        <w:t>RestPeriodValidationRule</w:t>
-      </w:r>
-      <w:proofErr w:type="spellEnd"/>
+        <w:t xml:space="preserve"> RestPeriodValidationRule</w:t>
+      </w:r>
     </w:p>
     <w:p>
       <w:r>
@@ -13988,13 +12283,8 @@
         <w:t>→</w:t>
       </w:r>
       <w:r>
-        <w:t xml:space="preserve"> </w:t>
-      </w:r>
-      <w:proofErr w:type="spellStart"/>
-      <w:r>
-        <w:t>FlightHoursValidationRule</w:t>
-      </w:r>
-      <w:proofErr w:type="spellEnd"/>
+        <w:t xml:space="preserve"> FlightHoursValidationRule</w:t>
+      </w:r>
     </w:p>
     <w:p>
       <w:r>
@@ -14007,13 +12297,8 @@
         <w:t>→</w:t>
       </w:r>
       <w:r>
-        <w:t xml:space="preserve"> </w:t>
-      </w:r>
-      <w:proofErr w:type="spellStart"/>
-      <w:r>
-        <w:t>MedicalValidationRule</w:t>
-      </w:r>
-      <w:proofErr w:type="spellEnd"/>
+        <w:t xml:space="preserve"> MedicalValidationRule</w:t>
+      </w:r>
     </w:p>
     <w:p>
       <w:r>
@@ -14026,13 +12311,8 @@
         <w:t>→</w:t>
       </w:r>
       <w:r>
-        <w:t xml:space="preserve"> </w:t>
-      </w:r>
-      <w:proofErr w:type="spellStart"/>
-      <w:r>
-        <w:t>QualificationValidationRule</w:t>
-      </w:r>
-      <w:proofErr w:type="spellEnd"/>
+        <w:t xml:space="preserve"> QualificationValidationRule</w:t>
+      </w:r>
     </w:p>
     <w:p/>
     <w:p>
@@ -17875,6 +16155,119 @@
     </w:lvl>
   </w:abstractNum>
   <w:abstractNum w:abstractNumId="27" w15:restartNumberingAfterBreak="0">
+    <w:nsid w:val="451566EA"/>
+    <w:multiLevelType w:val="hybridMultilevel"/>
+    <w:tmpl w:val="DC10FC0E"/>
+    <w:lvl w:ilvl="0" w:tplc="40090001">
+      <w:start w:val="1"/>
+      <w:numFmt w:val="bullet"/>
+      <w:lvlText w:val=""/>
+      <w:lvlJc w:val="left"/>
+      <w:pPr>
+        <w:ind w:left="720" w:hanging="360"/>
+      </w:pPr>
+      <w:rPr>
+        <w:rFonts w:ascii="Symbol" w:hAnsi="Symbol" w:hint="default"/>
+      </w:rPr>
+    </w:lvl>
+    <w:lvl w:ilvl="1" w:tplc="40090003" w:tentative="1">
+      <w:start w:val="1"/>
+      <w:numFmt w:val="bullet"/>
+      <w:lvlText w:val="o"/>
+      <w:lvlJc w:val="left"/>
+      <w:pPr>
+        <w:ind w:left="1440" w:hanging="360"/>
+      </w:pPr>
+      <w:rPr>
+        <w:rFonts w:ascii="Courier New" w:hAnsi="Courier New" w:cs="Courier New" w:hint="default"/>
+      </w:rPr>
+    </w:lvl>
+    <w:lvl w:ilvl="2" w:tplc="40090005" w:tentative="1">
+      <w:start w:val="1"/>
+      <w:numFmt w:val="bullet"/>
+      <w:lvlText w:val=""/>
+      <w:lvlJc w:val="left"/>
+      <w:pPr>
+        <w:ind w:left="2160" w:hanging="360"/>
+      </w:pPr>
+      <w:rPr>
+        <w:rFonts w:ascii="Wingdings" w:hAnsi="Wingdings" w:hint="default"/>
+      </w:rPr>
+    </w:lvl>
+    <w:lvl w:ilvl="3" w:tplc="40090001" w:tentative="1">
+      <w:start w:val="1"/>
+      <w:numFmt w:val="bullet"/>
+      <w:lvlText w:val=""/>
+      <w:lvlJc w:val="left"/>
+      <w:pPr>
+        <w:ind w:left="2880" w:hanging="360"/>
+      </w:pPr>
+      <w:rPr>
+        <w:rFonts w:ascii="Symbol" w:hAnsi="Symbol" w:hint="default"/>
+      </w:rPr>
+    </w:lvl>
+    <w:lvl w:ilvl="4" w:tplc="40090003" w:tentative="1">
+      <w:start w:val="1"/>
+      <w:numFmt w:val="bullet"/>
+      <w:lvlText w:val="o"/>
+      <w:lvlJc w:val="left"/>
+      <w:pPr>
+        <w:ind w:left="3600" w:hanging="360"/>
+      </w:pPr>
+      <w:rPr>
+        <w:rFonts w:ascii="Courier New" w:hAnsi="Courier New" w:cs="Courier New" w:hint="default"/>
+      </w:rPr>
+    </w:lvl>
+    <w:lvl w:ilvl="5" w:tplc="40090005" w:tentative="1">
+      <w:start w:val="1"/>
+      <w:numFmt w:val="bullet"/>
+      <w:lvlText w:val=""/>
+      <w:lvlJc w:val="left"/>
+      <w:pPr>
+        <w:ind w:left="4320" w:hanging="360"/>
+      </w:pPr>
+      <w:rPr>
+        <w:rFonts w:ascii="Wingdings" w:hAnsi="Wingdings" w:hint="default"/>
+      </w:rPr>
+    </w:lvl>
+    <w:lvl w:ilvl="6" w:tplc="40090001" w:tentative="1">
+      <w:start w:val="1"/>
+      <w:numFmt w:val="bullet"/>
+      <w:lvlText w:val=""/>
+      <w:lvlJc w:val="left"/>
+      <w:pPr>
+        <w:ind w:left="5040" w:hanging="360"/>
+      </w:pPr>
+      <w:rPr>
+        <w:rFonts w:ascii="Symbol" w:hAnsi="Symbol" w:hint="default"/>
+      </w:rPr>
+    </w:lvl>
+    <w:lvl w:ilvl="7" w:tplc="40090003" w:tentative="1">
+      <w:start w:val="1"/>
+      <w:numFmt w:val="bullet"/>
+      <w:lvlText w:val="o"/>
+      <w:lvlJc w:val="left"/>
+      <w:pPr>
+        <w:ind w:left="5760" w:hanging="360"/>
+      </w:pPr>
+      <w:rPr>
+        <w:rFonts w:ascii="Courier New" w:hAnsi="Courier New" w:cs="Courier New" w:hint="default"/>
+      </w:rPr>
+    </w:lvl>
+    <w:lvl w:ilvl="8" w:tplc="40090005" w:tentative="1">
+      <w:start w:val="1"/>
+      <w:numFmt w:val="bullet"/>
+      <w:lvlText w:val=""/>
+      <w:lvlJc w:val="left"/>
+      <w:pPr>
+        <w:ind w:left="6480" w:hanging="360"/>
+      </w:pPr>
+      <w:rPr>
+        <w:rFonts w:ascii="Wingdings" w:hAnsi="Wingdings" w:hint="default"/>
+      </w:rPr>
+    </w:lvl>
+  </w:abstractNum>
+  <w:abstractNum w:abstractNumId="28" w15:restartNumberingAfterBreak="0">
     <w:nsid w:val="47CD5218"/>
     <w:multiLevelType w:val="multilevel"/>
     <w:tmpl w:val="5A0E1F9A"/>
@@ -18023,7 +16416,7 @@
       </w:rPr>
     </w:lvl>
   </w:abstractNum>
-  <w:abstractNum w:abstractNumId="28" w15:restartNumberingAfterBreak="0">
+  <w:abstractNum w:abstractNumId="29" w15:restartNumberingAfterBreak="0">
     <w:nsid w:val="47E85AD9"/>
     <w:multiLevelType w:val="multilevel"/>
     <w:tmpl w:val="F600FF94"/>
@@ -18172,7 +16565,7 @@
       </w:rPr>
     </w:lvl>
   </w:abstractNum>
-  <w:abstractNum w:abstractNumId="29" w15:restartNumberingAfterBreak="0">
+  <w:abstractNum w:abstractNumId="30" w15:restartNumberingAfterBreak="0">
     <w:nsid w:val="48511EDC"/>
     <w:multiLevelType w:val="multilevel"/>
     <w:tmpl w:val="2FE8301A"/>
@@ -18321,7 +16714,7 @@
       </w:rPr>
     </w:lvl>
   </w:abstractNum>
-  <w:abstractNum w:abstractNumId="30" w15:restartNumberingAfterBreak="0">
+  <w:abstractNum w:abstractNumId="31" w15:restartNumberingAfterBreak="0">
     <w:nsid w:val="48D966B8"/>
     <w:multiLevelType w:val="multilevel"/>
     <w:tmpl w:val="DD7A22F6"/>
@@ -18470,7 +16863,7 @@
       </w:rPr>
     </w:lvl>
   </w:abstractNum>
-  <w:abstractNum w:abstractNumId="31" w15:restartNumberingAfterBreak="0">
+  <w:abstractNum w:abstractNumId="32" w15:restartNumberingAfterBreak="0">
     <w:nsid w:val="48EB1286"/>
     <w:multiLevelType w:val="multilevel"/>
     <w:tmpl w:val="A386C618"/>
@@ -18619,7 +17012,7 @@
       </w:rPr>
     </w:lvl>
   </w:abstractNum>
-  <w:abstractNum w:abstractNumId="32" w15:restartNumberingAfterBreak="0">
+  <w:abstractNum w:abstractNumId="33" w15:restartNumberingAfterBreak="0">
     <w:nsid w:val="4A590EF7"/>
     <w:multiLevelType w:val="multilevel"/>
     <w:tmpl w:val="8192649E"/>
@@ -18768,7 +17161,7 @@
       </w:rPr>
     </w:lvl>
   </w:abstractNum>
-  <w:abstractNum w:abstractNumId="33" w15:restartNumberingAfterBreak="0">
+  <w:abstractNum w:abstractNumId="34" w15:restartNumberingAfterBreak="0">
     <w:nsid w:val="518E7BB5"/>
     <w:multiLevelType w:val="multilevel"/>
     <w:tmpl w:val="673A8130"/>
@@ -18917,7 +17310,120 @@
       </w:rPr>
     </w:lvl>
   </w:abstractNum>
-  <w:abstractNum w:abstractNumId="34" w15:restartNumberingAfterBreak="0">
+  <w:abstractNum w:abstractNumId="35" w15:restartNumberingAfterBreak="0">
+    <w:nsid w:val="5E6F09D9"/>
+    <w:multiLevelType w:val="hybridMultilevel"/>
+    <w:tmpl w:val="0DAAB626"/>
+    <w:lvl w:ilvl="0" w:tplc="40090001">
+      <w:start w:val="1"/>
+      <w:numFmt w:val="bullet"/>
+      <w:lvlText w:val=""/>
+      <w:lvlJc w:val="left"/>
+      <w:pPr>
+        <w:ind w:left="720" w:hanging="360"/>
+      </w:pPr>
+      <w:rPr>
+        <w:rFonts w:ascii="Symbol" w:hAnsi="Symbol" w:hint="default"/>
+      </w:rPr>
+    </w:lvl>
+    <w:lvl w:ilvl="1" w:tplc="40090003">
+      <w:start w:val="1"/>
+      <w:numFmt w:val="bullet"/>
+      <w:lvlText w:val="o"/>
+      <w:lvlJc w:val="left"/>
+      <w:pPr>
+        <w:ind w:left="1440" w:hanging="360"/>
+      </w:pPr>
+      <w:rPr>
+        <w:rFonts w:ascii="Courier New" w:hAnsi="Courier New" w:cs="Courier New" w:hint="default"/>
+      </w:rPr>
+    </w:lvl>
+    <w:lvl w:ilvl="2" w:tplc="40090005" w:tentative="1">
+      <w:start w:val="1"/>
+      <w:numFmt w:val="bullet"/>
+      <w:lvlText w:val=""/>
+      <w:lvlJc w:val="left"/>
+      <w:pPr>
+        <w:ind w:left="2160" w:hanging="360"/>
+      </w:pPr>
+      <w:rPr>
+        <w:rFonts w:ascii="Wingdings" w:hAnsi="Wingdings" w:hint="default"/>
+      </w:rPr>
+    </w:lvl>
+    <w:lvl w:ilvl="3" w:tplc="40090001" w:tentative="1">
+      <w:start w:val="1"/>
+      <w:numFmt w:val="bullet"/>
+      <w:lvlText w:val=""/>
+      <w:lvlJc w:val="left"/>
+      <w:pPr>
+        <w:ind w:left="2880" w:hanging="360"/>
+      </w:pPr>
+      <w:rPr>
+        <w:rFonts w:ascii="Symbol" w:hAnsi="Symbol" w:hint="default"/>
+      </w:rPr>
+    </w:lvl>
+    <w:lvl w:ilvl="4" w:tplc="40090003" w:tentative="1">
+      <w:start w:val="1"/>
+      <w:numFmt w:val="bullet"/>
+      <w:lvlText w:val="o"/>
+      <w:lvlJc w:val="left"/>
+      <w:pPr>
+        <w:ind w:left="3600" w:hanging="360"/>
+      </w:pPr>
+      <w:rPr>
+        <w:rFonts w:ascii="Courier New" w:hAnsi="Courier New" w:cs="Courier New" w:hint="default"/>
+      </w:rPr>
+    </w:lvl>
+    <w:lvl w:ilvl="5" w:tplc="40090005" w:tentative="1">
+      <w:start w:val="1"/>
+      <w:numFmt w:val="bullet"/>
+      <w:lvlText w:val=""/>
+      <w:lvlJc w:val="left"/>
+      <w:pPr>
+        <w:ind w:left="4320" w:hanging="360"/>
+      </w:pPr>
+      <w:rPr>
+        <w:rFonts w:ascii="Wingdings" w:hAnsi="Wingdings" w:hint="default"/>
+      </w:rPr>
+    </w:lvl>
+    <w:lvl w:ilvl="6" w:tplc="40090001" w:tentative="1">
+      <w:start w:val="1"/>
+      <w:numFmt w:val="bullet"/>
+      <w:lvlText w:val=""/>
+      <w:lvlJc w:val="left"/>
+      <w:pPr>
+        <w:ind w:left="5040" w:hanging="360"/>
+      </w:pPr>
+      <w:rPr>
+        <w:rFonts w:ascii="Symbol" w:hAnsi="Symbol" w:hint="default"/>
+      </w:rPr>
+    </w:lvl>
+    <w:lvl w:ilvl="7" w:tplc="40090003" w:tentative="1">
+      <w:start w:val="1"/>
+      <w:numFmt w:val="bullet"/>
+      <w:lvlText w:val="o"/>
+      <w:lvlJc w:val="left"/>
+      <w:pPr>
+        <w:ind w:left="5760" w:hanging="360"/>
+      </w:pPr>
+      <w:rPr>
+        <w:rFonts w:ascii="Courier New" w:hAnsi="Courier New" w:cs="Courier New" w:hint="default"/>
+      </w:rPr>
+    </w:lvl>
+    <w:lvl w:ilvl="8" w:tplc="40090005" w:tentative="1">
+      <w:start w:val="1"/>
+      <w:numFmt w:val="bullet"/>
+      <w:lvlText w:val=""/>
+      <w:lvlJc w:val="left"/>
+      <w:pPr>
+        <w:ind w:left="6480" w:hanging="360"/>
+      </w:pPr>
+      <w:rPr>
+        <w:rFonts w:ascii="Wingdings" w:hAnsi="Wingdings" w:hint="default"/>
+      </w:rPr>
+    </w:lvl>
+  </w:abstractNum>
+  <w:abstractNum w:abstractNumId="36" w15:restartNumberingAfterBreak="0">
     <w:nsid w:val="5E733D25"/>
     <w:multiLevelType w:val="multilevel"/>
     <w:tmpl w:val="F66C1A40"/>
@@ -19066,7 +17572,7 @@
       </w:rPr>
     </w:lvl>
   </w:abstractNum>
-  <w:abstractNum w:abstractNumId="35" w15:restartNumberingAfterBreak="0">
+  <w:abstractNum w:abstractNumId="37" w15:restartNumberingAfterBreak="0">
     <w:nsid w:val="68072A2B"/>
     <w:multiLevelType w:val="multilevel"/>
     <w:tmpl w:val="FE5C9C42"/>
@@ -19179,7 +17685,120 @@
       </w:pPr>
     </w:lvl>
   </w:abstractNum>
-  <w:abstractNum w:abstractNumId="36" w15:restartNumberingAfterBreak="0">
+  <w:abstractNum w:abstractNumId="38" w15:restartNumberingAfterBreak="0">
+    <w:nsid w:val="69D02D58"/>
+    <w:multiLevelType w:val="hybridMultilevel"/>
+    <w:tmpl w:val="D8E8EE4E"/>
+    <w:lvl w:ilvl="0" w:tplc="FFFFFFFF">
+      <w:start w:val="1"/>
+      <w:numFmt w:val="bullet"/>
+      <w:lvlText w:val=""/>
+      <w:lvlJc w:val="left"/>
+      <w:pPr>
+        <w:ind w:left="720" w:hanging="360"/>
+      </w:pPr>
+      <w:rPr>
+        <w:rFonts w:ascii="Symbol" w:hAnsi="Symbol" w:hint="default"/>
+      </w:rPr>
+    </w:lvl>
+    <w:lvl w:ilvl="1" w:tplc="40090001">
+      <w:start w:val="1"/>
+      <w:numFmt w:val="bullet"/>
+      <w:lvlText w:val=""/>
+      <w:lvlJc w:val="left"/>
+      <w:pPr>
+        <w:ind w:left="1440" w:hanging="360"/>
+      </w:pPr>
+      <w:rPr>
+        <w:rFonts w:ascii="Symbol" w:hAnsi="Symbol" w:hint="default"/>
+      </w:rPr>
+    </w:lvl>
+    <w:lvl w:ilvl="2" w:tplc="FFFFFFFF" w:tentative="1">
+      <w:start w:val="1"/>
+      <w:numFmt w:val="bullet"/>
+      <w:lvlText w:val=""/>
+      <w:lvlJc w:val="left"/>
+      <w:pPr>
+        <w:ind w:left="2160" w:hanging="360"/>
+      </w:pPr>
+      <w:rPr>
+        <w:rFonts w:ascii="Wingdings" w:hAnsi="Wingdings" w:hint="default"/>
+      </w:rPr>
+    </w:lvl>
+    <w:lvl w:ilvl="3" w:tplc="FFFFFFFF" w:tentative="1">
+      <w:start w:val="1"/>
+      <w:numFmt w:val="bullet"/>
+      <w:lvlText w:val=""/>
+      <w:lvlJc w:val="left"/>
+      <w:pPr>
+        <w:ind w:left="2880" w:hanging="360"/>
+      </w:pPr>
+      <w:rPr>
+        <w:rFonts w:ascii="Symbol" w:hAnsi="Symbol" w:hint="default"/>
+      </w:rPr>
+    </w:lvl>
+    <w:lvl w:ilvl="4" w:tplc="FFFFFFFF" w:tentative="1">
+      <w:start w:val="1"/>
+      <w:numFmt w:val="bullet"/>
+      <w:lvlText w:val="o"/>
+      <w:lvlJc w:val="left"/>
+      <w:pPr>
+        <w:ind w:left="3600" w:hanging="360"/>
+      </w:pPr>
+      <w:rPr>
+        <w:rFonts w:ascii="Courier New" w:hAnsi="Courier New" w:cs="Courier New" w:hint="default"/>
+      </w:rPr>
+    </w:lvl>
+    <w:lvl w:ilvl="5" w:tplc="FFFFFFFF" w:tentative="1">
+      <w:start w:val="1"/>
+      <w:numFmt w:val="bullet"/>
+      <w:lvlText w:val=""/>
+      <w:lvlJc w:val="left"/>
+      <w:pPr>
+        <w:ind w:left="4320" w:hanging="360"/>
+      </w:pPr>
+      <w:rPr>
+        <w:rFonts w:ascii="Wingdings" w:hAnsi="Wingdings" w:hint="default"/>
+      </w:rPr>
+    </w:lvl>
+    <w:lvl w:ilvl="6" w:tplc="FFFFFFFF" w:tentative="1">
+      <w:start w:val="1"/>
+      <w:numFmt w:val="bullet"/>
+      <w:lvlText w:val=""/>
+      <w:lvlJc w:val="left"/>
+      <w:pPr>
+        <w:ind w:left="5040" w:hanging="360"/>
+      </w:pPr>
+      <w:rPr>
+        <w:rFonts w:ascii="Symbol" w:hAnsi="Symbol" w:hint="default"/>
+      </w:rPr>
+    </w:lvl>
+    <w:lvl w:ilvl="7" w:tplc="FFFFFFFF" w:tentative="1">
+      <w:start w:val="1"/>
+      <w:numFmt w:val="bullet"/>
+      <w:lvlText w:val="o"/>
+      <w:lvlJc w:val="left"/>
+      <w:pPr>
+        <w:ind w:left="5760" w:hanging="360"/>
+      </w:pPr>
+      <w:rPr>
+        <w:rFonts w:ascii="Courier New" w:hAnsi="Courier New" w:cs="Courier New" w:hint="default"/>
+      </w:rPr>
+    </w:lvl>
+    <w:lvl w:ilvl="8" w:tplc="FFFFFFFF" w:tentative="1">
+      <w:start w:val="1"/>
+      <w:numFmt w:val="bullet"/>
+      <w:lvlText w:val=""/>
+      <w:lvlJc w:val="left"/>
+      <w:pPr>
+        <w:ind w:left="6480" w:hanging="360"/>
+      </w:pPr>
+      <w:rPr>
+        <w:rFonts w:ascii="Wingdings" w:hAnsi="Wingdings" w:hint="default"/>
+      </w:rPr>
+    </w:lvl>
+  </w:abstractNum>
+  <w:abstractNum w:abstractNumId="39" w15:restartNumberingAfterBreak="0">
     <w:nsid w:val="6A4C34F9"/>
     <w:multiLevelType w:val="multilevel"/>
     <w:tmpl w:val="ED268362"/>
@@ -19292,7 +17911,7 @@
       </w:pPr>
     </w:lvl>
   </w:abstractNum>
-  <w:abstractNum w:abstractNumId="37" w15:restartNumberingAfterBreak="0">
+  <w:abstractNum w:abstractNumId="40" w15:restartNumberingAfterBreak="0">
     <w:nsid w:val="6AB57137"/>
     <w:multiLevelType w:val="multilevel"/>
     <w:tmpl w:val="532879E8"/>
@@ -19441,7 +18060,7 @@
       </w:rPr>
     </w:lvl>
   </w:abstractNum>
-  <w:abstractNum w:abstractNumId="38" w15:restartNumberingAfterBreak="0">
+  <w:abstractNum w:abstractNumId="41" w15:restartNumberingAfterBreak="0">
     <w:nsid w:val="6D035449"/>
     <w:multiLevelType w:val="multilevel"/>
     <w:tmpl w:val="744C26C8"/>
@@ -19590,7 +18209,7 @@
       </w:rPr>
     </w:lvl>
   </w:abstractNum>
-  <w:abstractNum w:abstractNumId="39" w15:restartNumberingAfterBreak="0">
+  <w:abstractNum w:abstractNumId="42" w15:restartNumberingAfterBreak="0">
     <w:nsid w:val="74227ABC"/>
     <w:multiLevelType w:val="multilevel"/>
     <w:tmpl w:val="C0CE37CC"/>
@@ -19739,7 +18358,7 @@
       </w:rPr>
     </w:lvl>
   </w:abstractNum>
-  <w:abstractNum w:abstractNumId="40" w15:restartNumberingAfterBreak="0">
+  <w:abstractNum w:abstractNumId="43" w15:restartNumberingAfterBreak="0">
     <w:nsid w:val="765F6C6D"/>
     <w:multiLevelType w:val="multilevel"/>
     <w:tmpl w:val="E466E35A"/>
@@ -19888,7 +18507,7 @@
       </w:rPr>
     </w:lvl>
   </w:abstractNum>
-  <w:abstractNum w:abstractNumId="41" w15:restartNumberingAfterBreak="0">
+  <w:abstractNum w:abstractNumId="44" w15:restartNumberingAfterBreak="0">
     <w:nsid w:val="767D63F1"/>
     <w:multiLevelType w:val="multilevel"/>
     <w:tmpl w:val="D79E62B0"/>
@@ -20037,7 +18656,7 @@
       </w:rPr>
     </w:lvl>
   </w:abstractNum>
-  <w:abstractNum w:abstractNumId="42" w15:restartNumberingAfterBreak="0">
+  <w:abstractNum w:abstractNumId="45" w15:restartNumberingAfterBreak="0">
     <w:nsid w:val="794A52DC"/>
     <w:multiLevelType w:val="multilevel"/>
     <w:tmpl w:val="FCE68968"/>
@@ -20186,7 +18805,7 @@
       </w:rPr>
     </w:lvl>
   </w:abstractNum>
-  <w:abstractNum w:abstractNumId="43" w15:restartNumberingAfterBreak="0">
+  <w:abstractNum w:abstractNumId="46" w15:restartNumberingAfterBreak="0">
     <w:nsid w:val="7CF92953"/>
     <w:multiLevelType w:val="multilevel"/>
     <w:tmpl w:val="0674F740"/>
@@ -20335,7 +18954,7 @@
       </w:rPr>
     </w:lvl>
   </w:abstractNum>
-  <w:abstractNum w:abstractNumId="44" w15:restartNumberingAfterBreak="0">
+  <w:abstractNum w:abstractNumId="47" w15:restartNumberingAfterBreak="0">
     <w:nsid w:val="7FB929C6"/>
     <w:multiLevelType w:val="multilevel"/>
     <w:tmpl w:val="9924A908"/>
@@ -20488,19 +19107,19 @@
     <w:abstractNumId w:val="14"/>
   </w:num>
   <w:num w:numId="2" w16cid:durableId="1802452733">
-    <w:abstractNumId w:val="27"/>
+    <w:abstractNumId w:val="28"/>
   </w:num>
   <w:num w:numId="3" w16cid:durableId="1709866346">
-    <w:abstractNumId w:val="29"/>
+    <w:abstractNumId w:val="30"/>
   </w:num>
   <w:num w:numId="4" w16cid:durableId="229315862">
-    <w:abstractNumId w:val="36"/>
+    <w:abstractNumId w:val="39"/>
     <w:lvlOverride w:ilvl="0">
       <w:startOverride w:val="1"/>
     </w:lvlOverride>
   </w:num>
   <w:num w:numId="5" w16cid:durableId="784737603">
-    <w:abstractNumId w:val="41"/>
+    <w:abstractNumId w:val="44"/>
   </w:num>
   <w:num w:numId="6" w16cid:durableId="1778939672">
     <w:abstractNumId w:val="17"/>
@@ -20558,16 +19177,16 @@
     <w:abstractNumId w:val="13"/>
   </w:num>
   <w:num w:numId="13" w16cid:durableId="1018654977">
-    <w:abstractNumId w:val="28"/>
+    <w:abstractNumId w:val="29"/>
   </w:num>
   <w:num w:numId="14" w16cid:durableId="1330524124">
-    <w:abstractNumId w:val="40"/>
+    <w:abstractNumId w:val="43"/>
   </w:num>
   <w:num w:numId="15" w16cid:durableId="983049911">
     <w:abstractNumId w:val="25"/>
   </w:num>
   <w:num w:numId="16" w16cid:durableId="827791855">
-    <w:abstractNumId w:val="35"/>
+    <w:abstractNumId w:val="37"/>
     <w:lvlOverride w:ilvl="0">
       <w:startOverride w:val="1"/>
     </w:lvlOverride>
@@ -20585,13 +19204,13 @@
     <w:abstractNumId w:val="22"/>
   </w:num>
   <w:num w:numId="21" w16cid:durableId="1138302641">
-    <w:abstractNumId w:val="34"/>
+    <w:abstractNumId w:val="36"/>
   </w:num>
   <w:num w:numId="22" w16cid:durableId="230426000">
-    <w:abstractNumId w:val="38"/>
+    <w:abstractNumId w:val="41"/>
   </w:num>
   <w:num w:numId="23" w16cid:durableId="2044819912">
-    <w:abstractNumId w:val="42"/>
+    <w:abstractNumId w:val="45"/>
   </w:num>
   <w:num w:numId="24" w16cid:durableId="1756169298">
     <w:abstractNumId w:val="19"/>
@@ -20600,13 +19219,13 @@
     <w:abstractNumId w:val="24"/>
   </w:num>
   <w:num w:numId="26" w16cid:durableId="1560896699">
-    <w:abstractNumId w:val="30"/>
+    <w:abstractNumId w:val="31"/>
   </w:num>
   <w:num w:numId="27" w16cid:durableId="431633286">
     <w:abstractNumId w:val="15"/>
   </w:num>
   <w:num w:numId="28" w16cid:durableId="1981421045">
-    <w:abstractNumId w:val="39"/>
+    <w:abstractNumId w:val="42"/>
   </w:num>
   <w:num w:numId="29" w16cid:durableId="950236339">
     <w:abstractNumId w:val="11"/>
@@ -20618,10 +19237,10 @@
     <w:abstractNumId w:val="20"/>
   </w:num>
   <w:num w:numId="32" w16cid:durableId="597982899">
-    <w:abstractNumId w:val="37"/>
+    <w:abstractNumId w:val="40"/>
   </w:num>
   <w:num w:numId="33" w16cid:durableId="491412596">
-    <w:abstractNumId w:val="44"/>
+    <w:abstractNumId w:val="47"/>
   </w:num>
   <w:num w:numId="34" w16cid:durableId="242958563">
     <w:abstractNumId w:val="10"/>
@@ -20630,10 +19249,10 @@
     <w:abstractNumId w:val="8"/>
   </w:num>
   <w:num w:numId="36" w16cid:durableId="162287442">
-    <w:abstractNumId w:val="31"/>
+    <w:abstractNumId w:val="32"/>
   </w:num>
   <w:num w:numId="37" w16cid:durableId="1539388012">
-    <w:abstractNumId w:val="33"/>
+    <w:abstractNumId w:val="34"/>
   </w:num>
   <w:num w:numId="38" w16cid:durableId="1419402718">
     <w:abstractNumId w:val="12"/>
@@ -20657,13 +19276,22 @@
     <w:abstractNumId w:val="1"/>
   </w:num>
   <w:num w:numId="45" w16cid:durableId="227499889">
-    <w:abstractNumId w:val="43"/>
+    <w:abstractNumId w:val="46"/>
   </w:num>
   <w:num w:numId="46" w16cid:durableId="931473701">
-    <w:abstractNumId w:val="32"/>
+    <w:abstractNumId w:val="33"/>
   </w:num>
   <w:num w:numId="47" w16cid:durableId="1529827847">
     <w:abstractNumId w:val="5"/>
+  </w:num>
+  <w:num w:numId="48" w16cid:durableId="554001502">
+    <w:abstractNumId w:val="27"/>
+  </w:num>
+  <w:num w:numId="49" w16cid:durableId="479688300">
+    <w:abstractNumId w:val="35"/>
+  </w:num>
+  <w:num w:numId="50" w16cid:durableId="1446074483">
+    <w:abstractNumId w:val="38"/>
   </w:num>
   <w:numIdMacAtCleanup w:val="17"/>
 </w:numbering>
@@ -21196,6 +19824,7 @@
   <w:style w:type="character" w:default="1" w:styleId="DefaultParagraphFont">
     <w:name w:val="Default Paragraph Font"/>
     <w:uiPriority w:val="1"/>
+    <w:semiHidden/>
     <w:unhideWhenUsed/>
   </w:style>
   <w:style w:type="table" w:default="1" w:styleId="TableNormal">

--- a/Java/experience_v2.docx
+++ b/Java/experience_v2.docx
@@ -314,69 +314,109 @@
           <w:b/>
           <w:bCs/>
         </w:rPr>
-        <w:t>Projector (or Updator) Lambda</w:t>
-      </w:r>
+        <w:t xml:space="preserve">Projector (or </w:t>
+      </w:r>
+      <w:proofErr w:type="spellStart"/>
       <w:r>
         <w:rPr>
           <w:b/>
           <w:bCs/>
         </w:rPr>
-        <w:t>.</w:t>
-      </w:r>
-    </w:p>
-    <w:p/>
-    <w:p>
-      <w:pPr>
+        <w:t>Updator</w:t>
+      </w:r>
+      <w:proofErr w:type="spellEnd"/>
+      <w:r>
         <w:rPr>
           <w:b/>
           <w:bCs/>
         </w:rPr>
-      </w:pPr>
-      <w:r>
-        <w:t xml:space="preserve">A </w:t>
+        <w:t>) Lambda</w:t>
       </w:r>
       <w:r>
         <w:rPr>
           <w:b/>
           <w:bCs/>
         </w:rPr>
-        <w:t>Transactional Outbox Table</w:t>
-      </w:r>
-      <w:r>
+        <w:t>.</w:t>
+      </w:r>
+    </w:p>
+    <w:p/>
+    <w:p>
+      <w:pPr>
         <w:rPr>
           <w:b/>
           <w:bCs/>
         </w:rPr>
-        <w:t xml:space="preserve"> (event data)</w:t>
+      </w:pPr>
+      <w:r>
+        <w:t xml:space="preserve">A </w:t>
       </w:r>
       <w:r>
         <w:rPr>
           <w:b/>
           <w:bCs/>
         </w:rPr>
-        <w:t xml:space="preserve"> </w:t>
-      </w:r>
-      <w:r>
-        <w:t xml:space="preserve">ensures that if the schedule is successfully committed to PostgreSQL, the corresponding event </w:t>
-      </w:r>
-      <w:r>
-        <w:t>also persisted</w:t>
-      </w:r>
-      <w:r>
-        <w:t xml:space="preserve"> and can later be published to Kafka via Debezium CDC, preventing lost or inconsistent events.</w:t>
-      </w:r>
-    </w:p>
-    <w:p/>
-    <w:p>
-      <w:r>
-        <w:t xml:space="preserve">A </w:t>
+        <w:t>Transactional Outbox Table</w:t>
       </w:r>
       <w:r>
         <w:rPr>
           <w:b/>
           <w:bCs/>
         </w:rPr>
-        <w:t>Projector (or Updator) Lambda</w:t>
+        <w:t xml:space="preserve"> (event data)</w:t>
+      </w:r>
+      <w:r>
+        <w:rPr>
+          <w:b/>
+          <w:bCs/>
+        </w:rPr>
+        <w:t xml:space="preserve"> </w:t>
+      </w:r>
+      <w:r>
+        <w:t xml:space="preserve">ensures that if the schedule is successfully committed to PostgreSQL, the corresponding event </w:t>
+      </w:r>
+      <w:r>
+        <w:t>also persisted</w:t>
+      </w:r>
+      <w:r>
+        <w:t xml:space="preserve"> and can later be published to Kafka via </w:t>
+      </w:r>
+      <w:proofErr w:type="spellStart"/>
+      <w:r>
+        <w:t>Debezium</w:t>
+      </w:r>
+      <w:proofErr w:type="spellEnd"/>
+      <w:r>
+        <w:t xml:space="preserve"> CDC, preventing lost or inconsistent events.</w:t>
+      </w:r>
+    </w:p>
+    <w:p/>
+    <w:p>
+      <w:r>
+        <w:t xml:space="preserve">A </w:t>
+      </w:r>
+      <w:r>
+        <w:rPr>
+          <w:b/>
+          <w:bCs/>
+        </w:rPr>
+        <w:t xml:space="preserve">Projector (or </w:t>
+      </w:r>
+      <w:proofErr w:type="spellStart"/>
+      <w:r>
+        <w:rPr>
+          <w:b/>
+          <w:bCs/>
+        </w:rPr>
+        <w:t>Updator</w:t>
+      </w:r>
+      <w:proofErr w:type="spellEnd"/>
+      <w:r>
+        <w:rPr>
+          <w:b/>
+          <w:bCs/>
+        </w:rPr>
+        <w:t>) Lambda</w:t>
       </w:r>
       <w:r>
         <w:t xml:space="preserve"> </w:t>
@@ -420,8 +460,13 @@
         <w:t>)</w:t>
       </w:r>
       <w:r>
-        <w:t xml:space="preserve"> solutions such as Debezium</w:t>
-      </w:r>
+        <w:t xml:space="preserve"> solutions such as </w:t>
+      </w:r>
+      <w:proofErr w:type="spellStart"/>
+      <w:r>
+        <w:t>Debezium</w:t>
+      </w:r>
+      <w:proofErr w:type="spellEnd"/>
       <w:r>
         <w:t>.</w:t>
       </w:r>
@@ -429,7 +474,15 @@
     <w:p/>
     <w:p>
       <w:r>
-        <w:t>How Does Debezium Connect to PostgreSQL WAL</w:t>
+        <w:t xml:space="preserve">How Does </w:t>
+      </w:r>
+      <w:proofErr w:type="spellStart"/>
+      <w:r>
+        <w:t>Debezium</w:t>
+      </w:r>
+      <w:proofErr w:type="spellEnd"/>
+      <w:r>
+        <w:t xml:space="preserve"> Connect to PostgreSQL WAL</w:t>
       </w:r>
       <w:r>
         <w:t xml:space="preserve"> </w:t>
@@ -439,8 +492,13 @@
       </w:r>
     </w:p>
     <w:p>
-      <w:r>
-        <w:t xml:space="preserve">Debezium acts as the </w:t>
+      <w:proofErr w:type="spellStart"/>
+      <w:r>
+        <w:t>Debezium</w:t>
+      </w:r>
+      <w:proofErr w:type="spellEnd"/>
+      <w:r>
+        <w:t xml:space="preserve"> acts as the </w:t>
       </w:r>
       <w:r>
         <w:rPr>
@@ -454,8 +512,13 @@
       </w:r>
     </w:p>
     <w:p>
-      <w:r>
-        <w:t xml:space="preserve">Debezium does </w:t>
+      <w:proofErr w:type="spellStart"/>
+      <w:r>
+        <w:t>Debezium</w:t>
+      </w:r>
+      <w:proofErr w:type="spellEnd"/>
+      <w:r>
+        <w:t xml:space="preserve"> does </w:t>
       </w:r>
       <w:r>
         <w:rPr>
@@ -475,8 +538,17 @@
           <w:i/>
           <w:iCs/>
         </w:rPr>
-        <w:t>SELECT * FROM outbox_events</w:t>
-      </w:r>
+        <w:t xml:space="preserve">SELECT * FROM </w:t>
+      </w:r>
+      <w:proofErr w:type="spellStart"/>
+      <w:r>
+        <w:rPr>
+          <w:i/>
+          <w:iCs/>
+        </w:rPr>
+        <w:t>outbox_events</w:t>
+      </w:r>
+      <w:proofErr w:type="spellEnd"/>
     </w:p>
     <w:p>
       <w:r>
@@ -488,7 +560,15 @@
     </w:p>
     <w:p>
       <w:r>
-        <w:t xml:space="preserve">Instead, Debezium uses PostgreSQL's </w:t>
+        <w:t xml:space="preserve">Instead, </w:t>
+      </w:r>
+      <w:proofErr w:type="spellStart"/>
+      <w:r>
+        <w:t>Debezium</w:t>
+      </w:r>
+      <w:proofErr w:type="spellEnd"/>
+      <w:r>
+        <w:t xml:space="preserve"> uses PostgreSQL's </w:t>
       </w:r>
       <w:r>
         <w:rPr>
@@ -503,7 +583,15 @@
     </w:p>
     <w:p>
       <w:r>
-        <w:t>AWS RDS PostgreSQL supports logical replication, which Debezium can consume through a replication slot</w:t>
+        <w:t xml:space="preserve">AWS RDS PostgreSQL supports logical replication, which </w:t>
+      </w:r>
+      <w:proofErr w:type="spellStart"/>
+      <w:r>
+        <w:t>Debezium</w:t>
+      </w:r>
+      <w:proofErr w:type="spellEnd"/>
+      <w:r>
+        <w:t xml:space="preserve"> can consume through a replication slot</w:t>
       </w:r>
       <w:r>
         <w:t>.</w:t>
@@ -533,9 +621,11 @@
       <w:r>
         <w:t xml:space="preserve"> useful in the cases of the </w:t>
       </w:r>
+      <w:proofErr w:type="spellStart"/>
       <w:r>
         <w:t>Debezium</w:t>
       </w:r>
+      <w:proofErr w:type="spellEnd"/>
       <w:r>
         <w:t xml:space="preserve"> crash for recovery.</w:t>
       </w:r>
@@ -608,14 +698,24 @@
       </w:r>
     </w:p>
     <w:p>
+      <w:proofErr w:type="spellStart"/>
       <w:r>
         <w:t>Debezium</w:t>
       </w:r>
+      <w:proofErr w:type="spellEnd"/>
     </w:p>
     <w:p/>
     <w:p>
       <w:r>
-        <w:t>Confluent handles the entire Kafka ecosystem, including Kafka Connect and Debezium management.</w:t>
+        <w:t xml:space="preserve">Confluent handles the entire Kafka ecosystem, including Kafka Connect and </w:t>
+      </w:r>
+      <w:proofErr w:type="spellStart"/>
+      <w:r>
+        <w:t>Debezium</w:t>
+      </w:r>
+      <w:proofErr w:type="spellEnd"/>
+      <w:r>
+        <w:t xml:space="preserve"> management.</w:t>
       </w:r>
     </w:p>
     <w:p>
@@ -625,9 +725,11 @@
       <w:r>
         <w:t xml:space="preserve"> is runtime for </w:t>
       </w:r>
+      <w:proofErr w:type="spellStart"/>
       <w:r>
         <w:t>Debezium</w:t>
       </w:r>
+      <w:proofErr w:type="spellEnd"/>
       <w:r>
         <w:t xml:space="preserve"> CDC , it does not need to be </w:t>
       </w:r>
@@ -642,7 +744,23 @@
         <w:pStyle w:val="Heading1"/>
       </w:pPr>
       <w:r>
-        <w:t>Reduced p95 API latency from 420 ms to 170 ms by adding Redis caching, optimizing slow SQL queries, and tuning JVM garbage collector settings.</w:t>
+        <w:t xml:space="preserve">Reduced p95 API latency from 420 </w:t>
+      </w:r>
+      <w:proofErr w:type="spellStart"/>
+      <w:r>
+        <w:t>ms</w:t>
+      </w:r>
+      <w:proofErr w:type="spellEnd"/>
+      <w:r>
+        <w:t xml:space="preserve"> to 170 </w:t>
+      </w:r>
+      <w:proofErr w:type="spellStart"/>
+      <w:r>
+        <w:t>ms</w:t>
+      </w:r>
+      <w:proofErr w:type="spellEnd"/>
+      <w:r>
+        <w:t xml:space="preserve"> by adding Redis caching, optimizing slow SQL queries, and tuning JVM garbage collector settings.</w:t>
       </w:r>
     </w:p>
     <w:p>
@@ -763,7 +881,27 @@
           <w:lang w:val="en-US"/>
           <w14:ligatures w14:val="none"/>
         </w:rPr>
-        <w:t xml:space="preserve">p95 = 420 ms means: </w:t>
+        <w:t xml:space="preserve">p95 = 420 </w:t>
+      </w:r>
+      <w:proofErr w:type="spellStart"/>
+      <w:r>
+        <w:rPr>
+          <w:rFonts w:ascii="Aptos" w:eastAsia="Times New Roman" w:hAnsi="Aptos" w:cs="Times New Roman"/>
+          <w:kern w:val="0"/>
+          <w:lang w:val="en-US"/>
+          <w14:ligatures w14:val="none"/>
+        </w:rPr>
+        <w:t>ms</w:t>
+      </w:r>
+      <w:proofErr w:type="spellEnd"/>
+      <w:r>
+        <w:rPr>
+          <w:rFonts w:ascii="Aptos" w:eastAsia="Times New Roman" w:hAnsi="Aptos" w:cs="Times New Roman"/>
+          <w:kern w:val="0"/>
+          <w:lang w:val="en-US"/>
+          <w14:ligatures w14:val="none"/>
+        </w:rPr>
+        <w:t xml:space="preserve"> means: </w:t>
       </w:r>
     </w:p>
     <w:p>
@@ -820,23 +958,54 @@
         </w:rPr>
         <w:t xml:space="preserve">95 </w:t>
       </w:r>
-      <w:r>
-        <w:rPr>
-          <w:rFonts w:ascii="Aptos" w:eastAsia="Times New Roman" w:hAnsi="Aptos" w:cs="Times New Roman"/>
-          <w:kern w:val="0"/>
-          <w:lang w:val="en-US"/>
-          <w14:ligatures w14:val="none"/>
-        </w:rPr>
-        <w:t>th request</w:t>
-      </w:r>
-      <w:r>
-        <w:rPr>
-          <w:rFonts w:ascii="Aptos" w:eastAsia="Times New Roman" w:hAnsi="Aptos" w:cs="Times New Roman"/>
-          <w:kern w:val="0"/>
-          <w:lang w:val="en-US"/>
-          <w14:ligatures w14:val="none"/>
-        </w:rPr>
-        <w:t xml:space="preserve"> completed within 420 ms </w:t>
+      <w:proofErr w:type="spellStart"/>
+      <w:r>
+        <w:rPr>
+          <w:rFonts w:ascii="Aptos" w:eastAsia="Times New Roman" w:hAnsi="Aptos" w:cs="Times New Roman"/>
+          <w:kern w:val="0"/>
+          <w:lang w:val="en-US"/>
+          <w14:ligatures w14:val="none"/>
+        </w:rPr>
+        <w:t>th</w:t>
+      </w:r>
+      <w:proofErr w:type="spellEnd"/>
+      <w:r>
+        <w:rPr>
+          <w:rFonts w:ascii="Aptos" w:eastAsia="Times New Roman" w:hAnsi="Aptos" w:cs="Times New Roman"/>
+          <w:kern w:val="0"/>
+          <w:lang w:val="en-US"/>
+          <w14:ligatures w14:val="none"/>
+        </w:rPr>
+        <w:t xml:space="preserve"> request</w:t>
+      </w:r>
+      <w:r>
+        <w:rPr>
+          <w:rFonts w:ascii="Aptos" w:eastAsia="Times New Roman" w:hAnsi="Aptos" w:cs="Times New Roman"/>
+          <w:kern w:val="0"/>
+          <w:lang w:val="en-US"/>
+          <w14:ligatures w14:val="none"/>
+        </w:rPr>
+        <w:t xml:space="preserve"> completed within 420 </w:t>
+      </w:r>
+      <w:proofErr w:type="spellStart"/>
+      <w:r>
+        <w:rPr>
+          <w:rFonts w:ascii="Aptos" w:eastAsia="Times New Roman" w:hAnsi="Aptos" w:cs="Times New Roman"/>
+          <w:kern w:val="0"/>
+          <w:lang w:val="en-US"/>
+          <w14:ligatures w14:val="none"/>
+        </w:rPr>
+        <w:t>ms</w:t>
+      </w:r>
+      <w:proofErr w:type="spellEnd"/>
+      <w:r>
+        <w:rPr>
+          <w:rFonts w:ascii="Aptos" w:eastAsia="Times New Roman" w:hAnsi="Aptos" w:cs="Times New Roman"/>
+          <w:kern w:val="0"/>
+          <w:lang w:val="en-US"/>
+          <w14:ligatures w14:val="none"/>
+        </w:rPr>
+        <w:t> </w:t>
       </w:r>
     </w:p>
     <w:p>
@@ -869,7 +1038,27 @@
           <w:lang w:val="en-US"/>
           <w14:ligatures w14:val="none"/>
         </w:rPr>
-        <w:t xml:space="preserve">Why Redis here? why not the Ehcache ? </w:t>
+        <w:t xml:space="preserve">Why Redis here? why not the </w:t>
+      </w:r>
+      <w:proofErr w:type="spellStart"/>
+      <w:r>
+        <w:rPr>
+          <w:rFonts w:ascii="Aptos" w:eastAsia="Times New Roman" w:hAnsi="Aptos" w:cs="Times New Roman"/>
+          <w:kern w:val="0"/>
+          <w:lang w:val="en-US"/>
+          <w14:ligatures w14:val="none"/>
+        </w:rPr>
+        <w:t>Ehcache</w:t>
+      </w:r>
+      <w:proofErr w:type="spellEnd"/>
+      <w:r>
+        <w:rPr>
+          <w:rFonts w:ascii="Aptos" w:eastAsia="Times New Roman" w:hAnsi="Aptos" w:cs="Times New Roman"/>
+          <w:kern w:val="0"/>
+          <w:lang w:val="en-US"/>
+          <w14:ligatures w14:val="none"/>
+        </w:rPr>
+        <w:t xml:space="preserve"> ? </w:t>
       </w:r>
     </w:p>
     <w:p>
@@ -949,6 +1138,7 @@
           <w14:ligatures w14:val="none"/>
         </w:rPr>
       </w:pPr>
+      <w:proofErr w:type="spellStart"/>
       <w:r>
         <w:rPr>
           <w:rFonts w:ascii="Aptos" w:eastAsia="Times New Roman" w:hAnsi="Aptos" w:cs="Times New Roman"/>
@@ -959,6 +1149,7 @@
         </w:rPr>
         <w:t>Ehcache</w:t>
       </w:r>
+      <w:proofErr w:type="spellEnd"/>
       <w:r>
         <w:rPr>
           <w:rFonts w:ascii="Aptos" w:eastAsia="Times New Roman" w:hAnsi="Aptos" w:cs="Times New Roman"/>
@@ -1238,11 +1429,19 @@
           <w:lang w:val="en-US"/>
         </w:rPr>
       </w:pPr>
-      <w:r>
-        <w:rPr>
-          <w:lang w:val="en-US"/>
-        </w:rPr>
-        <w:t>server.tomcat.threads.max=100</w:t>
+      <w:proofErr w:type="spellStart"/>
+      <w:r>
+        <w:rPr>
+          <w:lang w:val="en-US"/>
+        </w:rPr>
+        <w:t>server.tomcat.threads.max</w:t>
+      </w:r>
+      <w:proofErr w:type="spellEnd"/>
+      <w:r>
+        <w:rPr>
+          <w:lang w:val="en-US"/>
+        </w:rPr>
+        <w:t>=100</w:t>
       </w:r>
     </w:p>
     <w:p>
@@ -1308,60 +1507,124 @@
         <w:rPr>
           <w:lang w:val="en-US"/>
         </w:rPr>
-        <w:t xml:space="preserve">When there were around 95 concurrent requests per pod , we have started seeing these requests taking more than 400 ms , </w:t>
-      </w:r>
-    </w:p>
-    <w:p>
-      <w:pPr>
-        <w:rPr>
-          <w:lang w:val="en-US"/>
-        </w:rPr>
-      </w:pPr>
-      <w:r>
-        <w:rPr>
-          <w:lang w:val="en-US"/>
-        </w:rPr>
-        <w:t>hence they got timedout.</w:t>
-      </w:r>
-    </w:p>
-    <w:p>
-      <w:pPr>
-        <w:rPr>
-          <w:lang w:val="en-US"/>
-        </w:rPr>
-      </w:pPr>
-    </w:p>
-    <w:p>
-      <w:pPr>
-        <w:rPr>
-          <w:lang w:val="en-US"/>
-        </w:rPr>
-      </w:pPr>
-      <w:r>
-        <w:rPr>
-          <w:lang w:val="en-US"/>
-        </w:rPr>
-        <w:t>i)How do we calculate the request time ( time taken per request completion ) using prometheus ?</w:t>
-      </w:r>
-    </w:p>
-    <w:p>
-      <w:pPr>
-        <w:rPr>
-          <w:lang w:val="en-US"/>
-        </w:rPr>
-      </w:pPr>
-    </w:p>
-    <w:p>
-      <w:pPr>
-        <w:rPr>
-          <w:lang w:val="en-US"/>
-        </w:rPr>
-      </w:pPr>
-      <w:r>
-        <w:rPr>
-          <w:lang w:val="en-US"/>
-        </w:rPr>
-        <w:t>Using Prometheus HTTP request duration metrics (e.g., http_server_requests_seconds )</w:t>
+        <w:t xml:space="preserve">When there were around 95 concurrent requests per pod , we have started seeing these requests taking more than 400 </w:t>
+      </w:r>
+      <w:proofErr w:type="spellStart"/>
+      <w:r>
+        <w:rPr>
+          <w:lang w:val="en-US"/>
+        </w:rPr>
+        <w:t>ms</w:t>
+      </w:r>
+      <w:proofErr w:type="spellEnd"/>
+      <w:r>
+        <w:rPr>
+          <w:lang w:val="en-US"/>
+        </w:rPr>
+        <w:t xml:space="preserve"> , </w:t>
+      </w:r>
+    </w:p>
+    <w:p>
+      <w:pPr>
+        <w:rPr>
+          <w:lang w:val="en-US"/>
+        </w:rPr>
+      </w:pPr>
+      <w:r>
+        <w:rPr>
+          <w:lang w:val="en-US"/>
+        </w:rPr>
+        <w:t xml:space="preserve">hence they got </w:t>
+      </w:r>
+      <w:proofErr w:type="spellStart"/>
+      <w:r>
+        <w:rPr>
+          <w:lang w:val="en-US"/>
+        </w:rPr>
+        <w:t>timedout</w:t>
+      </w:r>
+      <w:proofErr w:type="spellEnd"/>
+      <w:r>
+        <w:rPr>
+          <w:lang w:val="en-US"/>
+        </w:rPr>
+        <w:t>.</w:t>
+      </w:r>
+    </w:p>
+    <w:p>
+      <w:pPr>
+        <w:rPr>
+          <w:lang w:val="en-US"/>
+        </w:rPr>
+      </w:pPr>
+    </w:p>
+    <w:p>
+      <w:pPr>
+        <w:rPr>
+          <w:lang w:val="en-US"/>
+        </w:rPr>
+      </w:pPr>
+      <w:proofErr w:type="spellStart"/>
+      <w:r>
+        <w:rPr>
+          <w:lang w:val="en-US"/>
+        </w:rPr>
+        <w:t>i</w:t>
+      </w:r>
+      <w:proofErr w:type="spellEnd"/>
+      <w:r>
+        <w:rPr>
+          <w:lang w:val="en-US"/>
+        </w:rPr>
+        <w:t xml:space="preserve">)How do we calculate the request time ( time taken per request completion ) using </w:t>
+      </w:r>
+      <w:proofErr w:type="spellStart"/>
+      <w:r>
+        <w:rPr>
+          <w:lang w:val="en-US"/>
+        </w:rPr>
+        <w:t>prometheus</w:t>
+      </w:r>
+      <w:proofErr w:type="spellEnd"/>
+      <w:r>
+        <w:rPr>
+          <w:lang w:val="en-US"/>
+        </w:rPr>
+        <w:t xml:space="preserve"> ?</w:t>
+      </w:r>
+    </w:p>
+    <w:p>
+      <w:pPr>
+        <w:rPr>
+          <w:lang w:val="en-US"/>
+        </w:rPr>
+      </w:pPr>
+    </w:p>
+    <w:p>
+      <w:pPr>
+        <w:rPr>
+          <w:lang w:val="en-US"/>
+        </w:rPr>
+      </w:pPr>
+      <w:r>
+        <w:rPr>
+          <w:lang w:val="en-US"/>
+        </w:rPr>
+        <w:t xml:space="preserve">Using Prometheus HTTP request duration metrics (e.g., </w:t>
+      </w:r>
+      <w:proofErr w:type="spellStart"/>
+      <w:r>
+        <w:rPr>
+          <w:lang w:val="en-US"/>
+        </w:rPr>
+        <w:t>http_server_requests_seconds</w:t>
+      </w:r>
+      <w:proofErr w:type="spellEnd"/>
+      <w:r>
+        <w:rPr>
+          <w:lang w:val="en-US"/>
+        </w:rPr>
+        <w:t xml:space="preserve"> )</w:t>
       </w:r>
     </w:p>
     <w:p>
@@ -1414,7 +1677,21 @@
         <w:rPr>
           <w:lang w:val="en-US"/>
         </w:rPr>
-        <w:t xml:space="preserve">Calculated p95 latency using histogram quantiles to be displayed on Graphana. This gave us the request completion </w:t>
+        <w:t xml:space="preserve">Calculated p95 latency using histogram quantiles to be displayed on </w:t>
+      </w:r>
+      <w:proofErr w:type="spellStart"/>
+      <w:r>
+        <w:rPr>
+          <w:lang w:val="en-US"/>
+        </w:rPr>
+        <w:t>Graphana</w:t>
+      </w:r>
+      <w:proofErr w:type="spellEnd"/>
+      <w:r>
+        <w:rPr>
+          <w:lang w:val="en-US"/>
+        </w:rPr>
+        <w:t xml:space="preserve">. This gave us the request completion </w:t>
       </w:r>
     </w:p>
     <w:p>
@@ -1671,11 +1948,19 @@
           <w:lang w:val="en-US"/>
         </w:rPr>
       </w:pPr>
-      <w:r>
-        <w:rPr>
-          <w:lang w:val="en-US"/>
-        </w:rPr>
-        <w:t>i)</w:t>
+      <w:proofErr w:type="spellStart"/>
+      <w:r>
+        <w:rPr>
+          <w:lang w:val="en-US"/>
+        </w:rPr>
+        <w:t>i</w:t>
+      </w:r>
+      <w:proofErr w:type="spellEnd"/>
+      <w:r>
+        <w:rPr>
+          <w:lang w:val="en-US"/>
+        </w:rPr>
+        <w:t>)</w:t>
       </w:r>
       <w:r>
         <w:rPr>
@@ -1751,7 +2036,21 @@
         <w:rPr>
           <w:lang w:val="en-US"/>
         </w:rPr>
-        <w:t xml:space="preserve">ii)How redis caching helps solve this </w:t>
+        <w:t xml:space="preserve">ii)How </w:t>
+      </w:r>
+      <w:proofErr w:type="spellStart"/>
+      <w:r>
+        <w:rPr>
+          <w:lang w:val="en-US"/>
+        </w:rPr>
+        <w:t>redis</w:t>
+      </w:r>
+      <w:proofErr w:type="spellEnd"/>
+      <w:r>
+        <w:rPr>
+          <w:lang w:val="en-US"/>
+        </w:rPr>
+        <w:t xml:space="preserve"> caching helps solve this </w:t>
       </w:r>
       <w:r>
         <w:rPr>
@@ -1813,7 +2112,21 @@
         <w:rPr>
           <w:lang w:val="en-US"/>
         </w:rPr>
-        <w:t xml:space="preserve"> the db queries resulted to larger result sets holding more than 30k records</w:t>
+        <w:t xml:space="preserve"> the </w:t>
+      </w:r>
+      <w:proofErr w:type="spellStart"/>
+      <w:r>
+        <w:rPr>
+          <w:lang w:val="en-US"/>
+        </w:rPr>
+        <w:t>db</w:t>
+      </w:r>
+      <w:proofErr w:type="spellEnd"/>
+      <w:r>
+        <w:rPr>
+          <w:lang w:val="en-US"/>
+        </w:rPr>
+        <w:t xml:space="preserve"> queries resulted to larger result sets holding more than 30k records</w:t>
       </w:r>
       <w:r>
         <w:rPr>
@@ -1911,11 +2224,19 @@
           <w:lang w:val="en-US"/>
         </w:rPr>
       </w:pPr>
-      <w:r>
-        <w:rPr>
-          <w:lang w:val="en-US"/>
-        </w:rPr>
-        <w:t>i)GC pauses</w:t>
+      <w:proofErr w:type="spellStart"/>
+      <w:r>
+        <w:rPr>
+          <w:lang w:val="en-US"/>
+        </w:rPr>
+        <w:t>i</w:t>
+      </w:r>
+      <w:proofErr w:type="spellEnd"/>
+      <w:r>
+        <w:rPr>
+          <w:lang w:val="en-US"/>
+        </w:rPr>
+        <w:t>)GC pauses</w:t>
       </w:r>
     </w:p>
     <w:p>
@@ -1941,7 +2262,21 @@
         <w:rPr>
           <w:lang w:val="en-US"/>
         </w:rPr>
-        <w:t>(-XX:+UseG1GC, -XX:MaxGCPauseMillis=200) significantly reduces GC frequency and pause times.</w:t>
+        <w:t>(-XX:+UseG1GC, -</w:t>
+      </w:r>
+      <w:proofErr w:type="spellStart"/>
+      <w:r>
+        <w:rPr>
+          <w:lang w:val="en-US"/>
+        </w:rPr>
+        <w:t>XX:MaxGCPauseMillis</w:t>
+      </w:r>
+      <w:proofErr w:type="spellEnd"/>
+      <w:r>
+        <w:rPr>
+          <w:lang w:val="en-US"/>
+        </w:rPr>
+        <w:t>=200) significantly reduces GC frequency and pause times.</w:t>
       </w:r>
     </w:p>
     <w:p>
@@ -1974,7 +2309,35 @@
         <w:rPr>
           <w:lang w:val="en-US"/>
         </w:rPr>
-        <w:t>We can tune JVM heap sizing (-Xms, -Xmx) within the pod memory limits.</w:t>
+        <w:t>We can tune JVM heap sizing (-</w:t>
+      </w:r>
+      <w:proofErr w:type="spellStart"/>
+      <w:r>
+        <w:rPr>
+          <w:lang w:val="en-US"/>
+        </w:rPr>
+        <w:t>Xms</w:t>
+      </w:r>
+      <w:proofErr w:type="spellEnd"/>
+      <w:r>
+        <w:rPr>
+          <w:lang w:val="en-US"/>
+        </w:rPr>
+        <w:t>, -</w:t>
+      </w:r>
+      <w:proofErr w:type="spellStart"/>
+      <w:r>
+        <w:rPr>
+          <w:lang w:val="en-US"/>
+        </w:rPr>
+        <w:t>Xmx</w:t>
+      </w:r>
+      <w:proofErr w:type="spellEnd"/>
+      <w:r>
+        <w:rPr>
+          <w:lang w:val="en-US"/>
+        </w:rPr>
+        <w:t>) within the pod memory limits.</w:t>
       </w:r>
     </w:p>
     <w:p>
@@ -2414,7 +2777,27 @@
           <w:lang w:val="en-US"/>
           <w14:ligatures w14:val="none"/>
         </w:rPr>
-        <w:t xml:space="preserve"> , whenever the Crew Query Service exceeded the SLO threshold of 200 ms , it triggers the alert to the operations team.</w:t>
+        <w:t xml:space="preserve"> , whenever the Crew Query Service exceeded the SLO threshold of 200 </w:t>
+      </w:r>
+      <w:proofErr w:type="spellStart"/>
+      <w:r>
+        <w:rPr>
+          <w:rFonts w:ascii="Aptos" w:eastAsia="Times New Roman" w:hAnsi="Aptos" w:cs="Times New Roman"/>
+          <w:kern w:val="0"/>
+          <w:lang w:val="en-US"/>
+          <w14:ligatures w14:val="none"/>
+        </w:rPr>
+        <w:t>ms</w:t>
+      </w:r>
+      <w:proofErr w:type="spellEnd"/>
+      <w:r>
+        <w:rPr>
+          <w:rFonts w:ascii="Aptos" w:eastAsia="Times New Roman" w:hAnsi="Aptos" w:cs="Times New Roman"/>
+          <w:kern w:val="0"/>
+          <w:lang w:val="en-US"/>
+          <w14:ligatures w14:val="none"/>
+        </w:rPr>
+        <w:t xml:space="preserve"> , it triggers the alert to the operations team.</w:t>
       </w:r>
       <w:r>
         <w:rPr>
@@ -3413,6 +3796,7 @@
         </w:rPr>
         <w:t xml:space="preserve"> or </w:t>
       </w:r>
+      <w:proofErr w:type="spellStart"/>
       <w:r>
         <w:rPr>
           <w:rFonts w:ascii="Aptos" w:hAnsi="Aptos"/>
@@ -3421,6 +3805,7 @@
         </w:rPr>
         <w:t>pull_request</w:t>
       </w:r>
+      <w:proofErr w:type="spellEnd"/>
       <w:r>
         <w:rPr>
           <w:rFonts w:ascii="Aptos" w:hAnsi="Aptos"/>
@@ -5380,95 +5765,56 @@
           <w:lang w:val="en-US"/>
           <w14:ligatures w14:val="none"/>
         </w:rPr>
-        <w:t>Horizontal Pod Autoscaler (HPA).</w:t>
-      </w:r>
-    </w:p>
-    <w:p>
-      <w:pPr>
-        <w:spacing w:after="0" w:line="240" w:lineRule="auto"/>
-        <w:ind w:left="540"/>
-        <w:rPr>
-          <w:rFonts w:ascii="Aptos" w:eastAsia="Times New Roman" w:hAnsi="Aptos" w:cs="Times New Roman"/>
-          <w:kern w:val="0"/>
-          <w:lang w:val="en-US"/>
-          <w14:ligatures w14:val="none"/>
-        </w:rPr>
-      </w:pPr>
-      <w:r>
-        <w:rPr>
-          <w:rFonts w:ascii="Aptos" w:eastAsia="Times New Roman" w:hAnsi="Aptos" w:cs="Times New Roman"/>
-          <w:kern w:val="0"/>
-          <w:lang w:val="en-US"/>
-          <w14:ligatures w14:val="none"/>
-        </w:rPr>
-        <w:t> </w:t>
-      </w:r>
-    </w:p>
-    <w:p>
-      <w:pPr>
-        <w:spacing w:after="0" w:line="240" w:lineRule="auto"/>
-        <w:ind w:left="540"/>
-        <w:rPr>
-          <w:rFonts w:ascii="Aptos" w:eastAsia="Times New Roman" w:hAnsi="Aptos" w:cs="Times New Roman"/>
-          <w:kern w:val="0"/>
-          <w:lang w:val="en-US"/>
-          <w14:ligatures w14:val="none"/>
-        </w:rPr>
-      </w:pPr>
-      <w:r>
-        <w:rPr>
-          <w:rFonts w:ascii="Aptos" w:eastAsia="Times New Roman" w:hAnsi="Aptos" w:cs="Times New Roman"/>
+        <w:t xml:space="preserve">Horizontal Pod </w:t>
+      </w:r>
+      <w:proofErr w:type="spellStart"/>
+      <w:r>
+        <w:rPr>
+          <w:rFonts w:ascii="Aptos" w:eastAsia="Times New Roman" w:hAnsi="Aptos" w:cs="Times New Roman"/>
+          <w:b/>
+          <w:bCs/>
           <w:i/>
           <w:iCs/>
           <w:kern w:val="0"/>
           <w:lang w:val="en-US"/>
           <w14:ligatures w14:val="none"/>
         </w:rPr>
-        <w:t>Example:</w:t>
-      </w:r>
-    </w:p>
-    <w:p>
-      <w:pPr>
-        <w:spacing w:after="0" w:line="240" w:lineRule="auto"/>
-        <w:ind w:left="540"/>
-        <w:rPr>
-          <w:rFonts w:ascii="Aptos" w:eastAsia="Times New Roman" w:hAnsi="Aptos" w:cs="Times New Roman"/>
-          <w:kern w:val="0"/>
-          <w:lang w:val="en-US"/>
-          <w14:ligatures w14:val="none"/>
-        </w:rPr>
-      </w:pPr>
-      <w:r>
-        <w:rPr>
-          <w:rFonts w:ascii="Aptos" w:eastAsia="Times New Roman" w:hAnsi="Aptos" w:cs="Times New Roman"/>
-          <w:kern w:val="0"/>
-          <w:lang w:val="en-US"/>
-          <w14:ligatures w14:val="none"/>
-        </w:rPr>
-        <w:t> </w:t>
-      </w:r>
-    </w:p>
-    <w:p>
-      <w:pPr>
-        <w:spacing w:after="0" w:line="240" w:lineRule="auto"/>
-        <w:ind w:left="540"/>
-        <w:rPr>
-          <w:rFonts w:ascii="Aptos" w:eastAsia="Times New Roman" w:hAnsi="Aptos" w:cs="Times New Roman"/>
-          <w:kern w:val="0"/>
-          <w:lang w:val="en-US"/>
-          <w14:ligatures w14:val="none"/>
-        </w:rPr>
-      </w:pPr>
-      <w:r>
-        <w:rPr>
-          <w:rFonts w:ascii="Aptos" w:eastAsia="Times New Roman" w:hAnsi="Aptos" w:cs="Times New Roman"/>
+        <w:t>Autoscaler</w:t>
+      </w:r>
+      <w:proofErr w:type="spellEnd"/>
+      <w:r>
+        <w:rPr>
+          <w:rFonts w:ascii="Aptos" w:eastAsia="Times New Roman" w:hAnsi="Aptos" w:cs="Times New Roman"/>
+          <w:b/>
+          <w:bCs/>
           <w:i/>
           <w:iCs/>
           <w:kern w:val="0"/>
           <w:lang w:val="en-US"/>
           <w14:ligatures w14:val="none"/>
         </w:rPr>
-        <w:t>CPU &gt; 80%</w:t>
+        <w:t xml:space="preserve"> (HPA).</w:t>
+      </w:r>
+    </w:p>
+    <w:p>
+      <w:pPr>
+        <w:spacing w:after="0" w:line="240" w:lineRule="auto"/>
+        <w:ind w:left="540"/>
+        <w:rPr>
+          <w:rFonts w:ascii="Aptos" w:eastAsia="Times New Roman" w:hAnsi="Aptos" w:cs="Times New Roman"/>
+          <w:kern w:val="0"/>
+          <w:lang w:val="en-US"/>
+          <w14:ligatures w14:val="none"/>
+        </w:rPr>
+      </w:pPr>
+      <w:r>
+        <w:rPr>
+          <w:rFonts w:ascii="Aptos" w:eastAsia="Times New Roman" w:hAnsi="Aptos" w:cs="Times New Roman"/>
+          <w:kern w:val="0"/>
+          <w:lang w:val="en-US"/>
+          <w14:ligatures w14:val="none"/>
+        </w:rPr>
+        <w:t> </w:t>
       </w:r>
     </w:p>
     <w:p>
@@ -5491,6 +5837,73 @@
           <w:lang w:val="en-US"/>
           <w14:ligatures w14:val="none"/>
         </w:rPr>
+        <w:t>Example:</w:t>
+      </w:r>
+    </w:p>
+    <w:p>
+      <w:pPr>
+        <w:spacing w:after="0" w:line="240" w:lineRule="auto"/>
+        <w:ind w:left="540"/>
+        <w:rPr>
+          <w:rFonts w:ascii="Aptos" w:eastAsia="Times New Roman" w:hAnsi="Aptos" w:cs="Times New Roman"/>
+          <w:kern w:val="0"/>
+          <w:lang w:val="en-US"/>
+          <w14:ligatures w14:val="none"/>
+        </w:rPr>
+      </w:pPr>
+      <w:r>
+        <w:rPr>
+          <w:rFonts w:ascii="Aptos" w:eastAsia="Times New Roman" w:hAnsi="Aptos" w:cs="Times New Roman"/>
+          <w:kern w:val="0"/>
+          <w:lang w:val="en-US"/>
+          <w14:ligatures w14:val="none"/>
+        </w:rPr>
+        <w:t> </w:t>
+      </w:r>
+    </w:p>
+    <w:p>
+      <w:pPr>
+        <w:spacing w:after="0" w:line="240" w:lineRule="auto"/>
+        <w:ind w:left="540"/>
+        <w:rPr>
+          <w:rFonts w:ascii="Aptos" w:eastAsia="Times New Roman" w:hAnsi="Aptos" w:cs="Times New Roman"/>
+          <w:kern w:val="0"/>
+          <w:lang w:val="en-US"/>
+          <w14:ligatures w14:val="none"/>
+        </w:rPr>
+      </w:pPr>
+      <w:r>
+        <w:rPr>
+          <w:rFonts w:ascii="Aptos" w:eastAsia="Times New Roman" w:hAnsi="Aptos" w:cs="Times New Roman"/>
+          <w:i/>
+          <w:iCs/>
+          <w:kern w:val="0"/>
+          <w:lang w:val="en-US"/>
+          <w14:ligatures w14:val="none"/>
+        </w:rPr>
+        <w:t>CPU &gt; 80%</w:t>
+      </w:r>
+    </w:p>
+    <w:p>
+      <w:pPr>
+        <w:spacing w:after="0" w:line="240" w:lineRule="auto"/>
+        <w:ind w:left="540"/>
+        <w:rPr>
+          <w:rFonts w:ascii="Aptos" w:eastAsia="Times New Roman" w:hAnsi="Aptos" w:cs="Times New Roman"/>
+          <w:kern w:val="0"/>
+          <w:lang w:val="en-US"/>
+          <w14:ligatures w14:val="none"/>
+        </w:rPr>
+      </w:pPr>
+      <w:r>
+        <w:rPr>
+          <w:rFonts w:ascii="Aptos" w:eastAsia="Times New Roman" w:hAnsi="Aptos" w:cs="Times New Roman"/>
+          <w:i/>
+          <w:iCs/>
+          <w:kern w:val="0"/>
+          <w:lang w:val="en-US"/>
+          <w14:ligatures w14:val="none"/>
+        </w:rPr>
         <w:t>Increase Pods from 3 → 10</w:t>
       </w:r>
     </w:p>
@@ -5580,20 +5993,9 @@
           <w:lang w:val="en-US"/>
           <w14:ligatures w14:val="none"/>
         </w:rPr>
-        <w:t xml:space="preserve">Horizontal Pod Autoscaler (HPA) </w:t>
-      </w:r>
-    </w:p>
-    <w:p>
-      <w:pPr>
-        <w:spacing w:after="0" w:line="240" w:lineRule="auto"/>
-        <w:ind w:left="540"/>
-        <w:rPr>
-          <w:rFonts w:ascii="Aptos" w:eastAsia="Times New Roman" w:hAnsi="Aptos" w:cs="Times New Roman"/>
-          <w:kern w:val="0"/>
-          <w:lang w:val="en-US"/>
-          <w14:ligatures w14:val="none"/>
-        </w:rPr>
-      </w:pPr>
+        <w:t xml:space="preserve">Horizontal Pod </w:t>
+      </w:r>
+      <w:proofErr w:type="spellStart"/>
       <w:r>
         <w:rPr>
           <w:rFonts w:ascii="Aptos" w:eastAsia="Times New Roman" w:hAnsi="Aptos" w:cs="Times New Roman"/>
@@ -5603,68 +6005,9 @@
           <w:lang w:val="en-US"/>
           <w14:ligatures w14:val="none"/>
         </w:rPr>
-        <w:t>Scales pod replicas based on metrics (CPU, memory )</w:t>
-      </w:r>
-    </w:p>
-    <w:p>
-      <w:pPr>
-        <w:spacing w:after="0" w:line="240" w:lineRule="auto"/>
-        <w:rPr>
-          <w:rFonts w:ascii="Aptos" w:eastAsia="Times New Roman" w:hAnsi="Aptos" w:cs="Times New Roman"/>
-          <w:kern w:val="0"/>
-          <w:lang w:val="en-US"/>
-          <w14:ligatures w14:val="none"/>
-        </w:rPr>
-      </w:pPr>
-      <w:r>
-        <w:rPr>
-          <w:rFonts w:ascii="Aptos" w:eastAsia="Times New Roman" w:hAnsi="Aptos" w:cs="Times New Roman"/>
-          <w:kern w:val="0"/>
-          <w:lang w:val="en-US"/>
-          <w14:ligatures w14:val="none"/>
-        </w:rPr>
-        <w:t> </w:t>
-      </w:r>
-    </w:p>
-    <w:p>
-      <w:pPr>
-        <w:spacing w:after="0" w:line="240" w:lineRule="auto"/>
-        <w:rPr>
-          <w:rFonts w:ascii="Aptos" w:eastAsia="Times New Roman" w:hAnsi="Aptos" w:cs="Times New Roman"/>
-          <w:kern w:val="0"/>
-          <w:lang w:val="en-US"/>
-          <w14:ligatures w14:val="none"/>
-        </w:rPr>
-      </w:pPr>
-      <w:r>
-        <w:rPr>
-          <w:rFonts w:ascii="Aptos" w:eastAsia="Times New Roman" w:hAnsi="Aptos" w:cs="Times New Roman"/>
-          <w:kern w:val="0"/>
-          <w:lang w:val="en-US"/>
-          <w14:ligatures w14:val="none"/>
-        </w:rPr>
-        <w:t> </w:t>
-      </w:r>
-    </w:p>
-    <w:p>
-      <w:pPr>
-        <w:spacing w:after="0" w:line="240" w:lineRule="auto"/>
-        <w:rPr>
-          <w:rFonts w:ascii="Aptos" w:eastAsia="Times New Roman" w:hAnsi="Aptos" w:cs="Times New Roman"/>
-          <w:kern w:val="0"/>
-          <w:lang w:val="en-US"/>
-          <w14:ligatures w14:val="none"/>
-        </w:rPr>
-      </w:pPr>
-      <w:r>
-        <w:rPr>
-          <w:rFonts w:ascii="Aptos" w:eastAsia="Times New Roman" w:hAnsi="Aptos" w:cs="Times New Roman"/>
-          <w:kern w:val="0"/>
-          <w:lang w:val="en-US"/>
-          <w14:ligatures w14:val="none"/>
-        </w:rPr>
-        <w:t> </w:t>
-      </w:r>
+        <w:t>Autoscaler</w:t>
+      </w:r>
+      <w:proofErr w:type="spellEnd"/>
       <w:r>
         <w:rPr>
           <w:rFonts w:ascii="Aptos" w:eastAsia="Times New Roman" w:hAnsi="Aptos" w:cs="Times New Roman"/>
@@ -5674,33 +6017,13 @@
           <w:lang w:val="en-US"/>
           <w14:ligatures w14:val="none"/>
         </w:rPr>
-        <w:t>Node-Level Scaling (Infrastructure)</w:t>
-      </w:r>
-    </w:p>
-    <w:p>
-      <w:pPr>
-        <w:spacing w:after="0" w:line="240" w:lineRule="auto"/>
-        <w:rPr>
-          <w:rFonts w:ascii="Aptos" w:eastAsia="Times New Roman" w:hAnsi="Aptos" w:cs="Times New Roman"/>
-          <w:kern w:val="0"/>
-          <w:lang w:val="en-US"/>
-          <w14:ligatures w14:val="none"/>
-        </w:rPr>
-      </w:pPr>
-      <w:r>
-        <w:rPr>
-          <w:rFonts w:ascii="Aptos" w:eastAsia="Times New Roman" w:hAnsi="Aptos" w:cs="Times New Roman"/>
-          <w:kern w:val="0"/>
-          <w:lang w:val="en-US"/>
-          <w14:ligatures w14:val="none"/>
-        </w:rPr>
-        <w:t> </w:t>
-      </w:r>
-    </w:p>
-    <w:p>
-      <w:pPr>
-        <w:spacing w:after="0" w:line="240" w:lineRule="auto"/>
-        <w:ind w:left="360"/>
+        <w:t xml:space="preserve"> (HPA) </w:t>
+      </w:r>
+    </w:p>
+    <w:p>
+      <w:pPr>
+        <w:spacing w:after="0" w:line="240" w:lineRule="auto"/>
+        <w:ind w:left="540"/>
         <w:rPr>
           <w:rFonts w:ascii="Aptos" w:eastAsia="Times New Roman" w:hAnsi="Aptos" w:cs="Times New Roman"/>
           <w:kern w:val="0"/>
@@ -5717,7 +6040,134 @@
           <w:lang w:val="en-US"/>
           <w14:ligatures w14:val="none"/>
         </w:rPr>
-        <w:t xml:space="preserve">Karpenter : </w:t>
+        <w:t>Scales pod replicas based on metrics (CPU, memory )</w:t>
+      </w:r>
+    </w:p>
+    <w:p>
+      <w:pPr>
+        <w:spacing w:after="0" w:line="240" w:lineRule="auto"/>
+        <w:rPr>
+          <w:rFonts w:ascii="Aptos" w:eastAsia="Times New Roman" w:hAnsi="Aptos" w:cs="Times New Roman"/>
+          <w:kern w:val="0"/>
+          <w:lang w:val="en-US"/>
+          <w14:ligatures w14:val="none"/>
+        </w:rPr>
+      </w:pPr>
+      <w:r>
+        <w:rPr>
+          <w:rFonts w:ascii="Aptos" w:eastAsia="Times New Roman" w:hAnsi="Aptos" w:cs="Times New Roman"/>
+          <w:kern w:val="0"/>
+          <w:lang w:val="en-US"/>
+          <w14:ligatures w14:val="none"/>
+        </w:rPr>
+        <w:t> </w:t>
+      </w:r>
+    </w:p>
+    <w:p>
+      <w:pPr>
+        <w:spacing w:after="0" w:line="240" w:lineRule="auto"/>
+        <w:rPr>
+          <w:rFonts w:ascii="Aptos" w:eastAsia="Times New Roman" w:hAnsi="Aptos" w:cs="Times New Roman"/>
+          <w:kern w:val="0"/>
+          <w:lang w:val="en-US"/>
+          <w14:ligatures w14:val="none"/>
+        </w:rPr>
+      </w:pPr>
+      <w:r>
+        <w:rPr>
+          <w:rFonts w:ascii="Aptos" w:eastAsia="Times New Roman" w:hAnsi="Aptos" w:cs="Times New Roman"/>
+          <w:kern w:val="0"/>
+          <w:lang w:val="en-US"/>
+          <w14:ligatures w14:val="none"/>
+        </w:rPr>
+        <w:t> </w:t>
+      </w:r>
+    </w:p>
+    <w:p>
+      <w:pPr>
+        <w:spacing w:after="0" w:line="240" w:lineRule="auto"/>
+        <w:rPr>
+          <w:rFonts w:ascii="Aptos" w:eastAsia="Times New Roman" w:hAnsi="Aptos" w:cs="Times New Roman"/>
+          <w:kern w:val="0"/>
+          <w:lang w:val="en-US"/>
+          <w14:ligatures w14:val="none"/>
+        </w:rPr>
+      </w:pPr>
+      <w:r>
+        <w:rPr>
+          <w:rFonts w:ascii="Aptos" w:eastAsia="Times New Roman" w:hAnsi="Aptos" w:cs="Times New Roman"/>
+          <w:kern w:val="0"/>
+          <w:lang w:val="en-US"/>
+          <w14:ligatures w14:val="none"/>
+        </w:rPr>
+        <w:t> </w:t>
+      </w:r>
+      <w:r>
+        <w:rPr>
+          <w:rFonts w:ascii="Aptos" w:eastAsia="Times New Roman" w:hAnsi="Aptos" w:cs="Times New Roman"/>
+          <w:i/>
+          <w:iCs/>
+          <w:kern w:val="0"/>
+          <w:lang w:val="en-US"/>
+          <w14:ligatures w14:val="none"/>
+        </w:rPr>
+        <w:t>Node-Level Scaling (Infrastructure)</w:t>
+      </w:r>
+    </w:p>
+    <w:p>
+      <w:pPr>
+        <w:spacing w:after="0" w:line="240" w:lineRule="auto"/>
+        <w:rPr>
+          <w:rFonts w:ascii="Aptos" w:eastAsia="Times New Roman" w:hAnsi="Aptos" w:cs="Times New Roman"/>
+          <w:kern w:val="0"/>
+          <w:lang w:val="en-US"/>
+          <w14:ligatures w14:val="none"/>
+        </w:rPr>
+      </w:pPr>
+      <w:r>
+        <w:rPr>
+          <w:rFonts w:ascii="Aptos" w:eastAsia="Times New Roman" w:hAnsi="Aptos" w:cs="Times New Roman"/>
+          <w:kern w:val="0"/>
+          <w:lang w:val="en-US"/>
+          <w14:ligatures w14:val="none"/>
+        </w:rPr>
+        <w:t> </w:t>
+      </w:r>
+    </w:p>
+    <w:p>
+      <w:pPr>
+        <w:spacing w:after="0" w:line="240" w:lineRule="auto"/>
+        <w:ind w:left="360"/>
+        <w:rPr>
+          <w:rFonts w:ascii="Aptos" w:eastAsia="Times New Roman" w:hAnsi="Aptos" w:cs="Times New Roman"/>
+          <w:kern w:val="0"/>
+          <w:lang w:val="en-US"/>
+          <w14:ligatures w14:val="none"/>
+        </w:rPr>
+      </w:pPr>
+      <w:proofErr w:type="spellStart"/>
+      <w:r>
+        <w:rPr>
+          <w:rFonts w:ascii="Aptos" w:eastAsia="Times New Roman" w:hAnsi="Aptos" w:cs="Times New Roman"/>
+          <w:i/>
+          <w:iCs/>
+          <w:kern w:val="0"/>
+          <w:lang w:val="en-US"/>
+          <w14:ligatures w14:val="none"/>
+        </w:rPr>
+        <w:t>Karpenter</w:t>
+      </w:r>
+      <w:proofErr w:type="spellEnd"/>
+      <w:r>
+        <w:rPr>
+          <w:rFonts w:ascii="Aptos" w:eastAsia="Times New Roman" w:hAnsi="Aptos" w:cs="Times New Roman"/>
+          <w:i/>
+          <w:iCs/>
+          <w:kern w:val="0"/>
+          <w:lang w:val="en-US"/>
+          <w14:ligatures w14:val="none"/>
+        </w:rPr>
+        <w:t xml:space="preserve"> : </w:t>
       </w:r>
     </w:p>
     <w:p>
@@ -6110,7 +6560,27 @@
           <w:lang w:val="en-US"/>
           <w14:ligatures w14:val="none"/>
         </w:rPr>
-        <w:t xml:space="preserve"> a tag like for EC2 , S3 , DynamoDB , RDS etc in a AWS billing cost dashboard.</w:t>
+        <w:t xml:space="preserve"> a tag like for EC2 , S3 , DynamoDB , RDS </w:t>
+      </w:r>
+      <w:proofErr w:type="spellStart"/>
+      <w:r>
+        <w:rPr>
+          <w:rFonts w:ascii="Aptos" w:eastAsia="Times New Roman" w:hAnsi="Aptos" w:cs="Times New Roman"/>
+          <w:kern w:val="0"/>
+          <w:lang w:val="en-US"/>
+          <w14:ligatures w14:val="none"/>
+        </w:rPr>
+        <w:t>etc</w:t>
+      </w:r>
+      <w:proofErr w:type="spellEnd"/>
+      <w:r>
+        <w:rPr>
+          <w:rFonts w:ascii="Aptos" w:eastAsia="Times New Roman" w:hAnsi="Aptos" w:cs="Times New Roman"/>
+          <w:kern w:val="0"/>
+          <w:lang w:val="en-US"/>
+          <w14:ligatures w14:val="none"/>
+        </w:rPr>
+        <w:t xml:space="preserve"> in a AWS billing cost dashboard.</w:t>
       </w:r>
     </w:p>
     <w:p>
@@ -6939,14 +7409,25 @@
           <w14:ligatures w14:val="none"/>
         </w:rPr>
       </w:pPr>
-      <w:r>
-        <w:rPr>
-          <w:rFonts w:ascii="Aptos" w:eastAsia="Times New Roman" w:hAnsi="Aptos" w:cs="Times New Roman"/>
-          <w:kern w:val="0"/>
-          <w:lang w:val="en-US"/>
-          <w14:ligatures w14:val="none"/>
-        </w:rPr>
-        <w:t xml:space="preserve">JaCoCo </w:t>
+      <w:proofErr w:type="spellStart"/>
+      <w:r>
+        <w:rPr>
+          <w:rFonts w:ascii="Aptos" w:eastAsia="Times New Roman" w:hAnsi="Aptos" w:cs="Times New Roman"/>
+          <w:kern w:val="0"/>
+          <w:lang w:val="en-US"/>
+          <w14:ligatures w14:val="none"/>
+        </w:rPr>
+        <w:t>JaCoCo</w:t>
+      </w:r>
+      <w:proofErr w:type="spellEnd"/>
+      <w:r>
+        <w:rPr>
+          <w:rFonts w:ascii="Aptos" w:eastAsia="Times New Roman" w:hAnsi="Aptos" w:cs="Times New Roman"/>
+          <w:kern w:val="0"/>
+          <w:lang w:val="en-US"/>
+          <w14:ligatures w14:val="none"/>
+        </w:rPr>
+        <w:t xml:space="preserve"> </w:t>
       </w:r>
     </w:p>
     <w:p>
@@ -7164,8 +7645,19 @@
           <w:lang w:val="en-US"/>
           <w14:ligatures w14:val="none"/>
         </w:rPr>
-        <w:t>Using JaCoCo</w:t>
-      </w:r>
+        <w:t xml:space="preserve">Using </w:t>
+      </w:r>
+      <w:proofErr w:type="spellStart"/>
+      <w:r>
+        <w:rPr>
+          <w:rFonts w:ascii="Aptos" w:eastAsia="Times New Roman" w:hAnsi="Aptos" w:cs="Times New Roman"/>
+          <w:kern w:val="0"/>
+          <w:lang w:val="en-US"/>
+          <w14:ligatures w14:val="none"/>
+        </w:rPr>
+        <w:t>JaCoCo</w:t>
+      </w:r>
+      <w:proofErr w:type="spellEnd"/>
     </w:p>
     <w:p>
       <w:pPr>
@@ -7331,7 +7823,15 @@
         <w:pStyle w:val="Heading1"/>
       </w:pPr>
       <w:r>
-        <w:t>Optimized Hibernate L2 caching and HikariCP connection pooling to support a 60% increase in peak concurrent users, handling 5K+ transactions per second.</w:t>
+        <w:t xml:space="preserve">Optimized Hibernate L2 caching and </w:t>
+      </w:r>
+      <w:proofErr w:type="spellStart"/>
+      <w:r>
+        <w:t>HikariCP</w:t>
+      </w:r>
+      <w:proofErr w:type="spellEnd"/>
+      <w:r>
+        <w:t xml:space="preserve"> connection pooling to support a 60% increase in peak concurrent users, handling 5K+ transactions per second.</w:t>
       </w:r>
     </w:p>
     <w:p>
@@ -8270,6 +8770,7 @@
           <w14:ligatures w14:val="none"/>
         </w:rPr>
       </w:pPr>
+      <w:proofErr w:type="spellStart"/>
       <w:r>
         <w:rPr>
           <w:rFonts w:ascii="Aptos" w:eastAsia="Times New Roman" w:hAnsi="Aptos" w:cs="Times New Roman"/>
@@ -8279,6 +8780,7 @@
         </w:rPr>
         <w:t>CrewReportWorker</w:t>
       </w:r>
+      <w:proofErr w:type="spellEnd"/>
     </w:p>
     <w:p>
       <w:pPr>
@@ -9323,7 +9825,27 @@
           <w:lang w:val="en-US"/>
           <w14:ligatures w14:val="none"/>
         </w:rPr>
-        <w:t xml:space="preserve">Kubernetes CronJob  </w:t>
+        <w:t xml:space="preserve">Kubernetes </w:t>
+      </w:r>
+      <w:proofErr w:type="spellStart"/>
+      <w:r>
+        <w:rPr>
+          <w:rFonts w:ascii="Aptos" w:eastAsia="Times New Roman" w:hAnsi="Aptos" w:cs="Times New Roman"/>
+          <w:kern w:val="0"/>
+          <w:lang w:val="en-US"/>
+          <w14:ligatures w14:val="none"/>
+        </w:rPr>
+        <w:t>CronJob</w:t>
+      </w:r>
+      <w:proofErr w:type="spellEnd"/>
+      <w:r>
+        <w:rPr>
+          <w:rFonts w:ascii="Aptos" w:eastAsia="Times New Roman" w:hAnsi="Aptos" w:cs="Times New Roman"/>
+          <w:kern w:val="0"/>
+          <w:lang w:val="en-US"/>
+          <w14:ligatures w14:val="none"/>
+        </w:rPr>
+        <w:t xml:space="preserve">  </w:t>
       </w:r>
     </w:p>
     <w:p>
@@ -10094,7 +10616,21 @@
         <w:rPr>
           <w:rFonts w:ascii="Aptos" w:hAnsi="Aptos"/>
         </w:rPr>
-        <w:t xml:space="preserve">We get customer related information ( trip , account ) from upstream systems kafka topics which will get consumed by the microservices.   </w:t>
+        <w:t xml:space="preserve">We get customer related information ( trip , account ) from upstream systems </w:t>
+      </w:r>
+      <w:proofErr w:type="spellStart"/>
+      <w:r>
+        <w:rPr>
+          <w:rFonts w:ascii="Aptos" w:hAnsi="Aptos"/>
+        </w:rPr>
+        <w:t>kafka</w:t>
+      </w:r>
+      <w:proofErr w:type="spellEnd"/>
+      <w:r>
+        <w:rPr>
+          <w:rFonts w:ascii="Aptos" w:hAnsi="Aptos"/>
+        </w:rPr>
+        <w:t xml:space="preserve"> topics which will get consumed by the microservices.   </w:t>
       </w:r>
     </w:p>
     <w:p>
@@ -10316,11 +10852,19 @@
           <w:lang w:val="en-US"/>
         </w:rPr>
       </w:pPr>
-      <w:r>
-        <w:rPr>
-          <w:lang w:val="en-US"/>
-        </w:rPr>
-        <w:t xml:space="preserve">i) It will </w:t>
+      <w:proofErr w:type="spellStart"/>
+      <w:r>
+        <w:rPr>
+          <w:lang w:val="en-US"/>
+        </w:rPr>
+        <w:t>i</w:t>
+      </w:r>
+      <w:proofErr w:type="spellEnd"/>
+      <w:r>
+        <w:rPr>
+          <w:lang w:val="en-US"/>
+        </w:rPr>
+        <w:t xml:space="preserve">) It will </w:t>
       </w:r>
       <w:r>
         <w:rPr>
@@ -10345,32 +10889,7 @@
         <w:rPr>
           <w:lang w:val="en-US"/>
         </w:rPr>
-        <w:t xml:space="preserve">ii) It will not merge from both the topics , </w:t>
-      </w:r>
-      <w:r>
-        <w:rPr>
-          <w:lang w:val="en-US"/>
-        </w:rPr>
-        <w:t>separately</w:t>
-      </w:r>
-      <w:r>
-        <w:rPr>
-          <w:lang w:val="en-US"/>
-        </w:rPr>
-        <w:t xml:space="preserve"> process them to identity topic.</w:t>
-      </w:r>
-    </w:p>
-    <w:p>
-      <w:pPr>
-        <w:rPr>
-          <w:lang w:val="en-US"/>
-        </w:rPr>
-      </w:pPr>
-      <w:r>
-        <w:rPr>
-          <w:lang w:val="en-US"/>
-        </w:rPr>
-        <w:t xml:space="preserve">iii) It will look for and pick certain attributes / data points ( tokens ) from these 2 topics and prepare the identity message so that it </w:t>
+        <w:t xml:space="preserve">ii) It will look for and pick certain attributes / data points ( tokens ) from these 2 topics and prepare the identity message so that it </w:t>
       </w:r>
       <w:r>
         <w:rPr>
@@ -10383,6 +10902,31 @@
           <w:lang w:val="en-US"/>
         </w:rPr>
         <w:t xml:space="preserve"> the unwanted information/noise and prepare selective tokens to the identity topic.</w:t>
+      </w:r>
+    </w:p>
+    <w:p>
+      <w:pPr>
+        <w:rPr>
+          <w:lang w:val="en-US"/>
+        </w:rPr>
+      </w:pPr>
+      <w:r>
+        <w:rPr>
+          <w:lang w:val="en-US"/>
+        </w:rPr>
+        <w:t>ii</w:t>
+      </w:r>
+      <w:r>
+        <w:rPr>
+          <w:lang w:val="en-US"/>
+        </w:rPr>
+        <w:t>i</w:t>
+      </w:r>
+      <w:r>
+        <w:rPr>
+          <w:lang w:val="en-US"/>
+        </w:rPr>
+        <w:t>) It will not merge from both the topics , separately process them to identity topic.</w:t>
       </w:r>
     </w:p>
     <w:p>
@@ -10620,11 +11164,19 @@
           <w:lang w:val="en-US"/>
         </w:rPr>
       </w:pPr>
-      <w:r>
-        <w:rPr>
-          <w:lang w:val="en-US"/>
-        </w:rPr>
-        <w:t>i) It reads from the identity topic and analyze the tokens will do matching and merging.</w:t>
+      <w:proofErr w:type="spellStart"/>
+      <w:r>
+        <w:rPr>
+          <w:lang w:val="en-US"/>
+        </w:rPr>
+        <w:t>i</w:t>
+      </w:r>
+      <w:proofErr w:type="spellEnd"/>
+      <w:r>
+        <w:rPr>
+          <w:lang w:val="en-US"/>
+        </w:rPr>
+        <w:t>) It reads from the identity topic and analyze the tokens will do matching and merging.</w:t>
       </w:r>
     </w:p>
     <w:p>
@@ -10663,7 +11215,21 @@
         <w:rPr>
           <w:lang w:val="en-US"/>
         </w:rPr>
-        <w:t>iii) Dynamodb rules will drive the decision tree logic.</w:t>
+        <w:t xml:space="preserve">iii) </w:t>
+      </w:r>
+      <w:proofErr w:type="spellStart"/>
+      <w:r>
+        <w:rPr>
+          <w:lang w:val="en-US"/>
+        </w:rPr>
+        <w:t>Dynamodb</w:t>
+      </w:r>
+      <w:proofErr w:type="spellEnd"/>
+      <w:r>
+        <w:rPr>
+          <w:lang w:val="en-US"/>
+        </w:rPr>
+        <w:t xml:space="preserve"> rules will drive the decision tree logic.</w:t>
       </w:r>
     </w:p>
     <w:p>
@@ -11282,7 +11848,35 @@
         <w:rPr>
           <w:lang w:val="en-US"/>
         </w:rPr>
-        <w:t xml:space="preserve">Why do we have the separate dynamodb database for rules ? and Why it has to be a NoSQL dynamodb ? Why can't we maintain the rules table in the </w:t>
+        <w:t xml:space="preserve">Why do we have the separate </w:t>
+      </w:r>
+      <w:proofErr w:type="spellStart"/>
+      <w:r>
+        <w:rPr>
+          <w:lang w:val="en-US"/>
+        </w:rPr>
+        <w:t>dynamodb</w:t>
+      </w:r>
+      <w:proofErr w:type="spellEnd"/>
+      <w:r>
+        <w:rPr>
+          <w:lang w:val="en-US"/>
+        </w:rPr>
+        <w:t xml:space="preserve"> database for rules ? and Why it has to be a NoSQL </w:t>
+      </w:r>
+      <w:proofErr w:type="spellStart"/>
+      <w:r>
+        <w:rPr>
+          <w:lang w:val="en-US"/>
+        </w:rPr>
+        <w:t>dynamodb</w:t>
+      </w:r>
+      <w:proofErr w:type="spellEnd"/>
+      <w:r>
+        <w:rPr>
+          <w:lang w:val="en-US"/>
+        </w:rPr>
+        <w:t xml:space="preserve"> ? Why can't we maintain the rules table in the </w:t>
       </w:r>
       <w:r>
         <w:rPr>
@@ -11434,7 +12028,7 @@
     </w:p>
     <w:p>
       <w:r>
-        <w:t>DynamoDB generally provides lower latency for simple key-based lookups</w:t>
+        <w:t>DynamoDB provides lower latency for simple key-based lookups</w:t>
       </w:r>
       <w:r>
         <w:t>.</w:t>
@@ -11490,7 +12084,15 @@
         <w:pStyle w:val="Heading2"/>
       </w:pPr>
       <w:r>
-        <w:t xml:space="preserve">Confluent kafka is not part of AWS </w:t>
+        <w:t xml:space="preserve">Confluent </w:t>
+      </w:r>
+      <w:proofErr w:type="spellStart"/>
+      <w:r>
+        <w:t>kafka</w:t>
+      </w:r>
+      <w:proofErr w:type="spellEnd"/>
+      <w:r>
+        <w:t xml:space="preserve"> is not part of AWS </w:t>
       </w:r>
       <w:r>
         <w:t>environment,</w:t>
@@ -11550,13 +12152,29 @@
         <w:pStyle w:val="Heading2"/>
       </w:pPr>
       <w:r>
-        <w:t xml:space="preserve">How does a lambda pull data from the kafka topic ( in this case the audit topic </w:t>
+        <w:t xml:space="preserve">How does a lambda pull data from the </w:t>
+      </w:r>
+      <w:proofErr w:type="spellStart"/>
+      <w:r>
+        <w:t>kafka</w:t>
+      </w:r>
+      <w:proofErr w:type="spellEnd"/>
+      <w:r>
+        <w:t xml:space="preserve"> topic ( in this case the audit topic </w:t>
       </w:r>
       <w:r>
         <w:t>data)</w:t>
       </w:r>
       <w:r>
-        <w:t xml:space="preserve"> ? does it have to poll continuously from the kafka </w:t>
+        <w:t xml:space="preserve"> ? does it have to poll continuously from the </w:t>
+      </w:r>
+      <w:proofErr w:type="spellStart"/>
+      <w:r>
+        <w:t>kafka</w:t>
+      </w:r>
+      <w:proofErr w:type="spellEnd"/>
+      <w:r>
+        <w:t xml:space="preserve"> </w:t>
       </w:r>
       <w:r>
         <w:t>topic?</w:t>
@@ -11687,20 +12305,21 @@
         <w:rPr>
           <w:lang w:eastAsia="en-IN"/>
         </w:rPr>
-        <w:t>public static final String SCHEDULE_CREATED = "ScheduleCreated";</w:t>
-      </w:r>
-    </w:p>
-    <w:p>
-      <w:pPr>
+        <w:t>public static final String SCHEDULE_CREATED = "</w:t>
+      </w:r>
+      <w:proofErr w:type="spellStart"/>
+      <w:r>
         <w:rPr>
           <w:lang w:eastAsia="en-IN"/>
         </w:rPr>
-      </w:pPr>
+        <w:t>ScheduleCreated</w:t>
+      </w:r>
+      <w:proofErr w:type="spellEnd"/>
       <w:r>
         <w:rPr>
           <w:lang w:eastAsia="en-IN"/>
         </w:rPr>
-        <w:t>public static final String CREW_ASSIGNED = "CrewAssigned";</w:t>
+        <w:t>";</w:t>
       </w:r>
     </w:p>
     <w:p>
@@ -11713,6 +12332,33 @@
         <w:rPr>
           <w:lang w:eastAsia="en-IN"/>
         </w:rPr>
+        <w:t>public static final String CREW_ASSIGNED = "</w:t>
+      </w:r>
+      <w:proofErr w:type="spellStart"/>
+      <w:r>
+        <w:rPr>
+          <w:lang w:eastAsia="en-IN"/>
+        </w:rPr>
+        <w:t>CrewAssigned</w:t>
+      </w:r>
+      <w:proofErr w:type="spellEnd"/>
+      <w:r>
+        <w:rPr>
+          <w:lang w:eastAsia="en-IN"/>
+        </w:rPr>
+        <w:t>";</w:t>
+      </w:r>
+    </w:p>
+    <w:p>
+      <w:pPr>
+        <w:rPr>
+          <w:lang w:eastAsia="en-IN"/>
+        </w:rPr>
+      </w:pPr>
+      <w:r>
+        <w:rPr>
+          <w:lang w:eastAsia="en-IN"/>
+        </w:rPr>
         <w:t>public static final int MAX_CONCURRENT_REQUESTS = 100;</w:t>
       </w:r>
     </w:p>
@@ -11726,7 +12372,21 @@
         <w:rPr>
           <w:lang w:eastAsia="en-IN"/>
         </w:rPr>
-        <w:t>public static final Duration CACHE_TTL = Duration.ofMinutes(30);</w:t>
+        <w:t xml:space="preserve">public static final Duration CACHE_TTL = </w:t>
+      </w:r>
+      <w:proofErr w:type="spellStart"/>
+      <w:r>
+        <w:rPr>
+          <w:lang w:eastAsia="en-IN"/>
+        </w:rPr>
+        <w:t>Duration.ofMinutes</w:t>
+      </w:r>
+      <w:proofErr w:type="spellEnd"/>
+      <w:r>
+        <w:rPr>
+          <w:lang w:eastAsia="en-IN"/>
+        </w:rPr>
+        <w:t>(30);</w:t>
       </w:r>
     </w:p>
     <w:p>
@@ -11747,7 +12407,15 @@
     </w:p>
     <w:p>
       <w:r>
-        <w:t>Used inheritance through JpaRepository for CRUD functionalit</w:t>
+        <w:t xml:space="preserve">Used inheritance through </w:t>
+      </w:r>
+      <w:proofErr w:type="spellStart"/>
+      <w:r>
+        <w:t>JpaRepository</w:t>
+      </w:r>
+      <w:proofErr w:type="spellEnd"/>
+      <w:r>
+        <w:t xml:space="preserve"> for CRUD functionalit</w:t>
       </w:r>
       <w:r>
         <w:t>ies.</w:t>
@@ -11768,59 +12436,55 @@
           <w:i/>
           <w:iCs/>
         </w:rPr>
-        <w:t>public interface AssignmentRepository</w:t>
-      </w:r>
+        <w:t xml:space="preserve">public interface </w:t>
+      </w:r>
+      <w:proofErr w:type="spellStart"/>
       <w:r>
         <w:rPr>
           <w:i/>
           <w:iCs/>
         </w:rPr>
-        <w:t xml:space="preserve"> </w:t>
-      </w:r>
+        <w:t>AssignmentRepository</w:t>
+      </w:r>
+      <w:proofErr w:type="spellEnd"/>
       <w:r>
         <w:rPr>
           <w:i/>
           <w:iCs/>
         </w:rPr>
-        <w:t>extends</w:t>
+        <w:t xml:space="preserve"> </w:t>
       </w:r>
       <w:r>
         <w:rPr>
           <w:i/>
           <w:iCs/>
         </w:rPr>
-        <w:t xml:space="preserve"> </w:t>
+        <w:t>extends</w:t>
       </w:r>
       <w:r>
         <w:rPr>
           <w:i/>
           <w:iCs/>
         </w:rPr>
-        <w:t>JpaRepository&lt;Assignment, Long&gt; {</w:t>
-      </w:r>
-    </w:p>
-    <w:p>
-      <w:pPr>
+        <w:t xml:space="preserve"> </w:t>
+      </w:r>
+      <w:proofErr w:type="spellStart"/>
+      <w:r>
         <w:rPr>
           <w:i/>
           <w:iCs/>
         </w:rPr>
-      </w:pPr>
+        <w:t>JpaRepository</w:t>
+      </w:r>
+      <w:proofErr w:type="spellEnd"/>
       <w:r>
         <w:rPr>
           <w:i/>
           <w:iCs/>
         </w:rPr>
-        <w:t>}</w:t>
-      </w:r>
-    </w:p>
-    <w:p/>
-    <w:p>
-      <w:r>
-        <w:t>Used inheritance to model different crew types such as Pilot, First Officer, and Cabin Crew while sharing common crew attributes in the parent CrewMember class.</w:t>
-      </w:r>
-    </w:p>
-    <w:p/>
+        <w:t>&lt;Assignment, Long&gt; {</w:t>
+      </w:r>
+    </w:p>
     <w:p>
       <w:pPr>
         <w:rPr>
@@ -11833,12 +12497,26 @@
           <w:i/>
           <w:iCs/>
         </w:rPr>
-        <w:t>public abstract class CrewMember {</w:t>
-      </w:r>
-    </w:p>
-    <w:p>
-      <w:pPr>
-        <w:ind w:left="720"/>
+        <w:t>}</w:t>
+      </w:r>
+    </w:p>
+    <w:p/>
+    <w:p>
+      <w:r>
+        <w:t xml:space="preserve">Used inheritance to model different crew types such as Pilot, First Officer, and Cabin Crew while sharing common crew attributes in the parent </w:t>
+      </w:r>
+      <w:proofErr w:type="spellStart"/>
+      <w:r>
+        <w:t>CrewMember</w:t>
+      </w:r>
+      <w:proofErr w:type="spellEnd"/>
+      <w:r>
+        <w:t xml:space="preserve"> class.</w:t>
+      </w:r>
+    </w:p>
+    <w:p/>
+    <w:p>
+      <w:pPr>
         <w:rPr>
           <w:i/>
           <w:iCs/>
@@ -11849,27 +12527,28 @@
           <w:i/>
           <w:iCs/>
         </w:rPr>
-        <w:t>private String crewId;</w:t>
-      </w:r>
-    </w:p>
-    <w:p>
-      <w:pPr>
-        <w:ind w:left="720"/>
+        <w:t xml:space="preserve">public abstract class </w:t>
+      </w:r>
+      <w:proofErr w:type="spellStart"/>
+      <w:r>
         <w:rPr>
           <w:i/>
           <w:iCs/>
         </w:rPr>
-      </w:pPr>
+        <w:t>CrewMember</w:t>
+      </w:r>
+      <w:proofErr w:type="spellEnd"/>
       <w:r>
         <w:rPr>
           <w:i/>
           <w:iCs/>
         </w:rPr>
-        <w:t>private String name;</w:t>
-      </w:r>
-    </w:p>
-    <w:p>
-      <w:pPr>
+        <w:t xml:space="preserve"> {</w:t>
+      </w:r>
+    </w:p>
+    <w:p>
+      <w:pPr>
+        <w:ind w:left="720"/>
         <w:rPr>
           <w:i/>
           <w:iCs/>
@@ -11880,98 +12559,64 @@
           <w:i/>
           <w:iCs/>
         </w:rPr>
-        <w:t>}</w:t>
-      </w:r>
-    </w:p>
-    <w:p>
-      <w:pPr>
+        <w:t xml:space="preserve">private String </w:t>
+      </w:r>
+      <w:proofErr w:type="spellStart"/>
+      <w:r>
         <w:rPr>
           <w:i/>
           <w:iCs/>
         </w:rPr>
-      </w:pPr>
-    </w:p>
-    <w:p>
-      <w:pPr>
+        <w:t>crewId</w:t>
+      </w:r>
+      <w:proofErr w:type="spellEnd"/>
+      <w:r>
         <w:rPr>
           <w:i/>
           <w:iCs/>
         </w:rPr>
-      </w:pPr>
-      <w:r>
+        <w:t>;</w:t>
+      </w:r>
+    </w:p>
+    <w:p>
+      <w:pPr>
+        <w:ind w:left="720"/>
         <w:rPr>
           <w:i/>
           <w:iCs/>
         </w:rPr>
-        <w:t>public class Pilot extends CrewMember {}</w:t>
-      </w:r>
-    </w:p>
-    <w:p>
-      <w:pPr>
+      </w:pPr>
+      <w:r>
         <w:rPr>
           <w:i/>
           <w:iCs/>
         </w:rPr>
-      </w:pPr>
-      <w:r>
+        <w:t>private String name;</w:t>
+      </w:r>
+    </w:p>
+    <w:p>
+      <w:pPr>
         <w:rPr>
           <w:i/>
           <w:iCs/>
         </w:rPr>
-        <w:t>public class FirstOfficer extends CrewMember {}</w:t>
-      </w:r>
-    </w:p>
-    <w:p>
-      <w:pPr>
+      </w:pPr>
+      <w:r>
         <w:rPr>
           <w:i/>
           <w:iCs/>
         </w:rPr>
-      </w:pPr>
-      <w:r>
+        <w:t>}</w:t>
+      </w:r>
+    </w:p>
+    <w:p>
+      <w:pPr>
         <w:rPr>
           <w:i/>
           <w:iCs/>
         </w:rPr>
-        <w:t>public class CabinCrew extends CrewMember {}</w:t>
-      </w:r>
-    </w:p>
-    <w:p/>
-    <w:p>
-      <w:pPr>
-        <w:pStyle w:val="Heading2"/>
-      </w:pPr>
-      <w:r>
-        <w:t>Singleton Pattern</w:t>
-      </w:r>
-    </w:p>
-    <w:p>
-      <w:r>
-        <w:t xml:space="preserve">Used the Singleton pattern </w:t>
-      </w:r>
-      <w:r>
-        <w:t>for all</w:t>
-      </w:r>
-      <w:r>
-        <w:t xml:space="preserve"> Spring-managed beans and logger instances</w:t>
-      </w:r>
-      <w:r>
-        <w:t xml:space="preserve"> </w:t>
-      </w:r>
-      <w:r>
-        <w:t xml:space="preserve">ensuring only one shared instance </w:t>
-      </w:r>
-      <w:r>
-        <w:t xml:space="preserve">per class </w:t>
-      </w:r>
-      <w:r>
-        <w:t>is used across the application lifecycle</w:t>
-      </w:r>
-      <w:r>
-        <w:t>.</w:t>
-      </w:r>
-    </w:p>
-    <w:p/>
+      </w:pPr>
+    </w:p>
     <w:p>
       <w:pPr>
         <w:rPr>
@@ -11984,22 +12629,117 @@
           <w:i/>
           <w:iCs/>
         </w:rPr>
-        <w:t>private static final Logger log =</w:t>
-      </w:r>
-    </w:p>
-    <w:p>
-      <w:pPr>
+        <w:t xml:space="preserve">public class Pilot extends </w:t>
+      </w:r>
+      <w:proofErr w:type="spellStart"/>
+      <w:r>
         <w:rPr>
           <w:i/>
           <w:iCs/>
         </w:rPr>
-      </w:pPr>
+        <w:t>CrewMember</w:t>
+      </w:r>
+      <w:proofErr w:type="spellEnd"/>
       <w:r>
         <w:rPr>
           <w:i/>
           <w:iCs/>
         </w:rPr>
-        <w:t>LoggerFactory.getLogger(CrewQueryService.class);</w:t>
+        <w:t xml:space="preserve"> {}</w:t>
+      </w:r>
+    </w:p>
+    <w:p>
+      <w:pPr>
+        <w:rPr>
+          <w:i/>
+          <w:iCs/>
+        </w:rPr>
+      </w:pPr>
+      <w:r>
+        <w:rPr>
+          <w:i/>
+          <w:iCs/>
+        </w:rPr>
+        <w:t xml:space="preserve">public class </w:t>
+      </w:r>
+      <w:proofErr w:type="spellStart"/>
+      <w:r>
+        <w:rPr>
+          <w:i/>
+          <w:iCs/>
+        </w:rPr>
+        <w:t>FirstOfficer</w:t>
+      </w:r>
+      <w:proofErr w:type="spellEnd"/>
+      <w:r>
+        <w:rPr>
+          <w:i/>
+          <w:iCs/>
+        </w:rPr>
+        <w:t xml:space="preserve"> extends </w:t>
+      </w:r>
+      <w:proofErr w:type="spellStart"/>
+      <w:r>
+        <w:rPr>
+          <w:i/>
+          <w:iCs/>
+        </w:rPr>
+        <w:t>CrewMember</w:t>
+      </w:r>
+      <w:proofErr w:type="spellEnd"/>
+      <w:r>
+        <w:rPr>
+          <w:i/>
+          <w:iCs/>
+        </w:rPr>
+        <w:t xml:space="preserve"> {}</w:t>
+      </w:r>
+    </w:p>
+    <w:p>
+      <w:pPr>
+        <w:rPr>
+          <w:i/>
+          <w:iCs/>
+        </w:rPr>
+      </w:pPr>
+      <w:r>
+        <w:rPr>
+          <w:i/>
+          <w:iCs/>
+        </w:rPr>
+        <w:t xml:space="preserve">public class </w:t>
+      </w:r>
+      <w:proofErr w:type="spellStart"/>
+      <w:r>
+        <w:rPr>
+          <w:i/>
+          <w:iCs/>
+        </w:rPr>
+        <w:t>CabinCrew</w:t>
+      </w:r>
+      <w:proofErr w:type="spellEnd"/>
+      <w:r>
+        <w:rPr>
+          <w:i/>
+          <w:iCs/>
+        </w:rPr>
+        <w:t xml:space="preserve"> extends </w:t>
+      </w:r>
+      <w:proofErr w:type="spellStart"/>
+      <w:r>
+        <w:rPr>
+          <w:i/>
+          <w:iCs/>
+        </w:rPr>
+        <w:t>CrewMember</w:t>
+      </w:r>
+      <w:proofErr w:type="spellEnd"/>
+      <w:r>
+        <w:rPr>
+          <w:i/>
+          <w:iCs/>
+        </w:rPr>
+        <w:t xml:space="preserve"> {}</w:t>
       </w:r>
     </w:p>
     <w:p/>
@@ -12008,170 +12748,1382 @@
         <w:pStyle w:val="Heading2"/>
       </w:pPr>
       <w:r>
+        <w:t>Singleton Pattern</w:t>
+      </w:r>
+    </w:p>
+    <w:p>
+      <w:r>
+        <w:t xml:space="preserve">Used the Singleton pattern </w:t>
+      </w:r>
+      <w:r>
+        <w:t>for all</w:t>
+      </w:r>
+      <w:r>
+        <w:t xml:space="preserve"> Spring-managed beans and logger instances</w:t>
+      </w:r>
+      <w:r>
+        <w:t xml:space="preserve"> </w:t>
+      </w:r>
+      <w:r>
+        <w:t xml:space="preserve">ensuring only one shared instance </w:t>
+      </w:r>
+      <w:r>
+        <w:t xml:space="preserve">per class </w:t>
+      </w:r>
+      <w:r>
+        <w:t>is used across the application lifecycle</w:t>
+      </w:r>
+      <w:r>
+        <w:t>.</w:t>
+      </w:r>
+    </w:p>
+    <w:p/>
+    <w:p>
+      <w:pPr>
+        <w:rPr>
+          <w:i/>
+          <w:iCs/>
+        </w:rPr>
+      </w:pPr>
+      <w:r>
+        <w:rPr>
+          <w:i/>
+          <w:iCs/>
+        </w:rPr>
+        <w:t>private static final Logger log =</w:t>
+      </w:r>
+    </w:p>
+    <w:p>
+      <w:pPr>
+        <w:rPr>
+          <w:i/>
+          <w:iCs/>
+        </w:rPr>
+      </w:pPr>
+      <w:proofErr w:type="spellStart"/>
+      <w:r>
+        <w:rPr>
+          <w:i/>
+          <w:iCs/>
+        </w:rPr>
+        <w:t>LoggerFactory.getLogger</w:t>
+      </w:r>
+      <w:proofErr w:type="spellEnd"/>
+      <w:r>
+        <w:rPr>
+          <w:i/>
+          <w:iCs/>
+        </w:rPr>
+        <w:t>(</w:t>
+      </w:r>
+      <w:proofErr w:type="spellStart"/>
+      <w:r>
+        <w:rPr>
+          <w:i/>
+          <w:iCs/>
+        </w:rPr>
+        <w:t>CrewQueryService.class</w:t>
+      </w:r>
+      <w:proofErr w:type="spellEnd"/>
+      <w:r>
+        <w:rPr>
+          <w:i/>
+          <w:iCs/>
+        </w:rPr>
+        <w:t>);</w:t>
+      </w:r>
+    </w:p>
+    <w:p/>
+    <w:p>
+      <w:pPr>
+        <w:rPr>
+          <w:i/>
+          <w:iCs/>
+        </w:rPr>
+      </w:pPr>
+    </w:p>
+    <w:p>
+      <w:r>
         <w:lastRenderedPageBreak/>
-        <w:t>Builder Pattern</w:t>
+        <w:t xml:space="preserve">Note : In this case </w:t>
+      </w:r>
+      <w:r>
+        <w:t xml:space="preserve">, </w:t>
+      </w:r>
+      <w:r>
+        <w:t>this involves the Factory design pattern as well</w:t>
+      </w:r>
+      <w:r>
+        <w:t xml:space="preserve"> like </w:t>
+      </w:r>
+    </w:p>
+    <w:p>
+      <w:proofErr w:type="spellStart"/>
+      <w:r>
+        <w:t>LoggerFactory</w:t>
+      </w:r>
+      <w:proofErr w:type="spellEnd"/>
+      <w:r>
+        <w:t xml:space="preserve"> decides which concrete logger implementation to return</w:t>
+      </w:r>
+      <w:r>
+        <w:t xml:space="preserve"> between </w:t>
+      </w:r>
+      <w:r>
+        <w:t>SLF4J</w:t>
+      </w:r>
+      <w:r>
+        <w:t xml:space="preserve"> </w:t>
+      </w:r>
+      <w:r>
+        <w:t xml:space="preserve">or </w:t>
+      </w:r>
+      <w:r>
+        <w:t xml:space="preserve">Log4j2 </w:t>
+      </w:r>
+      <w:r>
+        <w:t>etc.</w:t>
+      </w:r>
+    </w:p>
+    <w:p>
+      <w:pPr>
+        <w:rPr>
+          <w:u w:val="single"/>
+        </w:rPr>
+      </w:pPr>
+      <w:r>
+        <w:rPr>
+          <w:u w:val="single"/>
+        </w:rPr>
+        <w:t xml:space="preserve">Dynamo DB rules table loading </w:t>
+      </w:r>
+    </w:p>
+    <w:p>
+      <w:r>
+        <w:t>Since the rules table is relatively small and changes infrequently, a common approach is to load the entire rules configuration from DynamoDB into an in-memory cache during service startup. The cache can be implemented as a Singleton bean</w:t>
+      </w:r>
+      <w:r>
+        <w:t>.</w:t>
+      </w:r>
+    </w:p>
+    <w:p>
+      <w:r>
+        <w:t xml:space="preserve">So , that the entire application instance can </w:t>
+      </w:r>
+      <w:r>
+        <w:t xml:space="preserve">reuse </w:t>
+      </w:r>
+      <w:r>
+        <w:t xml:space="preserve">this </w:t>
+      </w:r>
+      <w:r>
+        <w:t xml:space="preserve">instead of querying DynamoDB for every </w:t>
+      </w:r>
+      <w:r>
+        <w:t>such request</w:t>
+      </w:r>
+      <w:r>
+        <w:t xml:space="preserve"> </w:t>
+      </w:r>
+      <w:r>
+        <w:t>, reducing latency and database load.</w:t>
+      </w:r>
+    </w:p>
+    <w:p>
+      <w:pPr>
+        <w:rPr>
+          <w:u w:val="single"/>
+        </w:rPr>
+      </w:pPr>
+    </w:p>
+    <w:p>
+      <w:pPr>
+        <w:pStyle w:val="Heading2"/>
+      </w:pPr>
+      <w:r>
+        <w:t>Strategy Pattern</w:t>
       </w:r>
     </w:p>
     <w:p/>
     <w:p>
-      <w:r>
-        <w:t>Used the Builder pattern to construct ErrorResponse and Kafka event objects with multiple optional fields while avoiding large constructors</w:t>
-      </w:r>
-      <w:r>
-        <w:t>.</w:t>
-      </w:r>
-    </w:p>
-    <w:p>
-      <w:pPr>
-        <w:rPr>
-          <w:lang w:val="en-US"/>
-        </w:rPr>
-      </w:pPr>
-    </w:p>
-    <w:p>
-      <w:pPr>
-        <w:rPr>
-          <w:lang w:val="en-US"/>
-        </w:rPr>
-      </w:pPr>
-    </w:p>
-    <w:p>
-      <w:pPr>
+      <w:pPr>
+        <w:rPr>
+          <w:u w:val="single"/>
+        </w:rPr>
+      </w:pPr>
+      <w:r>
+        <w:rPr>
+          <w:u w:val="single"/>
+        </w:rPr>
+        <w:t xml:space="preserve">In the </w:t>
+      </w:r>
+      <w:r>
+        <w:rPr>
+          <w:u w:val="single"/>
+        </w:rPr>
+        <w:t>project:</w:t>
+      </w:r>
+      <w:r>
+        <w:rPr>
+          <w:u w:val="single"/>
+        </w:rPr>
+        <w:t xml:space="preserve"> </w:t>
+      </w:r>
+    </w:p>
+    <w:p>
+      <w:r>
+        <w:t>Factory creates the appropriate validator object, and Strategy contains the validation algorithm for that token.</w:t>
+      </w:r>
+    </w:p>
+    <w:p/>
+    <w:p>
+      <w:r>
+        <w:t xml:space="preserve">Factory and Strategy patterns </w:t>
+      </w:r>
+      <w:r>
+        <w:t xml:space="preserve">are related, but they solve </w:t>
+      </w:r>
+      <w:r>
         <w:rPr>
           <w:b/>
           <w:bCs/>
         </w:rPr>
-      </w:pPr>
-      <w:r>
+        <w:t>different problems</w:t>
+      </w:r>
+      <w:r>
+        <w:t>.</w:t>
+      </w:r>
+    </w:p>
+    <w:p/>
+    <w:p>
+      <w:r>
+        <w:t>Which algorithm/business logic should I execute?</w:t>
+      </w:r>
+    </w:p>
+    <w:p>
+      <w:pPr>
         <w:rPr>
           <w:b/>
           <w:bCs/>
         </w:rPr>
-        <w:t>Error Response Object</w:t>
-      </w:r>
-    </w:p>
-    <w:p>
-      <w:r>
-        <w:t>ErrorResponse.builder()</w:t>
-      </w:r>
-    </w:p>
-    <w:p>
-      <w:r>
-        <w:t>.errorCode("CREW_001")</w:t>
-      </w:r>
-    </w:p>
-    <w:p>
-      <w:r>
-        <w:t>.message("Crew not qualified")</w:t>
-      </w:r>
-    </w:p>
-    <w:p>
-      <w:r>
-        <w:t>.correlationId(requestId)</w:t>
-      </w:r>
-    </w:p>
-    <w:p>
-      <w:r>
-        <w:t>.timestamp(Instant.now())</w:t>
-      </w:r>
-    </w:p>
-    <w:p>
-      <w:r>
-        <w:t>.build();</w:t>
-      </w:r>
-    </w:p>
-    <w:p/>
-    <w:p>
-      <w:pPr>
+      </w:pPr>
+      <w:r>
         <w:rPr>
           <w:b/>
           <w:bCs/>
         </w:rPr>
-      </w:pPr>
+        <w:t xml:space="preserve">Strategy Pattern = </w:t>
+      </w:r>
+      <w:proofErr w:type="spellStart"/>
       <w:r>
         <w:rPr>
           <w:b/>
           <w:bCs/>
         </w:rPr>
+        <w:t>Behavior</w:t>
+      </w:r>
+      <w:proofErr w:type="spellEnd"/>
+      <w:r>
+        <w:rPr>
+          <w:b/>
+          <w:bCs/>
+        </w:rPr>
+        <w:t>/Algorithm Selection</w:t>
+      </w:r>
+    </w:p>
+    <w:p/>
+    <w:p>
+      <w:pPr>
+        <w:rPr>
+          <w:u w:val="single"/>
+        </w:rPr>
+      </w:pPr>
+      <w:r>
+        <w:rPr>
+          <w:u w:val="single"/>
+        </w:rPr>
+        <w:t>Strategy Interface</w:t>
+      </w:r>
+    </w:p>
+    <w:p>
+      <w:pPr>
+        <w:rPr>
+          <w:color w:val="0070C0"/>
+        </w:rPr>
+      </w:pPr>
+      <w:r>
+        <w:rPr>
+          <w:color w:val="0070C0"/>
+        </w:rPr>
+        <w:t xml:space="preserve">public interface </w:t>
+      </w:r>
+      <w:proofErr w:type="spellStart"/>
+      <w:r>
+        <w:rPr>
+          <w:color w:val="0070C0"/>
+        </w:rPr>
+        <w:t>TokenValidator</w:t>
+      </w:r>
+      <w:proofErr w:type="spellEnd"/>
+      <w:r>
+        <w:rPr>
+          <w:color w:val="0070C0"/>
+        </w:rPr>
+        <w:t xml:space="preserve"> {</w:t>
+      </w:r>
+    </w:p>
+    <w:p>
+      <w:pPr>
+        <w:rPr>
+          <w:color w:val="0070C0"/>
+        </w:rPr>
+      </w:pPr>
+      <w:proofErr w:type="spellStart"/>
+      <w:r>
+        <w:rPr>
+          <w:color w:val="0070C0"/>
+        </w:rPr>
+        <w:t>boolean</w:t>
+      </w:r>
+      <w:proofErr w:type="spellEnd"/>
+      <w:r>
+        <w:rPr>
+          <w:color w:val="0070C0"/>
+        </w:rPr>
+        <w:t xml:space="preserve"> validate(String value);</w:t>
+      </w:r>
+    </w:p>
+    <w:p>
+      <w:pPr>
+        <w:rPr>
+          <w:color w:val="0070C0"/>
+        </w:rPr>
+      </w:pPr>
+      <w:r>
+        <w:rPr>
+          <w:color w:val="0070C0"/>
+        </w:rPr>
+        <w:t>}</w:t>
+      </w:r>
+    </w:p>
+    <w:p>
+      <w:pPr>
+        <w:rPr>
+          <w:u w:val="single"/>
+        </w:rPr>
+      </w:pPr>
+      <w:r>
+        <w:rPr>
+          <w:u w:val="single"/>
+        </w:rPr>
+        <w:t xml:space="preserve">Concrete Strategies </w:t>
+      </w:r>
+    </w:p>
+    <w:p>
+      <w:proofErr w:type="spellStart"/>
+      <w:r>
+        <w:t>EmailValidator</w:t>
+      </w:r>
+      <w:proofErr w:type="spellEnd"/>
+    </w:p>
+    <w:p>
+      <w:pPr>
+        <w:rPr>
+          <w:color w:val="0070C0"/>
+        </w:rPr>
+      </w:pPr>
+      <w:r>
+        <w:rPr>
+          <w:color w:val="0070C0"/>
+        </w:rPr>
+        <w:t xml:space="preserve">public class </w:t>
+      </w:r>
+      <w:proofErr w:type="spellStart"/>
+      <w:r>
+        <w:rPr>
+          <w:color w:val="0070C0"/>
+        </w:rPr>
+        <w:t>EmailValidator</w:t>
+      </w:r>
+      <w:proofErr w:type="spellEnd"/>
+      <w:r>
+        <w:rPr>
+          <w:color w:val="0070C0"/>
+        </w:rPr>
+        <w:t xml:space="preserve"> implements </w:t>
+      </w:r>
+      <w:proofErr w:type="spellStart"/>
+      <w:r>
+        <w:rPr>
+          <w:color w:val="0070C0"/>
+        </w:rPr>
+        <w:t>TokenValidator</w:t>
+      </w:r>
+      <w:proofErr w:type="spellEnd"/>
+      <w:r>
+        <w:rPr>
+          <w:color w:val="0070C0"/>
+        </w:rPr>
+        <w:t xml:space="preserve"> {</w:t>
+      </w:r>
+    </w:p>
+    <w:p>
+      <w:pPr>
+        <w:rPr>
+          <w:color w:val="0070C0"/>
+        </w:rPr>
+      </w:pPr>
+      <w:r>
+        <w:rPr>
+          <w:color w:val="0070C0"/>
+        </w:rPr>
+        <w:t>@Override</w:t>
+      </w:r>
+    </w:p>
+    <w:p>
+      <w:pPr>
+        <w:rPr>
+          <w:color w:val="0070C0"/>
+        </w:rPr>
+      </w:pPr>
+      <w:r>
+        <w:rPr>
+          <w:color w:val="0070C0"/>
+        </w:rPr>
+        <w:lastRenderedPageBreak/>
+        <w:t xml:space="preserve">public </w:t>
+      </w:r>
+      <w:proofErr w:type="spellStart"/>
+      <w:r>
+        <w:rPr>
+          <w:color w:val="0070C0"/>
+        </w:rPr>
+        <w:t>boolean</w:t>
+      </w:r>
+      <w:proofErr w:type="spellEnd"/>
+      <w:r>
+        <w:rPr>
+          <w:color w:val="0070C0"/>
+        </w:rPr>
+        <w:t xml:space="preserve"> validate(String email) {</w:t>
+      </w:r>
+    </w:p>
+    <w:p>
+      <w:pPr>
+        <w:rPr>
+          <w:color w:val="0070C0"/>
+        </w:rPr>
+      </w:pPr>
+      <w:r>
+        <w:rPr>
+          <w:color w:val="0070C0"/>
+        </w:rPr>
+        <w:t xml:space="preserve">return </w:t>
+      </w:r>
+      <w:proofErr w:type="spellStart"/>
+      <w:r>
+        <w:rPr>
+          <w:color w:val="0070C0"/>
+        </w:rPr>
+        <w:t>email.contains</w:t>
+      </w:r>
+      <w:proofErr w:type="spellEnd"/>
+      <w:r>
+        <w:rPr>
+          <w:color w:val="0070C0"/>
+        </w:rPr>
+        <w:t>("@");</w:t>
+      </w:r>
+    </w:p>
+    <w:p>
+      <w:pPr>
+        <w:rPr>
+          <w:color w:val="0070C0"/>
+        </w:rPr>
+      </w:pPr>
+      <w:r>
+        <w:rPr>
+          <w:color w:val="0070C0"/>
+        </w:rPr>
+        <w:t>}</w:t>
+      </w:r>
+    </w:p>
+    <w:p>
+      <w:pPr>
+        <w:rPr>
+          <w:color w:val="0070C0"/>
+        </w:rPr>
+      </w:pPr>
+      <w:r>
+        <w:rPr>
+          <w:color w:val="0070C0"/>
+        </w:rPr>
+        <w:t>}</w:t>
+      </w:r>
+    </w:p>
+    <w:p>
+      <w:proofErr w:type="spellStart"/>
+      <w:r>
+        <w:t>PhoneValidator</w:t>
+      </w:r>
+      <w:proofErr w:type="spellEnd"/>
+    </w:p>
+    <w:p/>
+    <w:p>
+      <w:pPr>
+        <w:rPr>
+          <w:color w:val="0070C0"/>
+        </w:rPr>
+      </w:pPr>
+      <w:r>
+        <w:rPr>
+          <w:color w:val="0070C0"/>
+        </w:rPr>
+        <w:t xml:space="preserve">public class </w:t>
+      </w:r>
+      <w:proofErr w:type="spellStart"/>
+      <w:r>
+        <w:rPr>
+          <w:color w:val="0070C0"/>
+        </w:rPr>
+        <w:t>PhoneValidator</w:t>
+      </w:r>
+      <w:proofErr w:type="spellEnd"/>
+      <w:r>
+        <w:rPr>
+          <w:color w:val="0070C0"/>
+        </w:rPr>
+        <w:t xml:space="preserve"> implements </w:t>
+      </w:r>
+      <w:proofErr w:type="spellStart"/>
+      <w:r>
+        <w:rPr>
+          <w:color w:val="0070C0"/>
+        </w:rPr>
+        <w:t>TokenValidator</w:t>
+      </w:r>
+      <w:proofErr w:type="spellEnd"/>
+      <w:r>
+        <w:rPr>
+          <w:color w:val="0070C0"/>
+        </w:rPr>
+        <w:t xml:space="preserve"> {</w:t>
+      </w:r>
+    </w:p>
+    <w:p>
+      <w:pPr>
+        <w:rPr>
+          <w:color w:val="0070C0"/>
+        </w:rPr>
+      </w:pPr>
+    </w:p>
+    <w:p>
+      <w:pPr>
+        <w:rPr>
+          <w:color w:val="0070C0"/>
+        </w:rPr>
+      </w:pPr>
+      <w:r>
+        <w:rPr>
+          <w:color w:val="0070C0"/>
+        </w:rPr>
+        <w:t>@Override</w:t>
+      </w:r>
+    </w:p>
+    <w:p>
+      <w:pPr>
+        <w:rPr>
+          <w:color w:val="0070C0"/>
+        </w:rPr>
+      </w:pPr>
+      <w:r>
+        <w:rPr>
+          <w:color w:val="0070C0"/>
+        </w:rPr>
+        <w:t xml:space="preserve">public </w:t>
+      </w:r>
+      <w:proofErr w:type="spellStart"/>
+      <w:r>
+        <w:rPr>
+          <w:color w:val="0070C0"/>
+        </w:rPr>
+        <w:t>boolean</w:t>
+      </w:r>
+      <w:proofErr w:type="spellEnd"/>
+      <w:r>
+        <w:rPr>
+          <w:color w:val="0070C0"/>
+        </w:rPr>
+        <w:t xml:space="preserve"> validate(String phone) {</w:t>
+      </w:r>
+    </w:p>
+    <w:p>
+      <w:pPr>
+        <w:rPr>
+          <w:color w:val="0070C0"/>
+        </w:rPr>
+      </w:pPr>
+      <w:r>
+        <w:rPr>
+          <w:color w:val="0070C0"/>
+        </w:rPr>
+        <w:t xml:space="preserve">return </w:t>
+      </w:r>
+      <w:proofErr w:type="spellStart"/>
+      <w:r>
+        <w:rPr>
+          <w:color w:val="0070C0"/>
+        </w:rPr>
+        <w:t>phone.matches</w:t>
+      </w:r>
+      <w:proofErr w:type="spellEnd"/>
+      <w:r>
+        <w:rPr>
+          <w:color w:val="0070C0"/>
+        </w:rPr>
+        <w:t>("\\d{10}");</w:t>
+      </w:r>
+    </w:p>
+    <w:p>
+      <w:pPr>
+        <w:rPr>
+          <w:color w:val="0070C0"/>
+        </w:rPr>
+      </w:pPr>
+      <w:r>
+        <w:rPr>
+          <w:color w:val="0070C0"/>
+        </w:rPr>
+        <w:t>}</w:t>
+      </w:r>
+    </w:p>
+    <w:p>
+      <w:pPr>
+        <w:rPr>
+          <w:color w:val="0070C0"/>
+        </w:rPr>
+      </w:pPr>
+      <w:r>
+        <w:rPr>
+          <w:color w:val="0070C0"/>
+        </w:rPr>
+        <w:t>}</w:t>
+      </w:r>
+    </w:p>
+    <w:p/>
+    <w:p>
+      <w:pPr>
+        <w:pStyle w:val="Heading2"/>
+      </w:pPr>
+      <w:r>
+        <w:t>Factory Patter</w:t>
+      </w:r>
+      <w:r>
+        <w:t>n</w:t>
+      </w:r>
+    </w:p>
+    <w:p/>
+    <w:p>
+      <w:r>
+        <w:t xml:space="preserve">Which object should I </w:t>
+      </w:r>
+      <w:r>
+        <w:t>create</w:t>
+      </w:r>
+      <w:r>
+        <w:t>?</w:t>
+      </w:r>
+    </w:p>
+    <w:p>
+      <w:pPr>
+        <w:rPr>
+          <w:b/>
+          <w:bCs/>
+        </w:rPr>
+      </w:pPr>
+      <w:r>
+        <w:rPr>
+          <w:b/>
+          <w:bCs/>
+        </w:rPr>
+        <w:t>Factory Pattern = Object Creation</w:t>
+      </w:r>
+    </w:p>
+    <w:p/>
+    <w:p>
+      <w:pPr>
+        <w:rPr>
+          <w:color w:val="0070C0"/>
+        </w:rPr>
+      </w:pPr>
+      <w:r>
+        <w:rPr>
+          <w:color w:val="0070C0"/>
+        </w:rPr>
+        <w:t xml:space="preserve">public class </w:t>
+      </w:r>
+      <w:proofErr w:type="spellStart"/>
+      <w:r>
+        <w:rPr>
+          <w:color w:val="0070C0"/>
+        </w:rPr>
+        <w:t>TokenValidatorFactory</w:t>
+      </w:r>
+      <w:proofErr w:type="spellEnd"/>
+      <w:r>
+        <w:rPr>
+          <w:color w:val="0070C0"/>
+        </w:rPr>
+        <w:t xml:space="preserve"> {</w:t>
+      </w:r>
+    </w:p>
+    <w:p>
+      <w:pPr>
+        <w:rPr>
+          <w:color w:val="0070C0"/>
+        </w:rPr>
+      </w:pPr>
+    </w:p>
+    <w:p>
+      <w:pPr>
+        <w:rPr>
+          <w:color w:val="0070C0"/>
+        </w:rPr>
+      </w:pPr>
+      <w:r>
+        <w:rPr>
+          <w:color w:val="0070C0"/>
+        </w:rPr>
+        <w:t xml:space="preserve">public static </w:t>
+      </w:r>
+      <w:proofErr w:type="spellStart"/>
+      <w:r>
+        <w:rPr>
+          <w:color w:val="0070C0"/>
+        </w:rPr>
+        <w:t>TokenValidator</w:t>
+      </w:r>
+      <w:proofErr w:type="spellEnd"/>
+      <w:r>
+        <w:rPr>
+          <w:color w:val="0070C0"/>
+        </w:rPr>
+        <w:t xml:space="preserve"> </w:t>
+      </w:r>
+      <w:proofErr w:type="spellStart"/>
+      <w:r>
+        <w:rPr>
+          <w:color w:val="0070C0"/>
+        </w:rPr>
+        <w:t>getValidator</w:t>
+      </w:r>
+      <w:proofErr w:type="spellEnd"/>
+      <w:r>
+        <w:rPr>
+          <w:color w:val="0070C0"/>
+        </w:rPr>
+        <w:t>(</w:t>
+      </w:r>
+    </w:p>
+    <w:p>
+      <w:pPr>
+        <w:rPr>
+          <w:color w:val="0070C0"/>
+        </w:rPr>
+      </w:pPr>
+      <w:proofErr w:type="spellStart"/>
+      <w:r>
+        <w:rPr>
+          <w:color w:val="0070C0"/>
+        </w:rPr>
+        <w:t>TokenType</w:t>
+      </w:r>
+      <w:proofErr w:type="spellEnd"/>
+      <w:r>
+        <w:rPr>
+          <w:color w:val="0070C0"/>
+        </w:rPr>
+        <w:t xml:space="preserve"> </w:t>
+      </w:r>
+      <w:proofErr w:type="spellStart"/>
+      <w:r>
+        <w:rPr>
+          <w:color w:val="0070C0"/>
+        </w:rPr>
+        <w:t>tokenType</w:t>
+      </w:r>
+      <w:proofErr w:type="spellEnd"/>
+      <w:r>
+        <w:rPr>
+          <w:color w:val="0070C0"/>
+        </w:rPr>
+        <w:t>) {</w:t>
+      </w:r>
+    </w:p>
+    <w:p>
+      <w:pPr>
+        <w:rPr>
+          <w:color w:val="0070C0"/>
+        </w:rPr>
+      </w:pPr>
+    </w:p>
+    <w:p>
+      <w:pPr>
+        <w:rPr>
+          <w:color w:val="0070C0"/>
+        </w:rPr>
+      </w:pPr>
+      <w:r>
+        <w:rPr>
+          <w:color w:val="0070C0"/>
+        </w:rPr>
+        <w:t>switch(</w:t>
+      </w:r>
+      <w:proofErr w:type="spellStart"/>
+      <w:r>
+        <w:rPr>
+          <w:color w:val="0070C0"/>
+        </w:rPr>
+        <w:t>tokenType</w:t>
+      </w:r>
+      <w:proofErr w:type="spellEnd"/>
+      <w:r>
+        <w:rPr>
+          <w:color w:val="0070C0"/>
+        </w:rPr>
+        <w:t>) {</w:t>
+      </w:r>
+    </w:p>
+    <w:p>
+      <w:pPr>
+        <w:rPr>
+          <w:color w:val="0070C0"/>
+        </w:rPr>
+      </w:pPr>
+    </w:p>
+    <w:p>
+      <w:pPr>
+        <w:rPr>
+          <w:color w:val="0070C0"/>
+        </w:rPr>
+      </w:pPr>
+      <w:r>
+        <w:rPr>
+          <w:color w:val="0070C0"/>
+        </w:rPr>
+        <w:t>case EMAIL:</w:t>
+      </w:r>
+    </w:p>
+    <w:p>
+      <w:pPr>
+        <w:rPr>
+          <w:color w:val="0070C0"/>
+        </w:rPr>
+      </w:pPr>
+      <w:r>
+        <w:rPr>
+          <w:color w:val="0070C0"/>
+        </w:rPr>
+        <w:t xml:space="preserve">return new </w:t>
+      </w:r>
+      <w:proofErr w:type="spellStart"/>
+      <w:r>
+        <w:rPr>
+          <w:color w:val="0070C0"/>
+        </w:rPr>
+        <w:t>EmailValidator</w:t>
+      </w:r>
+      <w:proofErr w:type="spellEnd"/>
+      <w:r>
+        <w:rPr>
+          <w:color w:val="0070C0"/>
+        </w:rPr>
+        <w:t>();</w:t>
+      </w:r>
+    </w:p>
+    <w:p>
+      <w:pPr>
+        <w:rPr>
+          <w:color w:val="0070C0"/>
+        </w:rPr>
+      </w:pPr>
+    </w:p>
+    <w:p>
+      <w:pPr>
+        <w:rPr>
+          <w:color w:val="0070C0"/>
+        </w:rPr>
+      </w:pPr>
+      <w:r>
+        <w:rPr>
+          <w:color w:val="0070C0"/>
+        </w:rPr>
+        <w:lastRenderedPageBreak/>
+        <w:t>case PHONE:</w:t>
+      </w:r>
+    </w:p>
+    <w:p>
+      <w:pPr>
+        <w:rPr>
+          <w:color w:val="0070C0"/>
+        </w:rPr>
+      </w:pPr>
+      <w:r>
+        <w:rPr>
+          <w:color w:val="0070C0"/>
+        </w:rPr>
+        <w:t xml:space="preserve">return new </w:t>
+      </w:r>
+      <w:proofErr w:type="spellStart"/>
+      <w:r>
+        <w:rPr>
+          <w:color w:val="0070C0"/>
+        </w:rPr>
+        <w:t>PhoneValidator</w:t>
+      </w:r>
+      <w:proofErr w:type="spellEnd"/>
+      <w:r>
+        <w:rPr>
+          <w:color w:val="0070C0"/>
+        </w:rPr>
+        <w:t>();</w:t>
+      </w:r>
+    </w:p>
+    <w:p>
+      <w:pPr>
+        <w:rPr>
+          <w:color w:val="0070C0"/>
+        </w:rPr>
+      </w:pPr>
+    </w:p>
+    <w:p>
+      <w:pPr>
+        <w:rPr>
+          <w:color w:val="0070C0"/>
+        </w:rPr>
+      </w:pPr>
+    </w:p>
+    <w:p>
+      <w:pPr>
+        <w:rPr>
+          <w:color w:val="0070C0"/>
+        </w:rPr>
+      </w:pPr>
+      <w:r>
+        <w:rPr>
+          <w:color w:val="0070C0"/>
+        </w:rPr>
+        <w:t>default:</w:t>
+      </w:r>
+    </w:p>
+    <w:p>
+      <w:pPr>
+        <w:rPr>
+          <w:color w:val="0070C0"/>
+        </w:rPr>
+      </w:pPr>
+      <w:r>
+        <w:rPr>
+          <w:color w:val="0070C0"/>
+        </w:rPr>
+        <w:t xml:space="preserve">throw new </w:t>
+      </w:r>
+      <w:proofErr w:type="spellStart"/>
+      <w:r>
+        <w:rPr>
+          <w:color w:val="0070C0"/>
+        </w:rPr>
+        <w:t>IllegalArgumentException</w:t>
+      </w:r>
+      <w:proofErr w:type="spellEnd"/>
+      <w:r>
+        <w:rPr>
+          <w:color w:val="0070C0"/>
+        </w:rPr>
+        <w:t>(</w:t>
+      </w:r>
+    </w:p>
+    <w:p>
+      <w:pPr>
+        <w:rPr>
+          <w:color w:val="0070C0"/>
+        </w:rPr>
+      </w:pPr>
+      <w:r>
+        <w:rPr>
+          <w:color w:val="0070C0"/>
+        </w:rPr>
+        <w:t>"Unsupported token");</w:t>
+      </w:r>
+    </w:p>
+    <w:p>
+      <w:pPr>
+        <w:rPr>
+          <w:color w:val="0070C0"/>
+        </w:rPr>
+      </w:pPr>
+      <w:r>
+        <w:rPr>
+          <w:color w:val="0070C0"/>
+        </w:rPr>
+        <w:t>}</w:t>
+      </w:r>
+    </w:p>
+    <w:p>
+      <w:pPr>
+        <w:rPr>
+          <w:color w:val="0070C0"/>
+        </w:rPr>
+      </w:pPr>
+      <w:r>
+        <w:rPr>
+          <w:color w:val="0070C0"/>
+        </w:rPr>
+        <w:t>}</w:t>
+      </w:r>
+    </w:p>
+    <w:p>
+      <w:pPr>
+        <w:rPr>
+          <w:color w:val="0070C0"/>
+        </w:rPr>
+      </w:pPr>
+      <w:r>
+        <w:rPr>
+          <w:color w:val="0070C0"/>
+        </w:rPr>
+        <w:t>}</w:t>
+      </w:r>
+    </w:p>
+    <w:p/>
+    <w:p>
+      <w:r>
+        <w:t xml:space="preserve">// In the service </w:t>
+      </w:r>
+    </w:p>
+    <w:p>
+      <w:pPr>
+        <w:rPr>
+          <w:color w:val="0070C0"/>
+        </w:rPr>
+      </w:pPr>
+      <w:proofErr w:type="spellStart"/>
+      <w:r>
+        <w:rPr>
+          <w:color w:val="0070C0"/>
+        </w:rPr>
+        <w:t>TokenValidator</w:t>
+      </w:r>
+      <w:proofErr w:type="spellEnd"/>
+      <w:r>
+        <w:rPr>
+          <w:color w:val="0070C0"/>
+        </w:rPr>
+        <w:t xml:space="preserve"> validator =</w:t>
+      </w:r>
+    </w:p>
+    <w:p>
+      <w:pPr>
+        <w:rPr>
+          <w:color w:val="0070C0"/>
+        </w:rPr>
+      </w:pPr>
+      <w:proofErr w:type="spellStart"/>
+      <w:r>
+        <w:rPr>
+          <w:color w:val="0070C0"/>
+        </w:rPr>
+        <w:t>TokenValidatorFactory.getValidator</w:t>
+      </w:r>
+      <w:proofErr w:type="spellEnd"/>
+      <w:r>
+        <w:rPr>
+          <w:color w:val="0070C0"/>
+        </w:rPr>
+        <w:t>(</w:t>
+      </w:r>
+      <w:proofErr w:type="spellStart"/>
+      <w:r>
+        <w:rPr>
+          <w:color w:val="0070C0"/>
+        </w:rPr>
+        <w:t>tokenType</w:t>
+      </w:r>
+      <w:proofErr w:type="spellEnd"/>
+      <w:r>
+        <w:rPr>
+          <w:color w:val="0070C0"/>
+        </w:rPr>
+        <w:t>);</w:t>
+      </w:r>
+    </w:p>
+    <w:p>
+      <w:pPr>
+        <w:rPr>
+          <w:color w:val="0070C0"/>
+        </w:rPr>
+      </w:pPr>
+    </w:p>
+    <w:p>
+      <w:pPr>
+        <w:rPr>
+          <w:color w:val="0070C0"/>
+        </w:rPr>
+      </w:pPr>
+      <w:proofErr w:type="spellStart"/>
+      <w:r>
+        <w:rPr>
+          <w:color w:val="0070C0"/>
+        </w:rPr>
+        <w:t>boolean</w:t>
+      </w:r>
+      <w:proofErr w:type="spellEnd"/>
+      <w:r>
+        <w:rPr>
+          <w:color w:val="0070C0"/>
+        </w:rPr>
+        <w:t xml:space="preserve"> valid =</w:t>
+      </w:r>
+    </w:p>
+    <w:p>
+      <w:pPr>
+        <w:rPr>
+          <w:color w:val="0070C0"/>
+        </w:rPr>
+      </w:pPr>
+      <w:proofErr w:type="spellStart"/>
+      <w:r>
+        <w:rPr>
+          <w:color w:val="0070C0"/>
+        </w:rPr>
+        <w:t>validator.validate</w:t>
+      </w:r>
+      <w:proofErr w:type="spellEnd"/>
+      <w:r>
+        <w:rPr>
+          <w:color w:val="0070C0"/>
+        </w:rPr>
+        <w:t>(</w:t>
+      </w:r>
+      <w:proofErr w:type="spellStart"/>
+      <w:r>
+        <w:rPr>
+          <w:color w:val="0070C0"/>
+        </w:rPr>
+        <w:t>tokenValue</w:t>
+      </w:r>
+      <w:proofErr w:type="spellEnd"/>
+      <w:r>
+        <w:rPr>
+          <w:color w:val="0070C0"/>
+        </w:rPr>
+        <w:t>);</w:t>
+      </w:r>
+    </w:p>
+    <w:p/>
+    <w:p>
+      <w:pPr>
+        <w:pStyle w:val="Heading2"/>
+      </w:pPr>
+      <w:r>
+        <w:t>Builder Pattern</w:t>
+      </w:r>
+    </w:p>
+    <w:p/>
+    <w:p>
+      <w:r>
+        <w:t xml:space="preserve">Used the Builder pattern to construct </w:t>
+      </w:r>
+      <w:proofErr w:type="spellStart"/>
+      <w:r>
+        <w:t>ErrorResponse</w:t>
+      </w:r>
+      <w:proofErr w:type="spellEnd"/>
+      <w:r>
+        <w:t xml:space="preserve"> and Kafka event objects with multiple optional fields while avoiding large constructors</w:t>
+      </w:r>
+      <w:r>
+        <w:t>.</w:t>
+      </w:r>
+    </w:p>
+    <w:p>
+      <w:pPr>
+        <w:rPr>
+          <w:lang w:val="en-US"/>
+        </w:rPr>
+      </w:pPr>
+    </w:p>
+    <w:p>
+      <w:pPr>
+        <w:rPr>
+          <w:lang w:val="en-US"/>
+        </w:rPr>
+      </w:pPr>
+    </w:p>
+    <w:p>
+      <w:pPr>
+        <w:rPr>
+          <w:b/>
+          <w:bCs/>
+        </w:rPr>
+      </w:pPr>
+      <w:r>
+        <w:rPr>
+          <w:b/>
+          <w:bCs/>
+        </w:rPr>
+        <w:t>Error Response Object</w:t>
+      </w:r>
+    </w:p>
+    <w:p>
+      <w:proofErr w:type="spellStart"/>
+      <w:r>
+        <w:t>ErrorResponse.builder</w:t>
+      </w:r>
+      <w:proofErr w:type="spellEnd"/>
+      <w:r>
+        <w:t>()</w:t>
+      </w:r>
+    </w:p>
+    <w:p>
+      <w:r>
+        <w:t>.</w:t>
+      </w:r>
+      <w:proofErr w:type="spellStart"/>
+      <w:r>
+        <w:t>errorCode</w:t>
+      </w:r>
+      <w:proofErr w:type="spellEnd"/>
+      <w:r>
+        <w:t>("CREW_001")</w:t>
+      </w:r>
+    </w:p>
+    <w:p>
+      <w:r>
+        <w:t>.message("Crew not qualified")</w:t>
+      </w:r>
+    </w:p>
+    <w:p>
+      <w:r>
+        <w:t>.</w:t>
+      </w:r>
+      <w:proofErr w:type="spellStart"/>
+      <w:r>
+        <w:t>correlationId</w:t>
+      </w:r>
+      <w:proofErr w:type="spellEnd"/>
+      <w:r>
+        <w:t>(</w:t>
+      </w:r>
+      <w:proofErr w:type="spellStart"/>
+      <w:r>
+        <w:t>requestId</w:t>
+      </w:r>
+      <w:proofErr w:type="spellEnd"/>
+      <w:r>
+        <w:t>)</w:t>
+      </w:r>
+    </w:p>
+    <w:p>
+      <w:r>
+        <w:lastRenderedPageBreak/>
+        <w:t>.timestamp(</w:t>
+      </w:r>
+      <w:proofErr w:type="spellStart"/>
+      <w:r>
+        <w:t>Instant.now</w:t>
+      </w:r>
+      <w:proofErr w:type="spellEnd"/>
+      <w:r>
+        <w:t>())</w:t>
+      </w:r>
+    </w:p>
+    <w:p>
+      <w:r>
+        <w:t>.build();</w:t>
+      </w:r>
+    </w:p>
+    <w:p/>
+    <w:p>
+      <w:pPr>
+        <w:rPr>
+          <w:b/>
+          <w:bCs/>
+        </w:rPr>
+      </w:pPr>
+      <w:r>
+        <w:rPr>
+          <w:b/>
+          <w:bCs/>
+        </w:rPr>
         <w:t>Schedule Event</w:t>
       </w:r>
     </w:p>
     <w:p>
-      <w:r>
-        <w:t>CrewAssignedEvent.builder()</w:t>
-      </w:r>
-    </w:p>
-    <w:p>
-      <w:r>
-        <w:t>.crewId("CREW001")</w:t>
-      </w:r>
-    </w:p>
-    <w:p>
-      <w:r>
-        <w:t>.flightId("WN123")</w:t>
-      </w:r>
-    </w:p>
-    <w:p>
-      <w:r>
-        <w:t>.eventType("CrewAssigned")</w:t>
+      <w:proofErr w:type="spellStart"/>
+      <w:r>
+        <w:t>CrewAssignedEvent.builder</w:t>
+      </w:r>
+      <w:proofErr w:type="spellEnd"/>
+      <w:r>
+        <w:t>()</w:t>
+      </w:r>
+    </w:p>
+    <w:p>
+      <w:r>
+        <w:t>.</w:t>
+      </w:r>
+      <w:proofErr w:type="spellStart"/>
+      <w:r>
+        <w:t>crewId</w:t>
+      </w:r>
+      <w:proofErr w:type="spellEnd"/>
+      <w:r>
+        <w:t>("CREW001")</w:t>
+      </w:r>
+    </w:p>
+    <w:p>
+      <w:r>
+        <w:t>.</w:t>
+      </w:r>
+      <w:proofErr w:type="spellStart"/>
+      <w:r>
+        <w:t>flightId</w:t>
+      </w:r>
+      <w:proofErr w:type="spellEnd"/>
+      <w:r>
+        <w:t>("WN123")</w:t>
+      </w:r>
+    </w:p>
+    <w:p>
+      <w:r>
+        <w:t>.</w:t>
+      </w:r>
+      <w:proofErr w:type="spellStart"/>
+      <w:r>
+        <w:t>eventType</w:t>
+      </w:r>
+      <w:proofErr w:type="spellEnd"/>
+      <w:r>
+        <w:t>("</w:t>
+      </w:r>
+      <w:proofErr w:type="spellStart"/>
+      <w:r>
+        <w:t>CrewAssigned</w:t>
+      </w:r>
+      <w:proofErr w:type="spellEnd"/>
+      <w:r>
+        <w:t>")</w:t>
       </w:r>
     </w:p>
     <w:p>
       <w:r>
         <w:t>.build();</w:t>
-      </w:r>
-    </w:p>
-    <w:p/>
-    <w:p>
-      <w:pPr>
-        <w:pStyle w:val="Heading2"/>
-      </w:pPr>
-      <w:r>
-        <w:t>Strategy Pattern</w:t>
-      </w:r>
-    </w:p>
-    <w:p/>
-    <w:p>
-      <w:r>
-        <w:t>Used the Strategy pattern in the Crew Validation Service to apply different validation algorithms such as Rest Period, Flight Hours, Medical, and Qualification checks through a common interface.</w:t>
-      </w:r>
-    </w:p>
-    <w:p/>
-    <w:p>
-      <w:r>
-        <w:t>ValidationStrategy strategy;</w:t>
-      </w:r>
-    </w:p>
-    <w:p/>
-    <w:p>
-      <w:r>
-        <w:t>RestPeriodValidationStrategy</w:t>
-      </w:r>
-    </w:p>
-    <w:p>
-      <w:r>
-        <w:lastRenderedPageBreak/>
-        <w:t>FlightHoursValidationStrategy</w:t>
-      </w:r>
-    </w:p>
-    <w:p>
-      <w:r>
-        <w:t>QualificationValidationStrategy</w:t>
-      </w:r>
-    </w:p>
-    <w:p>
-      <w:r>
-        <w:t>MedicalValidationStrategy</w:t>
-      </w:r>
-    </w:p>
-    <w:p/>
-    <w:p>
-      <w:r>
-        <w:t>strategy.validate(request);</w:t>
       </w:r>
     </w:p>
     <w:p/>
     <w:p/>
+    <w:p/>
     <w:p>
       <w:pPr>
         <w:pStyle w:val="Heading2"/>
@@ -12229,95 +14181,23 @@
     </w:p>
     <w:p>
       <w:r>
-        <w:t>Used the Observer pattern through Kafka event-driven architecture, where ScheduleCreated and ScheduleUpdated events notified multiple independent consumers such as Projector, Notification, and Audit services.</w:t>
-      </w:r>
-    </w:p>
-    <w:p>
-      <w:pPr>
-        <w:pStyle w:val="Heading2"/>
-      </w:pPr>
-      <w:r>
-        <w:t>Factory Patter</w:t>
-      </w:r>
-      <w:r>
-        <w:t>n</w:t>
-      </w:r>
-    </w:p>
-    <w:p>
-      <w:r>
-        <w:t xml:space="preserve">Used in </w:t>
-      </w:r>
-      <w:r>
-        <w:t>Validation Rule Factory</w:t>
-      </w:r>
-    </w:p>
-    <w:p/>
-    <w:p>
-      <w:r>
-        <w:t>ValidationRule rule =validationRuleFactory.getRule(validationType);</w:t>
-      </w:r>
-    </w:p>
-    <w:p/>
-    <w:p>
-      <w:r>
-        <w:t xml:space="preserve">REST_PERIOD </w:t>
-      </w:r>
-      <w:r>
-        <w:rPr>
-          <w:rFonts w:ascii="Times New Roman" w:hAnsi="Times New Roman" w:cs="Times New Roman"/>
-        </w:rPr>
-        <w:t>→</w:t>
-      </w:r>
-      <w:r>
-        <w:t xml:space="preserve"> RestPeriodValidationRule</w:t>
-      </w:r>
-    </w:p>
-    <w:p>
-      <w:r>
-        <w:t xml:space="preserve">FLIGHT_HOURS </w:t>
-      </w:r>
-      <w:r>
-        <w:rPr>
-          <w:rFonts w:ascii="Times New Roman" w:hAnsi="Times New Roman" w:cs="Times New Roman"/>
-        </w:rPr>
-        <w:t>→</w:t>
-      </w:r>
-      <w:r>
-        <w:t xml:space="preserve"> FlightHoursValidationRule</w:t>
-      </w:r>
-    </w:p>
-    <w:p>
-      <w:r>
-        <w:t xml:space="preserve">MEDICAL </w:t>
-      </w:r>
-      <w:r>
-        <w:rPr>
-          <w:rFonts w:ascii="Times New Roman" w:hAnsi="Times New Roman" w:cs="Times New Roman"/>
-        </w:rPr>
-        <w:t>→</w:t>
-      </w:r>
-      <w:r>
-        <w:t xml:space="preserve"> MedicalValidationRule</w:t>
-      </w:r>
-    </w:p>
-    <w:p>
-      <w:r>
-        <w:t xml:space="preserve">QUALIFICATION </w:t>
-      </w:r>
-      <w:r>
-        <w:rPr>
-          <w:rFonts w:ascii="Times New Roman" w:hAnsi="Times New Roman" w:cs="Times New Roman"/>
-        </w:rPr>
-        <w:t>→</w:t>
-      </w:r>
-      <w:r>
-        <w:t xml:space="preserve"> QualificationValidationRule</w:t>
-      </w:r>
-    </w:p>
-    <w:p/>
-    <w:p>
-      <w:r>
-        <w:t>Used a Factory pattern in the Crew Validation Service to create the appropriate validation rule implementation based on the validation type being processed.</w:t>
+        <w:t xml:space="preserve">Used the Observer pattern through Kafka event-driven architecture, where </w:t>
+      </w:r>
+      <w:proofErr w:type="spellStart"/>
+      <w:r>
+        <w:t>ScheduleCreated</w:t>
+      </w:r>
+      <w:proofErr w:type="spellEnd"/>
+      <w:r>
+        <w:t xml:space="preserve"> and </w:t>
+      </w:r>
+      <w:proofErr w:type="spellStart"/>
+      <w:r>
+        <w:t>ScheduleUpdated</w:t>
+      </w:r>
+      <w:proofErr w:type="spellEnd"/>
+      <w:r>
+        <w:t xml:space="preserve"> events notified multiple independent consumers such as Projector, Notification, and Audit services.</w:t>
       </w:r>
     </w:p>
     <w:p/>
@@ -19824,7 +21704,6 @@
   <w:style w:type="character" w:default="1" w:styleId="DefaultParagraphFont">
     <w:name w:val="Default Paragraph Font"/>
     <w:uiPriority w:val="1"/>
-    <w:semiHidden/>
     <w:unhideWhenUsed/>
   </w:style>
   <w:style w:type="table" w:default="1" w:styleId="TableNormal">

--- a/Java/experience_v2.docx
+++ b/Java/experience_v2.docx
@@ -1,6 +1,6 @@
 
 <file path=word/document.xml><?xml version="1.0" encoding="utf-8"?>
-<w:document xmlns:wpc="http://schemas.microsoft.com/office/word/2010/wordprocessingCanvas" xmlns:cx="http://schemas.microsoft.com/office/drawing/2014/chartex" xmlns:cx1="http://schemas.microsoft.com/office/drawing/2015/9/8/chartex" xmlns:cx2="http://schemas.microsoft.com/office/drawing/2015/10/21/chartex" xmlns:cx3="http://schemas.microsoft.com/office/drawing/2016/5/9/chartex" xmlns:cx4="http://schemas.microsoft.com/office/drawing/2016/5/10/chartex" xmlns:cx5="http://schemas.microsoft.com/office/drawing/2016/5/11/chartex" xmlns:cx6="http://schemas.microsoft.com/office/drawing/2016/5/12/chartex" xmlns:cx7="http://schemas.microsoft.com/office/drawing/2016/5/13/chartex" xmlns:cx8="http://schemas.microsoft.com/office/drawing/2016/5/14/chartex" xmlns:mc="http://schemas.openxmlformats.org/markup-compatibility/2006" xmlns:aink="http://schemas.microsoft.com/office/drawing/2016/ink" xmlns:am3d="http://schemas.microsoft.com/office/drawing/2017/model3d" xmlns:o="urn:schemas-microsoft-com:office:office" xmlns:oel="http://schemas.microsoft.com/office/2019/extlst" xmlns:r="http://schemas.openxmlformats.org/officeDocument/2006/relationships" xmlns:m="http://schemas.openxmlformats.org/officeDocument/2006/math" xmlns:v="urn:schemas-microsoft-com:vml" xmlns:wp14="http://schemas.microsoft.com/office/word/2010/wordprocessingDrawing" xmlns:wp="http://schemas.openxmlformats.org/drawingml/2006/wordprocessingDrawing" xmlns:w10="urn:schemas-microsoft-com:office:word" xmlns:w="http://schemas.openxmlformats.org/wordprocessingml/2006/main" xmlns:w14="http://schemas.microsoft.com/office/word/2010/wordml" xmlns:w15="http://schemas.microsoft.com/office/word/2012/wordml" xmlns:w16cei="http://schemas.microsoft.com/office/word/2026/wordml/cei" xmlns:w16cex="http://schemas.microsoft.com/office/word/2018/wordml/cex" xmlns:w16cid="http://schemas.microsoft.com/office/word/2016/wordml/cid" xmlns:w16="http://schemas.microsoft.com/office/word/2018/wordml" xmlns:w16du="http://schemas.microsoft.com/office/word/2023/wordml/word16du" xmlns:w16sdtdh="http://schemas.microsoft.com/office/word/2020/wordml/sdtdatahash" xmlns:w16sdtfl="http://schemas.microsoft.com/office/word/2024/wordml/sdtformatlock" xmlns:w16se="http://schemas.microsoft.com/office/word/2015/wordml/symex" xmlns:wpg="http://schemas.microsoft.com/office/word/2010/wordprocessingGroup" xmlns:wpi="http://schemas.microsoft.com/office/word/2010/wordprocessingInk" xmlns:wne="http://schemas.microsoft.com/office/word/2006/wordml" xmlns:wps="http://schemas.microsoft.com/office/word/2010/wordprocessingShape" mc:Ignorable="w14 w15 w16se w16cid w16 w16cex w16sdtdh w16sdtfl w16du wp14">
+<w:document xmlns:wpc="http://schemas.microsoft.com/office/word/2010/wordprocessingCanvas" xmlns:cx="http://schemas.microsoft.com/office/drawing/2014/chartex" xmlns:cx1="http://schemas.microsoft.com/office/drawing/2015/9/8/chartex" xmlns:cx2="http://schemas.microsoft.com/office/drawing/2015/10/21/chartex" xmlns:cx3="http://schemas.microsoft.com/office/drawing/2016/5/9/chartex" xmlns:cx4="http://schemas.microsoft.com/office/drawing/2016/5/10/chartex" xmlns:cx5="http://schemas.microsoft.com/office/drawing/2016/5/11/chartex" xmlns:cx6="http://schemas.microsoft.com/office/drawing/2016/5/12/chartex" xmlns:cx7="http://schemas.microsoft.com/office/drawing/2016/5/13/chartex" xmlns:cx8="http://schemas.microsoft.com/office/drawing/2016/5/14/chartex" xmlns:mc="http://schemas.openxmlformats.org/markup-compatibility/2006" xmlns:aink="http://schemas.microsoft.com/office/drawing/2016/ink" xmlns:am3d="http://schemas.microsoft.com/office/drawing/2017/model3d" xmlns:o="urn:schemas-microsoft-com:office:office" xmlns:oel="http://schemas.microsoft.com/office/2019/extlst" xmlns:r="http://schemas.openxmlformats.org/officeDocument/2006/relationships" xmlns:m="http://schemas.openxmlformats.org/officeDocument/2006/math" xmlns:v="urn:schemas-microsoft-com:vml" xmlns:wp14="http://schemas.microsoft.com/office/word/2010/wordprocessingDrawing" xmlns:wp="http://schemas.openxmlformats.org/drawingml/2006/wordprocessingDrawing" xmlns:w10="urn:schemas-microsoft-com:office:word" xmlns:w="http://schemas.openxmlformats.org/wordprocessingml/2006/main" xmlns:w14="http://schemas.microsoft.com/office/word/2010/wordml" xmlns:w15="http://schemas.microsoft.com/office/word/2012/wordml" xmlns:w16cex="http://schemas.microsoft.com/office/word/2018/wordml/cex" xmlns:w16cid="http://schemas.microsoft.com/office/word/2016/wordml/cid" xmlns:w16="http://schemas.microsoft.com/office/word/2018/wordml" xmlns:w16du="http://schemas.microsoft.com/office/word/2023/wordml/word16du" xmlns:w16sdtdh="http://schemas.microsoft.com/office/word/2020/wordml/sdtdatahash" xmlns:w16sdtfl="http://schemas.microsoft.com/office/word/2024/wordml/sdtformatlock" xmlns:w16se="http://schemas.microsoft.com/office/word/2015/wordml/symex" xmlns:wpg="http://schemas.microsoft.com/office/word/2010/wordprocessingGroup" xmlns:wpi="http://schemas.microsoft.com/office/word/2010/wordprocessingInk" xmlns:wne="http://schemas.microsoft.com/office/word/2006/wordml" xmlns:wps="http://schemas.microsoft.com/office/word/2010/wordprocessingShape" mc:Ignorable="w14 w15 w16se w16cid w16 w16cex w16sdtdh w16sdtfl w16du wp14">
   <w:body>
     <w:p/>
     <w:p>
@@ -45,7 +45,7 @@
                     <pic:cNvPicPr/>
                   </pic:nvPicPr>
                   <pic:blipFill>
-                    <a:blip r:embed="rId5"/>
+                    <a:blip r:embed="rId6"/>
                     <a:stretch>
                       <a:fillRect/>
                     </a:stretch>
@@ -1849,7 +1849,7 @@
                     <pic:cNvPicPr/>
                   </pic:nvPicPr>
                   <pic:blipFill>
-                    <a:blip r:embed="rId6"/>
+                    <a:blip r:embed="rId7"/>
                     <a:stretch>
                       <a:fillRect/>
                     </a:stretch>
@@ -2940,7 +2940,7 @@
         <w:pStyle w:val="ListParagraph"/>
         <w:numPr>
           <w:ilvl w:val="1"/>
-          <w:numId w:val="50"/>
+          <w:numId w:val="23"/>
         </w:numPr>
         <w:rPr>
           <w:lang w:val="en-US"/>
@@ -2958,7 +2958,7 @@
         <w:pStyle w:val="ListParagraph"/>
         <w:numPr>
           <w:ilvl w:val="1"/>
-          <w:numId w:val="50"/>
+          <w:numId w:val="23"/>
         </w:numPr>
         <w:rPr>
           <w:lang w:val="en-US"/>
@@ -3003,7 +3003,7 @@
         <w:pStyle w:val="ListParagraph"/>
         <w:numPr>
           <w:ilvl w:val="0"/>
-          <w:numId w:val="48"/>
+          <w:numId w:val="22"/>
         </w:numPr>
         <w:rPr>
           <w:lang w:val="en-US"/>
@@ -3021,7 +3021,7 @@
         <w:pStyle w:val="ListParagraph"/>
         <w:numPr>
           <w:ilvl w:val="0"/>
-          <w:numId w:val="48"/>
+          <w:numId w:val="22"/>
         </w:numPr>
         <w:rPr>
           <w:lang w:val="en-US"/>
@@ -3039,7 +3039,7 @@
         <w:pStyle w:val="ListParagraph"/>
         <w:numPr>
           <w:ilvl w:val="0"/>
-          <w:numId w:val="48"/>
+          <w:numId w:val="22"/>
         </w:numPr>
         <w:rPr>
           <w:lang w:val="en-US"/>
@@ -3057,7 +3057,7 @@
         <w:pStyle w:val="ListParagraph"/>
         <w:numPr>
           <w:ilvl w:val="0"/>
-          <w:numId w:val="48"/>
+          <w:numId w:val="22"/>
         </w:numPr>
         <w:rPr>
           <w:lang w:val="en-US"/>
@@ -4029,7 +4029,7 @@
                     </pic:cNvPicPr>
                   </pic:nvPicPr>
                   <pic:blipFill>
-                    <a:blip r:embed="rId7" cstate="print">
+                    <a:blip r:embed="rId8" cstate="print">
                       <a:extLst>
                         <a:ext uri="{28A0092B-C50C-407E-A947-70E740481C1C}">
                           <a14:useLocalDpi xmlns:a14="http://schemas.microsoft.com/office/drawing/2010/main" val="0"/>
@@ -4215,7 +4215,7 @@
       <w:pPr>
         <w:numPr>
           <w:ilvl w:val="0"/>
-          <w:numId w:val="23"/>
+          <w:numId w:val="3"/>
         </w:numPr>
         <w:spacing w:after="0" w:line="240" w:lineRule="auto"/>
         <w:textAlignment w:val="center"/>
@@ -4261,7 +4261,7 @@
       <w:pPr>
         <w:numPr>
           <w:ilvl w:val="0"/>
-          <w:numId w:val="24"/>
+          <w:numId w:val="4"/>
         </w:numPr>
         <w:spacing w:after="0" w:line="240" w:lineRule="auto"/>
         <w:textAlignment w:val="center"/>
@@ -4652,7 +4652,7 @@
       <w:pPr>
         <w:numPr>
           <w:ilvl w:val="0"/>
-          <w:numId w:val="43"/>
+          <w:numId w:val="17"/>
         </w:numPr>
         <w:spacing w:after="0" w:line="240" w:lineRule="auto"/>
         <w:textAlignment w:val="center"/>
@@ -4677,7 +4677,7 @@
       <w:pPr>
         <w:numPr>
           <w:ilvl w:val="0"/>
-          <w:numId w:val="43"/>
+          <w:numId w:val="17"/>
         </w:numPr>
         <w:spacing w:after="0" w:line="240" w:lineRule="auto"/>
         <w:textAlignment w:val="center"/>
@@ -4813,7 +4813,7 @@
       <w:pPr>
         <w:numPr>
           <w:ilvl w:val="0"/>
-          <w:numId w:val="26"/>
+          <w:numId w:val="5"/>
         </w:numPr>
         <w:spacing w:after="0" w:line="240" w:lineRule="auto"/>
         <w:textAlignment w:val="center"/>
@@ -4838,7 +4838,7 @@
       <w:pPr>
         <w:numPr>
           <w:ilvl w:val="0"/>
-          <w:numId w:val="26"/>
+          <w:numId w:val="5"/>
         </w:numPr>
         <w:spacing w:after="0" w:line="240" w:lineRule="auto"/>
         <w:textAlignment w:val="center"/>
@@ -4998,7 +4998,7 @@
       <w:pPr>
         <w:numPr>
           <w:ilvl w:val="0"/>
-          <w:numId w:val="27"/>
+          <w:numId w:val="6"/>
         </w:numPr>
         <w:spacing w:after="0" w:line="240" w:lineRule="auto"/>
         <w:textAlignment w:val="center"/>
@@ -5023,7 +5023,7 @@
       <w:pPr>
         <w:numPr>
           <w:ilvl w:val="0"/>
-          <w:numId w:val="27"/>
+          <w:numId w:val="6"/>
         </w:numPr>
         <w:spacing w:after="0" w:line="240" w:lineRule="auto"/>
         <w:textAlignment w:val="center"/>
@@ -5048,7 +5048,7 @@
       <w:pPr>
         <w:numPr>
           <w:ilvl w:val="0"/>
-          <w:numId w:val="27"/>
+          <w:numId w:val="6"/>
         </w:numPr>
         <w:spacing w:after="0" w:line="240" w:lineRule="auto"/>
         <w:textAlignment w:val="center"/>
@@ -5073,7 +5073,7 @@
       <w:pPr>
         <w:numPr>
           <w:ilvl w:val="0"/>
-          <w:numId w:val="27"/>
+          <w:numId w:val="6"/>
         </w:numPr>
         <w:spacing w:after="0" w:line="240" w:lineRule="auto"/>
         <w:textAlignment w:val="center"/>
@@ -5232,7 +5232,7 @@
       <w:pPr>
         <w:numPr>
           <w:ilvl w:val="0"/>
-          <w:numId w:val="44"/>
+          <w:numId w:val="18"/>
         </w:numPr>
         <w:spacing w:after="0" w:line="240" w:lineRule="auto"/>
         <w:textAlignment w:val="center"/>
@@ -5257,7 +5257,7 @@
       <w:pPr>
         <w:numPr>
           <w:ilvl w:val="0"/>
-          <w:numId w:val="44"/>
+          <w:numId w:val="18"/>
         </w:numPr>
         <w:spacing w:after="0" w:line="240" w:lineRule="auto"/>
         <w:textAlignment w:val="center"/>
@@ -5282,7 +5282,7 @@
       <w:pPr>
         <w:numPr>
           <w:ilvl w:val="0"/>
-          <w:numId w:val="44"/>
+          <w:numId w:val="18"/>
         </w:numPr>
         <w:spacing w:after="0" w:line="240" w:lineRule="auto"/>
         <w:textAlignment w:val="center"/>
@@ -5349,7 +5349,7 @@
       <w:pPr>
         <w:numPr>
           <w:ilvl w:val="0"/>
-          <w:numId w:val="45"/>
+          <w:numId w:val="19"/>
         </w:numPr>
         <w:spacing w:after="0" w:line="240" w:lineRule="auto"/>
         <w:textAlignment w:val="center"/>
@@ -5374,7 +5374,7 @@
       <w:pPr>
         <w:numPr>
           <w:ilvl w:val="0"/>
-          <w:numId w:val="45"/>
+          <w:numId w:val="19"/>
         </w:numPr>
         <w:spacing w:after="0" w:line="240" w:lineRule="auto"/>
         <w:textAlignment w:val="center"/>
@@ -5399,7 +5399,7 @@
       <w:pPr>
         <w:numPr>
           <w:ilvl w:val="0"/>
-          <w:numId w:val="45"/>
+          <w:numId w:val="19"/>
         </w:numPr>
         <w:spacing w:after="0" w:line="240" w:lineRule="auto"/>
         <w:textAlignment w:val="center"/>
@@ -6174,7 +6174,7 @@
       <w:pPr>
         <w:numPr>
           <w:ilvl w:val="0"/>
-          <w:numId w:val="46"/>
+          <w:numId w:val="20"/>
         </w:numPr>
         <w:tabs>
           <w:tab w:val="clear" w:pos="720"/>
@@ -6222,7 +6222,7 @@
       <w:pPr>
         <w:numPr>
           <w:ilvl w:val="0"/>
-          <w:numId w:val="46"/>
+          <w:numId w:val="20"/>
         </w:numPr>
         <w:tabs>
           <w:tab w:val="clear" w:pos="720"/>
@@ -6270,7 +6270,7 @@
       <w:pPr>
         <w:numPr>
           <w:ilvl w:val="0"/>
-          <w:numId w:val="46"/>
+          <w:numId w:val="20"/>
         </w:numPr>
         <w:tabs>
           <w:tab w:val="clear" w:pos="720"/>
@@ -6761,7 +6761,7 @@
       <w:pPr>
         <w:numPr>
           <w:ilvl w:val="0"/>
-          <w:numId w:val="31"/>
+          <w:numId w:val="7"/>
         </w:numPr>
         <w:spacing w:after="0" w:line="240" w:lineRule="auto"/>
         <w:textAlignment w:val="center"/>
@@ -6786,7 +6786,7 @@
       <w:pPr>
         <w:numPr>
           <w:ilvl w:val="0"/>
-          <w:numId w:val="31"/>
+          <w:numId w:val="7"/>
         </w:numPr>
         <w:spacing w:after="0" w:line="240" w:lineRule="auto"/>
         <w:textAlignment w:val="center"/>
@@ -6811,7 +6811,7 @@
       <w:pPr>
         <w:numPr>
           <w:ilvl w:val="0"/>
-          <w:numId w:val="31"/>
+          <w:numId w:val="7"/>
         </w:numPr>
         <w:spacing w:after="0" w:line="240" w:lineRule="auto"/>
         <w:textAlignment w:val="center"/>
@@ -6836,7 +6836,7 @@
       <w:pPr>
         <w:numPr>
           <w:ilvl w:val="0"/>
-          <w:numId w:val="31"/>
+          <w:numId w:val="7"/>
         </w:numPr>
         <w:spacing w:after="0" w:line="240" w:lineRule="auto"/>
         <w:textAlignment w:val="center"/>
@@ -7173,7 +7173,7 @@
       <w:pPr>
         <w:numPr>
           <w:ilvl w:val="0"/>
-          <w:numId w:val="32"/>
+          <w:numId w:val="8"/>
         </w:numPr>
         <w:spacing w:after="0" w:line="240" w:lineRule="auto"/>
         <w:textAlignment w:val="center"/>
@@ -7198,7 +7198,7 @@
       <w:pPr>
         <w:numPr>
           <w:ilvl w:val="0"/>
-          <w:numId w:val="32"/>
+          <w:numId w:val="8"/>
         </w:numPr>
         <w:spacing w:after="0" w:line="240" w:lineRule="auto"/>
         <w:textAlignment w:val="center"/>
@@ -7223,7 +7223,7 @@
       <w:pPr>
         <w:numPr>
           <w:ilvl w:val="0"/>
-          <w:numId w:val="32"/>
+          <w:numId w:val="8"/>
         </w:numPr>
         <w:spacing w:after="0" w:line="240" w:lineRule="auto"/>
         <w:textAlignment w:val="center"/>
@@ -7398,7 +7398,7 @@
       <w:pPr>
         <w:numPr>
           <w:ilvl w:val="0"/>
-          <w:numId w:val="33"/>
+          <w:numId w:val="9"/>
         </w:numPr>
         <w:spacing w:after="0" w:line="240" w:lineRule="auto"/>
         <w:textAlignment w:val="center"/>
@@ -7495,7 +7495,7 @@
       <w:pPr>
         <w:numPr>
           <w:ilvl w:val="0"/>
-          <w:numId w:val="34"/>
+          <w:numId w:val="10"/>
         </w:numPr>
         <w:spacing w:after="0" w:line="240" w:lineRule="auto"/>
         <w:textAlignment w:val="center"/>
@@ -7520,7 +7520,7 @@
       <w:pPr>
         <w:numPr>
           <w:ilvl w:val="0"/>
-          <w:numId w:val="34"/>
+          <w:numId w:val="10"/>
         </w:numPr>
         <w:spacing w:after="0" w:line="240" w:lineRule="auto"/>
         <w:textAlignment w:val="center"/>
@@ -7545,7 +7545,7 @@
       <w:pPr>
         <w:numPr>
           <w:ilvl w:val="0"/>
-          <w:numId w:val="34"/>
+          <w:numId w:val="10"/>
         </w:numPr>
         <w:spacing w:after="0" w:line="240" w:lineRule="auto"/>
         <w:textAlignment w:val="center"/>
@@ -7765,7 +7765,7 @@
       <w:pPr>
         <w:numPr>
           <w:ilvl w:val="0"/>
-          <w:numId w:val="35"/>
+          <w:numId w:val="11"/>
         </w:numPr>
         <w:spacing w:after="0" w:line="240" w:lineRule="auto"/>
         <w:textAlignment w:val="center"/>
@@ -7790,7 +7790,7 @@
       <w:pPr>
         <w:numPr>
           <w:ilvl w:val="0"/>
-          <w:numId w:val="35"/>
+          <w:numId w:val="11"/>
         </w:numPr>
         <w:spacing w:after="0" w:line="240" w:lineRule="auto"/>
         <w:textAlignment w:val="center"/>
@@ -8210,14 +8210,65 @@
           <w14:ligatures w14:val="none"/>
         </w:rPr>
       </w:pPr>
-      <w:r>
-        <w:rPr>
-          <w:rFonts w:ascii="Aptos" w:eastAsia="Times New Roman" w:hAnsi="Aptos" w:cs="Times New Roman"/>
-          <w:kern w:val="0"/>
-          <w:lang w:val="en-US"/>
-          <w14:ligatures w14:val="none"/>
-        </w:rPr>
-        <w:t> </w:t>
+    </w:p>
+    <w:p>
+      <w:pPr>
+        <w:spacing w:after="0" w:line="240" w:lineRule="auto"/>
+        <w:rPr>
+          <w:rFonts w:ascii="Aptos" w:eastAsia="Times New Roman" w:hAnsi="Aptos" w:cs="Times New Roman"/>
+          <w:kern w:val="0"/>
+          <w:lang w:val="en-US"/>
+          <w14:ligatures w14:val="none"/>
+        </w:rPr>
+      </w:pPr>
+      <w:r>
+        <w:rPr>
+          <w:rFonts w:ascii="Aptos" w:eastAsia="Times New Roman" w:hAnsi="Aptos" w:cs="Times New Roman"/>
+          <w:kern w:val="0"/>
+          <w:lang w:val="en-US"/>
+          <w14:ligatures w14:val="none"/>
+        </w:rPr>
+        <w:t>Spring batch for partitioning the workload.</w:t>
+      </w:r>
+    </w:p>
+    <w:p>
+      <w:pPr>
+        <w:spacing w:after="0" w:line="240" w:lineRule="auto"/>
+        <w:rPr>
+          <w:rFonts w:ascii="Aptos" w:eastAsia="Times New Roman" w:hAnsi="Aptos" w:cs="Times New Roman"/>
+          <w:kern w:val="0"/>
+          <w:lang w:val="en-US"/>
+          <w14:ligatures w14:val="none"/>
+        </w:rPr>
+      </w:pPr>
+      <w:r>
+        <w:rPr>
+          <w:rFonts w:ascii="Aptos" w:eastAsia="Times New Roman" w:hAnsi="Aptos" w:cs="Times New Roman"/>
+          <w:kern w:val="0"/>
+          <w:lang w:val="en-US"/>
+          <w14:ligatures w14:val="none"/>
+        </w:rPr>
+        <w:t>Lambda for uploading the report to S3 bucket.</w:t>
+      </w:r>
+    </w:p>
+    <w:p>
+      <w:pPr>
+        <w:spacing w:after="0" w:line="240" w:lineRule="auto"/>
+        <w:rPr>
+          <w:rFonts w:ascii="Aptos" w:eastAsia="Times New Roman" w:hAnsi="Aptos" w:cs="Times New Roman"/>
+          <w:kern w:val="0"/>
+          <w:lang w:val="en-US"/>
+          <w14:ligatures w14:val="none"/>
+        </w:rPr>
+      </w:pPr>
+      <w:r>
+        <w:rPr>
+          <w:rFonts w:ascii="Aptos" w:eastAsia="Times New Roman" w:hAnsi="Aptos" w:cs="Times New Roman"/>
+          <w:kern w:val="0"/>
+          <w:lang w:val="en-US"/>
+          <w14:ligatures w14:val="none"/>
+        </w:rPr>
+        <w:t xml:space="preserve"> </w:t>
       </w:r>
     </w:p>
     <w:p>
@@ -8422,7 +8473,7 @@
       <w:pPr>
         <w:numPr>
           <w:ilvl w:val="0"/>
-          <w:numId w:val="36"/>
+          <w:numId w:val="12"/>
         </w:numPr>
         <w:tabs>
           <w:tab w:val="clear" w:pos="720"/>
@@ -8452,7 +8503,7 @@
       <w:pPr>
         <w:numPr>
           <w:ilvl w:val="0"/>
-          <w:numId w:val="36"/>
+          <w:numId w:val="12"/>
         </w:numPr>
         <w:tabs>
           <w:tab w:val="clear" w:pos="720"/>
@@ -8482,7 +8533,7 @@
       <w:pPr>
         <w:numPr>
           <w:ilvl w:val="0"/>
-          <w:numId w:val="36"/>
+          <w:numId w:val="12"/>
         </w:numPr>
         <w:tabs>
           <w:tab w:val="clear" w:pos="720"/>
@@ -8552,7 +8603,7 @@
       <w:pPr>
         <w:numPr>
           <w:ilvl w:val="0"/>
-          <w:numId w:val="37"/>
+          <w:numId w:val="13"/>
         </w:numPr>
         <w:tabs>
           <w:tab w:val="clear" w:pos="720"/>
@@ -8582,7 +8633,7 @@
       <w:pPr>
         <w:numPr>
           <w:ilvl w:val="0"/>
-          <w:numId w:val="37"/>
+          <w:numId w:val="13"/>
         </w:numPr>
         <w:tabs>
           <w:tab w:val="clear" w:pos="720"/>
@@ -8605,6 +8656,7 @@
           <w:lang w:val="en-US"/>
           <w14:ligatures w14:val="none"/>
         </w:rPr>
+        <w:lastRenderedPageBreak/>
         <w:t xml:space="preserve">once every night </w:t>
       </w:r>
     </w:p>
@@ -8612,7 +8664,7 @@
       <w:pPr>
         <w:numPr>
           <w:ilvl w:val="0"/>
-          <w:numId w:val="37"/>
+          <w:numId w:val="13"/>
         </w:numPr>
         <w:tabs>
           <w:tab w:val="clear" w:pos="720"/>
@@ -8675,7 +8727,6 @@
           <w:lang w:val="en-US"/>
           <w14:ligatures w14:val="none"/>
         </w:rPr>
-        <w:lastRenderedPageBreak/>
         <w:t> </w:t>
       </w:r>
     </w:p>
@@ -9027,7 +9078,7 @@
       <w:pPr>
         <w:numPr>
           <w:ilvl w:val="0"/>
-          <w:numId w:val="38"/>
+          <w:numId w:val="14"/>
         </w:numPr>
         <w:tabs>
           <w:tab w:val="clear" w:pos="720"/>
@@ -9057,7 +9108,7 @@
       <w:pPr>
         <w:numPr>
           <w:ilvl w:val="0"/>
-          <w:numId w:val="38"/>
+          <w:numId w:val="14"/>
         </w:numPr>
         <w:tabs>
           <w:tab w:val="clear" w:pos="720"/>
@@ -9087,7 +9138,7 @@
       <w:pPr>
         <w:numPr>
           <w:ilvl w:val="0"/>
-          <w:numId w:val="38"/>
+          <w:numId w:val="14"/>
         </w:numPr>
         <w:tabs>
           <w:tab w:val="clear" w:pos="720"/>
@@ -9617,7 +9668,7 @@
       <w:pPr>
         <w:numPr>
           <w:ilvl w:val="0"/>
-          <w:numId w:val="39"/>
+          <w:numId w:val="15"/>
         </w:numPr>
         <w:tabs>
           <w:tab w:val="clear" w:pos="720"/>
@@ -9647,7 +9698,7 @@
       <w:pPr>
         <w:numPr>
           <w:ilvl w:val="0"/>
-          <w:numId w:val="39"/>
+          <w:numId w:val="15"/>
         </w:numPr>
         <w:tabs>
           <w:tab w:val="clear" w:pos="720"/>
@@ -9677,7 +9728,7 @@
       <w:pPr>
         <w:numPr>
           <w:ilvl w:val="0"/>
-          <w:numId w:val="39"/>
+          <w:numId w:val="15"/>
         </w:numPr>
         <w:tabs>
           <w:tab w:val="clear" w:pos="720"/>
@@ -9805,6 +9856,7 @@
           <w:lang w:val="en-US"/>
           <w14:ligatures w14:val="none"/>
         </w:rPr>
+        <w:lastRenderedPageBreak/>
         <w:t>Scheduled (Most Common)</w:t>
       </w:r>
     </w:p>
@@ -9885,7 +9937,6 @@
           <w:lang w:val="en-US"/>
           <w14:ligatures w14:val="none"/>
         </w:rPr>
-        <w:lastRenderedPageBreak/>
         <w:t> </w:t>
       </w:r>
     </w:p>
@@ -9913,7 +9964,7 @@
       <w:pPr>
         <w:numPr>
           <w:ilvl w:val="0"/>
-          <w:numId w:val="40"/>
+          <w:numId w:val="16"/>
         </w:numPr>
         <w:tabs>
           <w:tab w:val="clear" w:pos="720"/>
@@ -9943,7 +9994,7 @@
       <w:pPr>
         <w:numPr>
           <w:ilvl w:val="0"/>
-          <w:numId w:val="40"/>
+          <w:numId w:val="16"/>
         </w:numPr>
         <w:tabs>
           <w:tab w:val="clear" w:pos="720"/>
@@ -9973,7 +10024,7 @@
       <w:pPr>
         <w:numPr>
           <w:ilvl w:val="0"/>
-          <w:numId w:val="40"/>
+          <w:numId w:val="16"/>
         </w:numPr>
         <w:tabs>
           <w:tab w:val="clear" w:pos="720"/>
@@ -10003,7 +10054,7 @@
       <w:pPr>
         <w:numPr>
           <w:ilvl w:val="0"/>
-          <w:numId w:val="40"/>
+          <w:numId w:val="16"/>
         </w:numPr>
         <w:tabs>
           <w:tab w:val="clear" w:pos="720"/>
@@ -10423,7 +10474,7 @@
                     </pic:cNvPicPr>
                   </pic:nvPicPr>
                   <pic:blipFill>
-                    <a:blip r:embed="rId8" cstate="print">
+                    <a:blip r:embed="rId9" cstate="print">
                       <a:extLst>
                         <a:ext uri="{28A0092B-C50C-407E-A947-70E740481C1C}">
                           <a14:useLocalDpi xmlns:a14="http://schemas.microsoft.com/office/drawing/2010/main" val="0"/>
@@ -10538,7 +10589,7 @@
                     <pic:cNvPicPr/>
                   </pic:nvPicPr>
                   <pic:blipFill>
-                    <a:blip r:embed="rId9"/>
+                    <a:blip r:embed="rId10"/>
                     <a:stretch>
                       <a:fillRect/>
                     </a:stretch>
@@ -10961,7 +11012,7 @@
         <w:pStyle w:val="ListParagraph"/>
         <w:numPr>
           <w:ilvl w:val="0"/>
-          <w:numId w:val="47"/>
+          <w:numId w:val="21"/>
         </w:numPr>
         <w:rPr>
           <w:lang w:val="en-US"/>
@@ -10979,7 +11030,7 @@
         <w:pStyle w:val="ListParagraph"/>
         <w:numPr>
           <w:ilvl w:val="0"/>
-          <w:numId w:val="47"/>
+          <w:numId w:val="21"/>
         </w:numPr>
         <w:rPr>
           <w:lang w:val="en-US"/>
@@ -10997,7 +11048,7 @@
         <w:pStyle w:val="ListParagraph"/>
         <w:numPr>
           <w:ilvl w:val="0"/>
-          <w:numId w:val="47"/>
+          <w:numId w:val="21"/>
         </w:numPr>
         <w:rPr>
           <w:lang w:val="en-US"/>
@@ -11015,7 +11066,7 @@
         <w:pStyle w:val="ListParagraph"/>
         <w:numPr>
           <w:ilvl w:val="0"/>
-          <w:numId w:val="47"/>
+          <w:numId w:val="21"/>
         </w:numPr>
         <w:rPr>
           <w:lang w:val="en-US"/>
@@ -11033,7 +11084,7 @@
         <w:pStyle w:val="ListParagraph"/>
         <w:numPr>
           <w:ilvl w:val="0"/>
-          <w:numId w:val="47"/>
+          <w:numId w:val="21"/>
         </w:numPr>
         <w:rPr>
           <w:lang w:val="en-US"/>
@@ -11051,7 +11102,7 @@
         <w:pStyle w:val="ListParagraph"/>
         <w:numPr>
           <w:ilvl w:val="0"/>
-          <w:numId w:val="47"/>
+          <w:numId w:val="21"/>
         </w:numPr>
         <w:rPr>
           <w:lang w:val="en-US"/>
@@ -11069,7 +11120,7 @@
         <w:pStyle w:val="ListParagraph"/>
         <w:numPr>
           <w:ilvl w:val="0"/>
-          <w:numId w:val="47"/>
+          <w:numId w:val="21"/>
         </w:numPr>
         <w:rPr>
           <w:lang w:val="en-US"/>
@@ -11087,7 +11138,7 @@
         <w:pStyle w:val="ListParagraph"/>
         <w:numPr>
           <w:ilvl w:val="0"/>
-          <w:numId w:val="47"/>
+          <w:numId w:val="21"/>
         </w:numPr>
         <w:rPr>
           <w:lang w:val="en-US"/>
@@ -14199,6 +14250,668 @@
       <w:r>
         <w:t xml:space="preserve"> events notified multiple independent consumers such as Projector, Notification, and Audit services.</w:t>
       </w:r>
+    </w:p>
+    <w:p/>
+    <w:p>
+      <w:pPr>
+        <w:pStyle w:val="Heading1"/>
+      </w:pPr>
+      <w:r>
+        <w:t>Project Specific SOLID principles</w:t>
+      </w:r>
+    </w:p>
+    <w:p>
+      <w:pPr>
+        <w:pStyle w:val="Heading2"/>
+        <w:rPr>
+          <w:szCs w:val="32"/>
+          <w:lang w:val="en-US"/>
+        </w:rPr>
+      </w:pPr>
+      <w:r>
+        <w:t>Single Responsibility Principle</w:t>
+      </w:r>
+    </w:p>
+    <w:p>
+      <w:r>
+        <w:t>A class should do one thing and therefore it should have only a single reason to change.</w:t>
+      </w:r>
+    </w:p>
+    <w:p>
+      <w:pPr>
+        <w:rPr>
+          <w:lang w:val="en-US"/>
+        </w:rPr>
+      </w:pPr>
+      <w:r>
+        <w:rPr>
+          <w:lang w:val="en-US"/>
+        </w:rPr>
+        <w:lastRenderedPageBreak/>
+        <w:t xml:space="preserve">Project </w:t>
+      </w:r>
+      <w:r>
+        <w:rPr>
+          <w:lang w:val="en-US"/>
+        </w:rPr>
+        <w:t>Example :</w:t>
+      </w:r>
+    </w:p>
+    <w:p>
+      <w:r>
+        <w:t>T</w:t>
+      </w:r>
+      <w:r>
+        <w:t xml:space="preserve">oken validation layer. Classes like </w:t>
+      </w:r>
+      <w:proofErr w:type="spellStart"/>
+      <w:r>
+        <w:t>EmailValidator</w:t>
+      </w:r>
+      <w:proofErr w:type="spellEnd"/>
+      <w:r>
+        <w:t xml:space="preserve">, </w:t>
+      </w:r>
+      <w:proofErr w:type="spellStart"/>
+      <w:r>
+        <w:t>PassportValidator</w:t>
+      </w:r>
+      <w:proofErr w:type="spellEnd"/>
+      <w:r>
+        <w:t xml:space="preserve"> </w:t>
+      </w:r>
+      <w:r>
+        <w:t xml:space="preserve">each have a single responsibility validating one token type. </w:t>
+      </w:r>
+    </w:p>
+    <w:p>
+      <w:pPr>
+        <w:rPr>
+          <w:lang w:val="en-US"/>
+        </w:rPr>
+      </w:pPr>
+    </w:p>
+    <w:p>
+      <w:pPr>
+        <w:pStyle w:val="Heading2"/>
+      </w:pPr>
+      <w:r>
+        <w:t>Open-Closed Principle</w:t>
+      </w:r>
+    </w:p>
+    <w:p>
+      <w:r>
+        <w:t>Classes should be open for extension and closed to modification.</w:t>
+      </w:r>
+    </w:p>
+    <w:p>
+      <w:r>
+        <w:t>Modification means changing the code of an existing class, and extension means adding new functionality.</w:t>
+      </w:r>
+    </w:p>
+    <w:p>
+      <w:r>
+        <w:t>We should be able to add new functionality without touching the existing code for the class. This is because whenever we modify the existing code, we are taking the risk of creating potential bugs.</w:t>
+      </w:r>
+    </w:p>
+    <w:p>
+      <w:r>
+        <w:t>But how are we going to add new functionality without touching the class, you may ask. It is usually done with the help of interfaces and abstract classes.</w:t>
+      </w:r>
+    </w:p>
+    <w:p/>
+    <w:p>
+      <w:r>
+        <w:t>Project example :</w:t>
+      </w:r>
+    </w:p>
+    <w:p>
+      <w:r>
+        <w:t>We can add support for a new token type by creating a new validator class without modifying existing validation code.</w:t>
+      </w:r>
+    </w:p>
+    <w:p/>
+    <w:p>
+      <w:r>
+        <w:t xml:space="preserve">New token types can be added via </w:t>
+      </w:r>
+      <w:r>
+        <w:t>new implementations.</w:t>
+      </w:r>
+    </w:p>
+    <w:p/>
+    <w:p>
+      <w:proofErr w:type="spellStart"/>
+      <w:r>
+        <w:t>TokenValidator</w:t>
+      </w:r>
+      <w:proofErr w:type="spellEnd"/>
+    </w:p>
+    <w:p>
+      <w:r>
+        <w:t xml:space="preserve">   </w:t>
+      </w:r>
+      <w:r>
+        <w:rPr>
+          <w:rFonts w:ascii="Times New Roman" w:hAnsi="Times New Roman" w:cs="Times New Roman"/>
+        </w:rPr>
+        <w:t>↑</w:t>
+      </w:r>
+    </w:p>
+    <w:p>
+      <w:proofErr w:type="spellStart"/>
+      <w:r>
+        <w:t>EmailValidator</w:t>
+      </w:r>
+      <w:proofErr w:type="spellEnd"/>
+    </w:p>
+    <w:p>
+      <w:proofErr w:type="spellStart"/>
+      <w:r>
+        <w:t>PassportValidator</w:t>
+      </w:r>
+      <w:proofErr w:type="spellEnd"/>
+    </w:p>
+    <w:p>
+      <w:proofErr w:type="spellStart"/>
+      <w:r>
+        <w:t>SSNValidator</w:t>
+      </w:r>
+      <w:proofErr w:type="spellEnd"/>
+    </w:p>
+    <w:p>
+      <w:proofErr w:type="spellStart"/>
+      <w:r>
+        <w:t>PhoneValidator</w:t>
+      </w:r>
+      <w:proofErr w:type="spellEnd"/>
+    </w:p>
+    <w:p/>
+    <w:p/>
+    <w:p>
+      <w:pPr>
+        <w:rPr>
+          <w:lang w:val="en-US"/>
+        </w:rPr>
+      </w:pPr>
+    </w:p>
+    <w:p/>
+    <w:p>
+      <w:pPr>
+        <w:pStyle w:val="Heading2"/>
+      </w:pPr>
+      <w:proofErr w:type="spellStart"/>
+      <w:r>
+        <w:lastRenderedPageBreak/>
+        <w:t>Liskov</w:t>
+      </w:r>
+      <w:proofErr w:type="spellEnd"/>
+      <w:r>
+        <w:t xml:space="preserve"> Substitution Principle</w:t>
+      </w:r>
+    </w:p>
+    <w:p/>
+    <w:p>
+      <w:r>
+        <w:t xml:space="preserve">The </w:t>
+      </w:r>
+      <w:proofErr w:type="spellStart"/>
+      <w:r>
+        <w:t>Liskov</w:t>
+      </w:r>
+      <w:proofErr w:type="spellEnd"/>
+      <w:r>
+        <w:t xml:space="preserve"> Substitution Principle states that subclasses should be substitutable for their base classes.</w:t>
+      </w:r>
+    </w:p>
+    <w:p>
+      <w:r>
+        <w:t xml:space="preserve">This is the expected </w:t>
+      </w:r>
+      <w:proofErr w:type="spellStart"/>
+      <w:r>
+        <w:t>behavior</w:t>
+      </w:r>
+      <w:proofErr w:type="spellEnd"/>
+      <w:r>
+        <w:t xml:space="preserve">, because when we use inheritance, we assume that the child class inherits everything that the superclass has. The child class extends the </w:t>
+      </w:r>
+      <w:proofErr w:type="spellStart"/>
+      <w:r>
+        <w:t>behavior</w:t>
+      </w:r>
+      <w:proofErr w:type="spellEnd"/>
+      <w:r>
+        <w:t xml:space="preserve"> but never narrows it down.</w:t>
+      </w:r>
+    </w:p>
+    <w:p>
+      <w:r>
+        <w:t>In short, a subclass must behave in the same way as its parent class</w:t>
+      </w:r>
+      <w:r>
+        <w:t>.</w:t>
+      </w:r>
+    </w:p>
+    <w:p>
+      <w:pPr>
+        <w:rPr>
+          <w:lang w:val="en-US"/>
+        </w:rPr>
+      </w:pPr>
+    </w:p>
+    <w:p>
+      <w:pPr>
+        <w:rPr>
+          <w:lang w:val="en-US"/>
+        </w:rPr>
+      </w:pPr>
+      <w:r>
+        <w:rPr>
+          <w:lang w:val="en-US"/>
+        </w:rPr>
+        <w:t>Project Example :</w:t>
+      </w:r>
+    </w:p>
+    <w:p>
+      <w:pPr>
+        <w:rPr>
+          <w:lang w:val="en-US"/>
+        </w:rPr>
+      </w:pPr>
+      <w:r>
+        <w:rPr>
+          <w:lang w:val="en-US"/>
+        </w:rPr>
+        <w:t xml:space="preserve">Basically treat it like </w:t>
+      </w:r>
+      <w:r>
+        <w:rPr>
+          <w:lang w:val="en-US"/>
+        </w:rPr>
+        <w:t xml:space="preserve">when we have interface and creating object for specific implementation , we can use interface as type reference. </w:t>
+      </w:r>
+    </w:p>
+    <w:p>
+      <w:r>
+        <w:t xml:space="preserve">Any validator implementation should be replaceable wherever a </w:t>
+      </w:r>
+      <w:proofErr w:type="spellStart"/>
+      <w:r>
+        <w:t>TokenValidator</w:t>
+      </w:r>
+      <w:proofErr w:type="spellEnd"/>
+      <w:r>
+        <w:t xml:space="preserve"> is expected without breaking the application.</w:t>
+      </w:r>
+    </w:p>
+    <w:p>
+      <w:pPr>
+        <w:rPr>
+          <w:lang w:val="en-US"/>
+        </w:rPr>
+      </w:pPr>
+    </w:p>
+    <w:p>
+      <w:pPr>
+        <w:rPr>
+          <w:lang w:val="en-US"/>
+        </w:rPr>
+      </w:pPr>
+      <w:r>
+        <w:rPr>
+          <w:lang w:val="en-US"/>
+        </w:rPr>
+        <w:t xml:space="preserve">Usage : </w:t>
+      </w:r>
+    </w:p>
+    <w:p>
+      <w:proofErr w:type="spellStart"/>
+      <w:r>
+        <w:t>TokenValidator</w:t>
+      </w:r>
+      <w:proofErr w:type="spellEnd"/>
+      <w:r>
+        <w:t xml:space="preserve"> validator =</w:t>
+      </w:r>
+    </w:p>
+    <w:p>
+      <w:r>
+        <w:t xml:space="preserve">    </w:t>
+      </w:r>
+      <w:proofErr w:type="spellStart"/>
+      <w:r>
+        <w:t>factory.getValidator</w:t>
+      </w:r>
+      <w:proofErr w:type="spellEnd"/>
+      <w:r>
+        <w:t>(</w:t>
+      </w:r>
+      <w:proofErr w:type="spellStart"/>
+      <w:r>
+        <w:t>tokenType</w:t>
+      </w:r>
+      <w:proofErr w:type="spellEnd"/>
+      <w:r>
+        <w:t>);</w:t>
+      </w:r>
+    </w:p>
+    <w:p>
+      <w:proofErr w:type="spellStart"/>
+      <w:r>
+        <w:t>validator.validate</w:t>
+      </w:r>
+      <w:proofErr w:type="spellEnd"/>
+      <w:r>
+        <w:t>(</w:t>
+      </w:r>
+      <w:proofErr w:type="spellStart"/>
+      <w:r>
+        <w:t>tokenV</w:t>
+      </w:r>
+      <w:r>
+        <w:t>alue</w:t>
+      </w:r>
+      <w:proofErr w:type="spellEnd"/>
+      <w:r>
+        <w:t>);</w:t>
+      </w:r>
+    </w:p>
+    <w:p/>
+    <w:p>
+      <w:pPr>
+        <w:pStyle w:val="Heading2"/>
+      </w:pPr>
+      <w:r>
+        <w:t>Interface Segregation Principle</w:t>
+      </w:r>
+    </w:p>
+    <w:p>
+      <w:r>
+        <w:t>The principle states that many client-specific interfaces are better than one general-purpose interface. Clients should not be forced to implement a function they do not need.</w:t>
+      </w:r>
+    </w:p>
+    <w:p>
+      <w:r>
+        <w:t>Instead of one fat interface many small interfaces are preferred based on groups of methods, each one serving a specific purpose.</w:t>
+      </w:r>
+    </w:p>
+    <w:p/>
+    <w:p/>
+    <w:p/>
+    <w:p/>
+    <w:p/>
+    <w:p/>
+    <w:p>
+      <w:r>
+        <w:lastRenderedPageBreak/>
+        <w:t xml:space="preserve">Example : </w:t>
+      </w:r>
+    </w:p>
+    <w:p>
+      <w:r>
+        <w:t xml:space="preserve">interface </w:t>
+      </w:r>
+      <w:proofErr w:type="spellStart"/>
+      <w:r>
+        <w:t>CrewRepository</w:t>
+      </w:r>
+      <w:proofErr w:type="spellEnd"/>
+      <w:r>
+        <w:t xml:space="preserve"> {</w:t>
+      </w:r>
+    </w:p>
+    <w:p>
+      <w:r>
+        <w:t xml:space="preserve">    </w:t>
+      </w:r>
+      <w:proofErr w:type="spellStart"/>
+      <w:r>
+        <w:t>saveAssignment</w:t>
+      </w:r>
+      <w:proofErr w:type="spellEnd"/>
+      <w:r>
+        <w:t>();</w:t>
+      </w:r>
+    </w:p>
+    <w:p>
+      <w:r>
+        <w:t xml:space="preserve">    </w:t>
+      </w:r>
+      <w:proofErr w:type="spellStart"/>
+      <w:r>
+        <w:t>updateSchedule</w:t>
+      </w:r>
+      <w:proofErr w:type="spellEnd"/>
+      <w:r>
+        <w:t>();</w:t>
+      </w:r>
+    </w:p>
+    <w:p>
+      <w:r>
+        <w:t xml:space="preserve">    </w:t>
+      </w:r>
+      <w:proofErr w:type="spellStart"/>
+      <w:r>
+        <w:t>getCrewRoster</w:t>
+      </w:r>
+      <w:proofErr w:type="spellEnd"/>
+      <w:r>
+        <w:t>();</w:t>
+      </w:r>
+    </w:p>
+    <w:p>
+      <w:r>
+        <w:t xml:space="preserve">    </w:t>
+      </w:r>
+      <w:proofErr w:type="spellStart"/>
+      <w:r>
+        <w:t>getAvailability</w:t>
+      </w:r>
+      <w:proofErr w:type="spellEnd"/>
+      <w:r>
+        <w:t>();</w:t>
+      </w:r>
+    </w:p>
+    <w:p>
+      <w:r>
+        <w:t xml:space="preserve">    </w:t>
+      </w:r>
+      <w:proofErr w:type="spellStart"/>
+      <w:r>
+        <w:t>getFlightAssignments</w:t>
+      </w:r>
+      <w:proofErr w:type="spellEnd"/>
+      <w:r>
+        <w:t>();</w:t>
+      </w:r>
+    </w:p>
+    <w:p>
+      <w:r>
+        <w:t>}</w:t>
+      </w:r>
+    </w:p>
+    <w:p/>
+    <w:p>
+      <w:pPr>
+        <w:rPr>
+          <w:lang w:val="en-US"/>
+        </w:rPr>
+      </w:pPr>
+      <w:r>
+        <w:t xml:space="preserve">In this </w:t>
+      </w:r>
+      <w:r>
+        <w:rPr>
+          <w:lang w:val="en-US"/>
+        </w:rPr>
+        <w:t>a read-only class is forced to depend on write methods, and vice versa.</w:t>
+      </w:r>
+    </w:p>
+    <w:p>
+      <w:pPr>
+        <w:rPr>
+          <w:lang w:val="en-US"/>
+        </w:rPr>
+      </w:pPr>
+    </w:p>
+    <w:p>
+      <w:r>
+        <w:t xml:space="preserve">interface </w:t>
+      </w:r>
+      <w:proofErr w:type="spellStart"/>
+      <w:r>
+        <w:t>AssignmentCommandRepository</w:t>
+      </w:r>
+      <w:proofErr w:type="spellEnd"/>
+      <w:r>
+        <w:t xml:space="preserve"> {</w:t>
+      </w:r>
+    </w:p>
+    <w:p>
+      <w:r>
+        <w:t xml:space="preserve">    </w:t>
+      </w:r>
+      <w:proofErr w:type="spellStart"/>
+      <w:r>
+        <w:t>saveAssignment</w:t>
+      </w:r>
+      <w:proofErr w:type="spellEnd"/>
+      <w:r>
+        <w:t>();</w:t>
+      </w:r>
+    </w:p>
+    <w:p>
+      <w:r>
+        <w:t xml:space="preserve">    </w:t>
+      </w:r>
+      <w:proofErr w:type="spellStart"/>
+      <w:r>
+        <w:t>updateSchedule</w:t>
+      </w:r>
+      <w:proofErr w:type="spellEnd"/>
+      <w:r>
+        <w:t>();</w:t>
+      </w:r>
+    </w:p>
+    <w:p>
+      <w:r>
+        <w:t>}</w:t>
+      </w:r>
+    </w:p>
+    <w:p>
+      <w:r>
+        <w:t xml:space="preserve">interface </w:t>
+      </w:r>
+      <w:proofErr w:type="spellStart"/>
+      <w:r>
+        <w:t>CrewRosterQueryRepository</w:t>
+      </w:r>
+      <w:proofErr w:type="spellEnd"/>
+      <w:r>
+        <w:t xml:space="preserve"> {</w:t>
+      </w:r>
+    </w:p>
+    <w:p>
+      <w:r>
+        <w:t xml:space="preserve">    </w:t>
+      </w:r>
+      <w:proofErr w:type="spellStart"/>
+      <w:r>
+        <w:t>getCrewRoster</w:t>
+      </w:r>
+      <w:proofErr w:type="spellEnd"/>
+      <w:r>
+        <w:t>();</w:t>
+      </w:r>
+    </w:p>
+    <w:p>
+      <w:r>
+        <w:t>}</w:t>
+      </w:r>
+    </w:p>
+    <w:p>
+      <w:r>
+        <w:t xml:space="preserve">interface </w:t>
+      </w:r>
+      <w:proofErr w:type="spellStart"/>
+      <w:r>
+        <w:t>AvailabilityQueryRepository</w:t>
+      </w:r>
+      <w:proofErr w:type="spellEnd"/>
+      <w:r>
+        <w:t xml:space="preserve"> {</w:t>
+      </w:r>
+    </w:p>
+    <w:p>
+      <w:r>
+        <w:t xml:space="preserve">    </w:t>
+      </w:r>
+      <w:proofErr w:type="spellStart"/>
+      <w:r>
+        <w:t>getAvailability</w:t>
+      </w:r>
+      <w:proofErr w:type="spellEnd"/>
+      <w:r>
+        <w:t>();</w:t>
+      </w:r>
+    </w:p>
+    <w:p>
+      <w:r>
+        <w:t>}</w:t>
+      </w:r>
+    </w:p>
+    <w:p>
+      <w:pPr>
+        <w:rPr>
+          <w:lang w:val="en-US"/>
+        </w:rPr>
+      </w:pPr>
+    </w:p>
+    <w:p>
+      <w:pPr>
+        <w:pStyle w:val="Heading2"/>
+        <w:rPr>
+          <w:lang w:val="en-US"/>
+        </w:rPr>
+      </w:pPr>
+      <w:r>
+        <w:t>Dependency Inversion Principle</w:t>
+      </w:r>
+    </w:p>
+    <w:p>
+      <w:r>
+        <w:t>This principle states that our classes should depend upon interfaces or abstract classes instead of concrete classes and functions.</w:t>
+      </w:r>
+    </w:p>
+    <w:p>
+      <w:r>
+        <w:t>The Open-Closed Principle and Dependency Inversion Principle are interrelated.</w:t>
+      </w:r>
+    </w:p>
+    <w:p>
+      <w:r>
+        <w:t xml:space="preserve">We want our classes to be open to extension, so we have reorganized our dependencies to depend on interfaces instead of concrete classes. </w:t>
+      </w:r>
+    </w:p>
+    <w:p>
+      <w:r>
+        <w:lastRenderedPageBreak/>
+        <w:t xml:space="preserve">(Same example as above Open-Closed Principle) </w:t>
+      </w:r>
+    </w:p>
+    <w:p>
+      <w:r>
+        <w:t xml:space="preserve">This principle will enforce the loose coupling/ decoupling of the software. </w:t>
+      </w:r>
+    </w:p>
+    <w:p/>
+    <w:p>
+      <w:pPr>
+        <w:rPr>
+          <w:lang w:val="en-US"/>
+        </w:rPr>
+      </w:pPr>
     </w:p>
     <w:p/>
     <w:p/>
@@ -14220,15 +14933,15 @@
 </file>
 
 <file path=word/numbering.xml><?xml version="1.0" encoding="utf-8"?>
-<w:numbering xmlns:wpc="http://schemas.microsoft.com/office/word/2010/wordprocessingCanvas" xmlns:cx="http://schemas.microsoft.com/office/drawing/2014/chartex" xmlns:cx1="http://schemas.microsoft.com/office/drawing/2015/9/8/chartex" xmlns:cx2="http://schemas.microsoft.com/office/drawing/2015/10/21/chartex" xmlns:cx3="http://schemas.microsoft.com/office/drawing/2016/5/9/chartex" xmlns:cx4="http://schemas.microsoft.com/office/drawing/2016/5/10/chartex" xmlns:cx5="http://schemas.microsoft.com/office/drawing/2016/5/11/chartex" xmlns:cx6="http://schemas.microsoft.com/office/drawing/2016/5/12/chartex" xmlns:cx7="http://schemas.microsoft.com/office/drawing/2016/5/13/chartex" xmlns:cx8="http://schemas.microsoft.com/office/drawing/2016/5/14/chartex" xmlns:mc="http://schemas.openxmlformats.org/markup-compatibility/2006" xmlns:aink="http://schemas.microsoft.com/office/drawing/2016/ink" xmlns:am3d="http://schemas.microsoft.com/office/drawing/2017/model3d" xmlns:o="urn:schemas-microsoft-com:office:office" xmlns:oel="http://schemas.microsoft.com/office/2019/extlst" xmlns:r="http://schemas.openxmlformats.org/officeDocument/2006/relationships" xmlns:m="http://schemas.openxmlformats.org/officeDocument/2006/math" xmlns:v="urn:schemas-microsoft-com:vml" xmlns:wp14="http://schemas.microsoft.com/office/word/2010/wordprocessingDrawing" xmlns:wp="http://schemas.openxmlformats.org/drawingml/2006/wordprocessingDrawing" xmlns:w10="urn:schemas-microsoft-com:office:word" xmlns:w="http://schemas.openxmlformats.org/wordprocessingml/2006/main" xmlns:w14="http://schemas.microsoft.com/office/word/2010/wordml" xmlns:w15="http://schemas.microsoft.com/office/word/2012/wordml" xmlns:w16cei="http://schemas.microsoft.com/office/word/2026/wordml/cei" xmlns:w16cex="http://schemas.microsoft.com/office/word/2018/wordml/cex" xmlns:w16cid="http://schemas.microsoft.com/office/word/2016/wordml/cid" xmlns:w16="http://schemas.microsoft.com/office/word/2018/wordml" xmlns:w16du="http://schemas.microsoft.com/office/word/2023/wordml/word16du" xmlns:w16sdtdh="http://schemas.microsoft.com/office/word/2020/wordml/sdtdatahash" xmlns:w16sdtfl="http://schemas.microsoft.com/office/word/2024/wordml/sdtformatlock" xmlns:w16se="http://schemas.microsoft.com/office/word/2015/wordml/symex" xmlns:wpg="http://schemas.microsoft.com/office/word/2010/wordprocessingGroup" xmlns:wpi="http://schemas.microsoft.com/office/word/2010/wordprocessingInk" xmlns:wne="http://schemas.microsoft.com/office/word/2006/wordml" xmlns:wps="http://schemas.microsoft.com/office/word/2010/wordprocessingShape" mc:Ignorable="w14 w15 w16se w16cid w16 w16cex w16sdtdh w16sdtfl w16du wp14">
+<w:numbering xmlns:wpc="http://schemas.microsoft.com/office/word/2010/wordprocessingCanvas" xmlns:cx="http://schemas.microsoft.com/office/drawing/2014/chartex" xmlns:cx1="http://schemas.microsoft.com/office/drawing/2015/9/8/chartex" xmlns:cx2="http://schemas.microsoft.com/office/drawing/2015/10/21/chartex" xmlns:cx3="http://schemas.microsoft.com/office/drawing/2016/5/9/chartex" xmlns:cx4="http://schemas.microsoft.com/office/drawing/2016/5/10/chartex" xmlns:cx5="http://schemas.microsoft.com/office/drawing/2016/5/11/chartex" xmlns:cx6="http://schemas.microsoft.com/office/drawing/2016/5/12/chartex" xmlns:cx7="http://schemas.microsoft.com/office/drawing/2016/5/13/chartex" xmlns:cx8="http://schemas.microsoft.com/office/drawing/2016/5/14/chartex" xmlns:mc="http://schemas.openxmlformats.org/markup-compatibility/2006" xmlns:aink="http://schemas.microsoft.com/office/drawing/2016/ink" xmlns:am3d="http://schemas.microsoft.com/office/drawing/2017/model3d" xmlns:o="urn:schemas-microsoft-com:office:office" xmlns:oel="http://schemas.microsoft.com/office/2019/extlst" xmlns:r="http://schemas.openxmlformats.org/officeDocument/2006/relationships" xmlns:m="http://schemas.openxmlformats.org/officeDocument/2006/math" xmlns:v="urn:schemas-microsoft-com:vml" xmlns:wp14="http://schemas.microsoft.com/office/word/2010/wordprocessingDrawing" xmlns:wp="http://schemas.openxmlformats.org/drawingml/2006/wordprocessingDrawing" xmlns:w10="urn:schemas-microsoft-com:office:word" xmlns:w="http://schemas.openxmlformats.org/wordprocessingml/2006/main" xmlns:w14="http://schemas.microsoft.com/office/word/2010/wordml" xmlns:w15="http://schemas.microsoft.com/office/word/2012/wordml" xmlns:w16cex="http://schemas.microsoft.com/office/word/2018/wordml/cex" xmlns:w16cid="http://schemas.microsoft.com/office/word/2016/wordml/cid" xmlns:w16="http://schemas.microsoft.com/office/word/2018/wordml" xmlns:w16du="http://schemas.microsoft.com/office/word/2023/wordml/word16du" xmlns:w16sdtdh="http://schemas.microsoft.com/office/word/2020/wordml/sdtdatahash" xmlns:w16sdtfl="http://schemas.microsoft.com/office/word/2024/wordml/sdtformatlock" xmlns:w16se="http://schemas.microsoft.com/office/word/2015/wordml/symex" xmlns:wpg="http://schemas.microsoft.com/office/word/2010/wordprocessingGroup" xmlns:wpi="http://schemas.microsoft.com/office/word/2010/wordprocessingInk" xmlns:wne="http://schemas.microsoft.com/office/word/2006/wordml" xmlns:wps="http://schemas.microsoft.com/office/word/2010/wordprocessingShape" mc:Ignorable="w14 w15 w16se w16cid w16 w16cex w16sdtdh w16sdtfl w16du wp14">
   <w:abstractNum w:abstractNumId="0" w15:restartNumberingAfterBreak="0">
-    <w:nsid w:val="011F20A0"/>
+    <w:nsid w:val="056E69E9"/>
     <w:multiLevelType w:val="multilevel"/>
-    <w:tmpl w:val="8FF2DFF0"/>
+    <w:tmpl w:val="BFAA908C"/>
     <w:lvl w:ilvl="0">
       <w:start w:val="1"/>
       <w:numFmt w:val="bullet"/>
-      <w:lvlText w:val=""/>
+      <w:lvlText w:val="o"/>
       <w:lvlJc w:val="left"/>
       <w:pPr>
         <w:tabs>
@@ -14237,14 +14950,14 @@
         <w:ind w:left="720" w:hanging="360"/>
       </w:pPr>
       <w:rPr>
-        <w:rFonts w:ascii="Symbol" w:hAnsi="Symbol" w:hint="default"/>
+        <w:rFonts w:ascii="Courier New" w:hAnsi="Courier New" w:hint="default"/>
         <w:sz w:val="20"/>
       </w:rPr>
     </w:lvl>
     <w:lvl w:ilvl="1" w:tentative="1">
       <w:start w:val="1"/>
       <w:numFmt w:val="bullet"/>
-      <w:lvlText w:val=""/>
+      <w:lvlText w:val="o"/>
       <w:lvlJc w:val="left"/>
       <w:pPr>
         <w:tabs>
@@ -14253,14 +14966,14 @@
         <w:ind w:left="1440" w:hanging="360"/>
       </w:pPr>
       <w:rPr>
-        <w:rFonts w:ascii="Symbol" w:hAnsi="Symbol" w:hint="default"/>
+        <w:rFonts w:ascii="Courier New" w:hAnsi="Courier New" w:hint="default"/>
         <w:sz w:val="20"/>
       </w:rPr>
     </w:lvl>
     <w:lvl w:ilvl="2" w:tentative="1">
       <w:start w:val="1"/>
       <w:numFmt w:val="bullet"/>
-      <w:lvlText w:val=""/>
+      <w:lvlText w:val="o"/>
       <w:lvlJc w:val="left"/>
       <w:pPr>
         <w:tabs>
@@ -14269,14 +14982,14 @@
         <w:ind w:left="2160" w:hanging="360"/>
       </w:pPr>
       <w:rPr>
-        <w:rFonts w:ascii="Symbol" w:hAnsi="Symbol" w:hint="default"/>
+        <w:rFonts w:ascii="Courier New" w:hAnsi="Courier New" w:hint="default"/>
         <w:sz w:val="20"/>
       </w:rPr>
     </w:lvl>
     <w:lvl w:ilvl="3" w:tentative="1">
       <w:start w:val="1"/>
       <w:numFmt w:val="bullet"/>
-      <w:lvlText w:val=""/>
+      <w:lvlText w:val="o"/>
       <w:lvlJc w:val="left"/>
       <w:pPr>
         <w:tabs>
@@ -14285,14 +14998,14 @@
         <w:ind w:left="2880" w:hanging="360"/>
       </w:pPr>
       <w:rPr>
-        <w:rFonts w:ascii="Symbol" w:hAnsi="Symbol" w:hint="default"/>
+        <w:rFonts w:ascii="Courier New" w:hAnsi="Courier New" w:hint="default"/>
         <w:sz w:val="20"/>
       </w:rPr>
     </w:lvl>
     <w:lvl w:ilvl="4" w:tentative="1">
       <w:start w:val="1"/>
       <w:numFmt w:val="bullet"/>
-      <w:lvlText w:val=""/>
+      <w:lvlText w:val="o"/>
       <w:lvlJc w:val="left"/>
       <w:pPr>
         <w:tabs>
@@ -14301,14 +15014,14 @@
         <w:ind w:left="3600" w:hanging="360"/>
       </w:pPr>
       <w:rPr>
-        <w:rFonts w:ascii="Symbol" w:hAnsi="Symbol" w:hint="default"/>
+        <w:rFonts w:ascii="Courier New" w:hAnsi="Courier New" w:hint="default"/>
         <w:sz w:val="20"/>
       </w:rPr>
     </w:lvl>
     <w:lvl w:ilvl="5" w:tentative="1">
       <w:start w:val="1"/>
       <w:numFmt w:val="bullet"/>
-      <w:lvlText w:val=""/>
+      <w:lvlText w:val="o"/>
       <w:lvlJc w:val="left"/>
       <w:pPr>
         <w:tabs>
@@ -14317,14 +15030,14 @@
         <w:ind w:left="4320" w:hanging="360"/>
       </w:pPr>
       <w:rPr>
-        <w:rFonts w:ascii="Symbol" w:hAnsi="Symbol" w:hint="default"/>
+        <w:rFonts w:ascii="Courier New" w:hAnsi="Courier New" w:hint="default"/>
         <w:sz w:val="20"/>
       </w:rPr>
     </w:lvl>
     <w:lvl w:ilvl="6" w:tentative="1">
       <w:start w:val="1"/>
       <w:numFmt w:val="bullet"/>
-      <w:lvlText w:val=""/>
+      <w:lvlText w:val="o"/>
       <w:lvlJc w:val="left"/>
       <w:pPr>
         <w:tabs>
@@ -14333,14 +15046,14 @@
         <w:ind w:left="5040" w:hanging="360"/>
       </w:pPr>
       <w:rPr>
-        <w:rFonts w:ascii="Symbol" w:hAnsi="Symbol" w:hint="default"/>
+        <w:rFonts w:ascii="Courier New" w:hAnsi="Courier New" w:hint="default"/>
         <w:sz w:val="20"/>
       </w:rPr>
     </w:lvl>
     <w:lvl w:ilvl="7" w:tentative="1">
       <w:start w:val="1"/>
       <w:numFmt w:val="bullet"/>
-      <w:lvlText w:val=""/>
+      <w:lvlText w:val="o"/>
       <w:lvlJc w:val="left"/>
       <w:pPr>
         <w:tabs>
@@ -14349,14 +15062,14 @@
         <w:ind w:left="5760" w:hanging="360"/>
       </w:pPr>
       <w:rPr>
-        <w:rFonts w:ascii="Symbol" w:hAnsi="Symbol" w:hint="default"/>
+        <w:rFonts w:ascii="Courier New" w:hAnsi="Courier New" w:hint="default"/>
         <w:sz w:val="20"/>
       </w:rPr>
     </w:lvl>
     <w:lvl w:ilvl="8" w:tentative="1">
       <w:start w:val="1"/>
       <w:numFmt w:val="bullet"/>
-      <w:lvlText w:val=""/>
+      <w:lvlText w:val="o"/>
       <w:lvlJc w:val="left"/>
       <w:pPr>
         <w:tabs>
@@ -14365,19 +15078,19 @@
         <w:ind w:left="6480" w:hanging="360"/>
       </w:pPr>
       <w:rPr>
-        <w:rFonts w:ascii="Symbol" w:hAnsi="Symbol" w:hint="default"/>
+        <w:rFonts w:ascii="Courier New" w:hAnsi="Courier New" w:hint="default"/>
         <w:sz w:val="20"/>
       </w:rPr>
     </w:lvl>
   </w:abstractNum>
   <w:abstractNum w:abstractNumId="1" w15:restartNumberingAfterBreak="0">
-    <w:nsid w:val="056E69E9"/>
+    <w:nsid w:val="06243224"/>
     <w:multiLevelType w:val="multilevel"/>
-    <w:tmpl w:val="BFAA908C"/>
+    <w:tmpl w:val="9E34B1F4"/>
     <w:lvl w:ilvl="0">
       <w:start w:val="1"/>
       <w:numFmt w:val="bullet"/>
-      <w:lvlText w:val="o"/>
+      <w:lvlText w:val=""/>
       <w:lvlJc w:val="left"/>
       <w:pPr>
         <w:tabs>
@@ -14386,14 +15099,14 @@
         <w:ind w:left="720" w:hanging="360"/>
       </w:pPr>
       <w:rPr>
-        <w:rFonts w:ascii="Courier New" w:hAnsi="Courier New" w:hint="default"/>
+        <w:rFonts w:ascii="Symbol" w:hAnsi="Symbol" w:hint="default"/>
         <w:sz w:val="20"/>
       </w:rPr>
     </w:lvl>
     <w:lvl w:ilvl="1" w:tentative="1">
       <w:start w:val="1"/>
       <w:numFmt w:val="bullet"/>
-      <w:lvlText w:val="o"/>
+      <w:lvlText w:val=""/>
       <w:lvlJc w:val="left"/>
       <w:pPr>
         <w:tabs>
@@ -14402,14 +15115,14 @@
         <w:ind w:left="1440" w:hanging="360"/>
       </w:pPr>
       <w:rPr>
-        <w:rFonts w:ascii="Courier New" w:hAnsi="Courier New" w:hint="default"/>
+        <w:rFonts w:ascii="Symbol" w:hAnsi="Symbol" w:hint="default"/>
         <w:sz w:val="20"/>
       </w:rPr>
     </w:lvl>
     <w:lvl w:ilvl="2" w:tentative="1">
       <w:start w:val="1"/>
       <w:numFmt w:val="bullet"/>
-      <w:lvlText w:val="o"/>
+      <w:lvlText w:val=""/>
       <w:lvlJc w:val="left"/>
       <w:pPr>
         <w:tabs>
@@ -14418,14 +15131,14 @@
         <w:ind w:left="2160" w:hanging="360"/>
       </w:pPr>
       <w:rPr>
-        <w:rFonts w:ascii="Courier New" w:hAnsi="Courier New" w:hint="default"/>
+        <w:rFonts w:ascii="Symbol" w:hAnsi="Symbol" w:hint="default"/>
         <w:sz w:val="20"/>
       </w:rPr>
     </w:lvl>
     <w:lvl w:ilvl="3" w:tentative="1">
       <w:start w:val="1"/>
       <w:numFmt w:val="bullet"/>
-      <w:lvlText w:val="o"/>
+      <w:lvlText w:val=""/>
       <w:lvlJc w:val="left"/>
       <w:pPr>
         <w:tabs>
@@ -14434,14 +15147,14 @@
         <w:ind w:left="2880" w:hanging="360"/>
       </w:pPr>
       <w:rPr>
-        <w:rFonts w:ascii="Courier New" w:hAnsi="Courier New" w:hint="default"/>
+        <w:rFonts w:ascii="Symbol" w:hAnsi="Symbol" w:hint="default"/>
         <w:sz w:val="20"/>
       </w:rPr>
     </w:lvl>
     <w:lvl w:ilvl="4" w:tentative="1">
       <w:start w:val="1"/>
       <w:numFmt w:val="bullet"/>
-      <w:lvlText w:val="o"/>
+      <w:lvlText w:val=""/>
       <w:lvlJc w:val="left"/>
       <w:pPr>
         <w:tabs>
@@ -14450,14 +15163,14 @@
         <w:ind w:left="3600" w:hanging="360"/>
       </w:pPr>
       <w:rPr>
-        <w:rFonts w:ascii="Courier New" w:hAnsi="Courier New" w:hint="default"/>
+        <w:rFonts w:ascii="Symbol" w:hAnsi="Symbol" w:hint="default"/>
         <w:sz w:val="20"/>
       </w:rPr>
     </w:lvl>
     <w:lvl w:ilvl="5" w:tentative="1">
       <w:start w:val="1"/>
       <w:numFmt w:val="bullet"/>
-      <w:lvlText w:val="o"/>
+      <w:lvlText w:val=""/>
       <w:lvlJc w:val="left"/>
       <w:pPr>
         <w:tabs>
@@ -14466,14 +15179,14 @@
         <w:ind w:left="4320" w:hanging="360"/>
       </w:pPr>
       <w:rPr>
-        <w:rFonts w:ascii="Courier New" w:hAnsi="Courier New" w:hint="default"/>
+        <w:rFonts w:ascii="Symbol" w:hAnsi="Symbol" w:hint="default"/>
         <w:sz w:val="20"/>
       </w:rPr>
     </w:lvl>
     <w:lvl w:ilvl="6" w:tentative="1">
       <w:start w:val="1"/>
       <w:numFmt w:val="bullet"/>
-      <w:lvlText w:val="o"/>
+      <w:lvlText w:val=""/>
       <w:lvlJc w:val="left"/>
       <w:pPr>
         <w:tabs>
@@ -14482,14 +15195,14 @@
         <w:ind w:left="5040" w:hanging="360"/>
       </w:pPr>
       <w:rPr>
-        <w:rFonts w:ascii="Courier New" w:hAnsi="Courier New" w:hint="default"/>
+        <w:rFonts w:ascii="Symbol" w:hAnsi="Symbol" w:hint="default"/>
         <w:sz w:val="20"/>
       </w:rPr>
     </w:lvl>
     <w:lvl w:ilvl="7" w:tentative="1">
       <w:start w:val="1"/>
       <w:numFmt w:val="bullet"/>
-      <w:lvlText w:val="o"/>
+      <w:lvlText w:val=""/>
       <w:lvlJc w:val="left"/>
       <w:pPr>
         <w:tabs>
@@ -14498,14 +15211,14 @@
         <w:ind w:left="5760" w:hanging="360"/>
       </w:pPr>
       <w:rPr>
-        <w:rFonts w:ascii="Courier New" w:hAnsi="Courier New" w:hint="default"/>
+        <w:rFonts w:ascii="Symbol" w:hAnsi="Symbol" w:hint="default"/>
         <w:sz w:val="20"/>
       </w:rPr>
     </w:lvl>
     <w:lvl w:ilvl="8" w:tentative="1">
       <w:start w:val="1"/>
       <w:numFmt w:val="bullet"/>
-      <w:lvlText w:val="o"/>
+      <w:lvlText w:val=""/>
       <w:lvlJc w:val="left"/>
       <w:pPr>
         <w:tabs>
@@ -14514,15 +15227,15 @@
         <w:ind w:left="6480" w:hanging="360"/>
       </w:pPr>
       <w:rPr>
-        <w:rFonts w:ascii="Courier New" w:hAnsi="Courier New" w:hint="default"/>
+        <w:rFonts w:ascii="Symbol" w:hAnsi="Symbol" w:hint="default"/>
         <w:sz w:val="20"/>
       </w:rPr>
     </w:lvl>
   </w:abstractNum>
   <w:abstractNum w:abstractNumId="2" w15:restartNumberingAfterBreak="0">
-    <w:nsid w:val="06243224"/>
+    <w:nsid w:val="099A1B59"/>
     <w:multiLevelType w:val="multilevel"/>
-    <w:tmpl w:val="9E34B1F4"/>
+    <w:tmpl w:val="D952BA10"/>
     <w:lvl w:ilvl="0">
       <w:start w:val="1"/>
       <w:numFmt w:val="bullet"/>
@@ -14669,9 +15382,122 @@
     </w:lvl>
   </w:abstractNum>
   <w:abstractNum w:abstractNumId="3" w15:restartNumberingAfterBreak="0">
-    <w:nsid w:val="099A1B59"/>
+    <w:nsid w:val="0CA3014B"/>
+    <w:multiLevelType w:val="hybridMultilevel"/>
+    <w:tmpl w:val="AD0C27EC"/>
+    <w:lvl w:ilvl="0" w:tplc="40090001">
+      <w:start w:val="1"/>
+      <w:numFmt w:val="bullet"/>
+      <w:lvlText w:val=""/>
+      <w:lvlJc w:val="left"/>
+      <w:pPr>
+        <w:ind w:left="720" w:hanging="360"/>
+      </w:pPr>
+      <w:rPr>
+        <w:rFonts w:ascii="Symbol" w:hAnsi="Symbol" w:hint="default"/>
+      </w:rPr>
+    </w:lvl>
+    <w:lvl w:ilvl="1" w:tplc="40090003" w:tentative="1">
+      <w:start w:val="1"/>
+      <w:numFmt w:val="bullet"/>
+      <w:lvlText w:val="o"/>
+      <w:lvlJc w:val="left"/>
+      <w:pPr>
+        <w:ind w:left="1440" w:hanging="360"/>
+      </w:pPr>
+      <w:rPr>
+        <w:rFonts w:ascii="Courier New" w:hAnsi="Courier New" w:cs="Courier New" w:hint="default"/>
+      </w:rPr>
+    </w:lvl>
+    <w:lvl w:ilvl="2" w:tplc="40090005" w:tentative="1">
+      <w:start w:val="1"/>
+      <w:numFmt w:val="bullet"/>
+      <w:lvlText w:val=""/>
+      <w:lvlJc w:val="left"/>
+      <w:pPr>
+        <w:ind w:left="2160" w:hanging="360"/>
+      </w:pPr>
+      <w:rPr>
+        <w:rFonts w:ascii="Wingdings" w:hAnsi="Wingdings" w:hint="default"/>
+      </w:rPr>
+    </w:lvl>
+    <w:lvl w:ilvl="3" w:tplc="40090001" w:tentative="1">
+      <w:start w:val="1"/>
+      <w:numFmt w:val="bullet"/>
+      <w:lvlText w:val=""/>
+      <w:lvlJc w:val="left"/>
+      <w:pPr>
+        <w:ind w:left="2880" w:hanging="360"/>
+      </w:pPr>
+      <w:rPr>
+        <w:rFonts w:ascii="Symbol" w:hAnsi="Symbol" w:hint="default"/>
+      </w:rPr>
+    </w:lvl>
+    <w:lvl w:ilvl="4" w:tplc="40090003" w:tentative="1">
+      <w:start w:val="1"/>
+      <w:numFmt w:val="bullet"/>
+      <w:lvlText w:val="o"/>
+      <w:lvlJc w:val="left"/>
+      <w:pPr>
+        <w:ind w:left="3600" w:hanging="360"/>
+      </w:pPr>
+      <w:rPr>
+        <w:rFonts w:ascii="Courier New" w:hAnsi="Courier New" w:cs="Courier New" w:hint="default"/>
+      </w:rPr>
+    </w:lvl>
+    <w:lvl w:ilvl="5" w:tplc="40090005" w:tentative="1">
+      <w:start w:val="1"/>
+      <w:numFmt w:val="bullet"/>
+      <w:lvlText w:val=""/>
+      <w:lvlJc w:val="left"/>
+      <w:pPr>
+        <w:ind w:left="4320" w:hanging="360"/>
+      </w:pPr>
+      <w:rPr>
+        <w:rFonts w:ascii="Wingdings" w:hAnsi="Wingdings" w:hint="default"/>
+      </w:rPr>
+    </w:lvl>
+    <w:lvl w:ilvl="6" w:tplc="40090001" w:tentative="1">
+      <w:start w:val="1"/>
+      <w:numFmt w:val="bullet"/>
+      <w:lvlText w:val=""/>
+      <w:lvlJc w:val="left"/>
+      <w:pPr>
+        <w:ind w:left="5040" w:hanging="360"/>
+      </w:pPr>
+      <w:rPr>
+        <w:rFonts w:ascii="Symbol" w:hAnsi="Symbol" w:hint="default"/>
+      </w:rPr>
+    </w:lvl>
+    <w:lvl w:ilvl="7" w:tplc="40090003" w:tentative="1">
+      <w:start w:val="1"/>
+      <w:numFmt w:val="bullet"/>
+      <w:lvlText w:val="o"/>
+      <w:lvlJc w:val="left"/>
+      <w:pPr>
+        <w:ind w:left="5760" w:hanging="360"/>
+      </w:pPr>
+      <w:rPr>
+        <w:rFonts w:ascii="Courier New" w:hAnsi="Courier New" w:cs="Courier New" w:hint="default"/>
+      </w:rPr>
+    </w:lvl>
+    <w:lvl w:ilvl="8" w:tplc="40090005" w:tentative="1">
+      <w:start w:val="1"/>
+      <w:numFmt w:val="bullet"/>
+      <w:lvlText w:val=""/>
+      <w:lvlJc w:val="left"/>
+      <w:pPr>
+        <w:ind w:left="6480" w:hanging="360"/>
+      </w:pPr>
+      <w:rPr>
+        <w:rFonts w:ascii="Wingdings" w:hAnsi="Wingdings" w:hint="default"/>
+      </w:rPr>
+    </w:lvl>
+  </w:abstractNum>
+  <w:abstractNum w:abstractNumId="4" w15:restartNumberingAfterBreak="0">
+    <w:nsid w:val="14A40D7F"/>
     <w:multiLevelType w:val="multilevel"/>
-    <w:tmpl w:val="D952BA10"/>
+    <w:tmpl w:val="DE2CC9C0"/>
     <w:lvl w:ilvl="0">
       <w:start w:val="1"/>
       <w:numFmt w:val="bullet"/>
@@ -14817,14 +15643,14 @@
       </w:rPr>
     </w:lvl>
   </w:abstractNum>
-  <w:abstractNum w:abstractNumId="4" w15:restartNumberingAfterBreak="0">
-    <w:nsid w:val="0A5B7A0F"/>
+  <w:abstractNum w:abstractNumId="5" w15:restartNumberingAfterBreak="0">
+    <w:nsid w:val="17234DE2"/>
     <w:multiLevelType w:val="multilevel"/>
-    <w:tmpl w:val="EC46E398"/>
+    <w:tmpl w:val="4A04EEEA"/>
     <w:lvl w:ilvl="0">
       <w:start w:val="1"/>
-      <w:numFmt w:val="decimal"/>
-      <w:lvlText w:val="%1."/>
+      <w:numFmt w:val="bullet"/>
+      <w:lvlText w:val=""/>
       <w:lvlJc w:val="left"/>
       <w:pPr>
         <w:tabs>
@@ -14832,11 +15658,15 @@
         </w:tabs>
         <w:ind w:left="720" w:hanging="360"/>
       </w:pPr>
+      <w:rPr>
+        <w:rFonts w:ascii="Symbol" w:hAnsi="Symbol" w:hint="default"/>
+        <w:sz w:val="20"/>
+      </w:rPr>
     </w:lvl>
     <w:lvl w:ilvl="1" w:tentative="1">
       <w:start w:val="1"/>
-      <w:numFmt w:val="decimal"/>
-      <w:lvlText w:val="%2."/>
+      <w:numFmt w:val="bullet"/>
+      <w:lvlText w:val=""/>
       <w:lvlJc w:val="left"/>
       <w:pPr>
         <w:tabs>
@@ -14844,11 +15674,15 @@
         </w:tabs>
         <w:ind w:left="1440" w:hanging="360"/>
       </w:pPr>
+      <w:rPr>
+        <w:rFonts w:ascii="Symbol" w:hAnsi="Symbol" w:hint="default"/>
+        <w:sz w:val="20"/>
+      </w:rPr>
     </w:lvl>
     <w:lvl w:ilvl="2" w:tentative="1">
       <w:start w:val="1"/>
-      <w:numFmt w:val="decimal"/>
-      <w:lvlText w:val="%3."/>
+      <w:numFmt w:val="bullet"/>
+      <w:lvlText w:val=""/>
       <w:lvlJc w:val="left"/>
       <w:pPr>
         <w:tabs>
@@ -14856,11 +15690,15 @@
         </w:tabs>
         <w:ind w:left="2160" w:hanging="360"/>
       </w:pPr>
+      <w:rPr>
+        <w:rFonts w:ascii="Symbol" w:hAnsi="Symbol" w:hint="default"/>
+        <w:sz w:val="20"/>
+      </w:rPr>
     </w:lvl>
     <w:lvl w:ilvl="3" w:tentative="1">
       <w:start w:val="1"/>
-      <w:numFmt w:val="decimal"/>
-      <w:lvlText w:val="%4."/>
+      <w:numFmt w:val="bullet"/>
+      <w:lvlText w:val=""/>
       <w:lvlJc w:val="left"/>
       <w:pPr>
         <w:tabs>
@@ -14868,11 +15706,15 @@
         </w:tabs>
         <w:ind w:left="2880" w:hanging="360"/>
       </w:pPr>
+      <w:rPr>
+        <w:rFonts w:ascii="Symbol" w:hAnsi="Symbol" w:hint="default"/>
+        <w:sz w:val="20"/>
+      </w:rPr>
     </w:lvl>
     <w:lvl w:ilvl="4" w:tentative="1">
       <w:start w:val="1"/>
-      <w:numFmt w:val="decimal"/>
-      <w:lvlText w:val="%5."/>
+      <w:numFmt w:val="bullet"/>
+      <w:lvlText w:val=""/>
       <w:lvlJc w:val="left"/>
       <w:pPr>
         <w:tabs>
@@ -14880,11 +15722,15 @@
         </w:tabs>
         <w:ind w:left="3600" w:hanging="360"/>
       </w:pPr>
+      <w:rPr>
+        <w:rFonts w:ascii="Symbol" w:hAnsi="Symbol" w:hint="default"/>
+        <w:sz w:val="20"/>
+      </w:rPr>
     </w:lvl>
     <w:lvl w:ilvl="5" w:tentative="1">
       <w:start w:val="1"/>
-      <w:numFmt w:val="decimal"/>
-      <w:lvlText w:val="%6."/>
+      <w:numFmt w:val="bullet"/>
+      <w:lvlText w:val=""/>
       <w:lvlJc w:val="left"/>
       <w:pPr>
         <w:tabs>
@@ -14892,11 +15738,15 @@
         </w:tabs>
         <w:ind w:left="4320" w:hanging="360"/>
       </w:pPr>
+      <w:rPr>
+        <w:rFonts w:ascii="Symbol" w:hAnsi="Symbol" w:hint="default"/>
+        <w:sz w:val="20"/>
+      </w:rPr>
     </w:lvl>
     <w:lvl w:ilvl="6" w:tentative="1">
       <w:start w:val="1"/>
-      <w:numFmt w:val="decimal"/>
-      <w:lvlText w:val="%7."/>
+      <w:numFmt w:val="bullet"/>
+      <w:lvlText w:val=""/>
       <w:lvlJc w:val="left"/>
       <w:pPr>
         <w:tabs>
@@ -14904,11 +15754,15 @@
         </w:tabs>
         <w:ind w:left="5040" w:hanging="360"/>
       </w:pPr>
+      <w:rPr>
+        <w:rFonts w:ascii="Symbol" w:hAnsi="Symbol" w:hint="default"/>
+        <w:sz w:val="20"/>
+      </w:rPr>
     </w:lvl>
     <w:lvl w:ilvl="7" w:tentative="1">
       <w:start w:val="1"/>
-      <w:numFmt w:val="decimal"/>
-      <w:lvlText w:val="%8."/>
+      <w:numFmt w:val="bullet"/>
+      <w:lvlText w:val=""/>
       <w:lvlJc w:val="left"/>
       <w:pPr>
         <w:tabs>
@@ -14916,11 +15770,15 @@
         </w:tabs>
         <w:ind w:left="5760" w:hanging="360"/>
       </w:pPr>
+      <w:rPr>
+        <w:rFonts w:ascii="Symbol" w:hAnsi="Symbol" w:hint="default"/>
+        <w:sz w:val="20"/>
+      </w:rPr>
     </w:lvl>
     <w:lvl w:ilvl="8" w:tentative="1">
       <w:start w:val="1"/>
-      <w:numFmt w:val="decimal"/>
-      <w:lvlText w:val="%9."/>
+      <w:numFmt w:val="bullet"/>
+      <w:lvlText w:val=""/>
       <w:lvlJc w:val="left"/>
       <w:pPr>
         <w:tabs>
@@ -14928,141 +15786,36 @@
         </w:tabs>
         <w:ind w:left="6480" w:hanging="360"/>
       </w:pPr>
-    </w:lvl>
-  </w:abstractNum>
-  <w:abstractNum w:abstractNumId="5" w15:restartNumberingAfterBreak="0">
-    <w:nsid w:val="0CA3014B"/>
-    <w:multiLevelType w:val="hybridMultilevel"/>
-    <w:tmpl w:val="AD0C27EC"/>
-    <w:lvl w:ilvl="0" w:tplc="40090001">
-      <w:start w:val="1"/>
-      <w:numFmt w:val="bullet"/>
-      <w:lvlText w:val=""/>
-      <w:lvlJc w:val="left"/>
-      <w:pPr>
-        <w:ind w:left="720" w:hanging="360"/>
-      </w:pPr>
       <w:rPr>
         <w:rFonts w:ascii="Symbol" w:hAnsi="Symbol" w:hint="default"/>
-      </w:rPr>
-    </w:lvl>
-    <w:lvl w:ilvl="1" w:tplc="40090003" w:tentative="1">
-      <w:start w:val="1"/>
-      <w:numFmt w:val="bullet"/>
-      <w:lvlText w:val="o"/>
-      <w:lvlJc w:val="left"/>
-      <w:pPr>
-        <w:ind w:left="1440" w:hanging="360"/>
-      </w:pPr>
-      <w:rPr>
-        <w:rFonts w:ascii="Courier New" w:hAnsi="Courier New" w:cs="Courier New" w:hint="default"/>
-      </w:rPr>
-    </w:lvl>
-    <w:lvl w:ilvl="2" w:tplc="40090005" w:tentative="1">
-      <w:start w:val="1"/>
-      <w:numFmt w:val="bullet"/>
-      <w:lvlText w:val=""/>
-      <w:lvlJc w:val="left"/>
-      <w:pPr>
-        <w:ind w:left="2160" w:hanging="360"/>
-      </w:pPr>
-      <w:rPr>
-        <w:rFonts w:ascii="Wingdings" w:hAnsi="Wingdings" w:hint="default"/>
-      </w:rPr>
-    </w:lvl>
-    <w:lvl w:ilvl="3" w:tplc="40090001" w:tentative="1">
-      <w:start w:val="1"/>
-      <w:numFmt w:val="bullet"/>
-      <w:lvlText w:val=""/>
-      <w:lvlJc w:val="left"/>
-      <w:pPr>
-        <w:ind w:left="2880" w:hanging="360"/>
-      </w:pPr>
-      <w:rPr>
-        <w:rFonts w:ascii="Symbol" w:hAnsi="Symbol" w:hint="default"/>
-      </w:rPr>
-    </w:lvl>
-    <w:lvl w:ilvl="4" w:tplc="40090003" w:tentative="1">
-      <w:start w:val="1"/>
-      <w:numFmt w:val="bullet"/>
-      <w:lvlText w:val="o"/>
-      <w:lvlJc w:val="left"/>
-      <w:pPr>
-        <w:ind w:left="3600" w:hanging="360"/>
-      </w:pPr>
-      <w:rPr>
-        <w:rFonts w:ascii="Courier New" w:hAnsi="Courier New" w:cs="Courier New" w:hint="default"/>
-      </w:rPr>
-    </w:lvl>
-    <w:lvl w:ilvl="5" w:tplc="40090005" w:tentative="1">
-      <w:start w:val="1"/>
-      <w:numFmt w:val="bullet"/>
-      <w:lvlText w:val=""/>
-      <w:lvlJc w:val="left"/>
-      <w:pPr>
-        <w:ind w:left="4320" w:hanging="360"/>
-      </w:pPr>
-      <w:rPr>
-        <w:rFonts w:ascii="Wingdings" w:hAnsi="Wingdings" w:hint="default"/>
-      </w:rPr>
-    </w:lvl>
-    <w:lvl w:ilvl="6" w:tplc="40090001" w:tentative="1">
-      <w:start w:val="1"/>
-      <w:numFmt w:val="bullet"/>
-      <w:lvlText w:val=""/>
-      <w:lvlJc w:val="left"/>
-      <w:pPr>
-        <w:ind w:left="5040" w:hanging="360"/>
-      </w:pPr>
-      <w:rPr>
-        <w:rFonts w:ascii="Symbol" w:hAnsi="Symbol" w:hint="default"/>
-      </w:rPr>
-    </w:lvl>
-    <w:lvl w:ilvl="7" w:tplc="40090003" w:tentative="1">
-      <w:start w:val="1"/>
-      <w:numFmt w:val="bullet"/>
-      <w:lvlText w:val="o"/>
-      <w:lvlJc w:val="left"/>
-      <w:pPr>
-        <w:ind w:left="5760" w:hanging="360"/>
-      </w:pPr>
-      <w:rPr>
-        <w:rFonts w:ascii="Courier New" w:hAnsi="Courier New" w:cs="Courier New" w:hint="default"/>
-      </w:rPr>
-    </w:lvl>
-    <w:lvl w:ilvl="8" w:tplc="40090005" w:tentative="1">
-      <w:start w:val="1"/>
-      <w:numFmt w:val="bullet"/>
-      <w:lvlText w:val=""/>
-      <w:lvlJc w:val="left"/>
-      <w:pPr>
-        <w:ind w:left="6480" w:hanging="360"/>
-      </w:pPr>
-      <w:rPr>
-        <w:rFonts w:ascii="Wingdings" w:hAnsi="Wingdings" w:hint="default"/>
+        <w:sz w:val="20"/>
       </w:rPr>
     </w:lvl>
   </w:abstractNum>
   <w:abstractNum w:abstractNumId="6" w15:restartNumberingAfterBreak="0">
-    <w:nsid w:val="0ED65182"/>
+    <w:nsid w:val="19784244"/>
     <w:multiLevelType w:val="multilevel"/>
-    <w:tmpl w:val="C1A2207A"/>
+    <w:tmpl w:val="D5F809FE"/>
     <w:lvl w:ilvl="0">
       <w:start w:val="1"/>
       <w:numFmt w:val="bullet"/>
       <w:lvlText w:val=""/>
       <w:lvlJc w:val="left"/>
       <w:pPr>
+        <w:tabs>
+          <w:tab w:val="num" w:pos="720"/>
+        </w:tabs>
         <w:ind w:left="720" w:hanging="360"/>
       </w:pPr>
       <w:rPr>
         <w:rFonts w:ascii="Symbol" w:hAnsi="Symbol" w:hint="default"/>
-      </w:rPr>
-    </w:lvl>
-    <w:lvl w:ilvl="1">
-      <w:start w:val="1"/>
-      <w:numFmt w:val="lowerLetter"/>
-      <w:lvlText w:val="%2."/>
+        <w:sz w:val="20"/>
+      </w:rPr>
+    </w:lvl>
+    <w:lvl w:ilvl="1" w:tentative="1">
+      <w:start w:val="1"/>
+      <w:numFmt w:val="bullet"/>
+      <w:lvlText w:val=""/>
       <w:lvlJc w:val="left"/>
       <w:pPr>
         <w:tabs>
@@ -15070,23 +15823,31 @@
         </w:tabs>
         <w:ind w:left="1440" w:hanging="360"/>
       </w:pPr>
-    </w:lvl>
-    <w:lvl w:ilvl="2">
+      <w:rPr>
+        <w:rFonts w:ascii="Symbol" w:hAnsi="Symbol" w:hint="default"/>
+        <w:sz w:val="20"/>
+      </w:rPr>
+    </w:lvl>
+    <w:lvl w:ilvl="2" w:tentative="1">
       <w:start w:val="1"/>
       <w:numFmt w:val="bullet"/>
       <w:lvlText w:val=""/>
       <w:lvlJc w:val="left"/>
       <w:pPr>
+        <w:tabs>
+          <w:tab w:val="num" w:pos="2160"/>
+        </w:tabs>
         <w:ind w:left="2160" w:hanging="360"/>
       </w:pPr>
       <w:rPr>
         <w:rFonts w:ascii="Symbol" w:hAnsi="Symbol" w:hint="default"/>
+        <w:sz w:val="20"/>
       </w:rPr>
     </w:lvl>
     <w:lvl w:ilvl="3" w:tentative="1">
       <w:start w:val="1"/>
-      <w:numFmt w:val="decimal"/>
-      <w:lvlText w:val="%4."/>
+      <w:numFmt w:val="bullet"/>
+      <w:lvlText w:val=""/>
       <w:lvlJc w:val="left"/>
       <w:pPr>
         <w:tabs>
@@ -15094,11 +15855,15 @@
         </w:tabs>
         <w:ind w:left="2880" w:hanging="360"/>
       </w:pPr>
+      <w:rPr>
+        <w:rFonts w:ascii="Symbol" w:hAnsi="Symbol" w:hint="default"/>
+        <w:sz w:val="20"/>
+      </w:rPr>
     </w:lvl>
     <w:lvl w:ilvl="4" w:tentative="1">
       <w:start w:val="1"/>
-      <w:numFmt w:val="decimal"/>
-      <w:lvlText w:val="%5."/>
+      <w:numFmt w:val="bullet"/>
+      <w:lvlText w:val=""/>
       <w:lvlJc w:val="left"/>
       <w:pPr>
         <w:tabs>
@@ -15106,11 +15871,15 @@
         </w:tabs>
         <w:ind w:left="3600" w:hanging="360"/>
       </w:pPr>
+      <w:rPr>
+        <w:rFonts w:ascii="Symbol" w:hAnsi="Symbol" w:hint="default"/>
+        <w:sz w:val="20"/>
+      </w:rPr>
     </w:lvl>
     <w:lvl w:ilvl="5" w:tentative="1">
       <w:start w:val="1"/>
-      <w:numFmt w:val="decimal"/>
-      <w:lvlText w:val="%6."/>
+      <w:numFmt w:val="bullet"/>
+      <w:lvlText w:val=""/>
       <w:lvlJc w:val="left"/>
       <w:pPr>
         <w:tabs>
@@ -15118,11 +15887,15 @@
         </w:tabs>
         <w:ind w:left="4320" w:hanging="360"/>
       </w:pPr>
+      <w:rPr>
+        <w:rFonts w:ascii="Symbol" w:hAnsi="Symbol" w:hint="default"/>
+        <w:sz w:val="20"/>
+      </w:rPr>
     </w:lvl>
     <w:lvl w:ilvl="6" w:tentative="1">
       <w:start w:val="1"/>
-      <w:numFmt w:val="decimal"/>
-      <w:lvlText w:val="%7."/>
+      <w:numFmt w:val="bullet"/>
+      <w:lvlText w:val=""/>
       <w:lvlJc w:val="left"/>
       <w:pPr>
         <w:tabs>
@@ -15130,11 +15903,15 @@
         </w:tabs>
         <w:ind w:left="5040" w:hanging="360"/>
       </w:pPr>
+      <w:rPr>
+        <w:rFonts w:ascii="Symbol" w:hAnsi="Symbol" w:hint="default"/>
+        <w:sz w:val="20"/>
+      </w:rPr>
     </w:lvl>
     <w:lvl w:ilvl="7" w:tentative="1">
       <w:start w:val="1"/>
-      <w:numFmt w:val="decimal"/>
-      <w:lvlText w:val="%8."/>
+      <w:numFmt w:val="bullet"/>
+      <w:lvlText w:val=""/>
       <w:lvlJc w:val="left"/>
       <w:pPr>
         <w:tabs>
@@ -15142,11 +15919,15 @@
         </w:tabs>
         <w:ind w:left="5760" w:hanging="360"/>
       </w:pPr>
+      <w:rPr>
+        <w:rFonts w:ascii="Symbol" w:hAnsi="Symbol" w:hint="default"/>
+        <w:sz w:val="20"/>
+      </w:rPr>
     </w:lvl>
     <w:lvl w:ilvl="8" w:tentative="1">
       <w:start w:val="1"/>
-      <w:numFmt w:val="decimal"/>
-      <w:lvlText w:val="%9."/>
+      <w:numFmt w:val="bullet"/>
+      <w:lvlText w:val=""/>
       <w:lvlJc w:val="left"/>
       <w:pPr>
         <w:tabs>
@@ -15154,16 +15935,139 @@
         </w:tabs>
         <w:ind w:left="6480" w:hanging="360"/>
       </w:pPr>
+      <w:rPr>
+        <w:rFonts w:ascii="Symbol" w:hAnsi="Symbol" w:hint="default"/>
+        <w:sz w:val="20"/>
+      </w:rPr>
     </w:lvl>
   </w:abstractNum>
   <w:abstractNum w:abstractNumId="7" w15:restartNumberingAfterBreak="0">
-    <w:nsid w:val="12B60D48"/>
+    <w:nsid w:val="210A2804"/>
     <w:multiLevelType w:val="multilevel"/>
-    <w:tmpl w:val="9378F7C8"/>
+    <w:tmpl w:val="F4A04838"/>
     <w:lvl w:ilvl="0">
       <w:start w:val="1"/>
       <w:numFmt w:val="decimal"/>
-      <w:lvlText w:val="%1."/>
+      <w:pStyle w:val="Heading1"/>
+      <w:suff w:val="nothing"/>
+      <w:lvlText w:val="%1)"/>
+      <w:lvlJc w:val="left"/>
+      <w:pPr>
+        <w:ind w:left="0" w:firstLine="0"/>
+      </w:pPr>
+      <w:rPr>
+        <w:rFonts w:hint="default"/>
+      </w:rPr>
+    </w:lvl>
+    <w:lvl w:ilvl="1">
+      <w:start w:val="1"/>
+      <w:numFmt w:val="lowerRoman"/>
+      <w:pStyle w:val="Heading2"/>
+      <w:suff w:val="nothing"/>
+      <w:lvlText w:val="%2)"/>
+      <w:lvlJc w:val="left"/>
+      <w:pPr>
+        <w:ind w:left="0" w:firstLine="0"/>
+      </w:pPr>
+      <w:rPr>
+        <w:rFonts w:hint="default"/>
+      </w:rPr>
+    </w:lvl>
+    <w:lvl w:ilvl="2">
+      <w:start w:val="1"/>
+      <w:numFmt w:val="lowerLetter"/>
+      <w:pStyle w:val="Heading3"/>
+      <w:suff w:val="nothing"/>
+      <w:lvlText w:val="%3)"/>
+      <w:lvlJc w:val="left"/>
+      <w:pPr>
+        <w:ind w:left="0" w:firstLine="0"/>
+      </w:pPr>
+      <w:rPr>
+        <w:rFonts w:hint="default"/>
+      </w:rPr>
+    </w:lvl>
+    <w:lvl w:ilvl="3">
+      <w:start w:val="1"/>
+      <w:numFmt w:val="decimal"/>
+      <w:lvlText w:val="(%4)"/>
+      <w:lvlJc w:val="left"/>
+      <w:pPr>
+        <w:ind w:left="1440" w:hanging="360"/>
+      </w:pPr>
+      <w:rPr>
+        <w:rFonts w:hint="default"/>
+      </w:rPr>
+    </w:lvl>
+    <w:lvl w:ilvl="4">
+      <w:start w:val="1"/>
+      <w:numFmt w:val="lowerLetter"/>
+      <w:lvlText w:val="(%5)"/>
+      <w:lvlJc w:val="left"/>
+      <w:pPr>
+        <w:ind w:left="1800" w:hanging="360"/>
+      </w:pPr>
+      <w:rPr>
+        <w:rFonts w:hint="default"/>
+      </w:rPr>
+    </w:lvl>
+    <w:lvl w:ilvl="5">
+      <w:start w:val="1"/>
+      <w:numFmt w:val="lowerRoman"/>
+      <w:lvlText w:val="(%6)"/>
+      <w:lvlJc w:val="left"/>
+      <w:pPr>
+        <w:ind w:left="2160" w:hanging="360"/>
+      </w:pPr>
+      <w:rPr>
+        <w:rFonts w:hint="default"/>
+      </w:rPr>
+    </w:lvl>
+    <w:lvl w:ilvl="6">
+      <w:start w:val="1"/>
+      <w:numFmt w:val="decimal"/>
+      <w:lvlText w:val="%7."/>
+      <w:lvlJc w:val="left"/>
+      <w:pPr>
+        <w:ind w:left="2520" w:hanging="360"/>
+      </w:pPr>
+      <w:rPr>
+        <w:rFonts w:hint="default"/>
+      </w:rPr>
+    </w:lvl>
+    <w:lvl w:ilvl="7">
+      <w:start w:val="1"/>
+      <w:numFmt w:val="lowerLetter"/>
+      <w:lvlText w:val="%8."/>
+      <w:lvlJc w:val="left"/>
+      <w:pPr>
+        <w:ind w:left="2880" w:hanging="360"/>
+      </w:pPr>
+      <w:rPr>
+        <w:rFonts w:hint="default"/>
+      </w:rPr>
+    </w:lvl>
+    <w:lvl w:ilvl="8">
+      <w:start w:val="1"/>
+      <w:numFmt w:val="lowerRoman"/>
+      <w:lvlText w:val="%9."/>
+      <w:lvlJc w:val="left"/>
+      <w:pPr>
+        <w:ind w:left="3240" w:hanging="360"/>
+      </w:pPr>
+      <w:rPr>
+        <w:rFonts w:hint="default"/>
+      </w:rPr>
+    </w:lvl>
+  </w:abstractNum>
+  <w:abstractNum w:abstractNumId="8" w15:restartNumberingAfterBreak="0">
+    <w:nsid w:val="233B368B"/>
+    <w:multiLevelType w:val="multilevel"/>
+    <w:tmpl w:val="3EE67B00"/>
+    <w:lvl w:ilvl="0">
+      <w:start w:val="1"/>
+      <w:numFmt w:val="bullet"/>
+      <w:lvlText w:val=""/>
       <w:lvlJc w:val="left"/>
       <w:pPr>
         <w:tabs>
@@ -15171,11 +16075,15 @@
         </w:tabs>
         <w:ind w:left="720" w:hanging="360"/>
       </w:pPr>
-    </w:lvl>
-    <w:lvl w:ilvl="1">
-      <w:start w:val="1"/>
-      <w:numFmt w:val="lowerLetter"/>
-      <w:lvlText w:val="%2."/>
+      <w:rPr>
+        <w:rFonts w:ascii="Symbol" w:hAnsi="Symbol" w:hint="default"/>
+        <w:sz w:val="20"/>
+      </w:rPr>
+    </w:lvl>
+    <w:lvl w:ilvl="1" w:tentative="1">
+      <w:start w:val="1"/>
+      <w:numFmt w:val="bullet"/>
+      <w:lvlText w:val=""/>
       <w:lvlJc w:val="left"/>
       <w:pPr>
         <w:tabs>
@@ -15183,23 +16091,31 @@
         </w:tabs>
         <w:ind w:left="1440" w:hanging="360"/>
       </w:pPr>
-    </w:lvl>
-    <w:lvl w:ilvl="2">
+      <w:rPr>
+        <w:rFonts w:ascii="Symbol" w:hAnsi="Symbol" w:hint="default"/>
+        <w:sz w:val="20"/>
+      </w:rPr>
+    </w:lvl>
+    <w:lvl w:ilvl="2" w:tentative="1">
       <w:start w:val="1"/>
       <w:numFmt w:val="bullet"/>
       <w:lvlText w:val=""/>
       <w:lvlJc w:val="left"/>
       <w:pPr>
+        <w:tabs>
+          <w:tab w:val="num" w:pos="2160"/>
+        </w:tabs>
         <w:ind w:left="2160" w:hanging="360"/>
       </w:pPr>
       <w:rPr>
         <w:rFonts w:ascii="Symbol" w:hAnsi="Symbol" w:hint="default"/>
+        <w:sz w:val="20"/>
       </w:rPr>
     </w:lvl>
     <w:lvl w:ilvl="3" w:tentative="1">
       <w:start w:val="1"/>
-      <w:numFmt w:val="decimal"/>
-      <w:lvlText w:val="%4."/>
+      <w:numFmt w:val="bullet"/>
+      <w:lvlText w:val=""/>
       <w:lvlJc w:val="left"/>
       <w:pPr>
         <w:tabs>
@@ -15207,11 +16123,15 @@
         </w:tabs>
         <w:ind w:left="2880" w:hanging="360"/>
       </w:pPr>
+      <w:rPr>
+        <w:rFonts w:ascii="Symbol" w:hAnsi="Symbol" w:hint="default"/>
+        <w:sz w:val="20"/>
+      </w:rPr>
     </w:lvl>
     <w:lvl w:ilvl="4" w:tentative="1">
       <w:start w:val="1"/>
-      <w:numFmt w:val="decimal"/>
-      <w:lvlText w:val="%5."/>
+      <w:numFmt w:val="bullet"/>
+      <w:lvlText w:val=""/>
       <w:lvlJc w:val="left"/>
       <w:pPr>
         <w:tabs>
@@ -15219,11 +16139,15 @@
         </w:tabs>
         <w:ind w:left="3600" w:hanging="360"/>
       </w:pPr>
+      <w:rPr>
+        <w:rFonts w:ascii="Symbol" w:hAnsi="Symbol" w:hint="default"/>
+        <w:sz w:val="20"/>
+      </w:rPr>
     </w:lvl>
     <w:lvl w:ilvl="5" w:tentative="1">
       <w:start w:val="1"/>
-      <w:numFmt w:val="decimal"/>
-      <w:lvlText w:val="%6."/>
+      <w:numFmt w:val="bullet"/>
+      <w:lvlText w:val=""/>
       <w:lvlJc w:val="left"/>
       <w:pPr>
         <w:tabs>
@@ -15231,11 +16155,15 @@
         </w:tabs>
         <w:ind w:left="4320" w:hanging="360"/>
       </w:pPr>
+      <w:rPr>
+        <w:rFonts w:ascii="Symbol" w:hAnsi="Symbol" w:hint="default"/>
+        <w:sz w:val="20"/>
+      </w:rPr>
     </w:lvl>
     <w:lvl w:ilvl="6" w:tentative="1">
       <w:start w:val="1"/>
-      <w:numFmt w:val="decimal"/>
-      <w:lvlText w:val="%7."/>
+      <w:numFmt w:val="bullet"/>
+      <w:lvlText w:val=""/>
       <w:lvlJc w:val="left"/>
       <w:pPr>
         <w:tabs>
@@ -15243,11 +16171,15 @@
         </w:tabs>
         <w:ind w:left="5040" w:hanging="360"/>
       </w:pPr>
+      <w:rPr>
+        <w:rFonts w:ascii="Symbol" w:hAnsi="Symbol" w:hint="default"/>
+        <w:sz w:val="20"/>
+      </w:rPr>
     </w:lvl>
     <w:lvl w:ilvl="7" w:tentative="1">
       <w:start w:val="1"/>
-      <w:numFmt w:val="decimal"/>
-      <w:lvlText w:val="%8."/>
+      <w:numFmt w:val="bullet"/>
+      <w:lvlText w:val=""/>
       <w:lvlJc w:val="left"/>
       <w:pPr>
         <w:tabs>
@@ -15255,11 +16187,15 @@
         </w:tabs>
         <w:ind w:left="5760" w:hanging="360"/>
       </w:pPr>
+      <w:rPr>
+        <w:rFonts w:ascii="Symbol" w:hAnsi="Symbol" w:hint="default"/>
+        <w:sz w:val="20"/>
+      </w:rPr>
     </w:lvl>
     <w:lvl w:ilvl="8" w:tentative="1">
       <w:start w:val="1"/>
-      <w:numFmt w:val="decimal"/>
-      <w:lvlText w:val="%9."/>
+      <w:numFmt w:val="bullet"/>
+      <w:lvlText w:val=""/>
       <w:lvlJc w:val="left"/>
       <w:pPr>
         <w:tabs>
@@ -15267,12 +16203,16 @@
         </w:tabs>
         <w:ind w:left="6480" w:hanging="360"/>
       </w:pPr>
+      <w:rPr>
+        <w:rFonts w:ascii="Symbol" w:hAnsi="Symbol" w:hint="default"/>
+        <w:sz w:val="20"/>
+      </w:rPr>
     </w:lvl>
   </w:abstractNum>
-  <w:abstractNum w:abstractNumId="8" w15:restartNumberingAfterBreak="0">
-    <w:nsid w:val="14A40D7F"/>
+  <w:abstractNum w:abstractNumId="9" w15:restartNumberingAfterBreak="0">
+    <w:nsid w:val="32DB4183"/>
     <w:multiLevelType w:val="multilevel"/>
-    <w:tmpl w:val="DE2CC9C0"/>
+    <w:tmpl w:val="156410BE"/>
     <w:lvl w:ilvl="0">
       <w:start w:val="1"/>
       <w:numFmt w:val="bullet"/>
@@ -15418,10 +16358,10 @@
       </w:rPr>
     </w:lvl>
   </w:abstractNum>
-  <w:abstractNum w:abstractNumId="9" w15:restartNumberingAfterBreak="0">
-    <w:nsid w:val="14B77708"/>
+  <w:abstractNum w:abstractNumId="10" w15:restartNumberingAfterBreak="0">
+    <w:nsid w:val="3577552F"/>
     <w:multiLevelType w:val="multilevel"/>
-    <w:tmpl w:val="7E725D46"/>
+    <w:tmpl w:val="717AD8BA"/>
     <w:lvl w:ilvl="0">
       <w:start w:val="1"/>
       <w:numFmt w:val="bullet"/>
@@ -15567,10 +16507,10 @@
       </w:rPr>
     </w:lvl>
   </w:abstractNum>
-  <w:abstractNum w:abstractNumId="10" w15:restartNumberingAfterBreak="0">
-    <w:nsid w:val="17234DE2"/>
+  <w:abstractNum w:abstractNumId="11" w15:restartNumberingAfterBreak="0">
+    <w:nsid w:val="38AE30C5"/>
     <w:multiLevelType w:val="multilevel"/>
-    <w:tmpl w:val="4A04EEEA"/>
+    <w:tmpl w:val="500C316E"/>
     <w:lvl w:ilvl="0">
       <w:start w:val="1"/>
       <w:numFmt w:val="bullet"/>
@@ -15716,14 +16656,127 @@
       </w:rPr>
     </w:lvl>
   </w:abstractNum>
-  <w:abstractNum w:abstractNumId="11" w15:restartNumberingAfterBreak="0">
-    <w:nsid w:val="174F61DD"/>
+  <w:abstractNum w:abstractNumId="12" w15:restartNumberingAfterBreak="0">
+    <w:nsid w:val="451566EA"/>
+    <w:multiLevelType w:val="hybridMultilevel"/>
+    <w:tmpl w:val="DC10FC0E"/>
+    <w:lvl w:ilvl="0" w:tplc="40090001">
+      <w:start w:val="1"/>
+      <w:numFmt w:val="bullet"/>
+      <w:lvlText w:val=""/>
+      <w:lvlJc w:val="left"/>
+      <w:pPr>
+        <w:ind w:left="720" w:hanging="360"/>
+      </w:pPr>
+      <w:rPr>
+        <w:rFonts w:ascii="Symbol" w:hAnsi="Symbol" w:hint="default"/>
+      </w:rPr>
+    </w:lvl>
+    <w:lvl w:ilvl="1" w:tplc="40090003" w:tentative="1">
+      <w:start w:val="1"/>
+      <w:numFmt w:val="bullet"/>
+      <w:lvlText w:val="o"/>
+      <w:lvlJc w:val="left"/>
+      <w:pPr>
+        <w:ind w:left="1440" w:hanging="360"/>
+      </w:pPr>
+      <w:rPr>
+        <w:rFonts w:ascii="Courier New" w:hAnsi="Courier New" w:cs="Courier New" w:hint="default"/>
+      </w:rPr>
+    </w:lvl>
+    <w:lvl w:ilvl="2" w:tplc="40090005" w:tentative="1">
+      <w:start w:val="1"/>
+      <w:numFmt w:val="bullet"/>
+      <w:lvlText w:val=""/>
+      <w:lvlJc w:val="left"/>
+      <w:pPr>
+        <w:ind w:left="2160" w:hanging="360"/>
+      </w:pPr>
+      <w:rPr>
+        <w:rFonts w:ascii="Wingdings" w:hAnsi="Wingdings" w:hint="default"/>
+      </w:rPr>
+    </w:lvl>
+    <w:lvl w:ilvl="3" w:tplc="40090001" w:tentative="1">
+      <w:start w:val="1"/>
+      <w:numFmt w:val="bullet"/>
+      <w:lvlText w:val=""/>
+      <w:lvlJc w:val="left"/>
+      <w:pPr>
+        <w:ind w:left="2880" w:hanging="360"/>
+      </w:pPr>
+      <w:rPr>
+        <w:rFonts w:ascii="Symbol" w:hAnsi="Symbol" w:hint="default"/>
+      </w:rPr>
+    </w:lvl>
+    <w:lvl w:ilvl="4" w:tplc="40090003" w:tentative="1">
+      <w:start w:val="1"/>
+      <w:numFmt w:val="bullet"/>
+      <w:lvlText w:val="o"/>
+      <w:lvlJc w:val="left"/>
+      <w:pPr>
+        <w:ind w:left="3600" w:hanging="360"/>
+      </w:pPr>
+      <w:rPr>
+        <w:rFonts w:ascii="Courier New" w:hAnsi="Courier New" w:cs="Courier New" w:hint="default"/>
+      </w:rPr>
+    </w:lvl>
+    <w:lvl w:ilvl="5" w:tplc="40090005" w:tentative="1">
+      <w:start w:val="1"/>
+      <w:numFmt w:val="bullet"/>
+      <w:lvlText w:val=""/>
+      <w:lvlJc w:val="left"/>
+      <w:pPr>
+        <w:ind w:left="4320" w:hanging="360"/>
+      </w:pPr>
+      <w:rPr>
+        <w:rFonts w:ascii="Wingdings" w:hAnsi="Wingdings" w:hint="default"/>
+      </w:rPr>
+    </w:lvl>
+    <w:lvl w:ilvl="6" w:tplc="40090001" w:tentative="1">
+      <w:start w:val="1"/>
+      <w:numFmt w:val="bullet"/>
+      <w:lvlText w:val=""/>
+      <w:lvlJc w:val="left"/>
+      <w:pPr>
+        <w:ind w:left="5040" w:hanging="360"/>
+      </w:pPr>
+      <w:rPr>
+        <w:rFonts w:ascii="Symbol" w:hAnsi="Symbol" w:hint="default"/>
+      </w:rPr>
+    </w:lvl>
+    <w:lvl w:ilvl="7" w:tplc="40090003" w:tentative="1">
+      <w:start w:val="1"/>
+      <w:numFmt w:val="bullet"/>
+      <w:lvlText w:val="o"/>
+      <w:lvlJc w:val="left"/>
+      <w:pPr>
+        <w:ind w:left="5760" w:hanging="360"/>
+      </w:pPr>
+      <w:rPr>
+        <w:rFonts w:ascii="Courier New" w:hAnsi="Courier New" w:cs="Courier New" w:hint="default"/>
+      </w:rPr>
+    </w:lvl>
+    <w:lvl w:ilvl="8" w:tplc="40090005" w:tentative="1">
+      <w:start w:val="1"/>
+      <w:numFmt w:val="bullet"/>
+      <w:lvlText w:val=""/>
+      <w:lvlJc w:val="left"/>
+      <w:pPr>
+        <w:ind w:left="6480" w:hanging="360"/>
+      </w:pPr>
+      <w:rPr>
+        <w:rFonts w:ascii="Wingdings" w:hAnsi="Wingdings" w:hint="default"/>
+      </w:rPr>
+    </w:lvl>
+  </w:abstractNum>
+  <w:abstractNum w:abstractNumId="13" w15:restartNumberingAfterBreak="0">
+    <w:nsid w:val="47CD5218"/>
     <w:multiLevelType w:val="multilevel"/>
-    <w:tmpl w:val="5BF06120"/>
+    <w:tmpl w:val="5A0E1F9A"/>
     <w:lvl w:ilvl="0">
       <w:start w:val="1"/>
       <w:numFmt w:val="bullet"/>
-      <w:lvlText w:val="o"/>
+      <w:lvlText w:val=""/>
       <w:lvlJc w:val="left"/>
       <w:pPr>
         <w:tabs>
@@ -15732,11 +16785,11 @@
         <w:ind w:left="720" w:hanging="360"/>
       </w:pPr>
       <w:rPr>
-        <w:rFonts w:ascii="Courier New" w:hAnsi="Courier New" w:hint="default"/>
+        <w:rFonts w:ascii="Symbol" w:hAnsi="Symbol" w:hint="default"/>
         <w:sz w:val="20"/>
       </w:rPr>
     </w:lvl>
-    <w:lvl w:ilvl="1" w:tentative="1">
+    <w:lvl w:ilvl="1">
       <w:start w:val="1"/>
       <w:numFmt w:val="bullet"/>
       <w:lvlText w:val="o"/>
@@ -15755,7 +16808,7 @@
     <w:lvl w:ilvl="2" w:tentative="1">
       <w:start w:val="1"/>
       <w:numFmt w:val="bullet"/>
-      <w:lvlText w:val="o"/>
+      <w:lvlText w:val=""/>
       <w:lvlJc w:val="left"/>
       <w:pPr>
         <w:tabs>
@@ -15764,14 +16817,14 @@
         <w:ind w:left="2160" w:hanging="360"/>
       </w:pPr>
       <w:rPr>
-        <w:rFonts w:ascii="Courier New" w:hAnsi="Courier New" w:hint="default"/>
+        <w:rFonts w:ascii="Symbol" w:hAnsi="Symbol" w:hint="default"/>
         <w:sz w:val="20"/>
       </w:rPr>
     </w:lvl>
     <w:lvl w:ilvl="3" w:tentative="1">
       <w:start w:val="1"/>
       <w:numFmt w:val="bullet"/>
-      <w:lvlText w:val="o"/>
+      <w:lvlText w:val=""/>
       <w:lvlJc w:val="left"/>
       <w:pPr>
         <w:tabs>
@@ -15780,14 +16833,14 @@
         <w:ind w:left="2880" w:hanging="360"/>
       </w:pPr>
       <w:rPr>
-        <w:rFonts w:ascii="Courier New" w:hAnsi="Courier New" w:hint="default"/>
+        <w:rFonts w:ascii="Symbol" w:hAnsi="Symbol" w:hint="default"/>
         <w:sz w:val="20"/>
       </w:rPr>
     </w:lvl>
     <w:lvl w:ilvl="4" w:tentative="1">
       <w:start w:val="1"/>
       <w:numFmt w:val="bullet"/>
-      <w:lvlText w:val="o"/>
+      <w:lvlText w:val=""/>
       <w:lvlJc w:val="left"/>
       <w:pPr>
         <w:tabs>
@@ -15796,14 +16849,14 @@
         <w:ind w:left="3600" w:hanging="360"/>
       </w:pPr>
       <w:rPr>
-        <w:rFonts w:ascii="Courier New" w:hAnsi="Courier New" w:hint="default"/>
+        <w:rFonts w:ascii="Symbol" w:hAnsi="Symbol" w:hint="default"/>
         <w:sz w:val="20"/>
       </w:rPr>
     </w:lvl>
     <w:lvl w:ilvl="5" w:tentative="1">
       <w:start w:val="1"/>
       <w:numFmt w:val="bullet"/>
-      <w:lvlText w:val="o"/>
+      <w:lvlText w:val=""/>
       <w:lvlJc w:val="left"/>
       <w:pPr>
         <w:tabs>
@@ -15812,14 +16865,14 @@
         <w:ind w:left="4320" w:hanging="360"/>
       </w:pPr>
       <w:rPr>
-        <w:rFonts w:ascii="Courier New" w:hAnsi="Courier New" w:hint="default"/>
+        <w:rFonts w:ascii="Symbol" w:hAnsi="Symbol" w:hint="default"/>
         <w:sz w:val="20"/>
       </w:rPr>
     </w:lvl>
     <w:lvl w:ilvl="6" w:tentative="1">
       <w:start w:val="1"/>
       <w:numFmt w:val="bullet"/>
-      <w:lvlText w:val="o"/>
+      <w:lvlText w:val=""/>
       <w:lvlJc w:val="left"/>
       <w:pPr>
         <w:tabs>
@@ -15828,14 +16881,14 @@
         <w:ind w:left="5040" w:hanging="360"/>
       </w:pPr>
       <w:rPr>
-        <w:rFonts w:ascii="Courier New" w:hAnsi="Courier New" w:hint="default"/>
+        <w:rFonts w:ascii="Symbol" w:hAnsi="Symbol" w:hint="default"/>
         <w:sz w:val="20"/>
       </w:rPr>
     </w:lvl>
     <w:lvl w:ilvl="7" w:tentative="1">
       <w:start w:val="1"/>
       <w:numFmt w:val="bullet"/>
-      <w:lvlText w:val="o"/>
+      <w:lvlText w:val=""/>
       <w:lvlJc w:val="left"/>
       <w:pPr>
         <w:tabs>
@@ -15844,14 +16897,14 @@
         <w:ind w:left="5760" w:hanging="360"/>
       </w:pPr>
       <w:rPr>
-        <w:rFonts w:ascii="Courier New" w:hAnsi="Courier New" w:hint="default"/>
+        <w:rFonts w:ascii="Symbol" w:hAnsi="Symbol" w:hint="default"/>
         <w:sz w:val="20"/>
       </w:rPr>
     </w:lvl>
     <w:lvl w:ilvl="8" w:tentative="1">
       <w:start w:val="1"/>
       <w:numFmt w:val="bullet"/>
-      <w:lvlText w:val="o"/>
+      <w:lvlText w:val=""/>
       <w:lvlJc w:val="left"/>
       <w:pPr>
         <w:tabs>
@@ -15860,15 +16913,15 @@
         <w:ind w:left="6480" w:hanging="360"/>
       </w:pPr>
       <w:rPr>
-        <w:rFonts w:ascii="Courier New" w:hAnsi="Courier New" w:hint="default"/>
+        <w:rFonts w:ascii="Symbol" w:hAnsi="Symbol" w:hint="default"/>
         <w:sz w:val="20"/>
       </w:rPr>
     </w:lvl>
   </w:abstractNum>
-  <w:abstractNum w:abstractNumId="12" w15:restartNumberingAfterBreak="0">
-    <w:nsid w:val="19784244"/>
+  <w:abstractNum w:abstractNumId="14" w15:restartNumberingAfterBreak="0">
+    <w:nsid w:val="48D966B8"/>
     <w:multiLevelType w:val="multilevel"/>
-    <w:tmpl w:val="D5F809FE"/>
+    <w:tmpl w:val="DD7A22F6"/>
     <w:lvl w:ilvl="0">
       <w:start w:val="1"/>
       <w:numFmt w:val="bullet"/>
@@ -16014,10 +17067,10 @@
       </w:rPr>
     </w:lvl>
   </w:abstractNum>
-  <w:abstractNum w:abstractNumId="13" w15:restartNumberingAfterBreak="0">
-    <w:nsid w:val="19CB3745"/>
+  <w:abstractNum w:abstractNumId="15" w15:restartNumberingAfterBreak="0">
+    <w:nsid w:val="48EB1286"/>
     <w:multiLevelType w:val="multilevel"/>
-    <w:tmpl w:val="270A2A62"/>
+    <w:tmpl w:val="A386C618"/>
     <w:lvl w:ilvl="0">
       <w:start w:val="1"/>
       <w:numFmt w:val="bullet"/>
@@ -16163,129 +17216,10 @@
       </w:rPr>
     </w:lvl>
   </w:abstractNum>
-  <w:abstractNum w:abstractNumId="14" w15:restartNumberingAfterBreak="0">
-    <w:nsid w:val="210A2804"/>
+  <w:abstractNum w:abstractNumId="16" w15:restartNumberingAfterBreak="0">
+    <w:nsid w:val="4A590EF7"/>
     <w:multiLevelType w:val="multilevel"/>
-    <w:tmpl w:val="F4A04838"/>
-    <w:lvl w:ilvl="0">
-      <w:start w:val="1"/>
-      <w:numFmt w:val="decimal"/>
-      <w:pStyle w:val="Heading1"/>
-      <w:suff w:val="nothing"/>
-      <w:lvlText w:val="%1)"/>
-      <w:lvlJc w:val="left"/>
-      <w:pPr>
-        <w:ind w:left="0" w:firstLine="0"/>
-      </w:pPr>
-      <w:rPr>
-        <w:rFonts w:hint="default"/>
-      </w:rPr>
-    </w:lvl>
-    <w:lvl w:ilvl="1">
-      <w:start w:val="1"/>
-      <w:numFmt w:val="lowerRoman"/>
-      <w:pStyle w:val="Heading2"/>
-      <w:suff w:val="nothing"/>
-      <w:lvlText w:val="%2)"/>
-      <w:lvlJc w:val="left"/>
-      <w:pPr>
-        <w:ind w:left="0" w:firstLine="0"/>
-      </w:pPr>
-      <w:rPr>
-        <w:rFonts w:hint="default"/>
-      </w:rPr>
-    </w:lvl>
-    <w:lvl w:ilvl="2">
-      <w:start w:val="1"/>
-      <w:numFmt w:val="lowerLetter"/>
-      <w:pStyle w:val="Heading3"/>
-      <w:suff w:val="nothing"/>
-      <w:lvlText w:val="%3)"/>
-      <w:lvlJc w:val="left"/>
-      <w:pPr>
-        <w:ind w:left="0" w:firstLine="0"/>
-      </w:pPr>
-      <w:rPr>
-        <w:rFonts w:hint="default"/>
-      </w:rPr>
-    </w:lvl>
-    <w:lvl w:ilvl="3">
-      <w:start w:val="1"/>
-      <w:numFmt w:val="decimal"/>
-      <w:lvlText w:val="(%4)"/>
-      <w:lvlJc w:val="left"/>
-      <w:pPr>
-        <w:ind w:left="1440" w:hanging="360"/>
-      </w:pPr>
-      <w:rPr>
-        <w:rFonts w:hint="default"/>
-      </w:rPr>
-    </w:lvl>
-    <w:lvl w:ilvl="4">
-      <w:start w:val="1"/>
-      <w:numFmt w:val="lowerLetter"/>
-      <w:lvlText w:val="(%5)"/>
-      <w:lvlJc w:val="left"/>
-      <w:pPr>
-        <w:ind w:left="1800" w:hanging="360"/>
-      </w:pPr>
-      <w:rPr>
-        <w:rFonts w:hint="default"/>
-      </w:rPr>
-    </w:lvl>
-    <w:lvl w:ilvl="5">
-      <w:start w:val="1"/>
-      <w:numFmt w:val="lowerRoman"/>
-      <w:lvlText w:val="(%6)"/>
-      <w:lvlJc w:val="left"/>
-      <w:pPr>
-        <w:ind w:left="2160" w:hanging="360"/>
-      </w:pPr>
-      <w:rPr>
-        <w:rFonts w:hint="default"/>
-      </w:rPr>
-    </w:lvl>
-    <w:lvl w:ilvl="6">
-      <w:start w:val="1"/>
-      <w:numFmt w:val="decimal"/>
-      <w:lvlText w:val="%7."/>
-      <w:lvlJc w:val="left"/>
-      <w:pPr>
-        <w:ind w:left="2520" w:hanging="360"/>
-      </w:pPr>
-      <w:rPr>
-        <w:rFonts w:hint="default"/>
-      </w:rPr>
-    </w:lvl>
-    <w:lvl w:ilvl="7">
-      <w:start w:val="1"/>
-      <w:numFmt w:val="lowerLetter"/>
-      <w:lvlText w:val="%8."/>
-      <w:lvlJc w:val="left"/>
-      <w:pPr>
-        <w:ind w:left="2880" w:hanging="360"/>
-      </w:pPr>
-      <w:rPr>
-        <w:rFonts w:hint="default"/>
-      </w:rPr>
-    </w:lvl>
-    <w:lvl w:ilvl="8">
-      <w:start w:val="1"/>
-      <w:numFmt w:val="lowerRoman"/>
-      <w:lvlText w:val="%9."/>
-      <w:lvlJc w:val="left"/>
-      <w:pPr>
-        <w:ind w:left="3240" w:hanging="360"/>
-      </w:pPr>
-      <w:rPr>
-        <w:rFonts w:hint="default"/>
-      </w:rPr>
-    </w:lvl>
-  </w:abstractNum>
-  <w:abstractNum w:abstractNumId="15" w15:restartNumberingAfterBreak="0">
-    <w:nsid w:val="233B368B"/>
-    <w:multiLevelType w:val="multilevel"/>
-    <w:tmpl w:val="3EE67B00"/>
+    <w:tmpl w:val="8192649E"/>
     <w:lvl w:ilvl="0">
       <w:start w:val="1"/>
       <w:numFmt w:val="bullet"/>
@@ -16431,10 +17365,10 @@
       </w:rPr>
     </w:lvl>
   </w:abstractNum>
-  <w:abstractNum w:abstractNumId="16" w15:restartNumberingAfterBreak="0">
-    <w:nsid w:val="242724E3"/>
+  <w:abstractNum w:abstractNumId="17" w15:restartNumberingAfterBreak="0">
+    <w:nsid w:val="518E7BB5"/>
     <w:multiLevelType w:val="multilevel"/>
-    <w:tmpl w:val="A6EAE126"/>
+    <w:tmpl w:val="673A8130"/>
     <w:lvl w:ilvl="0">
       <w:start w:val="1"/>
       <w:numFmt w:val="bullet"/>
@@ -16580,14 +17514,127 @@
       </w:rPr>
     </w:lvl>
   </w:abstractNum>
-  <w:abstractNum w:abstractNumId="17" w15:restartNumberingAfterBreak="0">
-    <w:nsid w:val="2E7903E9"/>
+  <w:abstractNum w:abstractNumId="18" w15:restartNumberingAfterBreak="0">
+    <w:nsid w:val="69D02D58"/>
+    <w:multiLevelType w:val="hybridMultilevel"/>
+    <w:tmpl w:val="D8E8EE4E"/>
+    <w:lvl w:ilvl="0" w:tplc="FFFFFFFF">
+      <w:start w:val="1"/>
+      <w:numFmt w:val="bullet"/>
+      <w:lvlText w:val=""/>
+      <w:lvlJc w:val="left"/>
+      <w:pPr>
+        <w:ind w:left="720" w:hanging="360"/>
+      </w:pPr>
+      <w:rPr>
+        <w:rFonts w:ascii="Symbol" w:hAnsi="Symbol" w:hint="default"/>
+      </w:rPr>
+    </w:lvl>
+    <w:lvl w:ilvl="1" w:tplc="40090001">
+      <w:start w:val="1"/>
+      <w:numFmt w:val="bullet"/>
+      <w:lvlText w:val=""/>
+      <w:lvlJc w:val="left"/>
+      <w:pPr>
+        <w:ind w:left="1440" w:hanging="360"/>
+      </w:pPr>
+      <w:rPr>
+        <w:rFonts w:ascii="Symbol" w:hAnsi="Symbol" w:hint="default"/>
+      </w:rPr>
+    </w:lvl>
+    <w:lvl w:ilvl="2" w:tplc="FFFFFFFF" w:tentative="1">
+      <w:start w:val="1"/>
+      <w:numFmt w:val="bullet"/>
+      <w:lvlText w:val=""/>
+      <w:lvlJc w:val="left"/>
+      <w:pPr>
+        <w:ind w:left="2160" w:hanging="360"/>
+      </w:pPr>
+      <w:rPr>
+        <w:rFonts w:ascii="Wingdings" w:hAnsi="Wingdings" w:hint="default"/>
+      </w:rPr>
+    </w:lvl>
+    <w:lvl w:ilvl="3" w:tplc="FFFFFFFF" w:tentative="1">
+      <w:start w:val="1"/>
+      <w:numFmt w:val="bullet"/>
+      <w:lvlText w:val=""/>
+      <w:lvlJc w:val="left"/>
+      <w:pPr>
+        <w:ind w:left="2880" w:hanging="360"/>
+      </w:pPr>
+      <w:rPr>
+        <w:rFonts w:ascii="Symbol" w:hAnsi="Symbol" w:hint="default"/>
+      </w:rPr>
+    </w:lvl>
+    <w:lvl w:ilvl="4" w:tplc="FFFFFFFF" w:tentative="1">
+      <w:start w:val="1"/>
+      <w:numFmt w:val="bullet"/>
+      <w:lvlText w:val="o"/>
+      <w:lvlJc w:val="left"/>
+      <w:pPr>
+        <w:ind w:left="3600" w:hanging="360"/>
+      </w:pPr>
+      <w:rPr>
+        <w:rFonts w:ascii="Courier New" w:hAnsi="Courier New" w:cs="Courier New" w:hint="default"/>
+      </w:rPr>
+    </w:lvl>
+    <w:lvl w:ilvl="5" w:tplc="FFFFFFFF" w:tentative="1">
+      <w:start w:val="1"/>
+      <w:numFmt w:val="bullet"/>
+      <w:lvlText w:val=""/>
+      <w:lvlJc w:val="left"/>
+      <w:pPr>
+        <w:ind w:left="4320" w:hanging="360"/>
+      </w:pPr>
+      <w:rPr>
+        <w:rFonts w:ascii="Wingdings" w:hAnsi="Wingdings" w:hint="default"/>
+      </w:rPr>
+    </w:lvl>
+    <w:lvl w:ilvl="6" w:tplc="FFFFFFFF" w:tentative="1">
+      <w:start w:val="1"/>
+      <w:numFmt w:val="bullet"/>
+      <w:lvlText w:val=""/>
+      <w:lvlJc w:val="left"/>
+      <w:pPr>
+        <w:ind w:left="5040" w:hanging="360"/>
+      </w:pPr>
+      <w:rPr>
+        <w:rFonts w:ascii="Symbol" w:hAnsi="Symbol" w:hint="default"/>
+      </w:rPr>
+    </w:lvl>
+    <w:lvl w:ilvl="7" w:tplc="FFFFFFFF" w:tentative="1">
+      <w:start w:val="1"/>
+      <w:numFmt w:val="bullet"/>
+      <w:lvlText w:val="o"/>
+      <w:lvlJc w:val="left"/>
+      <w:pPr>
+        <w:ind w:left="5760" w:hanging="360"/>
+      </w:pPr>
+      <w:rPr>
+        <w:rFonts w:ascii="Courier New" w:hAnsi="Courier New" w:cs="Courier New" w:hint="default"/>
+      </w:rPr>
+    </w:lvl>
+    <w:lvl w:ilvl="8" w:tplc="FFFFFFFF" w:tentative="1">
+      <w:start w:val="1"/>
+      <w:numFmt w:val="bullet"/>
+      <w:lvlText w:val=""/>
+      <w:lvlJc w:val="left"/>
+      <w:pPr>
+        <w:ind w:left="6480" w:hanging="360"/>
+      </w:pPr>
+      <w:rPr>
+        <w:rFonts w:ascii="Wingdings" w:hAnsi="Wingdings" w:hint="default"/>
+      </w:rPr>
+    </w:lvl>
+  </w:abstractNum>
+  <w:abstractNum w:abstractNumId="19" w15:restartNumberingAfterBreak="0">
+    <w:nsid w:val="6AB57137"/>
     <w:multiLevelType w:val="multilevel"/>
-    <w:tmpl w:val="66BE239C"/>
+    <w:tmpl w:val="532879E8"/>
     <w:lvl w:ilvl="0">
       <w:start w:val="1"/>
-      <w:numFmt w:val="decimal"/>
-      <w:lvlText w:val="%1."/>
+      <w:numFmt w:val="bullet"/>
+      <w:lvlText w:val=""/>
       <w:lvlJc w:val="left"/>
       <w:pPr>
         <w:tabs>
@@ -16595,11 +17642,15 @@
         </w:tabs>
         <w:ind w:left="720" w:hanging="360"/>
       </w:pPr>
-    </w:lvl>
-    <w:lvl w:ilvl="1">
-      <w:start w:val="1"/>
-      <w:numFmt w:val="lowerLetter"/>
-      <w:lvlText w:val="%2."/>
+      <w:rPr>
+        <w:rFonts w:ascii="Symbol" w:hAnsi="Symbol" w:hint="default"/>
+        <w:sz w:val="20"/>
+      </w:rPr>
+    </w:lvl>
+    <w:lvl w:ilvl="1" w:tentative="1">
+      <w:start w:val="1"/>
+      <w:numFmt w:val="bullet"/>
+      <w:lvlText w:val=""/>
       <w:lvlJc w:val="left"/>
       <w:pPr>
         <w:tabs>
@@ -16607,11 +17658,15 @@
         </w:tabs>
         <w:ind w:left="1440" w:hanging="360"/>
       </w:pPr>
-    </w:lvl>
-    <w:lvl w:ilvl="2">
-      <w:start w:val="1"/>
-      <w:numFmt w:val="decimal"/>
-      <w:lvlText w:val="%3."/>
+      <w:rPr>
+        <w:rFonts w:ascii="Symbol" w:hAnsi="Symbol" w:hint="default"/>
+        <w:sz w:val="20"/>
+      </w:rPr>
+    </w:lvl>
+    <w:lvl w:ilvl="2" w:tentative="1">
+      <w:start w:val="1"/>
+      <w:numFmt w:val="bullet"/>
+      <w:lvlText w:val=""/>
       <w:lvlJc w:val="left"/>
       <w:pPr>
         <w:tabs>
@@ -16619,11 +17674,15 @@
         </w:tabs>
         <w:ind w:left="2160" w:hanging="360"/>
       </w:pPr>
+      <w:rPr>
+        <w:rFonts w:ascii="Symbol" w:hAnsi="Symbol" w:hint="default"/>
+        <w:sz w:val="20"/>
+      </w:rPr>
     </w:lvl>
     <w:lvl w:ilvl="3" w:tentative="1">
       <w:start w:val="1"/>
-      <w:numFmt w:val="decimal"/>
-      <w:lvlText w:val="%4."/>
+      <w:numFmt w:val="bullet"/>
+      <w:lvlText w:val=""/>
       <w:lvlJc w:val="left"/>
       <w:pPr>
         <w:tabs>
@@ -16631,11 +17690,15 @@
         </w:tabs>
         <w:ind w:left="2880" w:hanging="360"/>
       </w:pPr>
+      <w:rPr>
+        <w:rFonts w:ascii="Symbol" w:hAnsi="Symbol" w:hint="default"/>
+        <w:sz w:val="20"/>
+      </w:rPr>
     </w:lvl>
     <w:lvl w:ilvl="4" w:tentative="1">
       <w:start w:val="1"/>
-      <w:numFmt w:val="decimal"/>
-      <w:lvlText w:val="%5."/>
+      <w:numFmt w:val="bullet"/>
+      <w:lvlText w:val=""/>
       <w:lvlJc w:val="left"/>
       <w:pPr>
         <w:tabs>
@@ -16643,11 +17706,15 @@
         </w:tabs>
         <w:ind w:left="3600" w:hanging="360"/>
       </w:pPr>
+      <w:rPr>
+        <w:rFonts w:ascii="Symbol" w:hAnsi="Symbol" w:hint="default"/>
+        <w:sz w:val="20"/>
+      </w:rPr>
     </w:lvl>
     <w:lvl w:ilvl="5" w:tentative="1">
       <w:start w:val="1"/>
-      <w:numFmt w:val="decimal"/>
-      <w:lvlText w:val="%6."/>
+      <w:numFmt w:val="bullet"/>
+      <w:lvlText w:val=""/>
       <w:lvlJc w:val="left"/>
       <w:pPr>
         <w:tabs>
@@ -16655,11 +17722,15 @@
         </w:tabs>
         <w:ind w:left="4320" w:hanging="360"/>
       </w:pPr>
+      <w:rPr>
+        <w:rFonts w:ascii="Symbol" w:hAnsi="Symbol" w:hint="default"/>
+        <w:sz w:val="20"/>
+      </w:rPr>
     </w:lvl>
     <w:lvl w:ilvl="6" w:tentative="1">
       <w:start w:val="1"/>
-      <w:numFmt w:val="decimal"/>
-      <w:lvlText w:val="%7."/>
+      <w:numFmt w:val="bullet"/>
+      <w:lvlText w:val=""/>
       <w:lvlJc w:val="left"/>
       <w:pPr>
         <w:tabs>
@@ -16667,11 +17738,15 @@
         </w:tabs>
         <w:ind w:left="5040" w:hanging="360"/>
       </w:pPr>
+      <w:rPr>
+        <w:rFonts w:ascii="Symbol" w:hAnsi="Symbol" w:hint="default"/>
+        <w:sz w:val="20"/>
+      </w:rPr>
     </w:lvl>
     <w:lvl w:ilvl="7" w:tentative="1">
       <w:start w:val="1"/>
-      <w:numFmt w:val="decimal"/>
-      <w:lvlText w:val="%8."/>
+      <w:numFmt w:val="bullet"/>
+      <w:lvlText w:val=""/>
       <w:lvlJc w:val="left"/>
       <w:pPr>
         <w:tabs>
@@ -16679,11 +17754,15 @@
         </w:tabs>
         <w:ind w:left="5760" w:hanging="360"/>
       </w:pPr>
+      <w:rPr>
+        <w:rFonts w:ascii="Symbol" w:hAnsi="Symbol" w:hint="default"/>
+        <w:sz w:val="20"/>
+      </w:rPr>
     </w:lvl>
     <w:lvl w:ilvl="8" w:tentative="1">
       <w:start w:val="1"/>
-      <w:numFmt w:val="decimal"/>
-      <w:lvlText w:val="%9."/>
+      <w:numFmt w:val="bullet"/>
+      <w:lvlText w:val=""/>
       <w:lvlJc w:val="left"/>
       <w:pPr>
         <w:tabs>
@@ -16691,12 +17770,16 @@
         </w:tabs>
         <w:ind w:left="6480" w:hanging="360"/>
       </w:pPr>
+      <w:rPr>
+        <w:rFonts w:ascii="Symbol" w:hAnsi="Symbol" w:hint="default"/>
+        <w:sz w:val="20"/>
+      </w:rPr>
     </w:lvl>
   </w:abstractNum>
-  <w:abstractNum w:abstractNumId="18" w15:restartNumberingAfterBreak="0">
-    <w:nsid w:val="32DB4183"/>
+  <w:abstractNum w:abstractNumId="20" w15:restartNumberingAfterBreak="0">
+    <w:nsid w:val="794A52DC"/>
     <w:multiLevelType w:val="multilevel"/>
-    <w:tmpl w:val="156410BE"/>
+    <w:tmpl w:val="FCE68968"/>
     <w:lvl w:ilvl="0">
       <w:start w:val="1"/>
       <w:numFmt w:val="bullet"/>
@@ -16842,14 +17925,14 @@
       </w:rPr>
     </w:lvl>
   </w:abstractNum>
-  <w:abstractNum w:abstractNumId="19" w15:restartNumberingAfterBreak="0">
-    <w:nsid w:val="3577552F"/>
+  <w:abstractNum w:abstractNumId="21" w15:restartNumberingAfterBreak="0">
+    <w:nsid w:val="7CF92953"/>
     <w:multiLevelType w:val="multilevel"/>
-    <w:tmpl w:val="717AD8BA"/>
+    <w:tmpl w:val="0674F740"/>
     <w:lvl w:ilvl="0">
       <w:start w:val="1"/>
       <w:numFmt w:val="bullet"/>
-      <w:lvlText w:val=""/>
+      <w:lvlText w:val="o"/>
       <w:lvlJc w:val="left"/>
       <w:pPr>
         <w:tabs>
@@ -16858,14 +17941,14 @@
         <w:ind w:left="720" w:hanging="360"/>
       </w:pPr>
       <w:rPr>
-        <w:rFonts w:ascii="Symbol" w:hAnsi="Symbol" w:hint="default"/>
+        <w:rFonts w:ascii="Courier New" w:hAnsi="Courier New" w:hint="default"/>
         <w:sz w:val="20"/>
       </w:rPr>
     </w:lvl>
     <w:lvl w:ilvl="1" w:tentative="1">
       <w:start w:val="1"/>
       <w:numFmt w:val="bullet"/>
-      <w:lvlText w:val=""/>
+      <w:lvlText w:val="o"/>
       <w:lvlJc w:val="left"/>
       <w:pPr>
         <w:tabs>
@@ -16874,14 +17957,14 @@
         <w:ind w:left="1440" w:hanging="360"/>
       </w:pPr>
       <w:rPr>
-        <w:rFonts w:ascii="Symbol" w:hAnsi="Symbol" w:hint="default"/>
+        <w:rFonts w:ascii="Courier New" w:hAnsi="Courier New" w:hint="default"/>
         <w:sz w:val="20"/>
       </w:rPr>
     </w:lvl>
     <w:lvl w:ilvl="2" w:tentative="1">
       <w:start w:val="1"/>
       <w:numFmt w:val="bullet"/>
-      <w:lvlText w:val=""/>
+      <w:lvlText w:val="o"/>
       <w:lvlJc w:val="left"/>
       <w:pPr>
         <w:tabs>
@@ -16890,14 +17973,14 @@
         <w:ind w:left="2160" w:hanging="360"/>
       </w:pPr>
       <w:rPr>
-        <w:rFonts w:ascii="Symbol" w:hAnsi="Symbol" w:hint="default"/>
+        <w:rFonts w:ascii="Courier New" w:hAnsi="Courier New" w:hint="default"/>
         <w:sz w:val="20"/>
       </w:rPr>
     </w:lvl>
     <w:lvl w:ilvl="3" w:tentative="1">
       <w:start w:val="1"/>
       <w:numFmt w:val="bullet"/>
-      <w:lvlText w:val=""/>
+      <w:lvlText w:val="o"/>
       <w:lvlJc w:val="left"/>
       <w:pPr>
         <w:tabs>
@@ -16906,14 +17989,14 @@
         <w:ind w:left="2880" w:hanging="360"/>
       </w:pPr>
       <w:rPr>
-        <w:rFonts w:ascii="Symbol" w:hAnsi="Symbol" w:hint="default"/>
+        <w:rFonts w:ascii="Courier New" w:hAnsi="Courier New" w:hint="default"/>
         <w:sz w:val="20"/>
       </w:rPr>
     </w:lvl>
     <w:lvl w:ilvl="4" w:tentative="1">
       <w:start w:val="1"/>
       <w:numFmt w:val="bullet"/>
-      <w:lvlText w:val=""/>
+      <w:lvlText w:val="o"/>
       <w:lvlJc w:val="left"/>
       <w:pPr>
         <w:tabs>
@@ -16922,14 +18005,14 @@
         <w:ind w:left="3600" w:hanging="360"/>
       </w:pPr>
       <w:rPr>
-        <w:rFonts w:ascii="Symbol" w:hAnsi="Symbol" w:hint="default"/>
+        <w:rFonts w:ascii="Courier New" w:hAnsi="Courier New" w:hint="default"/>
         <w:sz w:val="20"/>
       </w:rPr>
     </w:lvl>
     <w:lvl w:ilvl="5" w:tentative="1">
       <w:start w:val="1"/>
       <w:numFmt w:val="bullet"/>
-      <w:lvlText w:val=""/>
+      <w:lvlText w:val="o"/>
       <w:lvlJc w:val="left"/>
       <w:pPr>
         <w:tabs>
@@ -16938,14 +18021,14 @@
         <w:ind w:left="4320" w:hanging="360"/>
       </w:pPr>
       <w:rPr>
-        <w:rFonts w:ascii="Symbol" w:hAnsi="Symbol" w:hint="default"/>
+        <w:rFonts w:ascii="Courier New" w:hAnsi="Courier New" w:hint="default"/>
         <w:sz w:val="20"/>
       </w:rPr>
     </w:lvl>
     <w:lvl w:ilvl="6" w:tentative="1">
       <w:start w:val="1"/>
       <w:numFmt w:val="bullet"/>
-      <w:lvlText w:val=""/>
+      <w:lvlText w:val="o"/>
       <w:lvlJc w:val="left"/>
       <w:pPr>
         <w:tabs>
@@ -16954,14 +18037,14 @@
         <w:ind w:left="5040" w:hanging="360"/>
       </w:pPr>
       <w:rPr>
-        <w:rFonts w:ascii="Symbol" w:hAnsi="Symbol" w:hint="default"/>
+        <w:rFonts w:ascii="Courier New" w:hAnsi="Courier New" w:hint="default"/>
         <w:sz w:val="20"/>
       </w:rPr>
     </w:lvl>
     <w:lvl w:ilvl="7" w:tentative="1">
       <w:start w:val="1"/>
       <w:numFmt w:val="bullet"/>
-      <w:lvlText w:val=""/>
+      <w:lvlText w:val="o"/>
       <w:lvlJc w:val="left"/>
       <w:pPr>
         <w:tabs>
@@ -16970,14 +18053,14 @@
         <w:ind w:left="5760" w:hanging="360"/>
       </w:pPr>
       <w:rPr>
-        <w:rFonts w:ascii="Symbol" w:hAnsi="Symbol" w:hint="default"/>
+        <w:rFonts w:ascii="Courier New" w:hAnsi="Courier New" w:hint="default"/>
         <w:sz w:val="20"/>
       </w:rPr>
     </w:lvl>
     <w:lvl w:ilvl="8" w:tentative="1">
       <w:start w:val="1"/>
       <w:numFmt w:val="bullet"/>
-      <w:lvlText w:val=""/>
+      <w:lvlText w:val="o"/>
       <w:lvlJc w:val="left"/>
       <w:pPr>
         <w:tabs>
@@ -16986,15 +18069,15 @@
         <w:ind w:left="6480" w:hanging="360"/>
       </w:pPr>
       <w:rPr>
-        <w:rFonts w:ascii="Symbol" w:hAnsi="Symbol" w:hint="default"/>
+        <w:rFonts w:ascii="Courier New" w:hAnsi="Courier New" w:hint="default"/>
         <w:sz w:val="20"/>
       </w:rPr>
     </w:lvl>
   </w:abstractNum>
-  <w:abstractNum w:abstractNumId="20" w15:restartNumberingAfterBreak="0">
-    <w:nsid w:val="38AE30C5"/>
+  <w:abstractNum w:abstractNumId="22" w15:restartNumberingAfterBreak="0">
+    <w:nsid w:val="7FB929C6"/>
     <w:multiLevelType w:val="multilevel"/>
-    <w:tmpl w:val="500C316E"/>
+    <w:tmpl w:val="9924A908"/>
     <w:lvl w:ilvl="0">
       <w:start w:val="1"/>
       <w:numFmt w:val="bullet"/>
@@ -17140,4040 +18223,76 @@
       </w:rPr>
     </w:lvl>
   </w:abstractNum>
-  <w:abstractNum w:abstractNumId="21" w15:restartNumberingAfterBreak="0">
-    <w:nsid w:val="39DF5991"/>
-    <w:multiLevelType w:val="multilevel"/>
-    <w:tmpl w:val="960CAF6E"/>
-    <w:lvl w:ilvl="0">
-      <w:start w:val="1"/>
-      <w:numFmt w:val="bullet"/>
-      <w:lvlText w:val=""/>
-      <w:lvlJc w:val="left"/>
-      <w:pPr>
-        <w:tabs>
-          <w:tab w:val="num" w:pos="720"/>
-        </w:tabs>
-        <w:ind w:left="720" w:hanging="360"/>
-      </w:pPr>
-      <w:rPr>
-        <w:rFonts w:ascii="Symbol" w:hAnsi="Symbol" w:hint="default"/>
-        <w:sz w:val="20"/>
-      </w:rPr>
-    </w:lvl>
-    <w:lvl w:ilvl="1" w:tentative="1">
-      <w:start w:val="1"/>
-      <w:numFmt w:val="bullet"/>
-      <w:lvlText w:val=""/>
-      <w:lvlJc w:val="left"/>
-      <w:pPr>
-        <w:tabs>
-          <w:tab w:val="num" w:pos="1440"/>
-        </w:tabs>
-        <w:ind w:left="1440" w:hanging="360"/>
-      </w:pPr>
-      <w:rPr>
-        <w:rFonts w:ascii="Symbol" w:hAnsi="Symbol" w:hint="default"/>
-        <w:sz w:val="20"/>
-      </w:rPr>
-    </w:lvl>
-    <w:lvl w:ilvl="2" w:tentative="1">
-      <w:start w:val="1"/>
-      <w:numFmt w:val="bullet"/>
-      <w:lvlText w:val=""/>
-      <w:lvlJc w:val="left"/>
-      <w:pPr>
-        <w:tabs>
-          <w:tab w:val="num" w:pos="2160"/>
-        </w:tabs>
-        <w:ind w:left="2160" w:hanging="360"/>
-      </w:pPr>
-      <w:rPr>
-        <w:rFonts w:ascii="Symbol" w:hAnsi="Symbol" w:hint="default"/>
-        <w:sz w:val="20"/>
-      </w:rPr>
-    </w:lvl>
-    <w:lvl w:ilvl="3" w:tentative="1">
-      <w:start w:val="1"/>
-      <w:numFmt w:val="bullet"/>
-      <w:lvlText w:val=""/>
-      <w:lvlJc w:val="left"/>
-      <w:pPr>
-        <w:tabs>
-          <w:tab w:val="num" w:pos="2880"/>
-        </w:tabs>
-        <w:ind w:left="2880" w:hanging="360"/>
-      </w:pPr>
-      <w:rPr>
-        <w:rFonts w:ascii="Symbol" w:hAnsi="Symbol" w:hint="default"/>
-        <w:sz w:val="20"/>
-      </w:rPr>
-    </w:lvl>
-    <w:lvl w:ilvl="4" w:tentative="1">
-      <w:start w:val="1"/>
-      <w:numFmt w:val="bullet"/>
-      <w:lvlText w:val=""/>
-      <w:lvlJc w:val="left"/>
-      <w:pPr>
-        <w:tabs>
-          <w:tab w:val="num" w:pos="3600"/>
-        </w:tabs>
-        <w:ind w:left="3600" w:hanging="360"/>
-      </w:pPr>
-      <w:rPr>
-        <w:rFonts w:ascii="Symbol" w:hAnsi="Symbol" w:hint="default"/>
-        <w:sz w:val="20"/>
-      </w:rPr>
-    </w:lvl>
-    <w:lvl w:ilvl="5" w:tentative="1">
-      <w:start w:val="1"/>
-      <w:numFmt w:val="bullet"/>
-      <w:lvlText w:val=""/>
-      <w:lvlJc w:val="left"/>
-      <w:pPr>
-        <w:tabs>
-          <w:tab w:val="num" w:pos="4320"/>
-        </w:tabs>
-        <w:ind w:left="4320" w:hanging="360"/>
-      </w:pPr>
-      <w:rPr>
-        <w:rFonts w:ascii="Symbol" w:hAnsi="Symbol" w:hint="default"/>
-        <w:sz w:val="20"/>
-      </w:rPr>
-    </w:lvl>
-    <w:lvl w:ilvl="6" w:tentative="1">
-      <w:start w:val="1"/>
-      <w:numFmt w:val="bullet"/>
-      <w:lvlText w:val=""/>
-      <w:lvlJc w:val="left"/>
-      <w:pPr>
-        <w:tabs>
-          <w:tab w:val="num" w:pos="5040"/>
-        </w:tabs>
-        <w:ind w:left="5040" w:hanging="360"/>
-      </w:pPr>
-      <w:rPr>
-        <w:rFonts w:ascii="Symbol" w:hAnsi="Symbol" w:hint="default"/>
-        <w:sz w:val="20"/>
-      </w:rPr>
-    </w:lvl>
-    <w:lvl w:ilvl="7" w:tentative="1">
-      <w:start w:val="1"/>
-      <w:numFmt w:val="bullet"/>
-      <w:lvlText w:val=""/>
-      <w:lvlJc w:val="left"/>
-      <w:pPr>
-        <w:tabs>
-          <w:tab w:val="num" w:pos="5760"/>
-        </w:tabs>
-        <w:ind w:left="5760" w:hanging="360"/>
-      </w:pPr>
-      <w:rPr>
-        <w:rFonts w:ascii="Symbol" w:hAnsi="Symbol" w:hint="default"/>
-        <w:sz w:val="20"/>
-      </w:rPr>
-    </w:lvl>
-    <w:lvl w:ilvl="8" w:tentative="1">
-      <w:start w:val="1"/>
-      <w:numFmt w:val="bullet"/>
-      <w:lvlText w:val=""/>
-      <w:lvlJc w:val="left"/>
-      <w:pPr>
-        <w:tabs>
-          <w:tab w:val="num" w:pos="6480"/>
-        </w:tabs>
-        <w:ind w:left="6480" w:hanging="360"/>
-      </w:pPr>
-      <w:rPr>
-        <w:rFonts w:ascii="Symbol" w:hAnsi="Symbol" w:hint="default"/>
-        <w:sz w:val="20"/>
-      </w:rPr>
-    </w:lvl>
-  </w:abstractNum>
-  <w:abstractNum w:abstractNumId="22" w15:restartNumberingAfterBreak="0">
-    <w:nsid w:val="3A6E47DC"/>
-    <w:multiLevelType w:val="multilevel"/>
-    <w:tmpl w:val="118A4AF2"/>
-    <w:lvl w:ilvl="0">
-      <w:start w:val="1"/>
-      <w:numFmt w:val="bullet"/>
-      <w:lvlText w:val=""/>
-      <w:lvlJc w:val="left"/>
-      <w:pPr>
-        <w:tabs>
-          <w:tab w:val="num" w:pos="720"/>
-        </w:tabs>
-        <w:ind w:left="720" w:hanging="360"/>
-      </w:pPr>
-      <w:rPr>
-        <w:rFonts w:ascii="Symbol" w:hAnsi="Symbol" w:hint="default"/>
-        <w:sz w:val="20"/>
-      </w:rPr>
-    </w:lvl>
-    <w:lvl w:ilvl="1" w:tentative="1">
-      <w:start w:val="1"/>
-      <w:numFmt w:val="bullet"/>
-      <w:lvlText w:val=""/>
-      <w:lvlJc w:val="left"/>
-      <w:pPr>
-        <w:tabs>
-          <w:tab w:val="num" w:pos="1440"/>
-        </w:tabs>
-        <w:ind w:left="1440" w:hanging="360"/>
-      </w:pPr>
-      <w:rPr>
-        <w:rFonts w:ascii="Symbol" w:hAnsi="Symbol" w:hint="default"/>
-        <w:sz w:val="20"/>
-      </w:rPr>
-    </w:lvl>
-    <w:lvl w:ilvl="2" w:tentative="1">
-      <w:start w:val="1"/>
-      <w:numFmt w:val="bullet"/>
-      <w:lvlText w:val=""/>
-      <w:lvlJc w:val="left"/>
-      <w:pPr>
-        <w:tabs>
-          <w:tab w:val="num" w:pos="2160"/>
-        </w:tabs>
-        <w:ind w:left="2160" w:hanging="360"/>
-      </w:pPr>
-      <w:rPr>
-        <w:rFonts w:ascii="Symbol" w:hAnsi="Symbol" w:hint="default"/>
-        <w:sz w:val="20"/>
-      </w:rPr>
-    </w:lvl>
-    <w:lvl w:ilvl="3" w:tentative="1">
-      <w:start w:val="1"/>
-      <w:numFmt w:val="bullet"/>
-      <w:lvlText w:val=""/>
-      <w:lvlJc w:val="left"/>
-      <w:pPr>
-        <w:tabs>
-          <w:tab w:val="num" w:pos="2880"/>
-        </w:tabs>
-        <w:ind w:left="2880" w:hanging="360"/>
-      </w:pPr>
-      <w:rPr>
-        <w:rFonts w:ascii="Symbol" w:hAnsi="Symbol" w:hint="default"/>
-        <w:sz w:val="20"/>
-      </w:rPr>
-    </w:lvl>
-    <w:lvl w:ilvl="4" w:tentative="1">
-      <w:start w:val="1"/>
-      <w:numFmt w:val="bullet"/>
-      <w:lvlText w:val=""/>
-      <w:lvlJc w:val="left"/>
-      <w:pPr>
-        <w:tabs>
-          <w:tab w:val="num" w:pos="3600"/>
-        </w:tabs>
-        <w:ind w:left="3600" w:hanging="360"/>
-      </w:pPr>
-      <w:rPr>
-        <w:rFonts w:ascii="Symbol" w:hAnsi="Symbol" w:hint="default"/>
-        <w:sz w:val="20"/>
-      </w:rPr>
-    </w:lvl>
-    <w:lvl w:ilvl="5" w:tentative="1">
-      <w:start w:val="1"/>
-      <w:numFmt w:val="bullet"/>
-      <w:lvlText w:val=""/>
-      <w:lvlJc w:val="left"/>
-      <w:pPr>
-        <w:tabs>
-          <w:tab w:val="num" w:pos="4320"/>
-        </w:tabs>
-        <w:ind w:left="4320" w:hanging="360"/>
-      </w:pPr>
-      <w:rPr>
-        <w:rFonts w:ascii="Symbol" w:hAnsi="Symbol" w:hint="default"/>
-        <w:sz w:val="20"/>
-      </w:rPr>
-    </w:lvl>
-    <w:lvl w:ilvl="6" w:tentative="1">
-      <w:start w:val="1"/>
-      <w:numFmt w:val="bullet"/>
-      <w:lvlText w:val=""/>
-      <w:lvlJc w:val="left"/>
-      <w:pPr>
-        <w:tabs>
-          <w:tab w:val="num" w:pos="5040"/>
-        </w:tabs>
-        <w:ind w:left="5040" w:hanging="360"/>
-      </w:pPr>
-      <w:rPr>
-        <w:rFonts w:ascii="Symbol" w:hAnsi="Symbol" w:hint="default"/>
-        <w:sz w:val="20"/>
-      </w:rPr>
-    </w:lvl>
-    <w:lvl w:ilvl="7" w:tentative="1">
-      <w:start w:val="1"/>
-      <w:numFmt w:val="bullet"/>
-      <w:lvlText w:val=""/>
-      <w:lvlJc w:val="left"/>
-      <w:pPr>
-        <w:tabs>
-          <w:tab w:val="num" w:pos="5760"/>
-        </w:tabs>
-        <w:ind w:left="5760" w:hanging="360"/>
-      </w:pPr>
-      <w:rPr>
-        <w:rFonts w:ascii="Symbol" w:hAnsi="Symbol" w:hint="default"/>
-        <w:sz w:val="20"/>
-      </w:rPr>
-    </w:lvl>
-    <w:lvl w:ilvl="8" w:tentative="1">
-      <w:start w:val="1"/>
-      <w:numFmt w:val="bullet"/>
-      <w:lvlText w:val=""/>
-      <w:lvlJc w:val="left"/>
-      <w:pPr>
-        <w:tabs>
-          <w:tab w:val="num" w:pos="6480"/>
-        </w:tabs>
-        <w:ind w:left="6480" w:hanging="360"/>
-      </w:pPr>
-      <w:rPr>
-        <w:rFonts w:ascii="Symbol" w:hAnsi="Symbol" w:hint="default"/>
-        <w:sz w:val="20"/>
-      </w:rPr>
-    </w:lvl>
-  </w:abstractNum>
-  <w:abstractNum w:abstractNumId="23" w15:restartNumberingAfterBreak="0">
-    <w:nsid w:val="3C542BC2"/>
-    <w:multiLevelType w:val="multilevel"/>
-    <w:tmpl w:val="DE50525E"/>
-    <w:lvl w:ilvl="0">
-      <w:start w:val="1"/>
-      <w:numFmt w:val="bullet"/>
-      <w:lvlText w:val=""/>
-      <w:lvlJc w:val="left"/>
-      <w:pPr>
-        <w:tabs>
-          <w:tab w:val="num" w:pos="720"/>
-        </w:tabs>
-        <w:ind w:left="720" w:hanging="360"/>
-      </w:pPr>
-      <w:rPr>
-        <w:rFonts w:ascii="Symbol" w:hAnsi="Symbol" w:hint="default"/>
-        <w:sz w:val="20"/>
-      </w:rPr>
-    </w:lvl>
-    <w:lvl w:ilvl="1" w:tentative="1">
-      <w:start w:val="1"/>
-      <w:numFmt w:val="bullet"/>
-      <w:lvlText w:val=""/>
-      <w:lvlJc w:val="left"/>
-      <w:pPr>
-        <w:tabs>
-          <w:tab w:val="num" w:pos="1440"/>
-        </w:tabs>
-        <w:ind w:left="1440" w:hanging="360"/>
-      </w:pPr>
-      <w:rPr>
-        <w:rFonts w:ascii="Symbol" w:hAnsi="Symbol" w:hint="default"/>
-        <w:sz w:val="20"/>
-      </w:rPr>
-    </w:lvl>
-    <w:lvl w:ilvl="2" w:tentative="1">
-      <w:start w:val="1"/>
-      <w:numFmt w:val="bullet"/>
-      <w:lvlText w:val=""/>
-      <w:lvlJc w:val="left"/>
-      <w:pPr>
-        <w:tabs>
-          <w:tab w:val="num" w:pos="2160"/>
-        </w:tabs>
-        <w:ind w:left="2160" w:hanging="360"/>
-      </w:pPr>
-      <w:rPr>
-        <w:rFonts w:ascii="Symbol" w:hAnsi="Symbol" w:hint="default"/>
-        <w:sz w:val="20"/>
-      </w:rPr>
-    </w:lvl>
-    <w:lvl w:ilvl="3" w:tentative="1">
-      <w:start w:val="1"/>
-      <w:numFmt w:val="bullet"/>
-      <w:lvlText w:val=""/>
-      <w:lvlJc w:val="left"/>
-      <w:pPr>
-        <w:tabs>
-          <w:tab w:val="num" w:pos="2880"/>
-        </w:tabs>
-        <w:ind w:left="2880" w:hanging="360"/>
-      </w:pPr>
-      <w:rPr>
-        <w:rFonts w:ascii="Symbol" w:hAnsi="Symbol" w:hint="default"/>
-        <w:sz w:val="20"/>
-      </w:rPr>
-    </w:lvl>
-    <w:lvl w:ilvl="4" w:tentative="1">
-      <w:start w:val="1"/>
-      <w:numFmt w:val="bullet"/>
-      <w:lvlText w:val=""/>
-      <w:lvlJc w:val="left"/>
-      <w:pPr>
-        <w:tabs>
-          <w:tab w:val="num" w:pos="3600"/>
-        </w:tabs>
-        <w:ind w:left="3600" w:hanging="360"/>
-      </w:pPr>
-      <w:rPr>
-        <w:rFonts w:ascii="Symbol" w:hAnsi="Symbol" w:hint="default"/>
-        <w:sz w:val="20"/>
-      </w:rPr>
-    </w:lvl>
-    <w:lvl w:ilvl="5" w:tentative="1">
-      <w:start w:val="1"/>
-      <w:numFmt w:val="bullet"/>
-      <w:lvlText w:val=""/>
-      <w:lvlJc w:val="left"/>
-      <w:pPr>
-        <w:tabs>
-          <w:tab w:val="num" w:pos="4320"/>
-        </w:tabs>
-        <w:ind w:left="4320" w:hanging="360"/>
-      </w:pPr>
-      <w:rPr>
-        <w:rFonts w:ascii="Symbol" w:hAnsi="Symbol" w:hint="default"/>
-        <w:sz w:val="20"/>
-      </w:rPr>
-    </w:lvl>
-    <w:lvl w:ilvl="6" w:tentative="1">
-      <w:start w:val="1"/>
-      <w:numFmt w:val="bullet"/>
-      <w:lvlText w:val=""/>
-      <w:lvlJc w:val="left"/>
-      <w:pPr>
-        <w:tabs>
-          <w:tab w:val="num" w:pos="5040"/>
-        </w:tabs>
-        <w:ind w:left="5040" w:hanging="360"/>
-      </w:pPr>
-      <w:rPr>
-        <w:rFonts w:ascii="Symbol" w:hAnsi="Symbol" w:hint="default"/>
-        <w:sz w:val="20"/>
-      </w:rPr>
-    </w:lvl>
-    <w:lvl w:ilvl="7" w:tentative="1">
-      <w:start w:val="1"/>
-      <w:numFmt w:val="bullet"/>
-      <w:lvlText w:val=""/>
-      <w:lvlJc w:val="left"/>
-      <w:pPr>
-        <w:tabs>
-          <w:tab w:val="num" w:pos="5760"/>
-        </w:tabs>
-        <w:ind w:left="5760" w:hanging="360"/>
-      </w:pPr>
-      <w:rPr>
-        <w:rFonts w:ascii="Symbol" w:hAnsi="Symbol" w:hint="default"/>
-        <w:sz w:val="20"/>
-      </w:rPr>
-    </w:lvl>
-    <w:lvl w:ilvl="8" w:tentative="1">
-      <w:start w:val="1"/>
-      <w:numFmt w:val="bullet"/>
-      <w:lvlText w:val=""/>
-      <w:lvlJc w:val="left"/>
-      <w:pPr>
-        <w:tabs>
-          <w:tab w:val="num" w:pos="6480"/>
-        </w:tabs>
-        <w:ind w:left="6480" w:hanging="360"/>
-      </w:pPr>
-      <w:rPr>
-        <w:rFonts w:ascii="Symbol" w:hAnsi="Symbol" w:hint="default"/>
-        <w:sz w:val="20"/>
-      </w:rPr>
-    </w:lvl>
-  </w:abstractNum>
-  <w:abstractNum w:abstractNumId="24" w15:restartNumberingAfterBreak="0">
-    <w:nsid w:val="40751071"/>
-    <w:multiLevelType w:val="multilevel"/>
-    <w:tmpl w:val="C4687990"/>
-    <w:lvl w:ilvl="0">
-      <w:start w:val="1"/>
-      <w:numFmt w:val="bullet"/>
-      <w:lvlText w:val=""/>
-      <w:lvlJc w:val="left"/>
-      <w:pPr>
-        <w:tabs>
-          <w:tab w:val="num" w:pos="720"/>
-        </w:tabs>
-        <w:ind w:left="720" w:hanging="360"/>
-      </w:pPr>
-      <w:rPr>
-        <w:rFonts w:ascii="Symbol" w:hAnsi="Symbol" w:hint="default"/>
-        <w:sz w:val="20"/>
-      </w:rPr>
-    </w:lvl>
-    <w:lvl w:ilvl="1" w:tentative="1">
-      <w:start w:val="1"/>
-      <w:numFmt w:val="bullet"/>
-      <w:lvlText w:val=""/>
-      <w:lvlJc w:val="left"/>
-      <w:pPr>
-        <w:tabs>
-          <w:tab w:val="num" w:pos="1440"/>
-        </w:tabs>
-        <w:ind w:left="1440" w:hanging="360"/>
-      </w:pPr>
-      <w:rPr>
-        <w:rFonts w:ascii="Symbol" w:hAnsi="Symbol" w:hint="default"/>
-        <w:sz w:val="20"/>
-      </w:rPr>
-    </w:lvl>
-    <w:lvl w:ilvl="2" w:tentative="1">
-      <w:start w:val="1"/>
-      <w:numFmt w:val="bullet"/>
-      <w:lvlText w:val=""/>
-      <w:lvlJc w:val="left"/>
-      <w:pPr>
-        <w:tabs>
-          <w:tab w:val="num" w:pos="2160"/>
-        </w:tabs>
-        <w:ind w:left="2160" w:hanging="360"/>
-      </w:pPr>
-      <w:rPr>
-        <w:rFonts w:ascii="Symbol" w:hAnsi="Symbol" w:hint="default"/>
-        <w:sz w:val="20"/>
-      </w:rPr>
-    </w:lvl>
-    <w:lvl w:ilvl="3" w:tentative="1">
-      <w:start w:val="1"/>
-      <w:numFmt w:val="bullet"/>
-      <w:lvlText w:val=""/>
-      <w:lvlJc w:val="left"/>
-      <w:pPr>
-        <w:tabs>
-          <w:tab w:val="num" w:pos="2880"/>
-        </w:tabs>
-        <w:ind w:left="2880" w:hanging="360"/>
-      </w:pPr>
-      <w:rPr>
-        <w:rFonts w:ascii="Symbol" w:hAnsi="Symbol" w:hint="default"/>
-        <w:sz w:val="20"/>
-      </w:rPr>
-    </w:lvl>
-    <w:lvl w:ilvl="4" w:tentative="1">
-      <w:start w:val="1"/>
-      <w:numFmt w:val="bullet"/>
-      <w:lvlText w:val=""/>
-      <w:lvlJc w:val="left"/>
-      <w:pPr>
-        <w:tabs>
-          <w:tab w:val="num" w:pos="3600"/>
-        </w:tabs>
-        <w:ind w:left="3600" w:hanging="360"/>
-      </w:pPr>
-      <w:rPr>
-        <w:rFonts w:ascii="Symbol" w:hAnsi="Symbol" w:hint="default"/>
-        <w:sz w:val="20"/>
-      </w:rPr>
-    </w:lvl>
-    <w:lvl w:ilvl="5" w:tentative="1">
-      <w:start w:val="1"/>
-      <w:numFmt w:val="bullet"/>
-      <w:lvlText w:val=""/>
-      <w:lvlJc w:val="left"/>
-      <w:pPr>
-        <w:tabs>
-          <w:tab w:val="num" w:pos="4320"/>
-        </w:tabs>
-        <w:ind w:left="4320" w:hanging="360"/>
-      </w:pPr>
-      <w:rPr>
-        <w:rFonts w:ascii="Symbol" w:hAnsi="Symbol" w:hint="default"/>
-        <w:sz w:val="20"/>
-      </w:rPr>
-    </w:lvl>
-    <w:lvl w:ilvl="6" w:tentative="1">
-      <w:start w:val="1"/>
-      <w:numFmt w:val="bullet"/>
-      <w:lvlText w:val=""/>
-      <w:lvlJc w:val="left"/>
-      <w:pPr>
-        <w:tabs>
-          <w:tab w:val="num" w:pos="5040"/>
-        </w:tabs>
-        <w:ind w:left="5040" w:hanging="360"/>
-      </w:pPr>
-      <w:rPr>
-        <w:rFonts w:ascii="Symbol" w:hAnsi="Symbol" w:hint="default"/>
-        <w:sz w:val="20"/>
-      </w:rPr>
-    </w:lvl>
-    <w:lvl w:ilvl="7" w:tentative="1">
-      <w:start w:val="1"/>
-      <w:numFmt w:val="bullet"/>
-      <w:lvlText w:val=""/>
-      <w:lvlJc w:val="left"/>
-      <w:pPr>
-        <w:tabs>
-          <w:tab w:val="num" w:pos="5760"/>
-        </w:tabs>
-        <w:ind w:left="5760" w:hanging="360"/>
-      </w:pPr>
-      <w:rPr>
-        <w:rFonts w:ascii="Symbol" w:hAnsi="Symbol" w:hint="default"/>
-        <w:sz w:val="20"/>
-      </w:rPr>
-    </w:lvl>
-    <w:lvl w:ilvl="8" w:tentative="1">
-      <w:start w:val="1"/>
-      <w:numFmt w:val="bullet"/>
-      <w:lvlText w:val=""/>
-      <w:lvlJc w:val="left"/>
-      <w:pPr>
-        <w:tabs>
-          <w:tab w:val="num" w:pos="6480"/>
-        </w:tabs>
-        <w:ind w:left="6480" w:hanging="360"/>
-      </w:pPr>
-      <w:rPr>
-        <w:rFonts w:ascii="Symbol" w:hAnsi="Symbol" w:hint="default"/>
-        <w:sz w:val="20"/>
-      </w:rPr>
-    </w:lvl>
-  </w:abstractNum>
-  <w:abstractNum w:abstractNumId="25" w15:restartNumberingAfterBreak="0">
-    <w:nsid w:val="44DC0039"/>
-    <w:multiLevelType w:val="multilevel"/>
-    <w:tmpl w:val="5C2C7784"/>
-    <w:lvl w:ilvl="0">
-      <w:start w:val="1"/>
-      <w:numFmt w:val="bullet"/>
-      <w:lvlText w:val=""/>
-      <w:lvlJc w:val="left"/>
-      <w:pPr>
-        <w:tabs>
-          <w:tab w:val="num" w:pos="720"/>
-        </w:tabs>
-        <w:ind w:left="720" w:hanging="360"/>
-      </w:pPr>
-      <w:rPr>
-        <w:rFonts w:ascii="Symbol" w:hAnsi="Symbol" w:hint="default"/>
-        <w:sz w:val="20"/>
-      </w:rPr>
-    </w:lvl>
-    <w:lvl w:ilvl="1" w:tentative="1">
-      <w:start w:val="1"/>
-      <w:numFmt w:val="bullet"/>
-      <w:lvlText w:val=""/>
-      <w:lvlJc w:val="left"/>
-      <w:pPr>
-        <w:tabs>
-          <w:tab w:val="num" w:pos="1440"/>
-        </w:tabs>
-        <w:ind w:left="1440" w:hanging="360"/>
-      </w:pPr>
-      <w:rPr>
-        <w:rFonts w:ascii="Symbol" w:hAnsi="Symbol" w:hint="default"/>
-        <w:sz w:val="20"/>
-      </w:rPr>
-    </w:lvl>
-    <w:lvl w:ilvl="2" w:tentative="1">
-      <w:start w:val="1"/>
-      <w:numFmt w:val="bullet"/>
-      <w:lvlText w:val=""/>
-      <w:lvlJc w:val="left"/>
-      <w:pPr>
-        <w:tabs>
-          <w:tab w:val="num" w:pos="2160"/>
-        </w:tabs>
-        <w:ind w:left="2160" w:hanging="360"/>
-      </w:pPr>
-      <w:rPr>
-        <w:rFonts w:ascii="Symbol" w:hAnsi="Symbol" w:hint="default"/>
-        <w:sz w:val="20"/>
-      </w:rPr>
-    </w:lvl>
-    <w:lvl w:ilvl="3" w:tentative="1">
-      <w:start w:val="1"/>
-      <w:numFmt w:val="bullet"/>
-      <w:lvlText w:val=""/>
-      <w:lvlJc w:val="left"/>
-      <w:pPr>
-        <w:tabs>
-          <w:tab w:val="num" w:pos="2880"/>
-        </w:tabs>
-        <w:ind w:left="2880" w:hanging="360"/>
-      </w:pPr>
-      <w:rPr>
-        <w:rFonts w:ascii="Symbol" w:hAnsi="Symbol" w:hint="default"/>
-        <w:sz w:val="20"/>
-      </w:rPr>
-    </w:lvl>
-    <w:lvl w:ilvl="4" w:tentative="1">
-      <w:start w:val="1"/>
-      <w:numFmt w:val="bullet"/>
-      <w:lvlText w:val=""/>
-      <w:lvlJc w:val="left"/>
-      <w:pPr>
-        <w:tabs>
-          <w:tab w:val="num" w:pos="3600"/>
-        </w:tabs>
-        <w:ind w:left="3600" w:hanging="360"/>
-      </w:pPr>
-      <w:rPr>
-        <w:rFonts w:ascii="Symbol" w:hAnsi="Symbol" w:hint="default"/>
-        <w:sz w:val="20"/>
-      </w:rPr>
-    </w:lvl>
-    <w:lvl w:ilvl="5" w:tentative="1">
-      <w:start w:val="1"/>
-      <w:numFmt w:val="bullet"/>
-      <w:lvlText w:val=""/>
-      <w:lvlJc w:val="left"/>
-      <w:pPr>
-        <w:tabs>
-          <w:tab w:val="num" w:pos="4320"/>
-        </w:tabs>
-        <w:ind w:left="4320" w:hanging="360"/>
-      </w:pPr>
-      <w:rPr>
-        <w:rFonts w:ascii="Symbol" w:hAnsi="Symbol" w:hint="default"/>
-        <w:sz w:val="20"/>
-      </w:rPr>
-    </w:lvl>
-    <w:lvl w:ilvl="6" w:tentative="1">
-      <w:start w:val="1"/>
-      <w:numFmt w:val="bullet"/>
-      <w:lvlText w:val=""/>
-      <w:lvlJc w:val="left"/>
-      <w:pPr>
-        <w:tabs>
-          <w:tab w:val="num" w:pos="5040"/>
-        </w:tabs>
-        <w:ind w:left="5040" w:hanging="360"/>
-      </w:pPr>
-      <w:rPr>
-        <w:rFonts w:ascii="Symbol" w:hAnsi="Symbol" w:hint="default"/>
-        <w:sz w:val="20"/>
-      </w:rPr>
-    </w:lvl>
-    <w:lvl w:ilvl="7" w:tentative="1">
-      <w:start w:val="1"/>
-      <w:numFmt w:val="bullet"/>
-      <w:lvlText w:val=""/>
-      <w:lvlJc w:val="left"/>
-      <w:pPr>
-        <w:tabs>
-          <w:tab w:val="num" w:pos="5760"/>
-        </w:tabs>
-        <w:ind w:left="5760" w:hanging="360"/>
-      </w:pPr>
-      <w:rPr>
-        <w:rFonts w:ascii="Symbol" w:hAnsi="Symbol" w:hint="default"/>
-        <w:sz w:val="20"/>
-      </w:rPr>
-    </w:lvl>
-    <w:lvl w:ilvl="8" w:tentative="1">
-      <w:start w:val="1"/>
-      <w:numFmt w:val="bullet"/>
-      <w:lvlText w:val=""/>
-      <w:lvlJc w:val="left"/>
-      <w:pPr>
-        <w:tabs>
-          <w:tab w:val="num" w:pos="6480"/>
-        </w:tabs>
-        <w:ind w:left="6480" w:hanging="360"/>
-      </w:pPr>
-      <w:rPr>
-        <w:rFonts w:ascii="Symbol" w:hAnsi="Symbol" w:hint="default"/>
-        <w:sz w:val="20"/>
-      </w:rPr>
-    </w:lvl>
-  </w:abstractNum>
-  <w:abstractNum w:abstractNumId="26" w15:restartNumberingAfterBreak="0">
-    <w:nsid w:val="45093915"/>
-    <w:multiLevelType w:val="multilevel"/>
-    <w:tmpl w:val="492A59E0"/>
-    <w:lvl w:ilvl="0">
-      <w:start w:val="1"/>
-      <w:numFmt w:val="bullet"/>
-      <w:lvlText w:val=""/>
-      <w:lvlJc w:val="left"/>
-      <w:pPr>
-        <w:tabs>
-          <w:tab w:val="num" w:pos="720"/>
-        </w:tabs>
-        <w:ind w:left="720" w:hanging="360"/>
-      </w:pPr>
-      <w:rPr>
-        <w:rFonts w:ascii="Symbol" w:hAnsi="Symbol" w:hint="default"/>
-        <w:sz w:val="20"/>
-      </w:rPr>
-    </w:lvl>
-    <w:lvl w:ilvl="1" w:tentative="1">
-      <w:start w:val="1"/>
-      <w:numFmt w:val="bullet"/>
-      <w:lvlText w:val=""/>
-      <w:lvlJc w:val="left"/>
-      <w:pPr>
-        <w:tabs>
-          <w:tab w:val="num" w:pos="1440"/>
-        </w:tabs>
-        <w:ind w:left="1440" w:hanging="360"/>
-      </w:pPr>
-      <w:rPr>
-        <w:rFonts w:ascii="Symbol" w:hAnsi="Symbol" w:hint="default"/>
-        <w:sz w:val="20"/>
-      </w:rPr>
-    </w:lvl>
-    <w:lvl w:ilvl="2" w:tentative="1">
-      <w:start w:val="1"/>
-      <w:numFmt w:val="bullet"/>
-      <w:lvlText w:val=""/>
-      <w:lvlJc w:val="left"/>
-      <w:pPr>
-        <w:tabs>
-          <w:tab w:val="num" w:pos="2160"/>
-        </w:tabs>
-        <w:ind w:left="2160" w:hanging="360"/>
-      </w:pPr>
-      <w:rPr>
-        <w:rFonts w:ascii="Symbol" w:hAnsi="Symbol" w:hint="default"/>
-        <w:sz w:val="20"/>
-      </w:rPr>
-    </w:lvl>
-    <w:lvl w:ilvl="3" w:tentative="1">
-      <w:start w:val="1"/>
-      <w:numFmt w:val="bullet"/>
-      <w:lvlText w:val=""/>
-      <w:lvlJc w:val="left"/>
-      <w:pPr>
-        <w:tabs>
-          <w:tab w:val="num" w:pos="2880"/>
-        </w:tabs>
-        <w:ind w:left="2880" w:hanging="360"/>
-      </w:pPr>
-      <w:rPr>
-        <w:rFonts w:ascii="Symbol" w:hAnsi="Symbol" w:hint="default"/>
-        <w:sz w:val="20"/>
-      </w:rPr>
-    </w:lvl>
-    <w:lvl w:ilvl="4" w:tentative="1">
-      <w:start w:val="1"/>
-      <w:numFmt w:val="bullet"/>
-      <w:lvlText w:val=""/>
-      <w:lvlJc w:val="left"/>
-      <w:pPr>
-        <w:tabs>
-          <w:tab w:val="num" w:pos="3600"/>
-        </w:tabs>
-        <w:ind w:left="3600" w:hanging="360"/>
-      </w:pPr>
-      <w:rPr>
-        <w:rFonts w:ascii="Symbol" w:hAnsi="Symbol" w:hint="default"/>
-        <w:sz w:val="20"/>
-      </w:rPr>
-    </w:lvl>
-    <w:lvl w:ilvl="5" w:tentative="1">
-      <w:start w:val="1"/>
-      <w:numFmt w:val="bullet"/>
-      <w:lvlText w:val=""/>
-      <w:lvlJc w:val="left"/>
-      <w:pPr>
-        <w:tabs>
-          <w:tab w:val="num" w:pos="4320"/>
-        </w:tabs>
-        <w:ind w:left="4320" w:hanging="360"/>
-      </w:pPr>
-      <w:rPr>
-        <w:rFonts w:ascii="Symbol" w:hAnsi="Symbol" w:hint="default"/>
-        <w:sz w:val="20"/>
-      </w:rPr>
-    </w:lvl>
-    <w:lvl w:ilvl="6" w:tentative="1">
-      <w:start w:val="1"/>
-      <w:numFmt w:val="bullet"/>
-      <w:lvlText w:val=""/>
-      <w:lvlJc w:val="left"/>
-      <w:pPr>
-        <w:tabs>
-          <w:tab w:val="num" w:pos="5040"/>
-        </w:tabs>
-        <w:ind w:left="5040" w:hanging="360"/>
-      </w:pPr>
-      <w:rPr>
-        <w:rFonts w:ascii="Symbol" w:hAnsi="Symbol" w:hint="default"/>
-        <w:sz w:val="20"/>
-      </w:rPr>
-    </w:lvl>
-    <w:lvl w:ilvl="7" w:tentative="1">
-      <w:start w:val="1"/>
-      <w:numFmt w:val="bullet"/>
-      <w:lvlText w:val=""/>
-      <w:lvlJc w:val="left"/>
-      <w:pPr>
-        <w:tabs>
-          <w:tab w:val="num" w:pos="5760"/>
-        </w:tabs>
-        <w:ind w:left="5760" w:hanging="360"/>
-      </w:pPr>
-      <w:rPr>
-        <w:rFonts w:ascii="Symbol" w:hAnsi="Symbol" w:hint="default"/>
-        <w:sz w:val="20"/>
-      </w:rPr>
-    </w:lvl>
-    <w:lvl w:ilvl="8" w:tentative="1">
-      <w:start w:val="1"/>
-      <w:numFmt w:val="bullet"/>
-      <w:lvlText w:val=""/>
-      <w:lvlJc w:val="left"/>
-      <w:pPr>
-        <w:tabs>
-          <w:tab w:val="num" w:pos="6480"/>
-        </w:tabs>
-        <w:ind w:left="6480" w:hanging="360"/>
-      </w:pPr>
-      <w:rPr>
-        <w:rFonts w:ascii="Symbol" w:hAnsi="Symbol" w:hint="default"/>
-        <w:sz w:val="20"/>
-      </w:rPr>
-    </w:lvl>
-  </w:abstractNum>
-  <w:abstractNum w:abstractNumId="27" w15:restartNumberingAfterBreak="0">
-    <w:nsid w:val="451566EA"/>
-    <w:multiLevelType w:val="hybridMultilevel"/>
-    <w:tmpl w:val="DC10FC0E"/>
-    <w:lvl w:ilvl="0" w:tplc="40090001">
-      <w:start w:val="1"/>
-      <w:numFmt w:val="bullet"/>
-      <w:lvlText w:val=""/>
-      <w:lvlJc w:val="left"/>
-      <w:pPr>
-        <w:ind w:left="720" w:hanging="360"/>
-      </w:pPr>
-      <w:rPr>
-        <w:rFonts w:ascii="Symbol" w:hAnsi="Symbol" w:hint="default"/>
-      </w:rPr>
-    </w:lvl>
-    <w:lvl w:ilvl="1" w:tplc="40090003" w:tentative="1">
-      <w:start w:val="1"/>
-      <w:numFmt w:val="bullet"/>
-      <w:lvlText w:val="o"/>
-      <w:lvlJc w:val="left"/>
-      <w:pPr>
-        <w:ind w:left="1440" w:hanging="360"/>
-      </w:pPr>
-      <w:rPr>
-        <w:rFonts w:ascii="Courier New" w:hAnsi="Courier New" w:cs="Courier New" w:hint="default"/>
-      </w:rPr>
-    </w:lvl>
-    <w:lvl w:ilvl="2" w:tplc="40090005" w:tentative="1">
-      <w:start w:val="1"/>
-      <w:numFmt w:val="bullet"/>
-      <w:lvlText w:val=""/>
-      <w:lvlJc w:val="left"/>
-      <w:pPr>
-        <w:ind w:left="2160" w:hanging="360"/>
-      </w:pPr>
-      <w:rPr>
-        <w:rFonts w:ascii="Wingdings" w:hAnsi="Wingdings" w:hint="default"/>
-      </w:rPr>
-    </w:lvl>
-    <w:lvl w:ilvl="3" w:tplc="40090001" w:tentative="1">
-      <w:start w:val="1"/>
-      <w:numFmt w:val="bullet"/>
-      <w:lvlText w:val=""/>
-      <w:lvlJc w:val="left"/>
-      <w:pPr>
-        <w:ind w:left="2880" w:hanging="360"/>
-      </w:pPr>
-      <w:rPr>
-        <w:rFonts w:ascii="Symbol" w:hAnsi="Symbol" w:hint="default"/>
-      </w:rPr>
-    </w:lvl>
-    <w:lvl w:ilvl="4" w:tplc="40090003" w:tentative="1">
-      <w:start w:val="1"/>
-      <w:numFmt w:val="bullet"/>
-      <w:lvlText w:val="o"/>
-      <w:lvlJc w:val="left"/>
-      <w:pPr>
-        <w:ind w:left="3600" w:hanging="360"/>
-      </w:pPr>
-      <w:rPr>
-        <w:rFonts w:ascii="Courier New" w:hAnsi="Courier New" w:cs="Courier New" w:hint="default"/>
-      </w:rPr>
-    </w:lvl>
-    <w:lvl w:ilvl="5" w:tplc="40090005" w:tentative="1">
-      <w:start w:val="1"/>
-      <w:numFmt w:val="bullet"/>
-      <w:lvlText w:val=""/>
-      <w:lvlJc w:val="left"/>
-      <w:pPr>
-        <w:ind w:left="4320" w:hanging="360"/>
-      </w:pPr>
-      <w:rPr>
-        <w:rFonts w:ascii="Wingdings" w:hAnsi="Wingdings" w:hint="default"/>
-      </w:rPr>
-    </w:lvl>
-    <w:lvl w:ilvl="6" w:tplc="40090001" w:tentative="1">
-      <w:start w:val="1"/>
-      <w:numFmt w:val="bullet"/>
-      <w:lvlText w:val=""/>
-      <w:lvlJc w:val="left"/>
-      <w:pPr>
-        <w:ind w:left="5040" w:hanging="360"/>
-      </w:pPr>
-      <w:rPr>
-        <w:rFonts w:ascii="Symbol" w:hAnsi="Symbol" w:hint="default"/>
-      </w:rPr>
-    </w:lvl>
-    <w:lvl w:ilvl="7" w:tplc="40090003" w:tentative="1">
-      <w:start w:val="1"/>
-      <w:numFmt w:val="bullet"/>
-      <w:lvlText w:val="o"/>
-      <w:lvlJc w:val="left"/>
-      <w:pPr>
-        <w:ind w:left="5760" w:hanging="360"/>
-      </w:pPr>
-      <w:rPr>
-        <w:rFonts w:ascii="Courier New" w:hAnsi="Courier New" w:cs="Courier New" w:hint="default"/>
-      </w:rPr>
-    </w:lvl>
-    <w:lvl w:ilvl="8" w:tplc="40090005" w:tentative="1">
-      <w:start w:val="1"/>
-      <w:numFmt w:val="bullet"/>
-      <w:lvlText w:val=""/>
-      <w:lvlJc w:val="left"/>
-      <w:pPr>
-        <w:ind w:left="6480" w:hanging="360"/>
-      </w:pPr>
-      <w:rPr>
-        <w:rFonts w:ascii="Wingdings" w:hAnsi="Wingdings" w:hint="default"/>
-      </w:rPr>
-    </w:lvl>
-  </w:abstractNum>
-  <w:abstractNum w:abstractNumId="28" w15:restartNumberingAfterBreak="0">
-    <w:nsid w:val="47CD5218"/>
-    <w:multiLevelType w:val="multilevel"/>
-    <w:tmpl w:val="5A0E1F9A"/>
-    <w:lvl w:ilvl="0">
-      <w:start w:val="1"/>
-      <w:numFmt w:val="bullet"/>
-      <w:lvlText w:val=""/>
-      <w:lvlJc w:val="left"/>
-      <w:pPr>
-        <w:tabs>
-          <w:tab w:val="num" w:pos="720"/>
-        </w:tabs>
-        <w:ind w:left="720" w:hanging="360"/>
-      </w:pPr>
-      <w:rPr>
-        <w:rFonts w:ascii="Symbol" w:hAnsi="Symbol" w:hint="default"/>
-        <w:sz w:val="20"/>
-      </w:rPr>
-    </w:lvl>
-    <w:lvl w:ilvl="1">
-      <w:start w:val="1"/>
-      <w:numFmt w:val="bullet"/>
-      <w:lvlText w:val="o"/>
-      <w:lvlJc w:val="left"/>
-      <w:pPr>
-        <w:tabs>
-          <w:tab w:val="num" w:pos="1440"/>
-        </w:tabs>
-        <w:ind w:left="1440" w:hanging="360"/>
-      </w:pPr>
-      <w:rPr>
-        <w:rFonts w:ascii="Courier New" w:hAnsi="Courier New" w:hint="default"/>
-        <w:sz w:val="20"/>
-      </w:rPr>
-    </w:lvl>
-    <w:lvl w:ilvl="2" w:tentative="1">
-      <w:start w:val="1"/>
-      <w:numFmt w:val="bullet"/>
-      <w:lvlText w:val=""/>
-      <w:lvlJc w:val="left"/>
-      <w:pPr>
-        <w:tabs>
-          <w:tab w:val="num" w:pos="2160"/>
-        </w:tabs>
-        <w:ind w:left="2160" w:hanging="360"/>
-      </w:pPr>
-      <w:rPr>
-        <w:rFonts w:ascii="Symbol" w:hAnsi="Symbol" w:hint="default"/>
-        <w:sz w:val="20"/>
-      </w:rPr>
-    </w:lvl>
-    <w:lvl w:ilvl="3" w:tentative="1">
-      <w:start w:val="1"/>
-      <w:numFmt w:val="bullet"/>
-      <w:lvlText w:val=""/>
-      <w:lvlJc w:val="left"/>
-      <w:pPr>
-        <w:tabs>
-          <w:tab w:val="num" w:pos="2880"/>
-        </w:tabs>
-        <w:ind w:left="2880" w:hanging="360"/>
-      </w:pPr>
-      <w:rPr>
-        <w:rFonts w:ascii="Symbol" w:hAnsi="Symbol" w:hint="default"/>
-        <w:sz w:val="20"/>
-      </w:rPr>
-    </w:lvl>
-    <w:lvl w:ilvl="4" w:tentative="1">
-      <w:start w:val="1"/>
-      <w:numFmt w:val="bullet"/>
-      <w:lvlText w:val=""/>
-      <w:lvlJc w:val="left"/>
-      <w:pPr>
-        <w:tabs>
-          <w:tab w:val="num" w:pos="3600"/>
-        </w:tabs>
-        <w:ind w:left="3600" w:hanging="360"/>
-      </w:pPr>
-      <w:rPr>
-        <w:rFonts w:ascii="Symbol" w:hAnsi="Symbol" w:hint="default"/>
-        <w:sz w:val="20"/>
-      </w:rPr>
-    </w:lvl>
-    <w:lvl w:ilvl="5" w:tentative="1">
-      <w:start w:val="1"/>
-      <w:numFmt w:val="bullet"/>
-      <w:lvlText w:val=""/>
-      <w:lvlJc w:val="left"/>
-      <w:pPr>
-        <w:tabs>
-          <w:tab w:val="num" w:pos="4320"/>
-        </w:tabs>
-        <w:ind w:left="4320" w:hanging="360"/>
-      </w:pPr>
-      <w:rPr>
-        <w:rFonts w:ascii="Symbol" w:hAnsi="Symbol" w:hint="default"/>
-        <w:sz w:val="20"/>
-      </w:rPr>
-    </w:lvl>
-    <w:lvl w:ilvl="6" w:tentative="1">
-      <w:start w:val="1"/>
-      <w:numFmt w:val="bullet"/>
-      <w:lvlText w:val=""/>
-      <w:lvlJc w:val="left"/>
-      <w:pPr>
-        <w:tabs>
-          <w:tab w:val="num" w:pos="5040"/>
-        </w:tabs>
-        <w:ind w:left="5040" w:hanging="360"/>
-      </w:pPr>
-      <w:rPr>
-        <w:rFonts w:ascii="Symbol" w:hAnsi="Symbol" w:hint="default"/>
-        <w:sz w:val="20"/>
-      </w:rPr>
-    </w:lvl>
-    <w:lvl w:ilvl="7" w:tentative="1">
-      <w:start w:val="1"/>
-      <w:numFmt w:val="bullet"/>
-      <w:lvlText w:val=""/>
-      <w:lvlJc w:val="left"/>
-      <w:pPr>
-        <w:tabs>
-          <w:tab w:val="num" w:pos="5760"/>
-        </w:tabs>
-        <w:ind w:left="5760" w:hanging="360"/>
-      </w:pPr>
-      <w:rPr>
-        <w:rFonts w:ascii="Symbol" w:hAnsi="Symbol" w:hint="default"/>
-        <w:sz w:val="20"/>
-      </w:rPr>
-    </w:lvl>
-    <w:lvl w:ilvl="8" w:tentative="1">
-      <w:start w:val="1"/>
-      <w:numFmt w:val="bullet"/>
-      <w:lvlText w:val=""/>
-      <w:lvlJc w:val="left"/>
-      <w:pPr>
-        <w:tabs>
-          <w:tab w:val="num" w:pos="6480"/>
-        </w:tabs>
-        <w:ind w:left="6480" w:hanging="360"/>
-      </w:pPr>
-      <w:rPr>
-        <w:rFonts w:ascii="Symbol" w:hAnsi="Symbol" w:hint="default"/>
-        <w:sz w:val="20"/>
-      </w:rPr>
-    </w:lvl>
-  </w:abstractNum>
-  <w:abstractNum w:abstractNumId="29" w15:restartNumberingAfterBreak="0">
-    <w:nsid w:val="47E85AD9"/>
-    <w:multiLevelType w:val="multilevel"/>
-    <w:tmpl w:val="F600FF94"/>
-    <w:lvl w:ilvl="0">
-      <w:start w:val="1"/>
-      <w:numFmt w:val="bullet"/>
-      <w:lvlText w:val=""/>
-      <w:lvlJc w:val="left"/>
-      <w:pPr>
-        <w:tabs>
-          <w:tab w:val="num" w:pos="720"/>
-        </w:tabs>
-        <w:ind w:left="720" w:hanging="360"/>
-      </w:pPr>
-      <w:rPr>
-        <w:rFonts w:ascii="Symbol" w:hAnsi="Symbol" w:hint="default"/>
-        <w:sz w:val="20"/>
-      </w:rPr>
-    </w:lvl>
-    <w:lvl w:ilvl="1" w:tentative="1">
-      <w:start w:val="1"/>
-      <w:numFmt w:val="bullet"/>
-      <w:lvlText w:val=""/>
-      <w:lvlJc w:val="left"/>
-      <w:pPr>
-        <w:tabs>
-          <w:tab w:val="num" w:pos="1440"/>
-        </w:tabs>
-        <w:ind w:left="1440" w:hanging="360"/>
-      </w:pPr>
-      <w:rPr>
-        <w:rFonts w:ascii="Symbol" w:hAnsi="Symbol" w:hint="default"/>
-        <w:sz w:val="20"/>
-      </w:rPr>
-    </w:lvl>
-    <w:lvl w:ilvl="2" w:tentative="1">
-      <w:start w:val="1"/>
-      <w:numFmt w:val="bullet"/>
-      <w:lvlText w:val=""/>
-      <w:lvlJc w:val="left"/>
-      <w:pPr>
-        <w:tabs>
-          <w:tab w:val="num" w:pos="2160"/>
-        </w:tabs>
-        <w:ind w:left="2160" w:hanging="360"/>
-      </w:pPr>
-      <w:rPr>
-        <w:rFonts w:ascii="Symbol" w:hAnsi="Symbol" w:hint="default"/>
-        <w:sz w:val="20"/>
-      </w:rPr>
-    </w:lvl>
-    <w:lvl w:ilvl="3" w:tentative="1">
-      <w:start w:val="1"/>
-      <w:numFmt w:val="bullet"/>
-      <w:lvlText w:val=""/>
-      <w:lvlJc w:val="left"/>
-      <w:pPr>
-        <w:tabs>
-          <w:tab w:val="num" w:pos="2880"/>
-        </w:tabs>
-        <w:ind w:left="2880" w:hanging="360"/>
-      </w:pPr>
-      <w:rPr>
-        <w:rFonts w:ascii="Symbol" w:hAnsi="Symbol" w:hint="default"/>
-        <w:sz w:val="20"/>
-      </w:rPr>
-    </w:lvl>
-    <w:lvl w:ilvl="4" w:tentative="1">
-      <w:start w:val="1"/>
-      <w:numFmt w:val="bullet"/>
-      <w:lvlText w:val=""/>
-      <w:lvlJc w:val="left"/>
-      <w:pPr>
-        <w:tabs>
-          <w:tab w:val="num" w:pos="3600"/>
-        </w:tabs>
-        <w:ind w:left="3600" w:hanging="360"/>
-      </w:pPr>
-      <w:rPr>
-        <w:rFonts w:ascii="Symbol" w:hAnsi="Symbol" w:hint="default"/>
-        <w:sz w:val="20"/>
-      </w:rPr>
-    </w:lvl>
-    <w:lvl w:ilvl="5" w:tentative="1">
-      <w:start w:val="1"/>
-      <w:numFmt w:val="bullet"/>
-      <w:lvlText w:val=""/>
-      <w:lvlJc w:val="left"/>
-      <w:pPr>
-        <w:tabs>
-          <w:tab w:val="num" w:pos="4320"/>
-        </w:tabs>
-        <w:ind w:left="4320" w:hanging="360"/>
-      </w:pPr>
-      <w:rPr>
-        <w:rFonts w:ascii="Symbol" w:hAnsi="Symbol" w:hint="default"/>
-        <w:sz w:val="20"/>
-      </w:rPr>
-    </w:lvl>
-    <w:lvl w:ilvl="6" w:tentative="1">
-      <w:start w:val="1"/>
-      <w:numFmt w:val="bullet"/>
-      <w:lvlText w:val=""/>
-      <w:lvlJc w:val="left"/>
-      <w:pPr>
-        <w:tabs>
-          <w:tab w:val="num" w:pos="5040"/>
-        </w:tabs>
-        <w:ind w:left="5040" w:hanging="360"/>
-      </w:pPr>
-      <w:rPr>
-        <w:rFonts w:ascii="Symbol" w:hAnsi="Symbol" w:hint="default"/>
-        <w:sz w:val="20"/>
-      </w:rPr>
-    </w:lvl>
-    <w:lvl w:ilvl="7" w:tentative="1">
-      <w:start w:val="1"/>
-      <w:numFmt w:val="bullet"/>
-      <w:lvlText w:val=""/>
-      <w:lvlJc w:val="left"/>
-      <w:pPr>
-        <w:tabs>
-          <w:tab w:val="num" w:pos="5760"/>
-        </w:tabs>
-        <w:ind w:left="5760" w:hanging="360"/>
-      </w:pPr>
-      <w:rPr>
-        <w:rFonts w:ascii="Symbol" w:hAnsi="Symbol" w:hint="default"/>
-        <w:sz w:val="20"/>
-      </w:rPr>
-    </w:lvl>
-    <w:lvl w:ilvl="8" w:tentative="1">
-      <w:start w:val="1"/>
-      <w:numFmt w:val="bullet"/>
-      <w:lvlText w:val=""/>
-      <w:lvlJc w:val="left"/>
-      <w:pPr>
-        <w:tabs>
-          <w:tab w:val="num" w:pos="6480"/>
-        </w:tabs>
-        <w:ind w:left="6480" w:hanging="360"/>
-      </w:pPr>
-      <w:rPr>
-        <w:rFonts w:ascii="Symbol" w:hAnsi="Symbol" w:hint="default"/>
-        <w:sz w:val="20"/>
-      </w:rPr>
-    </w:lvl>
-  </w:abstractNum>
-  <w:abstractNum w:abstractNumId="30" w15:restartNumberingAfterBreak="0">
-    <w:nsid w:val="48511EDC"/>
-    <w:multiLevelType w:val="multilevel"/>
-    <w:tmpl w:val="2FE8301A"/>
-    <w:lvl w:ilvl="0">
-      <w:start w:val="1"/>
-      <w:numFmt w:val="bullet"/>
-      <w:lvlText w:val=""/>
-      <w:lvlJc w:val="left"/>
-      <w:pPr>
-        <w:tabs>
-          <w:tab w:val="num" w:pos="720"/>
-        </w:tabs>
-        <w:ind w:left="720" w:hanging="360"/>
-      </w:pPr>
-      <w:rPr>
-        <w:rFonts w:ascii="Symbol" w:hAnsi="Symbol" w:hint="default"/>
-        <w:sz w:val="20"/>
-      </w:rPr>
-    </w:lvl>
-    <w:lvl w:ilvl="1" w:tentative="1">
-      <w:start w:val="1"/>
-      <w:numFmt w:val="bullet"/>
-      <w:lvlText w:val=""/>
-      <w:lvlJc w:val="left"/>
-      <w:pPr>
-        <w:tabs>
-          <w:tab w:val="num" w:pos="1440"/>
-        </w:tabs>
-        <w:ind w:left="1440" w:hanging="360"/>
-      </w:pPr>
-      <w:rPr>
-        <w:rFonts w:ascii="Symbol" w:hAnsi="Symbol" w:hint="default"/>
-        <w:sz w:val="20"/>
-      </w:rPr>
-    </w:lvl>
-    <w:lvl w:ilvl="2" w:tentative="1">
-      <w:start w:val="1"/>
-      <w:numFmt w:val="bullet"/>
-      <w:lvlText w:val=""/>
-      <w:lvlJc w:val="left"/>
-      <w:pPr>
-        <w:tabs>
-          <w:tab w:val="num" w:pos="2160"/>
-        </w:tabs>
-        <w:ind w:left="2160" w:hanging="360"/>
-      </w:pPr>
-      <w:rPr>
-        <w:rFonts w:ascii="Symbol" w:hAnsi="Symbol" w:hint="default"/>
-        <w:sz w:val="20"/>
-      </w:rPr>
-    </w:lvl>
-    <w:lvl w:ilvl="3" w:tentative="1">
-      <w:start w:val="1"/>
-      <w:numFmt w:val="bullet"/>
-      <w:lvlText w:val=""/>
-      <w:lvlJc w:val="left"/>
-      <w:pPr>
-        <w:tabs>
-          <w:tab w:val="num" w:pos="2880"/>
-        </w:tabs>
-        <w:ind w:left="2880" w:hanging="360"/>
-      </w:pPr>
-      <w:rPr>
-        <w:rFonts w:ascii="Symbol" w:hAnsi="Symbol" w:hint="default"/>
-        <w:sz w:val="20"/>
-      </w:rPr>
-    </w:lvl>
-    <w:lvl w:ilvl="4" w:tentative="1">
-      <w:start w:val="1"/>
-      <w:numFmt w:val="bullet"/>
-      <w:lvlText w:val=""/>
-      <w:lvlJc w:val="left"/>
-      <w:pPr>
-        <w:tabs>
-          <w:tab w:val="num" w:pos="3600"/>
-        </w:tabs>
-        <w:ind w:left="3600" w:hanging="360"/>
-      </w:pPr>
-      <w:rPr>
-        <w:rFonts w:ascii="Symbol" w:hAnsi="Symbol" w:hint="default"/>
-        <w:sz w:val="20"/>
-      </w:rPr>
-    </w:lvl>
-    <w:lvl w:ilvl="5" w:tentative="1">
-      <w:start w:val="1"/>
-      <w:numFmt w:val="bullet"/>
-      <w:lvlText w:val=""/>
-      <w:lvlJc w:val="left"/>
-      <w:pPr>
-        <w:tabs>
-          <w:tab w:val="num" w:pos="4320"/>
-        </w:tabs>
-        <w:ind w:left="4320" w:hanging="360"/>
-      </w:pPr>
-      <w:rPr>
-        <w:rFonts w:ascii="Symbol" w:hAnsi="Symbol" w:hint="default"/>
-        <w:sz w:val="20"/>
-      </w:rPr>
-    </w:lvl>
-    <w:lvl w:ilvl="6" w:tentative="1">
-      <w:start w:val="1"/>
-      <w:numFmt w:val="bullet"/>
-      <w:lvlText w:val=""/>
-      <w:lvlJc w:val="left"/>
-      <w:pPr>
-        <w:tabs>
-          <w:tab w:val="num" w:pos="5040"/>
-        </w:tabs>
-        <w:ind w:left="5040" w:hanging="360"/>
-      </w:pPr>
-      <w:rPr>
-        <w:rFonts w:ascii="Symbol" w:hAnsi="Symbol" w:hint="default"/>
-        <w:sz w:val="20"/>
-      </w:rPr>
-    </w:lvl>
-    <w:lvl w:ilvl="7" w:tentative="1">
-      <w:start w:val="1"/>
-      <w:numFmt w:val="bullet"/>
-      <w:lvlText w:val=""/>
-      <w:lvlJc w:val="left"/>
-      <w:pPr>
-        <w:tabs>
-          <w:tab w:val="num" w:pos="5760"/>
-        </w:tabs>
-        <w:ind w:left="5760" w:hanging="360"/>
-      </w:pPr>
-      <w:rPr>
-        <w:rFonts w:ascii="Symbol" w:hAnsi="Symbol" w:hint="default"/>
-        <w:sz w:val="20"/>
-      </w:rPr>
-    </w:lvl>
-    <w:lvl w:ilvl="8" w:tentative="1">
-      <w:start w:val="1"/>
-      <w:numFmt w:val="bullet"/>
-      <w:lvlText w:val=""/>
-      <w:lvlJc w:val="left"/>
-      <w:pPr>
-        <w:tabs>
-          <w:tab w:val="num" w:pos="6480"/>
-        </w:tabs>
-        <w:ind w:left="6480" w:hanging="360"/>
-      </w:pPr>
-      <w:rPr>
-        <w:rFonts w:ascii="Symbol" w:hAnsi="Symbol" w:hint="default"/>
-        <w:sz w:val="20"/>
-      </w:rPr>
-    </w:lvl>
-  </w:abstractNum>
-  <w:abstractNum w:abstractNumId="31" w15:restartNumberingAfterBreak="0">
-    <w:nsid w:val="48D966B8"/>
-    <w:multiLevelType w:val="multilevel"/>
-    <w:tmpl w:val="DD7A22F6"/>
-    <w:lvl w:ilvl="0">
-      <w:start w:val="1"/>
-      <w:numFmt w:val="bullet"/>
-      <w:lvlText w:val=""/>
-      <w:lvlJc w:val="left"/>
-      <w:pPr>
-        <w:tabs>
-          <w:tab w:val="num" w:pos="720"/>
-        </w:tabs>
-        <w:ind w:left="720" w:hanging="360"/>
-      </w:pPr>
-      <w:rPr>
-        <w:rFonts w:ascii="Symbol" w:hAnsi="Symbol" w:hint="default"/>
-        <w:sz w:val="20"/>
-      </w:rPr>
-    </w:lvl>
-    <w:lvl w:ilvl="1" w:tentative="1">
-      <w:start w:val="1"/>
-      <w:numFmt w:val="bullet"/>
-      <w:lvlText w:val=""/>
-      <w:lvlJc w:val="left"/>
-      <w:pPr>
-        <w:tabs>
-          <w:tab w:val="num" w:pos="1440"/>
-        </w:tabs>
-        <w:ind w:left="1440" w:hanging="360"/>
-      </w:pPr>
-      <w:rPr>
-        <w:rFonts w:ascii="Symbol" w:hAnsi="Symbol" w:hint="default"/>
-        <w:sz w:val="20"/>
-      </w:rPr>
-    </w:lvl>
-    <w:lvl w:ilvl="2" w:tentative="1">
-      <w:start w:val="1"/>
-      <w:numFmt w:val="bullet"/>
-      <w:lvlText w:val=""/>
-      <w:lvlJc w:val="left"/>
-      <w:pPr>
-        <w:tabs>
-          <w:tab w:val="num" w:pos="2160"/>
-        </w:tabs>
-        <w:ind w:left="2160" w:hanging="360"/>
-      </w:pPr>
-      <w:rPr>
-        <w:rFonts w:ascii="Symbol" w:hAnsi="Symbol" w:hint="default"/>
-        <w:sz w:val="20"/>
-      </w:rPr>
-    </w:lvl>
-    <w:lvl w:ilvl="3" w:tentative="1">
-      <w:start w:val="1"/>
-      <w:numFmt w:val="bullet"/>
-      <w:lvlText w:val=""/>
-      <w:lvlJc w:val="left"/>
-      <w:pPr>
-        <w:tabs>
-          <w:tab w:val="num" w:pos="2880"/>
-        </w:tabs>
-        <w:ind w:left="2880" w:hanging="360"/>
-      </w:pPr>
-      <w:rPr>
-        <w:rFonts w:ascii="Symbol" w:hAnsi="Symbol" w:hint="default"/>
-        <w:sz w:val="20"/>
-      </w:rPr>
-    </w:lvl>
-    <w:lvl w:ilvl="4" w:tentative="1">
-      <w:start w:val="1"/>
-      <w:numFmt w:val="bullet"/>
-      <w:lvlText w:val=""/>
-      <w:lvlJc w:val="left"/>
-      <w:pPr>
-        <w:tabs>
-          <w:tab w:val="num" w:pos="3600"/>
-        </w:tabs>
-        <w:ind w:left="3600" w:hanging="360"/>
-      </w:pPr>
-      <w:rPr>
-        <w:rFonts w:ascii="Symbol" w:hAnsi="Symbol" w:hint="default"/>
-        <w:sz w:val="20"/>
-      </w:rPr>
-    </w:lvl>
-    <w:lvl w:ilvl="5" w:tentative="1">
-      <w:start w:val="1"/>
-      <w:numFmt w:val="bullet"/>
-      <w:lvlText w:val=""/>
-      <w:lvlJc w:val="left"/>
-      <w:pPr>
-        <w:tabs>
-          <w:tab w:val="num" w:pos="4320"/>
-        </w:tabs>
-        <w:ind w:left="4320" w:hanging="360"/>
-      </w:pPr>
-      <w:rPr>
-        <w:rFonts w:ascii="Symbol" w:hAnsi="Symbol" w:hint="default"/>
-        <w:sz w:val="20"/>
-      </w:rPr>
-    </w:lvl>
-    <w:lvl w:ilvl="6" w:tentative="1">
-      <w:start w:val="1"/>
-      <w:numFmt w:val="bullet"/>
-      <w:lvlText w:val=""/>
-      <w:lvlJc w:val="left"/>
-      <w:pPr>
-        <w:tabs>
-          <w:tab w:val="num" w:pos="5040"/>
-        </w:tabs>
-        <w:ind w:left="5040" w:hanging="360"/>
-      </w:pPr>
-      <w:rPr>
-        <w:rFonts w:ascii="Symbol" w:hAnsi="Symbol" w:hint="default"/>
-        <w:sz w:val="20"/>
-      </w:rPr>
-    </w:lvl>
-    <w:lvl w:ilvl="7" w:tentative="1">
-      <w:start w:val="1"/>
-      <w:numFmt w:val="bullet"/>
-      <w:lvlText w:val=""/>
-      <w:lvlJc w:val="left"/>
-      <w:pPr>
-        <w:tabs>
-          <w:tab w:val="num" w:pos="5760"/>
-        </w:tabs>
-        <w:ind w:left="5760" w:hanging="360"/>
-      </w:pPr>
-      <w:rPr>
-        <w:rFonts w:ascii="Symbol" w:hAnsi="Symbol" w:hint="default"/>
-        <w:sz w:val="20"/>
-      </w:rPr>
-    </w:lvl>
-    <w:lvl w:ilvl="8" w:tentative="1">
-      <w:start w:val="1"/>
-      <w:numFmt w:val="bullet"/>
-      <w:lvlText w:val=""/>
-      <w:lvlJc w:val="left"/>
-      <w:pPr>
-        <w:tabs>
-          <w:tab w:val="num" w:pos="6480"/>
-        </w:tabs>
-        <w:ind w:left="6480" w:hanging="360"/>
-      </w:pPr>
-      <w:rPr>
-        <w:rFonts w:ascii="Symbol" w:hAnsi="Symbol" w:hint="default"/>
-        <w:sz w:val="20"/>
-      </w:rPr>
-    </w:lvl>
-  </w:abstractNum>
-  <w:abstractNum w:abstractNumId="32" w15:restartNumberingAfterBreak="0">
-    <w:nsid w:val="48EB1286"/>
-    <w:multiLevelType w:val="multilevel"/>
-    <w:tmpl w:val="A386C618"/>
-    <w:lvl w:ilvl="0">
-      <w:start w:val="1"/>
-      <w:numFmt w:val="bullet"/>
-      <w:lvlText w:val=""/>
-      <w:lvlJc w:val="left"/>
-      <w:pPr>
-        <w:tabs>
-          <w:tab w:val="num" w:pos="720"/>
-        </w:tabs>
-        <w:ind w:left="720" w:hanging="360"/>
-      </w:pPr>
-      <w:rPr>
-        <w:rFonts w:ascii="Symbol" w:hAnsi="Symbol" w:hint="default"/>
-        <w:sz w:val="20"/>
-      </w:rPr>
-    </w:lvl>
-    <w:lvl w:ilvl="1" w:tentative="1">
-      <w:start w:val="1"/>
-      <w:numFmt w:val="bullet"/>
-      <w:lvlText w:val=""/>
-      <w:lvlJc w:val="left"/>
-      <w:pPr>
-        <w:tabs>
-          <w:tab w:val="num" w:pos="1440"/>
-        </w:tabs>
-        <w:ind w:left="1440" w:hanging="360"/>
-      </w:pPr>
-      <w:rPr>
-        <w:rFonts w:ascii="Symbol" w:hAnsi="Symbol" w:hint="default"/>
-        <w:sz w:val="20"/>
-      </w:rPr>
-    </w:lvl>
-    <w:lvl w:ilvl="2" w:tentative="1">
-      <w:start w:val="1"/>
-      <w:numFmt w:val="bullet"/>
-      <w:lvlText w:val=""/>
-      <w:lvlJc w:val="left"/>
-      <w:pPr>
-        <w:tabs>
-          <w:tab w:val="num" w:pos="2160"/>
-        </w:tabs>
-        <w:ind w:left="2160" w:hanging="360"/>
-      </w:pPr>
-      <w:rPr>
-        <w:rFonts w:ascii="Symbol" w:hAnsi="Symbol" w:hint="default"/>
-        <w:sz w:val="20"/>
-      </w:rPr>
-    </w:lvl>
-    <w:lvl w:ilvl="3" w:tentative="1">
-      <w:start w:val="1"/>
-      <w:numFmt w:val="bullet"/>
-      <w:lvlText w:val=""/>
-      <w:lvlJc w:val="left"/>
-      <w:pPr>
-        <w:tabs>
-          <w:tab w:val="num" w:pos="2880"/>
-        </w:tabs>
-        <w:ind w:left="2880" w:hanging="360"/>
-      </w:pPr>
-      <w:rPr>
-        <w:rFonts w:ascii="Symbol" w:hAnsi="Symbol" w:hint="default"/>
-        <w:sz w:val="20"/>
-      </w:rPr>
-    </w:lvl>
-    <w:lvl w:ilvl="4" w:tentative="1">
-      <w:start w:val="1"/>
-      <w:numFmt w:val="bullet"/>
-      <w:lvlText w:val=""/>
-      <w:lvlJc w:val="left"/>
-      <w:pPr>
-        <w:tabs>
-          <w:tab w:val="num" w:pos="3600"/>
-        </w:tabs>
-        <w:ind w:left="3600" w:hanging="360"/>
-      </w:pPr>
-      <w:rPr>
-        <w:rFonts w:ascii="Symbol" w:hAnsi="Symbol" w:hint="default"/>
-        <w:sz w:val="20"/>
-      </w:rPr>
-    </w:lvl>
-    <w:lvl w:ilvl="5" w:tentative="1">
-      <w:start w:val="1"/>
-      <w:numFmt w:val="bullet"/>
-      <w:lvlText w:val=""/>
-      <w:lvlJc w:val="left"/>
-      <w:pPr>
-        <w:tabs>
-          <w:tab w:val="num" w:pos="4320"/>
-        </w:tabs>
-        <w:ind w:left="4320" w:hanging="360"/>
-      </w:pPr>
-      <w:rPr>
-        <w:rFonts w:ascii="Symbol" w:hAnsi="Symbol" w:hint="default"/>
-        <w:sz w:val="20"/>
-      </w:rPr>
-    </w:lvl>
-    <w:lvl w:ilvl="6" w:tentative="1">
-      <w:start w:val="1"/>
-      <w:numFmt w:val="bullet"/>
-      <w:lvlText w:val=""/>
-      <w:lvlJc w:val="left"/>
-      <w:pPr>
-        <w:tabs>
-          <w:tab w:val="num" w:pos="5040"/>
-        </w:tabs>
-        <w:ind w:left="5040" w:hanging="360"/>
-      </w:pPr>
-      <w:rPr>
-        <w:rFonts w:ascii="Symbol" w:hAnsi="Symbol" w:hint="default"/>
-        <w:sz w:val="20"/>
-      </w:rPr>
-    </w:lvl>
-    <w:lvl w:ilvl="7" w:tentative="1">
-      <w:start w:val="1"/>
-      <w:numFmt w:val="bullet"/>
-      <w:lvlText w:val=""/>
-      <w:lvlJc w:val="left"/>
-      <w:pPr>
-        <w:tabs>
-          <w:tab w:val="num" w:pos="5760"/>
-        </w:tabs>
-        <w:ind w:left="5760" w:hanging="360"/>
-      </w:pPr>
-      <w:rPr>
-        <w:rFonts w:ascii="Symbol" w:hAnsi="Symbol" w:hint="default"/>
-        <w:sz w:val="20"/>
-      </w:rPr>
-    </w:lvl>
-    <w:lvl w:ilvl="8" w:tentative="1">
-      <w:start w:val="1"/>
-      <w:numFmt w:val="bullet"/>
-      <w:lvlText w:val=""/>
-      <w:lvlJc w:val="left"/>
-      <w:pPr>
-        <w:tabs>
-          <w:tab w:val="num" w:pos="6480"/>
-        </w:tabs>
-        <w:ind w:left="6480" w:hanging="360"/>
-      </w:pPr>
-      <w:rPr>
-        <w:rFonts w:ascii="Symbol" w:hAnsi="Symbol" w:hint="default"/>
-        <w:sz w:val="20"/>
-      </w:rPr>
-    </w:lvl>
-  </w:abstractNum>
-  <w:abstractNum w:abstractNumId="33" w15:restartNumberingAfterBreak="0">
-    <w:nsid w:val="4A590EF7"/>
-    <w:multiLevelType w:val="multilevel"/>
-    <w:tmpl w:val="8192649E"/>
-    <w:lvl w:ilvl="0">
-      <w:start w:val="1"/>
-      <w:numFmt w:val="bullet"/>
-      <w:lvlText w:val=""/>
-      <w:lvlJc w:val="left"/>
-      <w:pPr>
-        <w:tabs>
-          <w:tab w:val="num" w:pos="720"/>
-        </w:tabs>
-        <w:ind w:left="720" w:hanging="360"/>
-      </w:pPr>
-      <w:rPr>
-        <w:rFonts w:ascii="Symbol" w:hAnsi="Symbol" w:hint="default"/>
-        <w:sz w:val="20"/>
-      </w:rPr>
-    </w:lvl>
-    <w:lvl w:ilvl="1" w:tentative="1">
-      <w:start w:val="1"/>
-      <w:numFmt w:val="bullet"/>
-      <w:lvlText w:val=""/>
-      <w:lvlJc w:val="left"/>
-      <w:pPr>
-        <w:tabs>
-          <w:tab w:val="num" w:pos="1440"/>
-        </w:tabs>
-        <w:ind w:left="1440" w:hanging="360"/>
-      </w:pPr>
-      <w:rPr>
-        <w:rFonts w:ascii="Symbol" w:hAnsi="Symbol" w:hint="default"/>
-        <w:sz w:val="20"/>
-      </w:rPr>
-    </w:lvl>
-    <w:lvl w:ilvl="2" w:tentative="1">
-      <w:start w:val="1"/>
-      <w:numFmt w:val="bullet"/>
-      <w:lvlText w:val=""/>
-      <w:lvlJc w:val="left"/>
-      <w:pPr>
-        <w:tabs>
-          <w:tab w:val="num" w:pos="2160"/>
-        </w:tabs>
-        <w:ind w:left="2160" w:hanging="360"/>
-      </w:pPr>
-      <w:rPr>
-        <w:rFonts w:ascii="Symbol" w:hAnsi="Symbol" w:hint="default"/>
-        <w:sz w:val="20"/>
-      </w:rPr>
-    </w:lvl>
-    <w:lvl w:ilvl="3" w:tentative="1">
-      <w:start w:val="1"/>
-      <w:numFmt w:val="bullet"/>
-      <w:lvlText w:val=""/>
-      <w:lvlJc w:val="left"/>
-      <w:pPr>
-        <w:tabs>
-          <w:tab w:val="num" w:pos="2880"/>
-        </w:tabs>
-        <w:ind w:left="2880" w:hanging="360"/>
-      </w:pPr>
-      <w:rPr>
-        <w:rFonts w:ascii="Symbol" w:hAnsi="Symbol" w:hint="default"/>
-        <w:sz w:val="20"/>
-      </w:rPr>
-    </w:lvl>
-    <w:lvl w:ilvl="4" w:tentative="1">
-      <w:start w:val="1"/>
-      <w:numFmt w:val="bullet"/>
-      <w:lvlText w:val=""/>
-      <w:lvlJc w:val="left"/>
-      <w:pPr>
-        <w:tabs>
-          <w:tab w:val="num" w:pos="3600"/>
-        </w:tabs>
-        <w:ind w:left="3600" w:hanging="360"/>
-      </w:pPr>
-      <w:rPr>
-        <w:rFonts w:ascii="Symbol" w:hAnsi="Symbol" w:hint="default"/>
-        <w:sz w:val="20"/>
-      </w:rPr>
-    </w:lvl>
-    <w:lvl w:ilvl="5" w:tentative="1">
-      <w:start w:val="1"/>
-      <w:numFmt w:val="bullet"/>
-      <w:lvlText w:val=""/>
-      <w:lvlJc w:val="left"/>
-      <w:pPr>
-        <w:tabs>
-          <w:tab w:val="num" w:pos="4320"/>
-        </w:tabs>
-        <w:ind w:left="4320" w:hanging="360"/>
-      </w:pPr>
-      <w:rPr>
-        <w:rFonts w:ascii="Symbol" w:hAnsi="Symbol" w:hint="default"/>
-        <w:sz w:val="20"/>
-      </w:rPr>
-    </w:lvl>
-    <w:lvl w:ilvl="6" w:tentative="1">
-      <w:start w:val="1"/>
-      <w:numFmt w:val="bullet"/>
-      <w:lvlText w:val=""/>
-      <w:lvlJc w:val="left"/>
-      <w:pPr>
-        <w:tabs>
-          <w:tab w:val="num" w:pos="5040"/>
-        </w:tabs>
-        <w:ind w:left="5040" w:hanging="360"/>
-      </w:pPr>
-      <w:rPr>
-        <w:rFonts w:ascii="Symbol" w:hAnsi="Symbol" w:hint="default"/>
-        <w:sz w:val="20"/>
-      </w:rPr>
-    </w:lvl>
-    <w:lvl w:ilvl="7" w:tentative="1">
-      <w:start w:val="1"/>
-      <w:numFmt w:val="bullet"/>
-      <w:lvlText w:val=""/>
-      <w:lvlJc w:val="left"/>
-      <w:pPr>
-        <w:tabs>
-          <w:tab w:val="num" w:pos="5760"/>
-        </w:tabs>
-        <w:ind w:left="5760" w:hanging="360"/>
-      </w:pPr>
-      <w:rPr>
-        <w:rFonts w:ascii="Symbol" w:hAnsi="Symbol" w:hint="default"/>
-        <w:sz w:val="20"/>
-      </w:rPr>
-    </w:lvl>
-    <w:lvl w:ilvl="8" w:tentative="1">
-      <w:start w:val="1"/>
-      <w:numFmt w:val="bullet"/>
-      <w:lvlText w:val=""/>
-      <w:lvlJc w:val="left"/>
-      <w:pPr>
-        <w:tabs>
-          <w:tab w:val="num" w:pos="6480"/>
-        </w:tabs>
-        <w:ind w:left="6480" w:hanging="360"/>
-      </w:pPr>
-      <w:rPr>
-        <w:rFonts w:ascii="Symbol" w:hAnsi="Symbol" w:hint="default"/>
-        <w:sz w:val="20"/>
-      </w:rPr>
-    </w:lvl>
-  </w:abstractNum>
-  <w:abstractNum w:abstractNumId="34" w15:restartNumberingAfterBreak="0">
-    <w:nsid w:val="518E7BB5"/>
-    <w:multiLevelType w:val="multilevel"/>
-    <w:tmpl w:val="673A8130"/>
-    <w:lvl w:ilvl="0">
-      <w:start w:val="1"/>
-      <w:numFmt w:val="bullet"/>
-      <w:lvlText w:val=""/>
-      <w:lvlJc w:val="left"/>
-      <w:pPr>
-        <w:tabs>
-          <w:tab w:val="num" w:pos="720"/>
-        </w:tabs>
-        <w:ind w:left="720" w:hanging="360"/>
-      </w:pPr>
-      <w:rPr>
-        <w:rFonts w:ascii="Symbol" w:hAnsi="Symbol" w:hint="default"/>
-        <w:sz w:val="20"/>
-      </w:rPr>
-    </w:lvl>
-    <w:lvl w:ilvl="1" w:tentative="1">
-      <w:start w:val="1"/>
-      <w:numFmt w:val="bullet"/>
-      <w:lvlText w:val=""/>
-      <w:lvlJc w:val="left"/>
-      <w:pPr>
-        <w:tabs>
-          <w:tab w:val="num" w:pos="1440"/>
-        </w:tabs>
-        <w:ind w:left="1440" w:hanging="360"/>
-      </w:pPr>
-      <w:rPr>
-        <w:rFonts w:ascii="Symbol" w:hAnsi="Symbol" w:hint="default"/>
-        <w:sz w:val="20"/>
-      </w:rPr>
-    </w:lvl>
-    <w:lvl w:ilvl="2" w:tentative="1">
-      <w:start w:val="1"/>
-      <w:numFmt w:val="bullet"/>
-      <w:lvlText w:val=""/>
-      <w:lvlJc w:val="left"/>
-      <w:pPr>
-        <w:tabs>
-          <w:tab w:val="num" w:pos="2160"/>
-        </w:tabs>
-        <w:ind w:left="2160" w:hanging="360"/>
-      </w:pPr>
-      <w:rPr>
-        <w:rFonts w:ascii="Symbol" w:hAnsi="Symbol" w:hint="default"/>
-        <w:sz w:val="20"/>
-      </w:rPr>
-    </w:lvl>
-    <w:lvl w:ilvl="3" w:tentative="1">
-      <w:start w:val="1"/>
-      <w:numFmt w:val="bullet"/>
-      <w:lvlText w:val=""/>
-      <w:lvlJc w:val="left"/>
-      <w:pPr>
-        <w:tabs>
-          <w:tab w:val="num" w:pos="2880"/>
-        </w:tabs>
-        <w:ind w:left="2880" w:hanging="360"/>
-      </w:pPr>
-      <w:rPr>
-        <w:rFonts w:ascii="Symbol" w:hAnsi="Symbol" w:hint="default"/>
-        <w:sz w:val="20"/>
-      </w:rPr>
-    </w:lvl>
-    <w:lvl w:ilvl="4" w:tentative="1">
-      <w:start w:val="1"/>
-      <w:numFmt w:val="bullet"/>
-      <w:lvlText w:val=""/>
-      <w:lvlJc w:val="left"/>
-      <w:pPr>
-        <w:tabs>
-          <w:tab w:val="num" w:pos="3600"/>
-        </w:tabs>
-        <w:ind w:left="3600" w:hanging="360"/>
-      </w:pPr>
-      <w:rPr>
-        <w:rFonts w:ascii="Symbol" w:hAnsi="Symbol" w:hint="default"/>
-        <w:sz w:val="20"/>
-      </w:rPr>
-    </w:lvl>
-    <w:lvl w:ilvl="5" w:tentative="1">
-      <w:start w:val="1"/>
-      <w:numFmt w:val="bullet"/>
-      <w:lvlText w:val=""/>
-      <w:lvlJc w:val="left"/>
-      <w:pPr>
-        <w:tabs>
-          <w:tab w:val="num" w:pos="4320"/>
-        </w:tabs>
-        <w:ind w:left="4320" w:hanging="360"/>
-      </w:pPr>
-      <w:rPr>
-        <w:rFonts w:ascii="Symbol" w:hAnsi="Symbol" w:hint="default"/>
-        <w:sz w:val="20"/>
-      </w:rPr>
-    </w:lvl>
-    <w:lvl w:ilvl="6" w:tentative="1">
-      <w:start w:val="1"/>
-      <w:numFmt w:val="bullet"/>
-      <w:lvlText w:val=""/>
-      <w:lvlJc w:val="left"/>
-      <w:pPr>
-        <w:tabs>
-          <w:tab w:val="num" w:pos="5040"/>
-        </w:tabs>
-        <w:ind w:left="5040" w:hanging="360"/>
-      </w:pPr>
-      <w:rPr>
-        <w:rFonts w:ascii="Symbol" w:hAnsi="Symbol" w:hint="default"/>
-        <w:sz w:val="20"/>
-      </w:rPr>
-    </w:lvl>
-    <w:lvl w:ilvl="7" w:tentative="1">
-      <w:start w:val="1"/>
-      <w:numFmt w:val="bullet"/>
-      <w:lvlText w:val=""/>
-      <w:lvlJc w:val="left"/>
-      <w:pPr>
-        <w:tabs>
-          <w:tab w:val="num" w:pos="5760"/>
-        </w:tabs>
-        <w:ind w:left="5760" w:hanging="360"/>
-      </w:pPr>
-      <w:rPr>
-        <w:rFonts w:ascii="Symbol" w:hAnsi="Symbol" w:hint="default"/>
-        <w:sz w:val="20"/>
-      </w:rPr>
-    </w:lvl>
-    <w:lvl w:ilvl="8" w:tentative="1">
-      <w:start w:val="1"/>
-      <w:numFmt w:val="bullet"/>
-      <w:lvlText w:val=""/>
-      <w:lvlJc w:val="left"/>
-      <w:pPr>
-        <w:tabs>
-          <w:tab w:val="num" w:pos="6480"/>
-        </w:tabs>
-        <w:ind w:left="6480" w:hanging="360"/>
-      </w:pPr>
-      <w:rPr>
-        <w:rFonts w:ascii="Symbol" w:hAnsi="Symbol" w:hint="default"/>
-        <w:sz w:val="20"/>
-      </w:rPr>
-    </w:lvl>
-  </w:abstractNum>
-  <w:abstractNum w:abstractNumId="35" w15:restartNumberingAfterBreak="0">
-    <w:nsid w:val="5E6F09D9"/>
-    <w:multiLevelType w:val="hybridMultilevel"/>
-    <w:tmpl w:val="0DAAB626"/>
-    <w:lvl w:ilvl="0" w:tplc="40090001">
-      <w:start w:val="1"/>
-      <w:numFmt w:val="bullet"/>
-      <w:lvlText w:val=""/>
-      <w:lvlJc w:val="left"/>
-      <w:pPr>
-        <w:ind w:left="720" w:hanging="360"/>
-      </w:pPr>
-      <w:rPr>
-        <w:rFonts w:ascii="Symbol" w:hAnsi="Symbol" w:hint="default"/>
-      </w:rPr>
-    </w:lvl>
-    <w:lvl w:ilvl="1" w:tplc="40090003">
-      <w:start w:val="1"/>
-      <w:numFmt w:val="bullet"/>
-      <w:lvlText w:val="o"/>
-      <w:lvlJc w:val="left"/>
-      <w:pPr>
-        <w:ind w:left="1440" w:hanging="360"/>
-      </w:pPr>
-      <w:rPr>
-        <w:rFonts w:ascii="Courier New" w:hAnsi="Courier New" w:cs="Courier New" w:hint="default"/>
-      </w:rPr>
-    </w:lvl>
-    <w:lvl w:ilvl="2" w:tplc="40090005" w:tentative="1">
-      <w:start w:val="1"/>
-      <w:numFmt w:val="bullet"/>
-      <w:lvlText w:val=""/>
-      <w:lvlJc w:val="left"/>
-      <w:pPr>
-        <w:ind w:left="2160" w:hanging="360"/>
-      </w:pPr>
-      <w:rPr>
-        <w:rFonts w:ascii="Wingdings" w:hAnsi="Wingdings" w:hint="default"/>
-      </w:rPr>
-    </w:lvl>
-    <w:lvl w:ilvl="3" w:tplc="40090001" w:tentative="1">
-      <w:start w:val="1"/>
-      <w:numFmt w:val="bullet"/>
-      <w:lvlText w:val=""/>
-      <w:lvlJc w:val="left"/>
-      <w:pPr>
-        <w:ind w:left="2880" w:hanging="360"/>
-      </w:pPr>
-      <w:rPr>
-        <w:rFonts w:ascii="Symbol" w:hAnsi="Symbol" w:hint="default"/>
-      </w:rPr>
-    </w:lvl>
-    <w:lvl w:ilvl="4" w:tplc="40090003" w:tentative="1">
-      <w:start w:val="1"/>
-      <w:numFmt w:val="bullet"/>
-      <w:lvlText w:val="o"/>
-      <w:lvlJc w:val="left"/>
-      <w:pPr>
-        <w:ind w:left="3600" w:hanging="360"/>
-      </w:pPr>
-      <w:rPr>
-        <w:rFonts w:ascii="Courier New" w:hAnsi="Courier New" w:cs="Courier New" w:hint="default"/>
-      </w:rPr>
-    </w:lvl>
-    <w:lvl w:ilvl="5" w:tplc="40090005" w:tentative="1">
-      <w:start w:val="1"/>
-      <w:numFmt w:val="bullet"/>
-      <w:lvlText w:val=""/>
-      <w:lvlJc w:val="left"/>
-      <w:pPr>
-        <w:ind w:left="4320" w:hanging="360"/>
-      </w:pPr>
-      <w:rPr>
-        <w:rFonts w:ascii="Wingdings" w:hAnsi="Wingdings" w:hint="default"/>
-      </w:rPr>
-    </w:lvl>
-    <w:lvl w:ilvl="6" w:tplc="40090001" w:tentative="1">
-      <w:start w:val="1"/>
-      <w:numFmt w:val="bullet"/>
-      <w:lvlText w:val=""/>
-      <w:lvlJc w:val="left"/>
-      <w:pPr>
-        <w:ind w:left="5040" w:hanging="360"/>
-      </w:pPr>
-      <w:rPr>
-        <w:rFonts w:ascii="Symbol" w:hAnsi="Symbol" w:hint="default"/>
-      </w:rPr>
-    </w:lvl>
-    <w:lvl w:ilvl="7" w:tplc="40090003" w:tentative="1">
-      <w:start w:val="1"/>
-      <w:numFmt w:val="bullet"/>
-      <w:lvlText w:val="o"/>
-      <w:lvlJc w:val="left"/>
-      <w:pPr>
-        <w:ind w:left="5760" w:hanging="360"/>
-      </w:pPr>
-      <w:rPr>
-        <w:rFonts w:ascii="Courier New" w:hAnsi="Courier New" w:cs="Courier New" w:hint="default"/>
-      </w:rPr>
-    </w:lvl>
-    <w:lvl w:ilvl="8" w:tplc="40090005" w:tentative="1">
-      <w:start w:val="1"/>
-      <w:numFmt w:val="bullet"/>
-      <w:lvlText w:val=""/>
-      <w:lvlJc w:val="left"/>
-      <w:pPr>
-        <w:ind w:left="6480" w:hanging="360"/>
-      </w:pPr>
-      <w:rPr>
-        <w:rFonts w:ascii="Wingdings" w:hAnsi="Wingdings" w:hint="default"/>
-      </w:rPr>
-    </w:lvl>
-  </w:abstractNum>
-  <w:abstractNum w:abstractNumId="36" w15:restartNumberingAfterBreak="0">
-    <w:nsid w:val="5E733D25"/>
-    <w:multiLevelType w:val="multilevel"/>
-    <w:tmpl w:val="F66C1A40"/>
-    <w:lvl w:ilvl="0">
-      <w:start w:val="1"/>
-      <w:numFmt w:val="bullet"/>
-      <w:lvlText w:val=""/>
-      <w:lvlJc w:val="left"/>
-      <w:pPr>
-        <w:tabs>
-          <w:tab w:val="num" w:pos="720"/>
-        </w:tabs>
-        <w:ind w:left="720" w:hanging="360"/>
-      </w:pPr>
-      <w:rPr>
-        <w:rFonts w:ascii="Symbol" w:hAnsi="Symbol" w:hint="default"/>
-        <w:sz w:val="20"/>
-      </w:rPr>
-    </w:lvl>
-    <w:lvl w:ilvl="1" w:tentative="1">
-      <w:start w:val="1"/>
-      <w:numFmt w:val="bullet"/>
-      <w:lvlText w:val=""/>
-      <w:lvlJc w:val="left"/>
-      <w:pPr>
-        <w:tabs>
-          <w:tab w:val="num" w:pos="1440"/>
-        </w:tabs>
-        <w:ind w:left="1440" w:hanging="360"/>
-      </w:pPr>
-      <w:rPr>
-        <w:rFonts w:ascii="Symbol" w:hAnsi="Symbol" w:hint="default"/>
-        <w:sz w:val="20"/>
-      </w:rPr>
-    </w:lvl>
-    <w:lvl w:ilvl="2" w:tentative="1">
-      <w:start w:val="1"/>
-      <w:numFmt w:val="bullet"/>
-      <w:lvlText w:val=""/>
-      <w:lvlJc w:val="left"/>
-      <w:pPr>
-        <w:tabs>
-          <w:tab w:val="num" w:pos="2160"/>
-        </w:tabs>
-        <w:ind w:left="2160" w:hanging="360"/>
-      </w:pPr>
-      <w:rPr>
-        <w:rFonts w:ascii="Symbol" w:hAnsi="Symbol" w:hint="default"/>
-        <w:sz w:val="20"/>
-      </w:rPr>
-    </w:lvl>
-    <w:lvl w:ilvl="3" w:tentative="1">
-      <w:start w:val="1"/>
-      <w:numFmt w:val="bullet"/>
-      <w:lvlText w:val=""/>
-      <w:lvlJc w:val="left"/>
-      <w:pPr>
-        <w:tabs>
-          <w:tab w:val="num" w:pos="2880"/>
-        </w:tabs>
-        <w:ind w:left="2880" w:hanging="360"/>
-      </w:pPr>
-      <w:rPr>
-        <w:rFonts w:ascii="Symbol" w:hAnsi="Symbol" w:hint="default"/>
-        <w:sz w:val="20"/>
-      </w:rPr>
-    </w:lvl>
-    <w:lvl w:ilvl="4" w:tentative="1">
-      <w:start w:val="1"/>
-      <w:numFmt w:val="bullet"/>
-      <w:lvlText w:val=""/>
-      <w:lvlJc w:val="left"/>
-      <w:pPr>
-        <w:tabs>
-          <w:tab w:val="num" w:pos="3600"/>
-        </w:tabs>
-        <w:ind w:left="3600" w:hanging="360"/>
-      </w:pPr>
-      <w:rPr>
-        <w:rFonts w:ascii="Symbol" w:hAnsi="Symbol" w:hint="default"/>
-        <w:sz w:val="20"/>
-      </w:rPr>
-    </w:lvl>
-    <w:lvl w:ilvl="5" w:tentative="1">
-      <w:start w:val="1"/>
-      <w:numFmt w:val="bullet"/>
-      <w:lvlText w:val=""/>
-      <w:lvlJc w:val="left"/>
-      <w:pPr>
-        <w:tabs>
-          <w:tab w:val="num" w:pos="4320"/>
-        </w:tabs>
-        <w:ind w:left="4320" w:hanging="360"/>
-      </w:pPr>
-      <w:rPr>
-        <w:rFonts w:ascii="Symbol" w:hAnsi="Symbol" w:hint="default"/>
-        <w:sz w:val="20"/>
-      </w:rPr>
-    </w:lvl>
-    <w:lvl w:ilvl="6" w:tentative="1">
-      <w:start w:val="1"/>
-      <w:numFmt w:val="bullet"/>
-      <w:lvlText w:val=""/>
-      <w:lvlJc w:val="left"/>
-      <w:pPr>
-        <w:tabs>
-          <w:tab w:val="num" w:pos="5040"/>
-        </w:tabs>
-        <w:ind w:left="5040" w:hanging="360"/>
-      </w:pPr>
-      <w:rPr>
-        <w:rFonts w:ascii="Symbol" w:hAnsi="Symbol" w:hint="default"/>
-        <w:sz w:val="20"/>
-      </w:rPr>
-    </w:lvl>
-    <w:lvl w:ilvl="7" w:tentative="1">
-      <w:start w:val="1"/>
-      <w:numFmt w:val="bullet"/>
-      <w:lvlText w:val=""/>
-      <w:lvlJc w:val="left"/>
-      <w:pPr>
-        <w:tabs>
-          <w:tab w:val="num" w:pos="5760"/>
-        </w:tabs>
-        <w:ind w:left="5760" w:hanging="360"/>
-      </w:pPr>
-      <w:rPr>
-        <w:rFonts w:ascii="Symbol" w:hAnsi="Symbol" w:hint="default"/>
-        <w:sz w:val="20"/>
-      </w:rPr>
-    </w:lvl>
-    <w:lvl w:ilvl="8" w:tentative="1">
-      <w:start w:val="1"/>
-      <w:numFmt w:val="bullet"/>
-      <w:lvlText w:val=""/>
-      <w:lvlJc w:val="left"/>
-      <w:pPr>
-        <w:tabs>
-          <w:tab w:val="num" w:pos="6480"/>
-        </w:tabs>
-        <w:ind w:left="6480" w:hanging="360"/>
-      </w:pPr>
-      <w:rPr>
-        <w:rFonts w:ascii="Symbol" w:hAnsi="Symbol" w:hint="default"/>
-        <w:sz w:val="20"/>
-      </w:rPr>
-    </w:lvl>
-  </w:abstractNum>
-  <w:abstractNum w:abstractNumId="37" w15:restartNumberingAfterBreak="0">
-    <w:nsid w:val="68072A2B"/>
-    <w:multiLevelType w:val="multilevel"/>
-    <w:tmpl w:val="FE5C9C42"/>
-    <w:lvl w:ilvl="0">
-      <w:start w:val="1"/>
-      <w:numFmt w:val="decimal"/>
-      <w:lvlText w:val="%1."/>
-      <w:lvlJc w:val="left"/>
-      <w:pPr>
-        <w:tabs>
-          <w:tab w:val="num" w:pos="720"/>
-        </w:tabs>
-        <w:ind w:left="720" w:hanging="360"/>
-      </w:pPr>
-    </w:lvl>
-    <w:lvl w:ilvl="1" w:tentative="1">
-      <w:start w:val="1"/>
-      <w:numFmt w:val="decimal"/>
-      <w:lvlText w:val="%2."/>
-      <w:lvlJc w:val="left"/>
-      <w:pPr>
-        <w:tabs>
-          <w:tab w:val="num" w:pos="1440"/>
-        </w:tabs>
-        <w:ind w:left="1440" w:hanging="360"/>
-      </w:pPr>
-    </w:lvl>
-    <w:lvl w:ilvl="2" w:tentative="1">
-      <w:start w:val="1"/>
-      <w:numFmt w:val="decimal"/>
-      <w:lvlText w:val="%3."/>
-      <w:lvlJc w:val="left"/>
-      <w:pPr>
-        <w:tabs>
-          <w:tab w:val="num" w:pos="2160"/>
-        </w:tabs>
-        <w:ind w:left="2160" w:hanging="360"/>
-      </w:pPr>
-    </w:lvl>
-    <w:lvl w:ilvl="3" w:tentative="1">
-      <w:start w:val="1"/>
-      <w:numFmt w:val="decimal"/>
-      <w:lvlText w:val="%4."/>
-      <w:lvlJc w:val="left"/>
-      <w:pPr>
-        <w:tabs>
-          <w:tab w:val="num" w:pos="2880"/>
-        </w:tabs>
-        <w:ind w:left="2880" w:hanging="360"/>
-      </w:pPr>
-    </w:lvl>
-    <w:lvl w:ilvl="4" w:tentative="1">
-      <w:start w:val="1"/>
-      <w:numFmt w:val="decimal"/>
-      <w:lvlText w:val="%5."/>
-      <w:lvlJc w:val="left"/>
-      <w:pPr>
-        <w:tabs>
-          <w:tab w:val="num" w:pos="3600"/>
-        </w:tabs>
-        <w:ind w:left="3600" w:hanging="360"/>
-      </w:pPr>
-    </w:lvl>
-    <w:lvl w:ilvl="5" w:tentative="1">
-      <w:start w:val="1"/>
-      <w:numFmt w:val="decimal"/>
-      <w:lvlText w:val="%6."/>
-      <w:lvlJc w:val="left"/>
-      <w:pPr>
-        <w:tabs>
-          <w:tab w:val="num" w:pos="4320"/>
-        </w:tabs>
-        <w:ind w:left="4320" w:hanging="360"/>
-      </w:pPr>
-    </w:lvl>
-    <w:lvl w:ilvl="6" w:tentative="1">
-      <w:start w:val="1"/>
-      <w:numFmt w:val="decimal"/>
-      <w:lvlText w:val="%7."/>
-      <w:lvlJc w:val="left"/>
-      <w:pPr>
-        <w:tabs>
-          <w:tab w:val="num" w:pos="5040"/>
-        </w:tabs>
-        <w:ind w:left="5040" w:hanging="360"/>
-      </w:pPr>
-    </w:lvl>
-    <w:lvl w:ilvl="7" w:tentative="1">
-      <w:start w:val="1"/>
-      <w:numFmt w:val="decimal"/>
-      <w:lvlText w:val="%8."/>
-      <w:lvlJc w:val="left"/>
-      <w:pPr>
-        <w:tabs>
-          <w:tab w:val="num" w:pos="5760"/>
-        </w:tabs>
-        <w:ind w:left="5760" w:hanging="360"/>
-      </w:pPr>
-    </w:lvl>
-    <w:lvl w:ilvl="8" w:tentative="1">
-      <w:start w:val="1"/>
-      <w:numFmt w:val="decimal"/>
-      <w:lvlText w:val="%9."/>
-      <w:lvlJc w:val="left"/>
-      <w:pPr>
-        <w:tabs>
-          <w:tab w:val="num" w:pos="6480"/>
-        </w:tabs>
-        <w:ind w:left="6480" w:hanging="360"/>
-      </w:pPr>
-    </w:lvl>
-  </w:abstractNum>
-  <w:abstractNum w:abstractNumId="38" w15:restartNumberingAfterBreak="0">
-    <w:nsid w:val="69D02D58"/>
-    <w:multiLevelType w:val="hybridMultilevel"/>
-    <w:tmpl w:val="D8E8EE4E"/>
-    <w:lvl w:ilvl="0" w:tplc="FFFFFFFF">
-      <w:start w:val="1"/>
-      <w:numFmt w:val="bullet"/>
-      <w:lvlText w:val=""/>
-      <w:lvlJc w:val="left"/>
-      <w:pPr>
-        <w:ind w:left="720" w:hanging="360"/>
-      </w:pPr>
-      <w:rPr>
-        <w:rFonts w:ascii="Symbol" w:hAnsi="Symbol" w:hint="default"/>
-      </w:rPr>
-    </w:lvl>
-    <w:lvl w:ilvl="1" w:tplc="40090001">
-      <w:start w:val="1"/>
-      <w:numFmt w:val="bullet"/>
-      <w:lvlText w:val=""/>
-      <w:lvlJc w:val="left"/>
-      <w:pPr>
-        <w:ind w:left="1440" w:hanging="360"/>
-      </w:pPr>
-      <w:rPr>
-        <w:rFonts w:ascii="Symbol" w:hAnsi="Symbol" w:hint="default"/>
-      </w:rPr>
-    </w:lvl>
-    <w:lvl w:ilvl="2" w:tplc="FFFFFFFF" w:tentative="1">
-      <w:start w:val="1"/>
-      <w:numFmt w:val="bullet"/>
-      <w:lvlText w:val=""/>
-      <w:lvlJc w:val="left"/>
-      <w:pPr>
-        <w:ind w:left="2160" w:hanging="360"/>
-      </w:pPr>
-      <w:rPr>
-        <w:rFonts w:ascii="Wingdings" w:hAnsi="Wingdings" w:hint="default"/>
-      </w:rPr>
-    </w:lvl>
-    <w:lvl w:ilvl="3" w:tplc="FFFFFFFF" w:tentative="1">
-      <w:start w:val="1"/>
-      <w:numFmt w:val="bullet"/>
-      <w:lvlText w:val=""/>
-      <w:lvlJc w:val="left"/>
-      <w:pPr>
-        <w:ind w:left="2880" w:hanging="360"/>
-      </w:pPr>
-      <w:rPr>
-        <w:rFonts w:ascii="Symbol" w:hAnsi="Symbol" w:hint="default"/>
-      </w:rPr>
-    </w:lvl>
-    <w:lvl w:ilvl="4" w:tplc="FFFFFFFF" w:tentative="1">
-      <w:start w:val="1"/>
-      <w:numFmt w:val="bullet"/>
-      <w:lvlText w:val="o"/>
-      <w:lvlJc w:val="left"/>
-      <w:pPr>
-        <w:ind w:left="3600" w:hanging="360"/>
-      </w:pPr>
-      <w:rPr>
-        <w:rFonts w:ascii="Courier New" w:hAnsi="Courier New" w:cs="Courier New" w:hint="default"/>
-      </w:rPr>
-    </w:lvl>
-    <w:lvl w:ilvl="5" w:tplc="FFFFFFFF" w:tentative="1">
-      <w:start w:val="1"/>
-      <w:numFmt w:val="bullet"/>
-      <w:lvlText w:val=""/>
-      <w:lvlJc w:val="left"/>
-      <w:pPr>
-        <w:ind w:left="4320" w:hanging="360"/>
-      </w:pPr>
-      <w:rPr>
-        <w:rFonts w:ascii="Wingdings" w:hAnsi="Wingdings" w:hint="default"/>
-      </w:rPr>
-    </w:lvl>
-    <w:lvl w:ilvl="6" w:tplc="FFFFFFFF" w:tentative="1">
-      <w:start w:val="1"/>
-      <w:numFmt w:val="bullet"/>
-      <w:lvlText w:val=""/>
-      <w:lvlJc w:val="left"/>
-      <w:pPr>
-        <w:ind w:left="5040" w:hanging="360"/>
-      </w:pPr>
-      <w:rPr>
-        <w:rFonts w:ascii="Symbol" w:hAnsi="Symbol" w:hint="default"/>
-      </w:rPr>
-    </w:lvl>
-    <w:lvl w:ilvl="7" w:tplc="FFFFFFFF" w:tentative="1">
-      <w:start w:val="1"/>
-      <w:numFmt w:val="bullet"/>
-      <w:lvlText w:val="o"/>
-      <w:lvlJc w:val="left"/>
-      <w:pPr>
-        <w:ind w:left="5760" w:hanging="360"/>
-      </w:pPr>
-      <w:rPr>
-        <w:rFonts w:ascii="Courier New" w:hAnsi="Courier New" w:cs="Courier New" w:hint="default"/>
-      </w:rPr>
-    </w:lvl>
-    <w:lvl w:ilvl="8" w:tplc="FFFFFFFF" w:tentative="1">
-      <w:start w:val="1"/>
-      <w:numFmt w:val="bullet"/>
-      <w:lvlText w:val=""/>
-      <w:lvlJc w:val="left"/>
-      <w:pPr>
-        <w:ind w:left="6480" w:hanging="360"/>
-      </w:pPr>
-      <w:rPr>
-        <w:rFonts w:ascii="Wingdings" w:hAnsi="Wingdings" w:hint="default"/>
-      </w:rPr>
-    </w:lvl>
-  </w:abstractNum>
-  <w:abstractNum w:abstractNumId="39" w15:restartNumberingAfterBreak="0">
-    <w:nsid w:val="6A4C34F9"/>
-    <w:multiLevelType w:val="multilevel"/>
-    <w:tmpl w:val="ED268362"/>
-    <w:lvl w:ilvl="0">
-      <w:start w:val="1"/>
-      <w:numFmt w:val="decimal"/>
-      <w:lvlText w:val="%1."/>
-      <w:lvlJc w:val="left"/>
-      <w:pPr>
-        <w:tabs>
-          <w:tab w:val="num" w:pos="720"/>
-        </w:tabs>
-        <w:ind w:left="720" w:hanging="360"/>
-      </w:pPr>
-    </w:lvl>
-    <w:lvl w:ilvl="1" w:tentative="1">
-      <w:start w:val="1"/>
-      <w:numFmt w:val="decimal"/>
-      <w:lvlText w:val="%2."/>
-      <w:lvlJc w:val="left"/>
-      <w:pPr>
-        <w:tabs>
-          <w:tab w:val="num" w:pos="1440"/>
-        </w:tabs>
-        <w:ind w:left="1440" w:hanging="360"/>
-      </w:pPr>
-    </w:lvl>
-    <w:lvl w:ilvl="2" w:tentative="1">
-      <w:start w:val="1"/>
-      <w:numFmt w:val="decimal"/>
-      <w:lvlText w:val="%3."/>
-      <w:lvlJc w:val="left"/>
-      <w:pPr>
-        <w:tabs>
-          <w:tab w:val="num" w:pos="2160"/>
-        </w:tabs>
-        <w:ind w:left="2160" w:hanging="360"/>
-      </w:pPr>
-    </w:lvl>
-    <w:lvl w:ilvl="3" w:tentative="1">
-      <w:start w:val="1"/>
-      <w:numFmt w:val="decimal"/>
-      <w:lvlText w:val="%4."/>
-      <w:lvlJc w:val="left"/>
-      <w:pPr>
-        <w:tabs>
-          <w:tab w:val="num" w:pos="2880"/>
-        </w:tabs>
-        <w:ind w:left="2880" w:hanging="360"/>
-      </w:pPr>
-    </w:lvl>
-    <w:lvl w:ilvl="4" w:tentative="1">
-      <w:start w:val="1"/>
-      <w:numFmt w:val="decimal"/>
-      <w:lvlText w:val="%5."/>
-      <w:lvlJc w:val="left"/>
-      <w:pPr>
-        <w:tabs>
-          <w:tab w:val="num" w:pos="3600"/>
-        </w:tabs>
-        <w:ind w:left="3600" w:hanging="360"/>
-      </w:pPr>
-    </w:lvl>
-    <w:lvl w:ilvl="5" w:tentative="1">
-      <w:start w:val="1"/>
-      <w:numFmt w:val="decimal"/>
-      <w:lvlText w:val="%6."/>
-      <w:lvlJc w:val="left"/>
-      <w:pPr>
-        <w:tabs>
-          <w:tab w:val="num" w:pos="4320"/>
-        </w:tabs>
-        <w:ind w:left="4320" w:hanging="360"/>
-      </w:pPr>
-    </w:lvl>
-    <w:lvl w:ilvl="6" w:tentative="1">
-      <w:start w:val="1"/>
-      <w:numFmt w:val="decimal"/>
-      <w:lvlText w:val="%7."/>
-      <w:lvlJc w:val="left"/>
-      <w:pPr>
-        <w:tabs>
-          <w:tab w:val="num" w:pos="5040"/>
-        </w:tabs>
-        <w:ind w:left="5040" w:hanging="360"/>
-      </w:pPr>
-    </w:lvl>
-    <w:lvl w:ilvl="7" w:tentative="1">
-      <w:start w:val="1"/>
-      <w:numFmt w:val="decimal"/>
-      <w:lvlText w:val="%8."/>
-      <w:lvlJc w:val="left"/>
-      <w:pPr>
-        <w:tabs>
-          <w:tab w:val="num" w:pos="5760"/>
-        </w:tabs>
-        <w:ind w:left="5760" w:hanging="360"/>
-      </w:pPr>
-    </w:lvl>
-    <w:lvl w:ilvl="8" w:tentative="1">
-      <w:start w:val="1"/>
-      <w:numFmt w:val="decimal"/>
-      <w:lvlText w:val="%9."/>
-      <w:lvlJc w:val="left"/>
-      <w:pPr>
-        <w:tabs>
-          <w:tab w:val="num" w:pos="6480"/>
-        </w:tabs>
-        <w:ind w:left="6480" w:hanging="360"/>
-      </w:pPr>
-    </w:lvl>
-  </w:abstractNum>
-  <w:abstractNum w:abstractNumId="40" w15:restartNumberingAfterBreak="0">
-    <w:nsid w:val="6AB57137"/>
-    <w:multiLevelType w:val="multilevel"/>
-    <w:tmpl w:val="532879E8"/>
-    <w:lvl w:ilvl="0">
-      <w:start w:val="1"/>
-      <w:numFmt w:val="bullet"/>
-      <w:lvlText w:val=""/>
-      <w:lvlJc w:val="left"/>
-      <w:pPr>
-        <w:tabs>
-          <w:tab w:val="num" w:pos="720"/>
-        </w:tabs>
-        <w:ind w:left="720" w:hanging="360"/>
-      </w:pPr>
-      <w:rPr>
-        <w:rFonts w:ascii="Symbol" w:hAnsi="Symbol" w:hint="default"/>
-        <w:sz w:val="20"/>
-      </w:rPr>
-    </w:lvl>
-    <w:lvl w:ilvl="1" w:tentative="1">
-      <w:start w:val="1"/>
-      <w:numFmt w:val="bullet"/>
-      <w:lvlText w:val=""/>
-      <w:lvlJc w:val="left"/>
-      <w:pPr>
-        <w:tabs>
-          <w:tab w:val="num" w:pos="1440"/>
-        </w:tabs>
-        <w:ind w:left="1440" w:hanging="360"/>
-      </w:pPr>
-      <w:rPr>
-        <w:rFonts w:ascii="Symbol" w:hAnsi="Symbol" w:hint="default"/>
-        <w:sz w:val="20"/>
-      </w:rPr>
-    </w:lvl>
-    <w:lvl w:ilvl="2" w:tentative="1">
-      <w:start w:val="1"/>
-      <w:numFmt w:val="bullet"/>
-      <w:lvlText w:val=""/>
-      <w:lvlJc w:val="left"/>
-      <w:pPr>
-        <w:tabs>
-          <w:tab w:val="num" w:pos="2160"/>
-        </w:tabs>
-        <w:ind w:left="2160" w:hanging="360"/>
-      </w:pPr>
-      <w:rPr>
-        <w:rFonts w:ascii="Symbol" w:hAnsi="Symbol" w:hint="default"/>
-        <w:sz w:val="20"/>
-      </w:rPr>
-    </w:lvl>
-    <w:lvl w:ilvl="3" w:tentative="1">
-      <w:start w:val="1"/>
-      <w:numFmt w:val="bullet"/>
-      <w:lvlText w:val=""/>
-      <w:lvlJc w:val="left"/>
-      <w:pPr>
-        <w:tabs>
-          <w:tab w:val="num" w:pos="2880"/>
-        </w:tabs>
-        <w:ind w:left="2880" w:hanging="360"/>
-      </w:pPr>
-      <w:rPr>
-        <w:rFonts w:ascii="Symbol" w:hAnsi="Symbol" w:hint="default"/>
-        <w:sz w:val="20"/>
-      </w:rPr>
-    </w:lvl>
-    <w:lvl w:ilvl="4" w:tentative="1">
-      <w:start w:val="1"/>
-      <w:numFmt w:val="bullet"/>
-      <w:lvlText w:val=""/>
-      <w:lvlJc w:val="left"/>
-      <w:pPr>
-        <w:tabs>
-          <w:tab w:val="num" w:pos="3600"/>
-        </w:tabs>
-        <w:ind w:left="3600" w:hanging="360"/>
-      </w:pPr>
-      <w:rPr>
-        <w:rFonts w:ascii="Symbol" w:hAnsi="Symbol" w:hint="default"/>
-        <w:sz w:val="20"/>
-      </w:rPr>
-    </w:lvl>
-    <w:lvl w:ilvl="5" w:tentative="1">
-      <w:start w:val="1"/>
-      <w:numFmt w:val="bullet"/>
-      <w:lvlText w:val=""/>
-      <w:lvlJc w:val="left"/>
-      <w:pPr>
-        <w:tabs>
-          <w:tab w:val="num" w:pos="4320"/>
-        </w:tabs>
-        <w:ind w:left="4320" w:hanging="360"/>
-      </w:pPr>
-      <w:rPr>
-        <w:rFonts w:ascii="Symbol" w:hAnsi="Symbol" w:hint="default"/>
-        <w:sz w:val="20"/>
-      </w:rPr>
-    </w:lvl>
-    <w:lvl w:ilvl="6" w:tentative="1">
-      <w:start w:val="1"/>
-      <w:numFmt w:val="bullet"/>
-      <w:lvlText w:val=""/>
-      <w:lvlJc w:val="left"/>
-      <w:pPr>
-        <w:tabs>
-          <w:tab w:val="num" w:pos="5040"/>
-        </w:tabs>
-        <w:ind w:left="5040" w:hanging="360"/>
-      </w:pPr>
-      <w:rPr>
-        <w:rFonts w:ascii="Symbol" w:hAnsi="Symbol" w:hint="default"/>
-        <w:sz w:val="20"/>
-      </w:rPr>
-    </w:lvl>
-    <w:lvl w:ilvl="7" w:tentative="1">
-      <w:start w:val="1"/>
-      <w:numFmt w:val="bullet"/>
-      <w:lvlText w:val=""/>
-      <w:lvlJc w:val="left"/>
-      <w:pPr>
-        <w:tabs>
-          <w:tab w:val="num" w:pos="5760"/>
-        </w:tabs>
-        <w:ind w:left="5760" w:hanging="360"/>
-      </w:pPr>
-      <w:rPr>
-        <w:rFonts w:ascii="Symbol" w:hAnsi="Symbol" w:hint="default"/>
-        <w:sz w:val="20"/>
-      </w:rPr>
-    </w:lvl>
-    <w:lvl w:ilvl="8" w:tentative="1">
-      <w:start w:val="1"/>
-      <w:numFmt w:val="bullet"/>
-      <w:lvlText w:val=""/>
-      <w:lvlJc w:val="left"/>
-      <w:pPr>
-        <w:tabs>
-          <w:tab w:val="num" w:pos="6480"/>
-        </w:tabs>
-        <w:ind w:left="6480" w:hanging="360"/>
-      </w:pPr>
-      <w:rPr>
-        <w:rFonts w:ascii="Symbol" w:hAnsi="Symbol" w:hint="default"/>
-        <w:sz w:val="20"/>
-      </w:rPr>
-    </w:lvl>
-  </w:abstractNum>
-  <w:abstractNum w:abstractNumId="41" w15:restartNumberingAfterBreak="0">
-    <w:nsid w:val="6D035449"/>
-    <w:multiLevelType w:val="multilevel"/>
-    <w:tmpl w:val="744C26C8"/>
-    <w:lvl w:ilvl="0">
-      <w:start w:val="1"/>
-      <w:numFmt w:val="bullet"/>
-      <w:lvlText w:val="o"/>
-      <w:lvlJc w:val="left"/>
-      <w:pPr>
-        <w:tabs>
-          <w:tab w:val="num" w:pos="720"/>
-        </w:tabs>
-        <w:ind w:left="720" w:hanging="360"/>
-      </w:pPr>
-      <w:rPr>
-        <w:rFonts w:ascii="Courier New" w:hAnsi="Courier New" w:hint="default"/>
-        <w:sz w:val="20"/>
-      </w:rPr>
-    </w:lvl>
-    <w:lvl w:ilvl="1" w:tentative="1">
-      <w:start w:val="1"/>
-      <w:numFmt w:val="bullet"/>
-      <w:lvlText w:val="o"/>
-      <w:lvlJc w:val="left"/>
-      <w:pPr>
-        <w:tabs>
-          <w:tab w:val="num" w:pos="1440"/>
-        </w:tabs>
-        <w:ind w:left="1440" w:hanging="360"/>
-      </w:pPr>
-      <w:rPr>
-        <w:rFonts w:ascii="Courier New" w:hAnsi="Courier New" w:hint="default"/>
-        <w:sz w:val="20"/>
-      </w:rPr>
-    </w:lvl>
-    <w:lvl w:ilvl="2" w:tentative="1">
-      <w:start w:val="1"/>
-      <w:numFmt w:val="bullet"/>
-      <w:lvlText w:val="o"/>
-      <w:lvlJc w:val="left"/>
-      <w:pPr>
-        <w:tabs>
-          <w:tab w:val="num" w:pos="2160"/>
-        </w:tabs>
-        <w:ind w:left="2160" w:hanging="360"/>
-      </w:pPr>
-      <w:rPr>
-        <w:rFonts w:ascii="Courier New" w:hAnsi="Courier New" w:hint="default"/>
-        <w:sz w:val="20"/>
-      </w:rPr>
-    </w:lvl>
-    <w:lvl w:ilvl="3" w:tentative="1">
-      <w:start w:val="1"/>
-      <w:numFmt w:val="bullet"/>
-      <w:lvlText w:val="o"/>
-      <w:lvlJc w:val="left"/>
-      <w:pPr>
-        <w:tabs>
-          <w:tab w:val="num" w:pos="2880"/>
-        </w:tabs>
-        <w:ind w:left="2880" w:hanging="360"/>
-      </w:pPr>
-      <w:rPr>
-        <w:rFonts w:ascii="Courier New" w:hAnsi="Courier New" w:hint="default"/>
-        <w:sz w:val="20"/>
-      </w:rPr>
-    </w:lvl>
-    <w:lvl w:ilvl="4" w:tentative="1">
-      <w:start w:val="1"/>
-      <w:numFmt w:val="bullet"/>
-      <w:lvlText w:val="o"/>
-      <w:lvlJc w:val="left"/>
-      <w:pPr>
-        <w:tabs>
-          <w:tab w:val="num" w:pos="3600"/>
-        </w:tabs>
-        <w:ind w:left="3600" w:hanging="360"/>
-      </w:pPr>
-      <w:rPr>
-        <w:rFonts w:ascii="Courier New" w:hAnsi="Courier New" w:hint="default"/>
-        <w:sz w:val="20"/>
-      </w:rPr>
-    </w:lvl>
-    <w:lvl w:ilvl="5" w:tentative="1">
-      <w:start w:val="1"/>
-      <w:numFmt w:val="bullet"/>
-      <w:lvlText w:val="o"/>
-      <w:lvlJc w:val="left"/>
-      <w:pPr>
-        <w:tabs>
-          <w:tab w:val="num" w:pos="4320"/>
-        </w:tabs>
-        <w:ind w:left="4320" w:hanging="360"/>
-      </w:pPr>
-      <w:rPr>
-        <w:rFonts w:ascii="Courier New" w:hAnsi="Courier New" w:hint="default"/>
-        <w:sz w:val="20"/>
-      </w:rPr>
-    </w:lvl>
-    <w:lvl w:ilvl="6" w:tentative="1">
-      <w:start w:val="1"/>
-      <w:numFmt w:val="bullet"/>
-      <w:lvlText w:val="o"/>
-      <w:lvlJc w:val="left"/>
-      <w:pPr>
-        <w:tabs>
-          <w:tab w:val="num" w:pos="5040"/>
-        </w:tabs>
-        <w:ind w:left="5040" w:hanging="360"/>
-      </w:pPr>
-      <w:rPr>
-        <w:rFonts w:ascii="Courier New" w:hAnsi="Courier New" w:hint="default"/>
-        <w:sz w:val="20"/>
-      </w:rPr>
-    </w:lvl>
-    <w:lvl w:ilvl="7" w:tentative="1">
-      <w:start w:val="1"/>
-      <w:numFmt w:val="bullet"/>
-      <w:lvlText w:val="o"/>
-      <w:lvlJc w:val="left"/>
-      <w:pPr>
-        <w:tabs>
-          <w:tab w:val="num" w:pos="5760"/>
-        </w:tabs>
-        <w:ind w:left="5760" w:hanging="360"/>
-      </w:pPr>
-      <w:rPr>
-        <w:rFonts w:ascii="Courier New" w:hAnsi="Courier New" w:hint="default"/>
-        <w:sz w:val="20"/>
-      </w:rPr>
-    </w:lvl>
-    <w:lvl w:ilvl="8" w:tentative="1">
-      <w:start w:val="1"/>
-      <w:numFmt w:val="bullet"/>
-      <w:lvlText w:val="o"/>
-      <w:lvlJc w:val="left"/>
-      <w:pPr>
-        <w:tabs>
-          <w:tab w:val="num" w:pos="6480"/>
-        </w:tabs>
-        <w:ind w:left="6480" w:hanging="360"/>
-      </w:pPr>
-      <w:rPr>
-        <w:rFonts w:ascii="Courier New" w:hAnsi="Courier New" w:hint="default"/>
-        <w:sz w:val="20"/>
-      </w:rPr>
-    </w:lvl>
-  </w:abstractNum>
-  <w:abstractNum w:abstractNumId="42" w15:restartNumberingAfterBreak="0">
-    <w:nsid w:val="74227ABC"/>
-    <w:multiLevelType w:val="multilevel"/>
-    <w:tmpl w:val="C0CE37CC"/>
-    <w:lvl w:ilvl="0">
-      <w:start w:val="1"/>
-      <w:numFmt w:val="bullet"/>
-      <w:lvlText w:val="o"/>
-      <w:lvlJc w:val="left"/>
-      <w:pPr>
-        <w:tabs>
-          <w:tab w:val="num" w:pos="720"/>
-        </w:tabs>
-        <w:ind w:left="720" w:hanging="360"/>
-      </w:pPr>
-      <w:rPr>
-        <w:rFonts w:ascii="Courier New" w:hAnsi="Courier New" w:hint="default"/>
-        <w:sz w:val="20"/>
-      </w:rPr>
-    </w:lvl>
-    <w:lvl w:ilvl="1" w:tentative="1">
-      <w:start w:val="1"/>
-      <w:numFmt w:val="bullet"/>
-      <w:lvlText w:val="o"/>
-      <w:lvlJc w:val="left"/>
-      <w:pPr>
-        <w:tabs>
-          <w:tab w:val="num" w:pos="1440"/>
-        </w:tabs>
-        <w:ind w:left="1440" w:hanging="360"/>
-      </w:pPr>
-      <w:rPr>
-        <w:rFonts w:ascii="Courier New" w:hAnsi="Courier New" w:hint="default"/>
-        <w:sz w:val="20"/>
-      </w:rPr>
-    </w:lvl>
-    <w:lvl w:ilvl="2" w:tentative="1">
-      <w:start w:val="1"/>
-      <w:numFmt w:val="bullet"/>
-      <w:lvlText w:val="o"/>
-      <w:lvlJc w:val="left"/>
-      <w:pPr>
-        <w:tabs>
-          <w:tab w:val="num" w:pos="2160"/>
-        </w:tabs>
-        <w:ind w:left="2160" w:hanging="360"/>
-      </w:pPr>
-      <w:rPr>
-        <w:rFonts w:ascii="Courier New" w:hAnsi="Courier New" w:hint="default"/>
-        <w:sz w:val="20"/>
-      </w:rPr>
-    </w:lvl>
-    <w:lvl w:ilvl="3" w:tentative="1">
-      <w:start w:val="1"/>
-      <w:numFmt w:val="bullet"/>
-      <w:lvlText w:val="o"/>
-      <w:lvlJc w:val="left"/>
-      <w:pPr>
-        <w:tabs>
-          <w:tab w:val="num" w:pos="2880"/>
-        </w:tabs>
-        <w:ind w:left="2880" w:hanging="360"/>
-      </w:pPr>
-      <w:rPr>
-        <w:rFonts w:ascii="Courier New" w:hAnsi="Courier New" w:hint="default"/>
-        <w:sz w:val="20"/>
-      </w:rPr>
-    </w:lvl>
-    <w:lvl w:ilvl="4" w:tentative="1">
-      <w:start w:val="1"/>
-      <w:numFmt w:val="bullet"/>
-      <w:lvlText w:val="o"/>
-      <w:lvlJc w:val="left"/>
-      <w:pPr>
-        <w:tabs>
-          <w:tab w:val="num" w:pos="3600"/>
-        </w:tabs>
-        <w:ind w:left="3600" w:hanging="360"/>
-      </w:pPr>
-      <w:rPr>
-        <w:rFonts w:ascii="Courier New" w:hAnsi="Courier New" w:hint="default"/>
-        <w:sz w:val="20"/>
-      </w:rPr>
-    </w:lvl>
-    <w:lvl w:ilvl="5" w:tentative="1">
-      <w:start w:val="1"/>
-      <w:numFmt w:val="bullet"/>
-      <w:lvlText w:val="o"/>
-      <w:lvlJc w:val="left"/>
-      <w:pPr>
-        <w:tabs>
-          <w:tab w:val="num" w:pos="4320"/>
-        </w:tabs>
-        <w:ind w:left="4320" w:hanging="360"/>
-      </w:pPr>
-      <w:rPr>
-        <w:rFonts w:ascii="Courier New" w:hAnsi="Courier New" w:hint="default"/>
-        <w:sz w:val="20"/>
-      </w:rPr>
-    </w:lvl>
-    <w:lvl w:ilvl="6" w:tentative="1">
-      <w:start w:val="1"/>
-      <w:numFmt w:val="bullet"/>
-      <w:lvlText w:val="o"/>
-      <w:lvlJc w:val="left"/>
-      <w:pPr>
-        <w:tabs>
-          <w:tab w:val="num" w:pos="5040"/>
-        </w:tabs>
-        <w:ind w:left="5040" w:hanging="360"/>
-      </w:pPr>
-      <w:rPr>
-        <w:rFonts w:ascii="Courier New" w:hAnsi="Courier New" w:hint="default"/>
-        <w:sz w:val="20"/>
-      </w:rPr>
-    </w:lvl>
-    <w:lvl w:ilvl="7" w:tentative="1">
-      <w:start w:val="1"/>
-      <w:numFmt w:val="bullet"/>
-      <w:lvlText w:val="o"/>
-      <w:lvlJc w:val="left"/>
-      <w:pPr>
-        <w:tabs>
-          <w:tab w:val="num" w:pos="5760"/>
-        </w:tabs>
-        <w:ind w:left="5760" w:hanging="360"/>
-      </w:pPr>
-      <w:rPr>
-        <w:rFonts w:ascii="Courier New" w:hAnsi="Courier New" w:hint="default"/>
-        <w:sz w:val="20"/>
-      </w:rPr>
-    </w:lvl>
-    <w:lvl w:ilvl="8" w:tentative="1">
-      <w:start w:val="1"/>
-      <w:numFmt w:val="bullet"/>
-      <w:lvlText w:val="o"/>
-      <w:lvlJc w:val="left"/>
-      <w:pPr>
-        <w:tabs>
-          <w:tab w:val="num" w:pos="6480"/>
-        </w:tabs>
-        <w:ind w:left="6480" w:hanging="360"/>
-      </w:pPr>
-      <w:rPr>
-        <w:rFonts w:ascii="Courier New" w:hAnsi="Courier New" w:hint="default"/>
-        <w:sz w:val="20"/>
-      </w:rPr>
-    </w:lvl>
-  </w:abstractNum>
-  <w:abstractNum w:abstractNumId="43" w15:restartNumberingAfterBreak="0">
-    <w:nsid w:val="765F6C6D"/>
-    <w:multiLevelType w:val="multilevel"/>
-    <w:tmpl w:val="E466E35A"/>
-    <w:lvl w:ilvl="0">
-      <w:start w:val="1"/>
-      <w:numFmt w:val="bullet"/>
-      <w:lvlText w:val=""/>
-      <w:lvlJc w:val="left"/>
-      <w:pPr>
-        <w:tabs>
-          <w:tab w:val="num" w:pos="720"/>
-        </w:tabs>
-        <w:ind w:left="720" w:hanging="360"/>
-      </w:pPr>
-      <w:rPr>
-        <w:rFonts w:ascii="Symbol" w:hAnsi="Symbol" w:hint="default"/>
-        <w:sz w:val="20"/>
-      </w:rPr>
-    </w:lvl>
-    <w:lvl w:ilvl="1" w:tentative="1">
-      <w:start w:val="1"/>
-      <w:numFmt w:val="bullet"/>
-      <w:lvlText w:val=""/>
-      <w:lvlJc w:val="left"/>
-      <w:pPr>
-        <w:tabs>
-          <w:tab w:val="num" w:pos="1440"/>
-        </w:tabs>
-        <w:ind w:left="1440" w:hanging="360"/>
-      </w:pPr>
-      <w:rPr>
-        <w:rFonts w:ascii="Symbol" w:hAnsi="Symbol" w:hint="default"/>
-        <w:sz w:val="20"/>
-      </w:rPr>
-    </w:lvl>
-    <w:lvl w:ilvl="2" w:tentative="1">
-      <w:start w:val="1"/>
-      <w:numFmt w:val="bullet"/>
-      <w:lvlText w:val=""/>
-      <w:lvlJc w:val="left"/>
-      <w:pPr>
-        <w:tabs>
-          <w:tab w:val="num" w:pos="2160"/>
-        </w:tabs>
-        <w:ind w:left="2160" w:hanging="360"/>
-      </w:pPr>
-      <w:rPr>
-        <w:rFonts w:ascii="Symbol" w:hAnsi="Symbol" w:hint="default"/>
-        <w:sz w:val="20"/>
-      </w:rPr>
-    </w:lvl>
-    <w:lvl w:ilvl="3" w:tentative="1">
-      <w:start w:val="1"/>
-      <w:numFmt w:val="bullet"/>
-      <w:lvlText w:val=""/>
-      <w:lvlJc w:val="left"/>
-      <w:pPr>
-        <w:tabs>
-          <w:tab w:val="num" w:pos="2880"/>
-        </w:tabs>
-        <w:ind w:left="2880" w:hanging="360"/>
-      </w:pPr>
-      <w:rPr>
-        <w:rFonts w:ascii="Symbol" w:hAnsi="Symbol" w:hint="default"/>
-        <w:sz w:val="20"/>
-      </w:rPr>
-    </w:lvl>
-    <w:lvl w:ilvl="4" w:tentative="1">
-      <w:start w:val="1"/>
-      <w:numFmt w:val="bullet"/>
-      <w:lvlText w:val=""/>
-      <w:lvlJc w:val="left"/>
-      <w:pPr>
-        <w:tabs>
-          <w:tab w:val="num" w:pos="3600"/>
-        </w:tabs>
-        <w:ind w:left="3600" w:hanging="360"/>
-      </w:pPr>
-      <w:rPr>
-        <w:rFonts w:ascii="Symbol" w:hAnsi="Symbol" w:hint="default"/>
-        <w:sz w:val="20"/>
-      </w:rPr>
-    </w:lvl>
-    <w:lvl w:ilvl="5" w:tentative="1">
-      <w:start w:val="1"/>
-      <w:numFmt w:val="bullet"/>
-      <w:lvlText w:val=""/>
-      <w:lvlJc w:val="left"/>
-      <w:pPr>
-        <w:tabs>
-          <w:tab w:val="num" w:pos="4320"/>
-        </w:tabs>
-        <w:ind w:left="4320" w:hanging="360"/>
-      </w:pPr>
-      <w:rPr>
-        <w:rFonts w:ascii="Symbol" w:hAnsi="Symbol" w:hint="default"/>
-        <w:sz w:val="20"/>
-      </w:rPr>
-    </w:lvl>
-    <w:lvl w:ilvl="6" w:tentative="1">
-      <w:start w:val="1"/>
-      <w:numFmt w:val="bullet"/>
-      <w:lvlText w:val=""/>
-      <w:lvlJc w:val="left"/>
-      <w:pPr>
-        <w:tabs>
-          <w:tab w:val="num" w:pos="5040"/>
-        </w:tabs>
-        <w:ind w:left="5040" w:hanging="360"/>
-      </w:pPr>
-      <w:rPr>
-        <w:rFonts w:ascii="Symbol" w:hAnsi="Symbol" w:hint="default"/>
-        <w:sz w:val="20"/>
-      </w:rPr>
-    </w:lvl>
-    <w:lvl w:ilvl="7" w:tentative="1">
-      <w:start w:val="1"/>
-      <w:numFmt w:val="bullet"/>
-      <w:lvlText w:val=""/>
-      <w:lvlJc w:val="left"/>
-      <w:pPr>
-        <w:tabs>
-          <w:tab w:val="num" w:pos="5760"/>
-        </w:tabs>
-        <w:ind w:left="5760" w:hanging="360"/>
-      </w:pPr>
-      <w:rPr>
-        <w:rFonts w:ascii="Symbol" w:hAnsi="Symbol" w:hint="default"/>
-        <w:sz w:val="20"/>
-      </w:rPr>
-    </w:lvl>
-    <w:lvl w:ilvl="8" w:tentative="1">
-      <w:start w:val="1"/>
-      <w:numFmt w:val="bullet"/>
-      <w:lvlText w:val=""/>
-      <w:lvlJc w:val="left"/>
-      <w:pPr>
-        <w:tabs>
-          <w:tab w:val="num" w:pos="6480"/>
-        </w:tabs>
-        <w:ind w:left="6480" w:hanging="360"/>
-      </w:pPr>
-      <w:rPr>
-        <w:rFonts w:ascii="Symbol" w:hAnsi="Symbol" w:hint="default"/>
-        <w:sz w:val="20"/>
-      </w:rPr>
-    </w:lvl>
-  </w:abstractNum>
-  <w:abstractNum w:abstractNumId="44" w15:restartNumberingAfterBreak="0">
-    <w:nsid w:val="767D63F1"/>
-    <w:multiLevelType w:val="multilevel"/>
-    <w:tmpl w:val="D79E62B0"/>
-    <w:lvl w:ilvl="0">
-      <w:start w:val="1"/>
-      <w:numFmt w:val="bullet"/>
-      <w:lvlText w:val=""/>
-      <w:lvlJc w:val="left"/>
-      <w:pPr>
-        <w:tabs>
-          <w:tab w:val="num" w:pos="1080"/>
-        </w:tabs>
-        <w:ind w:left="1080" w:hanging="360"/>
-      </w:pPr>
-      <w:rPr>
-        <w:rFonts w:ascii="Symbol" w:hAnsi="Symbol" w:hint="default"/>
-        <w:sz w:val="20"/>
-      </w:rPr>
-    </w:lvl>
-    <w:lvl w:ilvl="1" w:tentative="1">
-      <w:start w:val="1"/>
-      <w:numFmt w:val="bullet"/>
-      <w:lvlText w:val=""/>
-      <w:lvlJc w:val="left"/>
-      <w:pPr>
-        <w:tabs>
-          <w:tab w:val="num" w:pos="1800"/>
-        </w:tabs>
-        <w:ind w:left="1800" w:hanging="360"/>
-      </w:pPr>
-      <w:rPr>
-        <w:rFonts w:ascii="Symbol" w:hAnsi="Symbol" w:hint="default"/>
-        <w:sz w:val="20"/>
-      </w:rPr>
-    </w:lvl>
-    <w:lvl w:ilvl="2" w:tentative="1">
-      <w:start w:val="1"/>
-      <w:numFmt w:val="bullet"/>
-      <w:lvlText w:val=""/>
-      <w:lvlJc w:val="left"/>
-      <w:pPr>
-        <w:tabs>
-          <w:tab w:val="num" w:pos="2520"/>
-        </w:tabs>
-        <w:ind w:left="2520" w:hanging="360"/>
-      </w:pPr>
-      <w:rPr>
-        <w:rFonts w:ascii="Symbol" w:hAnsi="Symbol" w:hint="default"/>
-        <w:sz w:val="20"/>
-      </w:rPr>
-    </w:lvl>
-    <w:lvl w:ilvl="3" w:tentative="1">
-      <w:start w:val="1"/>
-      <w:numFmt w:val="bullet"/>
-      <w:lvlText w:val=""/>
-      <w:lvlJc w:val="left"/>
-      <w:pPr>
-        <w:tabs>
-          <w:tab w:val="num" w:pos="3240"/>
-        </w:tabs>
-        <w:ind w:left="3240" w:hanging="360"/>
-      </w:pPr>
-      <w:rPr>
-        <w:rFonts w:ascii="Symbol" w:hAnsi="Symbol" w:hint="default"/>
-        <w:sz w:val="20"/>
-      </w:rPr>
-    </w:lvl>
-    <w:lvl w:ilvl="4" w:tentative="1">
-      <w:start w:val="1"/>
-      <w:numFmt w:val="bullet"/>
-      <w:lvlText w:val=""/>
-      <w:lvlJc w:val="left"/>
-      <w:pPr>
-        <w:tabs>
-          <w:tab w:val="num" w:pos="3960"/>
-        </w:tabs>
-        <w:ind w:left="3960" w:hanging="360"/>
-      </w:pPr>
-      <w:rPr>
-        <w:rFonts w:ascii="Symbol" w:hAnsi="Symbol" w:hint="default"/>
-        <w:sz w:val="20"/>
-      </w:rPr>
-    </w:lvl>
-    <w:lvl w:ilvl="5" w:tentative="1">
-      <w:start w:val="1"/>
-      <w:numFmt w:val="bullet"/>
-      <w:lvlText w:val=""/>
-      <w:lvlJc w:val="left"/>
-      <w:pPr>
-        <w:tabs>
-          <w:tab w:val="num" w:pos="4680"/>
-        </w:tabs>
-        <w:ind w:left="4680" w:hanging="360"/>
-      </w:pPr>
-      <w:rPr>
-        <w:rFonts w:ascii="Symbol" w:hAnsi="Symbol" w:hint="default"/>
-        <w:sz w:val="20"/>
-      </w:rPr>
-    </w:lvl>
-    <w:lvl w:ilvl="6" w:tentative="1">
-      <w:start w:val="1"/>
-      <w:numFmt w:val="bullet"/>
-      <w:lvlText w:val=""/>
-      <w:lvlJc w:val="left"/>
-      <w:pPr>
-        <w:tabs>
-          <w:tab w:val="num" w:pos="5400"/>
-        </w:tabs>
-        <w:ind w:left="5400" w:hanging="360"/>
-      </w:pPr>
-      <w:rPr>
-        <w:rFonts w:ascii="Symbol" w:hAnsi="Symbol" w:hint="default"/>
-        <w:sz w:val="20"/>
-      </w:rPr>
-    </w:lvl>
-    <w:lvl w:ilvl="7" w:tentative="1">
-      <w:start w:val="1"/>
-      <w:numFmt w:val="bullet"/>
-      <w:lvlText w:val=""/>
-      <w:lvlJc w:val="left"/>
-      <w:pPr>
-        <w:tabs>
-          <w:tab w:val="num" w:pos="6120"/>
-        </w:tabs>
-        <w:ind w:left="6120" w:hanging="360"/>
-      </w:pPr>
-      <w:rPr>
-        <w:rFonts w:ascii="Symbol" w:hAnsi="Symbol" w:hint="default"/>
-        <w:sz w:val="20"/>
-      </w:rPr>
-    </w:lvl>
-    <w:lvl w:ilvl="8" w:tentative="1">
-      <w:start w:val="1"/>
-      <w:numFmt w:val="bullet"/>
-      <w:lvlText w:val=""/>
-      <w:lvlJc w:val="left"/>
-      <w:pPr>
-        <w:tabs>
-          <w:tab w:val="num" w:pos="6840"/>
-        </w:tabs>
-        <w:ind w:left="6840" w:hanging="360"/>
-      </w:pPr>
-      <w:rPr>
-        <w:rFonts w:ascii="Symbol" w:hAnsi="Symbol" w:hint="default"/>
-        <w:sz w:val="20"/>
-      </w:rPr>
-    </w:lvl>
-  </w:abstractNum>
-  <w:abstractNum w:abstractNumId="45" w15:restartNumberingAfterBreak="0">
-    <w:nsid w:val="794A52DC"/>
-    <w:multiLevelType w:val="multilevel"/>
-    <w:tmpl w:val="FCE68968"/>
-    <w:lvl w:ilvl="0">
-      <w:start w:val="1"/>
-      <w:numFmt w:val="bullet"/>
-      <w:lvlText w:val=""/>
-      <w:lvlJc w:val="left"/>
-      <w:pPr>
-        <w:tabs>
-          <w:tab w:val="num" w:pos="720"/>
-        </w:tabs>
-        <w:ind w:left="720" w:hanging="360"/>
-      </w:pPr>
-      <w:rPr>
-        <w:rFonts w:ascii="Symbol" w:hAnsi="Symbol" w:hint="default"/>
-        <w:sz w:val="20"/>
-      </w:rPr>
-    </w:lvl>
-    <w:lvl w:ilvl="1" w:tentative="1">
-      <w:start w:val="1"/>
-      <w:numFmt w:val="bullet"/>
-      <w:lvlText w:val=""/>
-      <w:lvlJc w:val="left"/>
-      <w:pPr>
-        <w:tabs>
-          <w:tab w:val="num" w:pos="1440"/>
-        </w:tabs>
-        <w:ind w:left="1440" w:hanging="360"/>
-      </w:pPr>
-      <w:rPr>
-        <w:rFonts w:ascii="Symbol" w:hAnsi="Symbol" w:hint="default"/>
-        <w:sz w:val="20"/>
-      </w:rPr>
-    </w:lvl>
-    <w:lvl w:ilvl="2" w:tentative="1">
-      <w:start w:val="1"/>
-      <w:numFmt w:val="bullet"/>
-      <w:lvlText w:val=""/>
-      <w:lvlJc w:val="left"/>
-      <w:pPr>
-        <w:tabs>
-          <w:tab w:val="num" w:pos="2160"/>
-        </w:tabs>
-        <w:ind w:left="2160" w:hanging="360"/>
-      </w:pPr>
-      <w:rPr>
-        <w:rFonts w:ascii="Symbol" w:hAnsi="Symbol" w:hint="default"/>
-        <w:sz w:val="20"/>
-      </w:rPr>
-    </w:lvl>
-    <w:lvl w:ilvl="3" w:tentative="1">
-      <w:start w:val="1"/>
-      <w:numFmt w:val="bullet"/>
-      <w:lvlText w:val=""/>
-      <w:lvlJc w:val="left"/>
-      <w:pPr>
-        <w:tabs>
-          <w:tab w:val="num" w:pos="2880"/>
-        </w:tabs>
-        <w:ind w:left="2880" w:hanging="360"/>
-      </w:pPr>
-      <w:rPr>
-        <w:rFonts w:ascii="Symbol" w:hAnsi="Symbol" w:hint="default"/>
-        <w:sz w:val="20"/>
-      </w:rPr>
-    </w:lvl>
-    <w:lvl w:ilvl="4" w:tentative="1">
-      <w:start w:val="1"/>
-      <w:numFmt w:val="bullet"/>
-      <w:lvlText w:val=""/>
-      <w:lvlJc w:val="left"/>
-      <w:pPr>
-        <w:tabs>
-          <w:tab w:val="num" w:pos="3600"/>
-        </w:tabs>
-        <w:ind w:left="3600" w:hanging="360"/>
-      </w:pPr>
-      <w:rPr>
-        <w:rFonts w:ascii="Symbol" w:hAnsi="Symbol" w:hint="default"/>
-        <w:sz w:val="20"/>
-      </w:rPr>
-    </w:lvl>
-    <w:lvl w:ilvl="5" w:tentative="1">
-      <w:start w:val="1"/>
-      <w:numFmt w:val="bullet"/>
-      <w:lvlText w:val=""/>
-      <w:lvlJc w:val="left"/>
-      <w:pPr>
-        <w:tabs>
-          <w:tab w:val="num" w:pos="4320"/>
-        </w:tabs>
-        <w:ind w:left="4320" w:hanging="360"/>
-      </w:pPr>
-      <w:rPr>
-        <w:rFonts w:ascii="Symbol" w:hAnsi="Symbol" w:hint="default"/>
-        <w:sz w:val="20"/>
-      </w:rPr>
-    </w:lvl>
-    <w:lvl w:ilvl="6" w:tentative="1">
-      <w:start w:val="1"/>
-      <w:numFmt w:val="bullet"/>
-      <w:lvlText w:val=""/>
-      <w:lvlJc w:val="left"/>
-      <w:pPr>
-        <w:tabs>
-          <w:tab w:val="num" w:pos="5040"/>
-        </w:tabs>
-        <w:ind w:left="5040" w:hanging="360"/>
-      </w:pPr>
-      <w:rPr>
-        <w:rFonts w:ascii="Symbol" w:hAnsi="Symbol" w:hint="default"/>
-        <w:sz w:val="20"/>
-      </w:rPr>
-    </w:lvl>
-    <w:lvl w:ilvl="7" w:tentative="1">
-      <w:start w:val="1"/>
-      <w:numFmt w:val="bullet"/>
-      <w:lvlText w:val=""/>
-      <w:lvlJc w:val="left"/>
-      <w:pPr>
-        <w:tabs>
-          <w:tab w:val="num" w:pos="5760"/>
-        </w:tabs>
-        <w:ind w:left="5760" w:hanging="360"/>
-      </w:pPr>
-      <w:rPr>
-        <w:rFonts w:ascii="Symbol" w:hAnsi="Symbol" w:hint="default"/>
-        <w:sz w:val="20"/>
-      </w:rPr>
-    </w:lvl>
-    <w:lvl w:ilvl="8" w:tentative="1">
-      <w:start w:val="1"/>
-      <w:numFmt w:val="bullet"/>
-      <w:lvlText w:val=""/>
-      <w:lvlJc w:val="left"/>
-      <w:pPr>
-        <w:tabs>
-          <w:tab w:val="num" w:pos="6480"/>
-        </w:tabs>
-        <w:ind w:left="6480" w:hanging="360"/>
-      </w:pPr>
-      <w:rPr>
-        <w:rFonts w:ascii="Symbol" w:hAnsi="Symbol" w:hint="default"/>
-        <w:sz w:val="20"/>
-      </w:rPr>
-    </w:lvl>
-  </w:abstractNum>
-  <w:abstractNum w:abstractNumId="46" w15:restartNumberingAfterBreak="0">
-    <w:nsid w:val="7CF92953"/>
-    <w:multiLevelType w:val="multilevel"/>
-    <w:tmpl w:val="0674F740"/>
-    <w:lvl w:ilvl="0">
-      <w:start w:val="1"/>
-      <w:numFmt w:val="bullet"/>
-      <w:lvlText w:val="o"/>
-      <w:lvlJc w:val="left"/>
-      <w:pPr>
-        <w:tabs>
-          <w:tab w:val="num" w:pos="720"/>
-        </w:tabs>
-        <w:ind w:left="720" w:hanging="360"/>
-      </w:pPr>
-      <w:rPr>
-        <w:rFonts w:ascii="Courier New" w:hAnsi="Courier New" w:hint="default"/>
-        <w:sz w:val="20"/>
-      </w:rPr>
-    </w:lvl>
-    <w:lvl w:ilvl="1" w:tentative="1">
-      <w:start w:val="1"/>
-      <w:numFmt w:val="bullet"/>
-      <w:lvlText w:val="o"/>
-      <w:lvlJc w:val="left"/>
-      <w:pPr>
-        <w:tabs>
-          <w:tab w:val="num" w:pos="1440"/>
-        </w:tabs>
-        <w:ind w:left="1440" w:hanging="360"/>
-      </w:pPr>
-      <w:rPr>
-        <w:rFonts w:ascii="Courier New" w:hAnsi="Courier New" w:hint="default"/>
-        <w:sz w:val="20"/>
-      </w:rPr>
-    </w:lvl>
-    <w:lvl w:ilvl="2" w:tentative="1">
-      <w:start w:val="1"/>
-      <w:numFmt w:val="bullet"/>
-      <w:lvlText w:val="o"/>
-      <w:lvlJc w:val="left"/>
-      <w:pPr>
-        <w:tabs>
-          <w:tab w:val="num" w:pos="2160"/>
-        </w:tabs>
-        <w:ind w:left="2160" w:hanging="360"/>
-      </w:pPr>
-      <w:rPr>
-        <w:rFonts w:ascii="Courier New" w:hAnsi="Courier New" w:hint="default"/>
-        <w:sz w:val="20"/>
-      </w:rPr>
-    </w:lvl>
-    <w:lvl w:ilvl="3" w:tentative="1">
-      <w:start w:val="1"/>
-      <w:numFmt w:val="bullet"/>
-      <w:lvlText w:val="o"/>
-      <w:lvlJc w:val="left"/>
-      <w:pPr>
-        <w:tabs>
-          <w:tab w:val="num" w:pos="2880"/>
-        </w:tabs>
-        <w:ind w:left="2880" w:hanging="360"/>
-      </w:pPr>
-      <w:rPr>
-        <w:rFonts w:ascii="Courier New" w:hAnsi="Courier New" w:hint="default"/>
-        <w:sz w:val="20"/>
-      </w:rPr>
-    </w:lvl>
-    <w:lvl w:ilvl="4" w:tentative="1">
-      <w:start w:val="1"/>
-      <w:numFmt w:val="bullet"/>
-      <w:lvlText w:val="o"/>
-      <w:lvlJc w:val="left"/>
-      <w:pPr>
-        <w:tabs>
-          <w:tab w:val="num" w:pos="3600"/>
-        </w:tabs>
-        <w:ind w:left="3600" w:hanging="360"/>
-      </w:pPr>
-      <w:rPr>
-        <w:rFonts w:ascii="Courier New" w:hAnsi="Courier New" w:hint="default"/>
-        <w:sz w:val="20"/>
-      </w:rPr>
-    </w:lvl>
-    <w:lvl w:ilvl="5" w:tentative="1">
-      <w:start w:val="1"/>
-      <w:numFmt w:val="bullet"/>
-      <w:lvlText w:val="o"/>
-      <w:lvlJc w:val="left"/>
-      <w:pPr>
-        <w:tabs>
-          <w:tab w:val="num" w:pos="4320"/>
-        </w:tabs>
-        <w:ind w:left="4320" w:hanging="360"/>
-      </w:pPr>
-      <w:rPr>
-        <w:rFonts w:ascii="Courier New" w:hAnsi="Courier New" w:hint="default"/>
-        <w:sz w:val="20"/>
-      </w:rPr>
-    </w:lvl>
-    <w:lvl w:ilvl="6" w:tentative="1">
-      <w:start w:val="1"/>
-      <w:numFmt w:val="bullet"/>
-      <w:lvlText w:val="o"/>
-      <w:lvlJc w:val="left"/>
-      <w:pPr>
-        <w:tabs>
-          <w:tab w:val="num" w:pos="5040"/>
-        </w:tabs>
-        <w:ind w:left="5040" w:hanging="360"/>
-      </w:pPr>
-      <w:rPr>
-        <w:rFonts w:ascii="Courier New" w:hAnsi="Courier New" w:hint="default"/>
-        <w:sz w:val="20"/>
-      </w:rPr>
-    </w:lvl>
-    <w:lvl w:ilvl="7" w:tentative="1">
-      <w:start w:val="1"/>
-      <w:numFmt w:val="bullet"/>
-      <w:lvlText w:val="o"/>
-      <w:lvlJc w:val="left"/>
-      <w:pPr>
-        <w:tabs>
-          <w:tab w:val="num" w:pos="5760"/>
-        </w:tabs>
-        <w:ind w:left="5760" w:hanging="360"/>
-      </w:pPr>
-      <w:rPr>
-        <w:rFonts w:ascii="Courier New" w:hAnsi="Courier New" w:hint="default"/>
-        <w:sz w:val="20"/>
-      </w:rPr>
-    </w:lvl>
-    <w:lvl w:ilvl="8" w:tentative="1">
-      <w:start w:val="1"/>
-      <w:numFmt w:val="bullet"/>
-      <w:lvlText w:val="o"/>
-      <w:lvlJc w:val="left"/>
-      <w:pPr>
-        <w:tabs>
-          <w:tab w:val="num" w:pos="6480"/>
-        </w:tabs>
-        <w:ind w:left="6480" w:hanging="360"/>
-      </w:pPr>
-      <w:rPr>
-        <w:rFonts w:ascii="Courier New" w:hAnsi="Courier New" w:hint="default"/>
-        <w:sz w:val="20"/>
-      </w:rPr>
-    </w:lvl>
-  </w:abstractNum>
-  <w:abstractNum w:abstractNumId="47" w15:restartNumberingAfterBreak="0">
-    <w:nsid w:val="7FB929C6"/>
-    <w:multiLevelType w:val="multilevel"/>
-    <w:tmpl w:val="9924A908"/>
-    <w:lvl w:ilvl="0">
-      <w:start w:val="1"/>
-      <w:numFmt w:val="bullet"/>
-      <w:lvlText w:val=""/>
-      <w:lvlJc w:val="left"/>
-      <w:pPr>
-        <w:tabs>
-          <w:tab w:val="num" w:pos="720"/>
-        </w:tabs>
-        <w:ind w:left="720" w:hanging="360"/>
-      </w:pPr>
-      <w:rPr>
-        <w:rFonts w:ascii="Symbol" w:hAnsi="Symbol" w:hint="default"/>
-        <w:sz w:val="20"/>
-      </w:rPr>
-    </w:lvl>
-    <w:lvl w:ilvl="1" w:tentative="1">
-      <w:start w:val="1"/>
-      <w:numFmt w:val="bullet"/>
-      <w:lvlText w:val=""/>
-      <w:lvlJc w:val="left"/>
-      <w:pPr>
-        <w:tabs>
-          <w:tab w:val="num" w:pos="1440"/>
-        </w:tabs>
-        <w:ind w:left="1440" w:hanging="360"/>
-      </w:pPr>
-      <w:rPr>
-        <w:rFonts w:ascii="Symbol" w:hAnsi="Symbol" w:hint="default"/>
-        <w:sz w:val="20"/>
-      </w:rPr>
-    </w:lvl>
-    <w:lvl w:ilvl="2" w:tentative="1">
-      <w:start w:val="1"/>
-      <w:numFmt w:val="bullet"/>
-      <w:lvlText w:val=""/>
-      <w:lvlJc w:val="left"/>
-      <w:pPr>
-        <w:tabs>
-          <w:tab w:val="num" w:pos="2160"/>
-        </w:tabs>
-        <w:ind w:left="2160" w:hanging="360"/>
-      </w:pPr>
-      <w:rPr>
-        <w:rFonts w:ascii="Symbol" w:hAnsi="Symbol" w:hint="default"/>
-        <w:sz w:val="20"/>
-      </w:rPr>
-    </w:lvl>
-    <w:lvl w:ilvl="3" w:tentative="1">
-      <w:start w:val="1"/>
-      <w:numFmt w:val="bullet"/>
-      <w:lvlText w:val=""/>
-      <w:lvlJc w:val="left"/>
-      <w:pPr>
-        <w:tabs>
-          <w:tab w:val="num" w:pos="2880"/>
-        </w:tabs>
-        <w:ind w:left="2880" w:hanging="360"/>
-      </w:pPr>
-      <w:rPr>
-        <w:rFonts w:ascii="Symbol" w:hAnsi="Symbol" w:hint="default"/>
-        <w:sz w:val="20"/>
-      </w:rPr>
-    </w:lvl>
-    <w:lvl w:ilvl="4" w:tentative="1">
-      <w:start w:val="1"/>
-      <w:numFmt w:val="bullet"/>
-      <w:lvlText w:val=""/>
-      <w:lvlJc w:val="left"/>
-      <w:pPr>
-        <w:tabs>
-          <w:tab w:val="num" w:pos="3600"/>
-        </w:tabs>
-        <w:ind w:left="3600" w:hanging="360"/>
-      </w:pPr>
-      <w:rPr>
-        <w:rFonts w:ascii="Symbol" w:hAnsi="Symbol" w:hint="default"/>
-        <w:sz w:val="20"/>
-      </w:rPr>
-    </w:lvl>
-    <w:lvl w:ilvl="5" w:tentative="1">
-      <w:start w:val="1"/>
-      <w:numFmt w:val="bullet"/>
-      <w:lvlText w:val=""/>
-      <w:lvlJc w:val="left"/>
-      <w:pPr>
-        <w:tabs>
-          <w:tab w:val="num" w:pos="4320"/>
-        </w:tabs>
-        <w:ind w:left="4320" w:hanging="360"/>
-      </w:pPr>
-      <w:rPr>
-        <w:rFonts w:ascii="Symbol" w:hAnsi="Symbol" w:hint="default"/>
-        <w:sz w:val="20"/>
-      </w:rPr>
-    </w:lvl>
-    <w:lvl w:ilvl="6" w:tentative="1">
-      <w:start w:val="1"/>
-      <w:numFmt w:val="bullet"/>
-      <w:lvlText w:val=""/>
-      <w:lvlJc w:val="left"/>
-      <w:pPr>
-        <w:tabs>
-          <w:tab w:val="num" w:pos="5040"/>
-        </w:tabs>
-        <w:ind w:left="5040" w:hanging="360"/>
-      </w:pPr>
-      <w:rPr>
-        <w:rFonts w:ascii="Symbol" w:hAnsi="Symbol" w:hint="default"/>
-        <w:sz w:val="20"/>
-      </w:rPr>
-    </w:lvl>
-    <w:lvl w:ilvl="7" w:tentative="1">
-      <w:start w:val="1"/>
-      <w:numFmt w:val="bullet"/>
-      <w:lvlText w:val=""/>
-      <w:lvlJc w:val="left"/>
-      <w:pPr>
-        <w:tabs>
-          <w:tab w:val="num" w:pos="5760"/>
-        </w:tabs>
-        <w:ind w:left="5760" w:hanging="360"/>
-      </w:pPr>
-      <w:rPr>
-        <w:rFonts w:ascii="Symbol" w:hAnsi="Symbol" w:hint="default"/>
-        <w:sz w:val="20"/>
-      </w:rPr>
-    </w:lvl>
-    <w:lvl w:ilvl="8" w:tentative="1">
-      <w:start w:val="1"/>
-      <w:numFmt w:val="bullet"/>
-      <w:lvlText w:val=""/>
-      <w:lvlJc w:val="left"/>
-      <w:pPr>
-        <w:tabs>
-          <w:tab w:val="num" w:pos="6480"/>
-        </w:tabs>
-        <w:ind w:left="6480" w:hanging="360"/>
-      </w:pPr>
-      <w:rPr>
-        <w:rFonts w:ascii="Symbol" w:hAnsi="Symbol" w:hint="default"/>
-        <w:sz w:val="20"/>
-      </w:rPr>
-    </w:lvl>
-  </w:abstractNum>
   <w:num w:numId="1" w16cid:durableId="1552377276">
+    <w:abstractNumId w:val="7"/>
+  </w:num>
+  <w:num w:numId="2" w16cid:durableId="1802452733">
+    <w:abstractNumId w:val="13"/>
+  </w:num>
+  <w:num w:numId="3" w16cid:durableId="2044819912">
+    <w:abstractNumId w:val="20"/>
+  </w:num>
+  <w:num w:numId="4" w16cid:durableId="1756169298">
+    <w:abstractNumId w:val="10"/>
+  </w:num>
+  <w:num w:numId="5" w16cid:durableId="1560896699">
     <w:abstractNumId w:val="14"/>
   </w:num>
-  <w:num w:numId="2" w16cid:durableId="1802452733">
-    <w:abstractNumId w:val="28"/>
+  <w:num w:numId="6" w16cid:durableId="431633286">
+    <w:abstractNumId w:val="8"/>
   </w:num>
-  <w:num w:numId="3" w16cid:durableId="1709866346">
-    <w:abstractNumId w:val="30"/>
+  <w:num w:numId="7" w16cid:durableId="1710833542">
+    <w:abstractNumId w:val="11"/>
   </w:num>
-  <w:num w:numId="4" w16cid:durableId="229315862">
-    <w:abstractNumId w:val="39"/>
-    <w:lvlOverride w:ilvl="0">
-      <w:startOverride w:val="1"/>
-    </w:lvlOverride>
+  <w:num w:numId="8" w16cid:durableId="597982899">
+    <w:abstractNumId w:val="19"/>
   </w:num>
-  <w:num w:numId="5" w16cid:durableId="784737603">
-    <w:abstractNumId w:val="44"/>
+  <w:num w:numId="9" w16cid:durableId="491412596">
+    <w:abstractNumId w:val="22"/>
   </w:num>
-  <w:num w:numId="6" w16cid:durableId="1778939672">
+  <w:num w:numId="10" w16cid:durableId="242958563">
+    <w:abstractNumId w:val="5"/>
+  </w:num>
+  <w:num w:numId="11" w16cid:durableId="1098209647">
+    <w:abstractNumId w:val="4"/>
+  </w:num>
+  <w:num w:numId="12" w16cid:durableId="162287442">
+    <w:abstractNumId w:val="15"/>
+  </w:num>
+  <w:num w:numId="13" w16cid:durableId="1539388012">
     <w:abstractNumId w:val="17"/>
-    <w:lvlOverride w:ilvl="0">
-      <w:startOverride w:val="2"/>
-    </w:lvlOverride>
   </w:num>
-  <w:num w:numId="7" w16cid:durableId="1625191400">
-    <w:abstractNumId w:val="17"/>
-    <w:lvlOverride w:ilvl="0"/>
-    <w:lvlOverride w:ilvl="1">
-      <w:startOverride w:val="1"/>
-    </w:lvlOverride>
+  <w:num w:numId="14" w16cid:durableId="1419402718">
+    <w:abstractNumId w:val="6"/>
   </w:num>
-  <w:num w:numId="8" w16cid:durableId="1426880282">
-    <w:abstractNumId w:val="17"/>
-    <w:lvlOverride w:ilvl="0">
-      <w:lvl w:ilvl="0">
-        <w:numFmt w:val="decimal"/>
-        <w:lvlText w:val=""/>
-        <w:lvlJc w:val="left"/>
-      </w:lvl>
-    </w:lvlOverride>
-    <w:lvlOverride w:ilvl="1">
-      <w:lvl w:ilvl="1">
-        <w:numFmt w:val="bullet"/>
-        <w:lvlText w:val=""/>
-        <w:lvlJc w:val="left"/>
-        <w:pPr>
-          <w:tabs>
-            <w:tab w:val="num" w:pos="1440"/>
-          </w:tabs>
-          <w:ind w:left="1440" w:hanging="360"/>
-        </w:pPr>
-        <w:rPr>
-          <w:rFonts w:ascii="Symbol" w:hAnsi="Symbol" w:hint="default"/>
-          <w:sz w:val="20"/>
-        </w:rPr>
-      </w:lvl>
-    </w:lvlOverride>
+  <w:num w:numId="15" w16cid:durableId="1466238655">
+    <w:abstractNumId w:val="2"/>
   </w:num>
-  <w:num w:numId="9" w16cid:durableId="935989081">
-    <w:abstractNumId w:val="26"/>
+  <w:num w:numId="16" w16cid:durableId="893351823">
+    <w:abstractNumId w:val="1"/>
   </w:num>
-  <w:num w:numId="10" w16cid:durableId="271129035">
-    <w:abstractNumId w:val="4"/>
-    <w:lvlOverride w:ilvl="0">
-      <w:startOverride w:val="3"/>
-    </w:lvlOverride>
+  <w:num w:numId="17" w16cid:durableId="1587228500">
+    <w:abstractNumId w:val="9"/>
   </w:num>
-  <w:num w:numId="11" w16cid:durableId="1481533981">
+  <w:num w:numId="18" w16cid:durableId="1690640742">
+    <w:abstractNumId w:val="0"/>
+  </w:num>
+  <w:num w:numId="19" w16cid:durableId="227499889">
     <w:abstractNumId w:val="21"/>
   </w:num>
-  <w:num w:numId="12" w16cid:durableId="539708750">
-    <w:abstractNumId w:val="13"/>
-  </w:num>
-  <w:num w:numId="13" w16cid:durableId="1018654977">
-    <w:abstractNumId w:val="29"/>
-  </w:num>
-  <w:num w:numId="14" w16cid:durableId="1330524124">
-    <w:abstractNumId w:val="43"/>
-  </w:num>
-  <w:num w:numId="15" w16cid:durableId="983049911">
-    <w:abstractNumId w:val="25"/>
-  </w:num>
-  <w:num w:numId="16" w16cid:durableId="827791855">
-    <w:abstractNumId w:val="37"/>
-    <w:lvlOverride w:ilvl="0">
-      <w:startOverride w:val="1"/>
-    </w:lvlOverride>
-  </w:num>
-  <w:num w:numId="17" w16cid:durableId="402918887">
+  <w:num w:numId="20" w16cid:durableId="931473701">
     <w:abstractNumId w:val="16"/>
   </w:num>
-  <w:num w:numId="18" w16cid:durableId="1102067277">
-    <w:abstractNumId w:val="0"/>
+  <w:num w:numId="21" w16cid:durableId="1529827847">
+    <w:abstractNumId w:val="3"/>
   </w:num>
-  <w:num w:numId="19" w16cid:durableId="1370685924">
-    <w:abstractNumId w:val="9"/>
-  </w:num>
-  <w:num w:numId="20" w16cid:durableId="1534348064">
-    <w:abstractNumId w:val="22"/>
-  </w:num>
-  <w:num w:numId="21" w16cid:durableId="1138302641">
-    <w:abstractNumId w:val="36"/>
-  </w:num>
-  <w:num w:numId="22" w16cid:durableId="230426000">
-    <w:abstractNumId w:val="41"/>
-  </w:num>
-  <w:num w:numId="23" w16cid:durableId="2044819912">
-    <w:abstractNumId w:val="45"/>
-  </w:num>
-  <w:num w:numId="24" w16cid:durableId="1756169298">
-    <w:abstractNumId w:val="19"/>
-  </w:num>
-  <w:num w:numId="25" w16cid:durableId="1950745069">
-    <w:abstractNumId w:val="24"/>
-  </w:num>
-  <w:num w:numId="26" w16cid:durableId="1560896699">
-    <w:abstractNumId w:val="31"/>
-  </w:num>
-  <w:num w:numId="27" w16cid:durableId="431633286">
-    <w:abstractNumId w:val="15"/>
-  </w:num>
-  <w:num w:numId="28" w16cid:durableId="1981421045">
-    <w:abstractNumId w:val="42"/>
-  </w:num>
-  <w:num w:numId="29" w16cid:durableId="950236339">
-    <w:abstractNumId w:val="11"/>
-  </w:num>
-  <w:num w:numId="30" w16cid:durableId="1031491517">
-    <w:abstractNumId w:val="23"/>
-  </w:num>
-  <w:num w:numId="31" w16cid:durableId="1710833542">
-    <w:abstractNumId w:val="20"/>
-  </w:num>
-  <w:num w:numId="32" w16cid:durableId="597982899">
-    <w:abstractNumId w:val="40"/>
-  </w:num>
-  <w:num w:numId="33" w16cid:durableId="491412596">
-    <w:abstractNumId w:val="47"/>
-  </w:num>
-  <w:num w:numId="34" w16cid:durableId="242958563">
-    <w:abstractNumId w:val="10"/>
-  </w:num>
-  <w:num w:numId="35" w16cid:durableId="1098209647">
-    <w:abstractNumId w:val="8"/>
-  </w:num>
-  <w:num w:numId="36" w16cid:durableId="162287442">
-    <w:abstractNumId w:val="32"/>
-  </w:num>
-  <w:num w:numId="37" w16cid:durableId="1539388012">
-    <w:abstractNumId w:val="34"/>
-  </w:num>
-  <w:num w:numId="38" w16cid:durableId="1419402718">
+  <w:num w:numId="22" w16cid:durableId="554001502">
     <w:abstractNumId w:val="12"/>
   </w:num>
-  <w:num w:numId="39" w16cid:durableId="1466238655">
-    <w:abstractNumId w:val="3"/>
-  </w:num>
-  <w:num w:numId="40" w16cid:durableId="893351823">
-    <w:abstractNumId w:val="2"/>
-  </w:num>
-  <w:num w:numId="41" w16cid:durableId="901595001">
-    <w:abstractNumId w:val="7"/>
-  </w:num>
-  <w:num w:numId="42" w16cid:durableId="661934060">
-    <w:abstractNumId w:val="6"/>
-  </w:num>
-  <w:num w:numId="43" w16cid:durableId="1587228500">
+  <w:num w:numId="23" w16cid:durableId="1446074483">
     <w:abstractNumId w:val="18"/>
   </w:num>
-  <w:num w:numId="44" w16cid:durableId="1690640742">
-    <w:abstractNumId w:val="1"/>
-  </w:num>
-  <w:num w:numId="45" w16cid:durableId="227499889">
-    <w:abstractNumId w:val="46"/>
-  </w:num>
-  <w:num w:numId="46" w16cid:durableId="931473701">
-    <w:abstractNumId w:val="33"/>
-  </w:num>
-  <w:num w:numId="47" w16cid:durableId="1529827847">
-    <w:abstractNumId w:val="5"/>
-  </w:num>
-  <w:num w:numId="48" w16cid:durableId="554001502">
-    <w:abstractNumId w:val="27"/>
-  </w:num>
-  <w:num w:numId="49" w16cid:durableId="479688300">
-    <w:abstractNumId w:val="35"/>
-  </w:num>
-  <w:num w:numId="50" w16cid:durableId="1446074483">
-    <w:abstractNumId w:val="38"/>
-  </w:num>
-  <w:numIdMacAtCleanup w:val="17"/>
+  <w:numIdMacAtCleanup w:val="23"/>
 </w:numbering>
 </file>
 
@@ -21704,6 +18823,7 @@
   <w:style w:type="character" w:default="1" w:styleId="DefaultParagraphFont">
     <w:name w:val="Default Paragraph Font"/>
     <w:uiPriority w:val="1"/>
+    <w:semiHidden/>
     <w:unhideWhenUsed/>
   </w:style>
   <w:style w:type="table" w:default="1" w:styleId="TableNormal">
@@ -22166,6 +19286,18 @@
 </a:theme>
 </file>
 
+<file path=customXml/item1.xml><?xml version="1.0" encoding="utf-8"?>
+<b:Sources xmlns:b="http://schemas.openxmlformats.org/officeDocument/2006/bibliography" xmlns="http://schemas.openxmlformats.org/officeDocument/2006/bibliography" SelectedStyle="\APASixthEditionOfficeOnline.xsl" StyleName="APA" Version="6"/>
+</file>
+
+<file path=customXml/itemProps1.xml><?xml version="1.0" encoding="utf-8"?>
+<ds:datastoreItem xmlns:ds="http://schemas.openxmlformats.org/officeDocument/2006/customXml" ds:itemID="{24D0D4B5-AC75-426B-9144-3CAAE04FF930}">
+  <ds:schemaRefs>
+    <ds:schemaRef ds:uri="http://schemas.openxmlformats.org/officeDocument/2006/bibliography"/>
+  </ds:schemaRefs>
+</ds:datastoreItem>
+</file>
+
 <file path=docMetadata/LabelInfo.xml><?xml version="1.0" encoding="utf-8"?>
 <clbl:labelList xmlns:clbl="http://schemas.microsoft.com/office/2020/mipLabelMetadata">
   <clbl:label id="{6f6b1f18-f556-4b39-a158-6b6d47ff40df}" enabled="1" method="Standard" siteId="{f5d3bd9c-a8c2-4efc-9493-ddf2d4b42f17}" contentBits="0" removed="0"/>
